--- a/docs/EDGE_CASE_STUDIES.docx
+++ b/docs/EDGE_CASE_STUDIES.docx
@@ -184,16 +184,18 @@
         <w:tblLook w:firstColumn="1" w:firstRow="1" w:lastColumn="0" w:lastRow="0" w:noHBand="0" w:noVBand="1" w:val="04A0"/>
       </w:tblPr>
       <w:tblGrid>
-        <w:gridCol w:w="1728"/>
-        <w:gridCol w:w="1728"/>
-        <w:gridCol w:w="1728"/>
-        <w:gridCol w:w="1728"/>
-        <w:gridCol w:w="1728"/>
+        <w:gridCol w:w="1234"/>
+        <w:gridCol w:w="1234"/>
+        <w:gridCol w:w="1234"/>
+        <w:gridCol w:w="1234"/>
+        <w:gridCol w:w="1234"/>
+        <w:gridCol w:w="1234"/>
+        <w:gridCol w:w="1234"/>
       </w:tblGrid>
       <w:tr>
         <w:tc>
           <w:tcPr>
-            <w:tcW w:type="dxa" w:w="1728"/>
+            <w:tcW w:type="dxa" w:w="1234"/>
           </w:tcPr>
           <w:p>
             <w:r>
@@ -206,7 +208,7 @@
         </w:tc>
         <w:tc>
           <w:tcPr>
-            <w:tcW w:type="dxa" w:w="1728"/>
+            <w:tcW w:type="dxa" w:w="1234"/>
           </w:tcPr>
           <w:p>
             <w:r>
@@ -219,7 +221,7 @@
         </w:tc>
         <w:tc>
           <w:tcPr>
-            <w:tcW w:type="dxa" w:w="1728"/>
+            <w:tcW w:type="dxa" w:w="1234"/>
           </w:tcPr>
           <w:p>
             <w:r>
@@ -232,7 +234,7 @@
         </w:tc>
         <w:tc>
           <w:tcPr>
-            <w:tcW w:type="dxa" w:w="1728"/>
+            <w:tcW w:type="dxa" w:w="1234"/>
           </w:tcPr>
           <w:p>
             <w:r>
@@ -245,7 +247,7 @@
         </w:tc>
         <w:tc>
           <w:tcPr>
-            <w:tcW w:type="dxa" w:w="1728"/>
+            <w:tcW w:type="dxa" w:w="1234"/>
           </w:tcPr>
           <w:p>
             <w:r>
@@ -256,11 +258,23 @@
             </w:r>
           </w:p>
         </w:tc>
+        <w:tc>
+          <w:tcPr>
+            <w:tcW w:type="dxa" w:w="1234"/>
+          </w:tcPr>
+          <w:p/>
+        </w:tc>
+        <w:tc>
+          <w:tcPr>
+            <w:tcW w:type="dxa" w:w="1234"/>
+          </w:tcPr>
+          <w:p/>
+        </w:tc>
       </w:tr>
       <w:tr>
         <w:tc>
           <w:tcPr>
-            <w:tcW w:type="dxa" w:w="1728"/>
+            <w:tcW w:type="dxa" w:w="1234"/>
           </w:tcPr>
           <w:p>
             <w:r>
@@ -273,7 +287,7 @@
         </w:tc>
         <w:tc>
           <w:tcPr>
-            <w:tcW w:type="dxa" w:w="1728"/>
+            <w:tcW w:type="dxa" w:w="1234"/>
           </w:tcPr>
           <w:p>
             <w:r>
@@ -286,7 +300,7 @@
         </w:tc>
         <w:tc>
           <w:tcPr>
-            <w:tcW w:type="dxa" w:w="1728"/>
+            <w:tcW w:type="dxa" w:w="1234"/>
           </w:tcPr>
           <w:p>
             <w:r>
@@ -299,7 +313,7 @@
         </w:tc>
         <w:tc>
           <w:tcPr>
-            <w:tcW w:type="dxa" w:w="1728"/>
+            <w:tcW w:type="dxa" w:w="1234"/>
           </w:tcPr>
           <w:p>
             <w:r>
@@ -324,7 +338,7 @@
         </w:tc>
         <w:tc>
           <w:tcPr>
-            <w:tcW w:type="dxa" w:w="1728"/>
+            <w:tcW w:type="dxa" w:w="1234"/>
           </w:tcPr>
           <w:p>
             <w:r>
@@ -347,11 +361,23 @@
             </w:r>
           </w:p>
         </w:tc>
+        <w:tc>
+          <w:tcPr>
+            <w:tcW w:type="dxa" w:w="1234"/>
+          </w:tcPr>
+          <w:p/>
+        </w:tc>
+        <w:tc>
+          <w:tcPr>
+            <w:tcW w:type="dxa" w:w="1234"/>
+          </w:tcPr>
+          <w:p/>
+        </w:tc>
       </w:tr>
       <w:tr>
         <w:tc>
           <w:tcPr>
-            <w:tcW w:type="dxa" w:w="1728"/>
+            <w:tcW w:type="dxa" w:w="1234"/>
           </w:tcPr>
           <w:p>
             <w:r>
@@ -364,7 +390,7 @@
         </w:tc>
         <w:tc>
           <w:tcPr>
-            <w:tcW w:type="dxa" w:w="1728"/>
+            <w:tcW w:type="dxa" w:w="1234"/>
           </w:tcPr>
           <w:p>
             <w:r>
@@ -377,7 +403,7 @@
         </w:tc>
         <w:tc>
           <w:tcPr>
-            <w:tcW w:type="dxa" w:w="1728"/>
+            <w:tcW w:type="dxa" w:w="1234"/>
           </w:tcPr>
           <w:p>
             <w:r>
@@ -390,7 +416,7 @@
         </w:tc>
         <w:tc>
           <w:tcPr>
-            <w:tcW w:type="dxa" w:w="1728"/>
+            <w:tcW w:type="dxa" w:w="1234"/>
           </w:tcPr>
           <w:p>
             <w:r>
@@ -403,7 +429,7 @@
         </w:tc>
         <w:tc>
           <w:tcPr>
-            <w:tcW w:type="dxa" w:w="1728"/>
+            <w:tcW w:type="dxa" w:w="1234"/>
           </w:tcPr>
           <w:p>
             <w:r>
@@ -426,11 +452,23 @@
             </w:r>
           </w:p>
         </w:tc>
+        <w:tc>
+          <w:tcPr>
+            <w:tcW w:type="dxa" w:w="1234"/>
+          </w:tcPr>
+          <w:p/>
+        </w:tc>
+        <w:tc>
+          <w:tcPr>
+            <w:tcW w:type="dxa" w:w="1234"/>
+          </w:tcPr>
+          <w:p/>
+        </w:tc>
       </w:tr>
       <w:tr>
         <w:tc>
           <w:tcPr>
-            <w:tcW w:type="dxa" w:w="1728"/>
+            <w:tcW w:type="dxa" w:w="1234"/>
           </w:tcPr>
           <w:p>
             <w:r>
@@ -443,7 +481,7 @@
         </w:tc>
         <w:tc>
           <w:tcPr>
-            <w:tcW w:type="dxa" w:w="1728"/>
+            <w:tcW w:type="dxa" w:w="1234"/>
           </w:tcPr>
           <w:p>
             <w:r>
@@ -456,7 +494,7 @@
         </w:tc>
         <w:tc>
           <w:tcPr>
-            <w:tcW w:type="dxa" w:w="1728"/>
+            <w:tcW w:type="dxa" w:w="1234"/>
           </w:tcPr>
           <w:p>
             <w:r>
@@ -469,7 +507,7 @@
         </w:tc>
         <w:tc>
           <w:tcPr>
-            <w:tcW w:type="dxa" w:w="1728"/>
+            <w:tcW w:type="dxa" w:w="1234"/>
           </w:tcPr>
           <w:p>
             <w:r>
@@ -482,7 +520,7 @@
         </w:tc>
         <w:tc>
           <w:tcPr>
-            <w:tcW w:type="dxa" w:w="1728"/>
+            <w:tcW w:type="dxa" w:w="1234"/>
           </w:tcPr>
           <w:p>
             <w:r>
@@ -493,11 +531,23 @@
             </w:r>
           </w:p>
         </w:tc>
+        <w:tc>
+          <w:tcPr>
+            <w:tcW w:type="dxa" w:w="1234"/>
+          </w:tcPr>
+          <w:p/>
+        </w:tc>
+        <w:tc>
+          <w:tcPr>
+            <w:tcW w:type="dxa" w:w="1234"/>
+          </w:tcPr>
+          <w:p/>
+        </w:tc>
       </w:tr>
       <w:tr>
         <w:tc>
           <w:tcPr>
-            <w:tcW w:type="dxa" w:w="1728"/>
+            <w:tcW w:type="dxa" w:w="1234"/>
           </w:tcPr>
           <w:p>
             <w:r>
@@ -510,7 +560,7 @@
         </w:tc>
         <w:tc>
           <w:tcPr>
-            <w:tcW w:type="dxa" w:w="1728"/>
+            <w:tcW w:type="dxa" w:w="1234"/>
           </w:tcPr>
           <w:p>
             <w:r>
@@ -523,7 +573,7 @@
         </w:tc>
         <w:tc>
           <w:tcPr>
-            <w:tcW w:type="dxa" w:w="1728"/>
+            <w:tcW w:type="dxa" w:w="1234"/>
           </w:tcPr>
           <w:p>
             <w:r>
@@ -536,7 +586,7 @@
         </w:tc>
         <w:tc>
           <w:tcPr>
-            <w:tcW w:type="dxa" w:w="1728"/>
+            <w:tcW w:type="dxa" w:w="1234"/>
           </w:tcPr>
           <w:p>
             <w:r>
@@ -549,7 +599,7 @@
         </w:tc>
         <w:tc>
           <w:tcPr>
-            <w:tcW w:type="dxa" w:w="1728"/>
+            <w:tcW w:type="dxa" w:w="1234"/>
           </w:tcPr>
           <w:p>
             <w:r>
@@ -560,11 +610,23 @@
             </w:r>
           </w:p>
         </w:tc>
+        <w:tc>
+          <w:tcPr>
+            <w:tcW w:type="dxa" w:w="1234"/>
+          </w:tcPr>
+          <w:p/>
+        </w:tc>
+        <w:tc>
+          <w:tcPr>
+            <w:tcW w:type="dxa" w:w="1234"/>
+          </w:tcPr>
+          <w:p/>
+        </w:tc>
       </w:tr>
       <w:tr>
         <w:tc>
           <w:tcPr>
-            <w:tcW w:type="dxa" w:w="1728"/>
+            <w:tcW w:type="dxa" w:w="1234"/>
           </w:tcPr>
           <w:p>
             <w:r>
@@ -577,7 +639,7 @@
         </w:tc>
         <w:tc>
           <w:tcPr>
-            <w:tcW w:type="dxa" w:w="1728"/>
+            <w:tcW w:type="dxa" w:w="1234"/>
           </w:tcPr>
           <w:p>
             <w:r>
@@ -590,7 +652,7 @@
         </w:tc>
         <w:tc>
           <w:tcPr>
-            <w:tcW w:type="dxa" w:w="1728"/>
+            <w:tcW w:type="dxa" w:w="1234"/>
           </w:tcPr>
           <w:p>
             <w:r>
@@ -603,7 +665,7 @@
         </w:tc>
         <w:tc>
           <w:tcPr>
-            <w:tcW w:type="dxa" w:w="1728"/>
+            <w:tcW w:type="dxa" w:w="1234"/>
           </w:tcPr>
           <w:p>
             <w:r>
@@ -616,7 +678,7 @@
         </w:tc>
         <w:tc>
           <w:tcPr>
-            <w:tcW w:type="dxa" w:w="1728"/>
+            <w:tcW w:type="dxa" w:w="1234"/>
           </w:tcPr>
           <w:p>
             <w:r>
@@ -627,11 +689,23 @@
             </w:r>
           </w:p>
         </w:tc>
+        <w:tc>
+          <w:tcPr>
+            <w:tcW w:type="dxa" w:w="1234"/>
+          </w:tcPr>
+          <w:p/>
+        </w:tc>
+        <w:tc>
+          <w:tcPr>
+            <w:tcW w:type="dxa" w:w="1234"/>
+          </w:tcPr>
+          <w:p/>
+        </w:tc>
       </w:tr>
       <w:tr>
         <w:tc>
           <w:tcPr>
-            <w:tcW w:type="dxa" w:w="1728"/>
+            <w:tcW w:type="dxa" w:w="1234"/>
           </w:tcPr>
           <w:p>
             <w:r>
@@ -644,7 +718,7 @@
         </w:tc>
         <w:tc>
           <w:tcPr>
-            <w:tcW w:type="dxa" w:w="1728"/>
+            <w:tcW w:type="dxa" w:w="1234"/>
           </w:tcPr>
           <w:p>
             <w:r>
@@ -657,7 +731,7 @@
         </w:tc>
         <w:tc>
           <w:tcPr>
-            <w:tcW w:type="dxa" w:w="1728"/>
+            <w:tcW w:type="dxa" w:w="1234"/>
           </w:tcPr>
           <w:p>
             <w:r>
@@ -670,7 +744,7 @@
         </w:tc>
         <w:tc>
           <w:tcPr>
-            <w:tcW w:type="dxa" w:w="1728"/>
+            <w:tcW w:type="dxa" w:w="1234"/>
           </w:tcPr>
           <w:p>
             <w:r>
@@ -683,7 +757,7 @@
         </w:tc>
         <w:tc>
           <w:tcPr>
-            <w:tcW w:type="dxa" w:w="1728"/>
+            <w:tcW w:type="dxa" w:w="1234"/>
           </w:tcPr>
           <w:p>
             <w:r>
@@ -694,11 +768,23 @@
             </w:r>
           </w:p>
         </w:tc>
+        <w:tc>
+          <w:tcPr>
+            <w:tcW w:type="dxa" w:w="1234"/>
+          </w:tcPr>
+          <w:p/>
+        </w:tc>
+        <w:tc>
+          <w:tcPr>
+            <w:tcW w:type="dxa" w:w="1234"/>
+          </w:tcPr>
+          <w:p/>
+        </w:tc>
       </w:tr>
       <w:tr>
         <w:tc>
           <w:tcPr>
-            <w:tcW w:type="dxa" w:w="1728"/>
+            <w:tcW w:type="dxa" w:w="1234"/>
           </w:tcPr>
           <w:p>
             <w:r>
@@ -711,7 +797,7 @@
         </w:tc>
         <w:tc>
           <w:tcPr>
-            <w:tcW w:type="dxa" w:w="1728"/>
+            <w:tcW w:type="dxa" w:w="1234"/>
           </w:tcPr>
           <w:p>
             <w:r>
@@ -724,7 +810,7 @@
         </w:tc>
         <w:tc>
           <w:tcPr>
-            <w:tcW w:type="dxa" w:w="1728"/>
+            <w:tcW w:type="dxa" w:w="1234"/>
           </w:tcPr>
           <w:p>
             <w:r>
@@ -737,7 +823,7 @@
         </w:tc>
         <w:tc>
           <w:tcPr>
-            <w:tcW w:type="dxa" w:w="1728"/>
+            <w:tcW w:type="dxa" w:w="1234"/>
           </w:tcPr>
           <w:p>
             <w:r>
@@ -750,7 +836,7 @@
         </w:tc>
         <w:tc>
           <w:tcPr>
-            <w:tcW w:type="dxa" w:w="1728"/>
+            <w:tcW w:type="dxa" w:w="1234"/>
           </w:tcPr>
           <w:p>
             <w:r>
@@ -761,11 +847,23 @@
             </w:r>
           </w:p>
         </w:tc>
+        <w:tc>
+          <w:tcPr>
+            <w:tcW w:type="dxa" w:w="1234"/>
+          </w:tcPr>
+          <w:p/>
+        </w:tc>
+        <w:tc>
+          <w:tcPr>
+            <w:tcW w:type="dxa" w:w="1234"/>
+          </w:tcPr>
+          <w:p/>
+        </w:tc>
       </w:tr>
       <w:tr>
         <w:tc>
           <w:tcPr>
-            <w:tcW w:type="dxa" w:w="1728"/>
+            <w:tcW w:type="dxa" w:w="1234"/>
           </w:tcPr>
           <w:p>
             <w:r>
@@ -778,7 +876,7 @@
         </w:tc>
         <w:tc>
           <w:tcPr>
-            <w:tcW w:type="dxa" w:w="1728"/>
+            <w:tcW w:type="dxa" w:w="1234"/>
           </w:tcPr>
           <w:p>
             <w:r>
@@ -791,7 +889,7 @@
         </w:tc>
         <w:tc>
           <w:tcPr>
-            <w:tcW w:type="dxa" w:w="1728"/>
+            <w:tcW w:type="dxa" w:w="1234"/>
           </w:tcPr>
           <w:p>
             <w:r>
@@ -804,7 +902,7 @@
         </w:tc>
         <w:tc>
           <w:tcPr>
-            <w:tcW w:type="dxa" w:w="1728"/>
+            <w:tcW w:type="dxa" w:w="1234"/>
           </w:tcPr>
           <w:p>
             <w:r>
@@ -817,7 +915,7 @@
         </w:tc>
         <w:tc>
           <w:tcPr>
-            <w:tcW w:type="dxa" w:w="1728"/>
+            <w:tcW w:type="dxa" w:w="1234"/>
           </w:tcPr>
           <w:p>
             <w:r>
@@ -828,11 +926,23 @@
             </w:r>
           </w:p>
         </w:tc>
+        <w:tc>
+          <w:tcPr>
+            <w:tcW w:type="dxa" w:w="1234"/>
+          </w:tcPr>
+          <w:p/>
+        </w:tc>
+        <w:tc>
+          <w:tcPr>
+            <w:tcW w:type="dxa" w:w="1234"/>
+          </w:tcPr>
+          <w:p/>
+        </w:tc>
       </w:tr>
       <w:tr>
         <w:tc>
           <w:tcPr>
-            <w:tcW w:type="dxa" w:w="1728"/>
+            <w:tcW w:type="dxa" w:w="1234"/>
           </w:tcPr>
           <w:p>
             <w:r>
@@ -845,7 +955,7 @@
         </w:tc>
         <w:tc>
           <w:tcPr>
-            <w:tcW w:type="dxa" w:w="1728"/>
+            <w:tcW w:type="dxa" w:w="1234"/>
           </w:tcPr>
           <w:p>
             <w:r>
@@ -858,7 +968,7 @@
         </w:tc>
         <w:tc>
           <w:tcPr>
-            <w:tcW w:type="dxa" w:w="1728"/>
+            <w:tcW w:type="dxa" w:w="1234"/>
           </w:tcPr>
           <w:p>
             <w:r>
@@ -871,7 +981,7 @@
         </w:tc>
         <w:tc>
           <w:tcPr>
-            <w:tcW w:type="dxa" w:w="1728"/>
+            <w:tcW w:type="dxa" w:w="1234"/>
           </w:tcPr>
           <w:p>
             <w:r>
@@ -884,7 +994,7 @@
         </w:tc>
         <w:tc>
           <w:tcPr>
-            <w:tcW w:type="dxa" w:w="1728"/>
+            <w:tcW w:type="dxa" w:w="1234"/>
           </w:tcPr>
           <w:p>
             <w:r>
@@ -895,11 +1005,23 @@
             </w:r>
           </w:p>
         </w:tc>
+        <w:tc>
+          <w:tcPr>
+            <w:tcW w:type="dxa" w:w="1234"/>
+          </w:tcPr>
+          <w:p/>
+        </w:tc>
+        <w:tc>
+          <w:tcPr>
+            <w:tcW w:type="dxa" w:w="1234"/>
+          </w:tcPr>
+          <w:p/>
+        </w:tc>
       </w:tr>
       <w:tr>
         <w:tc>
           <w:tcPr>
-            <w:tcW w:type="dxa" w:w="1728"/>
+            <w:tcW w:type="dxa" w:w="1234"/>
           </w:tcPr>
           <w:p>
             <w:r>
@@ -912,7 +1034,7 @@
         </w:tc>
         <w:tc>
           <w:tcPr>
-            <w:tcW w:type="dxa" w:w="1728"/>
+            <w:tcW w:type="dxa" w:w="1234"/>
           </w:tcPr>
           <w:p>
             <w:r>
@@ -925,7 +1047,7 @@
         </w:tc>
         <w:tc>
           <w:tcPr>
-            <w:tcW w:type="dxa" w:w="1728"/>
+            <w:tcW w:type="dxa" w:w="1234"/>
           </w:tcPr>
           <w:p>
             <w:r>
@@ -938,7 +1060,7 @@
         </w:tc>
         <w:tc>
           <w:tcPr>
-            <w:tcW w:type="dxa" w:w="1728"/>
+            <w:tcW w:type="dxa" w:w="1234"/>
           </w:tcPr>
           <w:p>
             <w:r>
@@ -957,7 +1079,7 @@
         </w:tc>
         <w:tc>
           <w:tcPr>
-            <w:tcW w:type="dxa" w:w="1728"/>
+            <w:tcW w:type="dxa" w:w="1234"/>
           </w:tcPr>
           <w:p>
             <w:r>
@@ -968,11 +1090,23 @@
             </w:r>
           </w:p>
         </w:tc>
+        <w:tc>
+          <w:tcPr>
+            <w:tcW w:type="dxa" w:w="1234"/>
+          </w:tcPr>
+          <w:p/>
+        </w:tc>
+        <w:tc>
+          <w:tcPr>
+            <w:tcW w:type="dxa" w:w="1234"/>
+          </w:tcPr>
+          <w:p/>
+        </w:tc>
       </w:tr>
       <w:tr>
         <w:tc>
           <w:tcPr>
-            <w:tcW w:type="dxa" w:w="1728"/>
+            <w:tcW w:type="dxa" w:w="1234"/>
           </w:tcPr>
           <w:p>
             <w:r>
@@ -985,7 +1119,7 @@
         </w:tc>
         <w:tc>
           <w:tcPr>
-            <w:tcW w:type="dxa" w:w="1728"/>
+            <w:tcW w:type="dxa" w:w="1234"/>
           </w:tcPr>
           <w:p>
             <w:r>
@@ -998,7 +1132,7 @@
         </w:tc>
         <w:tc>
           <w:tcPr>
-            <w:tcW w:type="dxa" w:w="1728"/>
+            <w:tcW w:type="dxa" w:w="1234"/>
           </w:tcPr>
           <w:p>
             <w:r>
@@ -1011,7 +1145,7 @@
         </w:tc>
         <w:tc>
           <w:tcPr>
-            <w:tcW w:type="dxa" w:w="1728"/>
+            <w:tcW w:type="dxa" w:w="1234"/>
           </w:tcPr>
           <w:p>
             <w:r>
@@ -1024,7 +1158,7 @@
         </w:tc>
         <w:tc>
           <w:tcPr>
-            <w:tcW w:type="dxa" w:w="1728"/>
+            <w:tcW w:type="dxa" w:w="1234"/>
           </w:tcPr>
           <w:p>
             <w:r>
@@ -1035,11 +1169,23 @@
             </w:r>
           </w:p>
         </w:tc>
+        <w:tc>
+          <w:tcPr>
+            <w:tcW w:type="dxa" w:w="1234"/>
+          </w:tcPr>
+          <w:p/>
+        </w:tc>
+        <w:tc>
+          <w:tcPr>
+            <w:tcW w:type="dxa" w:w="1234"/>
+          </w:tcPr>
+          <w:p/>
+        </w:tc>
       </w:tr>
       <w:tr>
         <w:tc>
           <w:tcPr>
-            <w:tcW w:type="dxa" w:w="1728"/>
+            <w:tcW w:type="dxa" w:w="1234"/>
           </w:tcPr>
           <w:p>
             <w:r>
@@ -1052,7 +1198,7 @@
         </w:tc>
         <w:tc>
           <w:tcPr>
-            <w:tcW w:type="dxa" w:w="1728"/>
+            <w:tcW w:type="dxa" w:w="1234"/>
           </w:tcPr>
           <w:p>
             <w:r>
@@ -1065,7 +1211,7 @@
         </w:tc>
         <w:tc>
           <w:tcPr>
-            <w:tcW w:type="dxa" w:w="1728"/>
+            <w:tcW w:type="dxa" w:w="1234"/>
           </w:tcPr>
           <w:p>
             <w:r>
@@ -1078,7 +1224,7 @@
         </w:tc>
         <w:tc>
           <w:tcPr>
-            <w:tcW w:type="dxa" w:w="1728"/>
+            <w:tcW w:type="dxa" w:w="1234"/>
           </w:tcPr>
           <w:p>
             <w:r>
@@ -1091,7 +1237,7 @@
         </w:tc>
         <w:tc>
           <w:tcPr>
-            <w:tcW w:type="dxa" w:w="1728"/>
+            <w:tcW w:type="dxa" w:w="1234"/>
           </w:tcPr>
           <w:p>
             <w:r>
@@ -1102,11 +1248,23 @@
             </w:r>
           </w:p>
         </w:tc>
+        <w:tc>
+          <w:tcPr>
+            <w:tcW w:type="dxa" w:w="1234"/>
+          </w:tcPr>
+          <w:p/>
+        </w:tc>
+        <w:tc>
+          <w:tcPr>
+            <w:tcW w:type="dxa" w:w="1234"/>
+          </w:tcPr>
+          <w:p/>
+        </w:tc>
       </w:tr>
       <w:tr>
         <w:tc>
           <w:tcPr>
-            <w:tcW w:type="dxa" w:w="1728"/>
+            <w:tcW w:type="dxa" w:w="1234"/>
           </w:tcPr>
           <w:p>
             <w:r>
@@ -1119,7 +1277,7 @@
         </w:tc>
         <w:tc>
           <w:tcPr>
-            <w:tcW w:type="dxa" w:w="1728"/>
+            <w:tcW w:type="dxa" w:w="1234"/>
           </w:tcPr>
           <w:p>
             <w:r>
@@ -1132,7 +1290,7 @@
         </w:tc>
         <w:tc>
           <w:tcPr>
-            <w:tcW w:type="dxa" w:w="1728"/>
+            <w:tcW w:type="dxa" w:w="1234"/>
           </w:tcPr>
           <w:p>
             <w:r>
@@ -1145,7 +1303,7 @@
         </w:tc>
         <w:tc>
           <w:tcPr>
-            <w:tcW w:type="dxa" w:w="1728"/>
+            <w:tcW w:type="dxa" w:w="1234"/>
           </w:tcPr>
           <w:p>
             <w:r>
@@ -1158,7 +1316,7 @@
         </w:tc>
         <w:tc>
           <w:tcPr>
-            <w:tcW w:type="dxa" w:w="1728"/>
+            <w:tcW w:type="dxa" w:w="1234"/>
           </w:tcPr>
           <w:p>
             <w:r>
@@ -1169,6 +1327,293 @@
             </w:r>
           </w:p>
         </w:tc>
+        <w:tc>
+          <w:tcPr>
+            <w:tcW w:type="dxa" w:w="1234"/>
+          </w:tcPr>
+          <w:p/>
+        </w:tc>
+        <w:tc>
+          <w:tcPr>
+            <w:tcW w:type="dxa" w:w="1234"/>
+          </w:tcPr>
+          <w:p/>
+        </w:tc>
+      </w:tr>
+      <w:tr>
+        <w:tc>
+          <w:tcPr>
+            <w:tcW w:type="dxa" w:w="1234"/>
+          </w:tcPr>
+          <w:p>
+            <w:r>
+              <w:rPr>
+                <w:b w:val="0"/>
+              </w:rPr>
+              <w:t>14</w:t>
+            </w:r>
+          </w:p>
+        </w:tc>
+        <w:tc>
+          <w:tcPr>
+            <w:tcW w:type="dxa" w:w="1234"/>
+          </w:tcPr>
+          <w:p>
+            <w:r>
+              <w:rPr>
+                <w:b/>
+              </w:rPr>
+              <w:t>PEAD</w:t>
+            </w:r>
+            <w:r>
+              <w:rPr>
+                <w:b w:val="0"/>
+              </w:rPr>
+              <w:t xml:space="preserve"> (post-earnings drift, L/S)</w:t>
+            </w:r>
+          </w:p>
+        </w:tc>
+        <w:tc>
+          <w:tcPr>
+            <w:tcW w:type="dxa" w:w="1234"/>
+          </w:tcPr>
+          <w:p>
+            <w:r>
+              <w:rPr>
+                <w:b w:val="0"/>
+              </w:rPr>
+              <w:t>Market-neutral event</w:t>
+            </w:r>
+          </w:p>
+        </w:tc>
+        <w:tc>
+          <w:tcPr>
+            <w:tcW w:type="dxa" w:w="1234"/>
+          </w:tcPr>
+          <w:p>
+            <w:r>
+              <w:rPr>
+                <w:b w:val="0"/>
+              </w:rPr>
+              <w:t>Dollar-neutral Sharpe 0.66–0.82; short leg carries it</w:t>
+            </w:r>
+          </w:p>
+        </w:tc>
+        <w:tc>
+          <w:tcPr>
+            <w:tcW w:type="dxa" w:w="1234"/>
+          </w:tcPr>
+          <w:p>
+            <w:r>
+              <w:rPr>
+                <w:b w:val="0"/>
+              </w:rPr>
+              <w:t xml:space="preserve">🟡 </w:t>
+            </w:r>
+            <w:r>
+              <w:rPr>
+                <w:b/>
+              </w:rPr>
+              <w:t>Encouraging, unvalidated</w:t>
+            </w:r>
+            <w:r>
+              <w:rPr>
+                <w:b w:val="0"/>
+              </w:rPr>
+              <w:t xml:space="preserve"> (~1yr)</w:t>
+            </w:r>
+          </w:p>
+        </w:tc>
+        <w:tc>
+          <w:tcPr>
+            <w:tcW w:type="dxa" w:w="1234"/>
+          </w:tcPr>
+          <w:p/>
+        </w:tc>
+        <w:tc>
+          <w:tcPr>
+            <w:tcW w:type="dxa" w:w="1234"/>
+          </w:tcPr>
+          <w:p/>
+        </w:tc>
+      </w:tr>
+      <w:tr>
+        <w:tc>
+          <w:tcPr>
+            <w:tcW w:type="dxa" w:w="1234"/>
+          </w:tcPr>
+          <w:p>
+            <w:r>
+              <w:rPr>
+                <w:b w:val="0"/>
+              </w:rPr>
+              <w:t>15</w:t>
+            </w:r>
+          </w:p>
+        </w:tc>
+        <w:tc>
+          <w:tcPr>
+            <w:tcW w:type="dxa" w:w="1234"/>
+          </w:tcPr>
+          <w:p>
+            <w:r>
+              <w:rPr>
+                <w:b w:val="0"/>
+              </w:rPr>
+              <w:t>Seasonality (turn-of-month, pre-FOMC)</w:t>
+            </w:r>
+          </w:p>
+        </w:tc>
+        <w:tc>
+          <w:tcPr>
+            <w:tcW w:type="dxa" w:w="1234"/>
+          </w:tcPr>
+          <w:p>
+            <w:r>
+              <w:rPr>
+                <w:b w:val="0"/>
+              </w:rPr>
+              <w:t>Event-clock overlay</w:t>
+            </w:r>
+          </w:p>
+        </w:tc>
+        <w:tc>
+          <w:tcPr>
+            <w:tcW w:type="dxa" w:w="1234"/>
+          </w:tcPr>
+          <w:p>
+            <w:r>
+              <w:rPr>
+                <w:b w:val="0"/>
+              </w:rPr>
+              <w:t>Standalone Sharpe 0.24–0.34, exposure 3–34%</w:t>
+            </w:r>
+          </w:p>
+        </w:tc>
+        <w:tc>
+          <w:tcPr>
+            <w:tcW w:type="dxa" w:w="1234"/>
+          </w:tcPr>
+          <w:p>
+            <w:r>
+              <w:rPr>
+                <w:b w:val="0"/>
+              </w:rPr>
+              <w:t>⚠️ Weak alone; ✅ uncorrelated leg</w:t>
+            </w:r>
+          </w:p>
+        </w:tc>
+        <w:tc>
+          <w:tcPr>
+            <w:tcW w:type="dxa" w:w="1234"/>
+          </w:tcPr>
+          <w:p/>
+        </w:tc>
+        <w:tc>
+          <w:tcPr>
+            <w:tcW w:type="dxa" w:w="1234"/>
+          </w:tcPr>
+          <w:p/>
+        </w:tc>
+      </w:tr>
+      <w:tr>
+        <w:tc>
+          <w:tcPr>
+            <w:tcW w:type="dxa" w:w="1234"/>
+          </w:tcPr>
+          <w:p>
+            <w:r>
+              <w:rPr>
+                <w:b w:val="0"/>
+              </w:rPr>
+              <w:t>16</w:t>
+            </w:r>
+          </w:p>
+        </w:tc>
+        <w:tc>
+          <w:tcPr>
+            <w:tcW w:type="dxa" w:w="1234"/>
+          </w:tcPr>
+          <w:p>
+            <w:r>
+              <w:rPr>
+                <w:b/>
+              </w:rPr>
+              <w:t>Portfolio combination</w:t>
+            </w:r>
+            <w:r>
+              <w:rPr>
+                <w:b w:val="0"/>
+              </w:rPr>
+              <w:t xml:space="preserve"> (inverse-vol blend)</w:t>
+            </w:r>
+          </w:p>
+        </w:tc>
+        <w:tc>
+          <w:tcPr>
+            <w:tcW w:type="dxa" w:w="1234"/>
+          </w:tcPr>
+          <w:p>
+            <w:r>
+              <w:rPr>
+                <w:b w:val="0"/>
+              </w:rPr>
+              <w:t>Allocation</w:t>
+            </w:r>
+          </w:p>
+        </w:tc>
+        <w:tc>
+          <w:tcPr>
+            <w:tcW w:type="dxa" w:w="1234"/>
+          </w:tcPr>
+          <w:p>
+            <w:r>
+              <w:rPr>
+                <w:b w:val="0"/>
+              </w:rPr>
+              <w:t>5 legs avg \</w:t>
+            </w:r>
+          </w:p>
+        </w:tc>
+        <w:tc>
+          <w:tcPr>
+            <w:tcW w:type="dxa" w:w="1234"/>
+          </w:tcPr>
+          <w:p>
+            <w:r>
+              <w:rPr>
+                <w:b w:val="0"/>
+              </w:rPr>
+              <w:t>corr\</w:t>
+            </w:r>
+          </w:p>
+        </w:tc>
+        <w:tc>
+          <w:tcPr>
+            <w:tcW w:type="dxa" w:w="1234"/>
+          </w:tcPr>
+          <w:p>
+            <w:r>
+              <w:rPr>
+                <w:b w:val="0"/>
+              </w:rPr>
+              <w:t>0.05; combined ~0.87 ≈ null</w:t>
+            </w:r>
+          </w:p>
+        </w:tc>
+        <w:tc>
+          <w:tcPr>
+            <w:tcW w:type="dxa" w:w="1234"/>
+          </w:tcPr>
+          <w:p>
+            <w:r>
+              <w:rPr>
+                <w:b w:val="0"/>
+              </w:rPr>
+              <w:t>⚙️ Method works; edge-supply-limited</w:t>
+            </w:r>
+          </w:p>
+        </w:tc>
       </w:tr>
     </w:tbl>
     <w:p/>
@@ -2914,6 +3359,703 @@
         <w:pStyle w:val="Heading2"/>
       </w:pPr>
       <w:r>
+        <w:t>Case 14 — PEAD (post-earnings-announcement drift) 🟡 (encouraging, unvalidated)</w:t>
+      </w:r>
+    </w:p>
+    <w:p>
+      <w:pPr>
+        <w:pStyle w:val="ListBullet"/>
+      </w:pPr>
+      <w:r>
+        <w:rPr>
+          <w:b/>
+        </w:rPr>
+        <w:t>Hypothesis.</w:t>
+      </w:r>
+      <w:r>
+        <w:rPr>
+          <w:b w:val="0"/>
+        </w:rPr>
+        <w:t xml:space="preserve"> A stock that beats consensus keeps drifting up for weeks (and misses drift</w:t>
+      </w:r>
+    </w:p>
+    <w:p>
+      <w:r>
+        <w:rPr>
+          <w:b w:val="0"/>
+        </w:rPr>
+        <w:t xml:space="preserve">  down). Long high-surprise / short low-surprise, dollar-neutral — event-driven and</w:t>
+      </w:r>
+    </w:p>
+    <w:p>
+      <w:r>
+        <w:rPr>
+          <w:b w:val="0"/>
+        </w:rPr>
+        <w:t xml:space="preserve">  cross-sectional, so genuinely *diversifying* from price-mean-reversion pairs.</w:t>
+      </w:r>
+    </w:p>
+    <w:p>
+      <w:pPr>
+        <w:pStyle w:val="ListBullet"/>
+      </w:pPr>
+      <w:r>
+        <w:rPr>
+          <w:b/>
+        </w:rPr>
+        <w:t>Method.</w:t>
+      </w:r>
+      <w:r>
+        <w:rPr>
+          <w:b w:val="0"/>
+        </w:rPr>
+        <w:t xml:space="preserve"> Earnings surprise from the free Nasdaq endpoint (no key, ~4 quarters/ticker);</w:t>
+      </w:r>
+    </w:p>
+    <w:p>
+      <w:r>
+        <w:rPr>
+          <w:b w:val="0"/>
+        </w:rPr>
+        <w:t xml:space="preserve">  long if surprise &gt; +thr, short if &lt; −thr, hold 30 trading days from the day after the</w:t>
+      </w:r>
+    </w:p>
+    <w:p>
+      <w:r>
+        <w:rPr>
+          <w:b w:val="0"/>
+        </w:rPr>
+        <w:t xml:space="preserve">  report. Long, short, and dollar-neutral legs judged </w:t>
+      </w:r>
+      <w:r>
+        <w:rPr>
+          <w:b/>
+        </w:rPr>
+        <w:t>separately</w:t>
+      </w:r>
+      <w:r>
+        <w:rPr>
+          <w:b w:val="0"/>
+        </w:rPr>
+        <w:t>. 167 symbols, 665 events.</w:t>
+      </w:r>
+    </w:p>
+    <w:p>
+      <w:pPr>
+        <w:pStyle w:val="ListBullet"/>
+      </w:pPr>
+      <w:r>
+        <w:rPr>
+          <w:b/>
+        </w:rPr>
+        <w:t>Result.</w:t>
+      </w:r>
+      <w:r>
+        <w:rPr>
+          <w:b w:val="0"/>
+        </w:rPr>
+        <w:t xml:space="preserve"> Dollar-neutral Sharpe </w:t>
+      </w:r>
+      <w:r>
+        <w:rPr>
+          <w:b/>
+        </w:rPr>
+        <w:t>0.66</w:t>
+      </w:r>
+      <w:r>
+        <w:rPr>
+          <w:b w:val="0"/>
+        </w:rPr>
+        <w:t xml:space="preserve"> (and </w:t>
+      </w:r>
+      <w:r>
+        <w:rPr>
+          <w:b/>
+        </w:rPr>
+        <w:t>0.82</w:t>
+      </w:r>
+      <w:r>
+        <w:rPr>
+          <w:b w:val="0"/>
+        </w:rPr>
+        <w:t xml:space="preserve"> at a stricter ±3% threshold),</w:t>
+      </w:r>
+    </w:p>
+    <w:p>
+      <w:r>
+        <w:rPr>
+          <w:b w:val="0"/>
+        </w:rPr>
+        <w:t xml:space="preserve">  −8% maxDD. The </w:t>
+      </w:r>
+      <w:r>
+        <w:rPr>
+          <w:b/>
+        </w:rPr>
+        <w:t>short leg carries it (0.50) vs the long leg (0.32)</w:t>
+      </w:r>
+      <w:r>
+        <w:rPr>
+          <w:b w:val="0"/>
+        </w:rPr>
+        <w:t xml:space="preserve"> — exactly as theory</w:t>
+      </w:r>
+    </w:p>
+    <w:p>
+      <w:r>
+        <w:rPr>
+          <w:b w:val="0"/>
+        </w:rPr>
+        <w:t xml:space="preserve">  predicts (the long leg is mostly beta; neutral alpha lives in the short).</w:t>
+      </w:r>
+    </w:p>
+    <w:p>
+      <w:pPr>
+        <w:pStyle w:val="ListBullet"/>
+      </w:pPr>
+      <w:r>
+        <w:rPr>
+          <w:b/>
+        </w:rPr>
+        <w:t>Verdict.</w:t>
+      </w:r>
+      <w:r>
+        <w:rPr>
+          <w:b w:val="0"/>
+        </w:rPr>
+        <w:t xml:space="preserve"> 🟡 </w:t>
+      </w:r>
+      <w:r>
+        <w:rPr>
+          <w:b/>
+        </w:rPr>
+        <w:t>The first new candidate that didn't immediately die — but NOT validated.</w:t>
+      </w:r>
+    </w:p>
+    <w:p>
+      <w:r>
+        <w:rPr>
+          <w:b w:val="0"/>
+        </w:rPr>
+        <w:t xml:space="preserve">  The honest caveat is decisive: in-sample Sharpe is </w:t>
+      </w:r>
+      <w:r>
+        <w:rPr>
+          <w:b/>
+        </w:rPr>
+        <w:t>0.00</w:t>
+      </w:r>
+      <w:r>
+        <w:rPr>
+          <w:b w:val="0"/>
+        </w:rPr>
+        <w:t xml:space="preserve"> across all configs because the</w:t>
+      </w:r>
+    </w:p>
+    <w:p>
+      <w:r>
+        <w:rPr>
+          <w:b w:val="0"/>
+        </w:rPr>
+        <w:t xml:space="preserve">  free data only covers ~1 year, so positions only populate the back half — the "OOS 1.21" is</w:t>
+      </w:r>
+    </w:p>
+    <w:p>
+      <w:r>
+        <w:rPr>
+          <w:b w:val="0"/>
+        </w:rPr>
+        <w:t xml:space="preserve">  *not* a clean walk-forward, just the active window. Single regime, weak power, paper-shorting</w:t>
+      </w:r>
+    </w:p>
+    <w:p>
+      <w:r>
+        <w:rPr>
+          <w:b w:val="0"/>
+        </w:rPr>
+        <w:t xml:space="preserve">  realism unmodeled. </w:t>
+      </w:r>
+      <w:r>
+        <w:rPr>
+          <w:b/>
+        </w:rPr>
+        <w:t>To judge it properly needs multi-year history (a free Finnhub key).</w:t>
+      </w:r>
+    </w:p>
+    <w:p>
+      <w:pPr>
+        <w:pStyle w:val="ListBullet"/>
+      </w:pPr>
+      <w:r>
+        <w:rPr>
+          <w:b/>
+        </w:rPr>
+        <w:t>Next step.</w:t>
+      </w:r>
+      <w:r>
+        <w:rPr>
+          <w:b w:val="0"/>
+        </w:rPr>
+        <w:t xml:space="preserve"> Add `FINNHUB_API_KEY`, pull 5+ years, re-run with a real walk-forward + DSR.</w:t>
+      </w:r>
+    </w:p>
+    <w:p>
+      <w:pPr>
+        <w:pStyle w:val="Heading2"/>
+      </w:pPr>
+      <w:r>
+        <w:t>Case 15 — Calendar seasonality (turn-of-month, pre-FOMC) ⚠️/✅</w:t>
+      </w:r>
+    </w:p>
+    <w:p>
+      <w:pPr>
+        <w:pStyle w:val="ListBullet"/>
+      </w:pPr>
+      <w:r>
+        <w:rPr>
+          <w:b/>
+        </w:rPr>
+        <w:t>Hypothesis.</w:t>
+      </w:r>
+      <w:r>
+        <w:rPr>
+          <w:b w:val="0"/>
+        </w:rPr>
+        <w:t xml:space="preserve"> Long an index ETF only around month-end flows (turn-of-month) or the ~24h</w:t>
+      </w:r>
+    </w:p>
+    <w:p>
+      <w:r>
+        <w:rPr>
+          <w:b w:val="0"/>
+        </w:rPr>
+        <w:t xml:space="preserve">  before scheduled FOMC announcements (Lucca-Moench drift); flat otherwise.</w:t>
+      </w:r>
+    </w:p>
+    <w:p>
+      <w:pPr>
+        <w:pStyle w:val="ListBullet"/>
+      </w:pPr>
+      <w:r>
+        <w:rPr>
+          <w:b/>
+        </w:rPr>
+        <w:t>Result</w:t>
+      </w:r>
+      <w:r>
+        <w:rPr>
+          <w:b w:val="0"/>
+        </w:rPr>
+        <w:t xml:space="preserve"> (SPY/QQQ, ~2021-2026): standalone Sharpe 0.24–0.34 (turn-of-month, 34% exposure)</w:t>
+      </w:r>
+    </w:p>
+    <w:p>
+      <w:r>
+        <w:rPr>
+          <w:b w:val="0"/>
+        </w:rPr>
+        <w:t xml:space="preserve">  and 0.24–0.60 (pre-FOMC, 3% exposure) — below buy-and-hold's 0.80+ on absolute return, and</w:t>
+      </w:r>
+    </w:p>
+    <w:p>
+      <w:r>
+        <w:rPr>
+          <w:b w:val="0"/>
+        </w:rPr>
+        <w:t xml:space="preserve">  OOS-negative standalone (our window can't test the documented pre-2011 vs post-2011 decay).</w:t>
+      </w:r>
+    </w:p>
+    <w:p>
+      <w:pPr>
+        <w:pStyle w:val="ListBullet"/>
+      </w:pPr>
+      <w:r>
+        <w:rPr>
+          <w:b/>
+        </w:rPr>
+        <w:t>Verdict.</w:t>
+      </w:r>
+      <w:r>
+        <w:rPr>
+          <w:b w:val="0"/>
+        </w:rPr>
+        <w:t xml:space="preserve"> ⚠️ </w:t>
+      </w:r>
+      <w:r>
+        <w:rPr>
+          <w:b/>
+        </w:rPr>
+        <w:t>Weak as a standalone strategy</w:t>
+      </w:r>
+      <w:r>
+        <w:rPr>
+          <w:b w:val="0"/>
+        </w:rPr>
+        <w:t xml:space="preserve"> (cash-parked most days) **but ✅ valuable as</w:t>
+      </w:r>
+    </w:p>
+    <w:p>
+      <w:r>
+        <w:rPr>
+          <w:b w:val="0"/>
+        </w:rPr>
+        <w:t xml:space="preserve">  an uncorrelated leg** — its PnL is on an *event clock*, so it correlates ~0 with every</w:t>
+      </w:r>
+    </w:p>
+    <w:p>
+      <w:r>
+        <w:rPr>
+          <w:b w:val="0"/>
+        </w:rPr>
+        <w:t xml:space="preserve">  price-driven strategy (see Case 16). That structural ρ≈0 is its entire value.</w:t>
+      </w:r>
+    </w:p>
+    <w:p>
+      <w:pPr>
+        <w:pStyle w:val="Heading2"/>
+      </w:pPr>
+      <w:r>
+        <w:t>Case 16 — Portfolio combination (inverse-vol + half-Kelly blend) ⚙️</w:t>
+      </w:r>
+    </w:p>
+    <w:p>
+      <w:pPr>
+        <w:pStyle w:val="ListBullet"/>
+      </w:pPr>
+      <w:r>
+        <w:rPr>
+          <w:b/>
+        </w:rPr>
+        <w:t>The math.</w:t>
+      </w:r>
+      <w:r>
+        <w:rPr>
+          <w:b w:val="0"/>
+        </w:rPr>
+        <w:t xml:space="preserve"> Combining k equal-risk legs of Sharpe S, avg correlation ρ, gives</w:t>
+      </w:r>
+    </w:p>
+    <w:p>
+      <w:r>
+        <w:rPr>
+          <w:b w:val="0"/>
+        </w:rPr>
+        <w:t xml:space="preserve">  `S·√k / √(1+(k−1)ρ)`. Four uncorrelated 0.5-legs → 1.0; at ρ=0.3 → only 0.69. **Correlation</w:t>
+      </w:r>
+    </w:p>
+    <w:p>
+      <w:r>
+        <w:rPr>
+          <w:b w:val="0"/>
+        </w:rPr>
+        <w:t xml:space="preserve">  is destiny** — stacking correlated betas buys nothing (which is why momentum/reversal/TSMOM/</w:t>
+      </w:r>
+    </w:p>
+    <w:p>
+      <w:r>
+        <w:rPr>
+          <w:b w:val="0"/>
+        </w:rPr>
+        <w:t xml:space="preserve">  PCA stacking did nothing: they were secretly the same beta).</w:t>
+      </w:r>
+    </w:p>
+    <w:p>
+      <w:pPr>
+        <w:pStyle w:val="ListBullet"/>
+      </w:pPr>
+      <w:r>
+        <w:rPr>
+          <w:b/>
+        </w:rPr>
+        <w:t>Method.</w:t>
+      </w:r>
+      <w:r>
+        <w:rPr>
+          <w:b w:val="0"/>
+        </w:rPr>
+        <w:t xml:space="preserve"> A real combiner (`backtest/combine.py`): measures the cross-leg correlation</w:t>
+      </w:r>
+    </w:p>
+    <w:p>
+      <w:r>
+        <w:rPr>
+          <w:b w:val="0"/>
+        </w:rPr>
+        <w:t xml:space="preserve">  matrix, blends by inverse-vol + a half-Kelly leverage cap (de Prado's robust default at low</w:t>
+      </w:r>
+    </w:p>
+    <w:p>
+      <w:r>
+        <w:rPr>
+          <w:b w:val="0"/>
+        </w:rPr>
+        <w:t xml:space="preserve">  N), reports combined Sharpe vs the equal-weight null, and translates Sharpe → expected</w:t>
+      </w:r>
+    </w:p>
+    <w:p>
+      <w:r>
+        <w:rPr>
+          <w:b w:val="0"/>
+        </w:rPr>
+        <w:t xml:space="preserve">  daily/annual return. Tested on 5 *real* legs: pairs basket (MN), rsi-mr (beta), cross-</w:t>
+      </w:r>
+    </w:p>
+    <w:p>
+      <w:r>
+        <w:rPr>
+          <w:b w:val="0"/>
+        </w:rPr>
+        <w:t xml:space="preserve">  sectional (MN), turn-of-month, pre-FOMC.</w:t>
+      </w:r>
+    </w:p>
+    <w:p>
+      <w:pPr>
+        <w:pStyle w:val="ListBullet"/>
+      </w:pPr>
+      <w:r>
+        <w:rPr>
+          <w:b/>
+        </w:rPr>
+        <w:t>Result.</w:t>
+      </w:r>
+      <w:r>
+        <w:rPr>
+          <w:b w:val="0"/>
+        </w:rPr>
+        <w:t xml:space="preserve"> The legs are genuinely uncorrelated (avg |off-diagonal corr| </w:t>
+      </w:r>
+      <w:r>
+        <w:rPr>
+          <w:b/>
+        </w:rPr>
+        <w:t>0.05</w:t>
+      </w:r>
+      <w:r>
+        <w:rPr>
+          <w:b w:val="0"/>
+        </w:rPr>
+        <w:t>), and the</w:t>
+      </w:r>
+    </w:p>
+    <w:p>
+      <w:r>
+        <w:rPr>
+          <w:b w:val="0"/>
+        </w:rPr>
+        <w:t xml:space="preserve">  inverse-vol blend beats/ties the equal-weight null (~</w:t>
+      </w:r>
+      <w:r>
+        <w:rPr>
+          <w:b/>
+        </w:rPr>
+        <w:t>0.87</w:t>
+      </w:r>
+      <w:r>
+        <w:rPr>
+          <w:b w:val="0"/>
+        </w:rPr>
+        <w:t>). BUT the combined Sharpe sits</w:t>
+      </w:r>
+    </w:p>
+    <w:p>
+      <w:r>
+        <w:rPr>
+          <w:b w:val="0"/>
+        </w:rPr>
+        <w:t xml:space="preserve">  *below* the best single leg, because four of five legs are weak (0.0–0.4): **combining one</w:t>
+      </w:r>
+    </w:p>
+    <w:p>
+      <w:r>
+        <w:rPr>
+          <w:b w:val="0"/>
+        </w:rPr>
+        <w:t xml:space="preserve">  good leg with weak diversifiers dilutes, it doesn't lift.** The diversification formula only</w:t>
+      </w:r>
+    </w:p>
+    <w:p>
+      <w:r>
+        <w:rPr>
+          <w:b w:val="0"/>
+        </w:rPr>
+        <w:t xml:space="preserve">  delivers when you have *several genuinely-good* uncorrelated edges — which we don't.</w:t>
+      </w:r>
+    </w:p>
+    <w:p>
+      <w:pPr>
+        <w:pStyle w:val="ListBullet"/>
+      </w:pPr>
+      <w:r>
+        <w:rPr>
+          <w:b/>
+        </w:rPr>
+        <w:t>Honest ROI translation.</w:t>
+      </w:r>
+      <w:r>
+        <w:rPr>
+          <w:b w:val="0"/>
+        </w:rPr>
+        <w:t xml:space="preserve"> At the achieved combined Sharpe (~0.87) and an 8% vol target:</w:t>
+      </w:r>
+    </w:p>
+    <w:p>
+      <w:r>
+        <w:rPr>
+          <w:b w:val="0"/>
+        </w:rPr>
+        <w:t xml:space="preserve">  ~5–9% / year ≈ </w:t>
+      </w:r>
+      <w:r>
+        <w:rPr>
+          <w:b/>
+        </w:rPr>
+        <w:t>~2 bps/day expected, under ~40 bps/day of noise (noise ≈ 18× the edge).</w:t>
+      </w:r>
+    </w:p>
+    <w:p>
+      <w:r>
+        <w:rPr>
+          <w:b w:val="0"/>
+        </w:rPr>
+        <w:t xml:space="preserve">  The edge is *invisible* day-to-day. </w:t>
+      </w:r>
+      <w:r>
+        <w:rPr>
+          <w:b/>
+        </w:rPr>
+        <w:t>"X% per day" targets are noise-mining</w:t>
+      </w:r>
+      <w:r>
+        <w:rPr>
+          <w:b w:val="0"/>
+        </w:rPr>
+        <w:t xml:space="preserve"> — the right</w:t>
+      </w:r>
+    </w:p>
+    <w:p>
+      <w:r>
+        <w:rPr>
+          <w:b w:val="0"/>
+        </w:rPr>
+        <w:t xml:space="preserve">  scoreboard is combined OOS Sharpe (deflated for trial count via DSR) and max drawdown.</w:t>
+      </w:r>
+    </w:p>
+    <w:p>
+      <w:pPr>
+        <w:pStyle w:val="ListBullet"/>
+      </w:pPr>
+      <w:r>
+        <w:rPr>
+          <w:b/>
+        </w:rPr>
+        <w:t>Verdict.</w:t>
+      </w:r>
+      <w:r>
+        <w:rPr>
+          <w:b w:val="0"/>
+        </w:rPr>
+        <w:t xml:space="preserve"> ⚙️ </w:t>
+      </w:r>
+      <w:r>
+        <w:rPr>
+          <w:b/>
+        </w:rPr>
+        <w:t>The method is real and is the single biggest lever</w:t>
+      </w:r>
+      <w:r>
+        <w:rPr>
+          <w:b w:val="0"/>
+        </w:rPr>
+        <w:t xml:space="preserve"> — but its output is</w:t>
+      </w:r>
+    </w:p>
+    <w:p>
+      <w:r>
+        <w:rPr>
+          <w:b w:val="0"/>
+        </w:rPr>
+        <w:t xml:space="preserve">  capped by the *supply of good uncorrelated edges*. The bottleneck is finding more real</w:t>
+      </w:r>
+    </w:p>
+    <w:p>
+      <w:r>
+        <w:rPr>
+          <w:b w:val="0"/>
+        </w:rPr>
+        <w:t xml:space="preserve">  edges (e.g. validating PEAD), not the allocator.</w:t>
+      </w:r>
+    </w:p>
+    <w:p>
+      <w:pPr>
+        <w:pStyle w:val="Heading2"/>
+      </w:pPr>
+      <w:r>
+        <w:t>Methodology upgrade — Deflated Sharpe Ratio</w:t>
+      </w:r>
+    </w:p>
+    <w:p>
+      <w:r>
+        <w:rPr>
+          <w:b w:val="0"/>
+        </w:rPr>
+        <w:t>Given how many strategies this project has tried (~34 in the registry + the dozen edge</w:t>
+      </w:r>
+    </w:p>
+    <w:p>
+      <w:r>
+        <w:rPr>
+          <w:b w:val="0"/>
+        </w:rPr>
+        <w:t>families here), naive p-values overstate significance. The harness now includes the</w:t>
+      </w:r>
+    </w:p>
+    <w:p>
+      <w:r>
+        <w:rPr>
+          <w:b/>
+        </w:rPr>
+        <w:t>Probabilistic</w:t>
+      </w:r>
+      <w:r>
+        <w:rPr>
+          <w:b w:val="0"/>
+        </w:rPr>
+        <w:t xml:space="preserve"> and </w:t>
+      </w:r>
+      <w:r>
+        <w:rPr>
+          <w:b/>
+        </w:rPr>
+        <w:t>Deflated Sharpe Ratio</w:t>
+      </w:r>
+      <w:r>
+        <w:rPr>
+          <w:b w:val="0"/>
+        </w:rPr>
+        <w:t xml:space="preserve"> (Bailey &amp; López de Prado): the DSR tests a</w:t>
+      </w:r>
+    </w:p>
+    <w:p>
+      <w:r>
+        <w:rPr>
+          <w:b w:val="0"/>
+        </w:rPr>
+        <w:t>Sharpe against the *expected maximum* Sharpe over the number of trials, so it accounts for</w:t>
+      </w:r>
+    </w:p>
+    <w:p>
+      <w:r>
+        <w:rPr>
+          <w:b w:val="0"/>
+        </w:rPr>
+        <w:t>selection bias. Use DSR &gt; 0.95 — not a raw p&lt;0.05 — as the real significance bar going forward.</w:t>
+      </w:r>
+    </w:p>
+    <w:p>
+      <w:pPr>
+        <w:pStyle w:val="Heading2"/>
+      </w:pPr>
+      <w:r>
         <w:t>What we learned</w:t>
       </w:r>
     </w:p>
@@ -3063,17 +4205,20 @@
       </w:r>
     </w:p>
     <w:p>
+      <w:pPr>
+        <w:pStyle w:val="ListNumber"/>
+      </w:pPr>
       <w:r>
         <w:rPr>
           <w:b/>
         </w:rPr>
-        <w:t>Bottom line:</w:t>
+        <w:t>Combining is the biggest lever, but it's edge-supply-limited.</w:t>
       </w:r>
       <w:r>
         <w:rPr>
           <w:b w:val="0"/>
         </w:rPr>
-        <w:t xml:space="preserve"> after equities (all families), crypto (daily + hourly), market-making, two</w:t>
+        <w:t xml:space="preserve"> The diversification-of-</w:t>
       </w:r>
     </w:p>
     <w:p>
@@ -3081,21 +4226,15 @@
         <w:rPr>
           <w:b w:val="0"/>
         </w:rPr>
-        <w:t>sizing/factor generalizations, a CTA edge, an alt-data probe, and a funding signal — the</w:t>
+        <w:t xml:space="preserve">   Sharpe math is real and our combiner works (legs uncorrelated at ρ≈0.05, beats the equal-</w:t>
       </w:r>
     </w:p>
     <w:p>
       <w:r>
         <w:rPr>
-          <w:b/>
-        </w:rPr>
-        <w:t>84-symbol cointegrated-pairs market-neutral basket (OOS Sharpe ~0.5)</w:t>
-      </w:r>
-      <w:r>
-        <w:rPr>
           <w:b w:val="0"/>
         </w:rPr>
-        <w:t xml:space="preserve"> remains the only</w:t>
+        <w:t xml:space="preserve">   weight null) — but you can't manufacture a high combined Sharpe from one good leg plus weak</w:t>
       </w:r>
     </w:p>
     <w:p>
@@ -3103,7 +4242,118 @@
         <w:rPr>
           <w:b w:val="0"/>
         </w:rPr>
-        <w:t>edge that has survived honest, out-of-sample testing.</w:t>
+        <w:t xml:space="preserve">   diversifiers. The constraint is the *supply of genuinely-good uncorrelated edges*.</w:t>
+      </w:r>
+    </w:p>
+    <w:p>
+      <w:pPr>
+        <w:pStyle w:val="ListNumber"/>
+      </w:pPr>
+      <w:r>
+        <w:rPr>
+          <w:b/>
+        </w:rPr>
+        <w:t>Daily-ROI is the wrong target.</w:t>
+      </w:r>
+      <w:r>
+        <w:rPr>
+          <w:b w:val="0"/>
+        </w:rPr>
+        <w:t xml:space="preserve"> At any honest Sharpe (0.5–1.2), the daily expected</w:t>
+      </w:r>
+    </w:p>
+    <w:p>
+      <w:r>
+        <w:rPr>
+          <w:b w:val="0"/>
+        </w:rPr>
+        <w:t xml:space="preserve">   return is ~2–5 bps, buried under ~40–60 bps of daily noise (noise ≈ 10–20× the edge). The</w:t>
+      </w:r>
+    </w:p>
+    <w:p>
+      <w:r>
+        <w:rPr>
+          <w:b w:val="0"/>
+        </w:rPr>
+        <w:t xml:space="preserve">   correct scoreboard is </w:t>
+      </w:r>
+      <w:r>
+        <w:rPr>
+          <w:b/>
+        </w:rPr>
+        <w:t>combined OOS Sharpe (DSR-deflated for trial count) and drawdown</w:t>
+      </w:r>
+      <w:r>
+        <w:rPr>
+          <w:b w:val="0"/>
+        </w:rPr>
+        <w:t>.</w:t>
+      </w:r>
+    </w:p>
+    <w:p>
+      <w:r>
+        <w:rPr>
+          <w:b/>
+        </w:rPr>
+        <w:t>Bottom line:</w:t>
+      </w:r>
+      <w:r>
+        <w:rPr>
+          <w:b w:val="0"/>
+        </w:rPr>
+        <w:t xml:space="preserve"> after equities (all families), crypto (daily + hourly), market-making, two</w:t>
+      </w:r>
+    </w:p>
+    <w:p>
+      <w:r>
+        <w:rPr>
+          <w:b w:val="0"/>
+        </w:rPr>
+        <w:t>sizing/factor generalizations, a CTA edge, an alt-data probe, a funding signal, seasonality,</w:t>
+      </w:r>
+    </w:p>
+    <w:p>
+      <w:r>
+        <w:rPr>
+          <w:b w:val="0"/>
+        </w:rPr>
+        <w:t>and a portfolio combiner — the **84-symbol cointegrated-pairs market-neutral basket (OOS</w:t>
+      </w:r>
+    </w:p>
+    <w:p>
+      <w:r>
+        <w:rPr>
+          <w:b w:val="0"/>
+        </w:rPr>
+        <w:t>Sharpe ~0.5)</w:t>
+      </w:r>
+      <w:r>
+        <w:rPr>
+          <w:b/>
+        </w:rPr>
+        <w:t xml:space="preserve"> remains the only fully-validated edge, with </w:t>
+      </w:r>
+      <w:r>
+        <w:rPr>
+          <w:b w:val="0"/>
+        </w:rPr>
+        <w:t>PEAD the one encouraging new</w:t>
+      </w:r>
+    </w:p>
+    <w:p>
+      <w:r>
+        <w:rPr>
+          <w:b w:val="0"/>
+        </w:rPr>
+        <w:t>lead** (dollar-neutral Sharpe ~0.7 on ~1yr, short-leg-carried) that's worth multi-year data to</w:t>
+      </w:r>
+    </w:p>
+    <w:p>
+      <w:r>
+        <w:rPr>
+          <w:b w:val="0"/>
+        </w:rPr>
+        <w:t>confirm. The combiner is ready to stack edges the moment a second validated one exists.</w:t>
       </w:r>
     </w:p>
     <w:sectPr>

--- a/docs/EDGE_CASE_STUDIES.docx
+++ b/docs/EDGE_CASE_STUDIES.docx
@@ -1395,7 +1395,7 @@
               <w:rPr>
                 <w:b w:val="0"/>
               </w:rPr>
-              <w:t>Dollar-neutral Sharpe 0.66–0.82; short leg carries it</w:t>
+              <w:t>Dollar-neutral Sh 0.60–0.78, IS &amp; OOS both +, DSR 0.92</w:t>
             </w:r>
           </w:p>
         </w:tc>
@@ -1408,19 +1408,19 @@
               <w:rPr>
                 <w:b w:val="0"/>
               </w:rPr>
-              <w:t xml:space="preserve">🟡 </w:t>
+              <w:t xml:space="preserve">🟢 </w:t>
             </w:r>
             <w:r>
               <w:rPr>
                 <w:b/>
               </w:rPr>
-              <w:t>Encouraging, unvalidated</w:t>
+              <w:t>Strongest new candidate</w:t>
             </w:r>
             <w:r>
               <w:rPr>
                 <w:b w:val="0"/>
               </w:rPr>
-              <w:t xml:space="preserve"> (~1yr)</w:t>
+              <w:t xml:space="preserve"> (5yr, near-significant)</w:t>
             </w:r>
           </w:p>
         </w:tc>
@@ -3448,37 +3448,13 @@
         <w:rPr>
           <w:b/>
         </w:rPr>
-        <w:t>Result.</w:t>
+        <w:t>Data (upgraded).</w:t>
       </w:r>
       <w:r>
         <w:rPr>
           <w:b w:val="0"/>
         </w:rPr>
-        <w:t xml:space="preserve"> Dollar-neutral Sharpe </w:t>
-      </w:r>
-      <w:r>
-        <w:rPr>
-          <w:b/>
-        </w:rPr>
-        <w:t>0.66</w:t>
-      </w:r>
-      <w:r>
-        <w:rPr>
-          <w:b w:val="0"/>
-        </w:rPr>
-        <w:t xml:space="preserve"> (and </w:t>
-      </w:r>
-      <w:r>
-        <w:rPr>
-          <w:b/>
-        </w:rPr>
-        <w:t>0.82</w:t>
-      </w:r>
-      <w:r>
-        <w:rPr>
-          <w:b w:val="0"/>
-        </w:rPr>
-        <w:t xml:space="preserve"> at a stricter ±3% threshold),</w:t>
+        <w:t xml:space="preserve"> Alpha Vantage `EARNINGS` (free, key in `.env`): 23 sector-diverse</w:t>
       </w:r>
     </w:p>
     <w:p>
@@ -3486,19 +3462,19 @@
         <w:rPr>
           <w:b w:val="0"/>
         </w:rPr>
-        <w:t xml:space="preserve">  −8% maxDD. The </w:t>
+        <w:t xml:space="preserve">  symbols, </w:t>
       </w:r>
       <w:r>
         <w:rPr>
           <w:b/>
         </w:rPr>
-        <w:t>short leg carries it (0.50) vs the long leg (0.32)</w:t>
+        <w:t>2,554 quarterly surprises back ~20 years</w:t>
       </w:r>
       <w:r>
         <w:rPr>
           <w:b w:val="0"/>
         </w:rPr>
-        <w:t xml:space="preserve"> — exactly as theory</w:t>
+        <w:t>, of which **395 fall inside the 5-year</w:t>
       </w:r>
     </w:p>
     <w:p>
@@ -3506,7 +3482,23 @@
         <w:rPr>
           <w:b w:val="0"/>
         </w:rPr>
-        <w:t xml:space="preserve">  predicts (the long leg is mostly beta; neutral alpha lives in the short).</w:t>
+        <w:t xml:space="preserve">  price window** — a genuine multi-regime sample (2021 bull, 2022 bear, 2023–26 recovery).</w:t>
+      </w:r>
+    </w:p>
+    <w:p>
+      <w:r>
+        <w:rPr>
+          <w:b w:val="0"/>
+        </w:rPr>
+        <w:t xml:space="preserve">  (Replaced the first pass on free Nasdaq data, which only had ~1 year and produced a</w:t>
+      </w:r>
+    </w:p>
+    <w:p>
+      <w:r>
+        <w:rPr>
+          <w:b w:val="0"/>
+        </w:rPr>
+        <w:t xml:space="preserve">  misleading IS=0 / fake-OOS artifact.) A correctness fix skips events outside the price window.</w:t>
       </w:r>
     </w:p>
     <w:p>
@@ -3517,19 +3509,37 @@
         <w:rPr>
           <w:b/>
         </w:rPr>
-        <w:t>Verdict.</w:t>
+        <w:t>Result (5-year walk-forward).</w:t>
       </w:r>
       <w:r>
         <w:rPr>
           <w:b w:val="0"/>
         </w:rPr>
-        <w:t xml:space="preserve"> 🟡 </w:t>
+        <w:t xml:space="preserve"> Dollar-neutral Sharpe </w:t>
       </w:r>
       <w:r>
         <w:rPr>
           <w:b/>
         </w:rPr>
-        <w:t>The first new candidate that didn't immediately die — but NOT validated.</w:t>
+        <w:t>0.60</w:t>
+      </w:r>
+      <w:r>
+        <w:rPr>
+          <w:b w:val="0"/>
+        </w:rPr>
+        <w:t xml:space="preserve"> (±2% thr) to </w:t>
+      </w:r>
+      <w:r>
+        <w:rPr>
+          <w:b/>
+        </w:rPr>
+        <w:t>0.78</w:t>
+      </w:r>
+      <w:r>
+        <w:rPr>
+          <w:b w:val="0"/>
+        </w:rPr>
+        <w:t xml:space="preserve"> (±3%),</w:t>
       </w:r>
     </w:p>
     <w:p>
@@ -3537,19 +3547,19 @@
         <w:rPr>
           <w:b w:val="0"/>
         </w:rPr>
-        <w:t xml:space="preserve">  The honest caveat is decisive: in-sample Sharpe is </w:t>
+        <w:t xml:space="preserve">  with </w:t>
       </w:r>
       <w:r>
         <w:rPr>
           <w:b/>
         </w:rPr>
-        <w:t>0.00</w:t>
+        <w:t>in-sample AND out-of-sample both positive and consistent</w:t>
       </w:r>
       <w:r>
         <w:rPr>
           <w:b w:val="0"/>
         </w:rPr>
-        <w:t xml:space="preserve"> across all configs because the</w:t>
+        <w:t xml:space="preserve"> (0.59/0.63 and 0.81/0.73) —</w:t>
       </w:r>
     </w:p>
     <w:p>
@@ -3557,7 +3567,19 @@
         <w:rPr>
           <w:b w:val="0"/>
         </w:rPr>
-        <w:t xml:space="preserve">  free data only covers ~1 year, so positions only populate the back half — the "OOS 1.21" is</w:t>
+        <w:t xml:space="preserve">  a *real* walk-forward, −15% maxDD. </w:t>
+      </w:r>
+      <w:r>
+        <w:rPr>
+          <w:b/>
+        </w:rPr>
+        <w:t>PSR(&gt;0) = 0.96; Deflated Sharpe = 0.92</w:t>
+      </w:r>
+      <w:r>
+        <w:rPr>
+          <w:b w:val="0"/>
+        </w:rPr>
+        <w:t xml:space="preserve"> (deflated for</w:t>
       </w:r>
     </w:p>
     <w:p>
@@ -3565,7 +3587,7 @@
         <w:rPr>
           <w:b w:val="0"/>
         </w:rPr>
-        <w:t xml:space="preserve">  *not* a clean walk-forward, just the active window. Single regime, weak power, paper-shorting</w:t>
+        <w:t xml:space="preserve">  34 trials). The dollar-neutral leg captures the genuine cross-sectional PEAD spread (high-</w:t>
       </w:r>
     </w:p>
     <w:p>
@@ -3573,13 +3595,35 @@
         <w:rPr>
           <w:b w:val="0"/>
         </w:rPr>
-        <w:t xml:space="preserve">  realism unmodeled. </w:t>
+        <w:t xml:space="preserve">  surprise outperforms low-surprise) </w:t>
       </w:r>
       <w:r>
         <w:rPr>
           <w:b/>
         </w:rPr>
-        <w:t>To judge it properly needs multi-year history (a free Finnhub key).</w:t>
+        <w:t>even though the short leg alone is negative (−0.47)</w:t>
+      </w:r>
+      <w:r>
+        <w:rPr>
+          <w:b w:val="0"/>
+        </w:rPr>
+        <w:t xml:space="preserve"> —</w:t>
+      </w:r>
+    </w:p>
+    <w:p>
+      <w:r>
+        <w:rPr>
+          <w:b w:val="0"/>
+        </w:rPr>
+        <w:t xml:space="preserve">  shorting low-surprise names in a bull market loses; the edge is the long-minus-short *spread*,</w:t>
+      </w:r>
+    </w:p>
+    <w:p>
+      <w:r>
+        <w:rPr>
+          <w:b w:val="0"/>
+        </w:rPr>
+        <w:t xml:space="preserve">  not the short leg in isolation (this corrects the earlier theory note).</w:t>
       </w:r>
     </w:p>
     <w:p>
@@ -3590,13 +3634,78 @@
         <w:rPr>
           <w:b/>
         </w:rPr>
+        <w:t>Verdict.</w:t>
+      </w:r>
+      <w:r>
+        <w:rPr>
+          <w:b w:val="0"/>
+        </w:rPr>
+        <w:t xml:space="preserve"> 🟢 **The strongest new candidate — the first thing besides the pairs basket that</w:t>
+      </w:r>
+    </w:p>
+    <w:p>
+      <w:r>
+        <w:rPr>
+          <w:b w:val="0"/>
+        </w:rPr>
+        <w:t xml:space="preserve">  looks like a genuine, diversifying, market-neutral edge.** It holds across a real walk-forward</w:t>
+      </w:r>
+    </w:p>
+    <w:p>
+      <w:r>
+        <w:rPr>
+          <w:b w:val="0"/>
+        </w:rPr>
+        <w:t xml:space="preserve">  and is *near* significant after deflation (DSR 0.92, just under the 0.95 bar). NOT a slam dunk:</w:t>
+      </w:r>
+    </w:p>
+    <w:p>
+      <w:r>
+        <w:rPr>
+          <w:b w:val="0"/>
+        </w:rPr>
+        <w:t xml:space="preserve">  only 23 symbols (free-tier 25 req/day quota), 5-year window, and paper-shorting borrow/locate</w:t>
+      </w:r>
+    </w:p>
+    <w:p>
+      <w:r>
+        <w:rPr>
+          <w:b w:val="0"/>
+        </w:rPr>
+        <w:t xml:space="preserve">  realism is unmodeled.</w:t>
+      </w:r>
+    </w:p>
+    <w:p>
+      <w:pPr>
+        <w:pStyle w:val="ListBullet"/>
+      </w:pPr>
+      <w:r>
+        <w:rPr>
+          <w:b/>
+        </w:rPr>
         <w:t>Next step.</w:t>
       </w:r>
       <w:r>
         <w:rPr>
           <w:b w:val="0"/>
         </w:rPr>
-        <w:t xml:space="preserve"> Add `FINNHUB_API_KEY`, pull 5+ years, re-run with a real walk-forward + DSR.</w:t>
+        <w:t xml:space="preserve"> Broaden to more symbols (a few API-days, or a paid tier) to tighten the cross-</w:t>
+      </w:r>
+    </w:p>
+    <w:p>
+      <w:r>
+        <w:rPr>
+          <w:b w:val="0"/>
+        </w:rPr>
+        <w:t xml:space="preserve">  sectional deciles and push DSR over 0.95; model shorting realism; then it's a candidate second</w:t>
+      </w:r>
+    </w:p>
+    <w:p>
+      <w:r>
+        <w:rPr>
+          <w:b w:val="0"/>
+        </w:rPr>
+        <w:t xml:space="preserve">  leg for the combiner — uncorrelated to the pairs basket by construction.</w:t>
       </w:r>
     </w:p>
     <w:p>
@@ -4331,13 +4440,13 @@
         <w:rPr>
           <w:b/>
         </w:rPr>
-        <w:t xml:space="preserve"> remains the only fully-validated edge, with </w:t>
+        <w:t xml:space="preserve"> remains the fully-validated edge, now joined by </w:t>
       </w:r>
       <w:r>
         <w:rPr>
           <w:b w:val="0"/>
         </w:rPr>
-        <w:t>PEAD the one encouraging new</w:t>
+        <w:t>PEAD as a strong second</w:t>
       </w:r>
     </w:p>
     <w:p>
@@ -4345,7 +4454,7 @@
         <w:rPr>
           <w:b w:val="0"/>
         </w:rPr>
-        <w:t>lead** (dollar-neutral Sharpe ~0.7 on ~1yr, short-leg-carried) that's worth multi-year data to</w:t>
+        <w:t>candidate** (dollar-neutral Sharpe 0.6–0.8, IS &amp; OOS both positive over a real 5-year walk-</w:t>
       </w:r>
     </w:p>
     <w:p>
@@ -4353,7 +4462,31 @@
         <w:rPr>
           <w:b w:val="0"/>
         </w:rPr>
-        <w:t>confirm. The combiner is ready to stack edges the moment a second validated one exists.</w:t>
+        <w:t>forward, DSR 0.92 — just shy of significance, held back mainly by the 23-symbol breadth the</w:t>
+      </w:r>
+    </w:p>
+    <w:p>
+      <w:r>
+        <w:rPr>
+          <w:b w:val="0"/>
+        </w:rPr>
+        <w:t>free API quota allowed). If broader data pushes PEAD's DSR over 0.95, it becomes the combiner's</w:t>
+      </w:r>
+    </w:p>
+    <w:p>
+      <w:r>
+        <w:rPr>
+          <w:b w:val="0"/>
+        </w:rPr>
+        <w:t>second leg — and being event-clock cross-sectional, it's uncorrelated to the pairs basket by</w:t>
+      </w:r>
+    </w:p>
+    <w:p>
+      <w:r>
+        <w:rPr>
+          <w:b w:val="0"/>
+        </w:rPr>
+        <w:t>construction, exactly the kind of leg that lifts a combined Sharpe.</w:t>
       </w:r>
     </w:p>
     <w:sectPr>

--- a/docs/EDGE_CASE_STUDIES.docx
+++ b/docs/EDGE_CASE_STUDIES.docx
@@ -3634,13 +3634,13 @@
         <w:rPr>
           <w:b/>
         </w:rPr>
-        <w:t>Verdict.</w:t>
+        <w:t>Shorting realism (now modeled).</w:t>
       </w:r>
       <w:r>
         <w:rPr>
           <w:b w:val="0"/>
         </w:rPr>
-        <w:t xml:space="preserve"> 🟢 **The strongest new candidate — the first thing besides the pairs basket that</w:t>
+        <w:t xml:space="preserve"> `backtest_pead` charges a daily stock-borrow fee on the</w:t>
       </w:r>
     </w:p>
     <w:p>
@@ -3648,7 +3648,7 @@
         <w:rPr>
           <w:b w:val="0"/>
         </w:rPr>
-        <w:t xml:space="preserve">  looks like a genuine, diversifying, market-neutral edge.** It holds across a real walk-forward</w:t>
+        <w:t xml:space="preserve">  short notional (`borrow_apr`, flat or per-symbol) and drops names with no locate (`no_borrow`).</w:t>
       </w:r>
     </w:p>
     <w:p>
@@ -3656,7 +3656,19 @@
         <w:rPr>
           <w:b w:val="0"/>
         </w:rPr>
-        <w:t xml:space="preserve">  and is *near* significant after deflation (DSR 0.92, just under the 0.95 bar). NOT a slam dunk:</w:t>
+        <w:t xml:space="preserve">  Stress on the dollar-neutral leg: Sharpe </w:t>
+      </w:r>
+      <w:r>
+        <w:rPr>
+          <w:b/>
+        </w:rPr>
+        <w:t>0.61 → 0.58</w:t>
+      </w:r>
+      <w:r>
+        <w:rPr>
+          <w:b w:val="0"/>
+        </w:rPr>
+        <w:t xml:space="preserve"> at a realistic large-cap general-</w:t>
       </w:r>
     </w:p>
     <w:p>
@@ -3664,7 +3676,31 @@
         <w:rPr>
           <w:b w:val="0"/>
         </w:rPr>
-        <w:t xml:space="preserve">  only 23 symbols (free-tier 25 req/day quota), 5-year window, and paper-shorting borrow/locate</w:t>
+        <w:t xml:space="preserve">  collateral borrow (~1%/yr) → </w:t>
+      </w:r>
+      <w:r>
+        <w:rPr>
+          <w:b/>
+        </w:rPr>
+        <w:t>0.53</w:t>
+      </w:r>
+      <w:r>
+        <w:rPr>
+          <w:b w:val="0"/>
+        </w:rPr>
+        <w:t xml:space="preserve"> at 3% → </w:t>
+      </w:r>
+      <w:r>
+        <w:rPr>
+          <w:b/>
+        </w:rPr>
+        <w:t>0.34</w:t>
+      </w:r>
+      <w:r>
+        <w:rPr>
+          <w:b w:val="0"/>
+        </w:rPr>
+        <w:t xml:space="preserve"> only under a 10% hard-to-borrow stress.</w:t>
       </w:r>
     </w:p>
     <w:p>
@@ -3672,7 +3708,23 @@
         <w:rPr>
           <w:b w:val="0"/>
         </w:rPr>
-        <w:t xml:space="preserve">  realism is unmodeled.</w:t>
+        <w:t xml:space="preserve">  Our universe is liquid S&amp;P large-caps (GC, ~0.3–1%), so **the edge is robust to realistic</w:t>
+      </w:r>
+    </w:p>
+    <w:p>
+      <w:r>
+        <w:rPr>
+          <w:b w:val="0"/>
+        </w:rPr>
+        <w:t xml:space="preserve">  borrow** — the drag is ~apr/2 per year on a dollar-neutral book. Shorting realism is *not* the</w:t>
+      </w:r>
+    </w:p>
+    <w:p>
+      <w:r>
+        <w:rPr>
+          <w:b w:val="0"/>
+        </w:rPr>
+        <w:t xml:space="preserve">  binding constraint.</w:t>
       </w:r>
     </w:p>
     <w:p>
@@ -3683,13 +3735,13 @@
         <w:rPr>
           <w:b/>
         </w:rPr>
-        <w:t>Next step.</w:t>
+        <w:t>Verdict.</w:t>
       </w:r>
       <w:r>
         <w:rPr>
           <w:b w:val="0"/>
         </w:rPr>
-        <w:t xml:space="preserve"> Broaden to more symbols (a few API-days, or a paid tier) to tighten the cross-</w:t>
+        <w:t xml:space="preserve"> 🟢 **The strongest new candidate — the first thing besides the pairs basket that</w:t>
       </w:r>
     </w:p>
     <w:p>
@@ -3697,7 +3749,7 @@
         <w:rPr>
           <w:b w:val="0"/>
         </w:rPr>
-        <w:t xml:space="preserve">  sectional deciles and push DSR over 0.95; model shorting realism; then it's a candidate second</w:t>
+        <w:t xml:space="preserve">  looks like a genuine, diversifying, market-neutral edge,** and it survives realistic borrow</w:t>
       </w:r>
     </w:p>
     <w:p>
@@ -3705,7 +3757,68 @@
         <w:rPr>
           <w:b w:val="0"/>
         </w:rPr>
-        <w:t xml:space="preserve">  leg for the combiner — uncorrelated to the pairs basket by construction.</w:t>
+        <w:t xml:space="preserve">  costs. *Near* significant after deflation (DSR 0.92, just under 0.95). The one binding</w:t>
+      </w:r>
+    </w:p>
+    <w:p>
+      <w:r>
+        <w:rPr>
+          <w:b w:val="0"/>
+        </w:rPr>
+        <w:t xml:space="preserve">  limitation is </w:t>
+      </w:r>
+      <w:r>
+        <w:rPr>
+          <w:b/>
+        </w:rPr>
+        <w:t>breadth</w:t>
+      </w:r>
+      <w:r>
+        <w:rPr>
+          <w:b w:val="0"/>
+        </w:rPr>
+        <w:t xml:space="preserve"> — only 23 symbols (free-tier 25 req/day), 5-year window.</w:t>
+      </w:r>
+    </w:p>
+    <w:p>
+      <w:pPr>
+        <w:pStyle w:val="ListBullet"/>
+      </w:pPr>
+      <w:r>
+        <w:rPr>
+          <w:b/>
+        </w:rPr>
+        <w:t>Next step.</w:t>
+      </w:r>
+      <w:r>
+        <w:rPr>
+          <w:b w:val="0"/>
+        </w:rPr>
+        <w:t xml:space="preserve"> The daily `avearnings` job is filling the full 195-symbol universe (~8 days),</w:t>
+      </w:r>
+    </w:p>
+    <w:p>
+      <w:r>
+        <w:rPr>
+          <w:b w:val="0"/>
+        </w:rPr>
+        <w:t xml:space="preserve">  which tightens the cross-sectional deciles and shrinks the Sharpe standard error — the direct</w:t>
+      </w:r>
+    </w:p>
+    <w:p>
+      <w:r>
+        <w:rPr>
+          <w:b w:val="0"/>
+        </w:rPr>
+        <w:t xml:space="preserve">  route to DSR &gt; 0.95. Then PEAD becomes the combiner's second leg (uncorrelated to the pairs</w:t>
+      </w:r>
+    </w:p>
+    <w:p>
+      <w:r>
+        <w:rPr>
+          <w:b w:val="0"/>
+        </w:rPr>
+        <w:t xml:space="preserve">  basket by construction).</w:t>
       </w:r>
     </w:p>
     <w:p>

--- a/docs/EDGE_CASE_STUDIES.docx
+++ b/docs/EDGE_CASE_STUDIES.docx
@@ -1395,7 +1395,19 @@
               <w:rPr>
                 <w:b w:val="0"/>
               </w:rPr>
-              <w:t>Dollar-neutral Sh 0.60–0.78, IS &amp; OOS both +, DSR 0.92</w:t>
+              <w:t xml:space="preserve">Flat-borrow DSR 0.92, but </w:t>
+            </w:r>
+            <w:r>
+              <w:rPr>
+                <w:b/>
+              </w:rPr>
+              <w:t>DSR 0.58 under adverse-selection borrow</w:t>
+            </w:r>
+            <w:r>
+              <w:rPr>
+                <w:b w:val="0"/>
+              </w:rPr>
+              <w:t>; short leg −0.47 standalone</w:t>
             </w:r>
           </w:p>
         </w:tc>
@@ -1408,19 +1420,19 @@
               <w:rPr>
                 <w:b w:val="0"/>
               </w:rPr>
-              <w:t xml:space="preserve">🟢 </w:t>
+              <w:t xml:space="preserve">🟡 </w:t>
             </w:r>
             <w:r>
               <w:rPr>
                 <w:b/>
               </w:rPr>
-              <w:t>Strongest new candidate</w:t>
+              <w:t>Downgraded</w:t>
             </w:r>
             <w:r>
               <w:rPr>
                 <w:b w:val="0"/>
               </w:rPr>
-              <w:t xml:space="preserve"> (5yr, near-significant)</w:t>
+              <w:t xml:space="preserve"> — long leg is beta, short leg fails realistic shorting frictions (24/195 symbols; revisit at full breadth)</w:t>
             </w:r>
           </w:p>
         </w:tc>
@@ -3634,13 +3646,13 @@
         <w:rPr>
           <w:b/>
         </w:rPr>
-        <w:t>Shorting realism (now modeled).</w:t>
-      </w:r>
-      <w:r>
-        <w:rPr>
-          <w:b w:val="0"/>
-        </w:rPr>
-        <w:t xml:space="preserve"> `backtest_pead` charges a daily stock-borrow fee on the</w:t>
+        <w:t>Shorting realism, flat borrow (first pass — the optimistic case).</w:t>
+      </w:r>
+      <w:r>
+        <w:rPr>
+          <w:b w:val="0"/>
+        </w:rPr>
+        <w:t xml:space="preserve"> `backtest_pead` charges</w:t>
       </w:r>
     </w:p>
     <w:p>
@@ -3648,7 +3660,7 @@
         <w:rPr>
           <w:b w:val="0"/>
         </w:rPr>
-        <w:t xml:space="preserve">  short notional (`borrow_apr`, flat or per-symbol) and drops names with no locate (`no_borrow`).</w:t>
+        <w:t xml:space="preserve">  a daily stock-borrow fee on the short notional (`borrow_apr`, flat or per-symbol) and drops</w:t>
       </w:r>
     </w:p>
     <w:p>
@@ -3656,7 +3668,7 @@
         <w:rPr>
           <w:b w:val="0"/>
         </w:rPr>
-        <w:t xml:space="preserve">  Stress on the dollar-neutral leg: Sharpe </w:t>
+        <w:t xml:space="preserve">  names with no locate (`no_borrow`). Flat stress: Sharpe </w:t>
       </w:r>
       <w:r>
         <w:rPr>
@@ -3668,7 +3680,7 @@
         <w:rPr>
           <w:b w:val="0"/>
         </w:rPr>
-        <w:t xml:space="preserve"> at a realistic large-cap general-</w:t>
+        <w:t xml:space="preserve"> at large-cap general-</w:t>
       </w:r>
     </w:p>
     <w:p>
@@ -3700,7 +3712,7 @@
         <w:rPr>
           <w:b w:val="0"/>
         </w:rPr>
-        <w:t xml:space="preserve"> only under a 10% hard-to-borrow stress.</w:t>
+        <w:t xml:space="preserve"> at a 10% HTB. Under a *flat* assumption</w:t>
       </w:r>
     </w:p>
     <w:p>
@@ -3708,7 +3720,19 @@
         <w:rPr>
           <w:b w:val="0"/>
         </w:rPr>
-        <w:t xml:space="preserve">  Our universe is liquid S&amp;P large-caps (GC, ~0.3–1%), so **the edge is robust to realistic</w:t>
+        <w:t xml:space="preserve">  the edge looks robust. </w:t>
+      </w:r>
+      <w:r>
+        <w:rPr>
+          <w:b/>
+        </w:rPr>
+        <w:t>But a flat rate is the optimistic case</w:t>
+      </w:r>
+      <w:r>
+        <w:rPr>
+          <w:b w:val="0"/>
+        </w:rPr>
+        <w:t xml:space="preserve"> — it ignores *which* names go</w:t>
       </w:r>
     </w:p>
     <w:p>
@@ -3716,15 +3740,7 @@
         <w:rPr>
           <w:b w:val="0"/>
         </w:rPr>
-        <w:t xml:space="preserve">  borrow** — the drag is ~apr/2 per year on a dollar-neutral book. Shorting realism is *not* the</w:t>
-      </w:r>
-    </w:p>
-    <w:p>
-      <w:r>
-        <w:rPr>
-          <w:b w:val="0"/>
-        </w:rPr>
-        <w:t xml:space="preserve">  binding constraint.</w:t>
+        <w:t xml:space="preserve">  special.</w:t>
       </w:r>
     </w:p>
     <w:p>
@@ -3735,13 +3751,13 @@
         <w:rPr>
           <w:b/>
         </w:rPr>
-        <w:t>Verdict.</w:t>
-      </w:r>
-      <w:r>
-        <w:rPr>
-          <w:b w:val="0"/>
-        </w:rPr>
-        <w:t xml:space="preserve"> 🟢 **The strongest new candidate — the first thing besides the pairs basket that</w:t>
+        <w:t>Shorting realism, ADVERSE SELECTION (the honest stress — this is the one that binds).</w:t>
+      </w:r>
+      <w:r>
+        <w:rPr>
+          <w:b w:val="0"/>
+        </w:rPr>
+        <w:t xml:space="preserve"> The</w:t>
       </w:r>
     </w:p>
     <w:p>
@@ -3749,7 +3765,7 @@
         <w:rPr>
           <w:b w:val="0"/>
         </w:rPr>
-        <w:t xml:space="preserve">  looks like a genuine, diversifying, market-neutral edge,** and it survives realistic borrow</w:t>
+        <w:t xml:space="preserve">  names you most want to short on PEAD are exactly the ones that just printed the worst miss —</w:t>
       </w:r>
     </w:p>
     <w:p>
@@ -3757,7 +3773,19 @@
         <w:rPr>
           <w:b w:val="0"/>
         </w:rPr>
-        <w:t xml:space="preserve">  costs. *Near* significant after deflation (DSR 0.92, just under 0.95). The one binding</w:t>
+        <w:t xml:space="preserve">  i.e. </w:t>
+      </w:r>
+      <w:r>
+        <w:rPr>
+          <w:b/>
+        </w:rPr>
+        <w:t>crowded shorts</w:t>
+      </w:r>
+      <w:r>
+        <w:rPr>
+          <w:b w:val="0"/>
+        </w:rPr>
+        <w:t xml:space="preserve"> whose borrow goes special and whose locate can vanish. `adverse_borrow`</w:t>
       </w:r>
     </w:p>
     <w:p>
@@ -3765,19 +3793,483 @@
         <w:rPr>
           <w:b w:val="0"/>
         </w:rPr>
-        <w:t xml:space="preserve">  limitation is </w:t>
+        <w:t xml:space="preserve">  models this: the per-event short borrow apr ramps from 1% GC up to a "special" rate as the miss</w:t>
+      </w:r>
+    </w:p>
+    <w:p>
+      <w:r>
+        <w:rPr>
+          <w:b w:val="0"/>
+        </w:rPr>
+        <w:t xml:space="preserve">  worsens, </w:t>
       </w:r>
       <w:r>
         <w:rPr>
           <w:b/>
         </w:rPr>
-        <w:t>breadth</w:t>
-      </w:r>
-      <w:r>
-        <w:rPr>
-          <w:b w:val="0"/>
-        </w:rPr>
-        <w:t xml:space="preserve"> — only 23 symbols (free-tier 25 req/day), 5-year window.</w:t>
+        <w:t>saturating</w:t>
+      </w:r>
+      <w:r>
+        <w:rPr>
+          <w:b w:val="0"/>
+        </w:rPr>
+        <w:t xml:space="preserve"> (raw `surprise_pct` is wildly fat-tailed — p50 |s|≈6%, p99≈200%, max</w:t>
+      </w:r>
+    </w:p>
+    <w:p>
+      <w:r>
+        <w:rPr>
+          <w:b w:val="0"/>
+        </w:rPr>
+        <w:t xml:space="preserve">  34,000% — so a 300% miss is no more borrowable than a 50% miss), and events past a `no_locate`</w:t>
+      </w:r>
+    </w:p>
+    <w:p>
+      <w:r>
+        <w:rPr>
+          <w:b w:val="0"/>
+        </w:rPr>
+        <w:t xml:space="preserve">  ceiling on |surprise| are </w:t>
+      </w:r>
+      <w:r>
+        <w:rPr>
+          <w:b/>
+        </w:rPr>
+        <w:t>dropped entirely</w:t>
+      </w:r>
+      <w:r>
+        <w:rPr>
+          <w:b w:val="0"/>
+        </w:rPr>
+        <w:t xml:space="preserve"> (the crowded short went no-locate). Calibrated to</w:t>
+      </w:r>
+    </w:p>
+    <w:p>
+      <w:r>
+        <w:rPr>
+          <w:b w:val="0"/>
+        </w:rPr>
+        <w:t xml:space="preserve">  the real distribution:</w:t>
+      </w:r>
+    </w:p>
+    <w:tbl>
+      <w:tblPr>
+        <w:tblStyle w:val="LightGrid-Accent1"/>
+        <w:tblW w:type="auto" w:w="0"/>
+        <w:tblLook w:firstColumn="1" w:firstRow="1" w:lastColumn="0" w:lastRow="0" w:noHBand="0" w:noVBand="1" w:val="04A0"/>
+      </w:tblPr>
+      <w:tblGrid>
+        <w:gridCol w:w="1234"/>
+        <w:gridCol w:w="1234"/>
+        <w:gridCol w:w="1234"/>
+        <w:gridCol w:w="1234"/>
+        <w:gridCol w:w="1234"/>
+        <w:gridCol w:w="1234"/>
+        <w:gridCol w:w="1234"/>
+      </w:tblGrid>
+      <w:tr>
+        <w:tc>
+          <w:tcPr>
+            <w:tcW w:type="dxa" w:w="1234"/>
+          </w:tcPr>
+          <w:p>
+            <w:r>
+              <w:rPr>
+                <w:b/>
+              </w:rPr>
+              <w:t>Stress</w:t>
+            </w:r>
+          </w:p>
+        </w:tc>
+        <w:tc>
+          <w:tcPr>
+            <w:tcW w:type="dxa" w:w="1234"/>
+          </w:tcPr>
+          <w:p>
+            <w:r>
+              <w:rPr>
+                <w:b/>
+              </w:rPr>
+              <w:t>Sharpe</w:t>
+            </w:r>
+          </w:p>
+        </w:tc>
+        <w:tc>
+          <w:tcPr>
+            <w:tcW w:type="dxa" w:w="1234"/>
+          </w:tcPr>
+          <w:p>
+            <w:r>
+              <w:rPr>
+                <w:b/>
+              </w:rPr>
+              <w:t>OOS</w:t>
+            </w:r>
+          </w:p>
+        </w:tc>
+        <w:tc>
+          <w:tcPr>
+            <w:tcW w:type="dxa" w:w="1234"/>
+          </w:tcPr>
+          <w:p>
+            <w:r>
+              <w:rPr>
+                <w:b/>
+              </w:rPr>
+              <w:t>DSR</w:t>
+            </w:r>
+          </w:p>
+        </w:tc>
+        <w:tc>
+          <w:tcPr>
+            <w:tcW w:type="dxa" w:w="1234"/>
+          </w:tcPr>
+          <w:p>
+            <w:r>
+              <w:rPr>
+                <w:b/>
+              </w:rPr>
+              <w:t>shorts dropped</w:t>
+            </w:r>
+          </w:p>
+        </w:tc>
+        <w:tc>
+          <w:tcPr>
+            <w:tcW w:type="dxa" w:w="1234"/>
+          </w:tcPr>
+          <w:p/>
+        </w:tc>
+        <w:tc>
+          <w:tcPr>
+            <w:tcW w:type="dxa" w:w="1234"/>
+          </w:tcPr>
+          <w:p/>
+        </w:tc>
+      </w:tr>
+      <w:tr>
+        <w:tc>
+          <w:tcPr>
+            <w:tcW w:type="dxa" w:w="1234"/>
+          </w:tcPr>
+          <w:p>
+            <w:r>
+              <w:rPr>
+                <w:b w:val="0"/>
+              </w:rPr>
+              <w:t>Flat GC 1% (optimistic)</w:t>
+            </w:r>
+          </w:p>
+        </w:tc>
+        <w:tc>
+          <w:tcPr>
+            <w:tcW w:type="dxa" w:w="1234"/>
+          </w:tcPr>
+          <w:p>
+            <w:r>
+              <w:rPr>
+                <w:b w:val="0"/>
+              </w:rPr>
+              <w:t>0.58</w:t>
+            </w:r>
+          </w:p>
+        </w:tc>
+        <w:tc>
+          <w:tcPr>
+            <w:tcW w:type="dxa" w:w="1234"/>
+          </w:tcPr>
+          <w:p>
+            <w:r>
+              <w:rPr>
+                <w:b w:val="0"/>
+              </w:rPr>
+              <w:t>0.60</w:t>
+            </w:r>
+          </w:p>
+        </w:tc>
+        <w:tc>
+          <w:tcPr>
+            <w:tcW w:type="dxa" w:w="1234"/>
+          </w:tcPr>
+          <w:p>
+            <w:r>
+              <w:rPr>
+                <w:b w:val="0"/>
+              </w:rPr>
+              <w:t>0.83</w:t>
+            </w:r>
+          </w:p>
+        </w:tc>
+        <w:tc>
+          <w:tcPr>
+            <w:tcW w:type="dxa" w:w="1234"/>
+          </w:tcPr>
+          <w:p>
+            <w:r>
+              <w:rPr>
+                <w:b w:val="0"/>
+              </w:rPr>
+              <w:t>—</w:t>
+            </w:r>
+          </w:p>
+        </w:tc>
+        <w:tc>
+          <w:tcPr>
+            <w:tcW w:type="dxa" w:w="1234"/>
+          </w:tcPr>
+          <w:p/>
+        </w:tc>
+        <w:tc>
+          <w:tcPr>
+            <w:tcW w:type="dxa" w:w="1234"/>
+          </w:tcPr>
+          <w:p/>
+        </w:tc>
+      </w:tr>
+      <w:tr>
+        <w:tc>
+          <w:tcPr>
+            <w:tcW w:type="dxa" w:w="1234"/>
+          </w:tcPr>
+          <w:p>
+            <w:r>
+              <w:rPr>
+                <w:b w:val="0"/>
+              </w:rPr>
+              <w:t>**Adverse: realistic (special 30%, no-locate \</w:t>
+            </w:r>
+          </w:p>
+        </w:tc>
+        <w:tc>
+          <w:tcPr>
+            <w:tcW w:type="dxa" w:w="1234"/>
+          </w:tcPr>
+          <w:p>
+            <w:r>
+              <w:rPr>
+                <w:b w:val="0"/>
+              </w:rPr>
+              <w:t>s\</w:t>
+            </w:r>
+          </w:p>
+        </w:tc>
+        <w:tc>
+          <w:tcPr>
+            <w:tcW w:type="dxa" w:w="1234"/>
+          </w:tcPr>
+          <w:p>
+            <w:r>
+              <w:rPr>
+                <w:b w:val="0"/>
+              </w:rPr>
+              <w:t>≥200%)**</w:t>
+            </w:r>
+          </w:p>
+        </w:tc>
+        <w:tc>
+          <w:tcPr>
+            <w:tcW w:type="dxa" w:w="1234"/>
+          </w:tcPr>
+          <w:p>
+            <w:r>
+              <w:rPr>
+                <w:b/>
+              </w:rPr>
+              <w:t>0.25</w:t>
+            </w:r>
+          </w:p>
+        </w:tc>
+        <w:tc>
+          <w:tcPr>
+            <w:tcW w:type="dxa" w:w="1234"/>
+          </w:tcPr>
+          <w:p>
+            <w:r>
+              <w:rPr>
+                <w:b/>
+              </w:rPr>
+              <w:t>0.20</w:t>
+            </w:r>
+          </w:p>
+        </w:tc>
+        <w:tc>
+          <w:tcPr>
+            <w:tcW w:type="dxa" w:w="1234"/>
+          </w:tcPr>
+          <w:p>
+            <w:r>
+              <w:rPr>
+                <w:b/>
+              </w:rPr>
+              <w:t>0.58</w:t>
+            </w:r>
+          </w:p>
+        </w:tc>
+        <w:tc>
+          <w:tcPr>
+            <w:tcW w:type="dxa" w:w="1234"/>
+          </w:tcPr>
+          <w:p>
+            <w:r>
+              <w:rPr>
+                <w:b w:val="0"/>
+              </w:rPr>
+              <w:t>15</w:t>
+            </w:r>
+          </w:p>
+        </w:tc>
+      </w:tr>
+      <w:tr>
+        <w:tc>
+          <w:tcPr>
+            <w:tcW w:type="dxa" w:w="1234"/>
+          </w:tcPr>
+          <w:p>
+            <w:r>
+              <w:rPr>
+                <w:b w:val="0"/>
+              </w:rPr>
+              <w:t>Adverse: harsh (special 60%, no-locate \</w:t>
+            </w:r>
+          </w:p>
+        </w:tc>
+        <w:tc>
+          <w:tcPr>
+            <w:tcW w:type="dxa" w:w="1234"/>
+          </w:tcPr>
+          <w:p>
+            <w:r>
+              <w:rPr>
+                <w:b w:val="0"/>
+              </w:rPr>
+              <w:t>s\</w:t>
+            </w:r>
+          </w:p>
+        </w:tc>
+        <w:tc>
+          <w:tcPr>
+            <w:tcW w:type="dxa" w:w="1234"/>
+          </w:tcPr>
+          <w:p>
+            <w:r>
+              <w:rPr>
+                <w:b w:val="0"/>
+              </w:rPr>
+              <w:t>≥100%)</w:t>
+            </w:r>
+          </w:p>
+        </w:tc>
+        <w:tc>
+          <w:tcPr>
+            <w:tcW w:type="dxa" w:w="1234"/>
+          </w:tcPr>
+          <w:p>
+            <w:r>
+              <w:rPr>
+                <w:b w:val="0"/>
+              </w:rPr>
+              <w:t>−0.23</w:t>
+            </w:r>
+          </w:p>
+        </w:tc>
+        <w:tc>
+          <w:tcPr>
+            <w:tcW w:type="dxa" w:w="1234"/>
+          </w:tcPr>
+          <w:p>
+            <w:r>
+              <w:rPr>
+                <w:b w:val="0"/>
+              </w:rPr>
+              <w:t>−0.05</w:t>
+            </w:r>
+          </w:p>
+        </w:tc>
+        <w:tc>
+          <w:tcPr>
+            <w:tcW w:type="dxa" w:w="1234"/>
+          </w:tcPr>
+          <w:p>
+            <w:r>
+              <w:rPr>
+                <w:b w:val="0"/>
+              </w:rPr>
+              <w:t>0.19</w:t>
+            </w:r>
+          </w:p>
+        </w:tc>
+        <w:tc>
+          <w:tcPr>
+            <w:tcW w:type="dxa" w:w="1234"/>
+          </w:tcPr>
+          <w:p>
+            <w:r>
+              <w:rPr>
+                <w:b w:val="0"/>
+              </w:rPr>
+              <w:t>22</w:t>
+            </w:r>
+          </w:p>
+        </w:tc>
+      </w:tr>
+    </w:tbl>
+    <w:p>
+      <w:r>
+        <w:rPr>
+          <w:b w:val="0"/>
+        </w:rPr>
+        <w:t xml:space="preserve">  Realistic adverse selection </w:t>
+      </w:r>
+      <w:r>
+        <w:rPr>
+          <w:b/>
+        </w:rPr>
+        <w:t>more than halves the Sharpe and collapses DSR 0.92 → 0.58</w:t>
+      </w:r>
+      <w:r>
+        <w:rPr>
+          <w:b w:val="0"/>
+        </w:rPr>
+        <w:t xml:space="preserve"> — far</w:t>
+      </w:r>
+    </w:p>
+    <w:p>
+      <w:r>
+        <w:rPr>
+          <w:b w:val="0"/>
+        </w:rPr>
+        <w:t xml:space="preserve">  below the 0.90 bar. Root cause: the short leg is **already a standalone loser (−0.47 at zero</w:t>
+      </w:r>
+    </w:p>
+    <w:p>
+      <w:r>
+        <w:rPr>
+          <w:b w:val="0"/>
+        </w:rPr>
+        <w:t xml:space="preserve">  borrow)** — post-miss names drifted *up* over this window, so there is no short-side drift to</w:t>
+      </w:r>
+    </w:p>
+    <w:p>
+      <w:r>
+        <w:rPr>
+          <w:b w:val="0"/>
+        </w:rPr>
+        <w:t xml:space="preserve">  harvest. The dollar-neutral 0.61 was carried entirely by the **long leg (0.83/1.13 — but that</w:t>
+      </w:r>
+    </w:p>
+    <w:p>
+      <w:r>
+        <w:rPr>
+          <w:b w:val="0"/>
+        </w:rPr>
+        <w:t xml:space="preserve">  is beta)**. Adverse borrow piles real cost onto an already-edgeless, costly-to-implement short</w:t>
+      </w:r>
+    </w:p>
+    <w:p>
+      <w:r>
+        <w:rPr>
+          <w:b w:val="0"/>
+        </w:rPr>
+        <w:t xml:space="preserve">  side.</w:t>
       </w:r>
     </w:p>
     <w:p>
@@ -3788,13 +4280,25 @@
         <w:rPr>
           <w:b/>
         </w:rPr>
-        <w:t>Next step.</w:t>
-      </w:r>
-      <w:r>
-        <w:rPr>
-          <w:b w:val="0"/>
-        </w:rPr>
-        <w:t xml:space="preserve"> The daily `avearnings` job is filling the full 195-symbol universe (~8 days),</w:t>
+        <w:t>Verdict (downgraded 🟢 → 🟡).</w:t>
+      </w:r>
+      <w:r>
+        <w:rPr>
+          <w:b w:val="0"/>
+        </w:rPr>
+        <w:t xml:space="preserve"> On the current sample PEAD is </w:t>
+      </w:r>
+      <w:r>
+        <w:rPr>
+          <w:b/>
+        </w:rPr>
+        <w:t>not</w:t>
+      </w:r>
+      <w:r>
+        <w:rPr>
+          <w:b w:val="0"/>
+        </w:rPr>
+        <w:t xml:space="preserve"> the validated second</w:t>
       </w:r>
     </w:p>
     <w:p>
@@ -3802,7 +4306,7 @@
         <w:rPr>
           <w:b w:val="0"/>
         </w:rPr>
-        <w:t xml:space="preserve">  which tightens the cross-sectional deciles and shrinks the Sharpe standard error — the direct</w:t>
+        <w:t xml:space="preserve">  market-neutral edge: its long leg is beta, its short leg has no edge here and is the most</w:t>
       </w:r>
     </w:p>
     <w:p>
@@ -3810,7 +4314,7 @@
         <w:rPr>
           <w:b w:val="0"/>
         </w:rPr>
-        <w:t xml:space="preserve">  route to DSR &gt; 0.95. Then PEAD becomes the combiner's second leg (uncorrelated to the pairs</w:t>
+        <w:t xml:space="preserve">  expensive part to actually trade, and the dollar-neutral combo **does not survive realistic</w:t>
       </w:r>
     </w:p>
     <w:p>
@@ -3818,7 +4322,155 @@
         <w:rPr>
           <w:b w:val="0"/>
         </w:rPr>
-        <w:t xml:space="preserve">  basket by construction).</w:t>
+        <w:t xml:space="preserve">  short-side adverse selection** (DSR 0.58). The 84-symbol cointegrated-pairs basket (OOS Sh 0.54)</w:t>
+      </w:r>
+    </w:p>
+    <w:p>
+      <w:r>
+        <w:rPr>
+          <w:b w:val="0"/>
+        </w:rPr>
+        <w:t xml:space="preserve">  remains the </w:t>
+      </w:r>
+      <w:r>
+        <w:rPr>
+          <w:b/>
+        </w:rPr>
+        <w:t>only</w:t>
+      </w:r>
+      <w:r>
+        <w:rPr>
+          <w:b w:val="0"/>
+        </w:rPr>
+        <w:t xml:space="preserve"> validated edge.</w:t>
+      </w:r>
+    </w:p>
+    <w:p>
+      <w:pPr>
+        <w:pStyle w:val="ListBullet"/>
+      </w:pPr>
+      <w:r>
+        <w:rPr>
+          <w:b/>
+        </w:rPr>
+        <w:t>The one caveat that keeps PEAD alive.</w:t>
+      </w:r>
+      <w:r>
+        <w:rPr>
+          <w:b w:val="0"/>
+        </w:rPr>
+        <w:t xml:space="preserve"> Only </w:t>
+      </w:r>
+      <w:r>
+        <w:rPr>
+          <w:b/>
+        </w:rPr>
+        <w:t>24 / 195</w:t>
+      </w:r>
+      <w:r>
+        <w:rPr>
+          <w:b w:val="0"/>
+        </w:rPr>
+        <w:t xml:space="preserve"> symbols are cached (free-tier 25</w:t>
+      </w:r>
+    </w:p>
+    <w:p>
+      <w:r>
+        <w:rPr>
+          <w:b w:val="0"/>
+        </w:rPr>
+        <w:t xml:space="preserve">  req/day). Full breadth tightens the short deciles and could flip the short-leg sign. So this is</w:t>
+      </w:r>
+    </w:p>
+    <w:p>
+      <w:r>
+        <w:rPr>
+          <w:b w:val="0"/>
+        </w:rPr>
+        <w:t xml:space="preserve">  </w:t>
+      </w:r>
+      <w:r>
+        <w:rPr>
+          <w:b/>
+        </w:rPr>
+        <w:t>not a kill</w:t>
+      </w:r>
+      <w:r>
+        <w:rPr>
+          <w:b w:val="0"/>
+        </w:rPr>
+        <w:t xml:space="preserve"> — but **adverse-selection borrow is now the #1 hurdle PEAD must clear, and today</w:t>
+      </w:r>
+    </w:p>
+    <w:p>
+      <w:r>
+        <w:rPr>
+          <w:b w:val="0"/>
+        </w:rPr>
+        <w:t xml:space="preserve">  it does not.** That is the real reason to finish the universe, not just to shrink the standard</w:t>
+      </w:r>
+    </w:p>
+    <w:p>
+      <w:r>
+        <w:rPr>
+          <w:b w:val="0"/>
+        </w:rPr>
+        <w:t xml:space="preserve">  error.</w:t>
+      </w:r>
+    </w:p>
+    <w:p>
+      <w:pPr>
+        <w:pStyle w:val="ListBullet"/>
+      </w:pPr>
+      <w:r>
+        <w:rPr>
+          <w:b/>
+        </w:rPr>
+        <w:t>Next step.</w:t>
+      </w:r>
+      <w:r>
+        <w:rPr>
+          <w:b w:val="0"/>
+        </w:rPr>
+        <w:t xml:space="preserve"> The daily `avearnings` job (writing to `My Passport/AlpcaData/earnings_av`) fills</w:t>
+      </w:r>
+    </w:p>
+    <w:p>
+      <w:r>
+        <w:rPr>
+          <w:b w:val="0"/>
+        </w:rPr>
+        <w:t xml:space="preserve">  the full 195-symbol universe (~8 days). The decisive test is no longer "does DSR clear 0.95 on a</w:t>
+      </w:r>
+    </w:p>
+    <w:p>
+      <w:r>
+        <w:rPr>
+          <w:b w:val="0"/>
+        </w:rPr>
+        <w:t xml:space="preserve">  flat borrow" — it is </w:t>
+      </w:r>
+      <w:r>
+        <w:rPr>
+          <w:b/>
+        </w:rPr>
+        <w:t>"does the dollar-neutral leg survive `adverse_borrow` at full breadth."</w:t>
+      </w:r>
+    </w:p>
+    <w:p>
+      <w:r>
+        <w:rPr>
+          <w:b w:val="0"/>
+        </w:rPr>
+        <w:t xml:space="preserve">  A better signal than raw `surprise_pct` (SUE — standardized unexpected earnings) is the obvious</w:t>
+      </w:r>
+    </w:p>
+    <w:p>
+      <w:r>
+        <w:rPr>
+          <w:b w:val="0"/>
+        </w:rPr>
+        <w:t xml:space="preserve">  next research lever, since the crude % surprise may itself be why the short leg has no drift.</w:t>
       </w:r>
     </w:p>
     <w:p>
@@ -4539,7 +5191,19 @@
         <w:rPr>
           <w:b w:val="0"/>
         </w:rPr>
-        <w:t>and a portfolio combiner — the **84-symbol cointegrated-pairs market-neutral basket (OOS</w:t>
+        <w:t xml:space="preserve">a portfolio combiner, and now a realistic </w:t>
+      </w:r>
+      <w:r>
+        <w:rPr>
+          <w:b/>
+        </w:rPr>
+        <w:t>adverse-selection borrow</w:t>
+      </w:r>
+      <w:r>
+        <w:rPr>
+          <w:b w:val="0"/>
+        </w:rPr>
+        <w:t xml:space="preserve"> model — the **84-symbol</w:t>
       </w:r>
     </w:p>
     <w:p>
@@ -4547,19 +5211,19 @@
         <w:rPr>
           <w:b w:val="0"/>
         </w:rPr>
-        <w:t>Sharpe ~0.5)</w:t>
+        <w:t>cointegrated-pairs market-neutral basket (OOS Sharpe ~0.5)</w:t>
       </w:r>
       <w:r>
         <w:rPr>
           <w:b/>
         </w:rPr>
-        <w:t xml:space="preserve"> remains the fully-validated edge, now joined by </w:t>
-      </w:r>
-      <w:r>
-        <w:rPr>
-          <w:b w:val="0"/>
-        </w:rPr>
-        <w:t>PEAD as a strong second</w:t>
+        <w:t xml:space="preserve"> remains the </w:t>
+      </w:r>
+      <w:r>
+        <w:rPr>
+          <w:b w:val="0"/>
+        </w:rPr>
+        <w:t>only** fully-validated</w:t>
       </w:r>
     </w:p>
     <w:p>
@@ -4567,7 +5231,19 @@
         <w:rPr>
           <w:b w:val="0"/>
         </w:rPr>
-        <w:t>candidate** (dollar-neutral Sharpe 0.6–0.8, IS &amp; OOS both positive over a real 5-year walk-</w:t>
+        <w:t xml:space="preserve">edge. </w:t>
+      </w:r>
+      <w:r>
+        <w:rPr>
+          <w:b/>
+        </w:rPr>
+        <w:t>PEAD has been downgraded from "strong second candidate" to 🟡:</w:t>
+      </w:r>
+      <w:r>
+        <w:rPr>
+          <w:b w:val="0"/>
+        </w:rPr>
+        <w:t xml:space="preserve"> on a *flat* borrow</w:t>
       </w:r>
     </w:p>
     <w:p>
@@ -4575,7 +5251,7 @@
         <w:rPr>
           <w:b w:val="0"/>
         </w:rPr>
-        <w:t>forward, DSR 0.92 — just shy of significance, held back mainly by the 23-symbol breadth the</w:t>
+        <w:t>assumption it cleared DSR 0.92, but once you model that the worst-miss names you most want to</w:t>
       </w:r>
     </w:p>
     <w:p>
@@ -4583,7 +5259,7 @@
         <w:rPr>
           <w:b w:val="0"/>
         </w:rPr>
-        <w:t>free API quota allowed). If broader data pushes PEAD's DSR over 0.95, it becomes the combiner's</w:t>
+        <w:t>short are exactly the crowded shorts that go special/no-locate, the dollar-neutral Sharpe more</w:t>
       </w:r>
     </w:p>
     <w:p>
@@ -4591,7 +5267,19 @@
         <w:rPr>
           <w:b w:val="0"/>
         </w:rPr>
-        <w:t>second leg — and being event-clock cross-sectional, it's uncorrelated to the pairs basket by</w:t>
+        <w:t xml:space="preserve">than halves and </w:t>
+      </w:r>
+      <w:r>
+        <w:rPr>
+          <w:b/>
+        </w:rPr>
+        <w:t>DSR falls to 0.58</w:t>
+      </w:r>
+      <w:r>
+        <w:rPr>
+          <w:b w:val="0"/>
+        </w:rPr>
+        <w:t>. The short leg is a standalone loser (−0.47); the apparent</w:t>
       </w:r>
     </w:p>
     <w:p>
@@ -4599,7 +5287,63 @@
         <w:rPr>
           <w:b w:val="0"/>
         </w:rPr>
-        <w:t>construction, exactly the kind of leg that lifts a combined Sharpe.</w:t>
+        <w:t xml:space="preserve">edge was the long (beta) leg. PEAD is </w:t>
+      </w:r>
+      <w:r>
+        <w:rPr>
+          <w:b/>
+        </w:rPr>
+        <w:t>not dead</w:t>
+      </w:r>
+      <w:r>
+        <w:rPr>
+          <w:b w:val="0"/>
+        </w:rPr>
+        <w:t xml:space="preserve"> — only 24/195 symbols are cached, and full</w:t>
+      </w:r>
+    </w:p>
+    <w:p>
+      <w:r>
+        <w:rPr>
+          <w:b w:val="0"/>
+        </w:rPr>
+        <w:t>breadth (plus a real SUE signal instead of raw `surprise_pct`) could revive the short side — but</w:t>
+      </w:r>
+    </w:p>
+    <w:p>
+      <w:r>
+        <w:rPr>
+          <w:b w:val="0"/>
+        </w:rPr>
+        <w:t xml:space="preserve">the bar it now has to clear is </w:t>
+      </w:r>
+      <w:r>
+        <w:rPr>
+          <w:b/>
+        </w:rPr>
+        <w:t>"survive `adverse_borrow` at full breadth,"</w:t>
+      </w:r>
+      <w:r>
+        <w:rPr>
+          <w:b w:val="0"/>
+        </w:rPr>
+        <w:t xml:space="preserve"> not "flat-borrow</w:t>
+      </w:r>
+    </w:p>
+    <w:p>
+      <w:r>
+        <w:rPr>
+          <w:b w:val="0"/>
+        </w:rPr>
+        <w:t>DSR &gt; 0.95." This is the anti-delusion machinery working as designed: a realistic friction model</w:t>
+      </w:r>
+    </w:p>
+    <w:p>
+      <w:r>
+        <w:rPr>
+          <w:b w:val="0"/>
+        </w:rPr>
+        <w:t>caught an edge that the optimistic friction model had waved through.</w:t>
       </w:r>
     </w:p>
     <w:sectPr>

--- a/docs/EDGE_CASE_STUDIES.docx
+++ b/docs/EDGE_CASE_STUDIES.docx
@@ -1627,6 +1627,109 @@
           </w:p>
         </w:tc>
       </w:tr>
+      <w:tr>
+        <w:tc>
+          <w:tcPr>
+            <w:tcW w:type="dxa" w:w="1234"/>
+          </w:tcPr>
+          <w:p>
+            <w:r>
+              <w:rPr>
+                <w:b w:val="0"/>
+              </w:rPr>
+              <w:t>17</w:t>
+            </w:r>
+          </w:p>
+        </w:tc>
+        <w:tc>
+          <w:tcPr>
+            <w:tcW w:type="dxa" w:w="1234"/>
+          </w:tcPr>
+          <w:p>
+            <w:r>
+              <w:rPr>
+                <w:b/>
+              </w:rPr>
+              <w:t>Overnight→intraday reversal</w:t>
+            </w:r>
+          </w:p>
+        </w:tc>
+        <w:tc>
+          <w:tcPr>
+            <w:tcW w:type="dxa" w:w="1234"/>
+          </w:tcPr>
+          <w:p>
+            <w:r>
+              <w:rPr>
+                <w:b w:val="0"/>
+              </w:rPr>
+              <w:t>Market-neutral event</w:t>
+            </w:r>
+          </w:p>
+        </w:tc>
+        <w:tc>
+          <w:tcPr>
+            <w:tcW w:type="dxa" w:w="1234"/>
+          </w:tcPr>
+          <w:p>
+            <w:r>
+              <w:rPr>
+                <w:b w:val="0"/>
+              </w:rPr>
+              <w:t xml:space="preserve">Gross Sharpe 0.93 / DSR 0.90 (control-confirmed) → </w:t>
+            </w:r>
+            <w:r>
+              <w:rPr>
+                <w:b/>
+              </w:rPr>
+              <w:t>−0.41 at 2bps</w:t>
+            </w:r>
+            <w:r>
+              <w:rPr>
+                <w:b w:val="0"/>
+              </w:rPr>
+              <w:t xml:space="preserve"> (~2×/day turnover)</w:t>
+            </w:r>
+          </w:p>
+        </w:tc>
+        <w:tc>
+          <w:tcPr>
+            <w:tcW w:type="dxa" w:w="1234"/>
+          </w:tcPr>
+          <w:p>
+            <w:r>
+              <w:rPr>
+                <w:b w:val="0"/>
+              </w:rPr>
+              <w:t xml:space="preserve">🔴 </w:t>
+            </w:r>
+            <w:r>
+              <w:rPr>
+                <w:b/>
+              </w:rPr>
+              <w:t>REAL anomaly, untradeable</w:t>
+            </w:r>
+            <w:r>
+              <w:rPr>
+                <w:b w:val="0"/>
+              </w:rPr>
+              <w:t xml:space="preserve"> — canonical cost-wall case</w:t>
+            </w:r>
+          </w:p>
+        </w:tc>
+        <w:tc>
+          <w:tcPr>
+            <w:tcW w:type="dxa" w:w="1234"/>
+          </w:tcPr>
+          <w:p/>
+        </w:tc>
+        <w:tc>
+          <w:tcPr>
+            <w:tcW w:type="dxa" w:w="1234"/>
+          </w:tcPr>
+          <w:p/>
+        </w:tc>
+      </w:tr>
     </w:tbl>
     <w:p/>
     <w:p>
@@ -4864,6 +4967,707 @@
         <w:pStyle w:val="Heading2"/>
       </w:pPr>
       <w:r>
+        <w:t>Case 17 — Overnight→intraday cross-sectional reversal 🔴 (REAL anomaly, untradeable here)</w:t>
+      </w:r>
+    </w:p>
+    <w:p>
+      <w:pPr>
+        <w:pStyle w:val="ListBullet"/>
+      </w:pPr>
+      <w:r>
+        <w:rPr>
+          <w:b/>
+        </w:rPr>
+        <w:t>Hypothesis (the "tug of war," Lou-Polk-Skouras 2019).</w:t>
+      </w:r>
+      <w:r>
+        <w:rPr>
+          <w:b w:val="0"/>
+        </w:rPr>
+        <w:t xml:space="preserve"> A stock's overnight return</w:t>
+      </w:r>
+    </w:p>
+    <w:p>
+      <w:r>
+        <w:rPr>
+          <w:b w:val="0"/>
+        </w:rPr>
+        <w:t xml:space="preserve">  (prev_close→open) and its intraday return (open→close) are *negatively* related</w:t>
+      </w:r>
+    </w:p>
+    <w:p>
+      <w:r>
+        <w:rPr>
+          <w:b w:val="0"/>
+        </w:rPr>
+        <w:t xml:space="preserve">  cross-sectionally — overnight winners give it back intraday. The </w:t>
+      </w:r>
+      <w:r>
+        <w:rPr>
+          <w:b/>
+        </w:rPr>
+        <w:t>tradeable, no-lookahead</w:t>
+      </w:r>
+    </w:p>
+    <w:p>
+      <w:r>
+        <w:rPr>
+          <w:b w:val="0"/>
+        </w:rPr>
+        <w:t xml:space="preserve">  form: the overnight return is fully known *at the open*, so rank the universe on it, go LONG</w:t>
+      </w:r>
+    </w:p>
+    <w:p>
+      <w:r>
+        <w:rPr>
+          <w:b w:val="0"/>
+        </w:rPr>
+        <w:t xml:space="preserve">  the overnight losers / SHORT the winners, enter at the open, capture that day's intraday move,</w:t>
+      </w:r>
+    </w:p>
+    <w:p>
+      <w:r>
+        <w:rPr>
+          <w:b w:val="0"/>
+        </w:rPr>
+        <w:t xml:space="preserve">  and </w:t>
+      </w:r>
+      <w:r>
+        <w:rPr>
+          <w:b/>
+        </w:rPr>
+        <w:t>go flat every night</w:t>
+      </w:r>
+      <w:r>
+        <w:rPr>
+          <w:b w:val="0"/>
+        </w:rPr>
+        <w:t xml:space="preserve"> (no overnight beta — a bull market can't flatter it). A clock we</w:t>
+      </w:r>
+    </w:p>
+    <w:p>
+      <w:r>
+        <w:rPr>
+          <w:b w:val="0"/>
+        </w:rPr>
+        <w:t xml:space="preserve">  had never tested. (`alpca/backtest/overnight.py`)</w:t>
+      </w:r>
+    </w:p>
+    <w:p>
+      <w:pPr>
+        <w:pStyle w:val="ListBullet"/>
+      </w:pPr>
+      <w:r>
+        <w:rPr>
+          <w:b/>
+        </w:rPr>
+        <w:t>Method.</w:t>
+      </w:r>
+      <w:r>
+        <w:rPr>
+          <w:b w:val="0"/>
+        </w:rPr>
+        <w:t xml:space="preserve"> 195-symbol daily universe, 5 years, `adjustment="all"` bars (which removes</w:t>
+      </w:r>
+    </w:p>
+    <w:p>
+      <w:r>
+        <w:rPr>
+          <w:b w:val="0"/>
+        </w:rPr>
+        <w:t xml:space="preserve">  dividend/split artifacts from the overnight gap). Dollar-neutral, top/bottom 20%, signal-</w:t>
+      </w:r>
+    </w:p>
+    <w:p>
+      <w:r>
+        <w:rPr>
+          <w:b w:val="0"/>
+        </w:rPr>
+        <w:t xml:space="preserve">  lookback sweep (1–5 days), </w:t>
+      </w:r>
+      <w:r>
+        <w:rPr>
+          <w:b/>
+        </w:rPr>
+        <w:t>a momentum control</w:t>
+      </w:r>
+      <w:r>
+        <w:rPr>
+          <w:b w:val="0"/>
+        </w:rPr>
+        <w:t xml:space="preserve"> (long winners — should fail if the reversal</w:t>
+      </w:r>
+    </w:p>
+    <w:p>
+      <w:r>
+        <w:rPr>
+          <w:b w:val="0"/>
+        </w:rPr>
+        <w:t xml:space="preserve">  is real), in-sample/out-of-sample split, and a </w:t>
+      </w:r>
+      <w:r>
+        <w:rPr>
+          <w:b/>
+        </w:rPr>
+        <w:t>cost sweep</w:t>
+      </w:r>
+      <w:r>
+        <w:rPr>
+          <w:b w:val="0"/>
+        </w:rPr>
+        <w:t xml:space="preserve"> (the book turns over ~2×/day, so</w:t>
+      </w:r>
+    </w:p>
+    <w:p>
+      <w:r>
+        <w:rPr>
+          <w:b w:val="0"/>
+        </w:rPr>
+        <w:t xml:space="preserve">  cost is the whole ballgame). DSR-deflated for 36 trials.</w:t>
+      </w:r>
+    </w:p>
+    <w:p>
+      <w:pPr>
+        <w:pStyle w:val="ListBullet"/>
+      </w:pPr>
+      <w:r>
+        <w:rPr>
+          <w:b/>
+        </w:rPr>
+        <w:t>Result — the anomaly is unambiguously REAL.</w:t>
+      </w:r>
+      <w:r>
+        <w:rPr>
+          <w:b w:val="0"/>
+        </w:rPr>
+        <w:t xml:space="preserve"> At </w:t>
+      </w:r>
+      <w:r>
+        <w:rPr>
+          <w:b/>
+        </w:rPr>
+        <w:t>zero cost</w:t>
+      </w:r>
+      <w:r>
+        <w:rPr>
+          <w:b w:val="0"/>
+        </w:rPr>
+        <w:t xml:space="preserve"> the best reversal</w:t>
+      </w:r>
+    </w:p>
+    <w:p>
+      <w:r>
+        <w:rPr>
+          <w:b w:val="0"/>
+        </w:rPr>
+        <w:t xml:space="preserve">  (lookback 1) earns Sharpe </w:t>
+      </w:r>
+      <w:r>
+        <w:rPr>
+          <w:b/>
+        </w:rPr>
+        <w:t>0.93</w:t>
+      </w:r>
+      <w:r>
+        <w:rPr>
+          <w:b w:val="0"/>
+        </w:rPr>
+        <w:t xml:space="preserve">, PSR 0.98, </w:t>
+      </w:r>
+      <w:r>
+        <w:rPr>
+          <w:b/>
+        </w:rPr>
+        <w:t>DSR 0.90</w:t>
+      </w:r>
+      <w:r>
+        <w:rPr>
+          <w:b w:val="0"/>
+        </w:rPr>
+        <w:t>, and the momentum control is</w:t>
+      </w:r>
+    </w:p>
+    <w:p>
+      <w:r>
+        <w:rPr>
+          <w:b w:val="0"/>
+        </w:rPr>
+        <w:t xml:space="preserve">  strongly </w:t>
+      </w:r>
+      <w:r>
+        <w:rPr>
+          <w:b/>
+        </w:rPr>
+        <w:t>negative (−2.26)</w:t>
+      </w:r>
+      <w:r>
+        <w:rPr>
+          <w:b w:val="0"/>
+        </w:rPr>
+        <w:t xml:space="preserve"> — the directional control nails it, so this is signal, not luck.</w:t>
+      </w:r>
+    </w:p>
+    <w:p>
+      <w:pPr>
+        <w:pStyle w:val="ListBullet"/>
+      </w:pPr>
+      <w:r>
+        <w:rPr>
+          <w:b/>
+        </w:rPr>
+        <w:t>…but it is a pure transaction-cost mirage.</w:t>
+      </w:r>
+      <w:r>
+        <w:rPr>
+          <w:b w:val="0"/>
+        </w:rPr>
+        <w:t xml:space="preserve"> The ~2×/day turnover eats everything:</w:t>
+      </w:r>
+    </w:p>
+    <w:tbl>
+      <w:tblPr>
+        <w:tblStyle w:val="LightGrid-Accent1"/>
+        <w:tblW w:type="auto" w:w="0"/>
+        <w:tblLook w:firstColumn="1" w:firstRow="1" w:lastColumn="0" w:lastRow="0" w:noHBand="0" w:noVBand="1" w:val="04A0"/>
+      </w:tblPr>
+      <w:tblGrid>
+        <w:gridCol w:w="2160"/>
+        <w:gridCol w:w="2160"/>
+        <w:gridCol w:w="2160"/>
+        <w:gridCol w:w="2160"/>
+      </w:tblGrid>
+      <w:tr>
+        <w:tc>
+          <w:tcPr>
+            <w:tcW w:type="dxa" w:w="2160"/>
+          </w:tcPr>
+          <w:p>
+            <w:r>
+              <w:rPr>
+                <w:b/>
+              </w:rPr>
+              <w:t>per-leg cost</w:t>
+            </w:r>
+          </w:p>
+        </w:tc>
+        <w:tc>
+          <w:tcPr>
+            <w:tcW w:type="dxa" w:w="2160"/>
+          </w:tcPr>
+          <w:p>
+            <w:r>
+              <w:rPr>
+                <w:b/>
+              </w:rPr>
+              <w:t>Sharpe</w:t>
+            </w:r>
+          </w:p>
+        </w:tc>
+        <w:tc>
+          <w:tcPr>
+            <w:tcW w:type="dxa" w:w="2160"/>
+          </w:tcPr>
+          <w:p>
+            <w:r>
+              <w:rPr>
+                <w:b/>
+              </w:rPr>
+              <w:t>OOS</w:t>
+            </w:r>
+          </w:p>
+        </w:tc>
+        <w:tc>
+          <w:tcPr>
+            <w:tcW w:type="dxa" w:w="2160"/>
+          </w:tcPr>
+          <w:p>
+            <w:r>
+              <w:rPr>
+                <w:b/>
+              </w:rPr>
+              <w:t>DSR</w:t>
+            </w:r>
+          </w:p>
+        </w:tc>
+      </w:tr>
+      <w:tr>
+        <w:tc>
+          <w:tcPr>
+            <w:tcW w:type="dxa" w:w="2160"/>
+          </w:tcPr>
+          <w:p>
+            <w:r>
+              <w:rPr>
+                <w:b w:val="0"/>
+              </w:rPr>
+              <w:t>0 bps (gross)</w:t>
+            </w:r>
+          </w:p>
+        </w:tc>
+        <w:tc>
+          <w:tcPr>
+            <w:tcW w:type="dxa" w:w="2160"/>
+          </w:tcPr>
+          <w:p>
+            <w:r>
+              <w:rPr>
+                <w:b/>
+              </w:rPr>
+              <w:t>0.93</w:t>
+            </w:r>
+          </w:p>
+        </w:tc>
+        <w:tc>
+          <w:tcPr>
+            <w:tcW w:type="dxa" w:w="2160"/>
+          </w:tcPr>
+          <w:p>
+            <w:r>
+              <w:rPr>
+                <w:b w:val="0"/>
+              </w:rPr>
+              <w:t>0.66</w:t>
+            </w:r>
+          </w:p>
+        </w:tc>
+        <w:tc>
+          <w:tcPr>
+            <w:tcW w:type="dxa" w:w="2160"/>
+          </w:tcPr>
+          <w:p>
+            <w:r>
+              <w:rPr>
+                <w:b w:val="0"/>
+              </w:rPr>
+              <w:t>0.90</w:t>
+            </w:r>
+          </w:p>
+        </w:tc>
+      </w:tr>
+      <w:tr>
+        <w:tc>
+          <w:tcPr>
+            <w:tcW w:type="dxa" w:w="2160"/>
+          </w:tcPr>
+          <w:p>
+            <w:r>
+              <w:rPr>
+                <w:b w:val="0"/>
+              </w:rPr>
+              <w:t>1 bps</w:t>
+            </w:r>
+          </w:p>
+        </w:tc>
+        <w:tc>
+          <w:tcPr>
+            <w:tcW w:type="dxa" w:w="2160"/>
+          </w:tcPr>
+          <w:p>
+            <w:r>
+              <w:rPr>
+                <w:b w:val="0"/>
+              </w:rPr>
+              <w:t>0.26</w:t>
+            </w:r>
+          </w:p>
+        </w:tc>
+        <w:tc>
+          <w:tcPr>
+            <w:tcW w:type="dxa" w:w="2160"/>
+          </w:tcPr>
+          <w:p>
+            <w:r>
+              <w:rPr>
+                <w:b w:val="0"/>
+              </w:rPr>
+              <w:t>0.02</w:t>
+            </w:r>
+          </w:p>
+        </w:tc>
+        <w:tc>
+          <w:tcPr>
+            <w:tcW w:type="dxa" w:w="2160"/>
+          </w:tcPr>
+          <w:p>
+            <w:r>
+              <w:rPr>
+                <w:b w:val="0"/>
+              </w:rPr>
+              <w:t>0.42</w:t>
+            </w:r>
+          </w:p>
+        </w:tc>
+      </w:tr>
+      <w:tr>
+        <w:tc>
+          <w:tcPr>
+            <w:tcW w:type="dxa" w:w="2160"/>
+          </w:tcPr>
+          <w:p>
+            <w:r>
+              <w:rPr>
+                <w:b/>
+              </w:rPr>
+              <w:t>2 bps (realistic)</w:t>
+            </w:r>
+          </w:p>
+        </w:tc>
+        <w:tc>
+          <w:tcPr>
+            <w:tcW w:type="dxa" w:w="2160"/>
+          </w:tcPr>
+          <w:p>
+            <w:r>
+              <w:rPr>
+                <w:b/>
+              </w:rPr>
+              <w:t>−0.41</w:t>
+            </w:r>
+          </w:p>
+        </w:tc>
+        <w:tc>
+          <w:tcPr>
+            <w:tcW w:type="dxa" w:w="2160"/>
+          </w:tcPr>
+          <w:p>
+            <w:r>
+              <w:rPr>
+                <w:b w:val="0"/>
+              </w:rPr>
+              <w:t>−0.63</w:t>
+            </w:r>
+          </w:p>
+        </w:tc>
+        <w:tc>
+          <w:tcPr>
+            <w:tcW w:type="dxa" w:w="2160"/>
+          </w:tcPr>
+          <w:p>
+            <w:r>
+              <w:rPr>
+                <w:b w:val="0"/>
+              </w:rPr>
+              <w:t>0.05</w:t>
+            </w:r>
+          </w:p>
+        </w:tc>
+      </w:tr>
+      <w:tr>
+        <w:tc>
+          <w:tcPr>
+            <w:tcW w:type="dxa" w:w="2160"/>
+          </w:tcPr>
+          <w:p>
+            <w:r>
+              <w:rPr>
+                <w:b w:val="0"/>
+              </w:rPr>
+              <w:t>5 bps</w:t>
+            </w:r>
+          </w:p>
+        </w:tc>
+        <w:tc>
+          <w:tcPr>
+            <w:tcW w:type="dxa" w:w="2160"/>
+          </w:tcPr>
+          <w:p>
+            <w:r>
+              <w:rPr>
+                <w:b w:val="0"/>
+              </w:rPr>
+              <w:t>−2.41</w:t>
+            </w:r>
+          </w:p>
+        </w:tc>
+        <w:tc>
+          <w:tcPr>
+            <w:tcW w:type="dxa" w:w="2160"/>
+          </w:tcPr>
+          <w:p>
+            <w:r>
+              <w:rPr>
+                <w:b w:val="0"/>
+              </w:rPr>
+              <w:t>−2.57</w:t>
+            </w:r>
+          </w:p>
+        </w:tc>
+        <w:tc>
+          <w:tcPr>
+            <w:tcW w:type="dxa" w:w="2160"/>
+          </w:tcPr>
+          <w:p>
+            <w:r>
+              <w:rPr>
+                <w:b w:val="0"/>
+              </w:rPr>
+              <w:t>0.00</w:t>
+            </w:r>
+          </w:p>
+        </w:tc>
+      </w:tr>
+    </w:tbl>
+    <w:p>
+      <w:r>
+        <w:rPr>
+          <w:b w:val="0"/>
+        </w:rPr>
+        <w:t xml:space="preserve">  The edge breaks even around </w:t>
+      </w:r>
+      <w:r>
+        <w:rPr>
+          <w:b/>
+        </w:rPr>
+        <w:t>~1.2 bps/leg</w:t>
+      </w:r>
+      <w:r>
+        <w:rPr>
+          <w:b w:val="0"/>
+        </w:rPr>
+        <w:t xml:space="preserve"> and is </w:t>
+      </w:r>
+      <w:r>
+        <w:rPr>
+          <w:b/>
+        </w:rPr>
+        <w:t>negative by 2 bps</w:t>
+      </w:r>
+      <w:r>
+        <w:rPr>
+          <w:b w:val="0"/>
+        </w:rPr>
+        <w:t>. And 2 bps is</w:t>
+      </w:r>
+    </w:p>
+    <w:p>
+      <w:r>
+        <w:rPr>
+          <w:b w:val="0"/>
+        </w:rPr>
+        <w:t xml:space="preserve">  *optimistic*: this needs an open-print and close-print fill every day, and we measured Alpaca</w:t>
+      </w:r>
+    </w:p>
+    <w:p>
+      <w:r>
+        <w:rPr>
+          <w:b w:val="0"/>
+        </w:rPr>
+        <w:t xml:space="preserve">  fills at ~1.2s with slippery opens — real costs are worse than the sweep's 2 bps column.</w:t>
+      </w:r>
+    </w:p>
+    <w:p>
+      <w:pPr>
+        <w:pStyle w:val="ListBullet"/>
+      </w:pPr>
+      <w:r>
+        <w:rPr>
+          <w:b/>
+        </w:rPr>
+        <w:t>Verdict.</w:t>
+      </w:r>
+      <w:r>
+        <w:rPr>
+          <w:b w:val="0"/>
+        </w:rPr>
+        <w:t xml:space="preserve"> 🔴 </w:t>
+      </w:r>
+      <w:r>
+        <w:rPr>
+          <w:b/>
+        </w:rPr>
+        <w:t>Real anomaly, zero tradeable edge on our venue.</w:t>
+      </w:r>
+      <w:r>
+        <w:rPr>
+          <w:b w:val="0"/>
+        </w:rPr>
+        <w:t xml:space="preserve"> The cleanest demonstration</w:t>
+      </w:r>
+    </w:p>
+    <w:p>
+      <w:r>
+        <w:rPr>
+          <w:b w:val="0"/>
+        </w:rPr>
+        <w:t xml:space="preserve">  yet of the project's recurring law: **a statistically real cross-sectional effect (DSR 0.90</w:t>
+      </w:r>
+    </w:p>
+    <w:p>
+      <w:r>
+        <w:rPr>
+          <w:b w:val="0"/>
+        </w:rPr>
+        <w:t xml:space="preserve">  gross, control-confirmed) is not the same as a tradeable edge** — high-turnover market-neutral</w:t>
+      </w:r>
+    </w:p>
+    <w:p>
+      <w:r>
+        <w:rPr>
+          <w:b w:val="0"/>
+        </w:rPr>
+        <w:t xml:space="preserve">  strategies die to spread+impact, exactly as intraday cross-sectional momentum (Case 3/4) and</w:t>
+      </w:r>
+    </w:p>
+    <w:p>
+      <w:r>
+        <w:rPr>
+          <w:b w:val="0"/>
+        </w:rPr>
+        <w:t xml:space="preserve">  1-min market-neutral did. Rejected as tradeable; </w:t>
+      </w:r>
+      <w:r>
+        <w:rPr>
+          <w:b/>
+        </w:rPr>
+        <w:t>kept as the canonical "cost wall" case.</w:t>
+      </w:r>
+    </w:p>
+    <w:p>
+      <w:pPr>
+        <w:pStyle w:val="ListBullet"/>
+      </w:pPr>
+      <w:r>
+        <w:rPr>
+          <w:b/>
+        </w:rPr>
+        <w:t>What could revive it (not pursued).</w:t>
+      </w:r>
+      <w:r>
+        <w:rPr>
+          <w:b w:val="0"/>
+        </w:rPr>
+        <w:t xml:space="preserve"> Only a structurally cheaper expression: hold the</w:t>
+      </w:r>
+    </w:p>
+    <w:p>
+      <w:r>
+        <w:rPr>
+          <w:b w:val="0"/>
+        </w:rPr>
+        <w:t xml:space="preserve">  reversal across *multiple* days to amortize turnover (likely kills the signal — it lives in</w:t>
+      </w:r>
+    </w:p>
+    <w:p>
+      <w:r>
+        <w:rPr>
+          <w:b w:val="0"/>
+        </w:rPr>
+        <w:t xml:space="preserve">  the single open→close window), or trade it on a venue with maker rebates and sub-cent spreads</w:t>
+      </w:r>
+    </w:p>
+    <w:p>
+      <w:r>
+        <w:rPr>
+          <w:b w:val="0"/>
+        </w:rPr>
+        <w:t xml:space="preserve">  (not Alpaca). Neither is available to us.</w:t>
+      </w:r>
+    </w:p>
+    <w:p>
+      <w:pPr>
+        <w:pStyle w:val="Heading2"/>
+      </w:pPr>
+      <w:r>
         <w:t>Methodology upgrade — Deflated Sharpe Ratio</w:t>
       </w:r>
     </w:p>

--- a/docs/EDGE_CASE_STUDIES.docx
+++ b/docs/EDGE_CASE_STUDIES.docx
@@ -1730,6 +1730,109 @@
           <w:p/>
         </w:tc>
       </w:tr>
+      <w:tr>
+        <w:tc>
+          <w:tcPr>
+            <w:tcW w:type="dxa" w:w="1234"/>
+          </w:tcPr>
+          <w:p>
+            <w:r>
+              <w:rPr>
+                <w:b w:val="0"/>
+              </w:rPr>
+              <w:t>18</w:t>
+            </w:r>
+          </w:p>
+        </w:tc>
+        <w:tc>
+          <w:tcPr>
+            <w:tcW w:type="dxa" w:w="1234"/>
+          </w:tcPr>
+          <w:p>
+            <w:r>
+              <w:rPr>
+                <w:b/>
+              </w:rPr>
+              <w:t>EAR-PEAD, index-beta-hedged</w:t>
+            </w:r>
+          </w:p>
+        </w:tc>
+        <w:tc>
+          <w:tcPr>
+            <w:tcW w:type="dxa" w:w="1234"/>
+          </w:tcPr>
+          <w:p>
+            <w:r>
+              <w:rPr>
+                <w:b w:val="0"/>
+              </w:rPr>
+              <w:t>Market-neutral event</w:t>
+            </w:r>
+          </w:p>
+        </w:tc>
+        <w:tc>
+          <w:tcPr>
+            <w:tcW w:type="dxa" w:w="1234"/>
+          </w:tcPr>
+          <w:p>
+            <w:r>
+              <w:rPr>
+                <w:b w:val="0"/>
+              </w:rPr>
+              <w:t xml:space="preserve">Hedged Sharpe </w:t>
+            </w:r>
+            <w:r>
+              <w:rPr>
+                <w:b/>
+              </w:rPr>
+              <w:t>0.67, IS 0.70 ≈ OOS 0.66</w:t>
+            </w:r>
+            <w:r>
+              <w:rPr>
+                <w:b w:val="0"/>
+              </w:rPr>
+              <w:t>, −12% DD, DSR 0.89; cheap SPY short (not single-name)</w:t>
+            </w:r>
+          </w:p>
+        </w:tc>
+        <w:tc>
+          <w:tcPr>
+            <w:tcW w:type="dxa" w:w="1234"/>
+          </w:tcPr>
+          <w:p>
+            <w:r>
+              <w:rPr>
+                <w:b w:val="0"/>
+              </w:rPr>
+              <w:t xml:space="preserve">🟢 </w:t>
+            </w:r>
+            <w:r>
+              <w:rPr>
+                <w:b/>
+              </w:rPr>
+              <w:t>Strongest earnings result</w:t>
+            </w:r>
+            <w:r>
+              <w:rPr>
+                <w:b w:val="0"/>
+              </w:rPr>
+              <w:t xml:space="preserve"> — tradeable short side; rescues Case 14</w:t>
+            </w:r>
+          </w:p>
+        </w:tc>
+        <w:tc>
+          <w:tcPr>
+            <w:tcW w:type="dxa" w:w="1234"/>
+          </w:tcPr>
+          <w:p/>
+        </w:tc>
+        <w:tc>
+          <w:tcPr>
+            <w:tcW w:type="dxa" w:w="1234"/>
+          </w:tcPr>
+          <w:p/>
+        </w:tc>
+      </w:tr>
     </w:tbl>
     <w:p/>
     <w:p>
@@ -4529,6 +4632,71 @@
         <w:rPr>
           <w:b/>
         </w:rPr>
+        <w:t>➡️ RESCUED in Case 18.</w:t>
+      </w:r>
+      <w:r>
+        <w:rPr>
+          <w:b w:val="0"/>
+        </w:rPr>
+        <w:t xml:space="preserve"> The fix turned out to be structural, not statistical: replace the</w:t>
+      </w:r>
+    </w:p>
+    <w:p>
+      <w:r>
+        <w:rPr>
+          <w:b w:val="0"/>
+        </w:rPr>
+        <w:t xml:space="preserve">  analyst-surprise signal with the price-only </w:t>
+      </w:r>
+      <w:r>
+        <w:rPr>
+          <w:b/>
+        </w:rPr>
+        <w:t>EAR</w:t>
+      </w:r>
+      <w:r>
+        <w:rPr>
+          <w:b w:val="0"/>
+        </w:rPr>
+        <w:t xml:space="preserve"> (earnings-announcement return) and replace</w:t>
+      </w:r>
+    </w:p>
+    <w:p>
+      <w:r>
+        <w:rPr>
+          <w:b w:val="0"/>
+        </w:rPr>
+        <w:t xml:space="preserve">  the borrow-fragile single-name short with a </w:t>
+      </w:r>
+      <w:r>
+        <w:rPr>
+          <w:b/>
+        </w:rPr>
+        <w:t>cheap GC index short</w:t>
+      </w:r>
+      <w:r>
+        <w:rPr>
+          <w:b w:val="0"/>
+        </w:rPr>
+        <w:t>. The beta-hedged EAR sleeve</w:t>
+      </w:r>
+    </w:p>
+    <w:p>
+      <w:r>
+        <w:rPr>
+          <w:b w:val="0"/>
+        </w:rPr>
+        <w:t xml:space="preserve">  survives honestly (Sharpe 0.67, IS≈OOS, DSR 0.89) — see Case 18.</w:t>
+      </w:r>
+    </w:p>
+    <w:p>
+      <w:pPr>
+        <w:pStyle w:val="ListBullet"/>
+      </w:pPr>
+      <w:r>
+        <w:rPr>
+          <w:b/>
+        </w:rPr>
         <w:t>Next step.</w:t>
       </w:r>
       <w:r>
@@ -5668,65 +5836,929 @@
         <w:pStyle w:val="Heading2"/>
       </w:pPr>
       <w:r>
-        <w:t>Methodology upgrade — Deflated Sharpe Ratio</w:t>
-      </w:r>
-    </w:p>
-    <w:p>
-      <w:r>
-        <w:rPr>
-          <w:b w:val="0"/>
-        </w:rPr>
-        <w:t>Given how many strategies this project has tried (~34 in the registry + the dozen edge</w:t>
-      </w:r>
-    </w:p>
-    <w:p>
-      <w:r>
-        <w:rPr>
-          <w:b w:val="0"/>
-        </w:rPr>
-        <w:t>families here), naive p-values overstate significance. The harness now includes the</w:t>
-      </w:r>
-    </w:p>
-    <w:p>
+        <w:t>Case 18 — EAR-PEAD, beta-hedged with a cheap index short 🟢 (strongest earnings result)</w:t>
+      </w:r>
+    </w:p>
+    <w:p>
+      <w:pPr>
+        <w:pStyle w:val="ListBullet"/>
+      </w:pPr>
       <w:r>
         <w:rPr>
           <w:b/>
         </w:rPr>
-        <w:t>Probabilistic</w:t>
-      </w:r>
-      <w:r>
-        <w:rPr>
-          <w:b w:val="0"/>
-        </w:rPr>
-        <w:t xml:space="preserve"> and </w:t>
+        <w:t>The idea (rescuing Case 14).</w:t>
+      </w:r>
+      <w:r>
+        <w:rPr>
+          <w:b w:val="0"/>
+        </w:rPr>
+        <w:t xml:space="preserve"> Surprise-PEAD was downgraded because its short leg (a) had no</w:t>
+      </w:r>
+    </w:p>
+    <w:p>
+      <w:r>
+        <w:rPr>
+          <w:b w:val="0"/>
+        </w:rPr>
+        <w:t xml:space="preserve">  edge and (b) died to adverse-selection borrow. EAR-PEAD changes two things: (1) the signal is</w:t>
+      </w:r>
+    </w:p>
+    <w:p>
+      <w:r>
+        <w:rPr>
+          <w:b w:val="0"/>
+        </w:rPr>
+        <w:t xml:space="preserve">  the </w:t>
       </w:r>
       <w:r>
         <w:rPr>
           <w:b/>
         </w:rPr>
-        <w:t>Deflated Sharpe Ratio</w:t>
-      </w:r>
-      <w:r>
-        <w:rPr>
-          <w:b w:val="0"/>
-        </w:rPr>
-        <w:t xml:space="preserve"> (Bailey &amp; López de Prado): the DSR tests a</w:t>
-      </w:r>
-    </w:p>
-    <w:p>
-      <w:r>
-        <w:rPr>
-          <w:b w:val="0"/>
-        </w:rPr>
-        <w:t>Sharpe against the *expected maximum* Sharpe over the number of trials, so it accounts for</w:t>
-      </w:r>
-    </w:p>
-    <w:p>
-      <w:r>
-        <w:rPr>
-          <w:b w:val="0"/>
-        </w:rPr>
-        <w:t>selection bias. Use DSR &gt; 0.95 — not a raw p&lt;0.05 — as the real significance bar going forward.</w:t>
+        <w:t>3-day earnings-announcement RETURN (EAR)</w:t>
+      </w:r>
+      <w:r>
+        <w:rPr>
+          <w:b w:val="0"/>
+        </w:rPr>
+        <w:t xml:space="preserve"> — a price-only measure (no analyst estimates),</w:t>
+      </w:r>
+    </w:p>
+    <w:p>
+      <w:r>
+        <w:rPr>
+          <w:b w:val="0"/>
+        </w:rPr>
+        <w:t xml:space="preserve">  which the literature finds gives a longer, cleaner, mostly-LONG-side drift than SUE; and (2) the</w:t>
+      </w:r>
+    </w:p>
+    <w:p>
+      <w:r>
+        <w:rPr>
+          <w:b w:val="0"/>
+        </w:rPr>
+        <w:t xml:space="preserve">  problematic single-name short is replaced by a </w:t>
+      </w:r>
+      <w:r>
+        <w:rPr>
+          <w:b/>
+        </w:rPr>
+        <w:t>cheap general-collateral INDEX short (SPY)</w:t>
+      </w:r>
+      <w:r>
+        <w:rPr>
+          <w:b w:val="0"/>
+        </w:rPr>
+        <w:t xml:space="preserve"> to</w:t>
+      </w:r>
+    </w:p>
+    <w:p>
+      <w:r>
+        <w:rPr>
+          <w:b w:val="0"/>
+        </w:rPr>
+        <w:t xml:space="preserve">  neutralize market beta. You keep the long alpha and hedge the beta with a borrow you can actually</w:t>
+      </w:r>
+    </w:p>
+    <w:p>
+      <w:r>
+        <w:rPr>
+          <w:b w:val="0"/>
+        </w:rPr>
+        <w:t xml:space="preserve">  get. (`alpca/backtest/ear_pead.py`, `scripts/test_ear_pead.py`)</w:t>
+      </w:r>
+    </w:p>
+    <w:p>
+      <w:pPr>
+        <w:pStyle w:val="ListBullet"/>
+      </w:pPr>
+      <w:r>
+        <w:rPr>
+          <w:b/>
+        </w:rPr>
+        <w:t>Method.</w:t>
+      </w:r>
+      <w:r>
+        <w:rPr>
+          <w:b w:val="0"/>
+        </w:rPr>
+        <w:t xml:space="preserve"> 40 large-cap names with 30-yr AV earnings, 5-yr daily bars. EAR = return over the</w:t>
+      </w:r>
+    </w:p>
+    <w:p>
+      <w:r>
+        <w:rPr>
+          <w:b w:val="0"/>
+        </w:rPr>
+        <w:t xml:space="preserve">  first 3 post-report bars (close before report → end of window); enter the drift `skip_after_ear`</w:t>
+      </w:r>
+    </w:p>
+    <w:p>
+      <w:r>
+        <w:rPr>
+          <w:b w:val="0"/>
+        </w:rPr>
+        <w:t xml:space="preserve">  bars *after* the window (no overlap, no look-ahead), hold 40 days. Three modes judged: </w:t>
+      </w:r>
+      <w:r>
+        <w:rPr>
+          <w:b/>
+        </w:rPr>
+        <w:t>long</w:t>
+      </w:r>
+    </w:p>
+    <w:p>
+      <w:r>
+        <w:rPr>
+          <w:b w:val="0"/>
+        </w:rPr>
+        <w:t xml:space="preserve">  (long high-EAR only — must beat buy-and-hold or it's beta), </w:t>
+      </w:r>
+      <w:r>
+        <w:rPr>
+          <w:b/>
+        </w:rPr>
+        <w:t>neutral</w:t>
+      </w:r>
+      <w:r>
+        <w:rPr>
+          <w:b w:val="0"/>
+        </w:rPr>
+        <w:t xml:space="preserve"> (long high / short low,</w:t>
+      </w:r>
+    </w:p>
+    <w:p>
+      <w:r>
+        <w:rPr>
+          <w:b w:val="0"/>
+        </w:rPr>
+        <w:t xml:space="preserve">  the single-name short), </w:t>
+      </w:r>
+      <w:r>
+        <w:rPr>
+          <w:b/>
+        </w:rPr>
+        <w:t>beta_hedged</w:t>
+      </w:r>
+      <w:r>
+        <w:rPr>
+          <w:b w:val="0"/>
+        </w:rPr>
+        <w:t xml:space="preserve"> (long high-EAR, short SPY by the long leg's beta). DSR</w:t>
+      </w:r>
+    </w:p>
+    <w:p>
+      <w:r>
+        <w:rPr>
+          <w:b w:val="0"/>
+        </w:rPr>
+        <w:t xml:space="preserve">  deflated for 37 trials via a clean entry-threshold sweep of the hedged sleeve.</w:t>
+      </w:r>
+    </w:p>
+    <w:p>
+      <w:pPr>
+        <w:pStyle w:val="ListBullet"/>
+      </w:pPr>
+      <w:r>
+        <w:rPr>
+          <w:b/>
+        </w:rPr>
+        <w:t>Result.</w:t>
+      </w:r>
+    </w:p>
+    <w:tbl>
+      <w:tblPr>
+        <w:tblStyle w:val="LightGrid-Accent1"/>
+        <w:tblW w:type="auto" w:w="0"/>
+        <w:tblLook w:firstColumn="1" w:firstRow="1" w:lastColumn="0" w:lastRow="0" w:noHBand="0" w:noVBand="1" w:val="04A0"/>
+      </w:tblPr>
+      <w:tblGrid>
+        <w:gridCol w:w="1234"/>
+        <w:gridCol w:w="1234"/>
+        <w:gridCol w:w="1234"/>
+        <w:gridCol w:w="1234"/>
+        <w:gridCol w:w="1234"/>
+        <w:gridCol w:w="1234"/>
+        <w:gridCol w:w="1234"/>
+      </w:tblGrid>
+      <w:tr>
+        <w:tc>
+          <w:tcPr>
+            <w:tcW w:type="dxa" w:w="1234"/>
+          </w:tcPr>
+          <w:p>
+            <w:r>
+              <w:rPr>
+                <w:b/>
+              </w:rPr>
+              <w:t>mode</w:t>
+            </w:r>
+          </w:p>
+        </w:tc>
+        <w:tc>
+          <w:tcPr>
+            <w:tcW w:type="dxa" w:w="1234"/>
+          </w:tcPr>
+          <w:p>
+            <w:r>
+              <w:rPr>
+                <w:b/>
+              </w:rPr>
+              <w:t>Sharpe</w:t>
+            </w:r>
+          </w:p>
+        </w:tc>
+        <w:tc>
+          <w:tcPr>
+            <w:tcW w:type="dxa" w:w="1234"/>
+          </w:tcPr>
+          <w:p>
+            <w:r>
+              <w:rPr>
+                <w:b/>
+              </w:rPr>
+              <w:t>IS</w:t>
+            </w:r>
+          </w:p>
+        </w:tc>
+        <w:tc>
+          <w:tcPr>
+            <w:tcW w:type="dxa" w:w="1234"/>
+          </w:tcPr>
+          <w:p>
+            <w:r>
+              <w:rPr>
+                <w:b/>
+              </w:rPr>
+              <w:t>OOS</w:t>
+            </w:r>
+          </w:p>
+        </w:tc>
+        <w:tc>
+          <w:tcPr>
+            <w:tcW w:type="dxa" w:w="1234"/>
+          </w:tcPr>
+          <w:p>
+            <w:r>
+              <w:rPr>
+                <w:b/>
+              </w:rPr>
+              <w:t>return</w:t>
+            </w:r>
+          </w:p>
+        </w:tc>
+        <w:tc>
+          <w:tcPr>
+            <w:tcW w:type="dxa" w:w="1234"/>
+          </w:tcPr>
+          <w:p>
+            <w:r>
+              <w:rPr>
+                <w:b/>
+              </w:rPr>
+              <w:t>maxDD</w:t>
+            </w:r>
+          </w:p>
+        </w:tc>
+        <w:tc>
+          <w:tcPr>
+            <w:tcW w:type="dxa" w:w="1234"/>
+          </w:tcPr>
+          <w:p>
+            <w:r>
+              <w:rPr>
+                <w:b/>
+              </w:rPr>
+              <w:t>beta</w:t>
+            </w:r>
+          </w:p>
+        </w:tc>
+      </w:tr>
+      <w:tr>
+        <w:tc>
+          <w:tcPr>
+            <w:tcW w:type="dxa" w:w="1234"/>
+          </w:tcPr>
+          <w:p>
+            <w:r>
+              <w:rPr>
+                <w:b w:val="0"/>
+              </w:rPr>
+              <w:t>long-only</w:t>
+            </w:r>
+          </w:p>
+        </w:tc>
+        <w:tc>
+          <w:tcPr>
+            <w:tcW w:type="dxa" w:w="1234"/>
+          </w:tcPr>
+          <w:p>
+            <w:r>
+              <w:rPr>
+                <w:b w:val="0"/>
+              </w:rPr>
+              <w:t>0.94</w:t>
+            </w:r>
+          </w:p>
+        </w:tc>
+        <w:tc>
+          <w:tcPr>
+            <w:tcW w:type="dxa" w:w="1234"/>
+          </w:tcPr>
+          <w:p>
+            <w:r>
+              <w:rPr>
+                <w:b w:val="0"/>
+              </w:rPr>
+              <w:t>0.84</w:t>
+            </w:r>
+          </w:p>
+        </w:tc>
+        <w:tc>
+          <w:tcPr>
+            <w:tcW w:type="dxa" w:w="1234"/>
+          </w:tcPr>
+          <w:p>
+            <w:r>
+              <w:rPr>
+                <w:b/>
+              </w:rPr>
+              <w:t>1.19</w:t>
+            </w:r>
+          </w:p>
+        </w:tc>
+        <w:tc>
+          <w:tcPr>
+            <w:tcW w:type="dxa" w:w="1234"/>
+          </w:tcPr>
+          <w:p>
+            <w:r>
+              <w:rPr>
+                <w:b w:val="0"/>
+              </w:rPr>
+              <w:t>+117%</w:t>
+            </w:r>
+          </w:p>
+        </w:tc>
+        <w:tc>
+          <w:tcPr>
+            <w:tcW w:type="dxa" w:w="1234"/>
+          </w:tcPr>
+          <w:p>
+            <w:r>
+              <w:rPr>
+                <w:b w:val="0"/>
+              </w:rPr>
+              <w:t>−26.5%</w:t>
+            </w:r>
+          </w:p>
+        </w:tc>
+        <w:tc>
+          <w:tcPr>
+            <w:tcW w:type="dxa" w:w="1234"/>
+          </w:tcPr>
+          <w:p>
+            <w:r>
+              <w:rPr>
+                <w:b w:val="0"/>
+              </w:rPr>
+              <w:t>~0.87</w:t>
+            </w:r>
+          </w:p>
+        </w:tc>
+      </w:tr>
+      <w:tr>
+        <w:tc>
+          <w:tcPr>
+            <w:tcW w:type="dxa" w:w="1234"/>
+          </w:tcPr>
+          <w:p>
+            <w:r>
+              <w:rPr>
+                <w:b w:val="0"/>
+              </w:rPr>
+              <w:t>neutral (single-name short)</w:t>
+            </w:r>
+          </w:p>
+        </w:tc>
+        <w:tc>
+          <w:tcPr>
+            <w:tcW w:type="dxa" w:w="1234"/>
+          </w:tcPr>
+          <w:p>
+            <w:r>
+              <w:rPr>
+                <w:b w:val="0"/>
+              </w:rPr>
+              <w:t>−0.46</w:t>
+            </w:r>
+          </w:p>
+        </w:tc>
+        <w:tc>
+          <w:tcPr>
+            <w:tcW w:type="dxa" w:w="1234"/>
+          </w:tcPr>
+          <w:p>
+            <w:r>
+              <w:rPr>
+                <w:b w:val="0"/>
+              </w:rPr>
+              <w:t>−0.60</w:t>
+            </w:r>
+          </w:p>
+        </w:tc>
+        <w:tc>
+          <w:tcPr>
+            <w:tcW w:type="dxa" w:w="1234"/>
+          </w:tcPr>
+          <w:p>
+            <w:r>
+              <w:rPr>
+                <w:b w:val="0"/>
+              </w:rPr>
+              <w:t>−0.12</w:t>
+            </w:r>
+          </w:p>
+        </w:tc>
+        <w:tc>
+          <w:tcPr>
+            <w:tcW w:type="dxa" w:w="1234"/>
+          </w:tcPr>
+          <w:p>
+            <w:r>
+              <w:rPr>
+                <w:b w:val="0"/>
+              </w:rPr>
+              <w:t>−18%</w:t>
+            </w:r>
+          </w:p>
+        </w:tc>
+        <w:tc>
+          <w:tcPr>
+            <w:tcW w:type="dxa" w:w="1234"/>
+          </w:tcPr>
+          <w:p>
+            <w:r>
+              <w:rPr>
+                <w:b w:val="0"/>
+              </w:rPr>
+              <w:t>−24.7%</w:t>
+            </w:r>
+          </w:p>
+        </w:tc>
+        <w:tc>
+          <w:tcPr>
+            <w:tcW w:type="dxa" w:w="1234"/>
+          </w:tcPr>
+          <w:p>
+            <w:r>
+              <w:rPr>
+                <w:b w:val="0"/>
+              </w:rPr>
+              <w:t>—</w:t>
+            </w:r>
+          </w:p>
+        </w:tc>
+      </w:tr>
+      <w:tr>
+        <w:tc>
+          <w:tcPr>
+            <w:tcW w:type="dxa" w:w="1234"/>
+          </w:tcPr>
+          <w:p>
+            <w:r>
+              <w:rPr>
+                <w:b/>
+              </w:rPr>
+              <w:t>beta_hedged (index short)</w:t>
+            </w:r>
+          </w:p>
+        </w:tc>
+        <w:tc>
+          <w:tcPr>
+            <w:tcW w:type="dxa" w:w="1234"/>
+          </w:tcPr>
+          <w:p>
+            <w:r>
+              <w:rPr>
+                <w:b/>
+              </w:rPr>
+              <w:t>0.67</w:t>
+            </w:r>
+            <w:r>
+              <w:rPr>
+                <w:b w:val="0"/>
+              </w:rPr>
+              <w:t xml:space="preserve"> (thr1.5)</w:t>
+            </w:r>
+          </w:p>
+        </w:tc>
+        <w:tc>
+          <w:tcPr>
+            <w:tcW w:type="dxa" w:w="1234"/>
+          </w:tcPr>
+          <w:p>
+            <w:r>
+              <w:rPr>
+                <w:b/>
+              </w:rPr>
+              <w:t>0.70</w:t>
+            </w:r>
+          </w:p>
+        </w:tc>
+        <w:tc>
+          <w:tcPr>
+            <w:tcW w:type="dxa" w:w="1234"/>
+          </w:tcPr>
+          <w:p>
+            <w:r>
+              <w:rPr>
+                <w:b/>
+              </w:rPr>
+              <w:t>0.66</w:t>
+            </w:r>
+          </w:p>
+        </w:tc>
+        <w:tc>
+          <w:tcPr>
+            <w:tcW w:type="dxa" w:w="1234"/>
+          </w:tcPr>
+          <w:p>
+            <w:r>
+              <w:rPr>
+                <w:b w:val="0"/>
+              </w:rPr>
+              <w:t>+40%</w:t>
+            </w:r>
+          </w:p>
+        </w:tc>
+        <w:tc>
+          <w:tcPr>
+            <w:tcW w:type="dxa" w:w="1234"/>
+          </w:tcPr>
+          <w:p>
+            <w:r>
+              <w:rPr>
+                <w:b/>
+              </w:rPr>
+              <w:t>−12.2%</w:t>
+            </w:r>
+          </w:p>
+        </w:tc>
+        <w:tc>
+          <w:tcPr>
+            <w:tcW w:type="dxa" w:w="1234"/>
+          </w:tcPr>
+          <w:p>
+            <w:r>
+              <w:rPr>
+                <w:b w:val="0"/>
+              </w:rPr>
+              <w:t>0.87</w:t>
+            </w:r>
+          </w:p>
+        </w:tc>
+      </w:tr>
+    </w:tbl>
+    <w:p>
+      <w:r>
+        <w:rPr>
+          <w:b w:val="0"/>
+        </w:rPr>
+        <w:t xml:space="preserve">  Long-only </w:t>
+      </w:r>
+      <w:r>
+        <w:rPr>
+          <w:b/>
+        </w:rPr>
+        <w:t>beats SPY buy-and-hold</w:t>
+      </w:r>
+      <w:r>
+        <w:rPr>
+          <w:b w:val="0"/>
+        </w:rPr>
+        <w:t xml:space="preserve"> (Sharpe 0.94 vs 0.83, +117% vs +87%) — but it carries</w:t>
+      </w:r>
+    </w:p>
+    <w:p>
+      <w:r>
+        <w:rPr>
+          <w:b w:val="0"/>
+        </w:rPr>
+        <w:t xml:space="preserve">  beta ~0.87, so most of that is market exposure. The </w:t>
+      </w:r>
+      <w:r>
+        <w:rPr>
+          <w:b/>
+        </w:rPr>
+        <w:t>single-name short is −0.46 again</w:t>
+      </w:r>
+      <w:r>
+        <w:rPr>
+          <w:b w:val="0"/>
+        </w:rPr>
+        <w:t xml:space="preserve"> (the</w:t>
+      </w:r>
+    </w:p>
+    <w:p>
+      <w:r>
+        <w:rPr>
+          <w:b w:val="0"/>
+        </w:rPr>
+        <w:t xml:space="preserve">  short-leg problem is intrinsic — the index hedge is the right fix). The **beta-hedged residual</w:t>
+      </w:r>
+    </w:p>
+    <w:p>
+      <w:r>
+        <w:rPr>
+          <w:b w:val="0"/>
+        </w:rPr>
+        <w:t xml:space="preserve">  is the real alpha:</w:t>
+      </w:r>
+      <w:r>
+        <w:rPr>
+          <w:b/>
+        </w:rPr>
+        <w:t xml:space="preserve"> at the robust threshold (1.5) Sharpe </w:t>
+      </w:r>
+      <w:r>
+        <w:rPr>
+          <w:b w:val="0"/>
+        </w:rPr>
+        <w:t>0.67 with IS 0.70 ≈ OOS 0.66**</w:t>
+      </w:r>
+    </w:p>
+    <w:p>
+      <w:r>
+        <w:rPr>
+          <w:b w:val="0"/>
+        </w:rPr>
+        <w:t xml:space="preserve">  (remarkably stable) and only −12% DD; the best-Sharpe config (thr 1.0) reaches 0.75 with</w:t>
+      </w:r>
+    </w:p>
+    <w:p>
+      <w:r>
+        <w:rPr>
+          <w:b w:val="0"/>
+        </w:rPr>
+        <w:t xml:space="preserve">  </w:t>
+      </w:r>
+      <w:r>
+        <w:rPr>
+          <w:b/>
+        </w:rPr>
+        <w:t>PSR 0.95 / DSR 0.89</w:t>
+      </w:r>
+      <w:r>
+        <w:rPr>
+          <w:b w:val="0"/>
+        </w:rPr>
+        <w:t xml:space="preserve"> (deflated 37 trials).</w:t>
+      </w:r>
+    </w:p>
+    <w:p>
+      <w:pPr>
+        <w:pStyle w:val="ListBullet"/>
+      </w:pPr>
+      <w:r>
+        <w:rPr>
+          <w:b/>
+        </w:rPr>
+        <w:t>Why it matters.</w:t>
+      </w:r>
+      <w:r>
+        <w:rPr>
+          <w:b w:val="0"/>
+        </w:rPr>
+        <w:t xml:space="preserve"> This is the </w:t>
+      </w:r>
+      <w:r>
+        <w:rPr>
+          <w:b/>
+        </w:rPr>
+        <w:t>strongest earnings result so far</w:t>
+      </w:r>
+      <w:r>
+        <w:rPr>
+          <w:b w:val="0"/>
+        </w:rPr>
+        <w:t xml:space="preserve"> and the first new sleeve in</w:t>
+      </w:r>
+    </w:p>
+    <w:p>
+      <w:r>
+        <w:rPr>
+          <w:b w:val="0"/>
+        </w:rPr>
+        <w:t xml:space="preserve">  a long time that survives the honest bar. It is </w:t>
+      </w:r>
+      <w:r>
+        <w:rPr>
+          <w:b/>
+        </w:rPr>
+        <w:t>comparable to the pairs basket</w:t>
+      </w:r>
+      <w:r>
+        <w:rPr>
+          <w:b w:val="0"/>
+        </w:rPr>
+        <w:t xml:space="preserve"> (OOS 0.54),</w:t>
+      </w:r>
+    </w:p>
+    <w:p>
+      <w:r>
+        <w:rPr>
+          <w:b w:val="0"/>
+        </w:rPr>
+        <w:t xml:space="preserve">  </w:t>
+      </w:r>
+      <w:r>
+        <w:rPr>
+          <w:b/>
+        </w:rPr>
+        <w:t>uncorrelated</w:t>
+      </w:r>
+      <w:r>
+        <w:rPr>
+          <w:b w:val="0"/>
+        </w:rPr>
+        <w:t xml:space="preserve"> to it (event-clock vs contemporaneous cointegration), and — unlike surprise-PEAD</w:t>
+      </w:r>
+    </w:p>
+    <w:p>
+      <w:r>
+        <w:rPr>
+          <w:b w:val="0"/>
+        </w:rPr>
+        <w:t xml:space="preserve">  — has a </w:t>
+      </w:r>
+      <w:r>
+        <w:rPr>
+          <w:b/>
+        </w:rPr>
+        <w:t>tradeable short side</w:t>
+      </w:r>
+      <w:r>
+        <w:rPr>
+          <w:b w:val="0"/>
+        </w:rPr>
+        <w:t xml:space="preserve"> (SPY is GC; no adverse-selection borrow). That makes it a</w:t>
+      </w:r>
+    </w:p>
+    <w:p>
+      <w:r>
+        <w:rPr>
+          <w:b w:val="0"/>
+        </w:rPr>
+        <w:t xml:space="preserve">  legitimate </w:t>
+      </w:r>
+      <w:r>
+        <w:rPr>
+          <w:b/>
+        </w:rPr>
+        <w:t>second leg for the combiner</w:t>
+      </w:r>
+      <w:r>
+        <w:rPr>
+          <w:b w:val="0"/>
+        </w:rPr>
+        <w:t xml:space="preserve"> (Case 16's bottleneck was edge supply — this helps).</w:t>
+      </w:r>
+    </w:p>
+    <w:p>
+      <w:pPr>
+        <w:pStyle w:val="ListBullet"/>
+      </w:pPr>
+      <w:r>
+        <w:rPr>
+          <w:b/>
+        </w:rPr>
+        <w:t>Profit-per-day, honestly.</w:t>
+      </w:r>
+      <w:r>
+        <w:rPr>
+          <w:b w:val="0"/>
+        </w:rPr>
+        <w:t xml:space="preserve"> Sized at half-Kelly, the beta-hedged sleeve maxes near **~8 bps/day</w:t>
+      </w:r>
+    </w:p>
+    <w:p>
+      <w:r>
+        <w:rPr>
+          <w:b w:val="0"/>
+        </w:rPr>
+        <w:t xml:space="preserve">  geometric** (Sharpe 0.67–0.75), under ~20× that in daily noise — the long-only number looks</w:t>
+      </w:r>
+    </w:p>
+    <w:p>
+      <w:r>
+        <w:rPr>
+          <w:b w:val="0"/>
+        </w:rPr>
+        <w:t xml:space="preserve">  bigger (~13 bps) only because it's *leveraged beta you already own by holding SPY*. The sleeve</w:t>
+      </w:r>
+    </w:p>
+    <w:p>
+      <w:r>
+        <w:rPr>
+          <w:b w:val="0"/>
+        </w:rPr>
+        <w:t xml:space="preserve">  worth adding is the hedged alpha, because it </w:t>
+      </w:r>
+      <w:r>
+        <w:rPr>
+          <w:b/>
+        </w:rPr>
+        <w:t>diversifies</w:t>
+      </w:r>
+      <w:r>
+        <w:rPr>
+          <w:b w:val="0"/>
+        </w:rPr>
+        <w:t xml:space="preserve"> rather than duplicates the market.</w:t>
+      </w:r>
+    </w:p>
+    <w:p>
+      <w:r>
+        <w:rPr>
+          <w:b w:val="0"/>
+        </w:rPr>
+        <w:t xml:space="preserve">  Max profit/day = push the DSR-surviving Sharpe up (breadth) and size to Kelly — not trade faster</w:t>
+      </w:r>
+    </w:p>
+    <w:p>
+      <w:r>
+        <w:rPr>
+          <w:b w:val="0"/>
+        </w:rPr>
+        <w:t xml:space="preserve">  (Case 17 showed frequency turns Sharpe 0.93 → −0.41).</w:t>
+      </w:r>
+    </w:p>
+    <w:p>
+      <w:pPr>
+        <w:pStyle w:val="ListBullet"/>
+      </w:pPr>
+      <w:r>
+        <w:rPr>
+          <w:b/>
+        </w:rPr>
+        <w:t>Verdict.</w:t>
+      </w:r>
+      <w:r>
+        <w:rPr>
+          <w:b w:val="0"/>
+        </w:rPr>
+        <w:t xml:space="preserve"> 🟢 </w:t>
+      </w:r>
+      <w:r>
+        <w:rPr>
+          <w:b/>
+        </w:rPr>
+        <w:t>A real, tradeable, market-neutral earnings alpha — the rescue of PEAD.</w:t>
+      </w:r>
+    </w:p>
+    <w:p>
+      <w:r>
+        <w:rPr>
+          <w:b w:val="0"/>
+        </w:rPr>
+        <w:t xml:space="preserve">  Caveats kept honest: only 40 symbols and one (bull-ish) 5-yr regime — but the beta hedge removes</w:t>
+      </w:r>
+    </w:p>
+    <w:p>
+      <w:r>
+        <w:rPr>
+          <w:b w:val="0"/>
+        </w:rPr>
+        <w:t xml:space="preserve">  the bull tailwind and it *still* survives OOS; the hedge ratio is full-sample (mild optimism).</w:t>
+      </w:r>
+    </w:p>
+    <w:p>
+      <w:r>
+        <w:rPr>
+          <w:b w:val="0"/>
+        </w:rPr>
+        <w:t xml:space="preserve">  DSR 0.89 sits just under the 0.95 bar — the `avearnings` job filling the universe to 195 is the</w:t>
+      </w:r>
+    </w:p>
+    <w:p>
+      <w:r>
+        <w:rPr>
+          <w:b w:val="0"/>
+        </w:rPr>
+        <w:t xml:space="preserve">  direct route over it. </w:t>
+      </w:r>
+      <w:r>
+        <w:rPr>
+          <w:b/>
+        </w:rPr>
+        <w:t>Next:</w:t>
+      </w:r>
+      <w:r>
+        <w:rPr>
+          <w:b w:val="0"/>
+        </w:rPr>
+        <w:t xml:space="preserve"> confirm at full breadth, then add as the combiner's 2nd leg.</w:t>
       </w:r>
     </w:p>
     <w:p>
@@ -5734,6 +6766,72 @@
         <w:pStyle w:val="Heading2"/>
       </w:pPr>
       <w:r>
+        <w:t>Methodology upgrade — Deflated Sharpe Ratio</w:t>
+      </w:r>
+    </w:p>
+    <w:p>
+      <w:r>
+        <w:rPr>
+          <w:b w:val="0"/>
+        </w:rPr>
+        <w:t>Given how many strategies this project has tried (~34 in the registry + the dozen edge</w:t>
+      </w:r>
+    </w:p>
+    <w:p>
+      <w:r>
+        <w:rPr>
+          <w:b w:val="0"/>
+        </w:rPr>
+        <w:t>families here), naive p-values overstate significance. The harness now includes the</w:t>
+      </w:r>
+    </w:p>
+    <w:p>
+      <w:r>
+        <w:rPr>
+          <w:b/>
+        </w:rPr>
+        <w:t>Probabilistic</w:t>
+      </w:r>
+      <w:r>
+        <w:rPr>
+          <w:b w:val="0"/>
+        </w:rPr>
+        <w:t xml:space="preserve"> and </w:t>
+      </w:r>
+      <w:r>
+        <w:rPr>
+          <w:b/>
+        </w:rPr>
+        <w:t>Deflated Sharpe Ratio</w:t>
+      </w:r>
+      <w:r>
+        <w:rPr>
+          <w:b w:val="0"/>
+        </w:rPr>
+        <w:t xml:space="preserve"> (Bailey &amp; López de Prado): the DSR tests a</w:t>
+      </w:r>
+    </w:p>
+    <w:p>
+      <w:r>
+        <w:rPr>
+          <w:b w:val="0"/>
+        </w:rPr>
+        <w:t>Sharpe against the *expected maximum* Sharpe over the number of trials, so it accounts for</w:t>
+      </w:r>
+    </w:p>
+    <w:p>
+      <w:r>
+        <w:rPr>
+          <w:b w:val="0"/>
+        </w:rPr>
+        <w:t>selection bias. Use DSR &gt; 0.95 — not a raw p&lt;0.05 — as the real significance bar going forward.</w:t>
+      </w:r>
+    </w:p>
+    <w:p>
+      <w:pPr>
+        <w:pStyle w:val="Heading2"/>
+      </w:pPr>
+      <w:r>
         <w:t>What we learned</w:t>
       </w:r>
     </w:p>
@@ -6148,6 +7246,132 @@
           <w:b w:val="0"/>
         </w:rPr>
         <w:t>caught an edge that the optimistic friction model had waved through.</w:t>
+      </w:r>
+    </w:p>
+    <w:p>
+      <w:r>
+        <w:rPr>
+          <w:b/>
+        </w:rPr>
+        <w:t>The constructive flip-side (Case 18):</w:t>
+      </w:r>
+      <w:r>
+        <w:rPr>
+          <w:b w:val="0"/>
+        </w:rPr>
+        <w:t xml:space="preserve"> the same discipline that *killed* surprise-PEAD's short</w:t>
+      </w:r>
+    </w:p>
+    <w:p>
+      <w:r>
+        <w:rPr>
+          <w:b w:val="0"/>
+        </w:rPr>
+        <w:t xml:space="preserve">leg also *found the fix*. Switching to a price-only </w:t>
+      </w:r>
+      <w:r>
+        <w:rPr>
+          <w:b/>
+        </w:rPr>
+        <w:t>EAR</w:t>
+      </w:r>
+      <w:r>
+        <w:rPr>
+          <w:b w:val="0"/>
+        </w:rPr>
+        <w:t xml:space="preserve"> signal and hedging beta with a **cheap</w:t>
+      </w:r>
+    </w:p>
+    <w:p>
+      <w:r>
+        <w:rPr>
+          <w:b w:val="0"/>
+        </w:rPr>
+        <w:t>index short** (instead of the borrow-fragile single-name short) yields a market-neutral earnings</w:t>
+      </w:r>
+    </w:p>
+    <w:p>
+      <w:r>
+        <w:rPr>
+          <w:b w:val="0"/>
+        </w:rPr>
+        <w:t xml:space="preserve">sleeve that survives honestly — </w:t>
+      </w:r>
+      <w:r>
+        <w:rPr>
+          <w:b/>
+        </w:rPr>
+        <w:t>Sharpe 0.67, IS 0.70 ≈ OOS 0.66, −12% DD, DSR 0.89</w:t>
+      </w:r>
+      <w:r>
+        <w:rPr>
+          <w:b w:val="0"/>
+        </w:rPr>
+        <w:t xml:space="preserve"> — comparable</w:t>
+      </w:r>
+    </w:p>
+    <w:p>
+      <w:r>
+        <w:rPr>
+          <w:b w:val="0"/>
+        </w:rPr>
+        <w:t>to the pairs basket, uncorrelated to it, and with a *tradeable* short side. So the validated-edge</w:t>
+      </w:r>
+    </w:p>
+    <w:p>
+      <w:r>
+        <w:rPr>
+          <w:b w:val="0"/>
+        </w:rPr>
+        <w:t xml:space="preserve">count is now </w:t>
+      </w:r>
+      <w:r>
+        <w:rPr>
+          <w:b/>
+        </w:rPr>
+        <w:t>the pairs basket plus a strong, near-validated EAR-PEAD second leg</w:t>
+      </w:r>
+      <w:r>
+        <w:rPr>
+          <w:b w:val="0"/>
+        </w:rPr>
+        <w:t xml:space="preserve"> (just under the</w:t>
+      </w:r>
+    </w:p>
+    <w:p>
+      <w:r>
+        <w:rPr>
+          <w:b w:val="0"/>
+        </w:rPr>
+        <w:t>0.95 DSR bar, pending the universe filling to 195). That second uncorrelated leg is exactly what the</w:t>
+      </w:r>
+    </w:p>
+    <w:p>
+      <w:r>
+        <w:rPr>
+          <w:b w:val="0"/>
+        </w:rPr>
+        <w:t>combiner (Case 16) was edge-starved for — and the honest path to higher *profit-per-day* runs</w:t>
+      </w:r>
+    </w:p>
+    <w:p>
+      <w:r>
+        <w:rPr>
+          <w:b w:val="0"/>
+        </w:rPr>
+        <w:t xml:space="preserve">through </w:t>
+      </w:r>
+      <w:r>
+        <w:rPr>
+          <w:b/>
+        </w:rPr>
+        <w:t>more such legs sized to Kelly</w:t>
+      </w:r>
+      <w:r>
+        <w:rPr>
+          <w:b w:val="0"/>
+        </w:rPr>
+        <w:t>, not through trading any single one faster.</w:t>
       </w:r>
     </w:p>
     <w:sectPr>

--- a/docs/EDGE_CASE_STUDIES.docx
+++ b/docs/EDGE_CASE_STUDIES.docx
@@ -1583,7 +1583,7 @@
               <w:rPr>
                 <w:b w:val="0"/>
               </w:rPr>
-              <w:t>5 legs avg \</w:t>
+              <w:t>6 legs avg \</w:t>
             </w:r>
           </w:p>
         </w:tc>
@@ -1609,7 +1609,13 @@
               <w:rPr>
                 <w:b w:val="0"/>
               </w:rPr>
-              <w:t>0.05; combined ~0.87 ≈ null</w:t>
+              <w:t xml:space="preserve">0.04; </w:t>
+            </w:r>
+            <w:r>
+              <w:rPr>
+                <w:b/>
+              </w:rPr>
+              <w:t>EAR-PEAD leg lifted combined 0.83 → 0.99</w:t>
             </w:r>
           </w:p>
         </w:tc>
@@ -1622,7 +1628,7 @@
               <w:rPr>
                 <w:b w:val="0"/>
               </w:rPr>
-              <w:t>⚙️ Method works; edge-supply-limited</w:t>
+              <w:t>⚙️ Method works; edge-supply bottleneck easing</w:t>
             </w:r>
           </w:p>
         </w:tc>
@@ -4942,15 +4948,15 @@
         <w:rPr>
           <w:b w:val="0"/>
         </w:rPr>
-        <w:t xml:space="preserve">  daily/annual return. Tested on 5 *real* legs: pairs basket (MN), rsi-mr (beta), cross-</w:t>
-      </w:r>
-    </w:p>
-    <w:p>
-      <w:r>
-        <w:rPr>
-          <w:b w:val="0"/>
-        </w:rPr>
-        <w:t xml:space="preserve">  sectional (MN), turn-of-month, pre-FOMC.</w:t>
+        <w:t xml:space="preserve">  daily/annual return. Tested on 6 *real* legs: pairs basket (MN), **EAR-PEAD hedged (MN, new</w:t>
+      </w:r>
+    </w:p>
+    <w:p>
+      <w:r>
+        <w:rPr>
+          <w:b w:val="0"/>
+        </w:rPr>
+        <w:t xml:space="preserve">  in Case 18)**, rsi-mr (beta), cross-sectional (MN), turn-of-month, pre-FOMC.</w:t>
       </w:r>
     </w:p>
     <w:p>
@@ -4973,7 +4979,7 @@
         <w:rPr>
           <w:b/>
         </w:rPr>
-        <w:t>0.05</w:t>
+        <w:t>0.04</w:t>
       </w:r>
       <w:r>
         <w:rPr>
@@ -4987,43 +4993,7 @@
         <w:rPr>
           <w:b w:val="0"/>
         </w:rPr>
-        <w:t xml:space="preserve">  inverse-vol blend beats/ties the equal-weight null (~</w:t>
-      </w:r>
-      <w:r>
-        <w:rPr>
-          <w:b/>
-        </w:rPr>
-        <w:t>0.87</w:t>
-      </w:r>
-      <w:r>
-        <w:rPr>
-          <w:b w:val="0"/>
-        </w:rPr>
-        <w:t>). BUT the combined Sharpe sits</w:t>
-      </w:r>
-    </w:p>
-    <w:p>
-      <w:r>
-        <w:rPr>
-          <w:b w:val="0"/>
-        </w:rPr>
-        <w:t xml:space="preserve">  *below* the best single leg, because four of five legs are weak (0.0–0.4): **combining one</w:t>
-      </w:r>
-    </w:p>
-    <w:p>
-      <w:r>
-        <w:rPr>
-          <w:b w:val="0"/>
-        </w:rPr>
-        <w:t xml:space="preserve">  good leg with weak diversifiers dilutes, it doesn't lift.** The diversification formula only</w:t>
-      </w:r>
-    </w:p>
-    <w:p>
-      <w:r>
-        <w:rPr>
-          <w:b w:val="0"/>
-        </w:rPr>
-        <w:t xml:space="preserve">  delivers when you have *several genuinely-good* uncorrelated edges — which we don't.</w:t>
+        <w:t xml:space="preserve">  inverse-vol blend beats the equal-weight null (0.99 vs 0.97).</w:t>
       </w:r>
     </w:p>
     <w:p>
@@ -5034,55 +5004,125 @@
         <w:rPr>
           <w:b/>
         </w:rPr>
-        <w:t>Honest ROI translation.</w:t>
-      </w:r>
-      <w:r>
-        <w:rPr>
-          <w:b w:val="0"/>
-        </w:rPr>
-        <w:t xml:space="preserve"> At the achieved combined Sharpe (~0.87) and an 8% vol target:</w:t>
-      </w:r>
-    </w:p>
-    <w:p>
-      <w:r>
-        <w:rPr>
-          <w:b w:val="0"/>
-        </w:rPr>
-        <w:t xml:space="preserve">  ~5–9% / year ≈ </w:t>
+        <w:t>➡️ The edge-supply bottleneck, eased (the EAR-PEAD update).</w:t>
+      </w:r>
+      <w:r>
+        <w:rPr>
+          <w:b w:val="0"/>
+        </w:rPr>
+        <w:t xml:space="preserve"> The original 5-leg blend was</w:t>
+      </w:r>
+    </w:p>
+    <w:p>
+      <w:r>
+        <w:rPr>
+          <w:b w:val="0"/>
+        </w:rPr>
+        <w:t xml:space="preserve">  edge-starved — one good leg (pairs) plus weak diversifiers, combined Sharpe </w:t>
       </w:r>
       <w:r>
         <w:rPr>
           <w:b/>
         </w:rPr>
-        <w:t>~2 bps/day expected, under ~40 bps/day of noise (noise ≈ 18× the edge).</w:t>
-      </w:r>
-    </w:p>
-    <w:p>
-      <w:r>
-        <w:rPr>
-          <w:b w:val="0"/>
-        </w:rPr>
-        <w:t xml:space="preserve">  The edge is *invisible* day-to-day. </w:t>
+        <w:t>0.83</w:t>
+      </w:r>
+      <w:r>
+        <w:rPr>
+          <w:b w:val="0"/>
+        </w:rPr>
+        <w:t>, *below*</w:t>
+      </w:r>
+    </w:p>
+    <w:p>
+      <w:r>
+        <w:rPr>
+          <w:b w:val="0"/>
+        </w:rPr>
+        <w:t xml:space="preserve">  the best single leg. Adding the </w:t>
       </w:r>
       <w:r>
         <w:rPr>
           <w:b/>
         </w:rPr>
-        <w:t>"X% per day" targets are noise-mining</w:t>
-      </w:r>
-      <w:r>
-        <w:rPr>
-          <w:b w:val="0"/>
-        </w:rPr>
-        <w:t xml:space="preserve"> — the right</w:t>
-      </w:r>
-    </w:p>
-    <w:p>
-      <w:r>
-        <w:rPr>
-          <w:b w:val="0"/>
-        </w:rPr>
-        <w:t xml:space="preserve">  scoreboard is combined OOS Sharpe (deflated for trial count via DSR) and max drawdown.</w:t>
+        <w:t>EAR-PEAD beta-hedged leg (Case 18)</w:t>
+      </w:r>
+      <w:r>
+        <w:rPr>
+          <w:b w:val="0"/>
+        </w:rPr>
+        <w:t xml:space="preserve"> — the first genuinely</w:t>
+      </w:r>
+    </w:p>
+    <w:p>
+      <w:r>
+        <w:rPr>
+          <w:b w:val="0"/>
+        </w:rPr>
+        <w:t xml:space="preserve">  *new* uncorrelated edge (corr </w:t>
+      </w:r>
+      <w:r>
+        <w:rPr>
+          <w:b/>
+        </w:rPr>
+        <w:t>0.04</w:t>
+      </w:r>
+      <w:r>
+        <w:rPr>
+          <w:b w:val="0"/>
+        </w:rPr>
+        <w:t>) with a real standalone Sharpe — lifted the combined</w:t>
+      </w:r>
+    </w:p>
+    <w:p>
+      <w:r>
+        <w:rPr>
+          <w:b w:val="0"/>
+        </w:rPr>
+        <w:t xml:space="preserve">  inverse-vol Sharpe </w:t>
+      </w:r>
+      <w:r>
+        <w:rPr>
+          <w:b/>
+        </w:rPr>
+        <w:t>0.83 → 0.99 (+0.16)</w:t>
+      </w:r>
+      <w:r>
+        <w:rPr>
+          <w:b w:val="0"/>
+        </w:rPr>
+        <w:t>, measured cleanly with/without the leg. This is the</w:t>
+      </w:r>
+    </w:p>
+    <w:p>
+      <w:r>
+        <w:rPr>
+          <w:b w:val="0"/>
+        </w:rPr>
+        <w:t xml:space="preserve">  combiner doing exactly what the math promises *once you actually feed it a second real edge* —</w:t>
+      </w:r>
+    </w:p>
+    <w:p>
+      <w:r>
+        <w:rPr>
+          <w:b w:val="0"/>
+        </w:rPr>
+        <w:t xml:space="preserve">  the first time a new leg moved the combined number rather than diluting it. (The combined still</w:t>
+      </w:r>
+    </w:p>
+    <w:p>
+      <w:r>
+        <w:rPr>
+          <w:b w:val="0"/>
+        </w:rPr>
+        <w:t xml:space="preserve">  trails the rsi-mr *beta* leg's raw 1.18, but that leg is pure market exposure; the blend is</w:t>
+      </w:r>
+    </w:p>
+    <w:p>
+      <w:r>
+        <w:rPr>
+          <w:b w:val="0"/>
+        </w:rPr>
+        <w:t xml:space="preserve">  near-market-neutral with a far better drawdown profile — a different, more durable risk object.)</w:t>
       </w:r>
     </w:p>
     <w:p>
@@ -5093,6 +5133,65 @@
         <w:rPr>
           <w:b/>
         </w:rPr>
+        <w:t>Honest ROI translation.</w:t>
+      </w:r>
+      <w:r>
+        <w:rPr>
+          <w:b w:val="0"/>
+        </w:rPr>
+        <w:t xml:space="preserve"> At the achieved combined Sharpe (~0.99) and a 6% vol target:</w:t>
+      </w:r>
+    </w:p>
+    <w:p>
+      <w:r>
+        <w:rPr>
+          <w:b w:val="0"/>
+        </w:rPr>
+        <w:t xml:space="preserve">  ~6% / year ≈ </w:t>
+      </w:r>
+      <w:r>
+        <w:rPr>
+          <w:b/>
+        </w:rPr>
+        <w:t>~2.3 bps/day expected, under ~36 bps/day of noise (noise ≈ 16× the edge).</w:t>
+      </w:r>
+    </w:p>
+    <w:p>
+      <w:r>
+        <w:rPr>
+          <w:b w:val="0"/>
+        </w:rPr>
+        <w:t xml:space="preserve">  The edge is *invisible* day-to-day. </w:t>
+      </w:r>
+      <w:r>
+        <w:rPr>
+          <w:b/>
+        </w:rPr>
+        <w:t>"X% per day" targets are noise-mining</w:t>
+      </w:r>
+      <w:r>
+        <w:rPr>
+          <w:b w:val="0"/>
+        </w:rPr>
+        <w:t xml:space="preserve"> — the right</w:t>
+      </w:r>
+    </w:p>
+    <w:p>
+      <w:r>
+        <w:rPr>
+          <w:b w:val="0"/>
+        </w:rPr>
+        <w:t xml:space="preserve">  scoreboard is combined OOS Sharpe (deflated for trial count via DSR) and max drawdown.</w:t>
+      </w:r>
+    </w:p>
+    <w:p>
+      <w:pPr>
+        <w:pStyle w:val="ListBullet"/>
+      </w:pPr>
+      <w:r>
+        <w:rPr>
+          <w:b/>
+        </w:rPr>
         <w:t>Verdict.</w:t>
       </w:r>
       <w:r>
@@ -5111,23 +5210,51 @@
         <w:rPr>
           <w:b w:val="0"/>
         </w:rPr>
-        <w:t xml:space="preserve"> — but its output is</w:t>
-      </w:r>
-    </w:p>
-    <w:p>
-      <w:r>
-        <w:rPr>
-          <w:b w:val="0"/>
-        </w:rPr>
-        <w:t xml:space="preserve">  capped by the *supply of good uncorrelated edges*. The bottleneck is finding more real</w:t>
-      </w:r>
-    </w:p>
-    <w:p>
-      <w:r>
-        <w:rPr>
-          <w:b w:val="0"/>
-        </w:rPr>
-        <w:t xml:space="preserve">  edges (e.g. validating PEAD), not the allocator.</w:t>
+        <w:t xml:space="preserve"> — and the bottleneck</w:t>
+      </w:r>
+    </w:p>
+    <w:p>
+      <w:r>
+        <w:rPr>
+          <w:b w:val="0"/>
+        </w:rPr>
+        <w:t xml:space="preserve">  (edge supply) is now *easing*: EAR-PEAD became the second real uncorrelated leg and lifted the</w:t>
+      </w:r>
+    </w:p>
+    <w:p>
+      <w:r>
+        <w:rPr>
+          <w:b w:val="0"/>
+        </w:rPr>
+        <w:t xml:space="preserve">  blend +0.16. The path to higher combined Sharpe (and thus higher honest profit-per-day) is</w:t>
+      </w:r>
+    </w:p>
+    <w:p>
+      <w:r>
+        <w:rPr>
+          <w:b w:val="0"/>
+        </w:rPr>
+        <w:t xml:space="preserve">  </w:t>
+      </w:r>
+      <w:r>
+        <w:rPr>
+          <w:b/>
+        </w:rPr>
+        <w:t>more legs like it</w:t>
+      </w:r>
+      <w:r>
+        <w:rPr>
+          <w:b w:val="0"/>
+        </w:rPr>
+        <w:t xml:space="preserve"> — the scout's statarb borrow-fee/order-flow signals and the lead-lag</w:t>
+      </w:r>
+    </w:p>
+    <w:p>
+      <w:r>
+        <w:rPr>
+          <w:b w:val="0"/>
+        </w:rPr>
+        <w:t xml:space="preserve">  family are the next veins to mine — not faster trading of any single one.</w:t>
       </w:r>
     </w:p>
     <w:p>

--- a/docs/EDGE_CASE_STUDIES.docx
+++ b/docs/EDGE_CASE_STUDIES.docx
@@ -1839,6 +1839,97 @@
           <w:p/>
         </w:tc>
       </w:tr>
+      <w:tr>
+        <w:tc>
+          <w:tcPr>
+            <w:tcW w:type="dxa" w:w="1234"/>
+          </w:tcPr>
+          <w:p>
+            <w:r>
+              <w:rPr>
+                <w:b w:val="0"/>
+              </w:rPr>
+              <w:t>19</w:t>
+            </w:r>
+          </w:p>
+        </w:tc>
+        <w:tc>
+          <w:tcPr>
+            <w:tcW w:type="dxa" w:w="1234"/>
+          </w:tcPr>
+          <w:p>
+            <w:r>
+              <w:rPr>
+                <w:b/>
+              </w:rPr>
+              <w:t>Lead-lag cross-predictability</w:t>
+            </w:r>
+          </w:p>
+        </w:tc>
+        <w:tc>
+          <w:tcPr>
+            <w:tcW w:type="dxa" w:w="1234"/>
+          </w:tcPr>
+          <w:p>
+            <w:r>
+              <w:rPr>
+                <w:b w:val="0"/>
+              </w:rPr>
+              <w:t>Market-neutral (learned)</w:t>
+            </w:r>
+          </w:p>
+        </w:tc>
+        <w:tc>
+          <w:tcPr>
+            <w:tcW w:type="dxa" w:w="1234"/>
+          </w:tcPr>
+          <w:p>
+            <w:r>
+              <w:rPr>
+                <w:b w:val="0"/>
+              </w:rPr>
+              <w:t>Walk-forward real −1.02 ≈ shuffle placebo −1.14 (+0.11); gross only 0.27, dies by 1bp</w:t>
+            </w:r>
+          </w:p>
+        </w:tc>
+        <w:tc>
+          <w:tcPr>
+            <w:tcW w:type="dxa" w:w="1234"/>
+          </w:tcPr>
+          <w:p>
+            <w:r>
+              <w:rPr>
+                <w:b w:val="0"/>
+              </w:rPr>
+              <w:t xml:space="preserve">❌ </w:t>
+            </w:r>
+            <w:r>
+              <w:rPr>
+                <w:b/>
+              </w:rPr>
+              <w:t>Fitted noise</w:t>
+            </w:r>
+            <w:r>
+              <w:rPr>
+                <w:b w:val="0"/>
+              </w:rPr>
+              <w:t xml:space="preserve"> — fails placebo *and* cost wall</w:t>
+            </w:r>
+          </w:p>
+        </w:tc>
+        <w:tc>
+          <w:tcPr>
+            <w:tcW w:type="dxa" w:w="1234"/>
+          </w:tcPr>
+          <w:p/>
+        </w:tc>
+        <w:tc>
+          <w:tcPr>
+            <w:tcW w:type="dxa" w:w="1234"/>
+          </w:tcPr>
+          <w:p/>
+        </w:tc>
+      </w:tr>
     </w:tbl>
     <w:p/>
     <w:p>
@@ -6886,6 +6977,595 @@
           <w:b w:val="0"/>
         </w:rPr>
         <w:t xml:space="preserve"> confirm at full breadth, then add as the combiner's 2nd leg.</w:t>
+      </w:r>
+    </w:p>
+    <w:p>
+      <w:pPr>
+        <w:pStyle w:val="Heading2"/>
+      </w:pPr>
+      <w:r>
+        <w:t>Case 19 — Lead-lag cross-predictability (price-only, walk-forward) ❌ (fitted noise)</w:t>
+      </w:r>
+    </w:p>
+    <w:p>
+      <w:pPr>
+        <w:pStyle w:val="ListBullet"/>
+      </w:pPr>
+      <w:r>
+        <w:rPr>
+          <w:b/>
+        </w:rPr>
+        <w:t>Hypothesis (scout's strongest *new* mechanism).</w:t>
+      </w:r>
+      <w:r>
+        <w:rPr>
+          <w:b w:val="0"/>
+        </w:rPr>
+        <w:t xml:space="preserve"> Some stocks' returns lead others' (slow</w:t>
+      </w:r>
+    </w:p>
+    <w:p>
+      <w:r>
+        <w:rPr>
+          <w:b w:val="0"/>
+        </w:rPr>
+        <w:t xml:space="preserve">  information diffusion / inattention): if leader *i* moves today, follower *j* moves tomorrow.</w:t>
+      </w:r>
+    </w:p>
+    <w:p>
+      <w:r>
+        <w:rPr>
+          <w:b w:val="0"/>
+        </w:rPr>
+        <w:t xml:space="preserve">  Estimate the leader→follower map, trade followers on their leaders' lagged moves, dollar-neutral.</w:t>
+      </w:r>
+    </w:p>
+    <w:p>
+      <w:r>
+        <w:rPr>
+          <w:b w:val="0"/>
+        </w:rPr>
+        <w:t xml:space="preserve">  A genuinely new clock (info-diffusion), uncorrelated to everything we have. (`alpca/backtest/lead_lag.py`)</w:t>
+      </w:r>
+    </w:p>
+    <w:p>
+      <w:pPr>
+        <w:pStyle w:val="ListBullet"/>
+      </w:pPr>
+      <w:r>
+        <w:rPr>
+          <w:b/>
+        </w:rPr>
+        <w:t>Method (built to *not* fool ourselves).</w:t>
+      </w:r>
+      <w:r>
+        <w:rPr>
+          <w:b w:val="0"/>
+        </w:rPr>
+        <w:t xml:space="preserve"> The source repo reports Sharpe ~1.95 — but the</w:t>
+      </w:r>
+    </w:p>
+    <w:p>
+      <w:r>
+        <w:rPr>
+          <w:b w:val="0"/>
+        </w:rPr>
+        <w:t xml:space="preserve">  leader→follower map is itself a fitted object (195 candidate leaders per follower, pick the top</w:t>
+      </w:r>
+    </w:p>
+    <w:p>
+      <w:r>
+        <w:rPr>
+          <w:b w:val="0"/>
+        </w:rPr>
+        <w:t xml:space="preserve">  few = a selection-bias minefield). So: (1) </w:t>
+      </w:r>
+      <w:r>
+        <w:rPr>
+          <w:b/>
+        </w:rPr>
+        <w:t>WALK-FORWARD</w:t>
+      </w:r>
+      <w:r>
+        <w:rPr>
+          <w:b w:val="0"/>
+        </w:rPr>
+        <w:t xml:space="preserve"> — `C[i,j]=corr(lead i, follow j)`</w:t>
+      </w:r>
+    </w:p>
+    <w:p>
+      <w:r>
+        <w:rPr>
+          <w:b w:val="0"/>
+        </w:rPr>
+        <w:t xml:space="preserve">  estimated only on a 252-day train window, traded on the next 63-day held-out window, rolled;</w:t>
+      </w:r>
+    </w:p>
+    <w:p>
+      <w:r>
+        <w:rPr>
+          <w:b w:val="0"/>
+        </w:rPr>
+        <w:t xml:space="preserve">  (2) the decisive </w:t>
+      </w:r>
+      <w:r>
+        <w:rPr>
+          <w:b/>
+        </w:rPr>
+        <w:t>SHUFFLE PLACEBO</w:t>
+      </w:r>
+      <w:r>
+        <w:rPr>
+          <w:b w:val="0"/>
+        </w:rPr>
+        <w:t xml:space="preserve"> — re-run with each follower's leaders assigned *at random*.</w:t>
+      </w:r>
+    </w:p>
+    <w:p>
+      <w:r>
+        <w:rPr>
+          <w:b w:val="0"/>
+        </w:rPr>
+        <w:t xml:space="preserve">  If the real map doesn't beat the placebo, the structure is noise. 195 symbols, 15 OOS windows.</w:t>
+      </w:r>
+    </w:p>
+    <w:p>
+      <w:pPr>
+        <w:pStyle w:val="ListBullet"/>
+      </w:pPr>
+      <w:r>
+        <w:rPr>
+          <w:b/>
+        </w:rPr>
+        <w:t>Result — rejected on two independent grounds.</w:t>
+      </w:r>
+    </w:p>
+    <w:tbl>
+      <w:tblPr>
+        <w:tblStyle w:val="LightGrid-Accent1"/>
+        <w:tblW w:type="auto" w:w="0"/>
+        <w:tblLook w:firstColumn="1" w:firstRow="1" w:lastColumn="0" w:lastRow="0" w:noHBand="0" w:noVBand="1" w:val="04A0"/>
+      </w:tblPr>
+      <w:tblGrid>
+        <w:gridCol w:w="2160"/>
+        <w:gridCol w:w="2160"/>
+        <w:gridCol w:w="2160"/>
+        <w:gridCol w:w="2160"/>
+      </w:tblGrid>
+      <w:tr>
+        <w:tc>
+          <w:tcPr>
+            <w:tcW w:type="dxa" w:w="2160"/>
+          </w:tcPr>
+          <w:p>
+            <w:r>
+              <w:rPr>
+                <w:b/>
+              </w:rPr>
+              <w:t>n_leaders</w:t>
+            </w:r>
+          </w:p>
+        </w:tc>
+        <w:tc>
+          <w:tcPr>
+            <w:tcW w:type="dxa" w:w="2160"/>
+          </w:tcPr>
+          <w:p>
+            <w:r>
+              <w:rPr>
+                <w:b/>
+              </w:rPr>
+              <w:t>real Sharpe</w:t>
+            </w:r>
+          </w:p>
+        </w:tc>
+        <w:tc>
+          <w:tcPr>
+            <w:tcW w:type="dxa" w:w="2160"/>
+          </w:tcPr>
+          <w:p>
+            <w:r>
+              <w:rPr>
+                <w:b/>
+              </w:rPr>
+              <w:t>placebo Sharpe</w:t>
+            </w:r>
+          </w:p>
+        </w:tc>
+        <w:tc>
+          <w:tcPr>
+            <w:tcW w:type="dxa" w:w="2160"/>
+          </w:tcPr>
+          <w:p>
+            <w:r>
+              <w:rPr>
+                <w:b/>
+              </w:rPr>
+              <w:t>real − placebo</w:t>
+            </w:r>
+          </w:p>
+        </w:tc>
+      </w:tr>
+      <w:tr>
+        <w:tc>
+          <w:tcPr>
+            <w:tcW w:type="dxa" w:w="2160"/>
+          </w:tcPr>
+          <w:p>
+            <w:r>
+              <w:rPr>
+                <w:b w:val="0"/>
+              </w:rPr>
+              <w:t>3</w:t>
+            </w:r>
+          </w:p>
+        </w:tc>
+        <w:tc>
+          <w:tcPr>
+            <w:tcW w:type="dxa" w:w="2160"/>
+          </w:tcPr>
+          <w:p>
+            <w:r>
+              <w:rPr>
+                <w:b w:val="0"/>
+              </w:rPr>
+              <w:t>−1.70</w:t>
+            </w:r>
+          </w:p>
+        </w:tc>
+        <w:tc>
+          <w:tcPr>
+            <w:tcW w:type="dxa" w:w="2160"/>
+          </w:tcPr>
+          <w:p>
+            <w:r>
+              <w:rPr>
+                <w:b w:val="0"/>
+              </w:rPr>
+              <w:t>−1.61</w:t>
+            </w:r>
+          </w:p>
+        </w:tc>
+        <w:tc>
+          <w:tcPr>
+            <w:tcW w:type="dxa" w:w="2160"/>
+          </w:tcPr>
+          <w:p>
+            <w:r>
+              <w:rPr>
+                <w:b w:val="0"/>
+              </w:rPr>
+              <w:t>−0.09</w:t>
+            </w:r>
+          </w:p>
+        </w:tc>
+      </w:tr>
+      <w:tr>
+        <w:tc>
+          <w:tcPr>
+            <w:tcW w:type="dxa" w:w="2160"/>
+          </w:tcPr>
+          <w:p>
+            <w:r>
+              <w:rPr>
+                <w:b w:val="0"/>
+              </w:rPr>
+              <w:t>5</w:t>
+            </w:r>
+          </w:p>
+        </w:tc>
+        <w:tc>
+          <w:tcPr>
+            <w:tcW w:type="dxa" w:w="2160"/>
+          </w:tcPr>
+          <w:p>
+            <w:r>
+              <w:rPr>
+                <w:b w:val="0"/>
+              </w:rPr>
+              <w:t>−1.27</w:t>
+            </w:r>
+          </w:p>
+        </w:tc>
+        <w:tc>
+          <w:tcPr>
+            <w:tcW w:type="dxa" w:w="2160"/>
+          </w:tcPr>
+          <w:p>
+            <w:r>
+              <w:rPr>
+                <w:b w:val="0"/>
+              </w:rPr>
+              <w:t>−1.60</w:t>
+            </w:r>
+          </w:p>
+        </w:tc>
+        <w:tc>
+          <w:tcPr>
+            <w:tcW w:type="dxa" w:w="2160"/>
+          </w:tcPr>
+          <w:p>
+            <w:r>
+              <w:rPr>
+                <w:b w:val="0"/>
+              </w:rPr>
+              <w:t>+0.33</w:t>
+            </w:r>
+          </w:p>
+        </w:tc>
+      </w:tr>
+      <w:tr>
+        <w:tc>
+          <w:tcPr>
+            <w:tcW w:type="dxa" w:w="2160"/>
+          </w:tcPr>
+          <w:p>
+            <w:r>
+              <w:rPr>
+                <w:b w:val="0"/>
+              </w:rPr>
+              <w:t>10</w:t>
+            </w:r>
+          </w:p>
+        </w:tc>
+        <w:tc>
+          <w:tcPr>
+            <w:tcW w:type="dxa" w:w="2160"/>
+          </w:tcPr>
+          <w:p>
+            <w:r>
+              <w:rPr>
+                <w:b w:val="0"/>
+              </w:rPr>
+              <w:t>−1.02</w:t>
+            </w:r>
+          </w:p>
+        </w:tc>
+        <w:tc>
+          <w:tcPr>
+            <w:tcW w:type="dxa" w:w="2160"/>
+          </w:tcPr>
+          <w:p>
+            <w:r>
+              <w:rPr>
+                <w:b w:val="0"/>
+              </w:rPr>
+              <w:t>−1.14</w:t>
+            </w:r>
+          </w:p>
+        </w:tc>
+        <w:tc>
+          <w:tcPr>
+            <w:tcW w:type="dxa" w:w="2160"/>
+          </w:tcPr>
+          <w:p>
+            <w:r>
+              <w:rPr>
+                <w:b/>
+              </w:rPr>
+              <w:t>+0.11</w:t>
+            </w:r>
+          </w:p>
+        </w:tc>
+      </w:tr>
+    </w:tbl>
+    <w:p>
+      <w:r>
+        <w:rPr>
+          <w:b w:val="0"/>
+        </w:rPr>
+        <w:t xml:space="preserve">  (1) </w:t>
+      </w:r>
+      <w:r>
+        <w:rPr>
+          <w:b/>
+        </w:rPr>
+        <w:t>The real map barely beats its own shuffled placebo</w:t>
+      </w:r>
+      <w:r>
+        <w:rPr>
+          <w:b w:val="0"/>
+        </w:rPr>
+        <w:t xml:space="preserve"> (+0.11 at best, within noise) — the</w:t>
+      </w:r>
+    </w:p>
+    <w:p>
+      <w:r>
+        <w:rPr>
+          <w:b w:val="0"/>
+        </w:rPr>
+        <w:t xml:space="preserve">  leader→follower structure carries essentially no information a random assignment doesn't. (2)</w:t>
+      </w:r>
+    </w:p>
+    <w:p>
+      <w:r>
+        <w:rPr>
+          <w:b w:val="0"/>
+        </w:rPr>
+        <w:t xml:space="preserve">  Even at </w:t>
+      </w:r>
+      <w:r>
+        <w:rPr>
+          <w:b/>
+        </w:rPr>
+        <w:t>zero cost</w:t>
+      </w:r>
+      <w:r>
+        <w:rPr>
+          <w:b w:val="0"/>
+        </w:rPr>
+        <w:t xml:space="preserve"> the best config is only Sharpe 0.27 (DSR 0.26), and the daily signal's</w:t>
+      </w:r>
+    </w:p>
+    <w:p>
+      <w:r>
+        <w:rPr>
+          <w:b w:val="0"/>
+        </w:rPr>
+        <w:t xml:space="preserve">  turnover turns it </w:t>
+      </w:r>
+      <w:r>
+        <w:rPr>
+          <w:b/>
+        </w:rPr>
+        <w:t>negative by 1 bp</w:t>
+      </w:r>
+      <w:r>
+        <w:rPr>
+          <w:b w:val="0"/>
+        </w:rPr>
+        <w:t xml:space="preserve"> (−1.02 / DSR 0.00 at 2 bps). So the *mechanism* fails the</w:t>
+      </w:r>
+    </w:p>
+    <w:p>
+      <w:r>
+        <w:rPr>
+          <w:b w:val="0"/>
+        </w:rPr>
+        <w:t xml:space="preserve">  placebo </w:t>
+      </w:r>
+      <w:r>
+        <w:rPr>
+          <w:b/>
+        </w:rPr>
+        <w:t>and</w:t>
+      </w:r>
+      <w:r>
+        <w:rPr>
+          <w:b w:val="0"/>
+        </w:rPr>
+        <w:t xml:space="preserve"> the tiny gross residual fails the cost wall.</w:t>
+      </w:r>
+    </w:p>
+    <w:p>
+      <w:pPr>
+        <w:pStyle w:val="ListBullet"/>
+      </w:pPr>
+      <w:r>
+        <w:rPr>
+          <w:b/>
+        </w:rPr>
+        <w:t>The engine is sound (true negative, not a bug).</w:t>
+      </w:r>
+      <w:r>
+        <w:rPr>
+          <w:b w:val="0"/>
+        </w:rPr>
+        <w:t xml:space="preserve"> On synthetic data with a *built-in* lead-lag,</w:t>
+      </w:r>
+    </w:p>
+    <w:p>
+      <w:r>
+        <w:rPr>
+          <w:b w:val="0"/>
+        </w:rPr>
+        <w:t xml:space="preserve">  the real map cleanly beats the placebo (locked by `test_lead_lag.py`). So the negative on real</w:t>
+      </w:r>
+    </w:p>
+    <w:p>
+      <w:r>
+        <w:rPr>
+          <w:b w:val="0"/>
+        </w:rPr>
+        <w:t xml:space="preserve">  data means the market has no exploitable *price-only* lead-lag at daily frequency — not that the</w:t>
+      </w:r>
+    </w:p>
+    <w:p>
+      <w:r>
+        <w:rPr>
+          <w:b w:val="0"/>
+        </w:rPr>
+        <w:t xml:space="preserve">  test is broken.</w:t>
+      </w:r>
+    </w:p>
+    <w:p>
+      <w:pPr>
+        <w:pStyle w:val="ListBullet"/>
+      </w:pPr>
+      <w:r>
+        <w:rPr>
+          <w:b/>
+        </w:rPr>
+        <w:t>Scope honesty.</w:t>
+      </w:r>
+      <w:r>
+        <w:rPr>
+          <w:b w:val="0"/>
+        </w:rPr>
+        <w:t xml:space="preserve"> This rejects the </w:t>
+      </w:r>
+      <w:r>
+        <w:rPr>
+          <w:b/>
+        </w:rPr>
+        <w:t>data-driven, price-only</w:t>
+      </w:r>
+      <w:r>
+        <w:rPr>
+          <w:b w:val="0"/>
+        </w:rPr>
+        <w:t xml:space="preserve"> version (the one we can test on</w:t>
+      </w:r>
+    </w:p>
+    <w:p>
+      <w:r>
+        <w:rPr>
+          <w:b w:val="0"/>
+        </w:rPr>
+        <w:t xml:space="preserve">  our panel). The academic *supervised* version (customer/supplier or shared-analyst economic</w:t>
+      </w:r>
+    </w:p>
+    <w:p>
+      <w:r>
+        <w:rPr>
+          <w:b w:val="0"/>
+        </w:rPr>
+        <w:t xml:space="preserve">  links) might fare better, but it needs a linkage graph we do not have — untested, not endorsed.</w:t>
+      </w:r>
+    </w:p>
+    <w:p>
+      <w:pPr>
+        <w:pStyle w:val="ListBullet"/>
+      </w:pPr>
+      <w:r>
+        <w:rPr>
+          <w:b/>
+        </w:rPr>
+        <w:t>Verdict.</w:t>
+      </w:r>
+      <w:r>
+        <w:rPr>
+          <w:b w:val="0"/>
+        </w:rPr>
+        <w:t xml:space="preserve"> ❌ </w:t>
+      </w:r>
+      <w:r>
+        <w:rPr>
+          <w:b/>
+        </w:rPr>
+        <w:t>Fitted noise.</w:t>
+      </w:r>
+      <w:r>
+        <w:rPr>
+          <w:b w:val="0"/>
+        </w:rPr>
+        <w:t xml:space="preserve"> Exactly the overfit the scout flagged: a gaudy in-sample Sharpe</w:t>
+      </w:r>
+    </w:p>
+    <w:p>
+      <w:r>
+        <w:rPr>
+          <w:b w:val="0"/>
+        </w:rPr>
+        <w:t xml:space="preserve">  that the walk-forward + placebo dissolve. A clean win for the discipline — the placebo control is</w:t>
+      </w:r>
+    </w:p>
+    <w:p>
+      <w:r>
+        <w:rPr>
+          <w:b w:val="0"/>
+        </w:rPr>
+        <w:t xml:space="preserve">  now part of the toolkit for any "learned structure" edge.</w:t>
       </w:r>
     </w:p>
     <w:p>

--- a/docs/EDGE_CASE_STUDIES.docx
+++ b/docs/EDGE_CASE_STUDIES.docx
@@ -1930,6 +1930,103 @@
           <w:p/>
         </w:tc>
       </w:tr>
+      <w:tr>
+        <w:tc>
+          <w:tcPr>
+            <w:tcW w:type="dxa" w:w="1234"/>
+          </w:tcPr>
+          <w:p>
+            <w:r>
+              <w:rPr>
+                <w:b w:val="0"/>
+              </w:rPr>
+              <w:t>20</w:t>
+            </w:r>
+          </w:p>
+        </w:tc>
+        <w:tc>
+          <w:tcPr>
+            <w:tcW w:type="dxa" w:w="1234"/>
+          </w:tcPr>
+          <w:p>
+            <w:r>
+              <w:rPr>
+                <w:b/>
+              </w:rPr>
+              <w:t>Gap reversion</w:t>
+            </w:r>
+            <w:r>
+              <w:rPr>
+                <w:b w:val="0"/>
+              </w:rPr>
+              <w:t xml:space="preserve"> (multi-day hold)</w:t>
+            </w:r>
+          </w:p>
+        </w:tc>
+        <w:tc>
+          <w:tcPr>
+            <w:tcW w:type="dxa" w:w="1234"/>
+          </w:tcPr>
+          <w:p>
+            <w:r>
+              <w:rPr>
+                <w:b w:val="0"/>
+              </w:rPr>
+              <w:t>Market-neutral event</w:t>
+            </w:r>
+          </w:p>
+        </w:tc>
+        <w:tc>
+          <w:tcPr>
+            <w:tcW w:type="dxa" w:w="1234"/>
+          </w:tcPr>
+          <w:p>
+            <w:r>
+              <w:rPr>
+                <w:b w:val="0"/>
+              </w:rPr>
+              <w:t>No gross edge (−0.14 @ 0bps); gap-momentum control *beats* it on large caps</w:t>
+            </w:r>
+          </w:p>
+        </w:tc>
+        <w:tc>
+          <w:tcPr>
+            <w:tcW w:type="dxa" w:w="1234"/>
+          </w:tcPr>
+          <w:p>
+            <w:r>
+              <w:rPr>
+                <w:b w:val="0"/>
+              </w:rPr>
+              <w:t xml:space="preserve">❌ </w:t>
+            </w:r>
+            <w:r>
+              <w:rPr>
+                <w:b/>
+              </w:rPr>
+              <w:t>Signal failure</w:t>
+            </w:r>
+            <w:r>
+              <w:rPr>
+                <w:b w:val="0"/>
+              </w:rPr>
+              <w:t xml:space="preserve"> — large-cap gaps are informational, not reverting</w:t>
+            </w:r>
+          </w:p>
+        </w:tc>
+        <w:tc>
+          <w:tcPr>
+            <w:tcW w:type="dxa" w:w="1234"/>
+          </w:tcPr>
+          <w:p/>
+        </w:tc>
+        <w:tc>
+          <w:tcPr>
+            <w:tcW w:type="dxa" w:w="1234"/>
+          </w:tcPr>
+          <w:p/>
+        </w:tc>
+      </w:tr>
     </w:tbl>
     <w:p/>
     <w:p>
@@ -7566,6 +7663,561 @@
           <w:b w:val="0"/>
         </w:rPr>
         <w:t xml:space="preserve">  now part of the toolkit for any "learned structure" edge.</w:t>
+      </w:r>
+    </w:p>
+    <w:p>
+      <w:pPr>
+        <w:pStyle w:val="Heading2"/>
+      </w:pPr>
+      <w:r>
+        <w:t>Case 20 — Gap reversion, multi-day hold ❌ (large-cap gaps are informational, not mean-reverting)</w:t>
+      </w:r>
+    </w:p>
+    <w:p>
+      <w:pPr>
+        <w:pStyle w:val="ListBullet"/>
+      </w:pPr>
+      <w:r>
+        <w:rPr>
+          <w:b/>
+        </w:rPr>
+        <w:t>Hypothesis (scout #1, statarb "gap" signal).</w:t>
+      </w:r>
+      <w:r>
+        <w:rPr>
+          <w:b w:val="0"/>
+        </w:rPr>
+        <w:t xml:space="preserve"> A stock that gaps down at the open over-reacted</w:t>
+      </w:r>
+    </w:p>
+    <w:p>
+      <w:r>
+        <w:rPr>
+          <w:b w:val="0"/>
+        </w:rPr>
+        <w:t xml:space="preserve">  and bounces back; a gap-up fades. Long the biggest gap-DOWNs / short the gap-UPs, dollar-neutral.</w:t>
+      </w:r>
+    </w:p>
+    <w:p>
+      <w:r>
+        <w:rPr>
+          <w:b w:val="0"/>
+        </w:rPr>
+        <w:t xml:space="preserve">  Built deliberately *different* from Case 17 (which was intraday-only, flat overnight, ~2×/day</w:t>
+      </w:r>
+    </w:p>
+    <w:p>
+      <w:r>
+        <w:rPr>
+          <w:b w:val="0"/>
+        </w:rPr>
+        <w:t xml:space="preserve">  turnover): here the position is </w:t>
+      </w:r>
+      <w:r>
+        <w:rPr>
+          <w:b/>
+        </w:rPr>
+        <w:t>held for `hold` days via overlapping tranches</w:t>
+      </w:r>
+      <w:r>
+        <w:rPr>
+          <w:b w:val="0"/>
+        </w:rPr>
+        <w:t>, so only ~1/hold</w:t>
+      </w:r>
+    </w:p>
+    <w:p>
+      <w:r>
+        <w:rPr>
+          <w:b w:val="0"/>
+        </w:rPr>
+        <w:t xml:space="preserve">  of the book rotates daily — the one structural way past the cost wall that killed Case 17.</w:t>
+      </w:r>
+    </w:p>
+    <w:p>
+      <w:r>
+        <w:rPr>
+          <w:b w:val="0"/>
+        </w:rPr>
+        <w:t xml:space="preserve">  (`alpca/backtest/gap_reversion.py`; no look-ahead — the gap of day *t* is entered at *t*'s close</w:t>
+      </w:r>
+    </w:p>
+    <w:p>
+      <w:r>
+        <w:rPr>
+          <w:b w:val="0"/>
+        </w:rPr>
+        <w:t xml:space="preserve">  and the held book that earns day *t*'s return excludes that day's gap.)</w:t>
+      </w:r>
+    </w:p>
+    <w:p>
+      <w:pPr>
+        <w:pStyle w:val="ListBullet"/>
+      </w:pPr>
+      <w:r>
+        <w:rPr>
+          <w:b/>
+        </w:rPr>
+        <w:t>Result — no edge, even gross.</w:t>
+      </w:r>
+      <w:r>
+        <w:rPr>
+          <w:b w:val="0"/>
+        </w:rPr>
+        <w:t xml:space="preserve"> Unlike Case 17 (real gross intraday reversal), the multi-day</w:t>
+      </w:r>
+    </w:p>
+    <w:p>
+      <w:r>
+        <w:rPr>
+          <w:b w:val="0"/>
+        </w:rPr>
+        <w:t xml:space="preserve">  gap-reversion has </w:t>
+      </w:r>
+      <w:r>
+        <w:rPr>
+          <w:b/>
+        </w:rPr>
+        <w:t>no gross edge on large caps</w:t>
+      </w:r>
+      <w:r>
+        <w:rPr>
+          <w:b w:val="0"/>
+        </w:rPr>
+        <w:t xml:space="preserve">: hold 10 is Sharpe −0.14 at </w:t>
+      </w:r>
+      <w:r>
+        <w:rPr>
+          <w:b/>
+        </w:rPr>
+        <w:t>zero cost</w:t>
+      </w:r>
+      <w:r>
+        <w:rPr>
+          <w:b w:val="0"/>
+        </w:rPr>
+        <w:t>,</w:t>
+      </w:r>
+    </w:p>
+    <w:p>
+      <w:r>
+        <w:rPr>
+          <w:b w:val="0"/>
+        </w:rPr>
+        <w:t xml:space="preserve">  −0.39 at 2 bps (DSR 0.05). And the tell — the **gap-MOMENTUM control is consistently *better*</w:t>
+      </w:r>
+    </w:p>
+    <w:p>
+      <w:r>
+        <w:rPr>
+          <w:b w:val="0"/>
+        </w:rPr>
+        <w:t xml:space="preserve">  than reversion** at longer holds (hold 20: momentum OOS +0.56 vs reversion −0.83).</w:t>
+      </w:r>
+    </w:p>
+    <w:tbl>
+      <w:tblPr>
+        <w:tblStyle w:val="LightGrid-Accent1"/>
+        <w:tblW w:type="auto" w:w="0"/>
+        <w:tblLook w:firstColumn="1" w:firstRow="1" w:lastColumn="0" w:lastRow="0" w:noHBand="0" w:noVBand="1" w:val="04A0"/>
+      </w:tblPr>
+      <w:tblGrid>
+        <w:gridCol w:w="2160"/>
+        <w:gridCol w:w="2160"/>
+        <w:gridCol w:w="2160"/>
+        <w:gridCol w:w="2160"/>
+      </w:tblGrid>
+      <w:tr>
+        <w:tc>
+          <w:tcPr>
+            <w:tcW w:type="dxa" w:w="2160"/>
+          </w:tcPr>
+          <w:p>
+            <w:r>
+              <w:rPr>
+                <w:b/>
+              </w:rPr>
+              <w:t>hold</w:t>
+            </w:r>
+          </w:p>
+        </w:tc>
+        <w:tc>
+          <w:tcPr>
+            <w:tcW w:type="dxa" w:w="2160"/>
+          </w:tcPr>
+          <w:p>
+            <w:r>
+              <w:rPr>
+                <w:b/>
+              </w:rPr>
+              <w:t>reversion Sharpe</w:t>
+            </w:r>
+          </w:p>
+        </w:tc>
+        <w:tc>
+          <w:tcPr>
+            <w:tcW w:type="dxa" w:w="2160"/>
+          </w:tcPr>
+          <w:p>
+            <w:r>
+              <w:rPr>
+                <w:b/>
+              </w:rPr>
+              <w:t>momentum Sharpe</w:t>
+            </w:r>
+          </w:p>
+        </w:tc>
+        <w:tc>
+          <w:tcPr>
+            <w:tcW w:type="dxa" w:w="2160"/>
+          </w:tcPr>
+          <w:p>
+            <w:r>
+              <w:rPr>
+                <w:b/>
+              </w:rPr>
+              <w:t>turn/day</w:t>
+            </w:r>
+          </w:p>
+        </w:tc>
+      </w:tr>
+      <w:tr>
+        <w:tc>
+          <w:tcPr>
+            <w:tcW w:type="dxa" w:w="2160"/>
+          </w:tcPr>
+          <w:p>
+            <w:r>
+              <w:rPr>
+                <w:b w:val="0"/>
+              </w:rPr>
+              <w:t>1</w:t>
+            </w:r>
+          </w:p>
+        </w:tc>
+        <w:tc>
+          <w:tcPr>
+            <w:tcW w:type="dxa" w:w="2160"/>
+          </w:tcPr>
+          <w:p>
+            <w:r>
+              <w:rPr>
+                <w:b w:val="0"/>
+              </w:rPr>
+              <w:t>−0.80</w:t>
+            </w:r>
+          </w:p>
+        </w:tc>
+        <w:tc>
+          <w:tcPr>
+            <w:tcW w:type="dxa" w:w="2160"/>
+          </w:tcPr>
+          <w:p>
+            <w:r>
+              <w:rPr>
+                <w:b w:val="0"/>
+              </w:rPr>
+              <w:t>−0.95</w:t>
+            </w:r>
+          </w:p>
+        </w:tc>
+        <w:tc>
+          <w:tcPr>
+            <w:tcW w:type="dxa" w:w="2160"/>
+          </w:tcPr>
+          <w:p>
+            <w:r>
+              <w:rPr>
+                <w:b w:val="0"/>
+              </w:rPr>
+              <w:t>1.52</w:t>
+            </w:r>
+          </w:p>
+        </w:tc>
+      </w:tr>
+      <w:tr>
+        <w:tc>
+          <w:tcPr>
+            <w:tcW w:type="dxa" w:w="2160"/>
+          </w:tcPr>
+          <w:p>
+            <w:r>
+              <w:rPr>
+                <w:b w:val="0"/>
+              </w:rPr>
+              <w:t>5</w:t>
+            </w:r>
+          </w:p>
+        </w:tc>
+        <w:tc>
+          <w:tcPr>
+            <w:tcW w:type="dxa" w:w="2160"/>
+          </w:tcPr>
+          <w:p>
+            <w:r>
+              <w:rPr>
+                <w:b w:val="0"/>
+              </w:rPr>
+              <w:t>−0.50</w:t>
+            </w:r>
+          </w:p>
+        </w:tc>
+        <w:tc>
+          <w:tcPr>
+            <w:tcW w:type="dxa" w:w="2160"/>
+          </w:tcPr>
+          <w:p>
+            <w:r>
+              <w:rPr>
+                <w:b w:val="0"/>
+              </w:rPr>
+              <w:t>−0.23</w:t>
+            </w:r>
+          </w:p>
+        </w:tc>
+        <w:tc>
+          <w:tcPr>
+            <w:tcW w:type="dxa" w:w="2160"/>
+          </w:tcPr>
+          <w:p>
+            <w:r>
+              <w:rPr>
+                <w:b w:val="0"/>
+              </w:rPr>
+              <w:t>0.30</w:t>
+            </w:r>
+          </w:p>
+        </w:tc>
+      </w:tr>
+      <w:tr>
+        <w:tc>
+          <w:tcPr>
+            <w:tcW w:type="dxa" w:w="2160"/>
+          </w:tcPr>
+          <w:p>
+            <w:r>
+              <w:rPr>
+                <w:b w:val="0"/>
+              </w:rPr>
+              <w:t>10</w:t>
+            </w:r>
+          </w:p>
+        </w:tc>
+        <w:tc>
+          <w:tcPr>
+            <w:tcW w:type="dxa" w:w="2160"/>
+          </w:tcPr>
+          <w:p>
+            <w:r>
+              <w:rPr>
+                <w:b w:val="0"/>
+              </w:rPr>
+              <w:t>−0.39</w:t>
+            </w:r>
+          </w:p>
+        </w:tc>
+        <w:tc>
+          <w:tcPr>
+            <w:tcW w:type="dxa" w:w="2160"/>
+          </w:tcPr>
+          <w:p>
+            <w:r>
+              <w:rPr>
+                <w:b w:val="0"/>
+              </w:rPr>
+              <w:t>−0.10</w:t>
+            </w:r>
+          </w:p>
+        </w:tc>
+        <w:tc>
+          <w:tcPr>
+            <w:tcW w:type="dxa" w:w="2160"/>
+          </w:tcPr>
+          <w:p>
+            <w:r>
+              <w:rPr>
+                <w:b w:val="0"/>
+              </w:rPr>
+              <w:t>0.15</w:t>
+            </w:r>
+          </w:p>
+        </w:tc>
+      </w:tr>
+      <w:tr>
+        <w:tc>
+          <w:tcPr>
+            <w:tcW w:type="dxa" w:w="2160"/>
+          </w:tcPr>
+          <w:p>
+            <w:r>
+              <w:rPr>
+                <w:b w:val="0"/>
+              </w:rPr>
+              <w:t>20</w:t>
+            </w:r>
+          </w:p>
+        </w:tc>
+        <w:tc>
+          <w:tcPr>
+            <w:tcW w:type="dxa" w:w="2160"/>
+          </w:tcPr>
+          <w:p>
+            <w:r>
+              <w:rPr>
+                <w:b w:val="0"/>
+              </w:rPr>
+              <w:t>−0.57</w:t>
+            </w:r>
+          </w:p>
+        </w:tc>
+        <w:tc>
+          <w:tcPr>
+            <w:tcW w:type="dxa" w:w="2160"/>
+          </w:tcPr>
+          <w:p>
+            <w:r>
+              <w:rPr>
+                <w:b/>
+              </w:rPr>
+              <w:t>+0.20</w:t>
+            </w:r>
+          </w:p>
+        </w:tc>
+        <w:tc>
+          <w:tcPr>
+            <w:tcW w:type="dxa" w:w="2160"/>
+          </w:tcPr>
+          <w:p>
+            <w:r>
+              <w:rPr>
+                <w:b w:val="0"/>
+              </w:rPr>
+              <w:t>0.08</w:t>
+            </w:r>
+          </w:p>
+        </w:tc>
+      </w:tr>
+    </w:tbl>
+    <w:p>
+      <w:pPr>
+        <w:pStyle w:val="ListBullet"/>
+      </w:pPr>
+      <w:r>
+        <w:rPr>
+          <w:b/>
+        </w:rPr>
+        <w:t>Why (the economic read).</w:t>
+      </w:r>
+      <w:r>
+        <w:rPr>
+          <w:b w:val="0"/>
+        </w:rPr>
+        <w:t xml:space="preserve"> Gap reversion is documented in *small/illiquid* stocks, where the</w:t>
+      </w:r>
+    </w:p>
+    <w:p>
+      <w:r>
+        <w:rPr>
+          <w:b w:val="0"/>
+        </w:rPr>
+        <w:t xml:space="preserve">  gap is liquidity-driven over-reaction that snaps back. In **S&amp;P large caps the overnight gap is</w:t>
+      </w:r>
+    </w:p>
+    <w:p>
+      <w:r>
+        <w:rPr>
+          <w:b w:val="0"/>
+        </w:rPr>
+        <w:t xml:space="preserve">  mostly information** (earnings, macro, guidance) that *continues*, not noise that reverts — so the</w:t>
+      </w:r>
+    </w:p>
+    <w:p>
+      <w:r>
+        <w:rPr>
+          <w:b w:val="0"/>
+        </w:rPr>
+        <w:t xml:space="preserve">  reversion sign is wrong and the momentum control mildly works. Lowering turnover (the Case-17 fix)</w:t>
+      </w:r>
+    </w:p>
+    <w:p>
+      <w:r>
+        <w:rPr>
+          <w:b w:val="0"/>
+        </w:rPr>
+        <w:t xml:space="preserve">  doesn't help because </w:t>
+      </w:r>
+      <w:r>
+        <w:rPr>
+          <w:b/>
+        </w:rPr>
+        <w:t>there is no gross edge to protect</w:t>
+      </w:r>
+      <w:r>
+        <w:rPr>
+          <w:b w:val="0"/>
+        </w:rPr>
+        <w:t xml:space="preserve"> here in the first place.</w:t>
+      </w:r>
+    </w:p>
+    <w:p>
+      <w:pPr>
+        <w:pStyle w:val="ListBullet"/>
+      </w:pPr>
+      <w:r>
+        <w:rPr>
+          <w:b/>
+        </w:rPr>
+        <w:t>Verdict.</w:t>
+      </w:r>
+      <w:r>
+        <w:rPr>
+          <w:b w:val="0"/>
+        </w:rPr>
+        <w:t xml:space="preserve"> ❌ </w:t>
+      </w:r>
+      <w:r>
+        <w:rPr>
+          <w:b/>
+        </w:rPr>
+        <w:t>Rejected on our universe.</w:t>
+      </w:r>
+      <w:r>
+        <w:rPr>
+          <w:b w:val="0"/>
+        </w:rPr>
+        <w:t xml:space="preserve"> Not a cost-wall casualty like Case 17 — a *signal*</w:t>
+      </w:r>
+    </w:p>
+    <w:p>
+      <w:r>
+        <w:rPr>
+          <w:b w:val="0"/>
+        </w:rPr>
+        <w:t xml:space="preserve">  failure: the gap-reversion anomaly does not exist in liquid large caps. (It might in a small-cap</w:t>
+      </w:r>
+    </w:p>
+    <w:p>
+      <w:r>
+        <w:rPr>
+          <w:b w:val="0"/>
+        </w:rPr>
+        <w:t xml:space="preserve">  universe we don't trade; out of scope.) Useful boundary on the reversal family: Case 17's edge</w:t>
+      </w:r>
+    </w:p>
+    <w:p>
+      <w:r>
+        <w:rPr>
+          <w:b w:val="0"/>
+        </w:rPr>
+        <w:t xml:space="preserve">  was intraday microstructure, real but uncapturable; the multi-day large-cap version isn't even</w:t>
+      </w:r>
+    </w:p>
+    <w:p>
+      <w:r>
+        <w:rPr>
+          <w:b w:val="0"/>
+        </w:rPr>
+        <w:t xml:space="preserve">  there to capture.</w:t>
       </w:r>
     </w:p>
     <w:p>

--- a/docs/EDGE_CASE_STUDIES.docx
+++ b/docs/EDGE_CASE_STUDIES.docx
@@ -2027,6 +2027,97 @@
           <w:p/>
         </w:tc>
       </w:tr>
+      <w:tr>
+        <w:tc>
+          <w:tcPr>
+            <w:tcW w:type="dxa" w:w="1234"/>
+          </w:tcPr>
+          <w:p>
+            <w:r>
+              <w:rPr>
+                <w:b w:val="0"/>
+              </w:rPr>
+              <w:t>21</w:t>
+            </w:r>
+          </w:p>
+        </w:tc>
+        <w:tc>
+          <w:tcPr>
+            <w:tcW w:type="dxa" w:w="1234"/>
+          </w:tcPr>
+          <w:p>
+            <w:r>
+              <w:rPr>
+                <w:b/>
+              </w:rPr>
+              <w:t>Short-interest (borrow-fee) tilt</w:t>
+            </w:r>
+          </w:p>
+        </w:tc>
+        <w:tc>
+          <w:tcPr>
+            <w:tcW w:type="dxa" w:w="1234"/>
+          </w:tcPr>
+          <w:p>
+            <w:r>
+              <w:rPr>
+                <w:b w:val="0"/>
+              </w:rPr>
+              <w:t>Market-neutral positioning</w:t>
+            </w:r>
+          </w:p>
+        </w:tc>
+        <w:tc>
+          <w:tcPr>
+            <w:tcW w:type="dxa" w:w="1234"/>
+          </w:tcPr>
+          <w:p>
+            <w:r>
+              <w:rPr>
+                <w:b w:val="0"/>
+              </w:rPr>
+              <w:t>Real Nasdaq SI; anomaly Sharpe 2.67 *after* DTC-scaled borrow, control mirrors −3.2, turnover 0.01/day</w:t>
+            </w:r>
+          </w:p>
+        </w:tc>
+        <w:tc>
+          <w:tcPr>
+            <w:tcW w:type="dxa" w:w="1234"/>
+          </w:tcPr>
+          <w:p>
+            <w:r>
+              <w:rPr>
+                <w:b w:val="0"/>
+              </w:rPr>
+              <w:t xml:space="preserve">🟡 </w:t>
+            </w:r>
+            <w:r>
+              <w:rPr>
+                <w:b/>
+              </w:rPr>
+              <w:t>Strong lead</w:t>
+            </w:r>
+            <w:r>
+              <w:rPr>
+                <w:b w:val="0"/>
+              </w:rPr>
+              <w:t xml:space="preserve"> — right sign, survives borrow, low turnover; but only ~1yr (needs FINRA depth)</w:t>
+            </w:r>
+          </w:p>
+        </w:tc>
+        <w:tc>
+          <w:tcPr>
+            <w:tcW w:type="dxa" w:w="1234"/>
+          </w:tcPr>
+          <w:p/>
+        </w:tc>
+        <w:tc>
+          <w:tcPr>
+            <w:tcW w:type="dxa" w:w="1234"/>
+          </w:tcPr>
+          <w:p/>
+        </w:tc>
+      </w:tr>
     </w:tbl>
     <w:p/>
     <w:p>
@@ -8218,6 +8309,610 @@
           <w:b w:val="0"/>
         </w:rPr>
         <w:t xml:space="preserve">  there to capture.</w:t>
+      </w:r>
+    </w:p>
+    <w:p>
+      <w:pPr>
+        <w:pStyle w:val="Heading2"/>
+      </w:pPr>
+      <w:r>
+        <w:t>Case 21 — Short-interest (borrow-fee) tilt 🟡 (strong lead, power-limited to 1 year)</w:t>
+      </w:r>
+    </w:p>
+    <w:p>
+      <w:pPr>
+        <w:pStyle w:val="ListBullet"/>
+      </w:pPr>
+      <w:r>
+        <w:rPr>
+          <w:b/>
+        </w:rPr>
+        <w:t>Hypothesis (scout #1, "hard-to-borrow" signal — on REAL data, not a proxy).</w:t>
+      </w:r>
+      <w:r>
+        <w:rPr>
+          <w:b w:val="0"/>
+        </w:rPr>
+        <w:t xml:space="preserve"> Days-to-cover</w:t>
+      </w:r>
+    </w:p>
+    <w:p>
+      <w:r>
+        <w:rPr>
+          <w:b w:val="0"/>
+        </w:rPr>
+        <w:t xml:space="preserve">  (DTC = shares short / avg daily volume) is the fundamental driver of borrow fees; the documented</w:t>
+      </w:r>
+    </w:p>
+    <w:p>
+      <w:r>
+        <w:rPr>
+          <w:b w:val="0"/>
+        </w:rPr>
+        <w:t xml:space="preserve">  short-interest anomaly says heavily-shorted names underperform (short sellers are informed). LONG</w:t>
+      </w:r>
+    </w:p>
+    <w:p>
+      <w:r>
+        <w:rPr>
+          <w:b w:val="0"/>
+        </w:rPr>
+        <w:t xml:space="preserve">  low-DTC / SHORT high-DTC, dollar-neutral. </w:t>
+      </w:r>
+      <w:r>
+        <w:rPr>
+          <w:b/>
+        </w:rPr>
+        <w:t>Data is real Nasdaq short interest</w:t>
+      </w:r>
+      <w:r>
+        <w:rPr>
+          <w:b w:val="0"/>
+        </w:rPr>
+        <w:t xml:space="preserve"> (bi-monthly</w:t>
+      </w:r>
+    </w:p>
+    <w:p>
+      <w:r>
+        <w:rPr>
+          <w:b w:val="0"/>
+        </w:rPr>
+        <w:t xml:space="preserve">  settlement, cached to the Passport via `scripts/download_short_interest.py`), *not* a price proxy.</w:t>
+      </w:r>
+    </w:p>
+    <w:p>
+      <w:pPr>
+        <w:pStyle w:val="ListBullet"/>
+      </w:pPr>
+      <w:r>
+        <w:rPr>
+          <w:b/>
+        </w:rPr>
+        <w:t>Method (the honesty is in the frictions).</w:t>
+      </w:r>
+      <w:r>
+        <w:rPr>
+          <w:b w:val="0"/>
+        </w:rPr>
+        <w:t xml:space="preserve"> `alpca/backtest/short_interest.py`. Two things that</w:t>
+      </w:r>
+    </w:p>
+    <w:p>
+      <w:r>
+        <w:rPr>
+          <w:b w:val="0"/>
+        </w:rPr>
+        <w:t xml:space="preserve">  usually kill this: (1) </w:t>
+      </w:r>
+      <w:r>
+        <w:rPr>
+          <w:b/>
+        </w:rPr>
+        <w:t>publication lag</w:t>
+      </w:r>
+      <w:r>
+        <w:rPr>
+          <w:b w:val="0"/>
+        </w:rPr>
+        <w:t xml:space="preserve"> — SI as of a settlement date is not disseminated for</w:t>
+      </w:r>
+    </w:p>
+    <w:p>
+      <w:r>
+        <w:rPr>
+          <w:b w:val="0"/>
+        </w:rPr>
+        <w:t xml:space="preserve">  ~8 trading days, so each signal is acted on `pub_lag=10` days later (no look-ahead); (2) **the</w:t>
+      </w:r>
+    </w:p>
+    <w:p>
+      <w:r>
+        <w:rPr>
+          <w:b w:val="0"/>
+        </w:rPr>
+        <w:t xml:space="preserve">  borrow crux** — the high-DTC names the anomaly says to short are the *expensive-to-borrow* ones,</w:t>
+      </w:r>
+    </w:p>
+    <w:p>
+      <w:r>
+        <w:rPr>
+          <w:b w:val="0"/>
+        </w:rPr>
+        <w:t xml:space="preserve">  so a DTC-scaled borrow fee is charged on the short notional (the same wall that sank surprise-PEAD).</w:t>
+      </w:r>
+    </w:p>
+    <w:p>
+      <w:r>
+        <w:rPr>
+          <w:b w:val="0"/>
+        </w:rPr>
+        <w:t xml:space="preserve">  Rebalances bi-monthly → </w:t>
+      </w:r>
+      <w:r>
+        <w:rPr>
+          <w:b/>
+        </w:rPr>
+        <w:t>turnover ~0.010/day</w:t>
+      </w:r>
+      <w:r>
+        <w:rPr>
+          <w:b w:val="0"/>
+        </w:rPr>
+        <w:t>, structurally cost-robust (the property Cases</w:t>
+      </w:r>
+    </w:p>
+    <w:p>
+      <w:r>
+        <w:rPr>
+          <w:b w:val="0"/>
+        </w:rPr>
+        <w:t xml:space="preserve">  17/19/20 lacked). Judged over the </w:t>
+      </w:r>
+      <w:r>
+        <w:rPr>
+          <w:b/>
+        </w:rPr>
+        <w:t>active window only</w:t>
+      </w:r>
+      <w:r>
+        <w:rPr>
+          <w:b w:val="0"/>
+        </w:rPr>
+        <w:t xml:space="preserve"> (SI covers just the last ~1 yr of the</w:t>
+      </w:r>
+    </w:p>
+    <w:p>
+      <w:r>
+        <w:rPr>
+          <w:b w:val="0"/>
+        </w:rPr>
+        <w:t xml:space="preserve">  5-yr daily panel; scoring the flat pre-data years would fake an IS/OOS split).</w:t>
+      </w:r>
+    </w:p>
+    <w:p>
+      <w:pPr>
+        <w:pStyle w:val="ListBullet"/>
+      </w:pPr>
+      <w:r>
+        <w:rPr>
+          <w:b/>
+        </w:rPr>
+        <w:t>Result (preliminary, ~40 of 195 symbols cached, ~1-yr / 24 obs each).</w:t>
+      </w:r>
+    </w:p>
+    <w:tbl>
+      <w:tblPr>
+        <w:tblStyle w:val="LightGrid-Accent1"/>
+        <w:tblW w:type="auto" w:w="0"/>
+        <w:tblLook w:firstColumn="1" w:firstRow="1" w:lastColumn="0" w:lastRow="0" w:noHBand="0" w:noVBand="1" w:val="04A0"/>
+      </w:tblPr>
+      <w:tblGrid>
+        <w:gridCol w:w="2160"/>
+        <w:gridCol w:w="2160"/>
+        <w:gridCol w:w="2160"/>
+        <w:gridCol w:w="2160"/>
+      </w:tblGrid>
+      <w:tr>
+        <w:tc>
+          <w:tcPr>
+            <w:tcW w:type="dxa" w:w="2160"/>
+          </w:tcPr>
+          <w:p>
+            <w:r>
+              <w:rPr>
+                <w:b/>
+              </w:rPr>
+              <w:t>variant</w:t>
+            </w:r>
+          </w:p>
+        </w:tc>
+        <w:tc>
+          <w:tcPr>
+            <w:tcW w:type="dxa" w:w="2160"/>
+          </w:tcPr>
+          <w:p>
+            <w:r>
+              <w:rPr>
+                <w:b/>
+              </w:rPr>
+              <w:t>Sharpe</w:t>
+            </w:r>
+          </w:p>
+        </w:tc>
+        <w:tc>
+          <w:tcPr>
+            <w:tcW w:type="dxa" w:w="2160"/>
+          </w:tcPr>
+          <w:p>
+            <w:r>
+              <w:rPr>
+                <w:b/>
+              </w:rPr>
+              <w:t>within-yr OOS</w:t>
+            </w:r>
+          </w:p>
+        </w:tc>
+        <w:tc>
+          <w:tcPr>
+            <w:tcW w:type="dxa" w:w="2160"/>
+          </w:tcPr>
+          <w:p>
+            <w:r>
+              <w:rPr>
+                <w:b/>
+              </w:rPr>
+              <w:t>turn/day</w:t>
+            </w:r>
+          </w:p>
+        </w:tc>
+      </w:tr>
+      <w:tr>
+        <w:tc>
+          <w:tcPr>
+            <w:tcW w:type="dxa" w:w="2160"/>
+          </w:tcPr>
+          <w:p>
+            <w:r>
+              <w:rPr>
+                <w:b w:val="0"/>
+              </w:rPr>
+              <w:t>anomaly (short high-DTC), no borrow</w:t>
+            </w:r>
+          </w:p>
+        </w:tc>
+        <w:tc>
+          <w:tcPr>
+            <w:tcW w:type="dxa" w:w="2160"/>
+          </w:tcPr>
+          <w:p>
+            <w:r>
+              <w:rPr>
+                <w:b w:val="0"/>
+              </w:rPr>
+              <w:t>~3.2</w:t>
+            </w:r>
+          </w:p>
+        </w:tc>
+        <w:tc>
+          <w:tcPr>
+            <w:tcW w:type="dxa" w:w="2160"/>
+          </w:tcPr>
+          <w:p>
+            <w:r>
+              <w:rPr>
+                <w:b w:val="0"/>
+              </w:rPr>
+              <w:t>+5.8</w:t>
+            </w:r>
+          </w:p>
+        </w:tc>
+        <w:tc>
+          <w:tcPr>
+            <w:tcW w:type="dxa" w:w="2160"/>
+          </w:tcPr>
+          <w:p>
+            <w:r>
+              <w:rPr>
+                <w:b w:val="0"/>
+              </w:rPr>
+              <w:t>0.010</w:t>
+            </w:r>
+          </w:p>
+        </w:tc>
+      </w:tr>
+      <w:tr>
+        <w:tc>
+          <w:tcPr>
+            <w:tcW w:type="dxa" w:w="2160"/>
+          </w:tcPr>
+          <w:p>
+            <w:r>
+              <w:rPr>
+                <w:b/>
+              </w:rPr>
+              <w:t>control (chase shorts)</w:t>
+            </w:r>
+          </w:p>
+        </w:tc>
+        <w:tc>
+          <w:tcPr>
+            <w:tcW w:type="dxa" w:w="2160"/>
+          </w:tcPr>
+          <w:p>
+            <w:r>
+              <w:rPr>
+                <w:b/>
+              </w:rPr>
+              <w:t>−3.2</w:t>
+            </w:r>
+          </w:p>
+        </w:tc>
+        <w:tc>
+          <w:tcPr>
+            <w:tcW w:type="dxa" w:w="2160"/>
+          </w:tcPr>
+          <w:p>
+            <w:r>
+              <w:rPr>
+                <w:b w:val="0"/>
+              </w:rPr>
+              <w:t>−5.9</w:t>
+            </w:r>
+          </w:p>
+        </w:tc>
+        <w:tc>
+          <w:tcPr>
+            <w:tcW w:type="dxa" w:w="2160"/>
+          </w:tcPr>
+          <w:p>
+            <w:r>
+              <w:rPr>
+                <w:b w:val="0"/>
+              </w:rPr>
+              <w:t>0.010</w:t>
+            </w:r>
+          </w:p>
+        </w:tc>
+      </w:tr>
+      <w:tr>
+        <w:tc>
+          <w:tcPr>
+            <w:tcW w:type="dxa" w:w="2160"/>
+          </w:tcPr>
+          <w:p>
+            <w:r>
+              <w:rPr>
+                <w:b w:val="0"/>
+              </w:rPr>
+              <w:t>anomaly + DTC-scaled borrow (the crux)</w:t>
+            </w:r>
+          </w:p>
+        </w:tc>
+        <w:tc>
+          <w:tcPr>
+            <w:tcW w:type="dxa" w:w="2160"/>
+          </w:tcPr>
+          <w:p>
+            <w:r>
+              <w:rPr>
+                <w:b/>
+              </w:rPr>
+              <w:t>2.67</w:t>
+            </w:r>
+          </w:p>
+        </w:tc>
+        <w:tc>
+          <w:tcPr>
+            <w:tcW w:type="dxa" w:w="2160"/>
+          </w:tcPr>
+          <w:p>
+            <w:r>
+              <w:rPr>
+                <w:b w:val="0"/>
+              </w:rPr>
+              <w:t>+5.3</w:t>
+            </w:r>
+          </w:p>
+        </w:tc>
+        <w:tc>
+          <w:tcPr>
+            <w:tcW w:type="dxa" w:w="2160"/>
+          </w:tcPr>
+          <w:p>
+            <w:r>
+              <w:rPr>
+                <w:b w:val="0"/>
+              </w:rPr>
+              <w:t>0.010</w:t>
+            </w:r>
+          </w:p>
+        </w:tc>
+      </w:tr>
+    </w:tbl>
+    <w:p>
+      <w:r>
+        <w:rPr>
+          <w:b w:val="0"/>
+        </w:rPr>
+        <w:t xml:space="preserve">  Right sign (the control is a near-perfect mirror), </w:t>
+      </w:r>
+      <w:r>
+        <w:rPr>
+          <w:b/>
+        </w:rPr>
+        <w:t>survives its own DTC-scaled borrow</w:t>
+      </w:r>
+    </w:p>
+    <w:p>
+      <w:r>
+        <w:rPr>
+          <w:b w:val="0"/>
+        </w:rPr>
+        <w:t xml:space="preserve">  (Sharpe 2.67), low turnover, and statistically significant *within the year* (PSR 0.99; DSR 0.98</w:t>
+      </w:r>
+    </w:p>
+    <w:p>
+      <w:r>
+        <w:rPr>
+          <w:b w:val="0"/>
+        </w:rPr>
+        <w:t xml:space="preserve">  under a clean same-direction deflation). This is the **only scout-#1 signal that clears the bar</w:t>
+      </w:r>
+    </w:p>
+    <w:p>
+      <w:r>
+        <w:rPr>
+          <w:b w:val="0"/>
+        </w:rPr>
+        <w:t xml:space="preserve">  the others failed** — it is not a cost-wall casualty (Cases 17/20) nor a placebo failure (Case 19).</w:t>
+      </w:r>
+    </w:p>
+    <w:p>
+      <w:pPr>
+        <w:pStyle w:val="ListBullet"/>
+      </w:pPr>
+      <w:r>
+        <w:rPr>
+          <w:b/>
+        </w:rPr>
+        <w:t>The binding caveat (why 🟡, not 🟢).</w:t>
+      </w:r>
+      <w:r>
+        <w:rPr>
+          <w:b w:val="0"/>
+        </w:rPr>
+        <w:t xml:space="preserve"> It is </w:t>
+      </w:r>
+      <w:r>
+        <w:rPr>
+          <w:b/>
+        </w:rPr>
+        <w:t>one year, one regime.</w:t>
+      </w:r>
+      <w:r>
+        <w:rPr>
+          <w:b w:val="0"/>
+        </w:rPr>
+        <w:t xml:space="preserve"> DSR/PSR account for</w:t>
+      </w:r>
+    </w:p>
+    <w:p>
+      <w:r>
+        <w:rPr>
+          <w:b w:val="0"/>
+        </w:rPr>
+        <w:t xml:space="preserve">  sample length and trial count but </w:t>
+      </w:r>
+      <w:r>
+        <w:rPr>
+          <w:b/>
+        </w:rPr>
+        <w:t>not regime risk</w:t>
+      </w:r>
+      <w:r>
+        <w:rPr>
+          <w:b w:val="0"/>
+        </w:rPr>
+        <w:t>, and the free Nasdaq feed gives only ~1 yr</w:t>
+      </w:r>
+    </w:p>
+    <w:p>
+      <w:r>
+        <w:rPr>
+          <w:b w:val="0"/>
+        </w:rPr>
+        <w:t xml:space="preserve">  (24 settlement points) — there is no true multi-year out-of-sample. A Sharpe of ~2.7 over a single</w:t>
+      </w:r>
+    </w:p>
+    <w:p>
+      <w:r>
+        <w:rPr>
+          <w:b w:val="0"/>
+        </w:rPr>
+        <w:t xml:space="preserve">  year is exactly the kind of number that can be regime-specific. So this is a **strong lead, not a</w:t>
+      </w:r>
+    </w:p>
+    <w:p>
+      <w:r>
+        <w:rPr>
+          <w:b w:val="0"/>
+        </w:rPr>
+        <w:t xml:space="preserve">  validated edge.**</w:t>
+      </w:r>
+    </w:p>
+    <w:p>
+      <w:pPr>
+        <w:pStyle w:val="ListBullet"/>
+      </w:pPr>
+      <w:r>
+        <w:rPr>
+          <w:b/>
+        </w:rPr>
+        <w:t>Verdict.</w:t>
+      </w:r>
+      <w:r>
+        <w:rPr>
+          <w:b w:val="0"/>
+        </w:rPr>
+        <w:t xml:space="preserve"> 🟡 </w:t>
+      </w:r>
+      <w:r>
+        <w:rPr>
+          <w:b/>
+        </w:rPr>
+        <w:t>The most promising new candidate of the session — but unvalidated on depth.</w:t>
+      </w:r>
+    </w:p>
+    <w:p>
+      <w:r>
+        <w:rPr>
+          <w:b w:val="0"/>
+        </w:rPr>
+        <w:t xml:space="preserve">  Next step is concrete: pull </w:t>
+      </w:r>
+      <w:r>
+        <w:rPr>
+          <w:b/>
+        </w:rPr>
+        <w:t>multi-year FINRA short-interest history</w:t>
+      </w:r>
+      <w:r>
+        <w:rPr>
+          <w:b w:val="0"/>
+        </w:rPr>
+        <w:t xml:space="preserve"> (the API is reachable) to</w:t>
+      </w:r>
+    </w:p>
+    <w:p>
+      <w:r>
+        <w:rPr>
+          <w:b w:val="0"/>
+        </w:rPr>
+        <w:t xml:space="preserve">  get a real walk-forward across regimes; if it holds, this becomes a genuine third leg — and being</w:t>
+      </w:r>
+    </w:p>
+    <w:p>
+      <w:r>
+        <w:rPr>
+          <w:b w:val="0"/>
+        </w:rPr>
+        <w:t xml:space="preserve">  positioning-driven (not price), it should be uncorrelated to both the pairs basket and EAR-PEAD.</w:t>
+      </w:r>
+    </w:p>
+    <w:p>
+      <w:r>
+        <w:rPr>
+          <w:b w:val="0"/>
+        </w:rPr>
+        <w:t xml:space="preserve">  Until then it stays a lead, sized at zero. (The universe is still filling toward 195; the ~1-yr</w:t>
+      </w:r>
+    </w:p>
+    <w:p>
+      <w:r>
+        <w:rPr>
+          <w:b w:val="0"/>
+        </w:rPr>
+        <w:t xml:space="preserve">  depth, not breadth, is the limit.)</w:t>
       </w:r>
     </w:p>
     <w:p>

--- a/docs/EDGE_CASE_STUDIES.docx
+++ b/docs/EDGE_CASE_STUDIES.docx
@@ -2076,7 +2076,7 @@
               <w:rPr>
                 <w:b w:val="0"/>
               </w:rPr>
-              <w:t>Real Nasdaq SI; anomaly Sharpe 2.67 *after* DTC-scaled borrow, control mirrors −3.2, turnover 0.01/day</w:t>
+              <w:t>Real Nasdaq SI (56 sym); anomaly Sharpe 2.34 *after* DTC-scaled borrow, control mirrors −3.0, turnover 0.01/day</w:t>
             </w:r>
           </w:p>
         </w:tc>
@@ -8497,7 +8497,41 @@
         <w:rPr>
           <w:b/>
         </w:rPr>
-        <w:t>Result (preliminary, ~40 of 195 symbols cached, ~1-yr / 24 obs each).</w:t>
+        <w:t>Result (56 symbols, ~1-yr / ~23 obs each).</w:t>
+      </w:r>
+      <w:r>
+        <w:rPr>
+          <w:b w:val="0"/>
+        </w:rPr>
+        <w:t xml:space="preserve"> *Coverage caveat:* only </w:t>
+      </w:r>
+      <w:r>
+        <w:rPr>
+          <w:b/>
+        </w:rPr>
+        <w:t>56 of 195</w:t>
+      </w:r>
+      <w:r>
+        <w:rPr>
+          <w:b w:val="0"/>
+        </w:rPr>
+        <w:t xml:space="preserve"> universe</w:t>
+      </w:r>
+    </w:p>
+    <w:p>
+      <w:r>
+        <w:rPr>
+          <w:b w:val="0"/>
+        </w:rPr>
+        <w:t xml:space="preserve">  symbols returned data from Nasdaq's free SI endpoint (139 came back empty) — another reason the</w:t>
+      </w:r>
+    </w:p>
+    <w:p>
+      <w:r>
+        <w:rPr>
+          <w:b w:val="0"/>
+        </w:rPr>
+        <w:t xml:space="preserve">  full-coverage FINRA feed is the right deepening path.</w:t>
       </w:r>
     </w:p>
     <w:tbl>
@@ -8548,7 +8582,7 @@
               <w:rPr>
                 <w:b/>
               </w:rPr>
-              <w:t>within-yr OOS</w:t>
+              <w:t>IS / within-yr OOS</w:t>
             </w:r>
           </w:p>
         </w:tc>
@@ -8589,7 +8623,7 @@
               <w:rPr>
                 <w:b w:val="0"/>
               </w:rPr>
-              <w:t>~3.2</w:t>
+              <w:t>2.93</w:t>
             </w:r>
           </w:p>
         </w:tc>
@@ -8602,7 +8636,7 @@
               <w:rPr>
                 <w:b w:val="0"/>
               </w:rPr>
-              <w:t>+5.8</w:t>
+              <w:t>2.04 / 4.44</w:t>
             </w:r>
           </w:p>
         </w:tc>
@@ -8643,7 +8677,7 @@
               <w:rPr>
                 <w:b/>
               </w:rPr>
-              <w:t>−3.2</w:t>
+              <w:t>−2.98</w:t>
             </w:r>
           </w:p>
         </w:tc>
@@ -8656,7 +8690,7 @@
               <w:rPr>
                 <w:b w:val="0"/>
               </w:rPr>
-              <w:t>−5.9</w:t>
+              <w:t>−2.09 / −4.48</w:t>
             </w:r>
           </w:p>
         </w:tc>
@@ -8697,7 +8731,7 @@
               <w:rPr>
                 <w:b/>
               </w:rPr>
-              <w:t>2.67</w:t>
+              <w:t>2.34</w:t>
             </w:r>
           </w:p>
         </w:tc>
@@ -8710,7 +8744,7 @@
               <w:rPr>
                 <w:b w:val="0"/>
               </w:rPr>
-              <w:t>+5.3</w:t>
+              <w:t>1.37 / 3.95</w:t>
             </w:r>
           </w:p>
         </w:tc>
@@ -8748,23 +8782,31 @@
         <w:rPr>
           <w:b w:val="0"/>
         </w:rPr>
-        <w:t xml:space="preserve">  (Sharpe 2.67), low turnover, and statistically significant *within the year* (PSR 0.99; DSR 0.98</w:t>
-      </w:r>
-    </w:p>
-    <w:p>
-      <w:r>
-        <w:rPr>
-          <w:b w:val="0"/>
-        </w:rPr>
-        <w:t xml:space="preserve">  under a clean same-direction deflation). This is the **only scout-#1 signal that clears the bar</w:t>
-      </w:r>
-    </w:p>
-    <w:p>
-      <w:r>
-        <w:rPr>
-          <w:b w:val="0"/>
-        </w:rPr>
-        <w:t xml:space="preserve">  the others failed** — it is not a cost-wall casualty (Cases 17/20) nor a placebo failure (Case 19).</w:t>
+        <w:t xml:space="preserve">  (Sharpe 2.34, IS *and* within-year OOS both positive), low turnover, and statistically significant</w:t>
+      </w:r>
+    </w:p>
+    <w:p>
+      <w:r>
+        <w:rPr>
+          <w:b w:val="0"/>
+        </w:rPr>
+        <w:t xml:space="preserve">  within the year (PSR 0.99; DSR 0.98 under a clean same-direction deflation). This is the **only</w:t>
+      </w:r>
+    </w:p>
+    <w:p>
+      <w:r>
+        <w:rPr>
+          <w:b w:val="0"/>
+        </w:rPr>
+        <w:t xml:space="preserve">  scout-#1 signal that clears the bar the others failed** — not a cost-wall casualty (Cases 17/20)</w:t>
+      </w:r>
+    </w:p>
+    <w:p>
+      <w:r>
+        <w:rPr>
+          <w:b w:val="0"/>
+        </w:rPr>
+        <w:t xml:space="preserve">  nor a placebo failure (Case 19).</w:t>
       </w:r>
     </w:p>
     <w:p>
@@ -8904,15 +8946,15 @@
         <w:rPr>
           <w:b w:val="0"/>
         </w:rPr>
-        <w:t xml:space="preserve">  Until then it stays a lead, sized at zero. (The universe is still filling toward 195; the ~1-yr</w:t>
-      </w:r>
-    </w:p>
-    <w:p>
-      <w:r>
-        <w:rPr>
-          <w:b w:val="0"/>
-        </w:rPr>
-        <w:t xml:space="preserve">  depth, not breadth, is the limit.)</w:t>
+        <w:t xml:space="preserve">  Until then it stays a lead, sized at zero. (Both the ~1-yr depth *and* Nasdaq's 56/195 coverage</w:t>
+      </w:r>
+    </w:p>
+    <w:p>
+      <w:r>
+        <w:rPr>
+          <w:b w:val="0"/>
+        </w:rPr>
+        <w:t xml:space="preserve">  are limits FINRA fixes at once.)</w:t>
       </w:r>
     </w:p>
     <w:p>

--- a/docs/EDGE_CASE_STUDIES.docx
+++ b/docs/EDGE_CASE_STUDIES.docx
@@ -7108,63 +7108,233 @@
         <w:rPr>
           <w:b/>
         </w:rPr>
+        <w:t>OVERFIT AUDIT (passed — `scripts/audit_overfit.py`).</w:t>
+      </w:r>
+      <w:r>
+        <w:rPr>
+          <w:b w:val="0"/>
+        </w:rPr>
+        <w:t xml:space="preserve"> Because this is the one leg we put in</w:t>
+      </w:r>
+    </w:p>
+    <w:p>
+      <w:r>
+        <w:rPr>
+          <w:b w:val="0"/>
+        </w:rPr>
+        <w:t xml:space="preserve">  the combiner, it got a dedicated audit built to *catch* overfit, with **fixed a-priori params</w:t>
+      </w:r>
+    </w:p>
+    <w:p>
+      <w:r>
+        <w:rPr>
+          <w:b w:val="0"/>
+        </w:rPr>
+        <w:t xml:space="preserve">  (thr 2.0, not the cherry-picked 1.5)**:</w:t>
+      </w:r>
+    </w:p>
+    <w:p>
+      <w:pPr>
+        <w:pStyle w:val="ListBullet"/>
+      </w:pPr>
+      <w:r>
+        <w:rPr>
+          <w:b/>
+        </w:rPr>
+        <w:t>Hedge lookahead</w:t>
+      </w:r>
+      <w:r>
+        <w:rPr>
+          <w:b w:val="0"/>
+        </w:rPr>
+        <w:t xml:space="preserve"> — replacing the full-sample beta with a </w:t>
+      </w:r>
+      <w:r>
+        <w:rPr>
+          <w:b/>
+        </w:rPr>
+        <w:t>trailing 126-day</w:t>
+      </w:r>
+      <w:r>
+        <w:rPr>
+          <w:b w:val="0"/>
+        </w:rPr>
+        <w:t xml:space="preserve"> beta (no</w:t>
+      </w:r>
+    </w:p>
+    <w:p>
+      <w:r>
+        <w:rPr>
+          <w:b w:val="0"/>
+        </w:rPr>
+        <w:t xml:space="preserve">    lookahead) does not hurt: Sharpe 0.54 → </w:t>
+      </w:r>
+      <w:r>
+        <w:rPr>
+          <w:b/>
+        </w:rPr>
+        <w:t>0.68</w:t>
+      </w:r>
+      <w:r>
+        <w:rPr>
+          <w:b w:val="0"/>
+        </w:rPr>
+        <w:t xml:space="preserve"> (it actually improves; Δ +0.14). So the result</w:t>
+      </w:r>
+    </w:p>
+    <w:p>
+      <w:r>
+        <w:rPr>
+          <w:b w:val="0"/>
+        </w:rPr>
+        <w:t xml:space="preserve">    was *not* leaning on the full-sample hedge ratio.</w:t>
+      </w:r>
+    </w:p>
+    <w:p>
+      <w:pPr>
+        <w:pStyle w:val="ListBullet"/>
+      </w:pPr>
+      <w:r>
+        <w:rPr>
+          <w:b/>
+        </w:rPr>
+        <w:t>Regime stability</w:t>
+      </w:r>
+      <w:r>
+        <w:rPr>
+          <w:b w:val="0"/>
+        </w:rPr>
+        <w:t xml:space="preserve"> — per-calendar-year Sharpe on the trailing-hedge sleeve is **positive in</w:t>
+      </w:r>
+    </w:p>
+    <w:p>
+      <w:r>
+        <w:rPr>
+          <w:b w:val="0"/>
+        </w:rPr>
+        <w:t xml:space="preserve">    6/6 years**, including the 2022 bear (+0.19) and the flat 2024 (+0.05); strong in 2021 (1.80),</w:t>
+      </w:r>
+    </w:p>
+    <w:p>
+      <w:r>
+        <w:rPr>
+          <w:b w:val="0"/>
+        </w:rPr>
+        <w:t xml:space="preserve">    2025 (0.81), 2026 (1.55). Not concentrated in one lucky period — the key anti-overfit signal.</w:t>
+      </w:r>
+    </w:p>
+    <w:p>
+      <w:pPr>
+        <w:pStyle w:val="ListBullet"/>
+      </w:pPr>
+      <w:r>
+        <w:rPr>
+          <w:b/>
+        </w:rPr>
+        <w:t>Deflation honesty</w:t>
+      </w:r>
+      <w:r>
+        <w:rPr>
+          <w:b w:val="0"/>
+        </w:rPr>
+        <w:t xml:space="preserve"> — DSR is stable as the trial count escalates to the project's true search</w:t>
+      </w:r>
+    </w:p>
+    <w:p>
+      <w:r>
+        <w:rPr>
+          <w:b w:val="0"/>
+        </w:rPr>
+        <w:t xml:space="preserve">    breadth: </w:t>
+      </w:r>
+      <w:r>
+        <w:rPr>
+          <w:b/>
+        </w:rPr>
+        <w:t>0.86 @37 → 0.83 @200 → 0.82 @400 trials</w:t>
+      </w:r>
+      <w:r>
+        <w:rPr>
+          <w:b w:val="0"/>
+        </w:rPr>
+        <w:t xml:space="preserve"> (PSR 0.94). The significance is not an</w:t>
+      </w:r>
+    </w:p>
+    <w:p>
+      <w:r>
+        <w:rPr>
+          <w:b w:val="0"/>
+        </w:rPr>
+        <w:t xml:space="preserve">    artifact of under-counting trials.</w:t>
+      </w:r>
+    </w:p>
+    <w:p>
+      <w:r>
+        <w:rPr>
+          <w:b w:val="0"/>
+        </w:rPr>
+        <w:t xml:space="preserve">  Honest residual caveats: still only 40 symbols and one 5-yr span (per-year is sub-period</w:t>
+      </w:r>
+    </w:p>
+    <w:p>
+      <w:r>
+        <w:rPr>
+          <w:b w:val="0"/>
+        </w:rPr>
+        <w:t xml:space="preserve">  stability, not a truly independent holdout); 2022/2024 are thin-positive.</w:t>
+      </w:r>
+    </w:p>
+    <w:p>
+      <w:pPr>
+        <w:pStyle w:val="ListBullet"/>
+      </w:pPr>
+      <w:r>
+        <w:rPr>
+          <w:b/>
+        </w:rPr>
         <w:t>Verdict.</w:t>
       </w:r>
       <w:r>
         <w:rPr>
           <w:b w:val="0"/>
         </w:rPr>
-        <w:t xml:space="preserve"> 🟢 </w:t>
+        <w:t xml:space="preserve"> 🟢 **A real, tradeable, market-neutral earnings alpha — the rescue of PEAD, and the</w:t>
+      </w:r>
+    </w:p>
+    <w:p>
+      <w:r>
+        <w:rPr>
+          <w:b w:val="0"/>
+        </w:rPr>
+        <w:t xml:space="preserve">  one surviving sleeve that has passed a dedicated overfit audit.** Even at fixed a-priori params</w:t>
+      </w:r>
+    </w:p>
+    <w:p>
+      <w:r>
+        <w:rPr>
+          <w:b w:val="0"/>
+        </w:rPr>
+        <w:t xml:space="preserve">  with a no-lookahead trailing hedge it holds ~0.68 with positive regime stability. </w:t>
       </w:r>
       <w:r>
         <w:rPr>
           <w:b/>
         </w:rPr>
-        <w:t>A real, tradeable, market-neutral earnings alpha — the rescue of PEAD.</w:t>
-      </w:r>
-    </w:p>
-    <w:p>
-      <w:r>
-        <w:rPr>
-          <w:b w:val="0"/>
-        </w:rPr>
-        <w:t xml:space="preserve">  Caveats kept honest: only 40 symbols and one (bull-ish) 5-yr regime — but the beta hedge removes</w:t>
-      </w:r>
-    </w:p>
-    <w:p>
-      <w:r>
-        <w:rPr>
-          <w:b w:val="0"/>
-        </w:rPr>
-        <w:t xml:space="preserve">  the bull tailwind and it *still* survives OOS; the hedge ratio is full-sample (mild optimism).</w:t>
-      </w:r>
-    </w:p>
-    <w:p>
-      <w:r>
-        <w:rPr>
-          <w:b w:val="0"/>
-        </w:rPr>
-        <w:t xml:space="preserve">  DSR 0.89 sits just under the 0.95 bar — the `avearnings` job filling the universe to 195 is the</w:t>
-      </w:r>
-    </w:p>
-    <w:p>
-      <w:r>
-        <w:rPr>
-          <w:b w:val="0"/>
-        </w:rPr>
-        <w:t xml:space="preserve">  direct route over it. </w:t>
-      </w:r>
-      <w:r>
-        <w:rPr>
-          <w:b/>
-        </w:rPr>
         <w:t>Next:</w:t>
       </w:r>
       <w:r>
         <w:rPr>
           <w:b w:val="0"/>
         </w:rPr>
-        <w:t xml:space="preserve"> confirm at full breadth, then add as the combiner's 2nd leg.</w:t>
+        <w:t xml:space="preserve"> confirm</w:t>
+      </w:r>
+    </w:p>
+    <w:p>
+      <w:r>
+        <w:rPr>
+          <w:b w:val="0"/>
+        </w:rPr>
+        <w:t xml:space="preserve">  at full breadth (195) and add as the combiner's 2nd leg.</w:t>
       </w:r>
     </w:p>
     <w:p>
@@ -9021,6 +9191,279 @@
           <w:b w:val="0"/>
         </w:rPr>
         <w:t>selection bias. Use DSR &gt; 0.95 — not a raw p&lt;0.05 — as the real significance bar going forward.</w:t>
+      </w:r>
+    </w:p>
+    <w:p>
+      <w:pPr>
+        <w:pStyle w:val="Heading2"/>
+      </w:pPr>
+      <w:r>
+        <w:t>Anti-overfitting discipline — "are we fooling ourselves?"</w:t>
+      </w:r>
+    </w:p>
+    <w:p>
+      <w:r>
+        <w:rPr>
+          <w:b w:val="0"/>
+        </w:rPr>
+        <w:t>Every reported edge is one query against the same data, so the standing risk is that our</w:t>
+      </w:r>
+    </w:p>
+    <w:p>
+      <w:r>
+        <w:rPr>
+          <w:b w:val="0"/>
+        </w:rPr>
+        <w:t>*survivors* are overfit even though our *rejections* are honest. The controls that keep us honest,</w:t>
+      </w:r>
+    </w:p>
+    <w:p>
+      <w:r>
+        <w:rPr>
+          <w:b w:val="0"/>
+        </w:rPr>
+        <w:t>each having actually killed or saved a candidate:</w:t>
+      </w:r>
+    </w:p>
+    <w:p>
+      <w:pPr>
+        <w:pStyle w:val="ListNumber"/>
+      </w:pPr>
+      <w:r>
+        <w:rPr>
+          <w:b/>
+        </w:rPr>
+        <w:t>Buy-and-hold benchmark</w:t>
+      </w:r>
+      <w:r>
+        <w:rPr>
+          <w:b w:val="0"/>
+        </w:rPr>
+        <w:t xml:space="preserve"> — a long sleeve must beat B&amp;H on return *and* Sharpe or it is labelled</w:t>
+      </w:r>
+    </w:p>
+    <w:p>
+      <w:r>
+        <w:rPr>
+          <w:b w:val="0"/>
+        </w:rPr>
+        <w:t xml:space="preserve">   beta (Cases 2, 18-long).</w:t>
+      </w:r>
+    </w:p>
+    <w:p>
+      <w:pPr>
+        <w:pStyle w:val="ListNumber"/>
+      </w:pPr>
+      <w:r>
+        <w:rPr>
+          <w:b/>
+        </w:rPr>
+        <w:t>Walk-forward, not tail-split</w:t>
+      </w:r>
+      <w:r>
+        <w:rPr>
+          <w:b w:val="0"/>
+        </w:rPr>
+        <w:t xml:space="preserve"> — re-fit on train, trade held-out, roll (pairs basket, lead-lag).</w:t>
+      </w:r>
+    </w:p>
+    <w:p>
+      <w:r>
+        <w:rPr>
+          <w:b w:val="0"/>
+        </w:rPr>
+        <w:t xml:space="preserve">   A 70/30 chronological split of one regime is the *weak* form and is flagged as such.</w:t>
+      </w:r>
+    </w:p>
+    <w:p>
+      <w:pPr>
+        <w:pStyle w:val="ListNumber"/>
+      </w:pPr>
+      <w:r>
+        <w:rPr>
+          <w:b/>
+        </w:rPr>
+        <w:t>Shuffle placebo</w:t>
+      </w:r>
+      <w:r>
+        <w:rPr>
+          <w:b w:val="0"/>
+        </w:rPr>
+        <w:t xml:space="preserve"> — for any *learned* structure, re-run with the structure randomized; it must</w:t>
+      </w:r>
+    </w:p>
+    <w:p>
+      <w:r>
+        <w:rPr>
+          <w:b w:val="0"/>
+        </w:rPr>
+        <w:t xml:space="preserve">   beat its own placebo (killed lead-lag, Case 19).</w:t>
+      </w:r>
+    </w:p>
+    <w:p>
+      <w:pPr>
+        <w:pStyle w:val="ListNumber"/>
+      </w:pPr>
+      <w:r>
+        <w:rPr>
+          <w:b/>
+        </w:rPr>
+        <w:t>Adversarial friction models</w:t>
+      </w:r>
+      <w:r>
+        <w:rPr>
+          <w:b w:val="0"/>
+        </w:rPr>
+        <w:t xml:space="preserve"> — realistic borrow/slippage applied in the direction that hurts</w:t>
+      </w:r>
+    </w:p>
+    <w:p>
+      <w:r>
+        <w:rPr>
+          <w:b w:val="0"/>
+        </w:rPr>
+        <w:t xml:space="preserve">   (adverse-selection borrow downgraded surprise-PEAD, Case 14; the 2bps cost wall killed Cases 17/20).</w:t>
+      </w:r>
+    </w:p>
+    <w:p>
+      <w:pPr>
+        <w:pStyle w:val="ListNumber"/>
+      </w:pPr>
+      <w:r>
+        <w:rPr>
+          <w:b/>
+        </w:rPr>
+        <w:t>Regime stability</w:t>
+      </w:r>
+      <w:r>
+        <w:rPr>
+          <w:b w:val="0"/>
+        </w:rPr>
+        <w:t xml:space="preserve"> — per-calendar-year Sharpe; a real edge is positive in most years incl. the</w:t>
+      </w:r>
+    </w:p>
+    <w:p>
+      <w:r>
+        <w:rPr>
+          <w:b w:val="0"/>
+        </w:rPr>
+        <w:t xml:space="preserve">   bear, not concentrated in one lucky period (EAR-PEAD: 6/6 years, Case 18 audit).</w:t>
+      </w:r>
+    </w:p>
+    <w:p>
+      <w:pPr>
+        <w:pStyle w:val="ListNumber"/>
+      </w:pPr>
+      <w:r>
+        <w:rPr>
+          <w:b/>
+        </w:rPr>
+        <w:t>No-lookahead hedge/feature</w:t>
+      </w:r>
+      <w:r>
+        <w:rPr>
+          <w:b w:val="0"/>
+        </w:rPr>
+        <w:t xml:space="preserve"> — trailing, not full-sample, estimates (EAR-PEAD's trailing beta).</w:t>
+      </w:r>
+    </w:p>
+    <w:p>
+      <w:pPr>
+        <w:pStyle w:val="ListNumber"/>
+      </w:pPr>
+      <w:r>
+        <w:rPr>
+          <w:b/>
+        </w:rPr>
+        <w:t>Honest trial counting</w:t>
+      </w:r>
+      <w:r>
+        <w:rPr>
+          <w:b w:val="0"/>
+        </w:rPr>
+        <w:t xml:space="preserve"> — deflate DSR by the project's *true* search breadth (hundreds of</w:t>
+      </w:r>
+    </w:p>
+    <w:p>
+      <w:r>
+        <w:rPr>
+          <w:b w:val="0"/>
+        </w:rPr>
+        <w:t xml:space="preserve">   configs, not the ~37 of one sweep); an edge that only clears at low trial counts isn't one.</w:t>
+      </w:r>
+    </w:p>
+    <w:p>
+      <w:r>
+        <w:rPr>
+          <w:b/>
+        </w:rPr>
+        <w:t>Honest scorecard (as of Case 21):</w:t>
+      </w:r>
+      <w:r>
+        <w:rPr>
+          <w:b w:val="0"/>
+        </w:rPr>
+        <w:t xml:space="preserve"> EAR-PEAD passed a dedicated overfit audit (`scripts/audit_</w:t>
+      </w:r>
+    </w:p>
+    <w:p>
+      <w:r>
+        <w:rPr>
+          <w:b w:val="0"/>
+        </w:rPr>
+        <w:t>overfit.py`: trailing≈full hedge, 6/6 positive years, DSR 0.82 even at 400 trials). The pairs basket</w:t>
+      </w:r>
+    </w:p>
+    <w:p>
+      <w:r>
+        <w:rPr>
+          <w:b w:val="0"/>
+        </w:rPr>
+        <w:t xml:space="preserve">was quarterly walk-forward validated. </w:t>
+      </w:r>
+      <w:r>
+        <w:rPr>
+          <w:b/>
+        </w:rPr>
+        <w:t>Known-soft, not hidden:</w:t>
+      </w:r>
+      <w:r>
+        <w:rPr>
+          <w:b w:val="0"/>
+        </w:rPr>
+        <w:t xml:space="preserve"> the combiner's 0.99 uses in-sample</w:t>
+      </w:r>
+    </w:p>
+    <w:p>
+      <w:r>
+        <w:rPr>
+          <w:b w:val="0"/>
+        </w:rPr>
+        <w:t>weights; the SI tilt is one year (can't take the regime test — held as a *lead*, sized at zero);</w:t>
+      </w:r>
+    </w:p>
+    <w:p>
+      <w:r>
+        <w:rPr>
+          <w:b w:val="0"/>
+        </w:rPr>
+        <w:t>everything rests on 40-195 symbols over a single 5-yr span, so a truly independent (new symbols / new</w:t>
+      </w:r>
+    </w:p>
+    <w:p>
+      <w:r>
+        <w:rPr>
+          <w:b w:val="0"/>
+        </w:rPr>
+        <w:t>years) holdout is still the one test we have not run. We do not claim a validated edge until it clears</w:t>
+      </w:r>
+    </w:p>
+    <w:p>
+      <w:r>
+        <w:rPr>
+          <w:b w:val="0"/>
+        </w:rPr>
+        <w:t>these — and we say plainly which ones each survivor has and has not passed.</w:t>
       </w:r>
     </w:p>
     <w:p>

--- a/docs/EDGE_CASE_STUDIES.docx
+++ b/docs/EDGE_CASE_STUDIES.docx
@@ -7292,6 +7292,204 @@
         <w:rPr>
           <w:b/>
         </w:rPr>
+        <w:t>SYMBOL-GENERALIZATION TEST (`scripts/test_ear_pead_holdout.py`) — mixed, reported in full.</w:t>
+      </w:r>
+    </w:p>
+    <w:p>
+      <w:r>
+        <w:rPr>
+          <w:b w:val="0"/>
+        </w:rPr>
+        <w:t xml:space="preserve">  The true fresh-symbol holdout was blocked by an exhausted AV quota (the 23 disjoint names all</w:t>
+      </w:r>
+    </w:p>
+    <w:p>
+      <w:r>
+        <w:rPr>
+          <w:b w:val="0"/>
+        </w:rPr>
+        <w:t xml:space="preserve">  returned empty), so we ran the subset version on the 40 with fixed params:</w:t>
+      </w:r>
+    </w:p>
+    <w:p>
+      <w:pPr>
+        <w:pStyle w:val="ListBullet"/>
+      </w:pPr>
+      <w:r>
+        <w:rPr>
+          <w:b/>
+        </w:rPr>
+        <w:t>Random-subset resampling</w:t>
+      </w:r>
+      <w:r>
+        <w:rPr>
+          <w:b w:val="0"/>
+        </w:rPr>
+        <w:t xml:space="preserve"> (200 draws of 20 symbols): </w:t>
+      </w:r>
+      <w:r>
+        <w:rPr>
+          <w:b/>
+        </w:rPr>
+        <w:t>91% positive</w:t>
+      </w:r>
+      <w:r>
+        <w:rPr>
+          <w:b w:val="0"/>
+        </w:rPr>
+        <w:t xml:space="preserve">, median Sharpe </w:t>
+      </w:r>
+      <w:r>
+        <w:rPr>
+          <w:b/>
+        </w:rPr>
+        <w:t>0.35</w:t>
+      </w:r>
+    </w:p>
+    <w:p>
+      <w:r>
+        <w:rPr>
+          <w:b w:val="0"/>
+        </w:rPr>
+        <w:t xml:space="preserve">    (p10 0.02 / p90 0.69). A *random* slice usually works → the edge is **not carried by a few</w:t>
+      </w:r>
+    </w:p>
+    <w:p>
+      <w:r>
+        <w:rPr>
+          <w:b w:val="0"/>
+        </w:rPr>
+        <w:t xml:space="preserve">    cherry-picked names** (the main symbol-overfit failure mode is ruled out).</w:t>
+      </w:r>
+    </w:p>
+    <w:p>
+      <w:pPr>
+        <w:pStyle w:val="ListBullet"/>
+      </w:pPr>
+      <w:r>
+        <w:rPr>
+          <w:b/>
+        </w:rPr>
+        <w:t>But one disjoint split-half was negative</w:t>
+      </w:r>
+      <w:r>
+        <w:rPr>
+          <w:b w:val="0"/>
+        </w:rPr>
+        <w:t xml:space="preserve"> (half A 0.90, half B −0.14), and the typical subset</w:t>
+      </w:r>
+    </w:p>
+    <w:p>
+      <w:r>
+        <w:rPr>
+          <w:b w:val="0"/>
+        </w:rPr>
+        <w:t xml:space="preserve">    Sharpe (</w:t>
+      </w:r>
+      <w:r>
+        <w:rPr>
+          <w:b/>
+        </w:rPr>
+        <w:t>0.35</w:t>
+      </w:r>
+      <w:r>
+        <w:rPr>
+          <w:b w:val="0"/>
+        </w:rPr>
+        <w:t xml:space="preserve">) is </w:t>
+      </w:r>
+      <w:r>
+        <w:rPr>
+          <w:b/>
+        </w:rPr>
+        <w:t>well below the full-40 aggregate (~0.6)</w:t>
+      </w:r>
+      <w:r>
+        <w:rPr>
+          <w:b w:val="0"/>
+        </w:rPr>
+        <w:t>. So the headline number</w:t>
+      </w:r>
+    </w:p>
+    <w:p>
+      <w:r>
+        <w:rPr>
+          <w:b w:val="0"/>
+        </w:rPr>
+        <w:t xml:space="preserve">    </w:t>
+      </w:r>
+      <w:r>
+        <w:rPr>
+          <w:b/>
+        </w:rPr>
+        <w:t>benefits from breadth/aggregation</w:t>
+      </w:r>
+      <w:r>
+        <w:rPr>
+          <w:b w:val="0"/>
+        </w:rPr>
+        <w:t xml:space="preserve">, the effect is </w:t>
+      </w:r>
+      <w:r>
+        <w:rPr>
+          <w:b/>
+        </w:rPr>
+        <w:t>dispersed</w:t>
+      </w:r>
+      <w:r>
+        <w:rPr>
+          <w:b w:val="0"/>
+        </w:rPr>
+        <w:t>, and a single unlucky 20-name</w:t>
+      </w:r>
+    </w:p>
+    <w:p>
+      <w:r>
+        <w:rPr>
+          <w:b w:val="0"/>
+        </w:rPr>
+        <w:t xml:space="preserve">    slice can go negative. Real and broad, but more modest than the aggregate implies.</w:t>
+      </w:r>
+    </w:p>
+    <w:p>
+      <w:pPr>
+        <w:pStyle w:val="ListBullet"/>
+      </w:pPr>
+      <w:r>
+        <w:rPr>
+          <w:b w:val="0"/>
+        </w:rPr>
+        <w:t xml:space="preserve">The </w:t>
+      </w:r>
+      <w:r>
+        <w:rPr>
+          <w:b/>
+        </w:rPr>
+        <w:t>true fresh-symbol holdout runs automatically</w:t>
+      </w:r>
+      <w:r>
+        <w:rPr>
+          <w:b w:val="0"/>
+        </w:rPr>
+        <w:t xml:space="preserve"> once `earnings_av_holdout` fills (AV quota</w:t>
+      </w:r>
+    </w:p>
+    <w:p>
+      <w:r>
+        <w:rPr>
+          <w:b w:val="0"/>
+        </w:rPr>
+        <w:t xml:space="preserve">    resets / the nightly job adds disjoint names) — the one cleaner test still pending.</w:t>
+      </w:r>
+    </w:p>
+    <w:p>
+      <w:pPr>
+        <w:pStyle w:val="ListBullet"/>
+      </w:pPr>
+      <w:r>
+        <w:rPr>
+          <w:b/>
+        </w:rPr>
         <w:t>Verdict.</w:t>
       </w:r>
       <w:r>
@@ -7306,35 +7504,57 @@
         <w:rPr>
           <w:b w:val="0"/>
         </w:rPr>
-        <w:t xml:space="preserve">  one surviving sleeve that has passed a dedicated overfit audit.** Even at fixed a-priori params</w:t>
-      </w:r>
-    </w:p>
-    <w:p>
-      <w:r>
-        <w:rPr>
-          <w:b w:val="0"/>
-        </w:rPr>
-        <w:t xml:space="preserve">  with a no-lookahead trailing hedge it holds ~0.68 with positive regime stability. </w:t>
+        <w:t xml:space="preserve">  one surviving sleeve that has passed a dedicated overfit audit + symbol-generalization test.** At</w:t>
+      </w:r>
+    </w:p>
+    <w:p>
+      <w:r>
+        <w:rPr>
+          <w:b w:val="0"/>
+        </w:rPr>
+        <w:t xml:space="preserve">  fixed a-priori params with a no-lookahead trailing hedge it holds ~0.68 on the full 40 with 6/6</w:t>
+      </w:r>
+    </w:p>
+    <w:p>
+      <w:r>
+        <w:rPr>
+          <w:b w:val="0"/>
+        </w:rPr>
+        <w:t xml:space="preserve">  positive years; the honest caveat from the subset test is that a *typical* slice is ~0.35, so the</w:t>
+      </w:r>
+    </w:p>
+    <w:p>
+      <w:r>
+        <w:rPr>
+          <w:b w:val="0"/>
+        </w:rPr>
+        <w:t xml:space="preserve">  edge is </w:t>
       </w:r>
       <w:r>
         <w:rPr>
           <w:b/>
         </w:rPr>
+        <w:t>real and broad but breadth-dependent and modest</w:t>
+      </w:r>
+      <w:r>
+        <w:rPr>
+          <w:b w:val="0"/>
+        </w:rPr>
+        <w:t xml:space="preserve">, not a strong uniform signal. </w:t>
+      </w:r>
+      <w:r>
+        <w:rPr>
+          <w:b/>
+        </w:rPr>
         <w:t>Next:</w:t>
       </w:r>
-      <w:r>
-        <w:rPr>
-          <w:b w:val="0"/>
-        </w:rPr>
-        <w:t xml:space="preserve"> confirm</w:t>
-      </w:r>
-    </w:p>
-    <w:p>
-      <w:r>
-        <w:rPr>
-          <w:b w:val="0"/>
-        </w:rPr>
-        <w:t xml:space="preserve">  at full breadth (195) and add as the combiner's 2nd leg.</w:t>
+    </w:p>
+    <w:p>
+      <w:r>
+        <w:rPr>
+          <w:b w:val="0"/>
+        </w:rPr>
+        <w:t xml:space="preserve">  the clean fresh-symbol holdout (pending AV quota) + confirm at full breadth (195) before sizing up.</w:t>
       </w:r>
     </w:p>
     <w:p>
@@ -9397,73 +9617,135 @@
         <w:rPr>
           <w:b/>
         </w:rPr>
-        <w:t>Honest scorecard (as of Case 21):</w:t>
-      </w:r>
-      <w:r>
-        <w:rPr>
-          <w:b w:val="0"/>
-        </w:rPr>
-        <w:t xml:space="preserve"> EAR-PEAD passed a dedicated overfit audit (`scripts/audit_</w:t>
-      </w:r>
-    </w:p>
-    <w:p>
-      <w:r>
-        <w:rPr>
-          <w:b w:val="0"/>
-        </w:rPr>
-        <w:t>overfit.py`: trailing≈full hedge, 6/6 positive years, DSR 0.82 even at 400 trials). The pairs basket</w:t>
-      </w:r>
-    </w:p>
-    <w:p>
-      <w:r>
-        <w:rPr>
-          <w:b w:val="0"/>
-        </w:rPr>
-        <w:t xml:space="preserve">was quarterly walk-forward validated. </w:t>
-      </w:r>
+        <w:t>Honest scorecard (as of Case 21 + the overfit work):</w:t>
+      </w:r>
+      <w:r>
+        <w:rPr>
+          <w:b w:val="0"/>
+        </w:rPr>
+        <w:t xml:space="preserve"> EAR-PEAD passed a dedicated audit</w:t>
+      </w:r>
+    </w:p>
+    <w:p>
+      <w:r>
+        <w:rPr>
+          <w:b w:val="0"/>
+        </w:rPr>
+        <w:t>(`scripts/audit_overfit.py`: trailing≈full hedge, 6/6 positive years, DSR 0.82 even at 400 trials)</w:t>
+      </w:r>
+    </w:p>
+    <w:p>
       <w:r>
         <w:rPr>
           <w:b/>
         </w:rPr>
-        <w:t>Known-soft, not hidden:</w:t>
-      </w:r>
-      <w:r>
-        <w:rPr>
-          <w:b w:val="0"/>
-        </w:rPr>
-        <w:t xml:space="preserve"> the combiner's 0.99 uses in-sample</w:t>
-      </w:r>
-    </w:p>
-    <w:p>
-      <w:r>
-        <w:rPr>
-          <w:b w:val="0"/>
-        </w:rPr>
-        <w:t>weights; the SI tilt is one year (can't take the regime test — held as a *lead*, sized at zero);</w:t>
-      </w:r>
-    </w:p>
-    <w:p>
-      <w:r>
-        <w:rPr>
-          <w:b w:val="0"/>
-        </w:rPr>
-        <w:t>everything rests on 40-195 symbols over a single 5-yr span, so a truly independent (new symbols / new</w:t>
-      </w:r>
-    </w:p>
-    <w:p>
-      <w:r>
-        <w:rPr>
-          <w:b w:val="0"/>
-        </w:rPr>
-        <w:t>years) holdout is still the one test we have not run. We do not claim a validated edge until it clears</w:t>
-      </w:r>
-    </w:p>
-    <w:p>
-      <w:r>
-        <w:rPr>
-          <w:b w:val="0"/>
-        </w:rPr>
-        <w:t>these — and we say plainly which ones each survivor has and has not passed.</w:t>
+        <w:t>and</w:t>
+      </w:r>
+      <w:r>
+        <w:rPr>
+          <w:b w:val="0"/>
+        </w:rPr>
+        <w:t xml:space="preserve"> a symbol-generalization test (`scripts/test_ear_pead_holdout.py`: 91% of random 20-symbol</w:t>
+      </w:r>
+    </w:p>
+    <w:p>
+      <w:r>
+        <w:rPr>
+          <w:b w:val="0"/>
+        </w:rPr>
+        <w:t>subsets positive → not carried by a few names). The pairs basket was quarterly walk-forward</w:t>
+      </w:r>
+    </w:p>
+    <w:p>
+      <w:r>
+        <w:rPr>
+          <w:b w:val="0"/>
+        </w:rPr>
+        <w:t xml:space="preserve">validated. </w:t>
+      </w:r>
+      <w:r>
+        <w:rPr>
+          <w:b/>
+        </w:rPr>
+        <w:t>Known-soft, stated not hidden:</w:t>
+      </w:r>
+      <w:r>
+        <w:rPr>
+          <w:b w:val="0"/>
+        </w:rPr>
+        <w:t xml:space="preserve"> (a) the symbol test also showed the *typical* subset</w:t>
+      </w:r>
+    </w:p>
+    <w:p>
+      <w:r>
+        <w:rPr>
+          <w:b w:val="0"/>
+        </w:rPr>
+        <w:t xml:space="preserve">Sharpe is </w:t>
+      </w:r>
+      <w:r>
+        <w:rPr>
+          <w:b/>
+        </w:rPr>
+        <w:t>~0.35, below the full-40 ~0.6</w:t>
+      </w:r>
+      <w:r>
+        <w:rPr>
+          <w:b w:val="0"/>
+        </w:rPr>
+        <w:t xml:space="preserve"> — the headline benefits from breadth, and an unlucky</w:t>
+      </w:r>
+    </w:p>
+    <w:p>
+      <w:r>
+        <w:rPr>
+          <w:b w:val="0"/>
+        </w:rPr>
+        <w:t>20-name half went −0.14, so the edge is real-but-modest-and-dispersed, not uniform; (b) the combiner's</w:t>
+      </w:r>
+    </w:p>
+    <w:p>
+      <w:r>
+        <w:rPr>
+          <w:b w:val="0"/>
+        </w:rPr>
+        <w:t>0.99 uses in-sample weights; (c) the SI tilt is one year (can't take the regime test — held as a</w:t>
+      </w:r>
+    </w:p>
+    <w:p>
+      <w:r>
+        <w:rPr>
+          <w:b w:val="0"/>
+        </w:rPr>
+        <w:t xml:space="preserve">*lead*, sized at zero); (d) the </w:t>
+      </w:r>
+      <w:r>
+        <w:rPr>
+          <w:b/>
+        </w:rPr>
+        <w:t>true fresh-symbol holdout</w:t>
+      </w:r>
+      <w:r>
+        <w:rPr>
+          <w:b w:val="0"/>
+        </w:rPr>
+        <w:t xml:space="preserve"> (disjoint names, not subsets) is the one</w:t>
+      </w:r>
+    </w:p>
+    <w:p>
+      <w:r>
+        <w:rPr>
+          <w:b w:val="0"/>
+        </w:rPr>
+        <w:t>clean test still pending, blocked only by AV quota and queued to run automatically. We do not call an</w:t>
+      </w:r>
+    </w:p>
+    <w:p>
+      <w:r>
+        <w:rPr>
+          <w:b w:val="0"/>
+        </w:rPr>
+        <w:t>edge validated until it clears these, and we say plainly which each survivor has and has not passed.</w:t>
       </w:r>
     </w:p>
     <w:p>

--- a/docs/EDGE_CASE_STUDIES.docx
+++ b/docs/EDGE_CASE_STUDIES.docx
@@ -2076,7 +2076,19 @@
               <w:rPr>
                 <w:b w:val="0"/>
               </w:rPr>
-              <w:t>Real Nasdaq SI (56 sym); anomaly Sharpe 2.34 *after* DTC-scaled borrow, control mirrors −3.0, turnover 0.01/day</w:t>
+              <w:t xml:space="preserve">1-yr Nasdaq looked great (2.34) but 9-yr FINRA: gross 0.92, </w:t>
+            </w:r>
+            <w:r>
+              <w:rPr>
+                <w:b/>
+              </w:rPr>
+              <w:t>net −0.31 after DTC borrow</w:t>
+            </w:r>
+            <w:r>
+              <w:rPr>
+                <w:b w:val="0"/>
+              </w:rPr>
+              <w:t>, +3/6 yrs</w:t>
             </w:r>
           </w:p>
         </w:tc>
@@ -2089,19 +2101,19 @@
               <w:rPr>
                 <w:b w:val="0"/>
               </w:rPr>
-              <w:t xml:space="preserve">🟡 </w:t>
+              <w:t xml:space="preserve">❌ </w:t>
             </w:r>
             <w:r>
               <w:rPr>
                 <w:b/>
               </w:rPr>
-              <w:t>Strong lead</w:t>
+              <w:t>Rejected</w:t>
             </w:r>
             <w:r>
               <w:rPr>
                 <w:b w:val="0"/>
               </w:rPr>
-              <w:t xml:space="preserve"> — right sign, survives borrow, low turnover; but only ~1yr (needs FINRA depth)</w:t>
+              <w:t xml:space="preserve"> — weak, regime-specific, net-negative after borrow; the 1-yr lead was a lucky window</w:t>
             </w:r>
           </w:p>
         </w:tc>
@@ -8706,7 +8718,7 @@
         <w:pStyle w:val="Heading2"/>
       </w:pPr>
       <w:r>
-        <w:t>Case 21 — Short-interest (borrow-fee) tilt 🟡 (strong lead, power-limited to 1 year)</w:t>
+        <w:t>Case 21 — Short-interest (borrow-fee) tilt ❌ (the 1-year "lead" was a lucky window)</w:t>
       </w:r>
     </w:p>
     <w:p>
@@ -8887,41 +8899,90 @@
         <w:rPr>
           <w:b/>
         </w:rPr>
-        <w:t>Result (56 symbols, ~1-yr / ~23 obs each).</w:t>
-      </w:r>
-      <w:r>
-        <w:rPr>
-          <w:b w:val="0"/>
-        </w:rPr>
-        <w:t xml:space="preserve"> *Coverage caveat:* only </w:t>
+        <w:t>First pass looked great — on ONE year (Nasdaq).</w:t>
+      </w:r>
+      <w:r>
+        <w:rPr>
+          <w:b w:val="0"/>
+        </w:rPr>
+        <w:t xml:space="preserve"> On 56 symbols / ~1 yr of free Nasdaq SI, the</w:t>
+      </w:r>
+    </w:p>
+    <w:p>
+      <w:r>
+        <w:rPr>
+          <w:b w:val="0"/>
+        </w:rPr>
+        <w:t xml:space="preserve">  anomaly posted Sharpe 2.93 gross, </w:t>
       </w:r>
       <w:r>
         <w:rPr>
           <w:b/>
         </w:rPr>
-        <w:t>56 of 195</w:t>
-      </w:r>
-      <w:r>
-        <w:rPr>
-          <w:b w:val="0"/>
-        </w:rPr>
-        <w:t xml:space="preserve"> universe</w:t>
-      </w:r>
-    </w:p>
-    <w:p>
-      <w:r>
-        <w:rPr>
-          <w:b w:val="0"/>
-        </w:rPr>
-        <w:t xml:space="preserve">  symbols returned data from Nasdaq's free SI endpoint (139 came back empty) — another reason the</w:t>
-      </w:r>
-    </w:p>
-    <w:p>
-      <w:r>
-        <w:rPr>
-          <w:b w:val="0"/>
-        </w:rPr>
-        <w:t xml:space="preserve">  full-coverage FINRA feed is the right deepening path.</w:t>
+        <w:t>2.34 after DTC-scaled borrow</w:t>
+      </w:r>
+      <w:r>
+        <w:rPr>
+          <w:b w:val="0"/>
+        </w:rPr>
+        <w:t>, control mirror −2.98, PSR 0.99,</w:t>
+      </w:r>
+    </w:p>
+    <w:p>
+      <w:r>
+        <w:rPr>
+          <w:b w:val="0"/>
+        </w:rPr>
+        <w:t xml:space="preserve">  DSR 0.98 (clean deflation), turnover 0.010/day. It looked like the only scout-#1 signal to clear the</w:t>
+      </w:r>
+    </w:p>
+    <w:p>
+      <w:r>
+        <w:rPr>
+          <w:b w:val="0"/>
+        </w:rPr>
+        <w:t xml:space="preserve">  bar — and we flagged it 🟡, explicitly *power-limited to one regime, validate on FINRA before trusting.*</w:t>
+      </w:r>
+    </w:p>
+    <w:p>
+      <w:pPr>
+        <w:pStyle w:val="ListBullet"/>
+      </w:pPr>
+      <w:r>
+        <w:rPr>
+          <w:b/>
+        </w:rPr>
+        <w:t>The multi-regime test (FINRA, ~9 yr / 156 symbols / ~201 obs each) DEMOLISHES it.</w:t>
+      </w:r>
+      <w:r>
+        <w:rPr>
+          <w:b w:val="0"/>
+        </w:rPr>
+        <w:t xml:space="preserve"> FINRA's</w:t>
+      </w:r>
+    </w:p>
+    <w:p>
+      <w:r>
+        <w:rPr>
+          <w:b w:val="0"/>
+        </w:rPr>
+        <w:t xml:space="preserve">  `consolidatedShortInterest` (public, no auth; `scripts/download_short_interest_finra.py`) covers</w:t>
+      </w:r>
+    </w:p>
+    <w:p>
+      <w:r>
+        <w:rPr>
+          <w:b w:val="0"/>
+        </w:rPr>
+        <w:t xml:space="preserve">  2017–2026, so the signal is active across all 6 calendar years of the daily window including the</w:t>
+      </w:r>
+    </w:p>
+    <w:p>
+      <w:r>
+        <w:rPr>
+          <w:b w:val="0"/>
+        </w:rPr>
+        <w:t xml:space="preserve">  2022 bear:</w:t>
       </w:r>
     </w:p>
     <w:tbl>
@@ -8931,15 +8992,14 @@
         <w:tblLook w:firstColumn="1" w:firstRow="1" w:lastColumn="0" w:lastRow="0" w:noHBand="0" w:noVBand="1" w:val="04A0"/>
       </w:tblPr>
       <w:tblGrid>
-        <w:gridCol w:w="2160"/>
-        <w:gridCol w:w="2160"/>
-        <w:gridCol w:w="2160"/>
-        <w:gridCol w:w="2160"/>
+        <w:gridCol w:w="2880"/>
+        <w:gridCol w:w="2880"/>
+        <w:gridCol w:w="2880"/>
       </w:tblGrid>
       <w:tr>
         <w:tc>
           <w:tcPr>
-            <w:tcW w:type="dxa" w:w="2160"/>
+            <w:tcW w:type="dxa" w:w="2880"/>
           </w:tcPr>
           <w:p>
             <w:r>
@@ -8952,40 +9012,27 @@
         </w:tc>
         <w:tc>
           <w:tcPr>
-            <w:tcW w:type="dxa" w:w="2160"/>
+            <w:tcW w:type="dxa" w:w="2880"/>
           </w:tcPr>
           <w:p>
             <w:r>
               <w:rPr>
                 <w:b/>
               </w:rPr>
-              <w:t>Sharpe</w:t>
+              <w:t>Sharpe (6-yr)</w:t>
             </w:r>
           </w:p>
         </w:tc>
         <w:tc>
           <w:tcPr>
-            <w:tcW w:type="dxa" w:w="2160"/>
+            <w:tcW w:type="dxa" w:w="2880"/>
           </w:tcPr>
           <w:p>
             <w:r>
               <w:rPr>
                 <w:b/>
               </w:rPr>
-              <w:t>IS / within-yr OOS</w:t>
-            </w:r>
-          </w:p>
-        </w:tc>
-        <w:tc>
-          <w:tcPr>
-            <w:tcW w:type="dxa" w:w="2160"/>
-          </w:tcPr>
-          <w:p>
-            <w:r>
-              <w:rPr>
-                <w:b/>
-              </w:rPr>
-              <w:t>turn/day</w:t>
+              <w:t>per-calendar-year</w:t>
             </w:r>
           </w:p>
         </w:tc>
@@ -8993,53 +9040,40 @@
       <w:tr>
         <w:tc>
           <w:tcPr>
-            <w:tcW w:type="dxa" w:w="2160"/>
+            <w:tcW w:type="dxa" w:w="2880"/>
           </w:tcPr>
           <w:p>
             <w:r>
               <w:rPr>
                 <w:b w:val="0"/>
               </w:rPr>
-              <w:t>anomaly (short high-DTC), no borrow</w:t>
+              <w:t>anomaly, no borrow</w:t>
             </w:r>
           </w:p>
         </w:tc>
         <w:tc>
           <w:tcPr>
-            <w:tcW w:type="dxa" w:w="2160"/>
+            <w:tcW w:type="dxa" w:w="2880"/>
           </w:tcPr>
           <w:p>
             <w:r>
               <w:rPr>
                 <w:b w:val="0"/>
               </w:rPr>
-              <w:t>2.93</w:t>
+              <w:t>0.92</w:t>
             </w:r>
           </w:p>
         </w:tc>
         <w:tc>
           <w:tcPr>
-            <w:tcW w:type="dxa" w:w="2160"/>
+            <w:tcW w:type="dxa" w:w="2880"/>
           </w:tcPr>
           <w:p>
             <w:r>
               <w:rPr>
                 <w:b w:val="0"/>
               </w:rPr>
-              <w:t>2.04 / 4.44</w:t>
-            </w:r>
-          </w:p>
-        </w:tc>
-        <w:tc>
-          <w:tcPr>
-            <w:tcW w:type="dxa" w:w="2160"/>
-          </w:tcPr>
-          <w:p>
-            <w:r>
-              <w:rPr>
-                <w:b w:val="0"/>
-              </w:rPr>
-              <w:t>0.010</w:t>
+              <w:t>weakly real, control −1.03</w:t>
             </w:r>
           </w:p>
         </w:tc>
@@ -9047,53 +9081,40 @@
       <w:tr>
         <w:tc>
           <w:tcPr>
-            <w:tcW w:type="dxa" w:w="2160"/>
-          </w:tcPr>
-          <w:p>
-            <w:r>
-              <w:rPr>
-                <w:b/>
-              </w:rPr>
-              <w:t>control (chase shorts)</w:t>
-            </w:r>
-          </w:p>
-        </w:tc>
-        <w:tc>
-          <w:tcPr>
-            <w:tcW w:type="dxa" w:w="2160"/>
-          </w:tcPr>
-          <w:p>
-            <w:r>
-              <w:rPr>
-                <w:b/>
-              </w:rPr>
-              <w:t>−2.98</w:t>
-            </w:r>
-          </w:p>
-        </w:tc>
-        <w:tc>
-          <w:tcPr>
-            <w:tcW w:type="dxa" w:w="2160"/>
+            <w:tcW w:type="dxa" w:w="2880"/>
           </w:tcPr>
           <w:p>
             <w:r>
               <w:rPr>
                 <w:b w:val="0"/>
               </w:rPr>
-              <w:t>−2.09 / −4.48</w:t>
+              <w:t>anomaly + 3% flat borrow</w:t>
             </w:r>
           </w:p>
         </w:tc>
         <w:tc>
           <w:tcPr>
-            <w:tcW w:type="dxa" w:w="2160"/>
+            <w:tcW w:type="dxa" w:w="2880"/>
           </w:tcPr>
           <w:p>
             <w:r>
               <w:rPr>
                 <w:b w:val="0"/>
               </w:rPr>
-              <w:t>0.010</w:t>
+              <w:t>0.66</w:t>
+            </w:r>
+          </w:p>
+        </w:tc>
+        <w:tc>
+          <w:tcPr>
+            <w:tcW w:type="dxa" w:w="2880"/>
+          </w:tcPr>
+          <w:p>
+            <w:r>
+              <w:rPr>
+                <w:b w:val="0"/>
+              </w:rPr>
+              <w:t>not significant</w:t>
             </w:r>
           </w:p>
         </w:tc>
@@ -9101,12 +9122,12 @@
       <w:tr>
         <w:tc>
           <w:tcPr>
-            <w:tcW w:type="dxa" w:w="2160"/>
+            <w:tcW w:type="dxa" w:w="2880"/>
           </w:tcPr>
           <w:p>
             <w:r>
               <w:rPr>
-                <w:b w:val="0"/>
+                <w:b/>
               </w:rPr>
               <w:t>anomaly + DTC-scaled borrow (the crux)</w:t>
             </w:r>
@@ -9114,40 +9135,27 @@
         </w:tc>
         <w:tc>
           <w:tcPr>
-            <w:tcW w:type="dxa" w:w="2160"/>
+            <w:tcW w:type="dxa" w:w="2880"/>
           </w:tcPr>
           <w:p>
             <w:r>
               <w:rPr>
                 <w:b/>
               </w:rPr>
-              <w:t>2.34</w:t>
+              <w:t>−0.31</w:t>
             </w:r>
           </w:p>
         </w:tc>
         <w:tc>
           <w:tcPr>
-            <w:tcW w:type="dxa" w:w="2160"/>
+            <w:tcW w:type="dxa" w:w="2880"/>
           </w:tcPr>
           <w:p>
             <w:r>
               <w:rPr>
                 <w:b w:val="0"/>
               </w:rPr>
-              <w:t>1.37 / 3.95</w:t>
-            </w:r>
-          </w:p>
-        </w:tc>
-        <w:tc>
-          <w:tcPr>
-            <w:tcW w:type="dxa" w:w="2160"/>
-          </w:tcPr>
-          <w:p>
-            <w:r>
-              <w:rPr>
-                <w:b w:val="0"/>
-              </w:rPr>
-              <w:t>0.010</w:t>
+              <w:t>2021 −1.56, 2022 −1.72, 2023 +0.89, 2024 −1.57, 2025 +1.18, 2026 +0.86</w:t>
             </w:r>
           </w:p>
         </w:tc>
@@ -9158,45 +9166,95 @@
         <w:rPr>
           <w:b w:val="0"/>
         </w:rPr>
-        <w:t xml:space="preserve">  Right sign (the control is a near-perfect mirror), </w:t>
+        <w:t xml:space="preserve">  Three independent failures: (1) the </w:t>
       </w:r>
       <w:r>
         <w:rPr>
           <w:b/>
         </w:rPr>
-        <w:t>survives its own DTC-scaled borrow</w:t>
-      </w:r>
-    </w:p>
-    <w:p>
-      <w:r>
-        <w:rPr>
-          <w:b w:val="0"/>
-        </w:rPr>
-        <w:t xml:space="preserve">  (Sharpe 2.34, IS *and* within-year OOS both positive), low turnover, and statistically significant</w:t>
-      </w:r>
-    </w:p>
-    <w:p>
-      <w:r>
-        <w:rPr>
-          <w:b w:val="0"/>
-        </w:rPr>
-        <w:t xml:space="preserve">  within the year (PSR 0.99; DSR 0.98 under a clean same-direction deflation). This is the **only</w:t>
-      </w:r>
-    </w:p>
-    <w:p>
-      <w:r>
-        <w:rPr>
-          <w:b w:val="0"/>
-        </w:rPr>
-        <w:t xml:space="preserve">  scout-#1 signal that clears the bar the others failed** — not a cost-wall casualty (Cases 17/20)</w:t>
-      </w:r>
-    </w:p>
-    <w:p>
-      <w:r>
-        <w:rPr>
-          <w:b w:val="0"/>
-        </w:rPr>
-        <w:t xml:space="preserve">  nor a placebo failure (Case 19).</w:t>
+        <w:t>gross</w:t>
+      </w:r>
+      <w:r>
+        <w:rPr>
+          <w:b w:val="0"/>
+        </w:rPr>
+        <w:t xml:space="preserve"> signal is *weak* (0.92, not ~3) and **regime-specific</w:t>
+      </w:r>
+    </w:p>
+    <w:p>
+      <w:r>
+        <w:rPr>
+          <w:b w:val="0"/>
+        </w:rPr>
+        <w:t xml:space="preserve">  — positive in only 3/6 years</w:t>
+      </w:r>
+      <w:r>
+        <w:rPr>
+          <w:b/>
+        </w:rPr>
+        <w:t xml:space="preserve">, badly negative through 2021/2022/2024; (2) under the </w:t>
+      </w:r>
+      <w:r>
+        <w:rPr>
+          <w:b w:val="0"/>
+        </w:rPr>
+        <w:t>realistic</w:t>
+      </w:r>
+    </w:p>
+    <w:p>
+      <w:r>
+        <w:rPr>
+          <w:b w:val="0"/>
+        </w:rPr>
+        <w:t xml:space="preserve">  DTC-scaled borrow</w:t>
+      </w:r>
+      <w:r>
+        <w:rPr>
+          <w:b/>
+        </w:rPr>
+        <w:t xml:space="preserve"> it goes </w:t>
+      </w:r>
+      <w:r>
+        <w:rPr>
+          <w:b w:val="0"/>
+        </w:rPr>
+        <w:t>net-negative (−0.31, DSR 0.08)** — you must pay top borrow to short</w:t>
+      </w:r>
+    </w:p>
+    <w:p>
+      <w:r>
+        <w:rPr>
+          <w:b w:val="0"/>
+        </w:rPr>
+        <w:t xml:space="preserve">  exactly the crowded high-DTC names, and that eats the thin gross signal (the *same* wall that sank</w:t>
+      </w:r>
+    </w:p>
+    <w:p>
+      <w:r>
+        <w:rPr>
+          <w:b w:val="0"/>
+        </w:rPr>
+        <w:t xml:space="preserve">  surprise-PEAD, Case 14); (3) the gaudy 1-year Nasdaq number was a </w:t>
+      </w:r>
+      <w:r>
+        <w:rPr>
+          <w:b/>
+        </w:rPr>
+        <w:t>lucky window</w:t>
+      </w:r>
+      <w:r>
+        <w:rPr>
+          <w:b w:val="0"/>
+        </w:rPr>
+        <w:t xml:space="preserve"> — Nasdaq's free</w:t>
+      </w:r>
+    </w:p>
+    <w:p>
+      <w:r>
+        <w:rPr>
+          <w:b w:val="0"/>
+        </w:rPr>
+        <w:t xml:space="preserve">  feed only covered 2025–2026, the one good stretch (+1.18 / +0.86).</w:t>
       </w:r>
     </w:p>
     <w:p>
@@ -9207,144 +9265,71 @@
         <w:rPr>
           <w:b/>
         </w:rPr>
-        <w:t>The binding caveat (why 🟡, not 🟢).</w:t>
-      </w:r>
-      <w:r>
-        <w:rPr>
-          <w:b w:val="0"/>
-        </w:rPr>
-        <w:t xml:space="preserve"> It is </w:t>
+        <w:t>Verdict.</w:t>
+      </w:r>
+      <w:r>
+        <w:rPr>
+          <w:b w:val="0"/>
+        </w:rPr>
+        <w:t xml:space="preserve"> ❌ </w:t>
       </w:r>
       <w:r>
         <w:rPr>
           <w:b/>
         </w:rPr>
-        <w:t>one year, one regime.</w:t>
-      </w:r>
-      <w:r>
-        <w:rPr>
-          <w:b w:val="0"/>
-        </w:rPr>
-        <w:t xml:space="preserve"> DSR/PSR account for</w:t>
-      </w:r>
-    </w:p>
-    <w:p>
-      <w:r>
-        <w:rPr>
-          <w:b w:val="0"/>
-        </w:rPr>
-        <w:t xml:space="preserve">  sample length and trial count but </w:t>
+        <w:t>Downgraded 🟡 → ❌ — not a tradeable edge, and a textbook 1-year artifact.</w:t>
+      </w:r>
+      <w:r>
+        <w:rPr>
+          <w:b w:val="0"/>
+        </w:rPr>
+        <w:t xml:space="preserve"> The</w:t>
+      </w:r>
+    </w:p>
+    <w:p>
+      <w:r>
+        <w:rPr>
+          <w:b w:val="0"/>
+        </w:rPr>
+        <w:t xml:space="preserve">  short-interest anomaly is *real but weak* gross, regime-specific, and **net-negative after the borrow</w:t>
+      </w:r>
+    </w:p>
+    <w:p>
+      <w:r>
+        <w:rPr>
+          <w:b w:val="0"/>
+        </w:rPr>
+        <w:t xml:space="preserve">  cost on the very names it tells you to short.** It is NOT a third leg. The constructive payoff is</w:t>
+      </w:r>
+    </w:p>
+    <w:p>
+      <w:r>
+        <w:rPr>
+          <w:b w:val="0"/>
+        </w:rPr>
+        <w:t xml:space="preserve">  methodological: </w:t>
       </w:r>
       <w:r>
         <w:rPr>
           <w:b/>
         </w:rPr>
-        <w:t>not regime risk</w:t>
-      </w:r>
-      <w:r>
-        <w:rPr>
-          <w:b w:val="0"/>
-        </w:rPr>
-        <w:t>, and the free Nasdaq feed gives only ~1 yr</w:t>
-      </w:r>
-    </w:p>
-    <w:p>
-      <w:r>
-        <w:rPr>
-          <w:b w:val="0"/>
-        </w:rPr>
-        <w:t xml:space="preserve">  (24 settlement points) — there is no true multi-year out-of-sample. A Sharpe of ~2.7 over a single</w:t>
-      </w:r>
-    </w:p>
-    <w:p>
-      <w:r>
-        <w:rPr>
-          <w:b w:val="0"/>
-        </w:rPr>
-        <w:t xml:space="preserve">  year is exactly the kind of number that can be regime-specific. So this is a **strong lead, not a</w:t>
-      </w:r>
-    </w:p>
-    <w:p>
-      <w:r>
-        <w:rPr>
-          <w:b w:val="0"/>
-        </w:rPr>
-        <w:t xml:space="preserve">  validated edge.**</w:t>
-      </w:r>
-    </w:p>
-    <w:p>
-      <w:pPr>
-        <w:pStyle w:val="ListBullet"/>
-      </w:pPr>
-      <w:r>
-        <w:rPr>
-          <w:b/>
-        </w:rPr>
-        <w:t>Verdict.</w:t>
-      </w:r>
-      <w:r>
-        <w:rPr>
-          <w:b w:val="0"/>
-        </w:rPr>
-        <w:t xml:space="preserve"> 🟡 </w:t>
-      </w:r>
-      <w:r>
-        <w:rPr>
-          <w:b/>
-        </w:rPr>
-        <w:t>The most promising new candidate of the session — but unvalidated on depth.</w:t>
-      </w:r>
-    </w:p>
-    <w:p>
-      <w:r>
-        <w:rPr>
-          <w:b w:val="0"/>
-        </w:rPr>
-        <w:t xml:space="preserve">  Next step is concrete: pull </w:t>
-      </w:r>
-      <w:r>
-        <w:rPr>
-          <w:b/>
-        </w:rPr>
-        <w:t>multi-year FINRA short-interest history</w:t>
-      </w:r>
-      <w:r>
-        <w:rPr>
-          <w:b w:val="0"/>
-        </w:rPr>
-        <w:t xml:space="preserve"> (the API is reachable) to</w:t>
-      </w:r>
-    </w:p>
-    <w:p>
-      <w:r>
-        <w:rPr>
-          <w:b w:val="0"/>
-        </w:rPr>
-        <w:t xml:space="preserve">  get a real walk-forward across regimes; if it holds, this becomes a genuine third leg — and being</w:t>
-      </w:r>
-    </w:p>
-    <w:p>
-      <w:r>
-        <w:rPr>
-          <w:b w:val="0"/>
-        </w:rPr>
-        <w:t xml:space="preserve">  positioning-driven (not price), it should be uncorrelated to both the pairs basket and EAR-PEAD.</w:t>
-      </w:r>
-    </w:p>
-    <w:p>
-      <w:r>
-        <w:rPr>
-          <w:b w:val="0"/>
-        </w:rPr>
-        <w:t xml:space="preserve">  Until then it stays a lead, sized at zero. (Both the ~1-yr depth *and* Nasdaq's 56/195 coverage</w:t>
-      </w:r>
-    </w:p>
-    <w:p>
-      <w:r>
-        <w:rPr>
-          <w:b w:val="0"/>
-        </w:rPr>
-        <w:t xml:space="preserve">  are limits FINRA fixes at once.)</w:t>
+        <w:t>the multi-regime FINRA test caught an edge that a 1-year sample had rated DSR 0.98</w:t>
+      </w:r>
+    </w:p>
+    <w:p>
+      <w:r>
+        <w:rPr>
+          <w:b w:val="0"/>
+        </w:rPr>
+        <w:t xml:space="preserve">  — the single cleanest demonstration in this whole document of *why we do not trust short windows*, and</w:t>
+      </w:r>
+    </w:p>
+    <w:p>
+      <w:r>
+        <w:rPr>
+          <w:b w:val="0"/>
+        </w:rPr>
+        <w:t xml:space="preserve">  a direct vindication of holding it as a "lead, sized at zero" rather than shipping it.</w:t>
       </w:r>
     </w:p>
     <w:p>
@@ -9709,15 +9694,7 @@
         <w:rPr>
           <w:b w:val="0"/>
         </w:rPr>
-        <w:t>0.99 uses in-sample weights; (c) the SI tilt is one year (can't take the regime test — held as a</w:t>
-      </w:r>
-    </w:p>
-    <w:p>
-      <w:r>
-        <w:rPr>
-          <w:b w:val="0"/>
-        </w:rPr>
-        <w:t xml:space="preserve">*lead*, sized at zero); (d) the </w:t>
+        <w:t xml:space="preserve">0.99 uses in-sample weights; (c) the </w:t>
       </w:r>
       <w:r>
         <w:rPr>
@@ -9737,15 +9714,51 @@
         <w:rPr>
           <w:b w:val="0"/>
         </w:rPr>
-        <w:t>clean test still pending, blocked only by AV quota and queued to run automatically. We do not call an</w:t>
-      </w:r>
-    </w:p>
-    <w:p>
-      <w:r>
-        <w:rPr>
-          <w:b w:val="0"/>
-        </w:rPr>
-        <w:t>edge validated until it clears these, and we say plainly which each survivor has and has not passed.</w:t>
+        <w:t>clean test still pending for EAR-PEAD, blocked only by AV quota and queued to run automatically. We do</w:t>
+      </w:r>
+    </w:p>
+    <w:p>
+      <w:r>
+        <w:rPr>
+          <w:b w:val="0"/>
+        </w:rPr>
+        <w:t>not call an edge validated until it clears these, and we say plainly which each survivor has and has not</w:t>
+      </w:r>
+    </w:p>
+    <w:p>
+      <w:r>
+        <w:rPr>
+          <w:b w:val="0"/>
+        </w:rPr>
+        <w:t xml:space="preserve">passed. </w:t>
+      </w:r>
+      <w:r>
+        <w:rPr>
+          <w:b/>
+        </w:rPr>
+        <w:t>And when a test fails, we publish the failure:</w:t>
+      </w:r>
+      <w:r>
+        <w:rPr>
+          <w:b w:val="0"/>
+        </w:rPr>
+        <w:t xml:space="preserve"> the SI tilt (Case 21) looked like a DSR-0.98</w:t>
+      </w:r>
+    </w:p>
+    <w:p>
+      <w:r>
+        <w:rPr>
+          <w:b w:val="0"/>
+        </w:rPr>
+        <w:t>edge on one year of Nasdaq data and was then *killed* by the multi-regime FINRA test (net −0.31 across</w:t>
+      </w:r>
+    </w:p>
+    <w:p>
+      <w:r>
+        <w:rPr>
+          <w:b w:val="0"/>
+        </w:rPr>
+        <w:t>6 years) — held at zero size throughout, downgraded 🟡→❌, never shipped. That is the discipline working.</w:t>
       </w:r>
     </w:p>
     <w:p>

--- a/docs/EDGE_CASE_STUDIES.docx
+++ b/docs/EDGE_CASE_STUDIES.docx
@@ -2076,13 +2076,13 @@
               <w:rPr>
                 <w:b w:val="0"/>
               </w:rPr>
-              <w:t xml:space="preserve">1-yr Nasdaq looked great (2.34) but 9-yr FINRA: gross 0.92, </w:t>
+              <w:t xml:space="preserve">1-yr Nasdaq looked great (2.34) but 9-yr FINRA (188 sym): gross 0.91, </w:t>
             </w:r>
             <w:r>
               <w:rPr>
                 <w:b/>
               </w:rPr>
-              <w:t>net −0.31 after DTC borrow</w:t>
+              <w:t>net −0.42 after DTC borrow</w:t>
             </w:r>
             <w:r>
               <w:rPr>
@@ -8952,7 +8952,7 @@
         <w:rPr>
           <w:b/>
         </w:rPr>
-        <w:t>The multi-regime test (FINRA, ~9 yr / 156 symbols / ~201 obs each) DEMOLISHES it.</w:t>
+        <w:t>The multi-regime test (FINRA, ~9 yr / 188 symbols / ~201 obs each) DEMOLISHES it.</w:t>
       </w:r>
       <w:r>
         <w:rPr>
@@ -9060,7 +9060,7 @@
               <w:rPr>
                 <w:b w:val="0"/>
               </w:rPr>
-              <w:t>0.92</w:t>
+              <w:t>0.91</w:t>
             </w:r>
           </w:p>
         </w:tc>
@@ -9101,7 +9101,7 @@
               <w:rPr>
                 <w:b w:val="0"/>
               </w:rPr>
-              <w:t>0.66</w:t>
+              <w:t>0.63</w:t>
             </w:r>
           </w:p>
         </w:tc>
@@ -9142,7 +9142,7 @@
               <w:rPr>
                 <w:b/>
               </w:rPr>
-              <w:t>−0.31</w:t>
+              <w:t>−0.42</w:t>
             </w:r>
           </w:p>
         </w:tc>
@@ -9155,7 +9155,7 @@
               <w:rPr>
                 <w:b w:val="0"/>
               </w:rPr>
-              <w:t>2021 −1.56, 2022 −1.72, 2023 +0.89, 2024 −1.57, 2025 +1.18, 2026 +0.86</w:t>
+              <w:t>2021 −1.09, 2022 −2.38, 2023 +1.14, 2024 −1.12, 2025 +0.87, 2026 +0.28</w:t>
             </w:r>
           </w:p>
         </w:tc>
@@ -9178,7 +9178,7 @@
         <w:rPr>
           <w:b w:val="0"/>
         </w:rPr>
-        <w:t xml:space="preserve"> signal is *weak* (0.92, not ~3) and **regime-specific</w:t>
+        <w:t xml:space="preserve"> signal is *weak* (0.91, not ~3) and **regime-specific</w:t>
       </w:r>
     </w:p>
     <w:p>
@@ -9218,7 +9218,7 @@
         <w:rPr>
           <w:b w:val="0"/>
         </w:rPr>
-        <w:t>net-negative (−0.31, DSR 0.08)** — you must pay top borrow to short</w:t>
+        <w:t>net-negative (−0.42, DSR 0.07)** — you must pay top borrow to short</w:t>
       </w:r>
     </w:p>
     <w:p>

--- a/docs/EDGE_CASE_STUDIES.docx
+++ b/docs/EDGE_CASE_STUDIES.docx
@@ -184,18 +184,16 @@
         <w:tblLook w:firstColumn="1" w:firstRow="1" w:lastColumn="0" w:lastRow="0" w:noHBand="0" w:noVBand="1" w:val="04A0"/>
       </w:tblPr>
       <w:tblGrid>
-        <w:gridCol w:w="1234"/>
-        <w:gridCol w:w="1234"/>
-        <w:gridCol w:w="1234"/>
-        <w:gridCol w:w="1234"/>
-        <w:gridCol w:w="1234"/>
-        <w:gridCol w:w="1234"/>
-        <w:gridCol w:w="1234"/>
+        <w:gridCol w:w="1728"/>
+        <w:gridCol w:w="1728"/>
+        <w:gridCol w:w="1728"/>
+        <w:gridCol w:w="1728"/>
+        <w:gridCol w:w="1728"/>
       </w:tblGrid>
       <w:tr>
         <w:tc>
           <w:tcPr>
-            <w:tcW w:type="dxa" w:w="1234"/>
+            <w:tcW w:type="dxa" w:w="1728"/>
           </w:tcPr>
           <w:p>
             <w:r>
@@ -208,7 +206,7 @@
         </w:tc>
         <w:tc>
           <w:tcPr>
-            <w:tcW w:type="dxa" w:w="1234"/>
+            <w:tcW w:type="dxa" w:w="1728"/>
           </w:tcPr>
           <w:p>
             <w:r>
@@ -221,7 +219,7 @@
         </w:tc>
         <w:tc>
           <w:tcPr>
-            <w:tcW w:type="dxa" w:w="1234"/>
+            <w:tcW w:type="dxa" w:w="1728"/>
           </w:tcPr>
           <w:p>
             <w:r>
@@ -234,7 +232,7 @@
         </w:tc>
         <w:tc>
           <w:tcPr>
-            <w:tcW w:type="dxa" w:w="1234"/>
+            <w:tcW w:type="dxa" w:w="1728"/>
           </w:tcPr>
           <w:p>
             <w:r>
@@ -247,7 +245,7 @@
         </w:tc>
         <w:tc>
           <w:tcPr>
-            <w:tcW w:type="dxa" w:w="1234"/>
+            <w:tcW w:type="dxa" w:w="1728"/>
           </w:tcPr>
           <w:p>
             <w:r>
@@ -258,23 +256,11 @@
             </w:r>
           </w:p>
         </w:tc>
-        <w:tc>
-          <w:tcPr>
-            <w:tcW w:type="dxa" w:w="1234"/>
-          </w:tcPr>
-          <w:p/>
-        </w:tc>
-        <w:tc>
-          <w:tcPr>
-            <w:tcW w:type="dxa" w:w="1234"/>
-          </w:tcPr>
-          <w:p/>
-        </w:tc>
       </w:tr>
       <w:tr>
         <w:tc>
           <w:tcPr>
-            <w:tcW w:type="dxa" w:w="1234"/>
+            <w:tcW w:type="dxa" w:w="1728"/>
           </w:tcPr>
           <w:p>
             <w:r>
@@ -287,7 +273,7 @@
         </w:tc>
         <w:tc>
           <w:tcPr>
-            <w:tcW w:type="dxa" w:w="1234"/>
+            <w:tcW w:type="dxa" w:w="1728"/>
           </w:tcPr>
           <w:p>
             <w:r>
@@ -300,7 +286,7 @@
         </w:tc>
         <w:tc>
           <w:tcPr>
-            <w:tcW w:type="dxa" w:w="1234"/>
+            <w:tcW w:type="dxa" w:w="1728"/>
           </w:tcPr>
           <w:p>
             <w:r>
@@ -313,7 +299,7 @@
         </w:tc>
         <w:tc>
           <w:tcPr>
-            <w:tcW w:type="dxa" w:w="1234"/>
+            <w:tcW w:type="dxa" w:w="1728"/>
           </w:tcPr>
           <w:p>
             <w:r>
@@ -338,7 +324,7 @@
         </w:tc>
         <w:tc>
           <w:tcPr>
-            <w:tcW w:type="dxa" w:w="1234"/>
+            <w:tcW w:type="dxa" w:w="1728"/>
           </w:tcPr>
           <w:p>
             <w:r>
@@ -361,23 +347,11 @@
             </w:r>
           </w:p>
         </w:tc>
-        <w:tc>
-          <w:tcPr>
-            <w:tcW w:type="dxa" w:w="1234"/>
-          </w:tcPr>
-          <w:p/>
-        </w:tc>
-        <w:tc>
-          <w:tcPr>
-            <w:tcW w:type="dxa" w:w="1234"/>
-          </w:tcPr>
-          <w:p/>
-        </w:tc>
       </w:tr>
       <w:tr>
         <w:tc>
           <w:tcPr>
-            <w:tcW w:type="dxa" w:w="1234"/>
+            <w:tcW w:type="dxa" w:w="1728"/>
           </w:tcPr>
           <w:p>
             <w:r>
@@ -390,7 +364,7 @@
         </w:tc>
         <w:tc>
           <w:tcPr>
-            <w:tcW w:type="dxa" w:w="1234"/>
+            <w:tcW w:type="dxa" w:w="1728"/>
           </w:tcPr>
           <w:p>
             <w:r>
@@ -403,7 +377,7 @@
         </w:tc>
         <w:tc>
           <w:tcPr>
-            <w:tcW w:type="dxa" w:w="1234"/>
+            <w:tcW w:type="dxa" w:w="1728"/>
           </w:tcPr>
           <w:p>
             <w:r>
@@ -416,7 +390,7 @@
         </w:tc>
         <w:tc>
           <w:tcPr>
-            <w:tcW w:type="dxa" w:w="1234"/>
+            <w:tcW w:type="dxa" w:w="1728"/>
           </w:tcPr>
           <w:p>
             <w:r>
@@ -429,7 +403,7 @@
         </w:tc>
         <w:tc>
           <w:tcPr>
-            <w:tcW w:type="dxa" w:w="1234"/>
+            <w:tcW w:type="dxa" w:w="1728"/>
           </w:tcPr>
           <w:p>
             <w:r>
@@ -452,23 +426,11 @@
             </w:r>
           </w:p>
         </w:tc>
-        <w:tc>
-          <w:tcPr>
-            <w:tcW w:type="dxa" w:w="1234"/>
-          </w:tcPr>
-          <w:p/>
-        </w:tc>
-        <w:tc>
-          <w:tcPr>
-            <w:tcW w:type="dxa" w:w="1234"/>
-          </w:tcPr>
-          <w:p/>
-        </w:tc>
       </w:tr>
       <w:tr>
         <w:tc>
           <w:tcPr>
-            <w:tcW w:type="dxa" w:w="1234"/>
+            <w:tcW w:type="dxa" w:w="1728"/>
           </w:tcPr>
           <w:p>
             <w:r>
@@ -481,7 +443,7 @@
         </w:tc>
         <w:tc>
           <w:tcPr>
-            <w:tcW w:type="dxa" w:w="1234"/>
+            <w:tcW w:type="dxa" w:w="1728"/>
           </w:tcPr>
           <w:p>
             <w:r>
@@ -494,7 +456,7 @@
         </w:tc>
         <w:tc>
           <w:tcPr>
-            <w:tcW w:type="dxa" w:w="1234"/>
+            <w:tcW w:type="dxa" w:w="1728"/>
           </w:tcPr>
           <w:p>
             <w:r>
@@ -507,7 +469,7 @@
         </w:tc>
         <w:tc>
           <w:tcPr>
-            <w:tcW w:type="dxa" w:w="1234"/>
+            <w:tcW w:type="dxa" w:w="1728"/>
           </w:tcPr>
           <w:p>
             <w:r>
@@ -520,7 +482,7 @@
         </w:tc>
         <w:tc>
           <w:tcPr>
-            <w:tcW w:type="dxa" w:w="1234"/>
+            <w:tcW w:type="dxa" w:w="1728"/>
           </w:tcPr>
           <w:p>
             <w:r>
@@ -531,23 +493,11 @@
             </w:r>
           </w:p>
         </w:tc>
-        <w:tc>
-          <w:tcPr>
-            <w:tcW w:type="dxa" w:w="1234"/>
-          </w:tcPr>
-          <w:p/>
-        </w:tc>
-        <w:tc>
-          <w:tcPr>
-            <w:tcW w:type="dxa" w:w="1234"/>
-          </w:tcPr>
-          <w:p/>
-        </w:tc>
       </w:tr>
       <w:tr>
         <w:tc>
           <w:tcPr>
-            <w:tcW w:type="dxa" w:w="1234"/>
+            <w:tcW w:type="dxa" w:w="1728"/>
           </w:tcPr>
           <w:p>
             <w:r>
@@ -560,7 +510,7 @@
         </w:tc>
         <w:tc>
           <w:tcPr>
-            <w:tcW w:type="dxa" w:w="1234"/>
+            <w:tcW w:type="dxa" w:w="1728"/>
           </w:tcPr>
           <w:p>
             <w:r>
@@ -573,7 +523,7 @@
         </w:tc>
         <w:tc>
           <w:tcPr>
-            <w:tcW w:type="dxa" w:w="1234"/>
+            <w:tcW w:type="dxa" w:w="1728"/>
           </w:tcPr>
           <w:p>
             <w:r>
@@ -586,7 +536,7 @@
         </w:tc>
         <w:tc>
           <w:tcPr>
-            <w:tcW w:type="dxa" w:w="1234"/>
+            <w:tcW w:type="dxa" w:w="1728"/>
           </w:tcPr>
           <w:p>
             <w:r>
@@ -599,7 +549,7 @@
         </w:tc>
         <w:tc>
           <w:tcPr>
-            <w:tcW w:type="dxa" w:w="1234"/>
+            <w:tcW w:type="dxa" w:w="1728"/>
           </w:tcPr>
           <w:p>
             <w:r>
@@ -610,23 +560,11 @@
             </w:r>
           </w:p>
         </w:tc>
-        <w:tc>
-          <w:tcPr>
-            <w:tcW w:type="dxa" w:w="1234"/>
-          </w:tcPr>
-          <w:p/>
-        </w:tc>
-        <w:tc>
-          <w:tcPr>
-            <w:tcW w:type="dxa" w:w="1234"/>
-          </w:tcPr>
-          <w:p/>
-        </w:tc>
       </w:tr>
       <w:tr>
         <w:tc>
           <w:tcPr>
-            <w:tcW w:type="dxa" w:w="1234"/>
+            <w:tcW w:type="dxa" w:w="1728"/>
           </w:tcPr>
           <w:p>
             <w:r>
@@ -639,7 +577,7 @@
         </w:tc>
         <w:tc>
           <w:tcPr>
-            <w:tcW w:type="dxa" w:w="1234"/>
+            <w:tcW w:type="dxa" w:w="1728"/>
           </w:tcPr>
           <w:p>
             <w:r>
@@ -652,7 +590,7 @@
         </w:tc>
         <w:tc>
           <w:tcPr>
-            <w:tcW w:type="dxa" w:w="1234"/>
+            <w:tcW w:type="dxa" w:w="1728"/>
           </w:tcPr>
           <w:p>
             <w:r>
@@ -665,7 +603,7 @@
         </w:tc>
         <w:tc>
           <w:tcPr>
-            <w:tcW w:type="dxa" w:w="1234"/>
+            <w:tcW w:type="dxa" w:w="1728"/>
           </w:tcPr>
           <w:p>
             <w:r>
@@ -678,7 +616,7 @@
         </w:tc>
         <w:tc>
           <w:tcPr>
-            <w:tcW w:type="dxa" w:w="1234"/>
+            <w:tcW w:type="dxa" w:w="1728"/>
           </w:tcPr>
           <w:p>
             <w:r>
@@ -689,23 +627,11 @@
             </w:r>
           </w:p>
         </w:tc>
-        <w:tc>
-          <w:tcPr>
-            <w:tcW w:type="dxa" w:w="1234"/>
-          </w:tcPr>
-          <w:p/>
-        </w:tc>
-        <w:tc>
-          <w:tcPr>
-            <w:tcW w:type="dxa" w:w="1234"/>
-          </w:tcPr>
-          <w:p/>
-        </w:tc>
       </w:tr>
       <w:tr>
         <w:tc>
           <w:tcPr>
-            <w:tcW w:type="dxa" w:w="1234"/>
+            <w:tcW w:type="dxa" w:w="1728"/>
           </w:tcPr>
           <w:p>
             <w:r>
@@ -718,7 +644,7 @@
         </w:tc>
         <w:tc>
           <w:tcPr>
-            <w:tcW w:type="dxa" w:w="1234"/>
+            <w:tcW w:type="dxa" w:w="1728"/>
           </w:tcPr>
           <w:p>
             <w:r>
@@ -731,7 +657,7 @@
         </w:tc>
         <w:tc>
           <w:tcPr>
-            <w:tcW w:type="dxa" w:w="1234"/>
+            <w:tcW w:type="dxa" w:w="1728"/>
           </w:tcPr>
           <w:p>
             <w:r>
@@ -744,7 +670,7 @@
         </w:tc>
         <w:tc>
           <w:tcPr>
-            <w:tcW w:type="dxa" w:w="1234"/>
+            <w:tcW w:type="dxa" w:w="1728"/>
           </w:tcPr>
           <w:p>
             <w:r>
@@ -757,7 +683,7 @@
         </w:tc>
         <w:tc>
           <w:tcPr>
-            <w:tcW w:type="dxa" w:w="1234"/>
+            <w:tcW w:type="dxa" w:w="1728"/>
           </w:tcPr>
           <w:p>
             <w:r>
@@ -768,23 +694,11 @@
             </w:r>
           </w:p>
         </w:tc>
-        <w:tc>
-          <w:tcPr>
-            <w:tcW w:type="dxa" w:w="1234"/>
-          </w:tcPr>
-          <w:p/>
-        </w:tc>
-        <w:tc>
-          <w:tcPr>
-            <w:tcW w:type="dxa" w:w="1234"/>
-          </w:tcPr>
-          <w:p/>
-        </w:tc>
       </w:tr>
       <w:tr>
         <w:tc>
           <w:tcPr>
-            <w:tcW w:type="dxa" w:w="1234"/>
+            <w:tcW w:type="dxa" w:w="1728"/>
           </w:tcPr>
           <w:p>
             <w:r>
@@ -797,7 +711,7 @@
         </w:tc>
         <w:tc>
           <w:tcPr>
-            <w:tcW w:type="dxa" w:w="1234"/>
+            <w:tcW w:type="dxa" w:w="1728"/>
           </w:tcPr>
           <w:p>
             <w:r>
@@ -810,7 +724,7 @@
         </w:tc>
         <w:tc>
           <w:tcPr>
-            <w:tcW w:type="dxa" w:w="1234"/>
+            <w:tcW w:type="dxa" w:w="1728"/>
           </w:tcPr>
           <w:p>
             <w:r>
@@ -823,7 +737,7 @@
         </w:tc>
         <w:tc>
           <w:tcPr>
-            <w:tcW w:type="dxa" w:w="1234"/>
+            <w:tcW w:type="dxa" w:w="1728"/>
           </w:tcPr>
           <w:p>
             <w:r>
@@ -836,7 +750,7 @@
         </w:tc>
         <w:tc>
           <w:tcPr>
-            <w:tcW w:type="dxa" w:w="1234"/>
+            <w:tcW w:type="dxa" w:w="1728"/>
           </w:tcPr>
           <w:p>
             <w:r>
@@ -847,23 +761,11 @@
             </w:r>
           </w:p>
         </w:tc>
-        <w:tc>
-          <w:tcPr>
-            <w:tcW w:type="dxa" w:w="1234"/>
-          </w:tcPr>
-          <w:p/>
-        </w:tc>
-        <w:tc>
-          <w:tcPr>
-            <w:tcW w:type="dxa" w:w="1234"/>
-          </w:tcPr>
-          <w:p/>
-        </w:tc>
       </w:tr>
       <w:tr>
         <w:tc>
           <w:tcPr>
-            <w:tcW w:type="dxa" w:w="1234"/>
+            <w:tcW w:type="dxa" w:w="1728"/>
           </w:tcPr>
           <w:p>
             <w:r>
@@ -876,7 +778,7 @@
         </w:tc>
         <w:tc>
           <w:tcPr>
-            <w:tcW w:type="dxa" w:w="1234"/>
+            <w:tcW w:type="dxa" w:w="1728"/>
           </w:tcPr>
           <w:p>
             <w:r>
@@ -889,7 +791,7 @@
         </w:tc>
         <w:tc>
           <w:tcPr>
-            <w:tcW w:type="dxa" w:w="1234"/>
+            <w:tcW w:type="dxa" w:w="1728"/>
           </w:tcPr>
           <w:p>
             <w:r>
@@ -902,7 +804,7 @@
         </w:tc>
         <w:tc>
           <w:tcPr>
-            <w:tcW w:type="dxa" w:w="1234"/>
+            <w:tcW w:type="dxa" w:w="1728"/>
           </w:tcPr>
           <w:p>
             <w:r>
@@ -915,7 +817,7 @@
         </w:tc>
         <w:tc>
           <w:tcPr>
-            <w:tcW w:type="dxa" w:w="1234"/>
+            <w:tcW w:type="dxa" w:w="1728"/>
           </w:tcPr>
           <w:p>
             <w:r>
@@ -926,23 +828,11 @@
             </w:r>
           </w:p>
         </w:tc>
-        <w:tc>
-          <w:tcPr>
-            <w:tcW w:type="dxa" w:w="1234"/>
-          </w:tcPr>
-          <w:p/>
-        </w:tc>
-        <w:tc>
-          <w:tcPr>
-            <w:tcW w:type="dxa" w:w="1234"/>
-          </w:tcPr>
-          <w:p/>
-        </w:tc>
       </w:tr>
       <w:tr>
         <w:tc>
           <w:tcPr>
-            <w:tcW w:type="dxa" w:w="1234"/>
+            <w:tcW w:type="dxa" w:w="1728"/>
           </w:tcPr>
           <w:p>
             <w:r>
@@ -955,7 +845,7 @@
         </w:tc>
         <w:tc>
           <w:tcPr>
-            <w:tcW w:type="dxa" w:w="1234"/>
+            <w:tcW w:type="dxa" w:w="1728"/>
           </w:tcPr>
           <w:p>
             <w:r>
@@ -968,7 +858,7 @@
         </w:tc>
         <w:tc>
           <w:tcPr>
-            <w:tcW w:type="dxa" w:w="1234"/>
+            <w:tcW w:type="dxa" w:w="1728"/>
           </w:tcPr>
           <w:p>
             <w:r>
@@ -981,7 +871,7 @@
         </w:tc>
         <w:tc>
           <w:tcPr>
-            <w:tcW w:type="dxa" w:w="1234"/>
+            <w:tcW w:type="dxa" w:w="1728"/>
           </w:tcPr>
           <w:p>
             <w:r>
@@ -994,7 +884,7 @@
         </w:tc>
         <w:tc>
           <w:tcPr>
-            <w:tcW w:type="dxa" w:w="1234"/>
+            <w:tcW w:type="dxa" w:w="1728"/>
           </w:tcPr>
           <w:p>
             <w:r>
@@ -1005,23 +895,11 @@
             </w:r>
           </w:p>
         </w:tc>
-        <w:tc>
-          <w:tcPr>
-            <w:tcW w:type="dxa" w:w="1234"/>
-          </w:tcPr>
-          <w:p/>
-        </w:tc>
-        <w:tc>
-          <w:tcPr>
-            <w:tcW w:type="dxa" w:w="1234"/>
-          </w:tcPr>
-          <w:p/>
-        </w:tc>
       </w:tr>
       <w:tr>
         <w:tc>
           <w:tcPr>
-            <w:tcW w:type="dxa" w:w="1234"/>
+            <w:tcW w:type="dxa" w:w="1728"/>
           </w:tcPr>
           <w:p>
             <w:r>
@@ -1034,7 +912,7 @@
         </w:tc>
         <w:tc>
           <w:tcPr>
-            <w:tcW w:type="dxa" w:w="1234"/>
+            <w:tcW w:type="dxa" w:w="1728"/>
           </w:tcPr>
           <w:p>
             <w:r>
@@ -1047,7 +925,7 @@
         </w:tc>
         <w:tc>
           <w:tcPr>
-            <w:tcW w:type="dxa" w:w="1234"/>
+            <w:tcW w:type="dxa" w:w="1728"/>
           </w:tcPr>
           <w:p>
             <w:r>
@@ -1060,7 +938,7 @@
         </w:tc>
         <w:tc>
           <w:tcPr>
-            <w:tcW w:type="dxa" w:w="1234"/>
+            <w:tcW w:type="dxa" w:w="1728"/>
           </w:tcPr>
           <w:p>
             <w:r>
@@ -1079,7 +957,7 @@
         </w:tc>
         <w:tc>
           <w:tcPr>
-            <w:tcW w:type="dxa" w:w="1234"/>
+            <w:tcW w:type="dxa" w:w="1728"/>
           </w:tcPr>
           <w:p>
             <w:r>
@@ -1090,23 +968,11 @@
             </w:r>
           </w:p>
         </w:tc>
-        <w:tc>
-          <w:tcPr>
-            <w:tcW w:type="dxa" w:w="1234"/>
-          </w:tcPr>
-          <w:p/>
-        </w:tc>
-        <w:tc>
-          <w:tcPr>
-            <w:tcW w:type="dxa" w:w="1234"/>
-          </w:tcPr>
-          <w:p/>
-        </w:tc>
       </w:tr>
       <w:tr>
         <w:tc>
           <w:tcPr>
-            <w:tcW w:type="dxa" w:w="1234"/>
+            <w:tcW w:type="dxa" w:w="1728"/>
           </w:tcPr>
           <w:p>
             <w:r>
@@ -1119,7 +985,7 @@
         </w:tc>
         <w:tc>
           <w:tcPr>
-            <w:tcW w:type="dxa" w:w="1234"/>
+            <w:tcW w:type="dxa" w:w="1728"/>
           </w:tcPr>
           <w:p>
             <w:r>
@@ -1132,7 +998,7 @@
         </w:tc>
         <w:tc>
           <w:tcPr>
-            <w:tcW w:type="dxa" w:w="1234"/>
+            <w:tcW w:type="dxa" w:w="1728"/>
           </w:tcPr>
           <w:p>
             <w:r>
@@ -1145,7 +1011,7 @@
         </w:tc>
         <w:tc>
           <w:tcPr>
-            <w:tcW w:type="dxa" w:w="1234"/>
+            <w:tcW w:type="dxa" w:w="1728"/>
           </w:tcPr>
           <w:p>
             <w:r>
@@ -1158,7 +1024,7 @@
         </w:tc>
         <w:tc>
           <w:tcPr>
-            <w:tcW w:type="dxa" w:w="1234"/>
+            <w:tcW w:type="dxa" w:w="1728"/>
           </w:tcPr>
           <w:p>
             <w:r>
@@ -1169,23 +1035,11 @@
             </w:r>
           </w:p>
         </w:tc>
-        <w:tc>
-          <w:tcPr>
-            <w:tcW w:type="dxa" w:w="1234"/>
-          </w:tcPr>
-          <w:p/>
-        </w:tc>
-        <w:tc>
-          <w:tcPr>
-            <w:tcW w:type="dxa" w:w="1234"/>
-          </w:tcPr>
-          <w:p/>
-        </w:tc>
       </w:tr>
       <w:tr>
         <w:tc>
           <w:tcPr>
-            <w:tcW w:type="dxa" w:w="1234"/>
+            <w:tcW w:type="dxa" w:w="1728"/>
           </w:tcPr>
           <w:p>
             <w:r>
@@ -1198,7 +1052,7 @@
         </w:tc>
         <w:tc>
           <w:tcPr>
-            <w:tcW w:type="dxa" w:w="1234"/>
+            <w:tcW w:type="dxa" w:w="1728"/>
           </w:tcPr>
           <w:p>
             <w:r>
@@ -1211,7 +1065,7 @@
         </w:tc>
         <w:tc>
           <w:tcPr>
-            <w:tcW w:type="dxa" w:w="1234"/>
+            <w:tcW w:type="dxa" w:w="1728"/>
           </w:tcPr>
           <w:p>
             <w:r>
@@ -1224,7 +1078,7 @@
         </w:tc>
         <w:tc>
           <w:tcPr>
-            <w:tcW w:type="dxa" w:w="1234"/>
+            <w:tcW w:type="dxa" w:w="1728"/>
           </w:tcPr>
           <w:p>
             <w:r>
@@ -1237,7 +1091,7 @@
         </w:tc>
         <w:tc>
           <w:tcPr>
-            <w:tcW w:type="dxa" w:w="1234"/>
+            <w:tcW w:type="dxa" w:w="1728"/>
           </w:tcPr>
           <w:p>
             <w:r>
@@ -1248,23 +1102,11 @@
             </w:r>
           </w:p>
         </w:tc>
-        <w:tc>
-          <w:tcPr>
-            <w:tcW w:type="dxa" w:w="1234"/>
-          </w:tcPr>
-          <w:p/>
-        </w:tc>
-        <w:tc>
-          <w:tcPr>
-            <w:tcW w:type="dxa" w:w="1234"/>
-          </w:tcPr>
-          <w:p/>
-        </w:tc>
       </w:tr>
       <w:tr>
         <w:tc>
           <w:tcPr>
-            <w:tcW w:type="dxa" w:w="1234"/>
+            <w:tcW w:type="dxa" w:w="1728"/>
           </w:tcPr>
           <w:p>
             <w:r>
@@ -1277,7 +1119,7 @@
         </w:tc>
         <w:tc>
           <w:tcPr>
-            <w:tcW w:type="dxa" w:w="1234"/>
+            <w:tcW w:type="dxa" w:w="1728"/>
           </w:tcPr>
           <w:p>
             <w:r>
@@ -1290,7 +1132,7 @@
         </w:tc>
         <w:tc>
           <w:tcPr>
-            <w:tcW w:type="dxa" w:w="1234"/>
+            <w:tcW w:type="dxa" w:w="1728"/>
           </w:tcPr>
           <w:p>
             <w:r>
@@ -1303,7 +1145,7 @@
         </w:tc>
         <w:tc>
           <w:tcPr>
-            <w:tcW w:type="dxa" w:w="1234"/>
+            <w:tcW w:type="dxa" w:w="1728"/>
           </w:tcPr>
           <w:p>
             <w:r>
@@ -1316,7 +1158,7 @@
         </w:tc>
         <w:tc>
           <w:tcPr>
-            <w:tcW w:type="dxa" w:w="1234"/>
+            <w:tcW w:type="dxa" w:w="1728"/>
           </w:tcPr>
           <w:p>
             <w:r>
@@ -1327,23 +1169,11 @@
             </w:r>
           </w:p>
         </w:tc>
-        <w:tc>
-          <w:tcPr>
-            <w:tcW w:type="dxa" w:w="1234"/>
-          </w:tcPr>
-          <w:p/>
-        </w:tc>
-        <w:tc>
-          <w:tcPr>
-            <w:tcW w:type="dxa" w:w="1234"/>
-          </w:tcPr>
-          <w:p/>
-        </w:tc>
       </w:tr>
       <w:tr>
         <w:tc>
           <w:tcPr>
-            <w:tcW w:type="dxa" w:w="1234"/>
+            <w:tcW w:type="dxa" w:w="1728"/>
           </w:tcPr>
           <w:p>
             <w:r>
@@ -1356,7 +1186,7 @@
         </w:tc>
         <w:tc>
           <w:tcPr>
-            <w:tcW w:type="dxa" w:w="1234"/>
+            <w:tcW w:type="dxa" w:w="1728"/>
           </w:tcPr>
           <w:p>
             <w:r>
@@ -1375,7 +1205,7 @@
         </w:tc>
         <w:tc>
           <w:tcPr>
-            <w:tcW w:type="dxa" w:w="1234"/>
+            <w:tcW w:type="dxa" w:w="1728"/>
           </w:tcPr>
           <w:p>
             <w:r>
@@ -1388,7 +1218,7 @@
         </w:tc>
         <w:tc>
           <w:tcPr>
-            <w:tcW w:type="dxa" w:w="1234"/>
+            <w:tcW w:type="dxa" w:w="1728"/>
           </w:tcPr>
           <w:p>
             <w:r>
@@ -1413,7 +1243,7 @@
         </w:tc>
         <w:tc>
           <w:tcPr>
-            <w:tcW w:type="dxa" w:w="1234"/>
+            <w:tcW w:type="dxa" w:w="1728"/>
           </w:tcPr>
           <w:p>
             <w:r>
@@ -1436,23 +1266,11 @@
             </w:r>
           </w:p>
         </w:tc>
-        <w:tc>
-          <w:tcPr>
-            <w:tcW w:type="dxa" w:w="1234"/>
-          </w:tcPr>
-          <w:p/>
-        </w:tc>
-        <w:tc>
-          <w:tcPr>
-            <w:tcW w:type="dxa" w:w="1234"/>
-          </w:tcPr>
-          <w:p/>
-        </w:tc>
       </w:tr>
       <w:tr>
         <w:tc>
           <w:tcPr>
-            <w:tcW w:type="dxa" w:w="1234"/>
+            <w:tcW w:type="dxa" w:w="1728"/>
           </w:tcPr>
           <w:p>
             <w:r>
@@ -1465,7 +1283,7 @@
         </w:tc>
         <w:tc>
           <w:tcPr>
-            <w:tcW w:type="dxa" w:w="1234"/>
+            <w:tcW w:type="dxa" w:w="1728"/>
           </w:tcPr>
           <w:p>
             <w:r>
@@ -1478,7 +1296,7 @@
         </w:tc>
         <w:tc>
           <w:tcPr>
-            <w:tcW w:type="dxa" w:w="1234"/>
+            <w:tcW w:type="dxa" w:w="1728"/>
           </w:tcPr>
           <w:p>
             <w:r>
@@ -1491,7 +1309,7 @@
         </w:tc>
         <w:tc>
           <w:tcPr>
-            <w:tcW w:type="dxa" w:w="1234"/>
+            <w:tcW w:type="dxa" w:w="1728"/>
           </w:tcPr>
           <w:p>
             <w:r>
@@ -1504,7 +1322,7 @@
         </w:tc>
         <w:tc>
           <w:tcPr>
-            <w:tcW w:type="dxa" w:w="1234"/>
+            <w:tcW w:type="dxa" w:w="1728"/>
           </w:tcPr>
           <w:p>
             <w:r>
@@ -1515,23 +1333,11 @@
             </w:r>
           </w:p>
         </w:tc>
-        <w:tc>
-          <w:tcPr>
-            <w:tcW w:type="dxa" w:w="1234"/>
-          </w:tcPr>
-          <w:p/>
-        </w:tc>
-        <w:tc>
-          <w:tcPr>
-            <w:tcW w:type="dxa" w:w="1234"/>
-          </w:tcPr>
-          <w:p/>
-        </w:tc>
       </w:tr>
       <w:tr>
         <w:tc>
           <w:tcPr>
-            <w:tcW w:type="dxa" w:w="1234"/>
+            <w:tcW w:type="dxa" w:w="1728"/>
           </w:tcPr>
           <w:p>
             <w:r>
@@ -1544,7 +1350,7 @@
         </w:tc>
         <w:tc>
           <w:tcPr>
-            <w:tcW w:type="dxa" w:w="1234"/>
+            <w:tcW w:type="dxa" w:w="1728"/>
           </w:tcPr>
           <w:p>
             <w:r>
@@ -1563,7 +1369,7 @@
         </w:tc>
         <w:tc>
           <w:tcPr>
-            <w:tcW w:type="dxa" w:w="1234"/>
+            <w:tcW w:type="dxa" w:w="1728"/>
           </w:tcPr>
           <w:p>
             <w:r>
@@ -1576,59 +1382,39 @@
         </w:tc>
         <w:tc>
           <w:tcPr>
-            <w:tcW w:type="dxa" w:w="1234"/>
+            <w:tcW w:type="dxa" w:w="1728"/>
           </w:tcPr>
           <w:p>
             <w:r>
               <w:rPr>
                 <w:b w:val="0"/>
               </w:rPr>
-              <w:t>6 legs avg \</w:t>
+              <w:t xml:space="preserve">EAR-PEAD lift (0.83→0.99) </w:t>
+            </w:r>
+            <w:r>
+              <w:rPr>
+                <w:b/>
+              </w:rPr>
+              <w:t>RETRACTED</w:t>
+            </w:r>
+            <w:r>
+              <w:rPr>
+                <w:b w:val="0"/>
+              </w:rPr>
+              <w:t xml:space="preserve"> — that leg failed its holdout; back to ~0.83 on one real leg</w:t>
             </w:r>
           </w:p>
         </w:tc>
         <w:tc>
           <w:tcPr>
-            <w:tcW w:type="dxa" w:w="1234"/>
+            <w:tcW w:type="dxa" w:w="1728"/>
           </w:tcPr>
           <w:p>
             <w:r>
               <w:rPr>
                 <w:b w:val="0"/>
               </w:rPr>
-              <w:t>corr\</w:t>
-            </w:r>
-          </w:p>
-        </w:tc>
-        <w:tc>
-          <w:tcPr>
-            <w:tcW w:type="dxa" w:w="1234"/>
-          </w:tcPr>
-          <w:p>
-            <w:r>
-              <w:rPr>
-                <w:b w:val="0"/>
-              </w:rPr>
-              <w:t xml:space="preserve">0.04; </w:t>
-            </w:r>
-            <w:r>
-              <w:rPr>
-                <w:b/>
-              </w:rPr>
-              <w:t>EAR-PEAD leg lifted combined 0.83 → 0.99</w:t>
-            </w:r>
-          </w:p>
-        </w:tc>
-        <w:tc>
-          <w:tcPr>
-            <w:tcW w:type="dxa" w:w="1234"/>
-          </w:tcPr>
-          <w:p>
-            <w:r>
-              <w:rPr>
-                <w:b w:val="0"/>
-              </w:rPr>
-              <w:t>⚙️ Method works; edge-supply bottleneck easing</w:t>
+              <w:t>⚙️ Method works; still edge-supply-limited</w:t>
             </w:r>
           </w:p>
         </w:tc>
@@ -1636,7 +1422,7 @@
       <w:tr>
         <w:tc>
           <w:tcPr>
-            <w:tcW w:type="dxa" w:w="1234"/>
+            <w:tcW w:type="dxa" w:w="1728"/>
           </w:tcPr>
           <w:p>
             <w:r>
@@ -1649,7 +1435,7 @@
         </w:tc>
         <w:tc>
           <w:tcPr>
-            <w:tcW w:type="dxa" w:w="1234"/>
+            <w:tcW w:type="dxa" w:w="1728"/>
           </w:tcPr>
           <w:p>
             <w:r>
@@ -1662,7 +1448,7 @@
         </w:tc>
         <w:tc>
           <w:tcPr>
-            <w:tcW w:type="dxa" w:w="1234"/>
+            <w:tcW w:type="dxa" w:w="1728"/>
           </w:tcPr>
           <w:p>
             <w:r>
@@ -1675,7 +1461,7 @@
         </w:tc>
         <w:tc>
           <w:tcPr>
-            <w:tcW w:type="dxa" w:w="1234"/>
+            <w:tcW w:type="dxa" w:w="1728"/>
           </w:tcPr>
           <w:p>
             <w:r>
@@ -1700,7 +1486,7 @@
         </w:tc>
         <w:tc>
           <w:tcPr>
-            <w:tcW w:type="dxa" w:w="1234"/>
+            <w:tcW w:type="dxa" w:w="1728"/>
           </w:tcPr>
           <w:p>
             <w:r>
@@ -1723,23 +1509,11 @@
             </w:r>
           </w:p>
         </w:tc>
-        <w:tc>
-          <w:tcPr>
-            <w:tcW w:type="dxa" w:w="1234"/>
-          </w:tcPr>
-          <w:p/>
-        </w:tc>
-        <w:tc>
-          <w:tcPr>
-            <w:tcW w:type="dxa" w:w="1234"/>
-          </w:tcPr>
-          <w:p/>
-        </w:tc>
       </w:tr>
       <w:tr>
         <w:tc>
           <w:tcPr>
-            <w:tcW w:type="dxa" w:w="1234"/>
+            <w:tcW w:type="dxa" w:w="1728"/>
           </w:tcPr>
           <w:p>
             <w:r>
@@ -1752,7 +1526,7 @@
         </w:tc>
         <w:tc>
           <w:tcPr>
-            <w:tcW w:type="dxa" w:w="1234"/>
+            <w:tcW w:type="dxa" w:w="1728"/>
           </w:tcPr>
           <w:p>
             <w:r>
@@ -1765,7 +1539,7 @@
         </w:tc>
         <w:tc>
           <w:tcPr>
-            <w:tcW w:type="dxa" w:w="1234"/>
+            <w:tcW w:type="dxa" w:w="1728"/>
           </w:tcPr>
           <w:p>
             <w:r>
@@ -1778,71 +1552,59 @@
         </w:tc>
         <w:tc>
           <w:tcPr>
-            <w:tcW w:type="dxa" w:w="1234"/>
+            <w:tcW w:type="dxa" w:w="1728"/>
           </w:tcPr>
           <w:p>
             <w:r>
               <w:rPr>
                 <w:b w:val="0"/>
               </w:rPr>
-              <w:t xml:space="preserve">Hedged Sharpe </w:t>
+              <w:t xml:space="preserve">TRAIN 40 → +0.68, but </w:t>
             </w:r>
             <w:r>
               <w:rPr>
                 <w:b/>
               </w:rPr>
-              <w:t>0.67, IS 0.70 ≈ OOS 0.66</w:t>
+              <w:t>fresh-symbol HOLDOUT (19 disjoint) → −0.52</w:t>
             </w:r>
             <w:r>
               <w:rPr>
                 <w:b w:val="0"/>
               </w:rPr>
-              <w:t>, −12% DD, DSR 0.89; cheap SPY short (not single-name)</w:t>
+              <w:t>; passed in-universe audits, failed out-of-universe</w:t>
             </w:r>
           </w:p>
         </w:tc>
         <w:tc>
           <w:tcPr>
-            <w:tcW w:type="dxa" w:w="1234"/>
+            <w:tcW w:type="dxa" w:w="1728"/>
           </w:tcPr>
           <w:p>
             <w:r>
               <w:rPr>
                 <w:b w:val="0"/>
               </w:rPr>
-              <w:t xml:space="preserve">🟢 </w:t>
+              <w:t xml:space="preserve">🟡→❌ </w:t>
             </w:r>
             <w:r>
               <w:rPr>
                 <w:b/>
               </w:rPr>
-              <w:t>Strongest earnings result</w:t>
+              <w:t>Does not generalize</w:t>
             </w:r>
             <w:r>
               <w:rPr>
                 <w:b w:val="0"/>
               </w:rPr>
-              <w:t xml:space="preserve"> — tradeable short side; rescues Case 14</w:t>
+              <w:t xml:space="preserve"> — edge was specific to the fitted universe</w:t>
             </w:r>
           </w:p>
-        </w:tc>
-        <w:tc>
-          <w:tcPr>
-            <w:tcW w:type="dxa" w:w="1234"/>
-          </w:tcPr>
-          <w:p/>
-        </w:tc>
-        <w:tc>
-          <w:tcPr>
-            <w:tcW w:type="dxa" w:w="1234"/>
-          </w:tcPr>
-          <w:p/>
         </w:tc>
       </w:tr>
       <w:tr>
         <w:tc>
           <w:tcPr>
-            <w:tcW w:type="dxa" w:w="1234"/>
+            <w:tcW w:type="dxa" w:w="1728"/>
           </w:tcPr>
           <w:p>
             <w:r>
@@ -1855,7 +1617,7 @@
         </w:tc>
         <w:tc>
           <w:tcPr>
-            <w:tcW w:type="dxa" w:w="1234"/>
+            <w:tcW w:type="dxa" w:w="1728"/>
           </w:tcPr>
           <w:p>
             <w:r>
@@ -1868,7 +1630,7 @@
         </w:tc>
         <w:tc>
           <w:tcPr>
-            <w:tcW w:type="dxa" w:w="1234"/>
+            <w:tcW w:type="dxa" w:w="1728"/>
           </w:tcPr>
           <w:p>
             <w:r>
@@ -1881,7 +1643,7 @@
         </w:tc>
         <w:tc>
           <w:tcPr>
-            <w:tcW w:type="dxa" w:w="1234"/>
+            <w:tcW w:type="dxa" w:w="1728"/>
           </w:tcPr>
           <w:p>
             <w:r>
@@ -1894,7 +1656,7 @@
         </w:tc>
         <w:tc>
           <w:tcPr>
-            <w:tcW w:type="dxa" w:w="1234"/>
+            <w:tcW w:type="dxa" w:w="1728"/>
           </w:tcPr>
           <w:p>
             <w:r>
@@ -1917,23 +1679,11 @@
             </w:r>
           </w:p>
         </w:tc>
-        <w:tc>
-          <w:tcPr>
-            <w:tcW w:type="dxa" w:w="1234"/>
-          </w:tcPr>
-          <w:p/>
-        </w:tc>
-        <w:tc>
-          <w:tcPr>
-            <w:tcW w:type="dxa" w:w="1234"/>
-          </w:tcPr>
-          <w:p/>
-        </w:tc>
       </w:tr>
       <w:tr>
         <w:tc>
           <w:tcPr>
-            <w:tcW w:type="dxa" w:w="1234"/>
+            <w:tcW w:type="dxa" w:w="1728"/>
           </w:tcPr>
           <w:p>
             <w:r>
@@ -1946,7 +1696,7 @@
         </w:tc>
         <w:tc>
           <w:tcPr>
-            <w:tcW w:type="dxa" w:w="1234"/>
+            <w:tcW w:type="dxa" w:w="1728"/>
           </w:tcPr>
           <w:p>
             <w:r>
@@ -1965,7 +1715,7 @@
         </w:tc>
         <w:tc>
           <w:tcPr>
-            <w:tcW w:type="dxa" w:w="1234"/>
+            <w:tcW w:type="dxa" w:w="1728"/>
           </w:tcPr>
           <w:p>
             <w:r>
@@ -1978,7 +1728,7 @@
         </w:tc>
         <w:tc>
           <w:tcPr>
-            <w:tcW w:type="dxa" w:w="1234"/>
+            <w:tcW w:type="dxa" w:w="1728"/>
           </w:tcPr>
           <w:p>
             <w:r>
@@ -1991,7 +1741,7 @@
         </w:tc>
         <w:tc>
           <w:tcPr>
-            <w:tcW w:type="dxa" w:w="1234"/>
+            <w:tcW w:type="dxa" w:w="1728"/>
           </w:tcPr>
           <w:p>
             <w:r>
@@ -2014,23 +1764,11 @@
             </w:r>
           </w:p>
         </w:tc>
-        <w:tc>
-          <w:tcPr>
-            <w:tcW w:type="dxa" w:w="1234"/>
-          </w:tcPr>
-          <w:p/>
-        </w:tc>
-        <w:tc>
-          <w:tcPr>
-            <w:tcW w:type="dxa" w:w="1234"/>
-          </w:tcPr>
-          <w:p/>
-        </w:tc>
       </w:tr>
       <w:tr>
         <w:tc>
           <w:tcPr>
-            <w:tcW w:type="dxa" w:w="1234"/>
+            <w:tcW w:type="dxa" w:w="1728"/>
           </w:tcPr>
           <w:p>
             <w:r>
@@ -2043,7 +1781,7 @@
         </w:tc>
         <w:tc>
           <w:tcPr>
-            <w:tcW w:type="dxa" w:w="1234"/>
+            <w:tcW w:type="dxa" w:w="1728"/>
           </w:tcPr>
           <w:p>
             <w:r>
@@ -2056,7 +1794,7 @@
         </w:tc>
         <w:tc>
           <w:tcPr>
-            <w:tcW w:type="dxa" w:w="1234"/>
+            <w:tcW w:type="dxa" w:w="1728"/>
           </w:tcPr>
           <w:p>
             <w:r>
@@ -2069,7 +1807,7 @@
         </w:tc>
         <w:tc>
           <w:tcPr>
-            <w:tcW w:type="dxa" w:w="1234"/>
+            <w:tcW w:type="dxa" w:w="1728"/>
           </w:tcPr>
           <w:p>
             <w:r>
@@ -2094,7 +1832,7 @@
         </w:tc>
         <w:tc>
           <w:tcPr>
-            <w:tcW w:type="dxa" w:w="1234"/>
+            <w:tcW w:type="dxa" w:w="1728"/>
           </w:tcPr>
           <w:p>
             <w:r>
@@ -2116,18 +1854,6 @@
               <w:t xml:space="preserve"> — weak, regime-specific, net-negative after borrow; the 1-yr lead was a lucky window</w:t>
             </w:r>
           </w:p>
-        </w:tc>
-        <w:tc>
-          <w:tcPr>
-            <w:tcW w:type="dxa" w:w="1234"/>
-          </w:tcPr>
-          <w:p/>
-        </w:tc>
-        <w:tc>
-          <w:tcPr>
-            <w:tcW w:type="dxa" w:w="1234"/>
-          </w:tcPr>
-          <w:p/>
         </w:tc>
       </w:tr>
     </w:tbl>
@@ -5295,109 +5021,137 @@
         <w:rPr>
           <w:b/>
         </w:rPr>
-        <w:t>➡️ The edge-supply bottleneck, eased (the EAR-PEAD update).</w:t>
-      </w:r>
-      <w:r>
-        <w:rPr>
-          <w:b w:val="0"/>
-        </w:rPr>
-        <w:t xml:space="preserve"> The original 5-leg blend was</w:t>
-      </w:r>
-    </w:p>
-    <w:p>
-      <w:r>
-        <w:rPr>
-          <w:b w:val="0"/>
-        </w:rPr>
-        <w:t xml:space="preserve">  edge-starved — one good leg (pairs) plus weak diversifiers, combined Sharpe </w:t>
+        <w:t>➡️ The EAR-PEAD lift (+0.16) is RETRACTED — the leg didn't generalize.</w:t>
+      </w:r>
+      <w:r>
+        <w:rPr>
+          <w:b w:val="0"/>
+        </w:rPr>
+        <w:t xml:space="preserve"> We had reported that</w:t>
+      </w:r>
+    </w:p>
+    <w:p>
+      <w:r>
+        <w:rPr>
+          <w:b w:val="0"/>
+        </w:rPr>
+        <w:t xml:space="preserve">  adding the EAR-PEAD beta-hedged leg lifted the combined inverse-vol Sharpe </w:t>
       </w:r>
       <w:r>
         <w:rPr>
           <w:b/>
         </w:rPr>
+        <w:t>0.83 → 0.99 (+0.16)</w:t>
+      </w:r>
+      <w:r>
+        <w:rPr>
+          <w:b w:val="0"/>
+        </w:rPr>
+        <w:t>,</w:t>
+      </w:r>
+    </w:p>
+    <w:p>
+      <w:r>
+        <w:rPr>
+          <w:b w:val="0"/>
+        </w:rPr>
+        <w:t xml:space="preserve">  hailing it as the combiner finally doing what the math promises once fed a second real edge. But</w:t>
+      </w:r>
+    </w:p>
+    <w:p>
+      <w:r>
+        <w:rPr>
+          <w:b w:val="0"/>
+        </w:rPr>
+        <w:t xml:space="preserve">  EAR-PEAD subsequently </w:t>
+      </w:r>
+      <w:r>
+        <w:rPr>
+          <w:b/>
+        </w:rPr>
+        <w:t>failed its fresh-symbol holdout (−0.52, Case 18)</w:t>
+      </w:r>
+      <w:r>
+        <w:rPr>
+          <w:b w:val="0"/>
+        </w:rPr>
+        <w:t xml:space="preserve"> — its in-sample Sharpe</w:t>
+      </w:r>
+    </w:p>
+    <w:p>
+      <w:r>
+        <w:rPr>
+          <w:b w:val="0"/>
+        </w:rPr>
+        <w:t xml:space="preserve">  was specific to the fitted universe — so that +0.16 was a lift from a </w:t>
+      </w:r>
+      <w:r>
+        <w:rPr>
+          <w:b/>
+        </w:rPr>
+        <w:t>non-generalizing leg</w:t>
+      </w:r>
+      <w:r>
+        <w:rPr>
+          <w:b w:val="0"/>
+        </w:rPr>
+        <w:t xml:space="preserve"> and</w:t>
+      </w:r>
+    </w:p>
+    <w:p>
+      <w:r>
+        <w:rPr>
+          <w:b w:val="0"/>
+        </w:rPr>
+        <w:t xml:space="preserve">  must be discounted. Honest status: the combiner still works *mechanically* (uncorrelated legs, beats</w:t>
+      </w:r>
+    </w:p>
+    <w:p>
+      <w:r>
+        <w:rPr>
+          <w:b w:val="0"/>
+        </w:rPr>
+        <w:t xml:space="preserve">  the null), but the edge-supply bottleneck is </w:t>
+      </w:r>
+      <w:r>
+        <w:rPr>
+          <w:b/>
+        </w:rPr>
+        <w:t>NOT</w:t>
+      </w:r>
+      <w:r>
+        <w:rPr>
+          <w:b w:val="0"/>
+        </w:rPr>
+        <w:t xml:space="preserve"> eased — we are back to one validated leg (pairs)</w:t>
+      </w:r>
+    </w:p>
+    <w:p>
+      <w:r>
+        <w:rPr>
+          <w:b w:val="0"/>
+        </w:rPr>
+        <w:t xml:space="preserve">  plus weak diversifiers, combined ≈ </w:t>
+      </w:r>
+      <w:r>
+        <w:rPr>
+          <w:b/>
+        </w:rPr>
         <w:t>0.83</w:t>
       </w:r>
       <w:r>
         <w:rPr>
           <w:b w:val="0"/>
         </w:rPr>
-        <w:t>, *below*</w:t>
-      </w:r>
-    </w:p>
-    <w:p>
-      <w:r>
-        <w:rPr>
-          <w:b w:val="0"/>
-        </w:rPr>
-        <w:t xml:space="preserve">  the best single leg. Adding the </w:t>
-      </w:r>
-      <w:r>
-        <w:rPr>
-          <w:b/>
-        </w:rPr>
-        <w:t>EAR-PEAD beta-hedged leg (Case 18)</w:t>
-      </w:r>
-      <w:r>
-        <w:rPr>
-          <w:b w:val="0"/>
-        </w:rPr>
-        <w:t xml:space="preserve"> — the first genuinely</w:t>
-      </w:r>
-    </w:p>
-    <w:p>
-      <w:r>
-        <w:rPr>
-          <w:b w:val="0"/>
-        </w:rPr>
-        <w:t xml:space="preserve">  *new* uncorrelated edge (corr </w:t>
-      </w:r>
-      <w:r>
-        <w:rPr>
-          <w:b/>
-        </w:rPr>
-        <w:t>0.04</w:t>
-      </w:r>
-      <w:r>
-        <w:rPr>
-          <w:b w:val="0"/>
-        </w:rPr>
-        <w:t>) with a real standalone Sharpe — lifted the combined</w:t>
-      </w:r>
-    </w:p>
-    <w:p>
-      <w:r>
-        <w:rPr>
-          <w:b w:val="0"/>
-        </w:rPr>
-        <w:t xml:space="preserve">  inverse-vol Sharpe </w:t>
-      </w:r>
-      <w:r>
-        <w:rPr>
-          <w:b/>
-        </w:rPr>
-        <w:t>0.83 → 0.99 (+0.16)</w:t>
-      </w:r>
-      <w:r>
-        <w:rPr>
-          <w:b w:val="0"/>
-        </w:rPr>
-        <w:t>, measured cleanly with/without the leg. This is the</w:t>
-      </w:r>
-    </w:p>
-    <w:p>
-      <w:r>
-        <w:rPr>
-          <w:b w:val="0"/>
-        </w:rPr>
-        <w:t xml:space="preserve">  combiner doing exactly what the math promises *once you actually feed it a second real edge* —</w:t>
-      </w:r>
-    </w:p>
-    <w:p>
-      <w:r>
-        <w:rPr>
-          <w:b w:val="0"/>
-        </w:rPr>
-        <w:t xml:space="preserve">  the first time a new leg moved the combined number rather than diluting it. (The combined still</w:t>
+        <w:t>. The lesson compounds: a leg must pass an out-of-universe</w:t>
+      </w:r>
+    </w:p>
+    <w:p>
+      <w:r>
+        <w:rPr>
+          <w:b w:val="0"/>
+        </w:rPr>
+        <w:t xml:space="preserve">  holdout *before* its combiner contribution counts. (The combined still</w:t>
       </w:r>
     </w:p>
     <w:p>
@@ -5489,63 +5243,59 @@
         <w:rPr>
           <w:b w:val="0"/>
         </w:rPr>
-        <w:t xml:space="preserve"> ⚙️ </w:t>
+        <w:t xml:space="preserve"> ⚙️ **The method is real and is the single biggest lever — but it remains</w:t>
+      </w:r>
+    </w:p>
+    <w:p>
+      <w:r>
+        <w:rPr>
+          <w:b w:val="0"/>
+        </w:rPr>
+        <w:t xml:space="preserve">  edge-supply-starved.</w:t>
       </w:r>
       <w:r>
         <w:rPr>
           <w:b/>
         </w:rPr>
-        <w:t>The method is real and is the single biggest lever</w:t>
-      </w:r>
-      <w:r>
-        <w:rPr>
-          <w:b w:val="0"/>
-        </w:rPr>
-        <w:t xml:space="preserve"> — and the bottleneck</w:t>
-      </w:r>
-    </w:p>
-    <w:p>
-      <w:r>
-        <w:rPr>
-          <w:b w:val="0"/>
-        </w:rPr>
-        <w:t xml:space="preserve">  (edge supply) is now *easing*: EAR-PEAD became the second real uncorrelated leg and lifted the</w:t>
-      </w:r>
-    </w:p>
-    <w:p>
-      <w:r>
-        <w:rPr>
-          <w:b w:val="0"/>
-        </w:rPr>
-        <w:t xml:space="preserve">  blend +0.16. The path to higher combined Sharpe (and thus higher honest profit-per-day) is</w:t>
-      </w:r>
-    </w:p>
-    <w:p>
-      <w:r>
-        <w:rPr>
-          <w:b w:val="0"/>
-        </w:rPr>
-        <w:t xml:space="preserve">  </w:t>
-      </w:r>
-      <w:r>
-        <w:rPr>
-          <w:b/>
-        </w:rPr>
-        <w:t>more legs like it</w:t>
-      </w:r>
-      <w:r>
-        <w:rPr>
-          <w:b w:val="0"/>
-        </w:rPr>
-        <w:t xml:space="preserve"> — the scout's statarb borrow-fee/order-flow signals and the lead-lag</w:t>
-      </w:r>
-    </w:p>
-    <w:p>
-      <w:r>
-        <w:rPr>
-          <w:b w:val="0"/>
-        </w:rPr>
-        <w:t xml:space="preserve">  family are the next veins to mine — not faster trading of any single one.</w:t>
+        <w:t xml:space="preserve"> EAR-PEAD briefly looked like the second leg (+0.16) but </w:t>
+      </w:r>
+      <w:r>
+        <w:rPr>
+          <w:b w:val="0"/>
+        </w:rPr>
+        <w:t>failed its</w:t>
+      </w:r>
+    </w:p>
+    <w:p>
+      <w:r>
+        <w:rPr>
+          <w:b w:val="0"/>
+        </w:rPr>
+        <w:t xml:space="preserve">  fresh-symbol holdout (Case 18)**, so the lift is retracted and we are back to one validated leg</w:t>
+      </w:r>
+    </w:p>
+    <w:p>
+      <w:r>
+        <w:rPr>
+          <w:b w:val="0"/>
+        </w:rPr>
+        <w:t xml:space="preserve">  (pairs) plus weak diversifiers. The path to higher combined Sharpe is still **more genuinely</w:t>
+      </w:r>
+    </w:p>
+    <w:p>
+      <w:r>
+        <w:rPr>
+          <w:b w:val="0"/>
+        </w:rPr>
+        <w:t xml:space="preserve">  uncorrelated legs** — but each must clear an *out-of-universe* holdout before its contribution</w:t>
+      </w:r>
+    </w:p>
+    <w:p>
+      <w:r>
+        <w:rPr>
+          <w:b w:val="0"/>
+        </w:rPr>
+        <w:t xml:space="preserve">  counts; this session supplied none. Not faster trading of any single one.</w:t>
       </w:r>
     </w:p>
     <w:p>
@@ -6254,7 +6004,7 @@
         <w:pStyle w:val="Heading2"/>
       </w:pPr>
       <w:r>
-        <w:t>Case 18 — EAR-PEAD, beta-hedged with a cheap index short 🟢 (strongest earnings result)</w:t>
+        <w:t>Case 18 — EAR-PEAD, beta-hedged with a cheap index short 🟡→❌ (failed the fresh-symbol holdout)</w:t>
       </w:r>
     </w:p>
     <w:p>
@@ -7304,23 +7054,29 @@
         <w:rPr>
           <w:b/>
         </w:rPr>
-        <w:t>SYMBOL-GENERALIZATION TEST (`scripts/test_ear_pead_holdout.py`) — mixed, reported in full.</w:t>
-      </w:r>
-    </w:p>
-    <w:p>
-      <w:r>
-        <w:rPr>
-          <w:b w:val="0"/>
-        </w:rPr>
-        <w:t xml:space="preserve">  The true fresh-symbol holdout was blocked by an exhausted AV quota (the 23 disjoint names all</w:t>
-      </w:r>
-    </w:p>
-    <w:p>
-      <w:r>
-        <w:rPr>
-          <w:b w:val="0"/>
-        </w:rPr>
-        <w:t xml:space="preserve">  returned empty), so we ran the subset version on the 40 with fixed params:</w:t>
+        <w:t>Subset resampling (within the 40) looked fine — and gave false comfort.</w:t>
+      </w:r>
+      <w:r>
+        <w:rPr>
+          <w:b w:val="0"/>
+        </w:rPr>
+        <w:t xml:space="preserve"> 200 random 20-symbol</w:t>
+      </w:r>
+    </w:p>
+    <w:p>
+      <w:r>
+        <w:rPr>
+          <w:b w:val="0"/>
+        </w:rPr>
+        <w:t xml:space="preserve">  draws were 91% positive (median 0.35); we read that as "not carried by a few names." But every</w:t>
+      </w:r>
+    </w:p>
+    <w:p>
+      <w:r>
+        <w:rPr>
+          <w:b w:val="0"/>
+        </w:rPr>
+        <w:t xml:space="preserve">  subset shares names with the 40 — it tests *sub-sampling*, not *generalization to new names*.</w:t>
       </w:r>
     </w:p>
     <w:p>
@@ -7331,47 +7087,323 @@
         <w:rPr>
           <w:b/>
         </w:rPr>
-        <w:t>Random-subset resampling</w:t>
-      </w:r>
-      <w:r>
-        <w:rPr>
-          <w:b w:val="0"/>
-        </w:rPr>
-        <w:t xml:space="preserve"> (200 draws of 20 symbols): </w:t>
+        <w:t>⛔ THE TRUE FRESH-SYMBOL HOLDOUT FAILS (`scripts/test_ear_pead_holdout.py`, Mode A).</w:t>
+      </w:r>
+      <w:r>
+        <w:rPr>
+          <w:b w:val="0"/>
+        </w:rPr>
+        <w:t xml:space="preserve"> With the</w:t>
+      </w:r>
+    </w:p>
+    <w:p>
+      <w:r>
+        <w:rPr>
+          <w:b w:val="0"/>
+        </w:rPr>
+        <w:t xml:space="preserve">  AV quota reset we fetched </w:t>
       </w:r>
       <w:r>
         <w:rPr>
           <w:b/>
         </w:rPr>
-        <w:t>91% positive</w:t>
-      </w:r>
-      <w:r>
-        <w:rPr>
-          <w:b w:val="0"/>
-        </w:rPr>
-        <w:t xml:space="preserve">, median Sharpe </w:t>
+        <w:t>19 disjoint large-caps the strategy had never seen</w:t>
+      </w:r>
+      <w:r>
+        <w:rPr>
+          <w:b w:val="0"/>
+        </w:rPr>
+        <w:t xml:space="preserve"> (BKNG, BLK, C,</w:t>
+      </w:r>
+    </w:p>
+    <w:p>
+      <w:r>
+        <w:rPr>
+          <w:b w:val="0"/>
+        </w:rPr>
+        <w:t xml:space="preserve">  COF, CME, CI, BMY, BSX, COST, CSCO… — finance/health/consumer-heavy) and ran the **frozen a-priori</w:t>
+      </w:r>
+    </w:p>
+    <w:p>
+      <w:r>
+        <w:rPr>
+          <w:b w:val="0"/>
+        </w:rPr>
+        <w:t xml:space="preserve">  params** on them. Result:</w:t>
+      </w:r>
+    </w:p>
+    <w:tbl>
+      <w:tblPr>
+        <w:tblStyle w:val="LightGrid-Accent1"/>
+        <w:tblW w:type="auto" w:w="0"/>
+        <w:tblLook w:firstColumn="1" w:firstRow="1" w:lastColumn="0" w:lastRow="0" w:noHBand="0" w:noVBand="1" w:val="04A0"/>
+      </w:tblPr>
+      <w:tblGrid>
+        <w:gridCol w:w="2880"/>
+        <w:gridCol w:w="2880"/>
+        <w:gridCol w:w="2880"/>
+      </w:tblGrid>
+      <w:tr>
+        <w:tc>
+          <w:tcPr>
+            <w:tcW w:type="dxa" w:w="2880"/>
+          </w:tcPr>
+          <w:p>
+            <w:r>
+              <w:rPr>
+                <w:b/>
+              </w:rPr>
+              <w:t>set</w:t>
+            </w:r>
+          </w:p>
+        </w:tc>
+        <w:tc>
+          <w:tcPr>
+            <w:tcW w:type="dxa" w:w="2880"/>
+          </w:tcPr>
+          <w:p>
+            <w:r>
+              <w:rPr>
+                <w:b/>
+              </w:rPr>
+              <w:t>symbols</w:t>
+            </w:r>
+          </w:p>
+        </w:tc>
+        <w:tc>
+          <w:tcPr>
+            <w:tcW w:type="dxa" w:w="2880"/>
+          </w:tcPr>
+          <w:p>
+            <w:r>
+              <w:rPr>
+                <w:b/>
+              </w:rPr>
+              <w:t>Sharpe</w:t>
+            </w:r>
+          </w:p>
+        </w:tc>
+      </w:tr>
+      <w:tr>
+        <w:tc>
+          <w:tcPr>
+            <w:tcW w:type="dxa" w:w="2880"/>
+          </w:tcPr>
+          <w:p>
+            <w:r>
+              <w:rPr>
+                <w:b w:val="0"/>
+              </w:rPr>
+              <w:t>TRAIN (original 40)</w:t>
+            </w:r>
+          </w:p>
+        </w:tc>
+        <w:tc>
+          <w:tcPr>
+            <w:tcW w:type="dxa" w:w="2880"/>
+          </w:tcPr>
+          <w:p>
+            <w:r>
+              <w:rPr>
+                <w:b w:val="0"/>
+              </w:rPr>
+              <w:t>40</w:t>
+            </w:r>
+          </w:p>
+        </w:tc>
+        <w:tc>
+          <w:tcPr>
+            <w:tcW w:type="dxa" w:w="2880"/>
+          </w:tcPr>
+          <w:p>
+            <w:r>
+              <w:rPr>
+                <w:b w:val="0"/>
+              </w:rPr>
+              <w:t>+0.68</w:t>
+            </w:r>
+          </w:p>
+        </w:tc>
+      </w:tr>
+      <w:tr>
+        <w:tc>
+          <w:tcPr>
+            <w:tcW w:type="dxa" w:w="2880"/>
+          </w:tcPr>
+          <w:p>
+            <w:r>
+              <w:rPr>
+                <w:b/>
+              </w:rPr>
+              <w:t>HOLDOUT (19 fresh, disjoint)</w:t>
+            </w:r>
+          </w:p>
+        </w:tc>
+        <w:tc>
+          <w:tcPr>
+            <w:tcW w:type="dxa" w:w="2880"/>
+          </w:tcPr>
+          <w:p>
+            <w:r>
+              <w:rPr>
+                <w:b w:val="0"/>
+              </w:rPr>
+              <w:t>19</w:t>
+            </w:r>
+          </w:p>
+        </w:tc>
+        <w:tc>
+          <w:tcPr>
+            <w:tcW w:type="dxa" w:w="2880"/>
+          </w:tcPr>
+          <w:p>
+            <w:r>
+              <w:rPr>
+                <w:b/>
+              </w:rPr>
+              <w:t>−0.52</w:t>
+            </w:r>
+          </w:p>
+        </w:tc>
+      </w:tr>
+      <w:tr>
+        <w:tc>
+          <w:tcPr>
+            <w:tcW w:type="dxa" w:w="2880"/>
+          </w:tcPr>
+          <w:p>
+            <w:r>
+              <w:rPr>
+                <w:b w:val="0"/>
+              </w:rPr>
+              <w:t>pooled</w:t>
+            </w:r>
+          </w:p>
+        </w:tc>
+        <w:tc>
+          <w:tcPr>
+            <w:tcW w:type="dxa" w:w="2880"/>
+          </w:tcPr>
+          <w:p>
+            <w:r>
+              <w:rPr>
+                <w:b w:val="0"/>
+              </w:rPr>
+              <w:t>59</w:t>
+            </w:r>
+          </w:p>
+        </w:tc>
+        <w:tc>
+          <w:tcPr>
+            <w:tcW w:type="dxa" w:w="2880"/>
+          </w:tcPr>
+          <w:p>
+            <w:r>
+              <w:rPr>
+                <w:b w:val="0"/>
+              </w:rPr>
+              <w:t>+0.37</w:t>
+            </w:r>
+          </w:p>
+        </w:tc>
+      </w:tr>
+    </w:tbl>
+    <w:p>
+      <w:r>
+        <w:rPr>
+          <w:b w:val="0"/>
+        </w:rPr>
+        <w:t xml:space="preserve">  On the fresh names the </w:t>
       </w:r>
       <w:r>
         <w:rPr>
           <w:b/>
         </w:rPr>
-        <w:t>0.35</w:t>
-      </w:r>
-    </w:p>
-    <w:p>
-      <w:r>
-        <w:rPr>
-          <w:b w:val="0"/>
-        </w:rPr>
-        <w:t xml:space="preserve">    (p10 0.02 / p90 0.69). A *random* slice usually works → the edge is **not carried by a few</w:t>
-      </w:r>
-    </w:p>
-    <w:p>
-      <w:r>
-        <w:rPr>
-          <w:b w:val="0"/>
-        </w:rPr>
-        <w:t xml:space="preserve">    cherry-picked names** (the main symbol-overfit failure mode is ruled out).</w:t>
+        <w:t>long leg has no drift at all</w:t>
+      </w:r>
+      <w:r>
+        <w:rPr>
+          <w:b w:val="0"/>
+        </w:rPr>
+        <w:t xml:space="preserve"> (long-only Sharpe </w:t>
+      </w:r>
+      <w:r>
+        <w:rPr>
+          <w:b/>
+        </w:rPr>
+        <w:t>+0.07</w:t>
+      </w:r>
+      <w:r>
+        <w:rPr>
+          <w:b w:val="0"/>
+        </w:rPr>
+        <w:t xml:space="preserve"> ≈ zero), the</w:t>
+      </w:r>
+    </w:p>
+    <w:p>
+      <w:r>
+        <w:rPr>
+          <w:b w:val="0"/>
+        </w:rPr>
+        <w:t xml:space="preserve">  hedged sleeve is </w:t>
+      </w:r>
+      <w:r>
+        <w:rPr>
+          <w:b/>
+        </w:rPr>
+        <w:t>negative across every threshold</w:t>
+      </w:r>
+      <w:r>
+        <w:rPr>
+          <w:b w:val="0"/>
+        </w:rPr>
+        <w:t xml:space="preserve"> (−0.09 @1.0 → −0.52 @2.0 → −0.93 @3.0), and it</w:t>
+      </w:r>
+    </w:p>
+    <w:p>
+      <w:r>
+        <w:rPr>
+          <w:b w:val="0"/>
+        </w:rPr>
+        <w:t xml:space="preserve">  is positive in only 2/6 years (2021/2022) then negative 2023–26. **The earnings-drift signal is</w:t>
+      </w:r>
+    </w:p>
+    <w:p>
+      <w:r>
+        <w:rPr>
+          <w:b w:val="0"/>
+        </w:rPr>
+        <w:t xml:space="preserve">  simply absent out-of-universe.** Advocate's caveat (kept honest): the holdout skews to heavily-</w:t>
+      </w:r>
+    </w:p>
+    <w:p>
+      <w:r>
+        <w:rPr>
+          <w:b w:val="0"/>
+        </w:rPr>
+        <w:t xml:space="preserve">  arbitraged mega-cap financials, where PEAD drift is documented to be weaker — so the kindest read is</w:t>
+      </w:r>
+    </w:p>
+    <w:p>
+      <w:r>
+        <w:rPr>
+          <w:b w:val="0"/>
+        </w:rPr>
+        <w:t xml:space="preserve">  the edge is *narrow and universe-dependent*, not a broad market-neutral sleeve. Either way it does</w:t>
+      </w:r>
+    </w:p>
+    <w:p>
+      <w:r>
+        <w:rPr>
+          <w:b w:val="0"/>
+        </w:rPr>
+        <w:t xml:space="preserve">  </w:t>
+      </w:r>
+      <w:r>
+        <w:rPr>
+          <w:b/>
+        </w:rPr>
+        <w:t>not survive a fair disjoint test.</w:t>
       </w:r>
     </w:p>
     <w:p>
@@ -7382,191 +7414,105 @@
         <w:rPr>
           <w:b/>
         </w:rPr>
-        <w:t>But one disjoint split-half was negative</w:t>
-      </w:r>
-      <w:r>
-        <w:rPr>
-          <w:b w:val="0"/>
-        </w:rPr>
-        <w:t xml:space="preserve"> (half A 0.90, half B −0.14), and the typical subset</w:t>
-      </w:r>
-    </w:p>
-    <w:p>
-      <w:r>
-        <w:rPr>
-          <w:b w:val="0"/>
-        </w:rPr>
-        <w:t xml:space="preserve">    Sharpe (</w:t>
+        <w:t>Verdict.</w:t>
+      </w:r>
+      <w:r>
+        <w:rPr>
+          <w:b w:val="0"/>
+        </w:rPr>
+        <w:t xml:space="preserve"> 🟡→❌ </w:t>
       </w:r>
       <w:r>
         <w:rPr>
           <w:b/>
         </w:rPr>
-        <w:t>0.35</w:t>
-      </w:r>
-      <w:r>
-        <w:rPr>
-          <w:b w:val="0"/>
-        </w:rPr>
-        <w:t xml:space="preserve">) is </w:t>
+        <w:t>DOWNGRADED — does not generalize to fresh symbols.</w:t>
+      </w:r>
+      <w:r>
+        <w:rPr>
+          <w:b w:val="0"/>
+        </w:rPr>
+        <w:t xml:space="preserve"> The audit it *did* pass</w:t>
+      </w:r>
+    </w:p>
+    <w:p>
+      <w:r>
+        <w:rPr>
+          <w:b w:val="0"/>
+        </w:rPr>
+        <w:t xml:space="preserve">  (regime stability, trailing hedge, DSR) and the 91%-positive subsampling were all **inside the</w:t>
+      </w:r>
+    </w:p>
+    <w:p>
+      <w:r>
+        <w:rPr>
+          <w:b w:val="0"/>
+        </w:rPr>
+        <w:t xml:space="preserve">  original 40**; the one test that left the universe — the gold-standard fresh-symbol holdout — comes</w:t>
+      </w:r>
+    </w:p>
+    <w:p>
+      <w:r>
+        <w:rPr>
+          <w:b w:val="0"/>
+        </w:rPr>
+        <w:t xml:space="preserve">  back </w:t>
       </w:r>
       <w:r>
         <w:rPr>
           <w:b/>
         </w:rPr>
-        <w:t>well below the full-40 aggregate (~0.6)</w:t>
-      </w:r>
-      <w:r>
-        <w:rPr>
-          <w:b w:val="0"/>
-        </w:rPr>
-        <w:t>. So the headline number</w:t>
-      </w:r>
-    </w:p>
-    <w:p>
-      <w:r>
-        <w:rPr>
-          <w:b w:val="0"/>
-        </w:rPr>
-        <w:t xml:space="preserve">    </w:t>
+        <w:t>−0.52</w:t>
+      </w:r>
+      <w:r>
+        <w:rPr>
+          <w:b w:val="0"/>
+        </w:rPr>
+        <w:t xml:space="preserve">. So EAR-PEAD is </w:t>
       </w:r>
       <w:r>
         <w:rPr>
           <w:b/>
         </w:rPr>
-        <w:t>benefits from breadth/aggregation</w:t>
-      </w:r>
-      <w:r>
-        <w:rPr>
-          <w:b w:val="0"/>
-        </w:rPr>
-        <w:t xml:space="preserve">, the effect is </w:t>
-      </w:r>
-      <w:r>
-        <w:rPr>
-          <w:b/>
-        </w:rPr>
-        <w:t>dispersed</w:t>
-      </w:r>
-      <w:r>
-        <w:rPr>
-          <w:b w:val="0"/>
-        </w:rPr>
-        <w:t>, and a single unlucky 20-name</w:t>
-      </w:r>
-    </w:p>
-    <w:p>
-      <w:r>
-        <w:rPr>
-          <w:b w:val="0"/>
-        </w:rPr>
-        <w:t xml:space="preserve">    slice can go negative. Real and broad, but more modest than the aggregate implies.</w:t>
-      </w:r>
-    </w:p>
-    <w:p>
-      <w:pPr>
-        <w:pStyle w:val="ListBullet"/>
-      </w:pPr>
-      <w:r>
-        <w:rPr>
-          <w:b w:val="0"/>
-        </w:rPr>
-        <w:t xml:space="preserve">The </w:t>
-      </w:r>
-      <w:r>
-        <w:rPr>
-          <w:b/>
-        </w:rPr>
-        <w:t>true fresh-symbol holdout runs automatically</w:t>
-      </w:r>
-      <w:r>
-        <w:rPr>
-          <w:b w:val="0"/>
-        </w:rPr>
-        <w:t xml:space="preserve"> once `earnings_av_holdout` fills (AV quota</w:t>
-      </w:r>
-    </w:p>
-    <w:p>
-      <w:r>
-        <w:rPr>
-          <w:b w:val="0"/>
-        </w:rPr>
-        <w:t xml:space="preserve">    resets / the nightly job adds disjoint names) — the one cleaner test still pending.</w:t>
-      </w:r>
-    </w:p>
-    <w:p>
-      <w:pPr>
-        <w:pStyle w:val="ListBullet"/>
-      </w:pPr>
-      <w:r>
-        <w:rPr>
-          <w:b/>
-        </w:rPr>
-        <w:t>Verdict.</w:t>
-      </w:r>
-      <w:r>
-        <w:rPr>
-          <w:b w:val="0"/>
-        </w:rPr>
-        <w:t xml:space="preserve"> 🟢 **A real, tradeable, market-neutral earnings alpha — the rescue of PEAD, and the</w:t>
-      </w:r>
-    </w:p>
-    <w:p>
-      <w:r>
-        <w:rPr>
-          <w:b w:val="0"/>
-        </w:rPr>
-        <w:t xml:space="preserve">  one surviving sleeve that has passed a dedicated overfit audit + symbol-generalization test.** At</w:t>
-      </w:r>
-    </w:p>
-    <w:p>
-      <w:r>
-        <w:rPr>
-          <w:b w:val="0"/>
-        </w:rPr>
-        <w:t xml:space="preserve">  fixed a-priori params with a no-lookahead trailing hedge it holds ~0.68 on the full 40 with 6/6</w:t>
-      </w:r>
-    </w:p>
-    <w:p>
-      <w:r>
-        <w:rPr>
-          <w:b w:val="0"/>
-        </w:rPr>
-        <w:t xml:space="preserve">  positive years; the honest caveat from the subset test is that a *typical* slice is ~0.35, so the</w:t>
-      </w:r>
-    </w:p>
-    <w:p>
-      <w:r>
-        <w:rPr>
-          <w:b w:val="0"/>
-        </w:rPr>
-        <w:t xml:space="preserve">  edge is </w:t>
-      </w:r>
-      <w:r>
-        <w:rPr>
-          <w:b/>
-        </w:rPr>
-        <w:t>real and broad but breadth-dependent and modest</w:t>
-      </w:r>
-      <w:r>
-        <w:rPr>
-          <w:b w:val="0"/>
-        </w:rPr>
-        <w:t xml:space="preserve">, not a strong uniform signal. </w:t>
-      </w:r>
-      <w:r>
-        <w:rPr>
-          <w:b/>
-        </w:rPr>
-        <w:t>Next:</w:t>
-      </w:r>
-    </w:p>
-    <w:p>
-      <w:r>
-        <w:rPr>
-          <w:b w:val="0"/>
-        </w:rPr>
-        <w:t xml:space="preserve">  the clean fresh-symbol holdout (pending AV quota) + confirm at full breadth (195) before sizing up.</w:t>
+        <w:t>not the validated, universe-wide second leg</w:t>
+      </w:r>
+      <w:r>
+        <w:rPr>
+          <w:b w:val="0"/>
+        </w:rPr>
+        <w:t xml:space="preserve"> it appeared to be; its</w:t>
+      </w:r>
+    </w:p>
+    <w:p>
+      <w:r>
+        <w:rPr>
+          <w:b w:val="0"/>
+        </w:rPr>
+        <w:t xml:space="preserve">  apparent edge was substantially specific to the fitted (tech-heavy mega-cap) universe. The combiner</w:t>
+      </w:r>
+    </w:p>
+    <w:p>
+      <w:r>
+        <w:rPr>
+          <w:b w:val="0"/>
+        </w:rPr>
+        <w:t xml:space="preserve">  lift it provided (Case 16, +0.16) is therefore **suspect and must be re-derived on a generalizing</w:t>
+      </w:r>
+    </w:p>
+    <w:p>
+      <w:r>
+        <w:rPr>
+          <w:b w:val="0"/>
+        </w:rPr>
+        <w:t xml:space="preserve">  leg.** This is the cleanest overfit catch in the document — the session's star edge failed the one</w:t>
+      </w:r>
+    </w:p>
+    <w:p>
+      <w:r>
+        <w:rPr>
+          <w:b w:val="0"/>
+        </w:rPr>
+        <w:t xml:space="preserve">  test we had not been able to run, *before* any capital was risked.</w:t>
       </w:r>
     </w:p>
     <w:p>
@@ -9602,163 +9548,157 @@
         <w:rPr>
           <w:b/>
         </w:rPr>
-        <w:t>Honest scorecard (as of Case 21 + the overfit work):</w:t>
-      </w:r>
-      <w:r>
-        <w:rPr>
-          <w:b w:val="0"/>
-        </w:rPr>
-        <w:t xml:space="preserve"> EAR-PEAD passed a dedicated audit</w:t>
-      </w:r>
-    </w:p>
-    <w:p>
-      <w:r>
-        <w:rPr>
-          <w:b w:val="0"/>
-        </w:rPr>
-        <w:t>(`scripts/audit_overfit.py`: trailing≈full hedge, 6/6 positive years, DSR 0.82 even at 400 trials)</w:t>
-      </w:r>
-    </w:p>
-    <w:p>
+        <w:t>Honest scorecard (final, after the fresh-symbol holdouts):</w:t>
+      </w:r>
+      <w:r>
+        <w:rPr>
+          <w:b w:val="0"/>
+        </w:rPr>
+        <w:t xml:space="preserve"> only </w:t>
+      </w:r>
       <w:r>
         <w:rPr>
           <w:b/>
         </w:rPr>
-        <w:t>and</w:t>
-      </w:r>
-      <w:r>
-        <w:rPr>
-          <w:b w:val="0"/>
-        </w:rPr>
-        <w:t xml:space="preserve"> a symbol-generalization test (`scripts/test_ear_pead_holdout.py`: 91% of random 20-symbol</w:t>
-      </w:r>
-    </w:p>
-    <w:p>
-      <w:r>
-        <w:rPr>
-          <w:b w:val="0"/>
-        </w:rPr>
-        <w:t>subsets positive → not carried by a few names). The pairs basket was quarterly walk-forward</w:t>
-      </w:r>
-    </w:p>
-    <w:p>
-      <w:r>
-        <w:rPr>
-          <w:b w:val="0"/>
-        </w:rPr>
-        <w:t xml:space="preserve">validated. </w:t>
+        <w:t>one</w:t>
+      </w:r>
+      <w:r>
+        <w:rPr>
+          <w:b w:val="0"/>
+        </w:rPr>
+        <w:t xml:space="preserve"> edge remains validated —</w:t>
+      </w:r>
+    </w:p>
+    <w:p>
+      <w:r>
+        <w:rPr>
+          <w:b w:val="0"/>
+        </w:rPr>
+        <w:t xml:space="preserve">the </w:t>
       </w:r>
       <w:r>
         <w:rPr>
           <w:b/>
         </w:rPr>
-        <w:t>Known-soft, stated not hidden:</w:t>
-      </w:r>
-      <w:r>
-        <w:rPr>
-          <w:b w:val="0"/>
-        </w:rPr>
-        <w:t xml:space="preserve"> (a) the symbol test also showed the *typical* subset</w:t>
-      </w:r>
-    </w:p>
-    <w:p>
-      <w:r>
-        <w:rPr>
-          <w:b w:val="0"/>
-        </w:rPr>
-        <w:t xml:space="preserve">Sharpe is </w:t>
+        <w:t>cointegrated-pairs basket</w:t>
+      </w:r>
+      <w:r>
+        <w:rPr>
+          <w:b w:val="0"/>
+        </w:rPr>
+        <w:t xml:space="preserve"> (quarterly walk-forward, OOS ~0.5). </w:t>
       </w:r>
       <w:r>
         <w:rPr>
           <w:b/>
         </w:rPr>
-        <w:t>~0.35, below the full-40 ~0.6</w:t>
-      </w:r>
-      <w:r>
-        <w:rPr>
-          <w:b w:val="0"/>
-        </w:rPr>
-        <w:t xml:space="preserve"> — the headline benefits from breadth, and an unlucky</w:t>
-      </w:r>
-    </w:p>
-    <w:p>
-      <w:r>
-        <w:rPr>
-          <w:b w:val="0"/>
-        </w:rPr>
-        <w:t>20-name half went −0.14, so the edge is real-but-modest-and-dispersed, not uniform; (b) the combiner's</w:t>
-      </w:r>
-    </w:p>
-    <w:p>
-      <w:r>
-        <w:rPr>
-          <w:b w:val="0"/>
-        </w:rPr>
-        <w:t xml:space="preserve">0.99 uses in-sample weights; (c) the </w:t>
+        <w:t>EAR-PEAD has been downgraded:</w:t>
+      </w:r>
+    </w:p>
+    <w:p>
+      <w:r>
+        <w:rPr>
+          <w:b w:val="0"/>
+        </w:rPr>
+        <w:t>it passed everything *inside its fitted universe* (audit: 6/6 regime-positive, trailing hedge, DSR 0.82</w:t>
+      </w:r>
+    </w:p>
+    <w:p>
+      <w:r>
+        <w:rPr>
+          <w:b w:val="0"/>
+        </w:rPr>
+        <w:t>@400 trials; subset resampling 91% positive) but **failed the gold-standard fresh-symbol holdout</w:t>
+      </w:r>
+    </w:p>
+    <w:p>
+      <w:r>
+        <w:rPr>
+          <w:b w:val="0"/>
+        </w:rPr>
+        <w:t>(−0.52 on 19 disjoint names, long-leg drift +0.07 ≈ zero)** — its apparent edge was specific to the</w:t>
+      </w:r>
+    </w:p>
+    <w:p>
+      <w:r>
+        <w:rPr>
+          <w:b w:val="0"/>
+        </w:rPr>
+        <w:t>tech-heavy mega-cap universe it was built on, and its combiner lift (+0.16) is retracted. **Two stars</w:t>
+      </w:r>
+    </w:p>
+    <w:p>
+      <w:r>
+        <w:rPr>
+          <w:b w:val="0"/>
+        </w:rPr>
+        <w:t>of this session were caught by the two cleanest tests:** the SI tilt (DSR 0.98 on 1 yr of Nasdaq) died</w:t>
+      </w:r>
+    </w:p>
+    <w:p>
+      <w:r>
+        <w:rPr>
+          <w:b w:val="0"/>
+        </w:rPr>
+        <w:t xml:space="preserve">on the </w:t>
       </w:r>
       <w:r>
         <w:rPr>
           <w:b/>
         </w:rPr>
-        <w:t>true fresh-symbol holdout</w:t>
-      </w:r>
-      <w:r>
-        <w:rPr>
-          <w:b w:val="0"/>
-        </w:rPr>
-        <w:t xml:space="preserve"> (disjoint names, not subsets) is the one</w:t>
-      </w:r>
-    </w:p>
-    <w:p>
-      <w:r>
-        <w:rPr>
-          <w:b w:val="0"/>
-        </w:rPr>
-        <w:t>clean test still pending for EAR-PEAD, blocked only by AV quota and queued to run automatically. We do</w:t>
-      </w:r>
-    </w:p>
-    <w:p>
-      <w:r>
-        <w:rPr>
-          <w:b w:val="0"/>
-        </w:rPr>
-        <w:t>not call an edge validated until it clears these, and we say plainly which each survivor has and has not</w:t>
-      </w:r>
-    </w:p>
-    <w:p>
-      <w:r>
-        <w:rPr>
-          <w:b w:val="0"/>
-        </w:rPr>
-        <w:t xml:space="preserve">passed. </w:t>
-      </w:r>
+        <w:t>multi-regime FINRA</w:t>
+      </w:r>
+      <w:r>
+        <w:rPr>
+          <w:b w:val="0"/>
+        </w:rPr>
+        <w:t xml:space="preserve"> test (net −0.31 / 6 yr); EAR-PEAD (0.68, audit-passed) died on the</w:t>
+      </w:r>
+    </w:p>
+    <w:p>
       <w:r>
         <w:rPr>
           <w:b/>
         </w:rPr>
-        <w:t>And when a test fails, we publish the failure:</w:t>
-      </w:r>
-      <w:r>
-        <w:rPr>
-          <w:b w:val="0"/>
-        </w:rPr>
-        <w:t xml:space="preserve"> the SI tilt (Case 21) looked like a DSR-0.98</w:t>
-      </w:r>
-    </w:p>
-    <w:p>
-      <w:r>
-        <w:rPr>
-          <w:b w:val="0"/>
-        </w:rPr>
-        <w:t>edge on one year of Nasdaq data and was then *killed* by the multi-regime FINRA test (net −0.31 across</w:t>
-      </w:r>
-    </w:p>
-    <w:p>
-      <w:r>
-        <w:rPr>
-          <w:b w:val="0"/>
-        </w:rPr>
-        <w:t>6 years) — held at zero size throughout, downgraded 🟡→❌, never shipped. That is the discipline working.</w:t>
+        <w:t>fresh-symbol holdout</w:t>
+      </w:r>
+      <w:r>
+        <w:rPr>
+          <w:b w:val="0"/>
+        </w:rPr>
+        <w:t>. Both were held at zero size and never shipped. **The lesson, paid for twice</w:t>
+      </w:r>
+    </w:p>
+    <w:p>
+      <w:r>
+        <w:rPr>
+          <w:b w:val="0"/>
+        </w:rPr>
+        <w:t>in one session:** in-universe and in-sample tests — even regime stability and DSR — can all pass on an</w:t>
+      </w:r>
+    </w:p>
+    <w:p>
+      <w:r>
+        <w:rPr>
+          <w:b w:val="0"/>
+        </w:rPr>
+        <w:t>edge that is still overfit; only *out-of-universe* (new symbols) and *out-of-regime* (new years) holdouts</w:t>
+      </w:r>
+    </w:p>
+    <w:p>
+      <w:r>
+        <w:rPr>
+          <w:b w:val="0"/>
+        </w:rPr>
+        <w:t>catch it. That is the discipline working exactly as intended, and the honest answer to "are we overfitting?"</w:t>
+      </w:r>
+    </w:p>
+    <w:p>
+      <w:r>
+        <w:rPr>
+          <w:b w:val="0"/>
+        </w:rPr>
+        <w:t>— we were on two of three candidates, and the harness caught both before a dollar was at risk.</w:t>
       </w:r>
     </w:p>
     <w:p>
@@ -10187,21 +10127,21 @@
         <w:rPr>
           <w:b/>
         </w:rPr>
-        <w:t>The constructive flip-side (Case 18):</w:t>
-      </w:r>
-      <w:r>
-        <w:rPr>
-          <w:b w:val="0"/>
-        </w:rPr>
-        <w:t xml:space="preserve"> the same discipline that *killed* surprise-PEAD's short</w:t>
-      </w:r>
-    </w:p>
-    <w:p>
-      <w:r>
-        <w:rPr>
-          <w:b w:val="0"/>
-        </w:rPr>
-        <w:t xml:space="preserve">leg also *found the fix*. Switching to a price-only </w:t>
+        <w:t>The EAR-PEAD arc — promising, then retracted (Case 18).</w:t>
+      </w:r>
+      <w:r>
+        <w:rPr>
+          <w:b w:val="0"/>
+        </w:rPr>
+        <w:t xml:space="preserve"> The same discipline that killed</w:t>
+      </w:r>
+    </w:p>
+    <w:p>
+      <w:r>
+        <w:rPr>
+          <w:b w:val="0"/>
+        </w:rPr>
+        <w:t xml:space="preserve">surprise-PEAD's short leg appeared to *find a fix*: a price-only </w:t>
       </w:r>
       <w:r>
         <w:rPr>
@@ -10213,99 +10153,91 @@
         <w:rPr>
           <w:b w:val="0"/>
         </w:rPr>
-        <w:t xml:space="preserve"> signal and hedging beta with a **cheap</w:t>
-      </w:r>
-    </w:p>
-    <w:p>
-      <w:r>
-        <w:rPr>
-          <w:b w:val="0"/>
-        </w:rPr>
-        <w:t>index short** (instead of the borrow-fragile single-name short) yields a market-neutral earnings</w:t>
-      </w:r>
-    </w:p>
-    <w:p>
-      <w:r>
-        <w:rPr>
-          <w:b w:val="0"/>
-        </w:rPr>
-        <w:t xml:space="preserve">sleeve that survives honestly — </w:t>
+        <w:t xml:space="preserve"> signal hedged with a **cheap</w:t>
+      </w:r>
+    </w:p>
+    <w:p>
+      <w:r>
+        <w:rPr>
+          <w:b w:val="0"/>
+        </w:rPr>
+        <w:t>index short** posted Sharpe ~0.68 on the 40, passed a regime audit (6/6 years) and 91%-positive subset</w:t>
+      </w:r>
+    </w:p>
+    <w:p>
+      <w:r>
+        <w:rPr>
+          <w:b w:val="0"/>
+        </w:rPr>
+        <w:t>resampling, and lifted the combiner +0.16 — we provisionally called it a second leg. **Then the</w:t>
+      </w:r>
+    </w:p>
+    <w:p>
+      <w:r>
+        <w:rPr>
+          <w:b w:val="0"/>
+        </w:rPr>
+        <w:t>fresh-symbol holdout failed it (−0.52 on 19 disjoint names).** The edge was specific to the fitted</w:t>
+      </w:r>
+    </w:p>
+    <w:p>
+      <w:r>
+        <w:rPr>
+          <w:b w:val="0"/>
+        </w:rPr>
+        <w:t>tech-heavy mega-cap universe and does not generalize. So the validated-edge count is back to **one —</w:t>
+      </w:r>
+    </w:p>
+    <w:p>
+      <w:r>
+        <w:rPr>
+          <w:b w:val="0"/>
+        </w:rPr>
+        <w:t>the cointegrated-pairs basket.</w:t>
       </w:r>
       <w:r>
         <w:rPr>
           <w:b/>
         </w:rPr>
-        <w:t>Sharpe 0.67, IS 0.70 ≈ OOS 0.66, −12% DD, DSR 0.89</w:t>
-      </w:r>
-      <w:r>
-        <w:rPr>
-          <w:b w:val="0"/>
-        </w:rPr>
-        <w:t xml:space="preserve"> — comparable</w:t>
-      </w:r>
-    </w:p>
-    <w:p>
-      <w:r>
-        <w:rPr>
-          <w:b w:val="0"/>
-        </w:rPr>
-        <w:t>to the pairs basket, uncorrelated to it, and with a *tradeable* short side. So the validated-edge</w:t>
-      </w:r>
-    </w:p>
-    <w:p>
-      <w:r>
-        <w:rPr>
-          <w:b w:val="0"/>
-        </w:rPr>
-        <w:t xml:space="preserve">count is now </w:t>
-      </w:r>
-      <w:r>
-        <w:rPr>
-          <w:b/>
-        </w:rPr>
-        <w:t>the pairs basket plus a strong, near-validated EAR-PEAD second leg</w:t>
-      </w:r>
-      <w:r>
-        <w:rPr>
-          <w:b w:val="0"/>
-        </w:rPr>
-        <w:t xml:space="preserve"> (just under the</w:t>
-      </w:r>
-    </w:p>
-    <w:p>
-      <w:r>
-        <w:rPr>
-          <w:b w:val="0"/>
-        </w:rPr>
-        <w:t>0.95 DSR bar, pending the universe filling to 195). That second uncorrelated leg is exactly what the</w:t>
-      </w:r>
-    </w:p>
-    <w:p>
-      <w:r>
-        <w:rPr>
-          <w:b w:val="0"/>
-        </w:rPr>
-        <w:t>combiner (Case 16) was edge-starved for — and the honest path to higher *profit-per-day* runs</w:t>
-      </w:r>
-    </w:p>
-    <w:p>
-      <w:r>
-        <w:rPr>
-          <w:b w:val="0"/>
-        </w:rPr>
-        <w:t xml:space="preserve">through </w:t>
-      </w:r>
-      <w:r>
-        <w:rPr>
-          <w:b/>
-        </w:rPr>
-        <w:t>more such legs sized to Kelly</w:t>
-      </w:r>
-      <w:r>
-        <w:rPr>
-          <w:b w:val="0"/>
-        </w:rPr>
-        <w:t>, not through trading any single one faster.</w:t>
+        <w:t xml:space="preserve"> The honest path to higher *profit-per-day* still runs through </w:t>
+      </w:r>
+      <w:r>
+        <w:rPr>
+          <w:b w:val="0"/>
+        </w:rPr>
+        <w:t>more</w:t>
+      </w:r>
+    </w:p>
+    <w:p>
+      <w:r>
+        <w:rPr>
+          <w:b w:val="0"/>
+        </w:rPr>
+        <w:t>genuinely-uncorrelated legs sized to Kelly** — but a candidate only counts *after* it clears an</w:t>
+      </w:r>
+    </w:p>
+    <w:p>
+      <w:r>
+        <w:rPr>
+          <w:b w:val="0"/>
+        </w:rPr>
+        <w:t>out-of-universe holdout, not before. We found zero such legs this session; we correctly rejected five</w:t>
+      </w:r>
+    </w:p>
+    <w:p>
+      <w:r>
+        <w:rPr>
+          <w:b w:val="0"/>
+        </w:rPr>
+        <w:t>candidates (Cases 17, 18, 19, 20, 21) and shipped none. That is the right outcome: no false edge reached</w:t>
+      </w:r>
+    </w:p>
+    <w:p>
+      <w:r>
+        <w:rPr>
+          <w:b w:val="0"/>
+        </w:rPr>
+        <w:t>capital, and the bar for "validated" is now explicitly out-of-universe + out-of-regime.</w:t>
       </w:r>
     </w:p>
     <w:sectPr>

--- a/docs/EDGE_CASE_STUDIES.docx
+++ b/docs/EDGE_CASE_STUDIES.docx
@@ -7373,37 +7373,7 @@
         <w:rPr>
           <w:b w:val="0"/>
         </w:rPr>
-        <w:t xml:space="preserve">  simply absent out-of-universe.** Advocate's caveat (kept honest): the holdout skews to heavily-</w:t>
-      </w:r>
-    </w:p>
-    <w:p>
-      <w:r>
-        <w:rPr>
-          <w:b w:val="0"/>
-        </w:rPr>
-        <w:t xml:space="preserve">  arbitraged mega-cap financials, where PEAD drift is documented to be weaker — so the kindest read is</w:t>
-      </w:r>
-    </w:p>
-    <w:p>
-      <w:r>
-        <w:rPr>
-          <w:b w:val="0"/>
-        </w:rPr>
-        <w:t xml:space="preserve">  the edge is *narrow and universe-dependent*, not a broad market-neutral sleeve. Either way it does</w:t>
-      </w:r>
-    </w:p>
-    <w:p>
-      <w:r>
-        <w:rPr>
-          <w:b w:val="0"/>
-        </w:rPr>
-        <w:t xml:space="preserve">  </w:t>
-      </w:r>
-      <w:r>
-        <w:rPr>
-          <w:b/>
-        </w:rPr>
-        <w:t>not survive a fair disjoint test.</w:t>
+        <w:t xml:space="preserve">  simply absent out-of-universe.**</w:t>
       </w:r>
     </w:p>
     <w:p>
@@ -7414,6 +7384,131 @@
         <w:rPr>
           <w:b/>
         </w:rPr>
+        <w:t>The "it's just a sector effect" rescue — TESTED and REFUTED (no new data).</w:t>
+      </w:r>
+      <w:r>
+        <w:rPr>
+          <w:b w:val="0"/>
+        </w:rPr>
+        <w:t xml:space="preserve"> A fair advocate</w:t>
+      </w:r>
+    </w:p>
+    <w:p>
+      <w:r>
+        <w:rPr>
+          <w:b w:val="0"/>
+        </w:rPr>
+        <w:t xml:space="preserve">  asks: maybe EAR-PEAD is real in growth/tech (where PEAD drift is documented) and only failed</w:t>
+      </w:r>
+    </w:p>
+    <w:p>
+      <w:r>
+        <w:rPr>
+          <w:b w:val="0"/>
+        </w:rPr>
+        <w:t xml:space="preserve">  because the holdout skewed to heavily-arbitraged financials. Splitting the *original 40* by sector</w:t>
+      </w:r>
+    </w:p>
+    <w:p>
+      <w:r>
+        <w:rPr>
+          <w:b w:val="0"/>
+        </w:rPr>
+        <w:t xml:space="preserve">  kills that hope: the </w:t>
+      </w:r>
+      <w:r>
+        <w:rPr>
+          <w:b/>
+        </w:rPr>
+        <w:t>growth/tech subset (12 names) is NEGATIVE (−0.25)</w:t>
+      </w:r>
+      <w:r>
+        <w:rPr>
+          <w:b w:val="0"/>
+        </w:rPr>
+        <w:t>, while the</w:t>
+      </w:r>
+    </w:p>
+    <w:p>
+      <w:r>
+        <w:rPr>
+          <w:b w:val="0"/>
+        </w:rPr>
+        <w:t xml:space="preserve">  </w:t>
+      </w:r>
+      <w:r>
+        <w:rPr>
+          <w:b/>
+        </w:rPr>
+        <w:t>value/defensive/financial subset (27) is +0.62</w:t>
+      </w:r>
+      <w:r>
+        <w:rPr>
+          <w:b w:val="0"/>
+        </w:rPr>
+        <w:t xml:space="preserve"> — the *opposite* of the hypothesis, and the</w:t>
+      </w:r>
+    </w:p>
+    <w:p>
+      <w:r>
+        <w:rPr>
+          <w:b w:val="0"/>
+        </w:rPr>
+        <w:t xml:space="preserve">  in-sample "edge" simply </w:t>
+      </w:r>
+      <w:r>
+        <w:rPr>
+          <w:b/>
+        </w:rPr>
+        <w:t>flips sign by how you slice the universe</w:t>
+      </w:r>
+      <w:r>
+        <w:rPr>
+          <w:b w:val="0"/>
+        </w:rPr>
+        <w:t xml:space="preserve"> (the signature of noise, not a</w:t>
+      </w:r>
+    </w:p>
+    <w:p>
+      <w:r>
+        <w:rPr>
+          <w:b w:val="0"/>
+        </w:rPr>
+        <w:t xml:space="preserve">  signal). And the 40's value names work in-sample (+0.62) yet the *fresh* holdout (which included</w:t>
+      </w:r>
+    </w:p>
+    <w:p>
+      <w:r>
+        <w:rPr>
+          <w:b w:val="0"/>
+        </w:rPr>
+        <w:t xml:space="preserve">  financials) still failed (−0.52) — so fresh names of *any* sector fail. The edge lives in the</w:t>
+      </w:r>
+    </w:p>
+    <w:p>
+      <w:r>
+        <w:rPr>
+          <w:b w:val="0"/>
+        </w:rPr>
+        <w:t xml:space="preserve">  specific 40 symbols' realized paths, nowhere else. Chasing a fresh growth-tilted set would be</w:t>
+      </w:r>
+    </w:p>
+    <w:p>
+      <w:r>
+        <w:rPr>
+          <w:b w:val="0"/>
+        </w:rPr>
+        <w:t xml:space="preserve">  p-hacking a refuted hypothesis; we did not.</w:t>
+      </w:r>
+    </w:p>
+    <w:p>
+      <w:pPr>
+        <w:pStyle w:val="ListBullet"/>
+      </w:pPr>
+      <w:r>
+        <w:rPr>
+          <w:b/>
+        </w:rPr>
         <w:t>Verdict.</w:t>
       </w:r>
       <w:r>
@@ -7426,93 +7521,93 @@
         <w:rPr>
           <w:b/>
         </w:rPr>
-        <w:t>DOWNGRADED — does not generalize to fresh symbols.</w:t>
-      </w:r>
-      <w:r>
-        <w:rPr>
-          <w:b w:val="0"/>
-        </w:rPr>
-        <w:t xml:space="preserve"> The audit it *did* pass</w:t>
-      </w:r>
-    </w:p>
-    <w:p>
-      <w:r>
-        <w:rPr>
-          <w:b w:val="0"/>
-        </w:rPr>
-        <w:t xml:space="preserve">  (regime stability, trailing hedge, DSR) and the 91%-positive subsampling were all **inside the</w:t>
-      </w:r>
-    </w:p>
-    <w:p>
-      <w:r>
-        <w:rPr>
-          <w:b w:val="0"/>
-        </w:rPr>
-        <w:t xml:space="preserve">  original 40**; the one test that left the universe — the gold-standard fresh-symbol holdout — comes</w:t>
-      </w:r>
-    </w:p>
-    <w:p>
-      <w:r>
-        <w:rPr>
-          <w:b w:val="0"/>
-        </w:rPr>
-        <w:t xml:space="preserve">  back </w:t>
+        <w:t>DEAD — symbol-specific overfit, sector-rescue refuted.</w:t>
+      </w:r>
+      <w:r>
+        <w:rPr>
+          <w:b w:val="0"/>
+        </w:rPr>
+        <w:t xml:space="preserve"> The audit it *did*</w:t>
+      </w:r>
+    </w:p>
+    <w:p>
+      <w:r>
+        <w:rPr>
+          <w:b w:val="0"/>
+        </w:rPr>
+        <w:t xml:space="preserve">  pass (regime stability, trailing hedge, DSR) and the 91%-positive subsampling were all **inside the</w:t>
+      </w:r>
+    </w:p>
+    <w:p>
+      <w:r>
+        <w:rPr>
+          <w:b w:val="0"/>
+        </w:rPr>
+        <w:t xml:space="preserve">  original 40</w:t>
       </w:r>
       <w:r>
         <w:rPr>
           <w:b/>
         </w:rPr>
-        <w:t>−0.52</w:t>
-      </w:r>
-      <w:r>
-        <w:rPr>
-          <w:b w:val="0"/>
-        </w:rPr>
-        <w:t xml:space="preserve">. So EAR-PEAD is </w:t>
+        <w:t xml:space="preserve">; the gold-standard fresh-symbol holdout comes back </w:t>
+      </w:r>
+      <w:r>
+        <w:rPr>
+          <w:b w:val="0"/>
+        </w:rPr>
+        <w:t>−0.52**, and the sector split</w:t>
+      </w:r>
+    </w:p>
+    <w:p>
+      <w:r>
+        <w:rPr>
+          <w:b w:val="0"/>
+        </w:rPr>
+        <w:t xml:space="preserve">  shows the in-sample "edge" flips sign by slice (growth −0.25 / value +0.62) — so it is **not a</w:t>
+      </w:r>
+    </w:p>
+    <w:p>
+      <w:r>
+        <w:rPr>
+          <w:b w:val="0"/>
+        </w:rPr>
+        <w:t xml:space="preserve">  universe-wide edge, not even a sector edge; it lives in the specific 40 symbols' paths.** The</w:t>
+      </w:r>
+    </w:p>
+    <w:p>
+      <w:r>
+        <w:rPr>
+          <w:b w:val="0"/>
+        </w:rPr>
+        <w:t xml:space="preserve">  combiner lift it provided (Case 16, +0.16) is </w:t>
       </w:r>
       <w:r>
         <w:rPr>
           <w:b/>
         </w:rPr>
-        <w:t>not the validated, universe-wide second leg</w:t>
-      </w:r>
-      <w:r>
-        <w:rPr>
-          <w:b w:val="0"/>
-        </w:rPr>
-        <w:t xml:space="preserve"> it appeared to be; its</w:t>
-      </w:r>
-    </w:p>
-    <w:p>
-      <w:r>
-        <w:rPr>
-          <w:b w:val="0"/>
-        </w:rPr>
-        <w:t xml:space="preserve">  apparent edge was substantially specific to the fitted (tech-heavy mega-cap) universe. The combiner</w:t>
-      </w:r>
-    </w:p>
-    <w:p>
-      <w:r>
-        <w:rPr>
-          <w:b w:val="0"/>
-        </w:rPr>
-        <w:t xml:space="preserve">  lift it provided (Case 16, +0.16) is therefore **suspect and must be re-derived on a generalizing</w:t>
-      </w:r>
-    </w:p>
-    <w:p>
-      <w:r>
-        <w:rPr>
-          <w:b w:val="0"/>
-        </w:rPr>
-        <w:t xml:space="preserve">  leg.** This is the cleanest overfit catch in the document — the session's star edge failed the one</w:t>
-      </w:r>
-    </w:p>
-    <w:p>
-      <w:r>
-        <w:rPr>
-          <w:b w:val="0"/>
-        </w:rPr>
-        <w:t xml:space="preserve">  test we had not been able to run, *before* any capital was risked.</w:t>
+        <w:t>retracted</w:t>
+      </w:r>
+      <w:r>
+        <w:rPr>
+          <w:b w:val="0"/>
+        </w:rPr>
+        <w:t>. This is the cleanest overfit catch in</w:t>
+      </w:r>
+    </w:p>
+    <w:p>
+      <w:r>
+        <w:rPr>
+          <w:b w:val="0"/>
+        </w:rPr>
+        <w:t xml:space="preserve">  the document — a sleeve that passed *every in-universe test* (audit, regime stability, DSR,</w:t>
+      </w:r>
+    </w:p>
+    <w:p>
+      <w:r>
+        <w:rPr>
+          <w:b w:val="0"/>
+        </w:rPr>
+        <w:t xml:space="preserve">  subsampling) and still died the moment it left the fitted symbols, *before* any capital was risked.</w:t>
       </w:r>
     </w:p>
     <w:p>

--- a/docs/EDGE_CASE_STUDIES.docx
+++ b/docs/EDGE_CASE_STUDIES.docx
@@ -306,19 +306,25 @@
               <w:rPr>
                 <w:b w:val="0"/>
               </w:rPr>
-              <w:t xml:space="preserve">In-sample Sharpe 1.78 → </w:t>
+              <w:t xml:space="preserve">WF </w:t>
             </w:r>
             <w:r>
               <w:rPr>
                 <w:b/>
               </w:rPr>
-              <w:t>OOS 0.54</w:t>
+              <w:t>0.29</w:t>
             </w:r>
             <w:r>
               <w:rPr>
                 <w:b w:val="0"/>
               </w:rPr>
-              <w:t>, −3% DD</w:t>
+              <w:t xml:space="preserve"> today (decayed from 0.43–0.54; 60/40 OOS now −0.17). </w:t>
+            </w:r>
+            <w:r>
+              <w:rPr>
+                <w:b/>
+              </w:rPr>
+              <w:t>Deployed as a small shadow forward paper-track</w:t>
             </w:r>
           </w:p>
         </w:tc>
@@ -343,7 +349,7 @@
               <w:rPr>
                 <w:b w:val="0"/>
               </w:rPr>
-              <w:t xml:space="preserve"> (modest, real)</w:t>
+              <w:t xml:space="preserve"> — but marginal; live track will adjudicate</w:t>
             </w:r>
           </w:p>
         </w:tc>
@@ -2122,6 +2128,216 @@
     </w:p>
     <w:p>
       <w:pPr>
+        <w:pStyle w:val="ListBullet"/>
+      </w:pPr>
+      <w:r>
+        <w:rPr>
+          <w:b/>
+        </w:rPr>
+        <w:t>⚠️ RE-MEASURED (2026-06-13, before deploying) — it has decayed further.</w:t>
+      </w:r>
+      <w:r>
+        <w:rPr>
+          <w:b w:val="0"/>
+        </w:rPr>
+        <w:t xml:space="preserve"> On the current</w:t>
+      </w:r>
+    </w:p>
+    <w:p>
+      <w:r>
+        <w:rPr>
+          <w:b w:val="0"/>
+        </w:rPr>
+        <w:t xml:space="preserve">  195-symbol universe: in-sample basket 1.00, </w:t>
+      </w:r>
+      <w:r>
+        <w:rPr>
+          <w:b/>
+        </w:rPr>
+        <w:t>static 60/40 OOS now −0.17 (negative)</w:t>
+      </w:r>
+      <w:r>
+        <w:rPr>
+          <w:b w:val="0"/>
+        </w:rPr>
+        <w:t>, and the</w:t>
+      </w:r>
+    </w:p>
+    <w:p>
+      <w:r>
+        <w:rPr>
+          <w:b w:val="0"/>
+        </w:rPr>
+        <w:t xml:space="preserve">  </w:t>
+      </w:r>
+      <w:r>
+        <w:rPr>
+          <w:b/>
+        </w:rPr>
+        <w:t>walk-forward (the honest number) is 0.29</w:t>
+      </w:r>
+      <w:r>
+        <w:rPr>
+          <w:b w:val="0"/>
+        </w:rPr>
+        <w:t xml:space="preserve"> (down from 0.43). Still positive across 15 windows,</w:t>
+      </w:r>
+    </w:p>
+    <w:p>
+      <w:r>
+        <w:rPr>
+          <w:b w:val="0"/>
+        </w:rPr>
+        <w:t xml:space="preserve">  but barely — this is a *marginal* edge, not the ~0.5 on the older record. **Re-measuring before</w:t>
+      </w:r>
+    </w:p>
+    <w:p>
+      <w:r>
+        <w:rPr>
+          <w:b w:val="0"/>
+        </w:rPr>
+        <w:t xml:space="preserve">  sizing prevented us from deploying on a stale 0.54.**</w:t>
+      </w:r>
+    </w:p>
+    <w:p>
+      <w:pPr>
+        <w:pStyle w:val="ListBullet"/>
+      </w:pPr>
+      <w:r>
+        <w:rPr>
+          <w:b/>
+        </w:rPr>
+        <w:t>DEPLOYED as a SHADOW FORWARD PAPER TRACK</w:t>
+      </w:r>
+      <w:r>
+        <w:rPr>
+          <w:b w:val="0"/>
+        </w:rPr>
+        <w:t xml:space="preserve"> (`alpca/live/pairs_portfolio.py`,</w:t>
+      </w:r>
+    </w:p>
+    <w:p>
+      <w:r>
+        <w:rPr>
+          <w:b w:val="0"/>
+        </w:rPr>
+        <w:t xml:space="preserve">  `scripts/deploy_pairs_paper.py`). Each run computes today's live target book (trailing-window</w:t>
+      </w:r>
+    </w:p>
+    <w:p>
+      <w:r>
+        <w:rPr>
+          <w:b w:val="0"/>
+        </w:rPr>
+        <w:t xml:space="preserve">  screen, no look-ahead, hysteresis so it doesn't churn), sizes it conservatively (half-Kelly on</w:t>
+      </w:r>
+    </w:p>
+    <w:p>
+      <w:r>
+        <w:rPr>
+          <w:b w:val="0"/>
+        </w:rPr>
+        <w:t xml:space="preserve">  the 0.29 WF Sharpe, vol-target 5%, </w:t>
+      </w:r>
+      <w:r>
+        <w:rPr>
+          <w:b/>
+        </w:rPr>
+        <w:t>+ a diversification guard</w:t>
+      </w:r>
+      <w:r>
+        <w:rPr>
+          <w:b w:val="0"/>
+        </w:rPr>
+        <w:t xml:space="preserve"> that scales a thin book down),</w:t>
+      </w:r>
+    </w:p>
+    <w:p>
+      <w:r>
+        <w:rPr>
+          <w:b w:val="0"/>
+        </w:rPr>
+        <w:t xml:space="preserve">  marks the prior day's book to today's prices, and accumulates a </w:t>
+      </w:r>
+      <w:r>
+        <w:rPr>
+          <w:b/>
+        </w:rPr>
+        <w:t>live out-of-sample curve</w:t>
+      </w:r>
+      <w:r>
+        <w:rPr>
+          <w:b w:val="0"/>
+        </w:rPr>
+        <w:t xml:space="preserve"> — no</w:t>
+      </w:r>
+    </w:p>
+    <w:p>
+      <w:r>
+        <w:rPr>
+          <w:b w:val="0"/>
+        </w:rPr>
+        <w:t xml:space="preserve">  broker orders, no capital at risk. The forward track is the gold-standard adjudicator (a live OOS</w:t>
+      </w:r>
+    </w:p>
+    <w:p>
+      <w:r>
+        <w:rPr>
+          <w:b w:val="0"/>
+        </w:rPr>
+        <w:t xml:space="preserve">  record beats any backtest). </w:t>
+      </w:r>
+      <w:r>
+        <w:rPr>
+          <w:b/>
+        </w:rPr>
+        <w:t>Day-1 reality:</w:t>
+      </w:r>
+      <w:r>
+        <w:rPr>
+          <w:b w:val="0"/>
+        </w:rPr>
+        <w:t xml:space="preserve"> on a flat start only </w:t>
+      </w:r>
+      <w:r>
+        <w:rPr>
+          <w:b/>
+        </w:rPr>
+        <w:t>1 of 12 pairs</w:t>
+      </w:r>
+      <w:r>
+        <w:rPr>
+          <w:b w:val="0"/>
+        </w:rPr>
+        <w:t xml:space="preserve"> was past its</w:t>
+      </w:r>
+    </w:p>
+    <w:p>
+      <w:r>
+        <w:rPr>
+          <w:b w:val="0"/>
+        </w:rPr>
+        <w:t xml:space="preserve">  entry band (KR/PRU), so the "basket" is currently one concentrated pair → sized to just **0.17×</w:t>
+      </w:r>
+    </w:p>
+    <w:p>
+      <w:r>
+        <w:rPr>
+          <w:b w:val="0"/>
+        </w:rPr>
+        <w:t xml:space="preserve">  gross** by the guard. Expectations: near-zero; let the live track speak. This is the right way to</w:t>
+      </w:r>
+    </w:p>
+    <w:p>
+      <w:r>
+        <w:rPr>
+          <w:b w:val="0"/>
+        </w:rPr>
+        <w:t xml:space="preserve">  carry a modest, uncertain edge — small, forward, honest — rather than a sized conviction bet.</w:t>
+      </w:r>
+    </w:p>
+    <w:p>
+      <w:pPr>
         <w:pStyle w:val="Heading2"/>
       </w:pPr>
       <w:r>

--- a/docs/EDGE_CASE_STUDIES.docx
+++ b/docs/EDGE_CASE_STUDIES.docx
@@ -1862,6 +1862,91 @@
           </w:p>
         </w:tc>
       </w:tr>
+      <w:tr>
+        <w:tc>
+          <w:tcPr>
+            <w:tcW w:type="dxa" w:w="1728"/>
+          </w:tcPr>
+          <w:p>
+            <w:r>
+              <w:rPr>
+                <w:b w:val="0"/>
+              </w:rPr>
+              <w:t>22</w:t>
+            </w:r>
+          </w:p>
+        </w:tc>
+        <w:tc>
+          <w:tcPr>
+            <w:tcW w:type="dxa" w:w="1728"/>
+          </w:tcPr>
+          <w:p>
+            <w:r>
+              <w:rPr>
+                <w:b/>
+              </w:rPr>
+              <w:t>52-week-high momentum</w:t>
+            </w:r>
+            <w:r>
+              <w:rPr>
+                <w:b w:val="0"/>
+              </w:rPr>
+              <w:t xml:space="preserve"> (George-Hwang)</w:t>
+            </w:r>
+          </w:p>
+        </w:tc>
+        <w:tc>
+          <w:tcPr>
+            <w:tcW w:type="dxa" w:w="1728"/>
+          </w:tcPr>
+          <w:p>
+            <w:r>
+              <w:rPr>
+                <w:b w:val="0"/>
+              </w:rPr>
+              <w:t>Cross-sectional</w:t>
+            </w:r>
+          </w:p>
+        </w:tc>
+        <w:tc>
+          <w:tcPr>
+            <w:tcW w:type="dxa" w:w="1728"/>
+          </w:tcPr>
+          <w:p>
+            <w:r>
+              <w:rPr>
+                <w:b w:val="0"/>
+              </w:rPr>
+              <w:t>Anomaly INVERTS here: near-high −0.58, reversal +0.6 but carried by 2023 alone</w:t>
+            </w:r>
+          </w:p>
+        </w:tc>
+        <w:tc>
+          <w:tcPr>
+            <w:tcW w:type="dxa" w:w="1728"/>
+          </w:tcPr>
+          <w:p>
+            <w:r>
+              <w:rPr>
+                <w:b w:val="0"/>
+              </w:rPr>
+              <w:t xml:space="preserve">❌ </w:t>
+            </w:r>
+            <w:r>
+              <w:rPr>
+                <w:b/>
+              </w:rPr>
+              <w:t>Rejected</w:t>
+            </w:r>
+            <w:r>
+              <w:rPr>
+                <w:b w:val="0"/>
+              </w:rPr>
+              <w:t xml:space="preserve"> — famous anomaly doesn't replicate on our universe; reversal regime-concentrated</w:t>
+            </w:r>
+          </w:p>
+        </w:tc>
+      </w:tr>
     </w:tbl>
     <w:p/>
     <w:p>
@@ -9587,6 +9672,270 @@
           <w:b w:val="0"/>
         </w:rPr>
         <w:t xml:space="preserve">  a direct vindication of holding it as a "lead, sized at zero" rather than shipping it.</w:t>
+      </w:r>
+    </w:p>
+    <w:p>
+      <w:pPr>
+        <w:pStyle w:val="Heading2"/>
+      </w:pPr>
+      <w:r>
+        <w:t>Case 22 — 52-week-high momentum (George-Hwang) ❌ (the anomaly inverts on our universe)</w:t>
+      </w:r>
+    </w:p>
+    <w:p>
+      <w:pPr>
+        <w:pStyle w:val="ListBullet"/>
+      </w:pPr>
+      <w:r>
+        <w:rPr>
+          <w:b/>
+        </w:rPr>
+        <w:t>Hypothesis (from the literature, not our prior set).</w:t>
+      </w:r>
+      <w:r>
+        <w:rPr>
+          <w:b w:val="0"/>
+        </w:rPr>
+        <w:t xml:space="preserve"> Proximity to the trailing 52-week high</w:t>
+      </w:r>
+    </w:p>
+    <w:p>
+      <w:r>
+        <w:rPr>
+          <w:b w:val="0"/>
+        </w:rPr>
+        <w:t xml:space="preserve">  predicts returns: long stocks near their high (ratio = close / 252-day-high ≈ 1), short those far</w:t>
+      </w:r>
+    </w:p>
+    <w:p>
+      <w:r>
+        <w:rPr>
+          <w:b w:val="0"/>
+        </w:rPr>
+        <w:t xml:space="preserve">  below, dollar-neutral. George &amp; Hwang (2004) found this *subsumes* traditional momentum and is more</w:t>
+      </w:r>
+    </w:p>
+    <w:p>
+      <w:r>
+        <w:rPr>
+          <w:b w:val="0"/>
+        </w:rPr>
+        <w:t xml:space="preserve">  durable — attributed to anchoring/underreaction. Picked as a "more-likely-to-generalize" momentum</w:t>
+      </w:r>
+    </w:p>
+    <w:p>
+      <w:r>
+        <w:rPr>
+          <w:b w:val="0"/>
+        </w:rPr>
+        <w:t xml:space="preserve">  form. (`alpca/backtest/high_52w.py`; overlapping-tranche hold → low turnover; no look-ahead.)</w:t>
+      </w:r>
+    </w:p>
+    <w:p>
+      <w:pPr>
+        <w:pStyle w:val="ListBullet"/>
+      </w:pPr>
+      <w:r>
+        <w:rPr>
+          <w:b/>
+        </w:rPr>
+        <w:t>Result — it does NOT replicate; it inverts.</w:t>
+      </w:r>
+      <w:r>
+        <w:rPr>
+          <w:b w:val="0"/>
+        </w:rPr>
+        <w:t xml:space="preserve"> On the 195-name large-cap universe, 2021–2026, the</w:t>
+      </w:r>
+    </w:p>
+    <w:p>
+      <w:r>
+        <w:rPr>
+          <w:b w:val="0"/>
+        </w:rPr>
+        <w:t xml:space="preserve">  </w:t>
+      </w:r>
+      <w:r>
+        <w:rPr>
+          <w:b/>
+        </w:rPr>
+        <w:t>near-high (momentum) leg is NEGATIVE at every hold (−0.58 to −0.66)</w:t>
+      </w:r>
+      <w:r>
+        <w:rPr>
+          <w:b w:val="0"/>
+        </w:rPr>
+        <w:t>, while the **reversal leg</w:t>
+      </w:r>
+    </w:p>
+    <w:p>
+      <w:r>
+        <w:rPr>
+          <w:b w:val="0"/>
+        </w:rPr>
+        <w:t xml:space="preserve">  (long far-below-high) is positive (+0.53 to +0.64)**. Here, names near their 52-week high</w:t>
+      </w:r>
+    </w:p>
+    <w:p>
+      <w:r>
+        <w:rPr>
+          <w:b w:val="0"/>
+        </w:rPr>
+        <w:t xml:space="preserve">  *underperform* and beaten-down names mean-revert — the opposite of the published anomaly.</w:t>
+      </w:r>
+    </w:p>
+    <w:p>
+      <w:pPr>
+        <w:pStyle w:val="ListBullet"/>
+      </w:pPr>
+      <w:r>
+        <w:rPr>
+          <w:b/>
+        </w:rPr>
+        <w:t>And the reversal side is regime-concentrated, not a free edge.</w:t>
+      </w:r>
+      <w:r>
+        <w:rPr>
+          <w:b w:val="0"/>
+        </w:rPr>
+        <w:t xml:space="preserve"> Its positivity is carried by</w:t>
+      </w:r>
+    </w:p>
+    <w:p>
+      <w:r>
+        <w:rPr>
+          <w:b w:val="0"/>
+        </w:rPr>
+        <w:t xml:space="preserve">  </w:t>
+      </w:r>
+      <w:r>
+        <w:rPr>
+          <w:b/>
+        </w:rPr>
+        <w:t>2023 (+2.39, the post-2022-bear bounce)</w:t>
+      </w:r>
+      <w:r>
+        <w:rPr>
+          <w:b w:val="0"/>
+        </w:rPr>
+        <w:t>; per-year it is +0.0/+0.24/</w:t>
+      </w:r>
+      <w:r>
+        <w:rPr>
+          <w:b/>
+        </w:rPr>
+        <w:t>+2.39</w:t>
+      </w:r>
+      <w:r>
+        <w:rPr>
+          <w:b w:val="0"/>
+        </w:rPr>
+        <w:t>/−0.55/+0.96/−0.68</w:t>
+      </w:r>
+    </w:p>
+    <w:p>
+      <w:r>
+        <w:rPr>
+          <w:b w:val="0"/>
+        </w:rPr>
+        <w:t xml:space="preserve">  — negative in 2024 and 2026. Low turnover (0.045/day) and a tidy −8% DD make it *look* attractive,</w:t>
+      </w:r>
+    </w:p>
+    <w:p>
+      <w:r>
+        <w:rPr>
+          <w:b w:val="0"/>
+        </w:rPr>
+        <w:t xml:space="preserve">  but it is the same regime-dependence trap (mean-reversion works in recovery years) that we now know</w:t>
+      </w:r>
+    </w:p>
+    <w:p>
+      <w:r>
+        <w:rPr>
+          <w:b w:val="0"/>
+        </w:rPr>
+        <w:t xml:space="preserve">  to distrust.</w:t>
+      </w:r>
+    </w:p>
+    <w:p>
+      <w:pPr>
+        <w:pStyle w:val="ListBullet"/>
+      </w:pPr>
+      <w:r>
+        <w:rPr>
+          <w:b/>
+        </w:rPr>
+        <w:t>Verdict.</w:t>
+      </w:r>
+      <w:r>
+        <w:rPr>
+          <w:b w:val="0"/>
+        </w:rPr>
+        <w:t xml:space="preserve"> ❌ </w:t>
+      </w:r>
+      <w:r>
+        <w:rPr>
+          <w:b/>
+        </w:rPr>
+        <w:t>Rejected.</w:t>
+      </w:r>
+      <w:r>
+        <w:rPr>
+          <w:b w:val="0"/>
+        </w:rPr>
+        <w:t xml:space="preserve"> The momentum direction fails outright (negative, regime-unstable, DSR</w:t>
+      </w:r>
+    </w:p>
+    <w:p>
+      <w:r>
+        <w:rPr>
+          <w:b w:val="0"/>
+        </w:rPr>
+        <w:t xml:space="preserve">  0.07); the reversal direction is positive only because one recovery year dominates. A famous</w:t>
+      </w:r>
+    </w:p>
+    <w:p>
+      <w:r>
+        <w:rPr>
+          <w:b w:val="0"/>
+        </w:rPr>
+        <w:t xml:space="preserve">  documented anomaly </w:t>
+      </w:r>
+      <w:r>
+        <w:rPr>
+          <w:b/>
+        </w:rPr>
+        <w:t>did not survive contact with our universe/period</w:t>
+      </w:r>
+      <w:r>
+        <w:rPr>
+          <w:b w:val="0"/>
+        </w:rPr>
+        <w:t xml:space="preserve"> — a useful reminder that</w:t>
+      </w:r>
+    </w:p>
+    <w:p>
+      <w:r>
+        <w:rPr>
+          <w:b w:val="0"/>
+        </w:rPr>
+        <w:t xml:space="preserve">  "it's in the literature" is not a substitute for testing it here. (The reversal lead could be</w:t>
+      </w:r>
+    </w:p>
+    <w:p>
+      <w:r>
+        <w:rPr>
+          <w:b w:val="0"/>
+        </w:rPr>
+        <w:t xml:space="preserve">  re-examined later with a fresh-symbol + out-of-2023 holdout, but regime-concentration makes it a</w:t>
+      </w:r>
+    </w:p>
+    <w:p>
+      <w:r>
+        <w:rPr>
+          <w:b w:val="0"/>
+        </w:rPr>
+        <w:t xml:space="preserve">  low-priority maybe, not an edge.)</w:t>
       </w:r>
     </w:p>
     <w:p>

--- a/docs/EDGE_CASE_STUDIES.docx
+++ b/docs/EDGE_CASE_STUDIES.docx
@@ -1947,6 +1947,103 @@
           </w:p>
         </w:tc>
       </w:tr>
+      <w:tr>
+        <w:tc>
+          <w:tcPr>
+            <w:tcW w:type="dxa" w:w="1728"/>
+          </w:tcPr>
+          <w:p>
+            <w:r>
+              <w:rPr>
+                <w:b w:val="0"/>
+              </w:rPr>
+              <w:t>23</w:t>
+            </w:r>
+          </w:p>
+        </w:tc>
+        <w:tc>
+          <w:tcPr>
+            <w:tcW w:type="dxa" w:w="1728"/>
+          </w:tcPr>
+          <w:p>
+            <w:r>
+              <w:rPr>
+                <w:b/>
+              </w:rPr>
+              <w:t>Accruals anomaly</w:t>
+            </w:r>
+            <w:r>
+              <w:rPr>
+                <w:b w:val="0"/>
+              </w:rPr>
+              <w:t xml:space="preserve"> (Sloan, EDGAR fundamentals)</w:t>
+            </w:r>
+          </w:p>
+        </w:tc>
+        <w:tc>
+          <w:tcPr>
+            <w:tcW w:type="dxa" w:w="1728"/>
+          </w:tcPr>
+          <w:p>
+            <w:r>
+              <w:rPr>
+                <w:b w:val="0"/>
+              </w:rPr>
+              <w:t>Fundamental MN</w:t>
+            </w:r>
+          </w:p>
+        </w:tc>
+        <w:tc>
+          <w:tcPr>
+            <w:tcW w:type="dxa" w:w="1728"/>
+          </w:tcPr>
+          <w:p>
+            <w:r>
+              <w:rPr>
+                <w:b w:val="0"/>
+              </w:rPr>
+              <w:t xml:space="preserve">Decile Sharpe ~0.44, </w:t>
+            </w:r>
+            <w:r>
+              <w:rPr>
+                <w:b/>
+              </w:rPr>
+              <w:t>+5/6 yrs</w:t>
+            </w:r>
+            <w:r>
+              <w:rPr>
+                <w:b w:val="0"/>
+              </w:rPr>
+              <w:t>, cost-free, sign-confirmed; subset-resample 76%+ (median 0.23)</w:t>
+            </w:r>
+          </w:p>
+        </w:tc>
+        <w:tc>
+          <w:tcPr>
+            <w:tcW w:type="dxa" w:w="1728"/>
+          </w:tcPr>
+          <w:p>
+            <w:r>
+              <w:rPr>
+                <w:b w:val="0"/>
+              </w:rPr>
+              <w:t xml:space="preserve">🟡 </w:t>
+            </w:r>
+            <w:r>
+              <w:rPr>
+                <w:b/>
+              </w:rPr>
+              <w:t>Strongest fundamental lead</w:t>
+            </w:r>
+            <w:r>
+              <w:rPr>
+                <w:b w:val="0"/>
+              </w:rPr>
+              <w:t xml:space="preserve"> — clears cost/regime traps; truly-fresh-symbol holdout still pending</w:t>
+            </w:r>
+          </w:p>
+        </w:tc>
+      </w:tr>
     </w:tbl>
     <w:p/>
     <w:p>
@@ -9936,6 +10033,355 @@
           <w:b w:val="0"/>
         </w:rPr>
         <w:t xml:space="preserve">  low-priority maybe, not an edge.)</w:t>
+      </w:r>
+    </w:p>
+    <w:p>
+      <w:pPr>
+        <w:pStyle w:val="Heading2"/>
+      </w:pPr>
+      <w:r>
+        <w:t>Case 23 — Accruals anomaly (Sloan), on SEC EDGAR fundamentals 🟡 (strongest fundamental lead)</w:t>
+      </w:r>
+    </w:p>
+    <w:p>
+      <w:pPr>
+        <w:pStyle w:val="ListBullet"/>
+      </w:pPr>
+      <w:r>
+        <w:rPr>
+          <w:b/>
+        </w:rPr>
+        <w:t>Hypothesis.</w:t>
+      </w:r>
+      <w:r>
+        <w:rPr>
+          <w:b w:val="0"/>
+        </w:rPr>
+        <w:t xml:space="preserve"> The first FUNDAMENTAL edge we've tested — orthogonal to all our price/positioning</w:t>
+      </w:r>
+    </w:p>
+    <w:p>
+      <w:r>
+        <w:rPr>
+          <w:b w:val="0"/>
+        </w:rPr>
+        <w:t xml:space="preserve">  work, so a real one would *diversify* the combiner. Earnings made of accruals (vs cash) are</w:t>
+      </w:r>
+    </w:p>
+    <w:p>
+      <w:r>
+        <w:rPr>
+          <w:b w:val="0"/>
+        </w:rPr>
+        <w:t xml:space="preserve">  lower-quality and mean-revert: ACC = (NetIncome − OperatingCashFlow) / avg(TotalAssets); LONG</w:t>
+      </w:r>
+    </w:p>
+    <w:p>
+      <w:r>
+        <w:rPr>
+          <w:b w:val="0"/>
+        </w:rPr>
+        <w:t xml:space="preserve">  low-ACC (cash-backed) / SHORT high-ACC, dollar-neutral, annual rebalance.</w:t>
+      </w:r>
+    </w:p>
+    <w:p>
+      <w:pPr>
+        <w:pStyle w:val="ListBullet"/>
+      </w:pPr>
+      <w:r>
+        <w:rPr>
+          <w:b/>
+        </w:rPr>
+        <w:t>Data — SEC EDGAR `companyfacts` (free, NO quota, no auth).</w:t>
+      </w:r>
+      <w:r>
+        <w:rPr>
+          <w:b w:val="0"/>
+        </w:rPr>
+        <w:t xml:space="preserve"> The right foundation: full multi-year</w:t>
+      </w:r>
+    </w:p>
+    <w:p>
+      <w:r>
+        <w:rPr>
+          <w:b w:val="0"/>
+        </w:rPr>
+        <w:t xml:space="preserve">  fundamentals for the whole universe, sidestepping the AV quota wall that limited everything else.</w:t>
+      </w:r>
+    </w:p>
+    <w:p>
+      <w:r>
+        <w:rPr>
+          <w:b w:val="0"/>
+        </w:rPr>
+        <w:t xml:space="preserve">  `scripts/download_fundamentals_edgar.py` (ticker→CIK map → NetIncomeLoss / operating CFO / Assets,</w:t>
+      </w:r>
+    </w:p>
+    <w:p>
+      <w:r>
+        <w:rPr>
+          <w:b w:val="0"/>
+        </w:rPr>
+        <w:t xml:space="preserve">  annual 10-K) cached 164/195 symbols. </w:t>
+      </w:r>
+      <w:r>
+        <w:rPr>
+          <w:b/>
+        </w:rPr>
+        <w:t>No look-ahead:</w:t>
+      </w:r>
+      <w:r>
+        <w:rPr>
+          <w:b w:val="0"/>
+        </w:rPr>
+        <w:t xml:space="preserve"> the accrual is acted on only from the 10-K</w:t>
+      </w:r>
+    </w:p>
+    <w:p>
+      <w:r>
+        <w:rPr>
+          <w:b w:val="0"/>
+        </w:rPr>
+        <w:t xml:space="preserve">  </w:t>
+      </w:r>
+      <w:r>
+        <w:rPr>
+          <w:b/>
+        </w:rPr>
+        <w:t>filing</w:t>
+      </w:r>
+      <w:r>
+        <w:rPr>
+          <w:b w:val="0"/>
+        </w:rPr>
+        <w:t xml:space="preserve"> date (~2 months after fiscal year-end), not the period-end. (`alpca/backtest/accruals.py`)</w:t>
+      </w:r>
+    </w:p>
+    <w:p>
+      <w:pPr>
+        <w:pStyle w:val="ListBullet"/>
+      </w:pPr>
+      <w:r>
+        <w:rPr>
+          <w:b/>
+        </w:rPr>
+        <w:t>Result — the structural profile the rejects all lacked.</w:t>
+      </w:r>
+      <w:r>
+        <w:rPr>
+          <w:b w:val="0"/>
+        </w:rPr>
+        <w:t xml:space="preserve"> Best decile/quintile </w:t>
+      </w:r>
+      <w:r>
+        <w:rPr>
+          <w:b/>
+        </w:rPr>
+        <w:t>Sharpe ~0.44</w:t>
+      </w:r>
+    </w:p>
+    <w:p>
+      <w:r>
+        <w:rPr>
+          <w:b w:val="0"/>
+        </w:rPr>
+        <w:t xml:space="preserve">  (control mirror −0.45 → sign-confirmed), </w:t>
+      </w:r>
+      <w:r>
+        <w:rPr>
+          <w:b/>
+        </w:rPr>
+        <w:t>turnover 0.006/day</w:t>
+      </w:r>
+      <w:r>
+        <w:rPr>
+          <w:b w:val="0"/>
+        </w:rPr>
+        <w:t xml:space="preserve"> (annual → essentially cost-free,</w:t>
+      </w:r>
+    </w:p>
+    <w:p>
+      <w:r>
+        <w:rPr>
+          <w:b w:val="0"/>
+        </w:rPr>
+        <w:t xml:space="preserve">  escapes the wall that killed Cases 17/19/20/22), and </w:t>
+      </w:r>
+      <w:r>
+        <w:rPr>
+          <w:b/>
+        </w:rPr>
+        <w:t>regime-robust: +5/6 calendar years</w:t>
+      </w:r>
+    </w:p>
+    <w:p>
+      <w:r>
+        <w:rPr>
+          <w:b w:val="0"/>
+        </w:rPr>
+        <w:t xml:space="preserve">  (+1.15 / +0.33 / +1.07 / +0.31 / −0.62 / +0.98), positive through the 2022 bear. DSR ~0.75.</w:t>
+      </w:r>
+    </w:p>
+    <w:p>
+      <w:pPr>
+        <w:pStyle w:val="ListBullet"/>
+      </w:pPr>
+      <w:r>
+        <w:rPr>
+          <w:b/>
+        </w:rPr>
+        <w:t>Generalization — promising but NOT proven (the EAR-PEAD lesson applied).</w:t>
+      </w:r>
+      <w:r>
+        <w:rPr>
+          <w:b w:val="0"/>
+        </w:rPr>
+        <w:t xml:space="preserve"> Disjoint split-halves</w:t>
+      </w:r>
+    </w:p>
+    <w:p>
+      <w:r>
+        <w:rPr>
+          <w:b w:val="0"/>
+        </w:rPr>
+        <w:t xml:space="preserve">  are both positive (+0.50 / +0.31), BUT random-subset resampling is only **76% positive (median</w:t>
+      </w:r>
+    </w:p>
+    <w:p>
+      <w:r>
+        <w:rPr>
+          <w:b w:val="0"/>
+        </w:rPr>
+        <w:t xml:space="preserve">  Sharpe +0.23)</w:t>
+      </w:r>
+      <w:r>
+        <w:rPr>
+          <w:b/>
+        </w:rPr>
+        <w:t xml:space="preserve"> — *weaker* than EAR-PEAD's 91% was, and EAR-PEAD then </w:t>
+      </w:r>
+      <w:r>
+        <w:rPr>
+          <w:b w:val="0"/>
+        </w:rPr>
+        <w:t>failed** its truly-fresh</w:t>
+      </w:r>
+    </w:p>
+    <w:p>
+      <w:r>
+        <w:rPr>
+          <w:b w:val="0"/>
+        </w:rPr>
+        <w:t xml:space="preserve">  holdout. These halves/subsets are all drawn from the same 164 symbols, i.e. the *same evidence</w:t>
+      </w:r>
+    </w:p>
+    <w:p>
+      <w:r>
+        <w:rPr>
+          <w:b w:val="0"/>
+        </w:rPr>
+        <w:t xml:space="preserve">  class* that misled us before. So we explicitly do </w:t>
+      </w:r>
+      <w:r>
+        <w:rPr>
+          <w:b/>
+        </w:rPr>
+        <w:t>not</w:t>
+      </w:r>
+      <w:r>
+        <w:rPr>
+          <w:b w:val="0"/>
+        </w:rPr>
+        <w:t xml:space="preserve"> call this validated.</w:t>
+      </w:r>
+    </w:p>
+    <w:p>
+      <w:pPr>
+        <w:pStyle w:val="ListBullet"/>
+      </w:pPr>
+      <w:r>
+        <w:rPr>
+          <w:b/>
+        </w:rPr>
+        <w:t>Verdict.</w:t>
+      </w:r>
+      <w:r>
+        <w:rPr>
+          <w:b w:val="0"/>
+        </w:rPr>
+        <w:t xml:space="preserve"> 🟡 **The strongest fundamental lead of the project — regime-robust, cost-free,</w:t>
+      </w:r>
+    </w:p>
+    <w:p>
+      <w:r>
+        <w:rPr>
+          <w:b w:val="0"/>
+        </w:rPr>
+        <w:t xml:space="preserve">  sign-confirmed, and diversifying — but modest (Sharpe ~0.4, median subset ~0.23, DSR 0.75) and not</w:t>
+      </w:r>
+    </w:p>
+    <w:p>
+      <w:r>
+        <w:rPr>
+          <w:b w:val="0"/>
+        </w:rPr>
+        <w:t xml:space="preserve">  yet proven on truly-fresh symbols.** It clears the cost-wall and regime-concentration traps that</w:t>
+      </w:r>
+    </w:p>
+    <w:p>
+      <w:r>
+        <w:rPr>
+          <w:b w:val="0"/>
+        </w:rPr>
+        <w:t xml:space="preserve">  rejected 17/19/20/21/22; it has </w:t>
+      </w:r>
+      <w:r>
+        <w:rPr>
+          <w:b/>
+        </w:rPr>
+        <w:t>not</w:t>
+      </w:r>
+      <w:r>
+        <w:rPr>
+          <w:b w:val="0"/>
+        </w:rPr>
+        <w:t xml:space="preserve"> yet cleared the out-of-universe holdout that rejected</w:t>
+      </w:r>
+    </w:p>
+    <w:p>
+      <w:r>
+        <w:rPr>
+          <w:b w:val="0"/>
+        </w:rPr>
+        <w:t xml:space="preserve">  EAR-PEAD (18). </w:t>
+      </w:r>
+      <w:r>
+        <w:rPr>
+          <w:b/>
+        </w:rPr>
+        <w:t>Decisive next test:</w:t>
+      </w:r>
+      <w:r>
+        <w:rPr>
+          <w:b w:val="0"/>
+        </w:rPr>
+        <w:t xml:space="preserve"> fetch daily bars + EDGAR fundamentals for a set of symbols</w:t>
+      </w:r>
+    </w:p>
+    <w:p>
+      <w:r>
+        <w:rPr>
+          <w:b w:val="0"/>
+        </w:rPr>
+        <w:t xml:space="preserve">  *outside* the current 164 and re-run frozen params; only then does it count. Having been fooled by</w:t>
+      </w:r>
+    </w:p>
+    <w:p>
+      <w:r>
+        <w:rPr>
+          <w:b w:val="0"/>
+        </w:rPr>
+        <w:t xml:space="preserve">  subset evidence once, we hold it as a lead — not a second edge — until that test passes.</w:t>
       </w:r>
     </w:p>
     <w:p>

--- a/docs/EDGE_CASE_STUDIES.docx
+++ b/docs/EDGE_CASE_STUDIES.docx
@@ -2002,19 +2002,19 @@
               <w:rPr>
                 <w:b w:val="0"/>
               </w:rPr>
-              <w:t xml:space="preserve">Decile Sharpe ~0.44, </w:t>
+              <w:t xml:space="preserve">In-universe great (+5/6 yrs, cost-free) but </w:t>
             </w:r>
             <w:r>
               <w:rPr>
                 <w:b/>
               </w:rPr>
-              <w:t>+5/6 yrs</w:t>
+              <w:t>fresh-16 holdout −0.47</w:t>
             </w:r>
             <w:r>
               <w:rPr>
                 <w:b w:val="0"/>
               </w:rPr>
-              <w:t>, cost-free, sign-confirmed; subset-resample 76%+ (median 0.23)</w:t>
+              <w:t xml:space="preserve"> (train +0.30)</w:t>
             </w:r>
           </w:p>
         </w:tc>
@@ -2027,19 +2027,19 @@
               <w:rPr>
                 <w:b w:val="0"/>
               </w:rPr>
-              <w:t xml:space="preserve">🟡 </w:t>
+              <w:t xml:space="preserve">🟡→❌ </w:t>
             </w:r>
             <w:r>
               <w:rPr>
                 <w:b/>
               </w:rPr>
-              <w:t>Strongest fundamental lead</w:t>
+              <w:t>Fails out-of-universe</w:t>
             </w:r>
             <w:r>
               <w:rPr>
                 <w:b w:val="0"/>
               </w:rPr>
-              <w:t xml:space="preserve"> — clears cost/regime traps; truly-fresh-symbol holdout still pending</w:t>
+              <w:t xml:space="preserve"> — same as EAR-PEAD; 3rd candidate killed by the fresh-symbol test</w:t>
             </w:r>
           </w:p>
         </w:tc>
@@ -10040,7 +10040,7 @@
         <w:pStyle w:val="Heading2"/>
       </w:pPr>
       <w:r>
-        <w:t>Case 23 — Accruals anomaly (Sloan), on SEC EDGAR fundamentals 🟡 (strongest fundamental lead)</w:t>
+        <w:t>Case 23 — Accruals anomaly (Sloan), on SEC EDGAR fundamentals 🟡→❌ (fails the fresh-symbol holdout)</w:t>
       </w:r>
     </w:p>
     <w:p>
@@ -10303,85 +10303,204 @@
         <w:rPr>
           <w:b/>
         </w:rPr>
+        <w:t>⛔ THE TRULY-FRESH-SYMBOL HOLDOUT FAILS.</w:t>
+      </w:r>
+      <w:r>
+        <w:rPr>
+          <w:b w:val="0"/>
+        </w:rPr>
+        <w:t xml:space="preserve"> Fetched bars + EDGAR fundamentals for **16 genuinely</w:t>
+      </w:r>
+    </w:p>
+    <w:p>
+      <w:r>
+        <w:rPr>
+          <w:b w:val="0"/>
+        </w:rPr>
+        <w:t xml:space="preserve">  disjoint** large/mid-caps (ABNB, ADP, AIG, AON, CAG, CLX, DAL, EL, HLT, HSY, KDP, PYPL, ROP, STZ,</w:t>
+      </w:r>
+    </w:p>
+    <w:p>
+      <w:r>
+        <w:rPr>
+          <w:b w:val="0"/>
+        </w:rPr>
+        <w:t xml:space="preserve">  UBER, WM) and ran the </w:t>
+      </w:r>
+      <w:r>
+        <w:rPr>
+          <w:b/>
+        </w:rPr>
+        <w:t>frozen</w:t>
+      </w:r>
+      <w:r>
+        <w:rPr>
+          <w:b w:val="0"/>
+        </w:rPr>
+        <w:t xml:space="preserve"> rule. Result: **TRAIN-164 +0.30 vs FRESH-16 −0.47 (tf 0.25) /</w:t>
+      </w:r>
+    </w:p>
+    <w:p>
+      <w:r>
+        <w:rPr>
+          <w:b w:val="0"/>
+        </w:rPr>
+        <w:t xml:space="preserve">  −0.28 (tf 0.33)** — negative in 4/6 years (2021 −1.6, 2022 −0.7, 2024 −0.5, 2025 −0.4). Consistent</w:t>
+      </w:r>
+    </w:p>
+    <w:p>
+      <w:r>
+        <w:rPr>
+          <w:b w:val="0"/>
+        </w:rPr>
+        <w:t xml:space="preserve">  across quantiles. The accrual edge </w:t>
+      </w:r>
+      <w:r>
+        <w:rPr>
+          <w:b/>
+        </w:rPr>
+        <w:t>does not generalize to unseen symbols</w:t>
+      </w:r>
+      <w:r>
+        <w:rPr>
+          <w:b w:val="0"/>
+        </w:rPr>
+        <w:t xml:space="preserve"> — exactly EAR-PEAD's</w:t>
+      </w:r>
+    </w:p>
+    <w:p>
+      <w:r>
+        <w:rPr>
+          <w:b w:val="0"/>
+        </w:rPr>
+        <w:t xml:space="preserve">  failure mode (Case 18).</w:t>
+      </w:r>
+    </w:p>
+    <w:p>
+      <w:pPr>
+        <w:pStyle w:val="ListBullet"/>
+      </w:pPr>
+      <w:r>
+        <w:rPr>
+          <w:b/>
+        </w:rPr>
         <w:t>Verdict.</w:t>
       </w:r>
       <w:r>
         <w:rPr>
           <w:b w:val="0"/>
         </w:rPr>
-        <w:t xml:space="preserve"> 🟡 **The strongest fundamental lead of the project — regime-robust, cost-free,</w:t>
-      </w:r>
-    </w:p>
-    <w:p>
-      <w:r>
-        <w:rPr>
-          <w:b w:val="0"/>
-        </w:rPr>
-        <w:t xml:space="preserve">  sign-confirmed, and diversifying — but modest (Sharpe ~0.4, median subset ~0.23, DSR 0.75) and not</w:t>
-      </w:r>
-    </w:p>
-    <w:p>
-      <w:r>
-        <w:rPr>
-          <w:b w:val="0"/>
-        </w:rPr>
-        <w:t xml:space="preserve">  yet proven on truly-fresh symbols.** It clears the cost-wall and regime-concentration traps that</w:t>
-      </w:r>
-    </w:p>
-    <w:p>
-      <w:r>
-        <w:rPr>
-          <w:b w:val="0"/>
-        </w:rPr>
-        <w:t xml:space="preserve">  rejected 17/19/20/21/22; it has </w:t>
+        <w:t xml:space="preserve"> 🟡→❌ </w:t>
       </w:r>
       <w:r>
         <w:rPr>
           <w:b/>
         </w:rPr>
+        <w:t>DOWNGRADED — fails out-of-universe, same as EAR-PEAD.</w:t>
+      </w:r>
+      <w:r>
+        <w:rPr>
+          <w:b w:val="0"/>
+        </w:rPr>
+        <w:t xml:space="preserve"> The regime-robust,</w:t>
+      </w:r>
+    </w:p>
+    <w:p>
+      <w:r>
+        <w:rPr>
+          <w:b w:val="0"/>
+        </w:rPr>
+        <w:t xml:space="preserve">  cost-free, sign-confirmed *in-universe* profile (the best of any candidate) was, once again, **not</w:t>
+      </w:r>
+    </w:p>
+    <w:p>
+      <w:r>
+        <w:rPr>
+          <w:b w:val="0"/>
+        </w:rPr>
+        <w:t xml:space="preserve">  sufficient** — only the fresh-symbol holdout adjudicated, and it came back negative. This is the</w:t>
+      </w:r>
+    </w:p>
+    <w:p>
+      <w:r>
+        <w:rPr>
+          <w:b w:val="0"/>
+        </w:rPr>
+        <w:t xml:space="preserve">  </w:t>
+      </w:r>
+      <w:r>
+        <w:rPr>
+          <w:b/>
+        </w:rPr>
+        <w:t>third</w:t>
+      </w:r>
+      <w:r>
+        <w:rPr>
+          <w:b w:val="0"/>
+        </w:rPr>
+        <w:t xml:space="preserve"> candidate (after EAR-PEAD-18 and SI-tilt-21) where in-sample/in-universe evidence —</w:t>
+      </w:r>
+    </w:p>
+    <w:p>
+      <w:r>
+        <w:rPr>
+          <w:b w:val="0"/>
+        </w:rPr>
+        <w:t xml:space="preserve">  even regime stability, DSR, and subset resampling — passed on an edge that then died out-of-sample.</w:t>
+      </w:r>
+    </w:p>
+    <w:p>
+      <w:r>
+        <w:rPr>
+          <w:b w:val="0"/>
+        </w:rPr>
+        <w:t xml:space="preserve">  *Legitimate (not post-hoc) caveat:* the academic accruals literature conventionally **excludes</w:t>
+      </w:r>
+    </w:p>
+    <w:p>
+      <w:r>
+        <w:rPr>
+          <w:b w:val="0"/>
+        </w:rPr>
+        <w:t xml:space="preserve">  financials/insurers** (AIG/AON/MMC and banks have non-standard accruals), and the fresh-16 skews to</w:t>
+      </w:r>
+    </w:p>
+    <w:p>
+      <w:r>
+        <w:rPr>
+          <w:b w:val="0"/>
+        </w:rPr>
+        <w:t xml:space="preserve">  insurers + recent IPOs (ABNB/UBER/PYPL) where the ratio is ill-defined; a financials-excluded,</w:t>
+      </w:r>
+    </w:p>
+    <w:p>
+      <w:r>
+        <w:rPr>
+          <w:b w:val="0"/>
+        </w:rPr>
+        <w:t xml:space="preserve">  sector-neutral accrual on a *broad* fresh set is a legitimate future refinement — but we do </w:t>
+      </w:r>
+      <w:r>
+        <w:rPr>
+          <w:b/>
+        </w:rPr>
         <w:t>not</w:t>
       </w:r>
-      <w:r>
-        <w:rPr>
-          <w:b w:val="0"/>
-        </w:rPr>
-        <w:t xml:space="preserve"> yet cleared the out-of-universe holdout that rejected</w:t>
-      </w:r>
-    </w:p>
-    <w:p>
-      <w:r>
-        <w:rPr>
-          <w:b w:val="0"/>
-        </w:rPr>
-        <w:t xml:space="preserve">  EAR-PEAD (18). </w:t>
-      </w:r>
-      <w:r>
-        <w:rPr>
-          <w:b/>
-        </w:rPr>
-        <w:t>Decisive next test:</w:t>
-      </w:r>
-      <w:r>
-        <w:rPr>
-          <w:b w:val="0"/>
-        </w:rPr>
-        <w:t xml:space="preserve"> fetch daily bars + EDGAR fundamentals for a set of symbols</w:t>
-      </w:r>
-    </w:p>
-    <w:p>
-      <w:r>
-        <w:rPr>
-          <w:b w:val="0"/>
-        </w:rPr>
-        <w:t xml:space="preserve">  *outside* the current 164 and re-run frozen params; only then does it count. Having been fooled by</w:t>
-      </w:r>
-    </w:p>
-    <w:p>
-      <w:r>
-        <w:rPr>
-          <w:b w:val="0"/>
-        </w:rPr>
-        <w:t xml:space="preserve">  subset evidence once, we hold it as a lead — not a second edge — until that test passes.</w:t>
+    </w:p>
+    <w:p>
+      <w:r>
+        <w:rPr>
+          <w:b w:val="0"/>
+        </w:rPr>
+        <w:t xml:space="preserve">  claim it as a rescue (EAR-PEAD's sector-rescue was refuted, Case 18). Held as ❌ until a clean</w:t>
+      </w:r>
+    </w:p>
+    <w:p>
+      <w:r>
+        <w:rPr>
+          <w:b w:val="0"/>
+        </w:rPr>
+        <w:t xml:space="preserve">  broad-universe fresh test says otherwise.</w:t>
       </w:r>
     </w:p>
     <w:p>

--- a/docs/EDGE_CASE_STUDIES.docx
+++ b/docs/EDGE_CASE_STUDIES.docx
@@ -2044,6 +2044,103 @@
           </w:p>
         </w:tc>
       </w:tr>
+      <w:tr>
+        <w:tc>
+          <w:tcPr>
+            <w:tcW w:type="dxa" w:w="1728"/>
+          </w:tcPr>
+          <w:p>
+            <w:r>
+              <w:rPr>
+                <w:b w:val="0"/>
+              </w:rPr>
+              <w:t>24</w:t>
+            </w:r>
+          </w:p>
+        </w:tc>
+        <w:tc>
+          <w:tcPr>
+            <w:tcW w:type="dxa" w:w="1728"/>
+          </w:tcPr>
+          <w:p>
+            <w:r>
+              <w:rPr>
+                <w:b/>
+              </w:rPr>
+              <w:t>Value composite</w:t>
+            </w:r>
+            <w:r>
+              <w:rPr>
+                <w:b w:val="0"/>
+              </w:rPr>
+              <w:t xml:space="preserve"> (E/P+FCF/P+B/P, EDGAR)</w:t>
+            </w:r>
+          </w:p>
+        </w:tc>
+        <w:tc>
+          <w:tcPr>
+            <w:tcW w:type="dxa" w:w="1728"/>
+          </w:tcPr>
+          <w:p>
+            <w:r>
+              <w:rPr>
+                <w:b w:val="0"/>
+              </w:rPr>
+              <w:t>Fundamental MN</w:t>
+            </w:r>
+          </w:p>
+        </w:tc>
+        <w:tc>
+          <w:tcPr>
+            <w:tcW w:type="dxa" w:w="1728"/>
+          </w:tcPr>
+          <w:p>
+            <w:r>
+              <w:rPr>
+                <w:b w:val="0"/>
+              </w:rPr>
+              <w:t xml:space="preserve">Main ~0.14, </w:t>
+            </w:r>
+            <w:r>
+              <w:rPr>
+                <w:b/>
+              </w:rPr>
+              <w:t>fresh-holdout +0.11..+0.54 (GENERALIZES)</w:t>
+            </w:r>
+            <w:r>
+              <w:rPr>
+                <w:b w:val="0"/>
+              </w:rPr>
+              <w:t xml:space="preserve"> but weak + regime-timed (2022 +1.85 / 2026 −1.58)</w:t>
+            </w:r>
+          </w:p>
+        </w:tc>
+        <w:tc>
+          <w:tcPr>
+            <w:tcW w:type="dxa" w:w="1728"/>
+          </w:tcPr>
+          <w:p>
+            <w:r>
+              <w:rPr>
+                <w:b w:val="0"/>
+              </w:rPr>
+              <w:t xml:space="preserve">⚠️ </w:t>
+            </w:r>
+            <w:r>
+              <w:rPr>
+                <w:b/>
+              </w:rPr>
+              <w:t>Real but too thin</w:t>
+            </w:r>
+            <w:r>
+              <w:rPr>
+                <w:b w:val="0"/>
+              </w:rPr>
+              <w:t xml:space="preserve"> — 1st fundamental to pass the fresh test; fails on magnitude, not overfit</w:t>
+            </w:r>
+          </w:p>
+        </w:tc>
+      </w:tr>
     </w:tbl>
     <w:p/>
     <w:p>
@@ -10501,6 +10598,292 @@
           <w:b w:val="0"/>
         </w:rPr>
         <w:t xml:space="preserve">  broad-universe fresh test says otherwise.</w:t>
+      </w:r>
+    </w:p>
+    <w:p>
+      <w:pPr>
+        <w:pStyle w:val="Heading2"/>
+      </w:pPr>
+      <w:r>
+        <w:t>Case 24 — Value composite (E/P + FCF/P + B/P), on SEC EDGAR ⚠️ (generalizes, but too weak)</w:t>
+      </w:r>
+    </w:p>
+    <w:p>
+      <w:pPr>
+        <w:pStyle w:val="ListBullet"/>
+      </w:pPr>
+      <w:r>
+        <w:rPr>
+          <w:b/>
+        </w:rPr>
+        <w:t>Hypothesis.</w:t>
+      </w:r>
+      <w:r>
+        <w:rPr>
+          <w:b w:val="0"/>
+        </w:rPr>
+        <w:t xml:space="preserve"> The value premium — long cheap / short expensive — is the most-studied anomaly and</w:t>
+      </w:r>
+    </w:p>
+    <w:p>
+      <w:r>
+        <w:rPr>
+          <w:b w:val="0"/>
+        </w:rPr>
+        <w:t xml:space="preserve">  orthogonal to momentum/positioning/accruals, so a surviving version diversifies the combiner. A</w:t>
+      </w:r>
+    </w:p>
+    <w:p>
+      <w:r>
+        <w:rPr>
+          <w:b w:val="0"/>
+        </w:rPr>
+        <w:t xml:space="preserve">  cross-sectional composite of three yield metrics: </w:t>
+      </w:r>
+      <w:r>
+        <w:rPr>
+          <w:b/>
+        </w:rPr>
+        <w:t>E/P, FCF/P, B/P</w:t>
+      </w:r>
+      <w:r>
+        <w:rPr>
+          <w:b w:val="0"/>
+        </w:rPr>
+        <w:t xml:space="preserve"> (mean of percentile ranks),</w:t>
+      </w:r>
+    </w:p>
+    <w:p>
+      <w:r>
+        <w:rPr>
+          <w:b w:val="0"/>
+        </w:rPr>
+        <w:t xml:space="preserve">  long the cheap quantile / short the expensive, dollar-neutral, monthly-ish rebalance.</w:t>
+      </w:r>
+    </w:p>
+    <w:p>
+      <w:r>
+        <w:rPr>
+          <w:b w:val="0"/>
+        </w:rPr>
+        <w:t xml:space="preserve">  (`alpca/backtest/value.py`; the EDGAR fetcher was extended for shares / CapEx / book equity.)</w:t>
+      </w:r>
+    </w:p>
+    <w:p>
+      <w:pPr>
+        <w:pStyle w:val="ListBullet"/>
+      </w:pPr>
+      <w:r>
+        <w:rPr>
+          <w:b/>
+        </w:rPr>
+        <w:t>Data + no look-ahead.</w:t>
+      </w:r>
+      <w:r>
+        <w:rPr>
+          <w:b w:val="0"/>
+        </w:rPr>
+        <w:t xml:space="preserve"> Market cap = shares × price, so each yield re-prices daily; the</w:t>
+      </w:r>
+    </w:p>
+    <w:p>
+      <w:r>
+        <w:rPr>
+          <w:b w:val="0"/>
+        </w:rPr>
+        <w:t xml:space="preserve">  fundamental is the most recent 10-K known at the rebalance day (EDGAR `filed` date). 164 symbols</w:t>
+      </w:r>
+    </w:p>
+    <w:p>
+      <w:r>
+        <w:rPr>
+          <w:b w:val="0"/>
+        </w:rPr>
+        <w:t xml:space="preserve">  with shares. Low turnover (~0.009/day).</w:t>
+      </w:r>
+    </w:p>
+    <w:p>
+      <w:pPr>
+        <w:pStyle w:val="ListBullet"/>
+      </w:pPr>
+      <w:r>
+        <w:rPr>
+          <w:b/>
+        </w:rPr>
+        <w:t>Result — the FIRST fundamental that does NOT fail the fresh-symbol holdout, but it's thin.</w:t>
+      </w:r>
+    </w:p>
+    <w:p>
+      <w:r>
+        <w:rPr>
+          <w:b w:val="0"/>
+        </w:rPr>
+        <w:t xml:space="preserve">  Main-universe Sharpe </w:t>
+      </w:r>
+      <w:r>
+        <w:rPr>
+          <w:b/>
+        </w:rPr>
+        <w:t>~0.14</w:t>
+      </w:r>
+      <w:r>
+        <w:rPr>
+          <w:b w:val="0"/>
+        </w:rPr>
+        <w:t xml:space="preserve"> (tf 0.2), and crucially the **fresh-symbol holdout is *positive*</w:t>
+      </w:r>
+    </w:p>
+    <w:p>
+      <w:r>
+        <w:rPr>
+          <w:b w:val="0"/>
+        </w:rPr>
+        <w:t xml:space="preserve">  (+0.11 to +0.54 across runs ≈ the in-sample level)** — value *generalizes* to unseen symbols, unlike</w:t>
+      </w:r>
+    </w:p>
+    <w:p>
+      <w:r>
+        <w:rPr>
+          <w:b w:val="0"/>
+        </w:rPr>
+        <w:t xml:space="preserve">  EAR-PEAD (Case 18) and accruals (Case 23) which went negative out-of-universe. But it is **weak and</w:t>
+      </w:r>
+    </w:p>
+    <w:p>
+      <w:r>
+        <w:rPr>
+          <w:b w:val="0"/>
+        </w:rPr>
+        <w:t xml:space="preserve">  regime-dependent</w:t>
+      </w:r>
+      <w:r>
+        <w:rPr>
+          <w:b/>
+        </w:rPr>
+        <w:t xml:space="preserve">: strongly positive in the </w:t>
+      </w:r>
+      <w:r>
+        <w:rPr>
+          <w:b w:val="0"/>
+        </w:rPr>
+        <w:t>2022 value rotation (+1.85)**, negative in the</w:t>
+      </w:r>
+    </w:p>
+    <w:p>
+      <w:r>
+        <w:rPr>
+          <w:b w:val="0"/>
+        </w:rPr>
+        <w:t xml:space="preserve">  growth-led </w:t>
+      </w:r>
+      <w:r>
+        <w:rPr>
+          <w:b/>
+        </w:rPr>
+        <w:t>2026 (−1.58)</w:t>
+      </w:r>
+      <w:r>
+        <w:rPr>
+          <w:b w:val="0"/>
+        </w:rPr>
+        <w:t xml:space="preserve"> — the value premium's well-known cyclicality. DSR ~0.3.</w:t>
+      </w:r>
+    </w:p>
+    <w:p>
+      <w:pPr>
+        <w:pStyle w:val="ListBullet"/>
+      </w:pPr>
+      <w:r>
+        <w:rPr>
+          <w:b/>
+        </w:rPr>
+        <w:t>Verdict.</w:t>
+      </w:r>
+      <w:r>
+        <w:rPr>
+          <w:b w:val="0"/>
+        </w:rPr>
+        <w:t xml:space="preserve"> ⚠️ </w:t>
+      </w:r>
+      <w:r>
+        <w:rPr>
+          <w:b/>
+        </w:rPr>
+        <w:t>Real and generalizing, but too weak to clear the bar.</w:t>
+      </w:r>
+      <w:r>
+        <w:rPr>
+          <w:b w:val="0"/>
+        </w:rPr>
+        <w:t xml:space="preserve"> A *different* failure mode</w:t>
+      </w:r>
+    </w:p>
+    <w:p>
+      <w:r>
+        <w:rPr>
+          <w:b w:val="0"/>
+        </w:rPr>
+        <w:t xml:space="preserve">  from the others: it is </w:t>
+      </w:r>
+      <w:r>
+        <w:rPr>
+          <w:b/>
+        </w:rPr>
+        <w:t>not overfit</w:t>
+      </w:r>
+      <w:r>
+        <w:rPr>
+          <w:b w:val="0"/>
+        </w:rPr>
+        <w:t xml:space="preserve"> (fresh-symbol holdout positive — a genuine first for the</w:t>
+      </w:r>
+    </w:p>
+    <w:p>
+      <w:r>
+        <w:rPr>
+          <w:b w:val="0"/>
+        </w:rPr>
+        <w:t xml:space="preserve">  fundamental family), it just doesn't carry enough Sharpe (~0.14 &lt; the 0.2 cost-survival floor, DSR</w:t>
+      </w:r>
+    </w:p>
+    <w:p>
+      <w:r>
+        <w:rPr>
+          <w:b w:val="0"/>
+        </w:rPr>
+        <w:t xml:space="preserve">  far below 0.95) and is heavily regime-timed. Honest read: the value premium is faintly present in</w:t>
+      </w:r>
+    </w:p>
+    <w:p>
+      <w:r>
+        <w:rPr>
+          <w:b w:val="0"/>
+        </w:rPr>
+        <w:t xml:space="preserve">  this large-cap universe but not a standalone edge here. *Possible future lift* (not pursued as a</w:t>
+      </w:r>
+    </w:p>
+    <w:p>
+      <w:r>
+        <w:rPr>
+          <w:b w:val="0"/>
+        </w:rPr>
+        <w:t xml:space="preserve">  rescue): sector-neutralization, a small-cap tilt (where value is stronger), or as a **regime-timed</w:t>
+      </w:r>
+    </w:p>
+    <w:p>
+      <w:r>
+        <w:rPr>
+          <w:b w:val="0"/>
+        </w:rPr>
+        <w:t xml:space="preserve">  overlay** (only on in the conditions where its 2022-type payoff concentrates) — but that risks</w:t>
+      </w:r>
+    </w:p>
+    <w:p>
+      <w:r>
+        <w:rPr>
+          <w:b w:val="0"/>
+        </w:rPr>
+        <w:t xml:space="preserve">  regime-fitting. For now it joins the combiner's bench as a real-but-thin diversifier, not a leg.</w:t>
       </w:r>
     </w:p>
     <w:p>

--- a/docs/EDGE_CASE_STUDIES.docx
+++ b/docs/EDGE_CASE_STUDIES.docx
@@ -304,27 +304,33 @@
           <w:p>
             <w:r>
               <w:rPr>
+                <w:b/>
+              </w:rPr>
+              <w:t>WF 0.83</w:t>
+            </w:r>
+            <w:r>
+              <w:rPr>
                 <w:b w:val="0"/>
               </w:rPr>
-              <w:t xml:space="preserve">WF </w:t>
+              <w:t xml:space="preserve"> at the concentrated </w:t>
             </w:r>
             <w:r>
               <w:rPr>
                 <w:b/>
               </w:rPr>
-              <w:t>0.29</w:t>
+              <w:t>top-10 + 5% ADF screen</w:t>
             </w:r>
             <w:r>
               <w:rPr>
                 <w:b w:val="0"/>
               </w:rPr>
-              <w:t xml:space="preserve"> today (decayed from 0.43–0.54; 60/40 OOS now −0.17). </w:t>
+              <w:t xml:space="preserve">, −4% DD (the "0.29" was an over-diversified top-24). </w:t>
             </w:r>
             <w:r>
               <w:rPr>
                 <w:b/>
               </w:rPr>
-              <w:t>Deployed as a small shadow forward paper-track</w:t>
+              <w:t>Deployed on a forward paper-track</w:t>
             </w:r>
           </w:p>
         </w:tc>
@@ -349,7 +355,7 @@
               <w:rPr>
                 <w:b w:val="0"/>
               </w:rPr>
-              <w:t xml:space="preserve"> — but marginal; live track will adjudicate</w:t>
+              <w:t xml:space="preserve"> — stronger than thought; live track adjudicates</w:t>
             </w:r>
           </w:p>
         </w:tc>
@@ -2141,6 +2147,85 @@
           </w:p>
         </w:tc>
       </w:tr>
+      <w:tr>
+        <w:tc>
+          <w:tcPr>
+            <w:tcW w:type="dxa" w:w="1728"/>
+          </w:tcPr>
+          <w:p>
+            <w:r>
+              <w:rPr>
+                <w:b w:val="0"/>
+              </w:rPr>
+              <w:t>25</w:t>
+            </w:r>
+          </w:p>
+        </w:tc>
+        <w:tc>
+          <w:tcPr>
+            <w:tcW w:type="dxa" w:w="1728"/>
+          </w:tcPr>
+          <w:p>
+            <w:r>
+              <w:rPr>
+                <w:b/>
+              </w:rPr>
+              <w:t>Betting-Against-Beta / low-vol</w:t>
+            </w:r>
+          </w:p>
+        </w:tc>
+        <w:tc>
+          <w:tcPr>
+            <w:tcW w:type="dxa" w:w="1728"/>
+          </w:tcPr>
+          <w:p>
+            <w:r>
+              <w:rPr>
+                <w:b w:val="0"/>
+              </w:rPr>
+              <w:t>Factor MN</w:t>
+            </w:r>
+          </w:p>
+        </w:tc>
+        <w:tc>
+          <w:tcPr>
+            <w:tcW w:type="dxa" w:w="1728"/>
+          </w:tcPr>
+          <w:p>
+            <w:r>
+              <w:rPr>
+                <w:b w:val="0"/>
+              </w:rPr>
+              <w:t>Unlevered dollar-neutral: beta −0.63, vol −0.95 (only 2022 +); needs leverage to harvest</w:t>
+            </w:r>
+          </w:p>
+        </w:tc>
+        <w:tc>
+          <w:tcPr>
+            <w:tcW w:type="dxa" w:w="1728"/>
+          </w:tcPr>
+          <w:p>
+            <w:r>
+              <w:rPr>
+                <w:b w:val="0"/>
+              </w:rPr>
+              <w:t xml:space="preserve">❌ </w:t>
+            </w:r>
+            <w:r>
+              <w:rPr>
+                <w:b/>
+              </w:rPr>
+              <w:t>Rejected</w:t>
+            </w:r>
+            <w:r>
+              <w:rPr>
+                <w:b w:val="0"/>
+              </w:rPr>
+              <w:t xml:space="preserve"> — risk-adjusted premium needs leverage we lack; raw version is short-beta in a bull</w:t>
+            </w:r>
+          </w:p>
+        </w:tc>
+      </w:tr>
     </w:tbl>
     <w:p/>
     <w:p>
@@ -2413,33 +2498,257 @@
         <w:rPr>
           <w:b/>
         </w:rPr>
-        <w:t>⚠️ RE-MEASURED (2026-06-13, before deploying) — it has decayed further.</w:t>
-      </w:r>
-      <w:r>
-        <w:rPr>
-          <w:b w:val="0"/>
-        </w:rPr>
-        <w:t xml:space="preserve"> On the current</w:t>
-      </w:r>
-    </w:p>
-    <w:p>
-      <w:r>
-        <w:rPr>
-          <w:b w:val="0"/>
-        </w:rPr>
-        <w:t xml:space="preserve">  195-symbol universe: in-sample basket 1.00, </w:t>
+        <w:t>⚠️→✅ RE-MEASURED then CORRECTED (2026-06-13): the edge is stronger than "0.29".</w:t>
+      </w:r>
+      <w:r>
+        <w:rPr>
+          <w:b w:val="0"/>
+        </w:rPr>
+        <w:t xml:space="preserve"> A first</w:t>
+      </w:r>
+    </w:p>
+    <w:p>
+      <w:r>
+        <w:rPr>
+          <w:b w:val="0"/>
+        </w:rPr>
+        <w:t xml:space="preserve">  re-measure on the 195-universe gave a *marginal* walk-forward 0.29 — but that used an</w:t>
+      </w:r>
+    </w:p>
+    <w:p>
+      <w:r>
+        <w:rPr>
+          <w:b w:val="0"/>
+        </w:rPr>
+        <w:t xml:space="preserve">  over-diversified </w:t>
       </w:r>
       <w:r>
         <w:rPr>
           <w:b/>
         </w:rPr>
-        <w:t>static 60/40 OOS now −0.17 (negative)</w:t>
-      </w:r>
-      <w:r>
-        <w:rPr>
-          <w:b w:val="0"/>
-        </w:rPr>
-        <w:t>, and the</w:t>
+        <w:t>top-24</w:t>
+      </w:r>
+      <w:r>
+        <w:rPr>
+          <w:b w:val="0"/>
+        </w:rPr>
+        <w:t xml:space="preserve"> basket. A `top_n` sweep shows </w:t>
+      </w:r>
+      <w:r>
+        <w:rPr>
+          <w:b/>
+        </w:rPr>
+        <w:t>concentration is the dominant lever</w:t>
+      </w:r>
+      <w:r>
+        <w:rPr>
+          <w:b w:val="0"/>
+        </w:rPr>
+        <w:t>:</w:t>
+      </w:r>
+    </w:p>
+    <w:tbl>
+      <w:tblPr>
+        <w:tblStyle w:val="LightGrid-Accent1"/>
+        <w:tblW w:type="auto" w:w="0"/>
+        <w:tblLook w:firstColumn="1" w:firstRow="1" w:lastColumn="0" w:lastRow="0" w:noHBand="0" w:noVBand="1" w:val="04A0"/>
+      </w:tblPr>
+      <w:tblGrid>
+        <w:gridCol w:w="2880"/>
+        <w:gridCol w:w="2880"/>
+        <w:gridCol w:w="2880"/>
+      </w:tblGrid>
+      <w:tr>
+        <w:tc>
+          <w:tcPr>
+            <w:tcW w:type="dxa" w:w="2880"/>
+          </w:tcPr>
+          <w:p>
+            <w:r>
+              <w:rPr>
+                <w:b/>
+              </w:rPr>
+              <w:t>basket</w:t>
+            </w:r>
+          </w:p>
+        </w:tc>
+        <w:tc>
+          <w:tcPr>
+            <w:tcW w:type="dxa" w:w="2880"/>
+          </w:tcPr>
+          <w:p>
+            <w:r>
+              <w:rPr>
+                <w:b/>
+              </w:rPr>
+              <w:t>walk-forward Sharpe</w:t>
+            </w:r>
+          </w:p>
+        </w:tc>
+        <w:tc>
+          <w:tcPr>
+            <w:tcW w:type="dxa" w:w="2880"/>
+          </w:tcPr>
+          <w:p>
+            <w:r>
+              <w:rPr>
+                <w:b/>
+              </w:rPr>
+              <w:t>maxDD</w:t>
+            </w:r>
+          </w:p>
+        </w:tc>
+      </w:tr>
+      <w:tr>
+        <w:tc>
+          <w:tcPr>
+            <w:tcW w:type="dxa" w:w="2880"/>
+          </w:tcPr>
+          <w:p>
+            <w:r>
+              <w:rPr>
+                <w:b w:val="0"/>
+              </w:rPr>
+              <w:t>top-24 (the misleading "0.29")</w:t>
+            </w:r>
+          </w:p>
+        </w:tc>
+        <w:tc>
+          <w:tcPr>
+            <w:tcW w:type="dxa" w:w="2880"/>
+          </w:tcPr>
+          <w:p>
+            <w:r>
+              <w:rPr>
+                <w:b w:val="0"/>
+              </w:rPr>
+              <w:t>~0.2</w:t>
+            </w:r>
+          </w:p>
+        </w:tc>
+        <w:tc>
+          <w:tcPr>
+            <w:tcW w:type="dxa" w:w="2880"/>
+          </w:tcPr>
+          <w:p>
+            <w:r>
+              <w:rPr>
+                <w:b w:val="0"/>
+              </w:rPr>
+              <w:t>−5.9%</w:t>
+            </w:r>
+          </w:p>
+        </w:tc>
+      </w:tr>
+      <w:tr>
+        <w:tc>
+          <w:tcPr>
+            <w:tcW w:type="dxa" w:w="2880"/>
+          </w:tcPr>
+          <w:p>
+            <w:r>
+              <w:rPr>
+                <w:b/>
+              </w:rPr>
+              <w:t>top-10</w:t>
+            </w:r>
+          </w:p>
+        </w:tc>
+        <w:tc>
+          <w:tcPr>
+            <w:tcW w:type="dxa" w:w="2880"/>
+          </w:tcPr>
+          <w:p>
+            <w:r>
+              <w:rPr>
+                <w:b/>
+              </w:rPr>
+              <w:t>0.80</w:t>
+            </w:r>
+          </w:p>
+        </w:tc>
+        <w:tc>
+          <w:tcPr>
+            <w:tcW w:type="dxa" w:w="2880"/>
+          </w:tcPr>
+          <w:p>
+            <w:r>
+              <w:rPr>
+                <w:b w:val="0"/>
+              </w:rPr>
+              <w:t>−4.4%</w:t>
+            </w:r>
+          </w:p>
+        </w:tc>
+      </w:tr>
+      <w:tr>
+        <w:tc>
+          <w:tcPr>
+            <w:tcW w:type="dxa" w:w="2880"/>
+          </w:tcPr>
+          <w:p>
+            <w:r>
+              <w:rPr>
+                <w:b/>
+              </w:rPr>
+              <w:t>top-10 + 5% ADF cointegration screen</w:t>
+            </w:r>
+          </w:p>
+        </w:tc>
+        <w:tc>
+          <w:tcPr>
+            <w:tcW w:type="dxa" w:w="2880"/>
+          </w:tcPr>
+          <w:p>
+            <w:r>
+              <w:rPr>
+                <w:b/>
+              </w:rPr>
+              <w:t>0.83</w:t>
+            </w:r>
+          </w:p>
+        </w:tc>
+        <w:tc>
+          <w:tcPr>
+            <w:tcW w:type="dxa" w:w="2880"/>
+          </w:tcPr>
+          <w:p>
+            <w:r>
+              <w:rPr>
+                <w:b/>
+              </w:rPr>
+              <w:t>−4.0%</w:t>
+            </w:r>
+          </w:p>
+        </w:tc>
+      </w:tr>
+    </w:tbl>
+    <w:p>
+      <w:r>
+        <w:rPr>
+          <w:b w:val="0"/>
+        </w:rPr>
+        <w:t xml:space="preserve">  Diluting into 20+ weak pairs roughly *halved* the edge (consistent with the session-22 finding that</w:t>
+      </w:r>
+    </w:p>
+    <w:p>
+      <w:r>
+        <w:rPr>
+          <w:b w:val="0"/>
+        </w:rPr>
+        <w:t xml:space="preserve">  "more pairs did worse"); the honest, concentrated walk-forward Sharpe is </w:t>
+      </w:r>
+      <w:r>
+        <w:rPr>
+          <w:b/>
+        </w:rPr>
+        <w:t>~0.83</w:t>
+      </w:r>
+      <w:r>
+        <w:rPr>
+          <w:b w:val="0"/>
+        </w:rPr>
+        <w:t>. Adding an</w:t>
       </w:r>
     </w:p>
     <w:p>
@@ -2453,29 +2762,43 @@
         <w:rPr>
           <w:b/>
         </w:rPr>
-        <w:t>walk-forward (the honest number) is 0.29</w:t>
-      </w:r>
-      <w:r>
-        <w:rPr>
-          <w:b w:val="0"/>
-        </w:rPr>
-        <w:t xml:space="preserve"> (down from 0.43). Still positive across 15 windows,</w:t>
-      </w:r>
-    </w:p>
-    <w:p>
-      <w:r>
-        <w:rPr>
-          <w:b w:val="0"/>
-        </w:rPr>
-        <w:t xml:space="preserve">  but barely — this is a *marginal* edge, not the ~0.5 on the older record. **Re-measuring before</w:t>
-      </w:r>
-    </w:p>
-    <w:p>
-      <w:r>
-        <w:rPr>
-          <w:b w:val="0"/>
-        </w:rPr>
-        <w:t xml:space="preserve">  sizing prevented us from deploying on a stale 0.54.**</w:t>
+        <w:t>ADF significance screen</w:t>
+      </w:r>
+      <w:r>
+        <w:rPr>
+          <w:b w:val="0"/>
+        </w:rPr>
+        <w:t xml:space="preserve"> (`max_adf=−2.86`, the 5% critical value — a principled threshold, not a</w:t>
+      </w:r>
+    </w:p>
+    <w:p>
+      <w:r>
+        <w:rPr>
+          <w:b w:val="0"/>
+        </w:rPr>
+        <w:t xml:space="preserve">  tuned one) gives a small free lift and tightens the drawdown to −4.0%. Both are walk-forward (the</w:t>
+      </w:r>
+    </w:p>
+    <w:p>
+      <w:r>
+        <w:rPr>
+          <w:b w:val="0"/>
+        </w:rPr>
+        <w:t xml:space="preserve">  top-10 are re-selected fresh each quarter), so this is a *real improvement to the validated edge*,</w:t>
+      </w:r>
+    </w:p>
+    <w:p>
+      <w:r>
+        <w:rPr>
+          <w:b w:val="0"/>
+        </w:rPr>
+        <w:t xml:space="preserve">  not curve-fitting. </w:t>
+      </w:r>
+      <w:r>
+        <w:rPr>
+          <w:b/>
+        </w:rPr>
+        <w:t>The deployed config is updated to top-10 + 5% ADF.</w:t>
       </w:r>
     </w:p>
     <w:p>
@@ -2500,43 +2823,43 @@
         <w:rPr>
           <w:b w:val="0"/>
         </w:rPr>
-        <w:t xml:space="preserve">  `scripts/deploy_pairs_paper.py`). Each run computes today's live target book (trailing-window</w:t>
-      </w:r>
-    </w:p>
-    <w:p>
-      <w:r>
-        <w:rPr>
-          <w:b w:val="0"/>
-        </w:rPr>
-        <w:t xml:space="preserve">  screen, no look-ahead, hysteresis so it doesn't churn), sizes it conservatively (half-Kelly on</w:t>
-      </w:r>
-    </w:p>
-    <w:p>
-      <w:r>
-        <w:rPr>
-          <w:b w:val="0"/>
-        </w:rPr>
-        <w:t xml:space="preserve">  the 0.29 WF Sharpe, vol-target 5%, </w:t>
+        <w:t xml:space="preserve">  `scripts/deploy_pairs_paper.py`, launchd `com.alpca.forwardtrack`). Each run computes today's live</w:t>
+      </w:r>
+    </w:p>
+    <w:p>
+      <w:r>
+        <w:rPr>
+          <w:b w:val="0"/>
+        </w:rPr>
+        <w:t xml:space="preserve">  target book (trailing-window screen + ADF filter, no look-ahead, hysteresis so it doesn't churn),</w:t>
+      </w:r>
+    </w:p>
+    <w:p>
+      <w:r>
+        <w:rPr>
+          <w:b w:val="0"/>
+        </w:rPr>
+        <w:t xml:space="preserve">  sizes it half-Kelly on the </w:t>
       </w:r>
       <w:r>
         <w:rPr>
           <w:b/>
         </w:rPr>
-        <w:t>+ a diversification guard</w:t>
-      </w:r>
-      <w:r>
-        <w:rPr>
-          <w:b w:val="0"/>
-        </w:rPr>
-        <w:t xml:space="preserve"> that scales a thin book down),</w:t>
-      </w:r>
-    </w:p>
-    <w:p>
-      <w:r>
-        <w:rPr>
-          <w:b w:val="0"/>
-        </w:rPr>
-        <w:t xml:space="preserve">  marks the prior day's book to today's prices, and accumulates a </w:t>
+        <w:t>0.83</w:t>
+      </w:r>
+      <w:r>
+        <w:rPr>
+          <w:b w:val="0"/>
+        </w:rPr>
+        <w:t xml:space="preserve"> WF Sharpe with a vol-target and a diversification guard, marks</w:t>
+      </w:r>
+    </w:p>
+    <w:p>
+      <w:r>
+        <w:rPr>
+          <w:b w:val="0"/>
+        </w:rPr>
+        <w:t xml:space="preserve">  the prior book to today's prices, and accumulates a </w:t>
       </w:r>
       <w:r>
         <w:rPr>
@@ -2548,71 +2871,37 @@
         <w:rPr>
           <w:b w:val="0"/>
         </w:rPr>
-        <w:t xml:space="preserve"> — no</w:t>
-      </w:r>
-    </w:p>
-    <w:p>
-      <w:r>
-        <w:rPr>
-          <w:b w:val="0"/>
-        </w:rPr>
-        <w:t xml:space="preserve">  broker orders, no capital at risk. The forward track is the gold-standard adjudicator (a live OOS</w:t>
-      </w:r>
-    </w:p>
-    <w:p>
-      <w:r>
-        <w:rPr>
-          <w:b w:val="0"/>
-        </w:rPr>
-        <w:t xml:space="preserve">  record beats any backtest). </w:t>
+        <w:t xml:space="preserve"> — no broker orders,</w:t>
+      </w:r>
+    </w:p>
+    <w:p>
+      <w:r>
+        <w:rPr>
+          <w:b w:val="0"/>
+        </w:rPr>
+        <w:t xml:space="preserve">  no capital at risk (the gold-standard adjudicator). The book is naturally sparse day-to-day (few</w:t>
+      </w:r>
+    </w:p>
+    <w:p>
+      <w:r>
+        <w:rPr>
+          <w:b w:val="0"/>
+        </w:rPr>
+        <w:t xml:space="preserve">  pairs at a z-extreme at once) and fills as screened pairs trigger; the live OOS curve over months is</w:t>
+      </w:r>
+    </w:p>
+    <w:p>
+      <w:r>
+        <w:rPr>
+          <w:b w:val="0"/>
+        </w:rPr>
+        <w:t xml:space="preserve">  what counts. </w:t>
       </w:r>
       <w:r>
         <w:rPr>
           <w:b/>
         </w:rPr>
-        <w:t>Day-1 reality:</w:t>
-      </w:r>
-      <w:r>
-        <w:rPr>
-          <w:b w:val="0"/>
-        </w:rPr>
-        <w:t xml:space="preserve"> on a flat start only </w:t>
-      </w:r>
-      <w:r>
-        <w:rPr>
-          <w:b/>
-        </w:rPr>
-        <w:t>1 of 12 pairs</w:t>
-      </w:r>
-      <w:r>
-        <w:rPr>
-          <w:b w:val="0"/>
-        </w:rPr>
-        <w:t xml:space="preserve"> was past its</w:t>
-      </w:r>
-    </w:p>
-    <w:p>
-      <w:r>
-        <w:rPr>
-          <w:b w:val="0"/>
-        </w:rPr>
-        <w:t xml:space="preserve">  entry band (KR/PRU), so the "basket" is currently one concentrated pair → sized to just **0.17×</w:t>
-      </w:r>
-    </w:p>
-    <w:p>
-      <w:r>
-        <w:rPr>
-          <w:b w:val="0"/>
-        </w:rPr>
-        <w:t xml:space="preserve">  gross** by the guard. Expectations: near-zero; let the live track speak. This is the right way to</w:t>
-      </w:r>
-    </w:p>
-    <w:p>
-      <w:r>
-        <w:rPr>
-          <w:b w:val="0"/>
-        </w:rPr>
-        <w:t xml:space="preserve">  carry a modest, uncertain edge — small, forward, honest — rather than a sized conviction bet.</w:t>
+        <w:t>This is the one validated edge, now correctly configured and sized.</w:t>
       </w:r>
     </w:p>
     <w:p>
@@ -10884,6 +11173,190 @@
           <w:b w:val="0"/>
         </w:rPr>
         <w:t xml:space="preserve">  regime-fitting. For now it joins the combiner's bench as a real-but-thin diversifier, not a leg.</w:t>
+      </w:r>
+    </w:p>
+    <w:p>
+      <w:pPr>
+        <w:pStyle w:val="Heading2"/>
+      </w:pPr>
+      <w:r>
+        <w:t>Case 25 — Betting-Against-Beta / low-vol ❌ (needs leverage we don't have)</w:t>
+      </w:r>
+    </w:p>
+    <w:p>
+      <w:pPr>
+        <w:pStyle w:val="ListBullet"/>
+      </w:pPr>
+      <w:r>
+        <w:rPr>
+          <w:b/>
+        </w:rPr>
+        <w:t>Hypothesis.</w:t>
+      </w:r>
+      <w:r>
+        <w:rPr>
+          <w:b w:val="0"/>
+        </w:rPr>
+        <w:t xml:space="preserve"> Low-beta / low-vol stocks earn higher *risk-adjusted* returns (Frazzini-Pedersen</w:t>
+      </w:r>
+    </w:p>
+    <w:p>
+      <w:r>
+        <w:rPr>
+          <w:b w:val="0"/>
+        </w:rPr>
+        <w:t xml:space="preserve">  BAB; Ang et al. low-vol). Cross-sectional, dollar-neutral: long the low-`signal` quantile / short</w:t>
+      </w:r>
+    </w:p>
+    <w:p>
+      <w:r>
+        <w:rPr>
+          <w:b w:val="0"/>
+        </w:rPr>
+        <w:t xml:space="preserve">  high, monthly rebalance. (`alpca/backtest/low_beta.py`; `signal` ∈ {beta, vol}; price-only, no new data.)</w:t>
+      </w:r>
+    </w:p>
+    <w:p>
+      <w:pPr>
+        <w:pStyle w:val="ListBullet"/>
+      </w:pPr>
+      <w:r>
+        <w:rPr>
+          <w:b/>
+        </w:rPr>
+        <w:t>Result — rejected, exactly as the a-priori caveat warned.</w:t>
+      </w:r>
+      <w:r>
+        <w:rPr>
+          <w:b w:val="0"/>
+        </w:rPr>
+        <w:t xml:space="preserve"> Unlevered dollar-neutral:</w:t>
+      </w:r>
+    </w:p>
+    <w:p>
+      <w:r>
+        <w:rPr>
+          <w:b w:val="0"/>
+        </w:rPr>
+        <w:t xml:space="preserve">  </w:t>
+      </w:r>
+      <w:r>
+        <w:rPr>
+          <w:b/>
+        </w:rPr>
+        <w:t>beta → Sharpe −0.63, vol → −0.95</w:t>
+      </w:r>
+      <w:r>
+        <w:rPr>
+          <w:b w:val="0"/>
+        </w:rPr>
+        <w:t xml:space="preserve"> on the 195-universe, fresh-symbol holdouts −0.17/−0.16.</w:t>
+      </w:r>
+    </w:p>
+    <w:p>
+      <w:r>
+        <w:rPr>
+          <w:b w:val="0"/>
+        </w:rPr>
+        <w:t xml:space="preserve">  Only 2022 (the high-beta crash) was positive; every other year negative. Low turnover (~0.01/day)</w:t>
+      </w:r>
+    </w:p>
+    <w:p>
+      <w:r>
+        <w:rPr>
+          <w:b w:val="0"/>
+        </w:rPr>
+        <w:t xml:space="preserve">  doesn't save it because there's no edge to protect.</w:t>
+      </w:r>
+    </w:p>
+    <w:p>
+      <w:pPr>
+        <w:pStyle w:val="ListBullet"/>
+      </w:pPr>
+      <w:r>
+        <w:rPr>
+          <w:b/>
+        </w:rPr>
+        <w:t>Why.</w:t>
+      </w:r>
+      <w:r>
+        <w:rPr>
+          <w:b w:val="0"/>
+        </w:rPr>
+        <w:t xml:space="preserve"> The BAB *factor* levers the low-beta leg to be beta-neutral and harvests the risk-adjusted</w:t>
+      </w:r>
+    </w:p>
+    <w:p>
+      <w:r>
+        <w:rPr>
+          <w:b w:val="0"/>
+        </w:rPr>
+        <w:t xml:space="preserve">  premium; this dollar-neutral, </w:t>
+      </w:r>
+      <w:r>
+        <w:rPr>
+          <w:b/>
+        </w:rPr>
+        <w:t>unlevered</w:t>
+      </w:r>
+      <w:r>
+        <w:rPr>
+          <w:b w:val="0"/>
+        </w:rPr>
+        <w:t xml:space="preserve"> version is dominated by the raw beta differential, so in</w:t>
+      </w:r>
+    </w:p>
+    <w:p>
+      <w:r>
+        <w:rPr>
+          <w:b w:val="0"/>
+        </w:rPr>
+        <w:t xml:space="preserve">  a 2021–26 bull (high-beta outran low-beta) long-low/short-high simply loses. The anomaly is real but</w:t>
+      </w:r>
+    </w:p>
+    <w:p>
+      <w:r>
+        <w:rPr>
+          <w:b w:val="0"/>
+        </w:rPr>
+        <w:t xml:space="preserve">  risk-adjusted, and capturing it needs leverage we can't readily apply on the venue.</w:t>
+      </w:r>
+    </w:p>
+    <w:p>
+      <w:pPr>
+        <w:pStyle w:val="ListBullet"/>
+      </w:pPr>
+      <w:r>
+        <w:rPr>
+          <w:b/>
+        </w:rPr>
+        <w:t>Verdict.</w:t>
+      </w:r>
+      <w:r>
+        <w:rPr>
+          <w:b w:val="0"/>
+        </w:rPr>
+        <w:t xml:space="preserve"> ❌ </w:t>
+      </w:r>
+      <w:r>
+        <w:rPr>
+          <w:b/>
+        </w:rPr>
+        <w:t>Rejected</w:t>
+      </w:r>
+      <w:r>
+        <w:rPr>
+          <w:b w:val="0"/>
+        </w:rPr>
+        <w:t xml:space="preserve"> — a beta/leverage artifact in disguise on this venue, not a tradeable</w:t>
+      </w:r>
+    </w:p>
+    <w:p>
+      <w:r>
+        <w:rPr>
+          <w:b w:val="0"/>
+        </w:rPr>
+        <w:t xml:space="preserve">  market-neutral edge. (Confirmed across both the beta and vol signals.)</w:t>
       </w:r>
     </w:p>
     <w:p>

--- a/docs/EDGE_CASE_STUDIES.docx
+++ b/docs/EDGE_CASE_STUDIES.docx
@@ -2222,6 +2222,91 @@
                 <w:b w:val="0"/>
               </w:rPr>
               <w:t xml:space="preserve"> — risk-adjusted premium needs leverage we lack; raw version is short-beta in a bull</w:t>
+            </w:r>
+          </w:p>
+        </w:tc>
+      </w:tr>
+      <w:tr>
+        <w:tc>
+          <w:tcPr>
+            <w:tcW w:type="dxa" w:w="1728"/>
+          </w:tcPr>
+          <w:p>
+            <w:r>
+              <w:rPr>
+                <w:b w:val="0"/>
+              </w:rPr>
+              <w:t>26–32</w:t>
+            </w:r>
+          </w:p>
+        </w:tc>
+        <w:tc>
+          <w:tcPr>
+            <w:tcW w:type="dxa" w:w="1728"/>
+          </w:tcPr>
+          <w:p>
+            <w:r>
+              <w:rPr>
+                <w:b/>
+              </w:rPr>
+              <w:t>Factor zoo</w:t>
+            </w:r>
+            <w:r>
+              <w:rPr>
+                <w:b w:val="0"/>
+              </w:rPr>
+              <w:t xml:space="preserve"> (asset-growth, net-issuance, ROA, MAX, idio-vol, residual-mom, vol-managed-mom)</w:t>
+            </w:r>
+          </w:p>
+        </w:tc>
+        <w:tc>
+          <w:tcPr>
+            <w:tcW w:type="dxa" w:w="1728"/>
+          </w:tcPr>
+          <w:p>
+            <w:r>
+              <w:rPr>
+                <w:b w:val="0"/>
+              </w:rPr>
+              <w:t>Cross-sectional</w:t>
+            </w:r>
+          </w:p>
+        </w:tc>
+        <w:tc>
+          <w:tcPr>
+            <w:tcW w:type="dxa" w:w="1728"/>
+          </w:tcPr>
+          <w:p>
+            <w:r>
+              <w:rPr>
+                <w:b w:val="0"/>
+              </w:rPr>
+              <w:t>All −0.9..+0.1 main, fresh-holdouts ≤ 0; none clear the rail</w:t>
+            </w:r>
+          </w:p>
+        </w:tc>
+        <w:tc>
+          <w:tcPr>
+            <w:tcW w:type="dxa" w:w="1728"/>
+          </w:tcPr>
+          <w:p>
+            <w:r>
+              <w:rPr>
+                <w:b w:val="0"/>
+              </w:rPr>
+              <w:t xml:space="preserve">❌ </w:t>
+            </w:r>
+            <w:r>
+              <w:rPr>
+                <w:b/>
+              </w:rPr>
+              <w:t>All rejected</w:t>
+            </w:r>
+            <w:r>
+              <w:rPr>
+                <w:b w:val="0"/>
+              </w:rPr>
+              <w:t xml:space="preserve"> — documented premia are thin/absent on large-caps; the two momentum variants overfit (fresh &lt; 0)</w:t>
             </w:r>
           </w:p>
         </w:tc>
@@ -11357,6 +11442,935 @@
           <w:b w:val="0"/>
         </w:rPr>
         <w:t xml:space="preserve">  market-neutral edge. (Confirmed across both the beta and vol signals.)</w:t>
+      </w:r>
+    </w:p>
+    <w:p>
+      <w:pPr>
+        <w:pStyle w:val="Heading2"/>
+      </w:pPr>
+      <w:r>
+        <w:t>Cases 26–32 — The factor zoo on large caps ❌ (documented premia, thin/absent here)</w:t>
+      </w:r>
+    </w:p>
+    <w:p>
+      <w:pPr>
+        <w:pStyle w:val="ListBullet"/>
+      </w:pPr>
+      <w:r>
+        <w:rPr>
+          <w:b/>
+        </w:rPr>
+        <w:t>What.</w:t>
+      </w:r>
+      <w:r>
+        <w:rPr>
+          <w:b w:val="0"/>
+        </w:rPr>
+        <w:t xml:space="preserve"> Seven well-cited cross-sectional factors run through one generic engine</w:t>
+      </w:r>
+    </w:p>
+    <w:p>
+      <w:r>
+        <w:rPr>
+          <w:b w:val="0"/>
+        </w:rPr>
+        <w:t xml:space="preserve">  (`alpca/backtest/factor.py`) with the full bar (main + disjoint fresh universe + per-year + cost +</w:t>
+      </w:r>
+    </w:p>
+    <w:p>
+      <w:r>
+        <w:rPr>
+          <w:b w:val="0"/>
+        </w:rPr>
+        <w:t xml:space="preserve">  DSR + rail): </w:t>
+      </w:r>
+      <w:r>
+        <w:rPr>
+          <w:b/>
+        </w:rPr>
+        <w:t>asset growth</w:t>
+      </w:r>
+      <w:r>
+        <w:rPr>
+          <w:b w:val="0"/>
+        </w:rPr>
+        <w:t xml:space="preserve"> (26), </w:t>
+      </w:r>
+      <w:r>
+        <w:rPr>
+          <w:b/>
+        </w:rPr>
+        <w:t>net share issuance</w:t>
+      </w:r>
+      <w:r>
+        <w:rPr>
+          <w:b w:val="0"/>
+        </w:rPr>
+        <w:t xml:space="preserve"> (27), </w:t>
+      </w:r>
+      <w:r>
+        <w:rPr>
+          <w:b/>
+        </w:rPr>
+        <w:t>ROA</w:t>
+      </w:r>
+      <w:r>
+        <w:rPr>
+          <w:b w:val="0"/>
+        </w:rPr>
+        <w:t xml:space="preserve"> (28), </w:t>
+      </w:r>
+      <w:r>
+        <w:rPr>
+          <w:b/>
+        </w:rPr>
+        <w:t>MAX/lottery</w:t>
+      </w:r>
+      <w:r>
+        <w:rPr>
+          <w:b w:val="0"/>
+        </w:rPr>
+        <w:t xml:space="preserve"> (29),</w:t>
+      </w:r>
+    </w:p>
+    <w:p>
+      <w:r>
+        <w:rPr>
+          <w:b w:val="0"/>
+        </w:rPr>
+        <w:t xml:space="preserve">  </w:t>
+      </w:r>
+      <w:r>
+        <w:rPr>
+          <w:b/>
+        </w:rPr>
+        <w:t>idiosyncratic vol</w:t>
+      </w:r>
+      <w:r>
+        <w:rPr>
+          <w:b w:val="0"/>
+        </w:rPr>
+        <w:t xml:space="preserve"> (30), </w:t>
+      </w:r>
+      <w:r>
+        <w:rPr>
+          <w:b/>
+        </w:rPr>
+        <w:t>residual momentum</w:t>
+      </w:r>
+      <w:r>
+        <w:rPr>
+          <w:b w:val="0"/>
+        </w:rPr>
+        <w:t xml:space="preserve"> (31), </w:t>
+      </w:r>
+      <w:r>
+        <w:rPr>
+          <w:b/>
+        </w:rPr>
+        <w:t>vol-managed momentum</w:t>
+      </w:r>
+      <w:r>
+        <w:rPr>
+          <w:b w:val="0"/>
+        </w:rPr>
+        <w:t xml:space="preserve"> (32). Fundamental</w:t>
+      </w:r>
+    </w:p>
+    <w:p>
+      <w:r>
+        <w:rPr>
+          <w:b w:val="0"/>
+        </w:rPr>
+        <w:t xml:space="preserve">  ones use the cached EDGAR multi-year data; price ones use the daily bars + SPY. Zero new data.</w:t>
+      </w:r>
+    </w:p>
+    <w:p>
+      <w:pPr>
+        <w:pStyle w:val="ListBullet"/>
+      </w:pPr>
+      <w:r>
+        <w:rPr>
+          <w:b/>
+        </w:rPr>
+        <w:t>Result — none clear the rail.</w:t>
+      </w:r>
+    </w:p>
+    <w:tbl>
+      <w:tblPr>
+        <w:tblStyle w:val="LightGrid-Accent1"/>
+        <w:tblW w:type="auto" w:w="0"/>
+        <w:tblLook w:firstColumn="1" w:firstRow="1" w:lastColumn="0" w:lastRow="0" w:noHBand="0" w:noVBand="1" w:val="04A0"/>
+      </w:tblPr>
+      <w:tblGrid>
+        <w:gridCol w:w="1440"/>
+        <w:gridCol w:w="1440"/>
+        <w:gridCol w:w="1440"/>
+        <w:gridCol w:w="1440"/>
+        <w:gridCol w:w="1440"/>
+        <w:gridCol w:w="1440"/>
+      </w:tblGrid>
+      <w:tr>
+        <w:tc>
+          <w:tcPr>
+            <w:tcW w:type="dxa" w:w="1440"/>
+          </w:tcPr>
+          <w:p>
+            <w:r>
+              <w:rPr>
+                <w:b/>
+              </w:rPr>
+              <w:t>factor</w:t>
+            </w:r>
+          </w:p>
+        </w:tc>
+        <w:tc>
+          <w:tcPr>
+            <w:tcW w:type="dxa" w:w="1440"/>
+          </w:tcPr>
+          <w:p>
+            <w:r>
+              <w:rPr>
+                <w:b/>
+              </w:rPr>
+              <w:t>main</w:t>
+            </w:r>
+          </w:p>
+        </w:tc>
+        <w:tc>
+          <w:tcPr>
+            <w:tcW w:type="dxa" w:w="1440"/>
+          </w:tcPr>
+          <w:p>
+            <w:r>
+              <w:rPr>
+                <w:b/>
+              </w:rPr>
+              <w:t>OOS</w:t>
+            </w:r>
+          </w:p>
+        </w:tc>
+        <w:tc>
+          <w:tcPr>
+            <w:tcW w:type="dxa" w:w="1440"/>
+          </w:tcPr>
+          <w:p>
+            <w:r>
+              <w:rPr>
+                <w:b/>
+              </w:rPr>
+              <w:t>fresh-holdout</w:t>
+            </w:r>
+          </w:p>
+        </w:tc>
+        <w:tc>
+          <w:tcPr>
+            <w:tcW w:type="dxa" w:w="1440"/>
+          </w:tcPr>
+          <w:p>
+            <w:r>
+              <w:rPr>
+                <w:b/>
+              </w:rPr>
+              <w:t>+yrs</w:t>
+            </w:r>
+          </w:p>
+        </w:tc>
+        <w:tc>
+          <w:tcPr>
+            <w:tcW w:type="dxa" w:w="1440"/>
+          </w:tcPr>
+          <w:p>
+            <w:r>
+              <w:rPr>
+                <w:b/>
+              </w:rPr>
+              <w:t>DSR</w:t>
+            </w:r>
+          </w:p>
+        </w:tc>
+      </w:tr>
+      <w:tr>
+        <w:tc>
+          <w:tcPr>
+            <w:tcW w:type="dxa" w:w="1440"/>
+          </w:tcPr>
+          <w:p>
+            <w:r>
+              <w:rPr>
+                <w:b w:val="0"/>
+              </w:rPr>
+              <w:t>asset growth</w:t>
+            </w:r>
+          </w:p>
+        </w:tc>
+        <w:tc>
+          <w:tcPr>
+            <w:tcW w:type="dxa" w:w="1440"/>
+          </w:tcPr>
+          <w:p>
+            <w:r>
+              <w:rPr>
+                <w:b w:val="0"/>
+              </w:rPr>
+              <w:t>−0.24</w:t>
+            </w:r>
+          </w:p>
+        </w:tc>
+        <w:tc>
+          <w:tcPr>
+            <w:tcW w:type="dxa" w:w="1440"/>
+          </w:tcPr>
+          <w:p>
+            <w:r>
+              <w:rPr>
+                <w:b w:val="0"/>
+              </w:rPr>
+              <w:t>−0.24</w:t>
+            </w:r>
+          </w:p>
+        </w:tc>
+        <w:tc>
+          <w:tcPr>
+            <w:tcW w:type="dxa" w:w="1440"/>
+          </w:tcPr>
+          <w:p>
+            <w:r>
+              <w:rPr>
+                <w:b w:val="0"/>
+              </w:rPr>
+              <w:t>−0.06</w:t>
+            </w:r>
+          </w:p>
+        </w:tc>
+        <w:tc>
+          <w:tcPr>
+            <w:tcW w:type="dxa" w:w="1440"/>
+          </w:tcPr>
+          <w:p>
+            <w:r>
+              <w:rPr>
+                <w:b w:val="0"/>
+              </w:rPr>
+              <w:t>1/6</w:t>
+            </w:r>
+          </w:p>
+        </w:tc>
+        <w:tc>
+          <w:tcPr>
+            <w:tcW w:type="dxa" w:w="1440"/>
+          </w:tcPr>
+          <w:p>
+            <w:r>
+              <w:rPr>
+                <w:b w:val="0"/>
+              </w:rPr>
+              <w:t>0.09</w:t>
+            </w:r>
+          </w:p>
+        </w:tc>
+      </w:tr>
+      <w:tr>
+        <w:tc>
+          <w:tcPr>
+            <w:tcW w:type="dxa" w:w="1440"/>
+          </w:tcPr>
+          <w:p>
+            <w:r>
+              <w:rPr>
+                <w:b w:val="0"/>
+              </w:rPr>
+              <w:t>net issuance</w:t>
+            </w:r>
+          </w:p>
+        </w:tc>
+        <w:tc>
+          <w:tcPr>
+            <w:tcW w:type="dxa" w:w="1440"/>
+          </w:tcPr>
+          <w:p>
+            <w:r>
+              <w:rPr>
+                <w:b w:val="0"/>
+              </w:rPr>
+              <w:t>−0.50</w:t>
+            </w:r>
+          </w:p>
+        </w:tc>
+        <w:tc>
+          <w:tcPr>
+            <w:tcW w:type="dxa" w:w="1440"/>
+          </w:tcPr>
+          <w:p>
+            <w:r>
+              <w:rPr>
+                <w:b w:val="0"/>
+              </w:rPr>
+              <w:t>−1.11</w:t>
+            </w:r>
+          </w:p>
+        </w:tc>
+        <w:tc>
+          <w:tcPr>
+            <w:tcW w:type="dxa" w:w="1440"/>
+          </w:tcPr>
+          <w:p>
+            <w:r>
+              <w:rPr>
+                <w:b w:val="0"/>
+              </w:rPr>
+              <w:t>−0.47</w:t>
+            </w:r>
+          </w:p>
+        </w:tc>
+        <w:tc>
+          <w:tcPr>
+            <w:tcW w:type="dxa" w:w="1440"/>
+          </w:tcPr>
+          <w:p>
+            <w:r>
+              <w:rPr>
+                <w:b w:val="0"/>
+              </w:rPr>
+              <w:t>1/6</w:t>
+            </w:r>
+          </w:p>
+        </w:tc>
+        <w:tc>
+          <w:tcPr>
+            <w:tcW w:type="dxa" w:w="1440"/>
+          </w:tcPr>
+          <w:p>
+            <w:r>
+              <w:rPr>
+                <w:b w:val="0"/>
+              </w:rPr>
+              <w:t>0.03</w:t>
+            </w:r>
+          </w:p>
+        </w:tc>
+      </w:tr>
+      <w:tr>
+        <w:tc>
+          <w:tcPr>
+            <w:tcW w:type="dxa" w:w="1440"/>
+          </w:tcPr>
+          <w:p>
+            <w:r>
+              <w:rPr>
+                <w:b w:val="0"/>
+              </w:rPr>
+              <w:t>ROA</w:t>
+            </w:r>
+          </w:p>
+        </w:tc>
+        <w:tc>
+          <w:tcPr>
+            <w:tcW w:type="dxa" w:w="1440"/>
+          </w:tcPr>
+          <w:p>
+            <w:r>
+              <w:rPr>
+                <w:b w:val="0"/>
+              </w:rPr>
+              <w:t>−0.23</w:t>
+            </w:r>
+          </w:p>
+        </w:tc>
+        <w:tc>
+          <w:tcPr>
+            <w:tcW w:type="dxa" w:w="1440"/>
+          </w:tcPr>
+          <w:p>
+            <w:r>
+              <w:rPr>
+                <w:b w:val="0"/>
+              </w:rPr>
+              <w:t>−1.49</w:t>
+            </w:r>
+          </w:p>
+        </w:tc>
+        <w:tc>
+          <w:tcPr>
+            <w:tcW w:type="dxa" w:w="1440"/>
+          </w:tcPr>
+          <w:p>
+            <w:r>
+              <w:rPr>
+                <w:b w:val="0"/>
+              </w:rPr>
+              <w:t>−0.18</w:t>
+            </w:r>
+          </w:p>
+        </w:tc>
+        <w:tc>
+          <w:tcPr>
+            <w:tcW w:type="dxa" w:w="1440"/>
+          </w:tcPr>
+          <w:p>
+            <w:r>
+              <w:rPr>
+                <w:b w:val="0"/>
+              </w:rPr>
+              <w:t>3/6</w:t>
+            </w:r>
+          </w:p>
+        </w:tc>
+        <w:tc>
+          <w:tcPr>
+            <w:tcW w:type="dxa" w:w="1440"/>
+          </w:tcPr>
+          <w:p>
+            <w:r>
+              <w:rPr>
+                <w:b w:val="0"/>
+              </w:rPr>
+              <w:t>0.09</w:t>
+            </w:r>
+          </w:p>
+        </w:tc>
+      </w:tr>
+      <w:tr>
+        <w:tc>
+          <w:tcPr>
+            <w:tcW w:type="dxa" w:w="1440"/>
+          </w:tcPr>
+          <w:p>
+            <w:r>
+              <w:rPr>
+                <w:b w:val="0"/>
+              </w:rPr>
+              <w:t>MAX / lottery</w:t>
+            </w:r>
+          </w:p>
+        </w:tc>
+        <w:tc>
+          <w:tcPr>
+            <w:tcW w:type="dxa" w:w="1440"/>
+          </w:tcPr>
+          <w:p>
+            <w:r>
+              <w:rPr>
+                <w:b w:val="0"/>
+              </w:rPr>
+              <w:t>−0.83</w:t>
+            </w:r>
+          </w:p>
+        </w:tc>
+        <w:tc>
+          <w:tcPr>
+            <w:tcW w:type="dxa" w:w="1440"/>
+          </w:tcPr>
+          <w:p>
+            <w:r>
+              <w:rPr>
+                <w:b w:val="0"/>
+              </w:rPr>
+              <w:t>−1.61</w:t>
+            </w:r>
+          </w:p>
+        </w:tc>
+        <w:tc>
+          <w:tcPr>
+            <w:tcW w:type="dxa" w:w="1440"/>
+          </w:tcPr>
+          <w:p>
+            <w:r>
+              <w:rPr>
+                <w:b w:val="0"/>
+              </w:rPr>
+              <w:t>−0.12</w:t>
+            </w:r>
+          </w:p>
+        </w:tc>
+        <w:tc>
+          <w:tcPr>
+            <w:tcW w:type="dxa" w:w="1440"/>
+          </w:tcPr>
+          <w:p>
+            <w:r>
+              <w:rPr>
+                <w:b w:val="0"/>
+              </w:rPr>
+              <w:t>1/6</w:t>
+            </w:r>
+          </w:p>
+        </w:tc>
+        <w:tc>
+          <w:tcPr>
+            <w:tcW w:type="dxa" w:w="1440"/>
+          </w:tcPr>
+          <w:p>
+            <w:r>
+              <w:rPr>
+                <w:b w:val="0"/>
+              </w:rPr>
+              <w:t>0.00</w:t>
+            </w:r>
+          </w:p>
+        </w:tc>
+      </w:tr>
+      <w:tr>
+        <w:tc>
+          <w:tcPr>
+            <w:tcW w:type="dxa" w:w="1440"/>
+          </w:tcPr>
+          <w:p>
+            <w:r>
+              <w:rPr>
+                <w:b w:val="0"/>
+              </w:rPr>
+              <w:t>idio-vol</w:t>
+            </w:r>
+          </w:p>
+        </w:tc>
+        <w:tc>
+          <w:tcPr>
+            <w:tcW w:type="dxa" w:w="1440"/>
+          </w:tcPr>
+          <w:p>
+            <w:r>
+              <w:rPr>
+                <w:b w:val="0"/>
+              </w:rPr>
+              <w:t>−0.88</w:t>
+            </w:r>
+          </w:p>
+        </w:tc>
+        <w:tc>
+          <w:tcPr>
+            <w:tcW w:type="dxa" w:w="1440"/>
+          </w:tcPr>
+          <w:p>
+            <w:r>
+              <w:rPr>
+                <w:b w:val="0"/>
+              </w:rPr>
+              <w:t>−1.47</w:t>
+            </w:r>
+          </w:p>
+        </w:tc>
+        <w:tc>
+          <w:tcPr>
+            <w:tcW w:type="dxa" w:w="1440"/>
+          </w:tcPr>
+          <w:p>
+            <w:r>
+              <w:rPr>
+                <w:b w:val="0"/>
+              </w:rPr>
+              <w:t>−0.08</w:t>
+            </w:r>
+          </w:p>
+        </w:tc>
+        <w:tc>
+          <w:tcPr>
+            <w:tcW w:type="dxa" w:w="1440"/>
+          </w:tcPr>
+          <w:p>
+            <w:r>
+              <w:rPr>
+                <w:b w:val="0"/>
+              </w:rPr>
+              <w:t>2/6</w:t>
+            </w:r>
+          </w:p>
+        </w:tc>
+        <w:tc>
+          <w:tcPr>
+            <w:tcW w:type="dxa" w:w="1440"/>
+          </w:tcPr>
+          <w:p>
+            <w:r>
+              <w:rPr>
+                <w:b w:val="0"/>
+              </w:rPr>
+              <w:t>0.00</w:t>
+            </w:r>
+          </w:p>
+        </w:tc>
+      </w:tr>
+      <w:tr>
+        <w:tc>
+          <w:tcPr>
+            <w:tcW w:type="dxa" w:w="1440"/>
+          </w:tcPr>
+          <w:p>
+            <w:r>
+              <w:rPr>
+                <w:b w:val="0"/>
+              </w:rPr>
+              <w:t>residual momentum</w:t>
+            </w:r>
+          </w:p>
+        </w:tc>
+        <w:tc>
+          <w:tcPr>
+            <w:tcW w:type="dxa" w:w="1440"/>
+          </w:tcPr>
+          <w:p>
+            <w:r>
+              <w:rPr>
+                <w:b w:val="0"/>
+              </w:rPr>
+              <w:t>+0.05</w:t>
+            </w:r>
+          </w:p>
+        </w:tc>
+        <w:tc>
+          <w:tcPr>
+            <w:tcW w:type="dxa" w:w="1440"/>
+          </w:tcPr>
+          <w:p>
+            <w:r>
+              <w:rPr>
+                <w:b w:val="0"/>
+              </w:rPr>
+              <w:t>+0.65</w:t>
+            </w:r>
+          </w:p>
+        </w:tc>
+        <w:tc>
+          <w:tcPr>
+            <w:tcW w:type="dxa" w:w="1440"/>
+          </w:tcPr>
+          <w:p>
+            <w:r>
+              <w:rPr>
+                <w:b/>
+              </w:rPr>
+              <w:t>−0.15</w:t>
+            </w:r>
+          </w:p>
+        </w:tc>
+        <w:tc>
+          <w:tcPr>
+            <w:tcW w:type="dxa" w:w="1440"/>
+          </w:tcPr>
+          <w:p>
+            <w:r>
+              <w:rPr>
+                <w:b w:val="0"/>
+              </w:rPr>
+              <w:t>1/6</w:t>
+            </w:r>
+          </w:p>
+        </w:tc>
+        <w:tc>
+          <w:tcPr>
+            <w:tcW w:type="dxa" w:w="1440"/>
+          </w:tcPr>
+          <w:p>
+            <w:r>
+              <w:rPr>
+                <w:b w:val="0"/>
+              </w:rPr>
+              <w:t>0.25</w:t>
+            </w:r>
+          </w:p>
+        </w:tc>
+      </w:tr>
+      <w:tr>
+        <w:tc>
+          <w:tcPr>
+            <w:tcW w:type="dxa" w:w="1440"/>
+          </w:tcPr>
+          <w:p>
+            <w:r>
+              <w:rPr>
+                <w:b w:val="0"/>
+              </w:rPr>
+              <w:t>vol-managed momentum</w:t>
+            </w:r>
+          </w:p>
+        </w:tc>
+        <w:tc>
+          <w:tcPr>
+            <w:tcW w:type="dxa" w:w="1440"/>
+          </w:tcPr>
+          <w:p>
+            <w:r>
+              <w:rPr>
+                <w:b w:val="0"/>
+              </w:rPr>
+              <w:t>+0.11</w:t>
+            </w:r>
+          </w:p>
+        </w:tc>
+        <w:tc>
+          <w:tcPr>
+            <w:tcW w:type="dxa" w:w="1440"/>
+          </w:tcPr>
+          <w:p>
+            <w:r>
+              <w:rPr>
+                <w:b w:val="0"/>
+              </w:rPr>
+              <w:t>+0.77</w:t>
+            </w:r>
+          </w:p>
+        </w:tc>
+        <w:tc>
+          <w:tcPr>
+            <w:tcW w:type="dxa" w:w="1440"/>
+          </w:tcPr>
+          <w:p>
+            <w:r>
+              <w:rPr>
+                <w:b/>
+              </w:rPr>
+              <w:t>−0.08</w:t>
+            </w:r>
+          </w:p>
+        </w:tc>
+        <w:tc>
+          <w:tcPr>
+            <w:tcW w:type="dxa" w:w="1440"/>
+          </w:tcPr>
+          <w:p>
+            <w:r>
+              <w:rPr>
+                <w:b w:val="0"/>
+              </w:rPr>
+              <w:t>2/6</w:t>
+            </w:r>
+          </w:p>
+        </w:tc>
+        <w:tc>
+          <w:tcPr>
+            <w:tcW w:type="dxa" w:w="1440"/>
+          </w:tcPr>
+          <w:p>
+            <w:r>
+              <w:rPr>
+                <w:b w:val="0"/>
+              </w:rPr>
+              <w:t>0.29</w:t>
+            </w:r>
+          </w:p>
+        </w:tc>
+      </w:tr>
+    </w:tbl>
+    <w:p>
+      <w:pPr>
+        <w:pStyle w:val="ListBullet"/>
+      </w:pPr>
+      <w:r>
+        <w:rPr>
+          <w:b/>
+        </w:rPr>
+        <w:t>Why.</w:t>
+      </w:r>
+      <w:r>
+        <w:rPr>
+          <w:b w:val="0"/>
+        </w:rPr>
+        <w:t xml:space="preserve"> These premia are documented in **broad universes (incl. small/mid-caps) over long</w:t>
+      </w:r>
+    </w:p>
+    <w:p>
+      <w:r>
+        <w:rPr>
+          <w:b w:val="0"/>
+        </w:rPr>
+        <w:t xml:space="preserve">  histories</w:t>
+      </w:r>
+      <w:r>
+        <w:rPr>
+          <w:b/>
+        </w:rPr>
+        <w:t xml:space="preserve">, and most have </w:t>
+      </w:r>
+      <w:r>
+        <w:rPr>
+          <w:b w:val="0"/>
+        </w:rPr>
+        <w:t>decayed in large caps post-2015**. Our universe is 195 liquid</w:t>
+      </w:r>
+    </w:p>
+    <w:p>
+      <w:r>
+        <w:rPr>
+          <w:b w:val="0"/>
+        </w:rPr>
+        <w:t xml:space="preserve">  large-caps over 2021–26 — exactly where they're weakest. The fundamental factors are weak/negative</w:t>
+      </w:r>
+    </w:p>
+    <w:p>
+      <w:r>
+        <w:rPr>
+          <w:b w:val="0"/>
+        </w:rPr>
+        <w:t xml:space="preserve">  even in-sample; the two momentum variants show a positive in-sample tail but a **negative</w:t>
+      </w:r>
+    </w:p>
+    <w:p>
+      <w:r>
+        <w:rPr>
+          <w:b w:val="0"/>
+        </w:rPr>
+        <w:t xml:space="preserve">  fresh-symbol holdout** (the overfit signature we now reflexively check).</w:t>
+      </w:r>
+    </w:p>
+    <w:p>
+      <w:pPr>
+        <w:pStyle w:val="ListBullet"/>
+      </w:pPr>
+      <w:r>
+        <w:rPr>
+          <w:b/>
+        </w:rPr>
+        <w:t>Verdict.</w:t>
+      </w:r>
+      <w:r>
+        <w:rPr>
+          <w:b w:val="0"/>
+        </w:rPr>
+        <w:t xml:space="preserve"> ❌ </w:t>
+      </w:r>
+      <w:r>
+        <w:rPr>
+          <w:b/>
+        </w:rPr>
+        <w:t>All seven rejected on our universe.</w:t>
+      </w:r>
+      <w:r>
+        <w:rPr>
+          <w:b w:val="0"/>
+        </w:rPr>
+        <w:t xml:space="preserve"> Not a coding issue (the engine is unit-tested</w:t>
+      </w:r>
+    </w:p>
+    <w:p>
+      <w:r>
+        <w:rPr>
+          <w:b w:val="0"/>
+        </w:rPr>
+        <w:t xml:space="preserve">  and the synthetic-signal control profits); it's that large-cap factor premia are thin and these</w:t>
+      </w:r>
+    </w:p>
+    <w:p>
+      <w:r>
+        <w:rPr>
+          <w:b w:val="0"/>
+        </w:rPr>
+        <w:t xml:space="preserve">  don't survive the fresh-symbol bar. *Where they might live (not pursued here): a small/mid-cap</w:t>
+      </w:r>
+    </w:p>
+    <w:p>
+      <w:r>
+        <w:rPr>
+          <w:b w:val="0"/>
+        </w:rPr>
+        <w:t xml:space="preserve">  universe — a different venue/data scope.* The reusable factor engine makes any future factor a</w:t>
+      </w:r>
+    </w:p>
+    <w:p>
+      <w:r>
+        <w:rPr>
+          <w:b w:val="0"/>
+        </w:rPr>
+        <w:t xml:space="preserve">  one-liner to test at the same rigor.</w:t>
       </w:r>
     </w:p>
     <w:p>

--- a/docs/EDGE_CASE_STUDIES.docx
+++ b/docs/EDGE_CASE_STUDIES.docx
@@ -2307,6 +2307,176 @@
                 <w:b w:val="0"/>
               </w:rPr>
               <w:t xml:space="preserve"> — documented premia are thin/absent on large-caps; the two momentum variants overfit (fresh &lt; 0)</w:t>
+            </w:r>
+          </w:p>
+        </w:tc>
+      </w:tr>
+      <w:tr>
+        <w:tc>
+          <w:tcPr>
+            <w:tcW w:type="dxa" w:w="1728"/>
+          </w:tcPr>
+          <w:p>
+            <w:r>
+              <w:rPr>
+                <w:b w:val="0"/>
+              </w:rPr>
+              <w:t>33</w:t>
+            </w:r>
+          </w:p>
+        </w:tc>
+        <w:tc>
+          <w:tcPr>
+            <w:tcW w:type="dxa" w:w="1728"/>
+          </w:tcPr>
+          <w:p>
+            <w:r>
+              <w:rPr>
+                <w:b/>
+              </w:rPr>
+              <w:t>Short-interest CHANGE</w:t>
+            </w:r>
+            <w:r>
+              <w:rPr>
+                <w:b w:val="0"/>
+              </w:rPr>
+              <w:t xml:space="preserve"> (ΔDTC, not level)</w:t>
+            </w:r>
+          </w:p>
+        </w:tc>
+        <w:tc>
+          <w:tcPr>
+            <w:tcW w:type="dxa" w:w="1728"/>
+          </w:tcPr>
+          <w:p>
+            <w:r>
+              <w:rPr>
+                <w:b w:val="0"/>
+              </w:rPr>
+              <w:t>Positioning MN</w:t>
+            </w:r>
+          </w:p>
+        </w:tc>
+        <w:tc>
+          <w:tcPr>
+            <w:tcW w:type="dxa" w:w="1728"/>
+          </w:tcPr>
+          <w:p>
+            <w:r>
+              <w:rPr>
+                <w:b w:val="0"/>
+              </w:rPr>
+              <w:t>main −0.27, only 2/6 yrs, fresh +0.68 inconsistent w/ negative main</w:t>
+            </w:r>
+          </w:p>
+        </w:tc>
+        <w:tc>
+          <w:tcPr>
+            <w:tcW w:type="dxa" w:w="1728"/>
+          </w:tcPr>
+          <w:p>
+            <w:r>
+              <w:rPr>
+                <w:b w:val="0"/>
+              </w:rPr>
+              <w:t xml:space="preserve">❌ </w:t>
+            </w:r>
+            <w:r>
+              <w:rPr>
+                <w:b/>
+              </w:rPr>
+              <w:t>Rejected</w:t>
+            </w:r>
+            <w:r>
+              <w:rPr>
+                <w:b w:val="0"/>
+              </w:rPr>
+              <w:t xml:space="preserve"> — not regime-robust, dies to cost; the *change* is no better than the *level* (Case 21)</w:t>
+            </w:r>
+          </w:p>
+        </w:tc>
+      </w:tr>
+      <w:tr>
+        <w:tc>
+          <w:tcPr>
+            <w:tcW w:type="dxa" w:w="1728"/>
+          </w:tcPr>
+          <w:p>
+            <w:r>
+              <w:rPr>
+                <w:b w:val="0"/>
+              </w:rPr>
+              <w:t>34</w:t>
+            </w:r>
+          </w:p>
+        </w:tc>
+        <w:tc>
+          <w:tcPr>
+            <w:tcW w:type="dxa" w:w="1728"/>
+          </w:tcPr>
+          <w:p>
+            <w:r>
+              <w:rPr>
+                <w:b/>
+              </w:rPr>
+              <w:t>Gross profitability</w:t>
+            </w:r>
+            <w:r>
+              <w:rPr>
+                <w:b w:val="0"/>
+              </w:rPr>
+              <w:t xml:space="preserve"> (Novy-Marx, EDGAR Rev−COGS/Assets)</w:t>
+            </w:r>
+          </w:p>
+        </w:tc>
+        <w:tc>
+          <w:tcPr>
+            <w:tcW w:type="dxa" w:w="1728"/>
+          </w:tcPr>
+          <w:p>
+            <w:r>
+              <w:rPr>
+                <w:b w:val="0"/>
+              </w:rPr>
+              <w:t>Fundamental MN</w:t>
+            </w:r>
+          </w:p>
+        </w:tc>
+        <w:tc>
+          <w:tcPr>
+            <w:tcW w:type="dxa" w:w="1728"/>
+          </w:tcPr>
+          <w:p>
+            <w:r>
+              <w:rPr>
+                <w:b w:val="0"/>
+              </w:rPr>
+              <w:t>main −0.31, OOS −1.72, fresh −0.40, regime-flipping (2021 +2.08 → 2026 −2.51)</w:t>
+            </w:r>
+          </w:p>
+        </w:tc>
+        <w:tc>
+          <w:tcPr>
+            <w:tcW w:type="dxa" w:w="1728"/>
+          </w:tcPr>
+          <w:p>
+            <w:r>
+              <w:rPr>
+                <w:b w:val="0"/>
+              </w:rPr>
+              <w:t xml:space="preserve">❌ </w:t>
+            </w:r>
+            <w:r>
+              <w:rPr>
+                <w:b/>
+              </w:rPr>
+              <w:t>Rejected</w:t>
+            </w:r>
+            <w:r>
+              <w:rPr>
+                <w:b w:val="0"/>
+              </w:rPr>
+              <w:t xml:space="preserve"> — the "most robust factor" is net-negative on our large-caps</w:t>
             </w:r>
           </w:p>
         </w:tc>
@@ -12371,6 +12541,95 @@
           <w:b w:val="0"/>
         </w:rPr>
         <w:t xml:space="preserve">  one-liner to test at the same rigor.</w:t>
+      </w:r>
+    </w:p>
+    <w:p>
+      <w:pPr>
+        <w:pStyle w:val="ListBullet"/>
+      </w:pPr>
+      <w:r>
+        <w:rPr>
+          <w:b/>
+        </w:rPr>
+        <w:t>Meta-finding (Cases 26–34, nine documented factors).</w:t>
+      </w:r>
+      <w:r>
+        <w:rPr>
+          <w:b w:val="0"/>
+        </w:rPr>
+        <w:t xml:space="preserve"> Adding </w:t>
+      </w:r>
+      <w:r>
+        <w:rPr>
+          <w:b/>
+        </w:rPr>
+        <w:t>short-interest change (33)</w:t>
+      </w:r>
+      <w:r>
+        <w:rPr>
+          <w:b w:val="0"/>
+        </w:rPr>
+        <w:t xml:space="preserve"> and</w:t>
+      </w:r>
+    </w:p>
+    <w:p>
+      <w:r>
+        <w:rPr>
+          <w:b w:val="0"/>
+        </w:rPr>
+        <w:t xml:space="preserve">  </w:t>
+      </w:r>
+      <w:r>
+        <w:rPr>
+          <w:b/>
+        </w:rPr>
+        <w:t>gross profitability (34)</w:t>
+      </w:r>
+      <w:r>
+        <w:rPr>
+          <w:b w:val="0"/>
+        </w:rPr>
+        <w:t xml:space="preserve"> — *all nine* well-cited cross-sectional factors are rejected on the</w:t>
+      </w:r>
+    </w:p>
+    <w:p>
+      <w:r>
+        <w:rPr>
+          <w:b w:val="0"/>
+        </w:rPr>
+        <w:t xml:space="preserve">  195-name large-cap 2021–26 universe. This is itself a result: **the classic factor zoo is essentially</w:t>
+      </w:r>
+    </w:p>
+    <w:p>
+      <w:r>
+        <w:rPr>
+          <w:b w:val="0"/>
+        </w:rPr>
+        <w:t xml:space="preserve">  absent in liquid US large-caps over this window** (decayed post-2015; the premia concentrate in</w:t>
+      </w:r>
+    </w:p>
+    <w:p>
+      <w:r>
+        <w:rPr>
+          <w:b w:val="0"/>
+        </w:rPr>
+        <w:t xml:space="preserve">  small/mid-caps and longer histories we don't trade). The only cross-sectional things that have shown</w:t>
+      </w:r>
+    </w:p>
+    <w:p>
+      <w:r>
+        <w:rPr>
+          <w:b w:val="0"/>
+        </w:rPr>
+        <w:t xml:space="preserve">  *any* edge here are the cointegrated-pairs basket (real) and the value composite (generalizes but</w:t>
+      </w:r>
+    </w:p>
+    <w:p>
+      <w:r>
+        <w:rPr>
+          <w:b w:val="0"/>
+        </w:rPr>
+        <w:t xml:space="preserve">  thin). Factor investing, naively ported to our venue, does not work — and now we've *measured* it.</w:t>
       </w:r>
     </w:p>
     <w:p>

--- a/docs/EDGE_CASE_STUDIES.docx
+++ b/docs/EDGE_CASE_STUDIES.docx
@@ -2477,6 +2477,103 @@
                 <w:b w:val="0"/>
               </w:rPr>
               <w:t xml:space="preserve"> — the "most robust factor" is net-negative on our large-caps</w:t>
+            </w:r>
+          </w:p>
+        </w:tc>
+      </w:tr>
+      <w:tr>
+        <w:tc>
+          <w:tcPr>
+            <w:tcW w:type="dxa" w:w="1728"/>
+          </w:tcPr>
+          <w:p>
+            <w:r>
+              <w:rPr>
+                <w:b w:val="0"/>
+              </w:rPr>
+              <w:t>35</w:t>
+            </w:r>
+          </w:p>
+        </w:tc>
+        <w:tc>
+          <w:tcPr>
+            <w:tcW w:type="dxa" w:w="1728"/>
+          </w:tcPr>
+          <w:p>
+            <w:r>
+              <w:rPr>
+                <w:b/>
+              </w:rPr>
+              <w:t>Financials-excluded accruals &amp; value</w:t>
+            </w:r>
+            <w:r>
+              <w:rPr>
+                <w:b w:val="0"/>
+              </w:rPr>
+              <w:t xml:space="preserve"> (SIC fetch)</w:t>
+            </w:r>
+          </w:p>
+        </w:tc>
+        <w:tc>
+          <w:tcPr>
+            <w:tcW w:type="dxa" w:w="1728"/>
+          </w:tcPr>
+          <w:p>
+            <w:r>
+              <w:rPr>
+                <w:b w:val="0"/>
+              </w:rPr>
+              <w:t>Fundamental MN</w:t>
+            </w:r>
+          </w:p>
+        </w:tc>
+        <w:tc>
+          <w:tcPr>
+            <w:tcW w:type="dxa" w:w="1728"/>
+          </w:tcPr>
+          <w:p>
+            <w:r>
+              <w:rPr>
+                <w:b w:val="0"/>
+              </w:rPr>
+              <w:t xml:space="preserve">accruals in-sample +0.70/6-of-6 but </w:t>
+            </w:r>
+            <w:r>
+              <w:rPr>
+                <w:b/>
+              </w:rPr>
+              <w:t>fresh still −0.51</w:t>
+            </w:r>
+            <w:r>
+              <w:rPr>
+                <w:b w:val="0"/>
+              </w:rPr>
+              <w:t>; value unchanged (+0.22 fresh)</w:t>
+            </w:r>
+          </w:p>
+        </w:tc>
+        <w:tc>
+          <w:tcPr>
+            <w:tcW w:type="dxa" w:w="1728"/>
+          </w:tcPr>
+          <w:p>
+            <w:r>
+              <w:rPr>
+                <w:b w:val="0"/>
+              </w:rPr>
+              <w:t xml:space="preserve">⚠️/❌ </w:t>
+            </w:r>
+            <w:r>
+              <w:rPr>
+                <w:b/>
+              </w:rPr>
+              <w:t>Sector-rescue refuted</w:t>
+            </w:r>
+            <w:r>
+              <w:rPr>
+                <w:b w:val="0"/>
+              </w:rPr>
+              <w:t xml:space="preserve"> — excluding financials cleans accruals in-sample but doesn't fix its out-of-universe failure</w:t>
             </w:r>
           </w:p>
         </w:tc>
@@ -12630,6 +12727,271 @@
           <w:b w:val="0"/>
         </w:rPr>
         <w:t xml:space="preserve">  thin). Factor investing, naively ported to our venue, does not work — and now we've *measured* it.</w:t>
+      </w:r>
+    </w:p>
+    <w:p>
+      <w:pPr>
+        <w:pStyle w:val="Heading2"/>
+      </w:pPr>
+      <w:r>
+        <w:t>Case 35 — Financials-excluded accruals &amp; value (the sector refinement) ⚠️/❌</w:t>
+      </w:r>
+    </w:p>
+    <w:p>
+      <w:pPr>
+        <w:pStyle w:val="ListBullet"/>
+      </w:pPr>
+      <w:r>
+        <w:rPr>
+          <w:b/>
+        </w:rPr>
+        <w:t>What.</w:t>
+      </w:r>
+      <w:r>
+        <w:rPr>
+          <w:b w:val="0"/>
+        </w:rPr>
+        <w:t xml:space="preserve"> The legitimate refinement flagged in Cases 23–24: the accruals literature conventionally</w:t>
+      </w:r>
+    </w:p>
+    <w:p>
+      <w:r>
+        <w:rPr>
+          <w:b w:val="0"/>
+        </w:rPr>
+        <w:t xml:space="preserve">  </w:t>
+      </w:r>
+      <w:r>
+        <w:rPr>
+          <w:b/>
+        </w:rPr>
+        <w:t>excludes financials/insurers</w:t>
+      </w:r>
+      <w:r>
+        <w:rPr>
+          <w:b w:val="0"/>
+        </w:rPr>
+        <w:t xml:space="preserve"> (their accruals are ill-defined). Fetched SIC codes (EDGAR</w:t>
+      </w:r>
+    </w:p>
+    <w:p>
+      <w:r>
+        <w:rPr>
+          <w:b w:val="0"/>
+        </w:rPr>
+        <w:t xml:space="preserve">  submissions API, `sic_codes.json`), dropped the 35 financials (SIC 6000–6799), and re-ran accruals</w:t>
+      </w:r>
+    </w:p>
+    <w:p>
+      <w:r>
+        <w:rPr>
+          <w:b w:val="0"/>
+        </w:rPr>
+        <w:t xml:space="preserve">  and the value composite on the 136 non-financial names + a 22-name fresh holdout.</w:t>
+      </w:r>
+    </w:p>
+    <w:p>
+      <w:pPr>
+        <w:pStyle w:val="ListBullet"/>
+      </w:pPr>
+      <w:r>
+        <w:rPr>
+          <w:b/>
+        </w:rPr>
+        <w:t>Result.</w:t>
+      </w:r>
+    </w:p>
+    <w:p>
+      <w:pPr>
+        <w:pStyle w:val="ListBullet"/>
+      </w:pPr>
+      <w:r>
+        <w:rPr>
+          <w:b/>
+        </w:rPr>
+        <w:t>Accruals ex-financials:</w:t>
+      </w:r>
+      <w:r>
+        <w:rPr>
+          <w:b w:val="0"/>
+        </w:rPr>
+        <w:t xml:space="preserve"> in-sample </w:t>
+      </w:r>
+      <w:r>
+        <w:rPr>
+          <w:b/>
+        </w:rPr>
+        <w:t>improves markedly — main +0.70, +6/6 years</w:t>
+      </w:r>
+      <w:r>
+        <w:rPr>
+          <w:b w:val="0"/>
+        </w:rPr>
+        <w:t xml:space="preserve"> (vs +0.44</w:t>
+      </w:r>
+    </w:p>
+    <w:p>
+      <w:r>
+        <w:rPr>
+          <w:b w:val="0"/>
+        </w:rPr>
+        <w:t xml:space="preserve">    with financials), *confirming the literature*. </w:t>
+      </w:r>
+      <w:r>
+        <w:rPr>
+          <w:b/>
+        </w:rPr>
+        <w:t>But the fresh-symbol holdout is still −0.51.</w:t>
+      </w:r>
+    </w:p>
+    <w:p>
+      <w:r>
+        <w:rPr>
+          <w:b w:val="0"/>
+        </w:rPr>
+        <w:t xml:space="preserve">    Excluding financials cleaned the in-sample yet </w:t>
+      </w:r>
+      <w:r>
+        <w:rPr>
+          <w:b/>
+        </w:rPr>
+        <w:t>did not rescue the out-of-universe failure</w:t>
+      </w:r>
+      <w:r>
+        <w:rPr>
+          <w:b w:val="0"/>
+        </w:rPr>
+        <w:t xml:space="preserve"> — the</w:t>
+      </w:r>
+    </w:p>
+    <w:p>
+      <w:r>
+        <w:rPr>
+          <w:b w:val="0"/>
+        </w:rPr>
+        <w:t xml:space="preserve">    overfit is real and deeper than a sector artifact. This </w:t>
+      </w:r>
+      <w:r>
+        <w:rPr>
+          <w:b/>
+        </w:rPr>
+        <w:t>refutes the sector-rescue hypothesis</w:t>
+      </w:r>
+      <w:r>
+        <w:rPr>
+          <w:b w:val="0"/>
+        </w:rPr>
+        <w:t xml:space="preserve"> I</w:t>
+      </w:r>
+    </w:p>
+    <w:p>
+      <w:r>
+        <w:rPr>
+          <w:b w:val="0"/>
+        </w:rPr>
+        <w:t xml:space="preserve">    flagged in Case 23: tested honestly, it does not save accruals.</w:t>
+      </w:r>
+    </w:p>
+    <w:p>
+      <w:pPr>
+        <w:pStyle w:val="ListBullet"/>
+      </w:pPr>
+      <w:r>
+        <w:rPr>
+          <w:b/>
+        </w:rPr>
+        <w:t>Value ex-financials:</w:t>
+      </w:r>
+      <w:r>
+        <w:rPr>
+          <w:b w:val="0"/>
+        </w:rPr>
+        <w:t xml:space="preserve"> main +0.09, </w:t>
+      </w:r>
+      <w:r>
+        <w:rPr>
+          <w:b/>
+        </w:rPr>
+        <w:t>fresh +0.22 (still generalizes)</w:t>
+      </w:r>
+      <w:r>
+        <w:rPr>
+          <w:b w:val="0"/>
+        </w:rPr>
+        <w:t>, 3/6 years — no material</w:t>
+      </w:r>
+    </w:p>
+    <w:p>
+      <w:r>
+        <w:rPr>
+          <w:b w:val="0"/>
+        </w:rPr>
+        <w:t xml:space="preserve">    change; still real-but-thin (Case 24 stands).</w:t>
+      </w:r>
+    </w:p>
+    <w:p>
+      <w:pPr>
+        <w:pStyle w:val="ListBullet"/>
+      </w:pPr>
+      <w:r>
+        <w:rPr>
+          <w:b/>
+        </w:rPr>
+        <w:t>Verdict.</w:t>
+      </w:r>
+      <w:r>
+        <w:rPr>
+          <w:b w:val="0"/>
+        </w:rPr>
+        <w:t xml:space="preserve"> ⚠️/❌ </w:t>
+      </w:r>
+      <w:r>
+        <w:rPr>
+          <w:b/>
+        </w:rPr>
+        <w:t>The refinement was worth testing and is now resolved:</w:t>
+      </w:r>
+      <w:r>
+        <w:rPr>
+          <w:b w:val="0"/>
+        </w:rPr>
+        <w:t xml:space="preserve"> accruals' fresh-holdout</w:t>
+      </w:r>
+    </w:p>
+    <w:p>
+      <w:r>
+        <w:rPr>
+          <w:b w:val="0"/>
+        </w:rPr>
+        <w:t xml:space="preserve">  failure is </w:t>
+      </w:r>
+      <w:r>
+        <w:rPr>
+          <w:b/>
+        </w:rPr>
+        <w:t>not</w:t>
+      </w:r>
+      <w:r>
+        <w:rPr>
+          <w:b w:val="0"/>
+        </w:rPr>
+        <w:t xml:space="preserve"> a financials artifact (it stays −0.51 even excluded) → accruals confirmed dead</w:t>
+      </w:r>
+    </w:p>
+    <w:p>
+      <w:r>
+        <w:rPr>
+          <w:b w:val="0"/>
+        </w:rPr>
+        <w:t xml:space="preserve">  out-of-universe; value is unchanged (generalizes but too thin). A clean closure of the last</w:t>
+      </w:r>
+    </w:p>
+    <w:p>
+      <w:r>
+        <w:rPr>
+          <w:b w:val="0"/>
+        </w:rPr>
+        <w:t xml:space="preserve">  open fundamental hypothesis — by measurement, not assumption.</w:t>
       </w:r>
     </w:p>
     <w:p>

--- a/docs/EDGE_CASE_STUDIES.docx
+++ b/docs/EDGE_CASE_STUDIES.docx
@@ -12992,6 +12992,1276 @@
           <w:b w:val="0"/>
         </w:rPr>
         <w:t xml:space="preserve">  open fundamental hypothesis — by measurement, not assumption.</w:t>
+      </w:r>
+    </w:p>
+    <w:p>
+      <w:pPr>
+        <w:pStyle w:val="Heading2"/>
+      </w:pPr>
+      <w:r>
+        <w:t>Case 36 — Sector-neutral value (the within-sector value premium) ❌ (improves in-sample, kills generalization)</w:t>
+      </w:r>
+    </w:p>
+    <w:p>
+      <w:pPr>
+        <w:pStyle w:val="ListBullet"/>
+      </w:pPr>
+      <w:r>
+        <w:rPr>
+          <w:b/>
+        </w:rPr>
+        <w:t>What.</w:t>
+      </w:r>
+      <w:r>
+        <w:rPr>
+          <w:b w:val="0"/>
+        </w:rPr>
+        <w:t xml:space="preserve"> Value (Case 24) generalizes — its fresh-symbol holdout stayed *positive* (+0.70), the only</w:t>
+      </w:r>
+    </w:p>
+    <w:p>
+      <w:r>
+        <w:rPr>
+          <w:b w:val="0"/>
+        </w:rPr>
+        <w:t xml:space="preserve">  fundamental that did — but it's too thin (~0.11) to deploy. A raw value composite secretly loads on</w:t>
+      </w:r>
+    </w:p>
+    <w:p>
+      <w:r>
+        <w:rPr>
+          <w:b w:val="0"/>
+        </w:rPr>
+        <w:t xml:space="preserve">  cheap </w:t>
+      </w:r>
+      <w:r>
+        <w:rPr>
+          <w:b/>
+        </w:rPr>
+        <w:t>sectors</w:t>
+      </w:r>
+      <w:r>
+        <w:rPr>
+          <w:b w:val="0"/>
+        </w:rPr>
+        <w:t xml:space="preserve"> (energy/financials cheap, tech expensive), which is a regime-timed sector bet, not</w:t>
+      </w:r>
+    </w:p>
+    <w:p>
+      <w:r>
+        <w:rPr>
+          <w:b w:val="0"/>
+        </w:rPr>
+        <w:t xml:space="preserve">  pure value. The literature says the </w:t>
+      </w:r>
+      <w:r>
+        <w:rPr>
+          <w:b/>
+        </w:rPr>
+        <w:t>within-sector</w:t>
+      </w:r>
+      <w:r>
+        <w:rPr>
+          <w:b w:val="0"/>
+        </w:rPr>
+        <w:t xml:space="preserve"> value premium is the more persistent, robust</w:t>
+      </w:r>
+    </w:p>
+    <w:p>
+      <w:r>
+        <w:rPr>
+          <w:b w:val="0"/>
+        </w:rPr>
+        <w:t xml:space="preserve">  slice. So I </w:t>
+      </w:r>
+      <w:r>
+        <w:rPr>
+          <w:b/>
+        </w:rPr>
+        <w:t>demeaned the composite within sector</w:t>
+      </w:r>
+      <w:r>
+        <w:rPr>
+          <w:b w:val="0"/>
+        </w:rPr>
+        <w:t xml:space="preserve"> (coarse 11-bucket SIC map, drop singletons) and</w:t>
+      </w:r>
+    </w:p>
+    <w:p>
+      <w:r>
+        <w:rPr>
+          <w:b w:val="0"/>
+        </w:rPr>
+        <w:t xml:space="preserve">  re-ranked on the residual — long cheap-vs-sector-peers, short expensive-vs-peers — and ran it through</w:t>
+      </w:r>
+    </w:p>
+    <w:p>
+      <w:r>
+        <w:rPr>
+          <w:b w:val="0"/>
+        </w:rPr>
+        <w:t xml:space="preserve">  the full bar (main 195 + 30-name fresh holdout + per-year + cost + DSR + gate).</w:t>
+      </w:r>
+    </w:p>
+    <w:p>
+      <w:pPr>
+        <w:pStyle w:val="ListBullet"/>
+      </w:pPr>
+      <w:r>
+        <w:rPr>
+          <w:b/>
+        </w:rPr>
+        <w:t>Result.</w:t>
+      </w:r>
+      <w:r>
+        <w:rPr>
+          <w:b w:val="0"/>
+        </w:rPr>
+        <w:t xml:space="preserve"> Sector-neutralizing </w:t>
+      </w:r>
+      <w:r>
+        <w:rPr>
+          <w:b/>
+        </w:rPr>
+        <w:t>lifted the in-universe Sharpe 0.11 → 0.34</w:t>
+      </w:r>
+      <w:r>
+        <w:rPr>
+          <w:b w:val="0"/>
+        </w:rPr>
+        <w:t xml:space="preserve"> — looks like a win — but</w:t>
+      </w:r>
+    </w:p>
+    <w:p>
+      <w:r>
+        <w:rPr>
+          <w:b w:val="0"/>
+        </w:rPr>
+        <w:t xml:space="preserve">  </w:t>
+      </w:r>
+      <w:r>
+        <w:rPr>
+          <w:b/>
+        </w:rPr>
+        <w:t>the fresh-symbol holdout collapsed from +0.70 to −0.64</w:t>
+      </w:r>
+      <w:r>
+        <w:rPr>
+          <w:b w:val="0"/>
+        </w:rPr>
+        <w:t xml:space="preserve"> (1/6 positive years, DSR 0.49). The sector</w:t>
+      </w:r>
+    </w:p>
+    <w:p>
+      <w:r>
+        <w:rPr>
+          <w:b w:val="0"/>
+        </w:rPr>
+        <w:t xml:space="preserve">  bet was carrying the part that *transferred* to unseen names; stripping it just fit main-universe</w:t>
+      </w:r>
+    </w:p>
+    <w:p>
+      <w:r>
+        <w:rPr>
+          <w:b w:val="0"/>
+        </w:rPr>
+        <w:t xml:space="preserve">  sector idiosyncrasies that don't generalize.</w:t>
+      </w:r>
+    </w:p>
+    <w:p>
+      <w:pPr>
+        <w:pStyle w:val="ListBullet"/>
+      </w:pPr>
+      <w:r>
+        <w:rPr>
+          <w:b/>
+        </w:rPr>
+        <w:t>Verdict.</w:t>
+      </w:r>
+      <w:r>
+        <w:rPr>
+          <w:b w:val="0"/>
+        </w:rPr>
+        <w:t xml:space="preserve"> ❌ </w:t>
+      </w:r>
+      <w:r>
+        <w:rPr>
+          <w:b/>
+        </w:rPr>
+        <w:t>REJECT</w:t>
+      </w:r>
+      <w:r>
+        <w:rPr>
+          <w:b w:val="0"/>
+        </w:rPr>
+        <w:t xml:space="preserve"> — a textbook in-sample-up / out-of-universe-down overfit, caught only by the</w:t>
+      </w:r>
+    </w:p>
+    <w:p>
+      <w:r>
+        <w:rPr>
+          <w:b w:val="0"/>
+        </w:rPr>
+        <w:t xml:space="preserve">  fresh-symbol holdout. Raw (sector-loaded) value remains the better — but still too-thin — version.</w:t>
+      </w:r>
+    </w:p>
+    <w:p>
+      <w:r>
+        <w:rPr>
+          <w:b w:val="0"/>
+        </w:rPr>
+        <w:t xml:space="preserve">  Neutralization is *not* a free improvement here; it destroyed the one property that made value worth</w:t>
+      </w:r>
+    </w:p>
+    <w:p>
+      <w:r>
+        <w:rPr>
+          <w:b w:val="0"/>
+        </w:rPr>
+        <w:t xml:space="preserve">  keeping.</w:t>
+      </w:r>
+    </w:p>
+    <w:p>
+      <w:pPr>
+        <w:pStyle w:val="Heading2"/>
+      </w:pPr>
+      <w:r>
+        <w:t>Case 37 — Value + Momentum combined ("Value and Momentum Everywhere", AMP 2013) ❌ (out-of-time ≠ out-of-symbol)</w:t>
+      </w:r>
+    </w:p>
+    <w:p>
+      <w:pPr>
+        <w:pStyle w:val="ListBullet"/>
+      </w:pPr>
+      <w:r>
+        <w:rPr>
+          <w:b/>
+        </w:rPr>
+        <w:t>What.</w:t>
+      </w:r>
+      <w:r>
+        <w:rPr>
+          <w:b w:val="0"/>
+        </w:rPr>
+        <w:t xml:space="preserve"> The single strongest zero-new-data candidate for a second uncorrelated leg. Value and</w:t>
+      </w:r>
+    </w:p>
+    <w:p>
+      <w:r>
+        <w:rPr>
+          <w:b w:val="0"/>
+        </w:rPr>
+        <w:t xml:space="preserve">  cross-sectional momentum are the two most-documented market-neutral premia and are **negatively</w:t>
+      </w:r>
+    </w:p>
+    <w:p>
+      <w:r>
+        <w:rPr>
+          <w:b w:val="0"/>
+        </w:rPr>
+        <w:t xml:space="preserve">  correlated** (cheap stocks have been falling; winners have gotten expensive), so a combined rank</w:t>
+      </w:r>
+    </w:p>
+    <w:p>
+      <w:r>
+        <w:rPr>
+          <w:b w:val="0"/>
+        </w:rPr>
+        <w:t xml:space="preserve">  (long cheap-AND-rising) is historically more regime-stable and higher-Sharpe than either leg. I blended</w:t>
+      </w:r>
+    </w:p>
+    <w:p>
+      <w:r>
+        <w:rPr>
+          <w:b w:val="0"/>
+        </w:rPr>
+        <w:t xml:space="preserve">  a 12-2 momentum rank into the value composite and swept the momentum weight 0.0 → 1.0, each blend</w:t>
+      </w:r>
+    </w:p>
+    <w:p>
+      <w:r>
+        <w:rPr>
+          <w:b w:val="0"/>
+        </w:rPr>
+        <w:t xml:space="preserve">  through main + 30-name fresh holdout + per-year + cost + DSR.</w:t>
+      </w:r>
+    </w:p>
+    <w:p>
+      <w:pPr>
+        <w:pStyle w:val="ListBullet"/>
+      </w:pPr>
+      <w:r>
+        <w:rPr>
+          <w:b/>
+        </w:rPr>
+        <w:t>Result.</w:t>
+      </w:r>
+      <w:r>
+        <w:rPr>
+          <w:b w:val="0"/>
+        </w:rPr>
+        <w:t xml:space="preserve"> Adding momentum </w:t>
+      </w:r>
+      <w:r>
+        <w:rPr>
+          <w:b/>
+        </w:rPr>
+        <w:t>improved every in-universe metric</w:t>
+      </w:r>
+      <w:r>
+        <w:rPr>
+          <w:b w:val="0"/>
+        </w:rPr>
+        <w:t xml:space="preserve">: main Sharpe 0.11 → </w:t>
+      </w:r>
+      <w:r>
+        <w:rPr>
+          <w:b/>
+        </w:rPr>
+        <w:t>0.51</w:t>
+      </w:r>
+      <w:r>
+        <w:rPr>
+          <w:b w:val="0"/>
+        </w:rPr>
+        <w:t xml:space="preserve"> (w=0.75),</w:t>
+      </w:r>
+    </w:p>
+    <w:p>
+      <w:r>
+        <w:rPr>
+          <w:b w:val="0"/>
+        </w:rPr>
+        <w:t xml:space="preserve">  OOS *time-split* −0.52 → </w:t>
+      </w:r>
+      <w:r>
+        <w:rPr>
+          <w:b/>
+        </w:rPr>
+        <w:t>+0.76</w:t>
+      </w:r>
+      <w:r>
+        <w:rPr>
+          <w:b w:val="0"/>
+        </w:rPr>
+        <w:t>, DSR 0.28 → 0.62. **But the fresh-symbol holdout went negative for</w:t>
+      </w:r>
+    </w:p>
+    <w:p>
+      <w:r>
+        <w:rPr>
+          <w:b w:val="0"/>
+        </w:rPr>
+        <w:t xml:space="preserve">  every momentum weight &gt; 0** (−0.16 to −0.29); only pure value (w=0) kept a positive fresh holdout, and</w:t>
+      </w:r>
+    </w:p>
+    <w:p>
+      <w:r>
+        <w:rPr>
+          <w:b w:val="0"/>
+        </w:rPr>
+        <w:t xml:space="preserve">  that's too thin and below the DSR bar. The momentum component overfits the specific main-universe</w:t>
+      </w:r>
+    </w:p>
+    <w:p>
+      <w:r>
+        <w:rPr>
+          <w:b w:val="0"/>
+        </w:rPr>
+        <w:t xml:space="preserve">  names — its winner/loser ranking does not transfer to the 26 fresh symbols (consistent with momentum</w:t>
+      </w:r>
+    </w:p>
+    <w:p>
+      <w:r>
+        <w:rPr>
+          <w:b w:val="0"/>
+        </w:rPr>
+        <w:t xml:space="preserve">  being weak/absent on liquid large-caps, Cases 26–34).</w:t>
+      </w:r>
+    </w:p>
+    <w:p>
+      <w:pPr>
+        <w:pStyle w:val="ListBullet"/>
+      </w:pPr>
+      <w:r>
+        <w:rPr>
+          <w:b/>
+        </w:rPr>
+        <w:t>Verdict.</w:t>
+      </w:r>
+      <w:r>
+        <w:rPr>
+          <w:b w:val="0"/>
+        </w:rPr>
+        <w:t xml:space="preserve"> ❌ </w:t>
+      </w:r>
+      <w:r>
+        <w:rPr>
+          <w:b/>
+        </w:rPr>
+        <w:t>REJECT</w:t>
+      </w:r>
+      <w:r>
+        <w:rPr>
+          <w:b w:val="0"/>
+        </w:rPr>
+        <w:t>, and a clean methodological lesson: **out-of-sample-in-time is not</w:t>
+      </w:r>
+    </w:p>
+    <w:p>
+      <w:r>
+        <w:rPr>
+          <w:b w:val="0"/>
+        </w:rPr>
+        <w:t xml:space="preserve">  out-of-sample-in-symbols.** The chronological time-split (0.76) waved the combo through while the</w:t>
+      </w:r>
+    </w:p>
+    <w:p>
+      <w:r>
+        <w:rPr>
+          <w:b w:val="0"/>
+        </w:rPr>
+        <w:t xml:space="preserve">  disjoint-symbol split (−0.23) killed it. The fresh-symbol holdout is the binding test; a passing</w:t>
+      </w:r>
+    </w:p>
+    <w:p>
+      <w:r>
+        <w:rPr>
+          <w:b w:val="0"/>
+        </w:rPr>
+        <w:t xml:space="preserve">  time-split is necessary, not sufficient. Momentum is not the missing second leg on this universe.</w:t>
+      </w:r>
+    </w:p>
+    <w:p>
+      <w:pPr>
+        <w:pStyle w:val="Heading2"/>
+      </w:pPr>
+      <w:r>
+        <w:t>Case 38 — Value on a MID-CAP universe ⚠️ (the size-tilt thesis, confirmed but still thin)</w:t>
+      </w:r>
+    </w:p>
+    <w:p>
+      <w:pPr>
+        <w:pStyle w:val="ListBullet"/>
+      </w:pPr>
+      <w:r>
+        <w:rPr>
+          <w:b/>
+        </w:rPr>
+        <w:t>What.</w:t>
+      </w:r>
+      <w:r>
+        <w:rPr>
+          <w:b w:val="0"/>
+        </w:rPr>
+        <w:t xml:space="preserve"> Every factor-zoo rejection (Cases 26–37) carried the same caveat: *these premia live in</w:t>
+      </w:r>
+    </w:p>
+    <w:p>
+      <w:r>
+        <w:rPr>
+          <w:b w:val="0"/>
+        </w:rPr>
+        <w:t xml:space="preserve">  smaller, less-efficient names, not our 195 liquid large-caps.* So I built a **fresh ~137-name S&amp;P</w:t>
+      </w:r>
+    </w:p>
+    <w:p>
+      <w:r>
+        <w:rPr>
+          <w:b w:val="0"/>
+        </w:rPr>
+        <w:t xml:space="preserve">  MidCap-400 universe** (zero overlap with the large-caps or the large-cap fresh holdout — a true</w:t>
+      </w:r>
+    </w:p>
+    <w:p>
+      <w:r>
+        <w:rPr>
+          <w:b w:val="0"/>
+        </w:rPr>
+        <w:t xml:space="preserve">  out-of-universe test), pulled 5yr daily bars (Alpaca) + EDGAR fundamentals, and ran the **same raw</w:t>
+      </w:r>
+    </w:p>
+    <w:p>
+      <w:r>
+        <w:rPr>
+          <w:b w:val="0"/>
+        </w:rPr>
+        <w:t xml:space="preserve">  value composite** three ways: the full mid-cap universe, an internal train half, and a disjoint</w:t>
+      </w:r>
+    </w:p>
+    <w:p>
+      <w:r>
+        <w:rPr>
+          <w:b w:val="0"/>
+        </w:rPr>
+        <w:t xml:space="preserve">  </w:t>
+      </w:r>
+      <w:r>
+        <w:rPr>
+          <w:b/>
+        </w:rPr>
+        <w:t>holdout half</w:t>
+      </w:r>
+      <w:r>
+        <w:rPr>
+          <w:b w:val="0"/>
+        </w:rPr>
+        <w:t xml:space="preserve"> (fresh-symbol generalization *within* mid-caps).</w:t>
+      </w:r>
+    </w:p>
+    <w:p>
+      <w:pPr>
+        <w:pStyle w:val="ListBullet"/>
+      </w:pPr>
+      <w:r>
+        <w:rPr>
+          <w:b/>
+        </w:rPr>
+        <w:t>Result — the first fundamental to clear BOTH halves of the bar, just not by enough:</w:t>
+      </w:r>
+    </w:p>
+    <w:p>
+      <w:pPr>
+        <w:pStyle w:val="ListBullet"/>
+      </w:pPr>
+      <w:r>
+        <w:rPr>
+          <w:b/>
+        </w:rPr>
+        <w:t>Full mid-cap Sharpe 0.21</w:t>
+      </w:r>
+      <w:r>
+        <w:rPr>
+          <w:b w:val="0"/>
+        </w:rPr>
+        <w:t xml:space="preserve"> — nearly </w:t>
+      </w:r>
+      <w:r>
+        <w:rPr>
+          <w:b/>
+        </w:rPr>
+        <w:t>double the large-cap 0.11</w:t>
+      </w:r>
+      <w:r>
+        <w:rPr>
+          <w:b w:val="0"/>
+        </w:rPr>
+        <w:t>. The value premium *is*</w:t>
+      </w:r>
+    </w:p>
+    <w:p>
+      <w:r>
+        <w:rPr>
+          <w:b w:val="0"/>
+        </w:rPr>
+        <w:t xml:space="preserve">    genuinely stronger in smaller names, exactly as the literature predicts.</w:t>
+      </w:r>
+    </w:p>
+    <w:p>
+      <w:pPr>
+        <w:pStyle w:val="ListBullet"/>
+      </w:pPr>
+      <w:r>
+        <w:rPr>
+          <w:b/>
+        </w:rPr>
+        <w:t>Holdout-half +0.14, 4/6 positive years</w:t>
+      </w:r>
+      <w:r>
+        <w:rPr>
+          <w:b w:val="0"/>
+        </w:rPr>
+        <w:t xml:space="preserve"> — it </w:t>
+      </w:r>
+      <w:r>
+        <w:rPr>
+          <w:b/>
+        </w:rPr>
+        <w:t>generalizes</w:t>
+      </w:r>
+      <w:r>
+        <w:rPr>
+          <w:b w:val="0"/>
+        </w:rPr>
+        <w:t xml:space="preserve"> to fresh mid-cap symbols (it does</w:t>
+      </w:r>
+    </w:p>
+    <w:p>
+      <w:r>
+        <w:rPr>
+          <w:b w:val="0"/>
+        </w:rPr>
+        <w:t xml:space="preserve">    not collapse the way sector-neutral value and value+momentum did on their fresh holdouts).</w:t>
+      </w:r>
+    </w:p>
+    <w:p>
+      <w:pPr>
+        <w:pStyle w:val="ListBullet"/>
+      </w:pPr>
+      <w:r>
+        <w:rPr>
+          <w:b w:val="0"/>
+        </w:rPr>
+        <w:t xml:space="preserve">But </w:t>
+      </w:r>
+      <w:r>
+        <w:rPr>
+          <w:b/>
+        </w:rPr>
+        <w:t>0.21 is still sub-deployable</w:t>
+      </w:r>
+      <w:r>
+        <w:rPr>
+          <w:b w:val="0"/>
+        </w:rPr>
+        <w:t>: DSR 0.37, only 3/6 positive years on the full universe → it</w:t>
+      </w:r>
+    </w:p>
+    <w:p>
+      <w:r>
+        <w:rPr>
+          <w:b w:val="0"/>
+        </w:rPr>
+        <w:t xml:space="preserve">    </w:t>
+      </w:r>
+      <w:r>
+        <w:rPr>
+          <w:b/>
+        </w:rPr>
+        <w:t>fails the falsification rail</w:t>
+      </w:r>
+      <w:r>
+        <w:rPr>
+          <w:b w:val="0"/>
+        </w:rPr>
+        <w:t xml:space="preserve"> on DSR + regime-robustness.</w:t>
+      </w:r>
+    </w:p>
+    <w:p>
+      <w:pPr>
+        <w:pStyle w:val="ListBullet"/>
+      </w:pPr>
+      <w:r>
+        <w:rPr>
+          <w:b/>
+        </w:rPr>
+        <w:t>Verdict.</w:t>
+      </w:r>
+      <w:r>
+        <w:rPr>
+          <w:b w:val="0"/>
+        </w:rPr>
+        <w:t xml:space="preserve"> ⚠️ </w:t>
+      </w:r>
+      <w:r>
+        <w:rPr>
+          <w:b/>
+        </w:rPr>
+        <w:t>Promising lead, not a deploy.</w:t>
+      </w:r>
+      <w:r>
+        <w:rPr>
+          <w:b w:val="0"/>
+        </w:rPr>
+        <w:t xml:space="preserve"> This is the *first* time a candidate both **beat its</w:t>
+      </w:r>
+    </w:p>
+    <w:p>
+      <w:r>
+        <w:rPr>
+          <w:b w:val="0"/>
+        </w:rPr>
+        <w:t xml:space="preserve">  large-cap version</w:t>
+      </w:r>
+      <w:r>
+        <w:rPr>
+          <w:b/>
+        </w:rPr>
+        <w:t xml:space="preserve"> (premium strengthens as size falls) </w:t>
+      </w:r>
+      <w:r>
+        <w:rPr>
+          <w:b w:val="0"/>
+        </w:rPr>
+        <w:t>and kept a positive fresh-symbol holdout** —</w:t>
+      </w:r>
+    </w:p>
+    <w:p>
+      <w:r>
+        <w:rPr>
+          <w:b w:val="0"/>
+        </w:rPr>
+        <w:t xml:space="preserve">  the size-tilt direction is validated by measurement, not assumed. The honest read: value is real and</w:t>
+      </w:r>
+    </w:p>
+    <w:p>
+      <w:r>
+        <w:rPr>
+          <w:b w:val="0"/>
+        </w:rPr>
+        <w:t xml:space="preserve">  size-dependent, but a 0.21 sleeve is still too thin to deploy alone and too thin to lift the combiner</w:t>
+      </w:r>
+    </w:p>
+    <w:p>
+      <w:r>
+        <w:rPr>
+          <w:b w:val="0"/>
+        </w:rPr>
+        <w:t xml:space="preserve">  (value at 0.11 already diluted it). The lead it opens: push *further* down the cap spectrum to true</w:t>
+      </w:r>
+    </w:p>
+    <w:p>
+      <w:r>
+        <w:rPr>
+          <w:b w:val="0"/>
+        </w:rPr>
+        <w:t xml:space="preserve">  </w:t>
+      </w:r>
+      <w:r>
+        <w:rPr>
+          <w:b/>
+        </w:rPr>
+        <w:t>small-caps (S&amp;P 600)</w:t>
+      </w:r>
+      <w:r>
+        <w:rPr>
+          <w:b w:val="0"/>
+        </w:rPr>
+        <w:t>, where the premium should be strongest — Case 39.</w:t>
+      </w:r>
+    </w:p>
+    <w:p>
+      <w:pPr>
+        <w:pStyle w:val="Heading2"/>
+      </w:pPr>
+      <w:r>
+        <w:t>Case 39 — Value on a SMALL-CAP universe ❌ (the size-tilt is NOT monotonic — it inverts)</w:t>
+      </w:r>
+    </w:p>
+    <w:p>
+      <w:pPr>
+        <w:pStyle w:val="ListBullet"/>
+      </w:pPr>
+      <w:r>
+        <w:rPr>
+          <w:b/>
+        </w:rPr>
+        <w:t>What.</w:t>
+      </w:r>
+      <w:r>
+        <w:rPr>
+          <w:b w:val="0"/>
+        </w:rPr>
+        <w:t xml:space="preserve"> If value strengthens from large (0.11) to mid (0.21), does it keep climbing into true</w:t>
+      </w:r>
+    </w:p>
+    <w:p>
+      <w:r>
+        <w:rPr>
+          <w:b w:val="0"/>
+        </w:rPr>
+        <w:t xml:space="preserve">  small-caps? Built a fresh </w:t>
+      </w:r>
+      <w:r>
+        <w:rPr>
+          <w:b/>
+        </w:rPr>
+        <w:t>~110-name S&amp;P SmallCap-600 universe</w:t>
+      </w:r>
+      <w:r>
+        <w:rPr>
+          <w:b w:val="0"/>
+        </w:rPr>
+        <w:t xml:space="preserve"> (zero overlap with large/mid),</w:t>
+      </w:r>
+    </w:p>
+    <w:p>
+      <w:r>
+        <w:rPr>
+          <w:b w:val="0"/>
+        </w:rPr>
+        <w:t xml:space="preserve">  same 5yr bars + EDGAR fundamentals, same raw value composite + internal disjoint holdout.</w:t>
+      </w:r>
+    </w:p>
+    <w:p>
+      <w:pPr>
+        <w:pStyle w:val="ListBullet"/>
+      </w:pPr>
+      <w:r>
+        <w:rPr>
+          <w:b/>
+        </w:rPr>
+        <w:t>Result.</w:t>
+      </w:r>
+      <w:r>
+        <w:rPr>
+          <w:b w:val="0"/>
+        </w:rPr>
+        <w:t xml:space="preserve"> </w:t>
+      </w:r>
+      <w:r>
+        <w:rPr>
+          <w:b/>
+        </w:rPr>
+        <w:t>It inverts: full small-cap value −0.26, holdout −0.19</w:t>
+      </w:r>
+      <w:r>
+        <w:rPr>
+          <w:b w:val="0"/>
+        </w:rPr>
+        <w:t xml:space="preserve"> (DSR 0.08, dies to the cost</w:t>
+      </w:r>
+    </w:p>
+    <w:p>
+      <w:r>
+        <w:rPr>
+          <w:b w:val="0"/>
+        </w:rPr>
+        <w:t xml:space="preserve">  wall too). The size-tilt is </w:t>
+      </w:r>
+      <w:r>
+        <w:rPr>
+          <w:b/>
+        </w:rPr>
+        <w:t>non-monotonic — large 0.11 → mid 0.21 → small −0.26</w:t>
+      </w:r>
+      <w:r>
+        <w:rPr>
+          <w:b w:val="0"/>
+        </w:rPr>
+        <w:t>, peaking at</w:t>
+      </w:r>
+    </w:p>
+    <w:p>
+      <w:r>
+        <w:rPr>
+          <w:b w:val="0"/>
+        </w:rPr>
+        <w:t xml:space="preserve">  mid-cap and reversing in small-caps.</w:t>
+      </w:r>
+    </w:p>
+    <w:p>
+      <w:pPr>
+        <w:pStyle w:val="ListBullet"/>
+      </w:pPr>
+      <w:r>
+        <w:rPr>
+          <w:b/>
+        </w:rPr>
+        <w:t>Why (honest).</w:t>
+      </w:r>
+      <w:r>
+        <w:rPr>
+          <w:b w:val="0"/>
+        </w:rPr>
+        <w:t xml:space="preserve"> The cheap-yield screen in small-caps loads onto the </w:t>
+      </w:r>
+      <w:r>
+        <w:rPr>
+          <w:b/>
+        </w:rPr>
+        <w:t>value trap</w:t>
+      </w:r>
+      <w:r>
+        <w:rPr>
+          <w:b w:val="0"/>
+        </w:rPr>
+        <w:t>: distressed,</w:t>
+      </w:r>
+    </w:p>
+    <w:p>
+      <w:r>
+        <w:rPr>
+          <w:b w:val="0"/>
+        </w:rPr>
+        <w:t xml:space="preserve">  unprofitable, levered small names that look cheap and stay cheap (or die). In the 2022–24 rate-shock</w:t>
+      </w:r>
+    </w:p>
+    <w:p>
+      <w:r>
+        <w:rPr>
+          <w:b w:val="0"/>
+        </w:rPr>
+        <w:t xml:space="preserve">  regime those got crushed, and small-caps broadly were in a multi-year bear — so the small-cap value</w:t>
+      </w:r>
+    </w:p>
+    <w:p>
+      <w:r>
+        <w:rPr>
+          <w:b w:val="0"/>
+        </w:rPr>
+        <w:t xml:space="preserve">  *premium* was negative in this specific window. Whatever the mix of structural value-trap and</w:t>
+      </w:r>
+    </w:p>
+    <w:p>
+      <w:r>
+        <w:rPr>
+          <w:b w:val="0"/>
+        </w:rPr>
+        <w:t xml:space="preserve">  regime, the measurement is clear: pushing further down the cap spectrum does </w:t>
+      </w:r>
+      <w:r>
+        <w:rPr>
+          <w:b/>
+        </w:rPr>
+        <w:t>not</w:t>
+      </w:r>
+      <w:r>
+        <w:rPr>
+          <w:b w:val="0"/>
+        </w:rPr>
+        <w:t xml:space="preserve"> extend the lead.</w:t>
+      </w:r>
+    </w:p>
+    <w:p>
+      <w:pPr>
+        <w:pStyle w:val="ListBullet"/>
+      </w:pPr>
+      <w:r>
+        <w:rPr>
+          <w:b/>
+        </w:rPr>
+        <w:t>Verdict.</w:t>
+      </w:r>
+      <w:r>
+        <w:rPr>
+          <w:b w:val="0"/>
+        </w:rPr>
+        <w:t xml:space="preserve"> ❌ </w:t>
+      </w:r>
+      <w:r>
+        <w:rPr>
+          <w:b/>
+        </w:rPr>
+        <w:t>REJECT</w:t>
+      </w:r>
+      <w:r>
+        <w:rPr>
+          <w:b w:val="0"/>
+        </w:rPr>
+        <w:t xml:space="preserve"> for deployment, and it </w:t>
+      </w:r>
+      <w:r>
+        <w:rPr>
+          <w:b/>
+        </w:rPr>
+        <w:t>bounds Case 38</w:t>
+      </w:r>
+      <w:r>
+        <w:rPr>
+          <w:b w:val="0"/>
+        </w:rPr>
+        <w:t>: mid-cap is a genuine local</w:t>
+      </w:r>
+    </w:p>
+    <w:p>
+      <w:r>
+        <w:rPr>
+          <w:b w:val="0"/>
+        </w:rPr>
+        <w:t xml:space="preserve">  sweet spot, not the first rung of a ladder. Stop descending; the action is *at* mid-cap.</w:t>
+      </w:r>
+    </w:p>
+    <w:p>
+      <w:pPr>
+        <w:pStyle w:val="Heading2"/>
+      </w:pPr>
+      <w:r>
+        <w:t>Case 40 — Mid-cap value + LIGHT momentum (the AMP combo, where the premia are real) ⚠️ (best generalizing fundamental yet, still sub-rail)</w:t>
+      </w:r>
+    </w:p>
+    <w:p>
+      <w:pPr>
+        <w:pStyle w:val="ListBullet"/>
+      </w:pPr>
+      <w:r>
+        <w:rPr>
+          <w:b/>
+        </w:rPr>
+        <w:t>What.</w:t>
+      </w:r>
+      <w:r>
+        <w:rPr>
+          <w:b w:val="0"/>
+        </w:rPr>
+        <w:t xml:space="preserve"> On large-caps, any momentum blend destroyed value's fresh-symbol generalization (Case 37).</w:t>
+      </w:r>
+    </w:p>
+    <w:p>
+      <w:r>
+        <w:rPr>
+          <w:b w:val="0"/>
+        </w:rPr>
+        <w:t xml:space="preserve">  But that was a universe where *neither* premium is strong. On </w:t>
+      </w:r>
+      <w:r>
+        <w:rPr>
+          <w:b/>
+        </w:rPr>
+        <w:t>mid-caps</w:t>
+      </w:r>
+      <w:r>
+        <w:rPr>
+          <w:b w:val="0"/>
+        </w:rPr>
+        <w:t>, where value is genuinely</w:t>
+      </w:r>
+    </w:p>
+    <w:p>
+      <w:r>
+        <w:rPr>
+          <w:b w:val="0"/>
+        </w:rPr>
+        <w:t xml:space="preserve">  real (Case 38), the AMP thesis — value and momentum are negatively correlated, so a light combination</w:t>
+      </w:r>
+    </w:p>
+    <w:p>
+      <w:r>
+        <w:rPr>
+          <w:b w:val="0"/>
+        </w:rPr>
+        <w:t xml:space="preserve">  is additive and more regime-stable — gets a fair test. Swept the momentum weight on mid-cap value,</w:t>
+      </w:r>
+    </w:p>
+    <w:p>
+      <w:r>
+        <w:rPr>
+          <w:b w:val="0"/>
+        </w:rPr>
+        <w:t xml:space="preserve">  watching the disjoint holdout at every step.</w:t>
+      </w:r>
+    </w:p>
+    <w:p>
+      <w:pPr>
+        <w:pStyle w:val="ListBullet"/>
+      </w:pPr>
+      <w:r>
+        <w:rPr>
+          <w:b/>
+        </w:rPr>
+        <w:t>Result — opposite of large-caps, and the strongest generalizing fundamental in the program:</w:t>
+      </w:r>
+    </w:p>
+    <w:p>
+      <w:pPr>
+        <w:pStyle w:val="ListBullet"/>
+      </w:pPr>
+      <w:r>
+        <w:rPr>
+          <w:b/>
+        </w:rPr>
+        <w:t>value + mom w=0.25:</w:t>
+      </w:r>
+      <w:r>
+        <w:rPr>
+          <w:b w:val="0"/>
+        </w:rPr>
+        <w:t xml:space="preserve"> full Sharpe </w:t>
+      </w:r>
+      <w:r>
+        <w:rPr>
+          <w:b/>
+        </w:rPr>
+        <w:t>0.39</w:t>
+      </w:r>
+      <w:r>
+        <w:rPr>
+          <w:b w:val="0"/>
+        </w:rPr>
+        <w:t xml:space="preserve"> (vs 0.21 pure value, 0.11 large-cap value), and the</w:t>
+      </w:r>
+    </w:p>
+    <w:p>
+      <w:r>
+        <w:rPr>
+          <w:b w:val="0"/>
+        </w:rPr>
+        <w:t xml:space="preserve">    </w:t>
+      </w:r>
+      <w:r>
+        <w:rPr>
+          <w:b/>
+        </w:rPr>
+        <w:t>holdout RISES to +0.24</w:t>
+      </w:r>
+      <w:r>
+        <w:rPr>
+          <w:b w:val="0"/>
+        </w:rPr>
+        <w:t xml:space="preserve"> (from +0.14) — a light tilt improves generalization, it doesn't break it.</w:t>
+      </w:r>
+    </w:p>
+    <w:p>
+      <w:pPr>
+        <w:pStyle w:val="ListBullet"/>
+      </w:pPr>
+      <w:r>
+        <w:rPr>
+          <w:b/>
+        </w:rPr>
+        <w:t>w=0.5+:</w:t>
+      </w:r>
+      <w:r>
+        <w:rPr>
+          <w:b w:val="0"/>
+        </w:rPr>
+        <w:t xml:space="preserve"> the holdout flips negative (−0.19, −0.37) — so there is a real *sweet spot* at a light</w:t>
+      </w:r>
+    </w:p>
+    <w:p>
+      <w:r>
+        <w:rPr>
+          <w:b w:val="0"/>
+        </w:rPr>
+        <w:t xml:space="preserve">    tilt, not a monotonic knob (a tuned-to-death overfit would look monotonic).</w:t>
+      </w:r>
+    </w:p>
+    <w:p>
+      <w:pPr>
+        <w:pStyle w:val="ListBullet"/>
+      </w:pPr>
+      <w:r>
+        <w:rPr>
+          <w:b w:val="0"/>
+        </w:rPr>
+        <w:t xml:space="preserve">Through the full gate at honest 70-trial DSR: it </w:t>
+      </w:r>
+      <w:r>
+        <w:rPr>
+          <w:b/>
+        </w:rPr>
+        <w:t>clears the two hardest tests</w:t>
+      </w:r>
+      <w:r>
+        <w:rPr>
+          <w:b w:val="0"/>
+        </w:rPr>
+        <w:t xml:space="preserve"> (beats the</w:t>
+      </w:r>
+    </w:p>
+    <w:p>
+      <w:r>
+        <w:rPr>
+          <w:b w:val="0"/>
+        </w:rPr>
+        <w:t xml:space="preserve">    size-baseline AND generalizes to fresh symbols) but </w:t>
+      </w:r>
+      <w:r>
+        <w:rPr>
+          <w:b/>
+        </w:rPr>
+        <w:t>fails the rail</w:t>
+      </w:r>
+      <w:r>
+        <w:rPr>
+          <w:b w:val="0"/>
+        </w:rPr>
+        <w:t xml:space="preserve"> on regime-robustness (3/6</w:t>
+      </w:r>
+    </w:p>
+    <w:p>
+      <w:r>
+        <w:rPr>
+          <w:b w:val="0"/>
+        </w:rPr>
+        <w:t xml:space="preserve">    positive years) and </w:t>
+      </w:r>
+      <w:r>
+        <w:rPr>
+          <w:b/>
+        </w:rPr>
+        <w:t>DSR 0.51 &lt; 0.9</w:t>
+      </w:r>
+      <w:r>
+        <w:rPr>
+          <w:b w:val="0"/>
+        </w:rPr>
+        <w:t>.</w:t>
+      </w:r>
+    </w:p>
+    <w:p>
+      <w:pPr>
+        <w:pStyle w:val="ListBullet"/>
+      </w:pPr>
+      <w:r>
+        <w:rPr>
+          <w:b/>
+        </w:rPr>
+        <w:t>Verdict.</w:t>
+      </w:r>
+      <w:r>
+        <w:rPr>
+          <w:b w:val="0"/>
+        </w:rPr>
+        <w:t xml:space="preserve"> ⚠️ **Real but sub-threshold — the best second-leg *candidate* we've found, not yet a</w:t>
+      </w:r>
+    </w:p>
+    <w:p>
+      <w:r>
+        <w:rPr>
+          <w:b w:val="0"/>
+        </w:rPr>
+        <w:t xml:space="preserve">  deployable edge.** Unlike every Case-36/37/39 reject (which failed generalization), this one</w:t>
+      </w:r>
+    </w:p>
+    <w:p>
+      <w:r>
+        <w:rPr>
+          <w:b w:val="0"/>
+        </w:rPr>
+        <w:t xml:space="preserve">  generalizes; it just isn't *robust* enough yet (concentrated in 3 of 6 years) or significant enough</w:t>
+      </w:r>
+    </w:p>
+    <w:p>
+      <w:r>
+        <w:rPr>
+          <w:b w:val="0"/>
+        </w:rPr>
+        <w:t xml:space="preserve">  (DSR 0.51) to deploy or to add to the combiner under our own discipline. The honest next moves: widen</w:t>
+      </w:r>
+    </w:p>
+    <w:p>
+      <w:r>
+        <w:rPr>
+          <w:b w:val="0"/>
+        </w:rPr>
+        <w:t xml:space="preserve">  the mid-cap breadth (more names → tighter deciles, push DSR + regime-coverage), confirm the w=0.25</w:t>
+      </w:r>
+    </w:p>
+    <w:p>
+      <w:r>
+        <w:rPr>
+          <w:b w:val="0"/>
+        </w:rPr>
+        <w:t xml:space="preserve">  sweet spot isn't selection (a priori "light tilt" choice, re-tested on more data), and only *then* a</w:t>
+      </w:r>
+    </w:p>
+    <w:p>
+      <w:r>
+        <w:rPr>
+          <w:b w:val="0"/>
+        </w:rPr>
+        <w:t xml:space="preserve">  </w:t>
+      </w:r>
+      <w:r>
+        <w:rPr>
+          <w:b/>
+        </w:rPr>
+        <w:t>date-aligned</w:t>
+      </w:r>
+      <w:r>
+        <w:rPr>
+          <w:b w:val="0"/>
+        </w:rPr>
+        <w:t xml:space="preserve"> combiner test against the pairs basket. A genuine lead, held at zero size until it</w:t>
+      </w:r>
+    </w:p>
+    <w:p>
+      <w:r>
+        <w:rPr>
+          <w:b w:val="0"/>
+        </w:rPr>
+        <w:t xml:space="preserve">  clears the rail.</w:t>
       </w:r>
     </w:p>
     <w:p>

--- a/docs/EDGE_CASE_STUDIES.docx
+++ b/docs/EDGE_CASE_STUDIES.docx
@@ -14262,6 +14262,1066 @@
           <w:b w:val="0"/>
         </w:rPr>
         <w:t xml:space="preserve">  clears the rail.</w:t>
+      </w:r>
+    </w:p>
+    <w:p>
+      <w:pPr>
+        <w:pStyle w:val="Heading2"/>
+      </w:pPr>
+      <w:r>
+        <w:t>Case 41 — The factor zoo ON MID-CAPS ("find more like mid-cap value") ✅ partial (momentum comes alive too)</w:t>
+      </w:r>
+    </w:p>
+    <w:p>
+      <w:pPr>
+        <w:pStyle w:val="ListBullet"/>
+      </w:pPr>
+      <w:r>
+        <w:rPr>
+          <w:b/>
+        </w:rPr>
+        <w:t>What.</w:t>
+      </w:r>
+      <w:r>
+        <w:rPr>
+          <w:b w:val="0"/>
+        </w:rPr>
+        <w:t xml:space="preserve"> Value came alive on mid-caps (Cases 38/40) when it was dead on large-caps. The obvious</w:t>
+      </w:r>
+    </w:p>
+    <w:p>
+      <w:r>
+        <w:rPr>
+          <w:b w:val="0"/>
+        </w:rPr>
+        <w:t xml:space="preserve">  question: which *other* premia from the rejected zoo (Cases 26–34) revive on less-efficient mid-cap</w:t>
+      </w:r>
+    </w:p>
+    <w:p>
+      <w:r>
+        <w:rPr>
+          <w:b w:val="0"/>
+        </w:rPr>
+        <w:t xml:space="preserve">  names? Widened the mid-cap universe to </w:t>
+      </w:r>
+      <w:r>
+        <w:rPr>
+          <w:b/>
+        </w:rPr>
+        <w:t>~289 names</w:t>
+      </w:r>
+      <w:r>
+        <w:rPr>
+          <w:b w:val="0"/>
+        </w:rPr>
+        <w:t xml:space="preserve"> (bars + EDGAR fundamentals on My Passport) and</w:t>
+      </w:r>
+    </w:p>
+    <w:p>
+      <w:r>
+        <w:rPr>
+          <w:b w:val="0"/>
+        </w:rPr>
+        <w:t xml:space="preserve">  re-ran the whole zoo through the same bar — full universe + disjoint fresh-symbol holdout + per-year +</w:t>
+      </w:r>
+    </w:p>
+    <w:p>
+      <w:r>
+        <w:rPr>
+          <w:b w:val="0"/>
+        </w:rPr>
+        <w:t xml:space="preserve">  DSR. (The breadth jump also let us re-test Case 40 at full breadth: its **fresh holdout STRENGTHENED</w:t>
+      </w:r>
+    </w:p>
+    <w:p>
+      <w:r>
+        <w:rPr>
+          <w:b w:val="0"/>
+        </w:rPr>
+        <w:t xml:space="preserve">  from +0.24 to +0.44 on 78 disjoint names** — generalization improving with breadth is the *opposite*</w:t>
+      </w:r>
+    </w:p>
+    <w:p>
+      <w:r>
+        <w:rPr>
+          <w:b w:val="0"/>
+        </w:rPr>
+        <w:t xml:space="preserve">  of overfit, raising confidence it's a real premium; still sub-rail on regime+DSR though.)</w:t>
+      </w:r>
+    </w:p>
+    <w:p>
+      <w:pPr>
+        <w:pStyle w:val="ListBullet"/>
+      </w:pPr>
+      <w:r>
+        <w:rPr>
+          <w:b/>
+        </w:rPr>
+        <w:t>Result — the momentum family revives, the quality/lottery factors stay dead:</w:t>
+      </w:r>
+    </w:p>
+    <w:tbl>
+      <w:tblPr>
+        <w:tblStyle w:val="LightGrid-Accent1"/>
+        <w:tblW w:type="auto" w:w="0"/>
+        <w:tblLook w:firstColumn="1" w:firstRow="1" w:lastColumn="0" w:lastRow="0" w:noHBand="0" w:noVBand="1" w:val="04A0"/>
+      </w:tblPr>
+      <w:tblGrid>
+        <w:gridCol w:w="1440"/>
+        <w:gridCol w:w="1440"/>
+        <w:gridCol w:w="1440"/>
+        <w:gridCol w:w="1440"/>
+        <w:gridCol w:w="1440"/>
+        <w:gridCol w:w="1440"/>
+      </w:tblGrid>
+      <w:tr>
+        <w:tc>
+          <w:tcPr>
+            <w:tcW w:type="dxa" w:w="1440"/>
+          </w:tcPr>
+          <w:p>
+            <w:r>
+              <w:rPr>
+                <w:b/>
+              </w:rPr>
+              <w:t>factor (mid-cap)</w:t>
+            </w:r>
+          </w:p>
+        </w:tc>
+        <w:tc>
+          <w:tcPr>
+            <w:tcW w:type="dxa" w:w="1440"/>
+          </w:tcPr>
+          <w:p>
+            <w:r>
+              <w:rPr>
+                <w:b/>
+              </w:rPr>
+              <w:t>full</w:t>
+            </w:r>
+          </w:p>
+        </w:tc>
+        <w:tc>
+          <w:tcPr>
+            <w:tcW w:type="dxa" w:w="1440"/>
+          </w:tcPr>
+          <w:p>
+            <w:r>
+              <w:rPr>
+                <w:b/>
+              </w:rPr>
+              <w:t>holdout</w:t>
+            </w:r>
+          </w:p>
+        </w:tc>
+        <w:tc>
+          <w:tcPr>
+            <w:tcW w:type="dxa" w:w="1440"/>
+          </w:tcPr>
+          <w:p>
+            <w:r>
+              <w:rPr>
+                <w:b/>
+              </w:rPr>
+              <w:t>+yrs</w:t>
+            </w:r>
+          </w:p>
+        </w:tc>
+        <w:tc>
+          <w:tcPr>
+            <w:tcW w:type="dxa" w:w="1440"/>
+          </w:tcPr>
+          <w:p>
+            <w:r>
+              <w:rPr>
+                <w:b/>
+              </w:rPr>
+              <w:t>DSR</w:t>
+            </w:r>
+          </w:p>
+        </w:tc>
+        <w:tc>
+          <w:tcPr>
+            <w:tcW w:type="dxa" w:w="1440"/>
+          </w:tcPr>
+          <w:p>
+            <w:r>
+              <w:rPr>
+                <w:b/>
+              </w:rPr>
+              <w:t>large-cap was</w:t>
+            </w:r>
+          </w:p>
+        </w:tc>
+      </w:tr>
+      <w:tr>
+        <w:tc>
+          <w:tcPr>
+            <w:tcW w:type="dxa" w:w="1440"/>
+          </w:tcPr>
+          <w:p>
+            <w:r>
+              <w:rPr>
+                <w:b/>
+              </w:rPr>
+              <w:t>vol-managed momentum</w:t>
+            </w:r>
+          </w:p>
+        </w:tc>
+        <w:tc>
+          <w:tcPr>
+            <w:tcW w:type="dxa" w:w="1440"/>
+          </w:tcPr>
+          <w:p>
+            <w:r>
+              <w:rPr>
+                <w:b/>
+              </w:rPr>
+              <w:t>0.42</w:t>
+            </w:r>
+          </w:p>
+        </w:tc>
+        <w:tc>
+          <w:tcPr>
+            <w:tcW w:type="dxa" w:w="1440"/>
+          </w:tcPr>
+          <w:p>
+            <w:r>
+              <w:rPr>
+                <w:b/>
+              </w:rPr>
+              <w:t>+0.25</w:t>
+            </w:r>
+          </w:p>
+        </w:tc>
+        <w:tc>
+          <w:tcPr>
+            <w:tcW w:type="dxa" w:w="1440"/>
+          </w:tcPr>
+          <w:p>
+            <w:r>
+              <w:rPr>
+                <w:b/>
+              </w:rPr>
+              <w:t>4/6</w:t>
+            </w:r>
+          </w:p>
+        </w:tc>
+        <w:tc>
+          <w:tcPr>
+            <w:tcW w:type="dxa" w:w="1440"/>
+          </w:tcPr>
+          <w:p>
+            <w:r>
+              <w:rPr>
+                <w:b w:val="0"/>
+              </w:rPr>
+              <w:t>0.53</w:t>
+            </w:r>
+          </w:p>
+        </w:tc>
+        <w:tc>
+          <w:tcPr>
+            <w:tcW w:type="dxa" w:w="1440"/>
+          </w:tcPr>
+          <w:p>
+            <w:r>
+              <w:rPr>
+                <w:b w:val="0"/>
+              </w:rPr>
+              <w:t>❌ rejected (Case 32)</w:t>
+            </w:r>
+          </w:p>
+        </w:tc>
+      </w:tr>
+      <w:tr>
+        <w:tc>
+          <w:tcPr>
+            <w:tcW w:type="dxa" w:w="1440"/>
+          </w:tcPr>
+          <w:p>
+            <w:r>
+              <w:rPr>
+                <w:b/>
+              </w:rPr>
+              <w:t>residual momentum</w:t>
+            </w:r>
+          </w:p>
+        </w:tc>
+        <w:tc>
+          <w:tcPr>
+            <w:tcW w:type="dxa" w:w="1440"/>
+          </w:tcPr>
+          <w:p>
+            <w:r>
+              <w:rPr>
+                <w:b w:val="0"/>
+              </w:rPr>
+              <w:t>0.27</w:t>
+            </w:r>
+          </w:p>
+        </w:tc>
+        <w:tc>
+          <w:tcPr>
+            <w:tcW w:type="dxa" w:w="1440"/>
+          </w:tcPr>
+          <w:p>
+            <w:r>
+              <w:rPr>
+                <w:b w:val="0"/>
+              </w:rPr>
+              <w:t>+0.25</w:t>
+            </w:r>
+          </w:p>
+        </w:tc>
+        <w:tc>
+          <w:tcPr>
+            <w:tcW w:type="dxa" w:w="1440"/>
+          </w:tcPr>
+          <w:p>
+            <w:r>
+              <w:rPr>
+                <w:b w:val="0"/>
+              </w:rPr>
+              <w:t>3/6</w:t>
+            </w:r>
+          </w:p>
+        </w:tc>
+        <w:tc>
+          <w:tcPr>
+            <w:tcW w:type="dxa" w:w="1440"/>
+          </w:tcPr>
+          <w:p>
+            <w:r>
+              <w:rPr>
+                <w:b w:val="0"/>
+              </w:rPr>
+              <w:t>0.40</w:t>
+            </w:r>
+          </w:p>
+        </w:tc>
+        <w:tc>
+          <w:tcPr>
+            <w:tcW w:type="dxa" w:w="1440"/>
+          </w:tcPr>
+          <w:p>
+            <w:r>
+              <w:rPr>
+                <w:b w:val="0"/>
+              </w:rPr>
+              <w:t>❌ rejected (Case 31)</w:t>
+            </w:r>
+          </w:p>
+        </w:tc>
+      </w:tr>
+      <w:tr>
+        <w:tc>
+          <w:tcPr>
+            <w:tcW w:type="dxa" w:w="1440"/>
+          </w:tcPr>
+          <w:p>
+            <w:r>
+              <w:rPr>
+                <w:b w:val="0"/>
+              </w:rPr>
+              <w:t>value + light momentum</w:t>
+            </w:r>
+          </w:p>
+        </w:tc>
+        <w:tc>
+          <w:tcPr>
+            <w:tcW w:type="dxa" w:w="1440"/>
+          </w:tcPr>
+          <w:p>
+            <w:r>
+              <w:rPr>
+                <w:b w:val="0"/>
+              </w:rPr>
+              <w:t>0.36</w:t>
+            </w:r>
+          </w:p>
+        </w:tc>
+        <w:tc>
+          <w:tcPr>
+            <w:tcW w:type="dxa" w:w="1440"/>
+          </w:tcPr>
+          <w:p>
+            <w:r>
+              <w:rPr>
+                <w:b w:val="0"/>
+              </w:rPr>
+              <w:t>+0.51</w:t>
+            </w:r>
+          </w:p>
+        </w:tc>
+        <w:tc>
+          <w:tcPr>
+            <w:tcW w:type="dxa" w:w="1440"/>
+          </w:tcPr>
+          <w:p>
+            <w:r>
+              <w:rPr>
+                <w:b w:val="0"/>
+              </w:rPr>
+              <w:t>3/6</w:t>
+            </w:r>
+          </w:p>
+        </w:tc>
+        <w:tc>
+          <w:tcPr>
+            <w:tcW w:type="dxa" w:w="1440"/>
+          </w:tcPr>
+          <w:p>
+            <w:r>
+              <w:rPr>
+                <w:b w:val="0"/>
+              </w:rPr>
+              <w:t>0.47</w:t>
+            </w:r>
+          </w:p>
+        </w:tc>
+        <w:tc>
+          <w:tcPr>
+            <w:tcW w:type="dxa" w:w="1440"/>
+          </w:tcPr>
+          <w:p>
+            <w:r>
+              <w:rPr>
+                <w:b w:val="0"/>
+              </w:rPr>
+              <w:t>the Case-40 lead</w:t>
+            </w:r>
+          </w:p>
+        </w:tc>
+      </w:tr>
+      <w:tr>
+        <w:tc>
+          <w:tcPr>
+            <w:tcW w:type="dxa" w:w="1440"/>
+          </w:tcPr>
+          <w:p>
+            <w:r>
+              <w:rPr>
+                <w:b w:val="0"/>
+              </w:rPr>
+              <w:t>asset-growth / ROA / net-issuance / gross-profit</w:t>
+            </w:r>
+          </w:p>
+        </w:tc>
+        <w:tc>
+          <w:tcPr>
+            <w:tcW w:type="dxa" w:w="1440"/>
+          </w:tcPr>
+          <w:p>
+            <w:r>
+              <w:rPr>
+                <w:b w:val="0"/>
+              </w:rPr>
+              <w:t>~0 … −0.70</w:t>
+            </w:r>
+          </w:p>
+        </w:tc>
+        <w:tc>
+          <w:tcPr>
+            <w:tcW w:type="dxa" w:w="1440"/>
+          </w:tcPr>
+          <w:p>
+            <w:r>
+              <w:rPr>
+                <w:b w:val="0"/>
+              </w:rPr>
+              <w:t>≤0</w:t>
+            </w:r>
+          </w:p>
+        </w:tc>
+        <w:tc>
+          <w:tcPr>
+            <w:tcW w:type="dxa" w:w="1440"/>
+          </w:tcPr>
+          <w:p>
+            <w:r>
+              <w:rPr>
+                <w:b w:val="0"/>
+              </w:rPr>
+              <w:t>—</w:t>
+            </w:r>
+          </w:p>
+        </w:tc>
+        <w:tc>
+          <w:tcPr>
+            <w:tcW w:type="dxa" w:w="1440"/>
+          </w:tcPr>
+          <w:p>
+            <w:r>
+              <w:rPr>
+                <w:b w:val="0"/>
+              </w:rPr>
+              <w:t>≈0</w:t>
+            </w:r>
+          </w:p>
+        </w:tc>
+        <w:tc>
+          <w:tcPr>
+            <w:tcW w:type="dxa" w:w="1440"/>
+          </w:tcPr>
+          <w:p>
+            <w:r>
+              <w:rPr>
+                <w:b w:val="0"/>
+              </w:rPr>
+              <w:t>dead → still dead</w:t>
+            </w:r>
+          </w:p>
+        </w:tc>
+      </w:tr>
+      <w:tr>
+        <w:tc>
+          <w:tcPr>
+            <w:tcW w:type="dxa" w:w="1440"/>
+          </w:tcPr>
+          <w:p>
+            <w:r>
+              <w:rPr>
+                <w:b w:val="0"/>
+              </w:rPr>
+              <w:t>MAX-lottery / idio-vol</w:t>
+            </w:r>
+          </w:p>
+        </w:tc>
+        <w:tc>
+          <w:tcPr>
+            <w:tcW w:type="dxa" w:w="1440"/>
+          </w:tcPr>
+          <w:p>
+            <w:r>
+              <w:rPr>
+                <w:b w:val="0"/>
+              </w:rPr>
+              <w:t>−0.6</w:t>
+            </w:r>
+          </w:p>
+        </w:tc>
+        <w:tc>
+          <w:tcPr>
+            <w:tcW w:type="dxa" w:w="1440"/>
+          </w:tcPr>
+          <w:p>
+            <w:r>
+              <w:rPr>
+                <w:b w:val="0"/>
+              </w:rPr>
+              <w:t>&lt;0</w:t>
+            </w:r>
+          </w:p>
+        </w:tc>
+        <w:tc>
+          <w:tcPr>
+            <w:tcW w:type="dxa" w:w="1440"/>
+          </w:tcPr>
+          <w:p>
+            <w:r>
+              <w:rPr>
+                <w:b w:val="0"/>
+              </w:rPr>
+              <w:t>—</w:t>
+            </w:r>
+          </w:p>
+        </w:tc>
+        <w:tc>
+          <w:tcPr>
+            <w:tcW w:type="dxa" w:w="1440"/>
+          </w:tcPr>
+          <w:p>
+            <w:r>
+              <w:rPr>
+                <w:b w:val="0"/>
+              </w:rPr>
+              <w:t>≈0</w:t>
+            </w:r>
+          </w:p>
+        </w:tc>
+        <w:tc>
+          <w:tcPr>
+            <w:tcW w:type="dxa" w:w="1440"/>
+          </w:tcPr>
+          <w:p>
+            <w:r>
+              <w:rPr>
+                <w:b w:val="0"/>
+              </w:rPr>
+              <w:t>dead → still dead</w:t>
+            </w:r>
+          </w:p>
+        </w:tc>
+      </w:tr>
+    </w:tbl>
+    <w:p>
+      <w:pPr>
+        <w:pStyle w:val="ListBullet"/>
+      </w:pPr>
+      <w:r>
+        <w:rPr>
+          <w:b/>
+        </w:rPr>
+        <w:t>Verdict.</w:t>
+      </w:r>
+      <w:r>
+        <w:rPr>
+          <w:b w:val="0"/>
+        </w:rPr>
+        <w:t xml:space="preserve"> ✅ </w:t>
+      </w:r>
+      <w:r>
+        <w:rPr>
+          <w:b/>
+        </w:rPr>
+        <w:t>The hunt paid off:</w:t>
+      </w:r>
+      <w:r>
+        <w:rPr>
+          <w:b w:val="0"/>
+        </w:rPr>
+        <w:t xml:space="preserve"> **residual &amp; vol-managed momentum — both rejected on large-caps</w:t>
+      </w:r>
+    </w:p>
+    <w:p>
+      <w:r>
+        <w:rPr>
+          <w:b w:val="0"/>
+        </w:rPr>
+        <w:t xml:space="preserve">  — generalize on mid-caps**, vol-managed momentum being the most regime-robust single factor in the</w:t>
+      </w:r>
+    </w:p>
+    <w:p>
+      <w:r>
+        <w:rPr>
+          <w:b w:val="0"/>
+        </w:rPr>
+        <w:t xml:space="preserve">  whole program (4/6 years, DSR 0.53). The *pattern* is now clean and explainable: on mid-caps the</w:t>
+      </w:r>
+    </w:p>
+    <w:p>
+      <w:r>
+        <w:rPr>
+          <w:b w:val="0"/>
+        </w:rPr>
+        <w:t xml:space="preserve">  </w:t>
+      </w:r>
+      <w:r>
+        <w:rPr>
+          <w:b/>
+        </w:rPr>
+        <w:t>value and momentum premia are real and generalizing; the quality/issuance/lottery factors are not.</w:t>
+      </w:r>
+    </w:p>
+    <w:p>
+      <w:r>
+        <w:rPr>
+          <w:b w:val="0"/>
+        </w:rPr>
+        <w:t xml:space="preserve">  None clears the rail *alone* — but value and momentum are negatively correlated, which sets up Case 42.</w:t>
+      </w:r>
+    </w:p>
+    <w:p>
+      <w:pPr>
+        <w:pStyle w:val="Heading2"/>
+      </w:pPr>
+      <w:r>
+        <w:t>Case 42 — Multi-factor mid-cap combiner: a genuine SECOND-EDGE candidate ✅ (meets the out-of-universe + out-of-regime bar; pending forward + pairs-corr)</w:t>
+      </w:r>
+    </w:p>
+    <w:p>
+      <w:pPr>
+        <w:pStyle w:val="ListBullet"/>
+      </w:pPr>
+      <w:r>
+        <w:rPr>
+          <w:b/>
+        </w:rPr>
+        <w:t>What.</w:t>
+      </w:r>
+      <w:r>
+        <w:rPr>
+          <w:b w:val="0"/>
+        </w:rPr>
+        <w:t xml:space="preserve"> Case 41 left three generalizing mid-cap legs (value, residual-mom, vol-managed-mom), each</w:t>
+      </w:r>
+    </w:p>
+    <w:p>
+      <w:r>
+        <w:rPr>
+          <w:b w:val="0"/>
+        </w:rPr>
+        <w:t xml:space="preserve">  real but each failing the rail on regime-robustness (3–4 of 6 years). Value vs momentum is negatively</w:t>
+      </w:r>
+    </w:p>
+    <w:p>
+      <w:r>
+        <w:rPr>
+          <w:b w:val="0"/>
+        </w:rPr>
+        <w:t xml:space="preserve">  correlated, so blending should be *more regime-stable* than any leg alone. The decisive metric isn't a</w:t>
+      </w:r>
+    </w:p>
+    <w:p>
+      <w:r>
+        <w:rPr>
+          <w:b w:val="0"/>
+        </w:rPr>
+        <w:t xml:space="preserve">  bigger Sharpe — it's whether the blend is positive in MORE years (clears the 60% regime bar) while</w:t>
+      </w:r>
+    </w:p>
+    <w:p>
+      <w:r>
+        <w:rPr>
+          <w:b w:val="0"/>
+        </w:rPr>
+        <w:t xml:space="preserve">  keeping a positive fresh-symbol holdout. Measured the correlation matrix + the inverse-vol blend's</w:t>
+      </w:r>
+    </w:p>
+    <w:p>
+      <w:r>
+        <w:rPr>
+          <w:b w:val="0"/>
+        </w:rPr>
+        <w:t xml:space="preserve">  per-year profile (`combine.evaluate_combo`, date-aligned streams).</w:t>
+      </w:r>
+    </w:p>
+    <w:p>
+      <w:pPr>
+        <w:pStyle w:val="ListBullet"/>
+      </w:pPr>
+      <w:r>
+        <w:rPr>
+          <w:b/>
+        </w:rPr>
+        <w:t>Result.</w:t>
+      </w:r>
+    </w:p>
+    <w:p>
+      <w:pPr>
+        <w:pStyle w:val="ListBullet"/>
+      </w:pPr>
+      <w:r>
+        <w:rPr>
+          <w:b/>
+        </w:rPr>
+        <w:t>Correlation matrix confirms the structure:</w:t>
+      </w:r>
+      <w:r>
+        <w:rPr>
+          <w:b w:val="0"/>
+        </w:rPr>
+        <w:t xml:space="preserve"> value vs momentum </w:t>
+      </w:r>
+      <w:r>
+        <w:rPr>
+          <w:b/>
+        </w:rPr>
+        <w:t>−0.26 / −0.30</w:t>
+      </w:r>
+      <w:r>
+        <w:rPr>
+          <w:b w:val="0"/>
+        </w:rPr>
+        <w:t xml:space="preserve"> (genuine</w:t>
+      </w:r>
+    </w:p>
+    <w:p>
+      <w:r>
+        <w:rPr>
+          <w:b w:val="0"/>
+        </w:rPr>
+        <w:t xml:space="preserve">    diversification); the two momentum legs </w:t>
+      </w:r>
+      <w:r>
+        <w:rPr>
+          <w:b/>
+        </w:rPr>
+        <w:t>+0.91</w:t>
+      </w:r>
+      <w:r>
+        <w:rPr>
+          <w:b w:val="0"/>
+        </w:rPr>
+        <w:t xml:space="preserve"> (redundant — same factor).</w:t>
+      </w:r>
+    </w:p>
+    <w:p>
+      <w:pPr>
+        <w:pStyle w:val="ListBullet"/>
+      </w:pPr>
+      <w:r>
+        <w:rPr>
+          <w:b/>
+        </w:rPr>
+        <w:t>Pure value + vol-managed momentum (the −0.26 pair, ~50/50 inverse-vol):</w:t>
+      </w:r>
+      <w:r>
+        <w:rPr>
+          <w:b w:val="0"/>
+        </w:rPr>
+        <w:t xml:space="preserve"> </w:t>
+      </w:r>
+      <w:r>
+        <w:rPr>
+          <w:b/>
+        </w:rPr>
+        <w:t>5/6 positive years</w:t>
+      </w:r>
+    </w:p>
+    <w:p>
+      <w:r>
+        <w:rPr>
+          <w:b w:val="0"/>
+        </w:rPr>
+        <w:t xml:space="preserve">    (2021 +0.45, 2022 +0.81, 2023 +0.08, 2024 +0.36, 2025 −0.41, 2026 +0.76), </w:t>
+      </w:r>
+      <w:r>
+        <w:rPr>
+          <w:b/>
+        </w:rPr>
+        <w:t>maxDD −7.1%</w:t>
+      </w:r>
+      <w:r>
+        <w:rPr>
+          <w:b w:val="0"/>
+        </w:rPr>
+        <w:t>, Sharpe</w:t>
+      </w:r>
+    </w:p>
+    <w:p>
+      <w:r>
+        <w:rPr>
+          <w:b w:val="0"/>
+        </w:rPr>
+        <w:t xml:space="preserve">    ~0.37 — combining lifted regime-robustness from each leg's 3–4/6 to </w:t>
+      </w:r>
+      <w:r>
+        <w:rPr>
+          <w:b/>
+        </w:rPr>
+        <w:t>5/6, clearing the regime bar</w:t>
+      </w:r>
+    </w:p>
+    <w:p>
+      <w:r>
+        <w:rPr>
+          <w:b w:val="0"/>
+        </w:rPr>
+        <w:t xml:space="preserve">    that blocked Case 40.</w:t>
+      </w:r>
+    </w:p>
+    <w:p>
+      <w:pPr>
+        <w:pStyle w:val="ListBullet"/>
+      </w:pPr>
+      <w:r>
+        <w:rPr>
+          <w:b/>
+        </w:rPr>
+        <w:t>value+light-momentum + vol-managed momentum</w:t>
+      </w:r>
+      <w:r>
+        <w:rPr>
+          <w:b w:val="0"/>
+        </w:rPr>
+        <w:t xml:space="preserve"> trades regime for level: **4/6 years, Sharpe 0.53,</w:t>
+      </w:r>
+    </w:p>
+    <w:p>
+      <w:r>
+        <w:rPr>
+          <w:b w:val="0"/>
+        </w:rPr>
+        <w:t xml:space="preserve">    DSR 0.62** — a clean Sharpe↔regime frontier.</w:t>
+      </w:r>
+    </w:p>
+    <w:p>
+      <w:pPr>
+        <w:pStyle w:val="ListBullet"/>
+      </w:pPr>
+      <w:r>
+        <w:rPr>
+          <w:b/>
+        </w:rPr>
+        <w:t>Verdict.</w:t>
+      </w:r>
+      <w:r>
+        <w:rPr>
+          <w:b w:val="0"/>
+        </w:rPr>
+        <w:t xml:space="preserve"> ✅ **The strongest second-edge candidate the program has produced — and the first to meet</w:t>
+      </w:r>
+    </w:p>
+    <w:p>
+      <w:r>
+        <w:rPr>
+          <w:b w:val="0"/>
+        </w:rPr>
+        <w:t xml:space="preserve">  the same bar that validated the pairs basket.</w:t>
+      </w:r>
+      <w:r>
+        <w:rPr>
+          <w:b/>
+        </w:rPr>
+        <w:t xml:space="preserve"> It is market-neutral, </w:t>
+      </w:r>
+      <w:r>
+        <w:rPr>
+          <w:b w:val="0"/>
+        </w:rPr>
+        <w:t>generalizes out-of-universe**</w:t>
+      </w:r>
+    </w:p>
+    <w:p>
+      <w:r>
+        <w:rPr>
+          <w:b w:val="0"/>
+        </w:rPr>
+        <w:t xml:space="preserve">  (fresh-symbol holdout +0.44), is </w:t>
+      </w:r>
+      <w:r>
+        <w:rPr>
+          <w:b/>
+        </w:rPr>
+        <w:t>regime-robust out-of-regime</w:t>
+      </w:r>
+      <w:r>
+        <w:rPr>
+          <w:b w:val="0"/>
+        </w:rPr>
+        <w:t xml:space="preserve"> (5/6 years), has a </w:t>
+      </w:r>
+      <w:r>
+        <w:rPr>
+          <w:b/>
+        </w:rPr>
+        <w:t>shallow −7% DD</w:t>
+      </w:r>
+      <w:r>
+        <w:rPr>
+          <w:b w:val="0"/>
+        </w:rPr>
+        <w:t>,</w:t>
+      </w:r>
+    </w:p>
+    <w:p>
+      <w:r>
+        <w:rPr>
+          <w:b w:val="0"/>
+        </w:rPr>
+        <w:t xml:space="preserve">  and sits at Sharpe ~0.4–0.5 — the *same quality tier as the pairs basket* (OOS ~0.5). It does </w:t>
+      </w:r>
+      <w:r>
+        <w:rPr>
+          <w:b/>
+        </w:rPr>
+        <w:t>not</w:t>
+      </w:r>
+    </w:p>
+    <w:p>
+      <w:r>
+        <w:rPr>
+          <w:b w:val="0"/>
+        </w:rPr>
+        <w:t xml:space="preserve">  clear the strict DSR-0.9 falsification gate (DSR ~0.5–0.6) — </w:t>
+      </w:r>
+      <w:r>
+        <w:rPr>
+          <w:b/>
+        </w:rPr>
+        <w:t>but neither does the pairs basket</w:t>
+      </w:r>
+      <w:r>
+        <w:rPr>
+          <w:b w:val="0"/>
+        </w:rPr>
+        <w:t>;</w:t>
+      </w:r>
+    </w:p>
+    <w:p>
+      <w:r>
+        <w:rPr>
+          <w:b w:val="0"/>
+        </w:rPr>
+        <w:t xml:space="preserve">  our actual "validated" standard has always been out-of-universe + out-of-regime generalization, not</w:t>
+      </w:r>
+    </w:p>
+    <w:p>
+      <w:r>
+        <w:rPr>
+          <w:b w:val="0"/>
+        </w:rPr>
+        <w:t xml:space="preserve">  DSR 0.9. </w:t>
+      </w:r>
+      <w:r>
+        <w:rPr>
+          <w:b/>
+        </w:rPr>
+        <w:t>Honest status: a second-edge *candidate*, not yet deployed.</w:t>
+      </w:r>
+      <w:r>
+        <w:rPr>
+          <w:b w:val="0"/>
+        </w:rPr>
+        <w:t xml:space="preserve"> Two confirmations remain</w:t>
+      </w:r>
+    </w:p>
+    <w:p>
+      <w:r>
+        <w:rPr>
+          <w:b w:val="0"/>
+        </w:rPr>
+        <w:t xml:space="preserve">  before capital: </w:t>
+      </w:r>
+      <w:r>
+        <w:rPr>
+          <w:b/>
+        </w:rPr>
+        <w:t>(1) measure its correlation with the large-cap pairs basket</w:t>
+      </w:r>
+      <w:r>
+        <w:rPr>
+          <w:b w:val="0"/>
+        </w:rPr>
+        <w:t xml:space="preserve"> (different universe +</w:t>
+      </w:r>
+    </w:p>
+    <w:p>
+      <w:r>
+        <w:rPr>
+          <w:b w:val="0"/>
+        </w:rPr>
+        <w:t xml:space="preserve">  mechanism → prior ρ≈0, but must be measured — if low, the master combiner finally gets a true second</w:t>
+      </w:r>
+    </w:p>
+    <w:p>
+      <w:r>
+        <w:rPr>
+          <w:b w:val="0"/>
+        </w:rPr>
+        <w:t xml:space="preserve">  leg), and </w:t>
+      </w:r>
+      <w:r>
+        <w:rPr>
+          <w:b/>
+        </w:rPr>
+        <w:t>(2) a forward paper-track with independent resolution</w:t>
+      </w:r>
+      <w:r>
+        <w:rPr>
+          <w:b w:val="0"/>
+        </w:rPr>
+        <w:t>, exactly as the pairs basket got.</w:t>
+      </w:r>
+    </w:p>
+    <w:p>
+      <w:r>
+        <w:rPr>
+          <w:b w:val="0"/>
+        </w:rPr>
+        <w:t xml:space="preserve">  This is the answer to the binding constraint (edge supply) we've been hunting — pending those two gates.</w:t>
       </w:r>
     </w:p>
     <w:p>

--- a/docs/EDGE_CASE_STUDIES.docx
+++ b/docs/EDGE_CASE_STUDIES.docx
@@ -15322,6 +15322,680 @@
           <w:b w:val="0"/>
         </w:rPr>
         <w:t xml:space="preserve">  This is the answer to the binding constraint (edge supply) we've been hunting — pending those two gates.</w:t>
+      </w:r>
+    </w:p>
+    <w:p>
+      <w:pPr>
+        <w:pStyle w:val="Heading2"/>
+      </w:pPr>
+      <w:r>
+        <w:t>Gate #1 (for Case 42) — correlation vs the deployed pairs basket ✅ (uncorrelated, ρ = −0.03)</w:t>
+      </w:r>
+    </w:p>
+    <w:p>
+      <w:r>
+        <w:rPr>
+          <w:b w:val="0"/>
+        </w:rPr>
+        <w:t>Before the mid-cap blend can earn a combiner slot it must *diversify* the edge we already trade. Built</w:t>
+      </w:r>
+    </w:p>
+    <w:p>
+      <w:r>
+        <w:rPr>
+          <w:b w:val="0"/>
+        </w:rPr>
+        <w:t>both daily-return streams on the same calendar (large-cap pairs basket at the validated top-10/ADF</w:t>
+      </w:r>
+    </w:p>
+    <w:p>
+      <w:r>
+        <w:rPr>
+          <w:b w:val="0"/>
+        </w:rPr>
+        <w:t xml:space="preserve">config; mid-cap value+vol-mom blend) and date-joined 1,255 days. </w:t>
+      </w:r>
+      <w:r>
+        <w:rPr>
+          <w:b/>
+        </w:rPr>
+        <w:t>Correlation ρ = −0.033</w:t>
+      </w:r>
+      <w:r>
+        <w:rPr>
+          <w:b w:val="0"/>
+        </w:rPr>
+        <w:t xml:space="preserve"> — essentially</w:t>
+      </w:r>
+    </w:p>
+    <w:p>
+      <w:r>
+        <w:rPr>
+          <w:b w:val="0"/>
+        </w:rPr>
+        <w:t>zero, confirming the mechanistic prior (cointegration mean-reversion on large-caps vs cross-sectional</w:t>
+      </w:r>
+    </w:p>
+    <w:p>
+      <w:r>
+        <w:rPr>
+          <w:b w:val="0"/>
+        </w:rPr>
+        <w:t>fundamentals+trend on a disjoint mid-cap set share nothing). The two-sleeve inverse-vol book is positive</w:t>
+      </w:r>
+    </w:p>
+    <w:p>
+      <w:r>
+        <w:rPr>
+          <w:b w:val="0"/>
+        </w:rPr>
+        <w:t xml:space="preserve">in </w:t>
+      </w:r>
+      <w:r>
+        <w:rPr>
+          <w:b/>
+        </w:rPr>
+        <w:t>6/6 years</w:t>
+      </w:r>
+      <w:r>
+        <w:rPr>
+          <w:b w:val="0"/>
+        </w:rPr>
+        <w:t xml:space="preserve"> — the uncorrelated legs cover each other's weak years. *(Caveat: the pairs leg here is an</w:t>
+      </w:r>
+    </w:p>
+    <w:p>
+      <w:r>
+        <w:rPr>
+          <w:b w:val="0"/>
+        </w:rPr>
+        <w:t>in-sample full-calendar screen, so the combined Sharpe/DSR is inflated vs the walk-forward ~0.83; the</w:t>
+      </w:r>
+    </w:p>
+    <w:p>
+      <w:r>
+        <w:rPr>
+          <w:b w:val="0"/>
+        </w:rPr>
+        <w:t>robust, regime-independent results are the ρ≈0 and the 6/6-year coverage, not the level.)* Gate #1 passes.</w:t>
+      </w:r>
+    </w:p>
+    <w:p>
+      <w:pPr>
+        <w:pStyle w:val="Heading2"/>
+      </w:pPr>
+      <w:r>
+        <w:t>Case 43 — SURVIVORSHIP-BIAS point-in-time re-test ❌→ flips value to momentum (the session's most important result)</w:t>
+      </w:r>
+    </w:p>
+    <w:p>
+      <w:pPr>
+        <w:pStyle w:val="ListBullet"/>
+      </w:pPr>
+      <w:r>
+        <w:rPr>
+          <w:b/>
+        </w:rPr>
+        <w:t>What.</w:t>
+      </w:r>
+      <w:r>
+        <w:rPr>
+          <w:b w:val="0"/>
+        </w:rPr>
+        <w:t xml:space="preserve"> Every mid-cap result (Cases 38/40/42) was measured on names that </w:t>
+      </w:r>
+      <w:r>
+        <w:rPr>
+          <w:b/>
+        </w:rPr>
+        <w:t>exist today</w:t>
+      </w:r>
+      <w:r>
+        <w:rPr>
+          <w:b w:val="0"/>
+        </w:rPr>
+        <w:t xml:space="preserve"> — omitting</w:t>
+      </w:r>
+    </w:p>
+    <w:p>
+      <w:r>
+        <w:rPr>
+          <w:b w:val="0"/>
+        </w:rPr>
+        <w:t xml:space="preserve">  the value-traps that went bankrupt or delisted (BBBY, RAD, ENDP, AVYA, BIG, CANO, …). Value's LONG leg</w:t>
+      </w:r>
+    </w:p>
+    <w:p>
+      <w:r>
+        <w:rPr>
+          <w:b w:val="0"/>
+        </w:rPr>
+        <w:t xml:space="preserve">  buys cheap names, so excluding the cheapest-that-died inflates it. Verified Alpaca serves **delisted</w:t>
+      </w:r>
+    </w:p>
+    <w:p>
+      <w:r>
+        <w:rPr>
+          <w:b w:val="0"/>
+        </w:rPr>
+        <w:t xml:space="preserve">  history up to the delisting date** (BBBY 1256 bars, SIVB stops at its 2023 collapse, …) — so the fix is</w:t>
+      </w:r>
+    </w:p>
+    <w:p>
+      <w:r>
+        <w:rPr>
+          <w:b w:val="0"/>
+        </w:rPr>
+        <w:t xml:space="preserve">  feasible: pulled ~50 delisted mid/small-caps into My Passport and re-ran on survivor-only vs</w:t>
+      </w:r>
+    </w:p>
+    <w:p>
+      <w:r>
+        <w:rPr>
+          <w:b w:val="0"/>
+        </w:rPr>
+        <w:t xml:space="preserve">  survivor+delisted. (Conservative: after delisting the bars stop, so the backtest books ~0, not the</w:t>
+      </w:r>
+    </w:p>
+    <w:p>
+      <w:r>
+        <w:rPr>
+          <w:b w:val="0"/>
+        </w:rPr>
+        <w:t xml:space="preserve">  final gap-to-zero — the TRUE hit is worse than measured.)</w:t>
+      </w:r>
+    </w:p>
+    <w:p>
+      <w:pPr>
+        <w:pStyle w:val="ListBullet"/>
+      </w:pPr>
+      <w:r>
+        <w:rPr>
+          <w:b/>
+        </w:rPr>
+        <w:t>Result — the dead names FLIP which leg is real:</w:t>
+      </w:r>
+    </w:p>
+    <w:tbl>
+      <w:tblPr>
+        <w:tblStyle w:val="LightGrid-Accent1"/>
+        <w:tblW w:type="auto" w:w="0"/>
+        <w:tblLook w:firstColumn="1" w:firstRow="1" w:lastColumn="0" w:lastRow="0" w:noHBand="0" w:noVBand="1" w:val="04A0"/>
+      </w:tblPr>
+      <w:tblGrid>
+        <w:gridCol w:w="2160"/>
+        <w:gridCol w:w="2160"/>
+        <w:gridCol w:w="2160"/>
+        <w:gridCol w:w="2160"/>
+      </w:tblGrid>
+      <w:tr>
+        <w:tc>
+          <w:tcPr>
+            <w:tcW w:type="dxa" w:w="2160"/>
+          </w:tcPr>
+          <w:p>
+            <w:r>
+              <w:rPr>
+                <w:b/>
+              </w:rPr>
+              <w:t>factor</w:t>
+            </w:r>
+          </w:p>
+        </w:tc>
+        <w:tc>
+          <w:tcPr>
+            <w:tcW w:type="dxa" w:w="2160"/>
+          </w:tcPr>
+          <w:p>
+            <w:r>
+              <w:rPr>
+                <w:b/>
+              </w:rPr>
+              <w:t>survivor-only</w:t>
+            </w:r>
+          </w:p>
+        </w:tc>
+        <w:tc>
+          <w:tcPr>
+            <w:tcW w:type="dxa" w:w="2160"/>
+          </w:tcPr>
+          <w:p>
+            <w:r>
+              <w:rPr>
+                <w:b/>
+              </w:rPr>
+              <w:t>+ value-traps</w:t>
+            </w:r>
+          </w:p>
+        </w:tc>
+        <w:tc>
+          <w:tcPr>
+            <w:tcW w:type="dxa" w:w="2160"/>
+          </w:tcPr>
+          <w:p>
+            <w:r>
+              <w:rPr>
+                <w:b/>
+              </w:rPr>
+              <w:t>mechanism</w:t>
+            </w:r>
+          </w:p>
+        </w:tc>
+      </w:tr>
+      <w:tr>
+        <w:tc>
+          <w:tcPr>
+            <w:tcW w:type="dxa" w:w="2160"/>
+          </w:tcPr>
+          <w:p>
+            <w:r>
+              <w:rPr>
+                <w:b w:val="0"/>
+              </w:rPr>
+              <w:t>value</w:t>
+            </w:r>
+          </w:p>
+        </w:tc>
+        <w:tc>
+          <w:tcPr>
+            <w:tcW w:type="dxa" w:w="2160"/>
+          </w:tcPr>
+          <w:p>
+            <w:r>
+              <w:rPr>
+                <w:b w:val="0"/>
+              </w:rPr>
+              <w:t>+0.04</w:t>
+            </w:r>
+          </w:p>
+        </w:tc>
+        <w:tc>
+          <w:tcPr>
+            <w:tcW w:type="dxa" w:w="2160"/>
+          </w:tcPr>
+          <w:p>
+            <w:r>
+              <w:rPr>
+                <w:b/>
+              </w:rPr>
+              <w:t>−0.45</w:t>
+            </w:r>
+          </w:p>
+        </w:tc>
+        <w:tc>
+          <w:tcPr>
+            <w:tcW w:type="dxa" w:w="2160"/>
+          </w:tcPr>
+          <w:p>
+            <w:r>
+              <w:rPr>
+                <w:b w:val="0"/>
+              </w:rPr>
+              <w:t>value *buys* the dying cheap names → survivorship hid its worst trades</w:t>
+            </w:r>
+          </w:p>
+        </w:tc>
+      </w:tr>
+      <w:tr>
+        <w:tc>
+          <w:tcPr>
+            <w:tcW w:type="dxa" w:w="2160"/>
+          </w:tcPr>
+          <w:p>
+            <w:r>
+              <w:rPr>
+                <w:b w:val="0"/>
+              </w:rPr>
+              <w:t>value + light-mom</w:t>
+            </w:r>
+          </w:p>
+        </w:tc>
+        <w:tc>
+          <w:tcPr>
+            <w:tcW w:type="dxa" w:w="2160"/>
+          </w:tcPr>
+          <w:p>
+            <w:r>
+              <w:rPr>
+                <w:b w:val="0"/>
+              </w:rPr>
+              <w:t>+0.35</w:t>
+            </w:r>
+          </w:p>
+        </w:tc>
+        <w:tc>
+          <w:tcPr>
+            <w:tcW w:type="dxa" w:w="2160"/>
+          </w:tcPr>
+          <w:p>
+            <w:r>
+              <w:rPr>
+                <w:b/>
+              </w:rPr>
+              <w:t>−0.45</w:t>
+            </w:r>
+          </w:p>
+        </w:tc>
+        <w:tc>
+          <w:tcPr>
+            <w:tcW w:type="dxa" w:w="2160"/>
+          </w:tcPr>
+          <w:p>
+            <w:r>
+              <w:rPr>
+                <w:b w:val="0"/>
+              </w:rPr>
+              <w:t>the value drag dominates</w:t>
+            </w:r>
+          </w:p>
+        </w:tc>
+      </w:tr>
+      <w:tr>
+        <w:tc>
+          <w:tcPr>
+            <w:tcW w:type="dxa" w:w="2160"/>
+          </w:tcPr>
+          <w:p>
+            <w:r>
+              <w:rPr>
+                <w:b/>
+              </w:rPr>
+              <w:t>vol-managed momentum</w:t>
+            </w:r>
+          </w:p>
+        </w:tc>
+        <w:tc>
+          <w:tcPr>
+            <w:tcW w:type="dxa" w:w="2160"/>
+          </w:tcPr>
+          <w:p>
+            <w:r>
+              <w:rPr>
+                <w:b w:val="0"/>
+              </w:rPr>
+              <w:t>+0.39</w:t>
+            </w:r>
+          </w:p>
+        </w:tc>
+        <w:tc>
+          <w:tcPr>
+            <w:tcW w:type="dxa" w:w="2160"/>
+          </w:tcPr>
+          <w:p>
+            <w:r>
+              <w:rPr>
+                <w:b/>
+              </w:rPr>
+              <w:t>+1.35</w:t>
+            </w:r>
+            <w:r>
+              <w:rPr>
+                <w:b w:val="0"/>
+              </w:rPr>
+              <w:t xml:space="preserve"> (5/6 yr)</w:t>
+            </w:r>
+          </w:p>
+        </w:tc>
+        <w:tc>
+          <w:tcPr>
+            <w:tcW w:type="dxa" w:w="2160"/>
+          </w:tcPr>
+          <w:p>
+            <w:r>
+              <w:rPr>
+                <w:b w:val="0"/>
+              </w:rPr>
+              <w:t>momentum *shorts* the falling names → survivorship hid its BEST trades</w:t>
+            </w:r>
+          </w:p>
+        </w:tc>
+      </w:tr>
+      <w:tr>
+        <w:tc>
+          <w:tcPr>
+            <w:tcW w:type="dxa" w:w="2160"/>
+          </w:tcPr>
+          <w:p>
+            <w:r>
+              <w:rPr>
+                <w:b w:val="0"/>
+              </w:rPr>
+              <w:t>residual momentum</w:t>
+            </w:r>
+          </w:p>
+        </w:tc>
+        <w:tc>
+          <w:tcPr>
+            <w:tcW w:type="dxa" w:w="2160"/>
+          </w:tcPr>
+          <w:p>
+            <w:r>
+              <w:rPr>
+                <w:b w:val="0"/>
+              </w:rPr>
+              <w:t>+0.24</w:t>
+            </w:r>
+          </w:p>
+        </w:tc>
+        <w:tc>
+          <w:tcPr>
+            <w:tcW w:type="dxa" w:w="2160"/>
+          </w:tcPr>
+          <w:p>
+            <w:r>
+              <w:rPr>
+                <w:b/>
+              </w:rPr>
+              <w:t>+0.69</w:t>
+            </w:r>
+          </w:p>
+        </w:tc>
+        <w:tc>
+          <w:tcPr>
+            <w:tcW w:type="dxa" w:w="2160"/>
+          </w:tcPr>
+          <w:p>
+            <w:r>
+              <w:rPr>
+                <w:b w:val="0"/>
+              </w:rPr>
+              <w:t>same — shorting losers that collapse</w:t>
+            </w:r>
+          </w:p>
+        </w:tc>
+      </w:tr>
+    </w:tbl>
+    <w:p>
+      <w:pPr>
+        <w:pStyle w:val="ListBullet"/>
+      </w:pPr>
+      <w:r>
+        <w:rPr>
+          <w:b/>
+        </w:rPr>
+        <w:t>Verdict.</w:t>
+      </w:r>
+      <w:r>
+        <w:rPr>
+          <w:b w:val="0"/>
+        </w:rPr>
+        <w:t xml:space="preserve"> ❌ </w:t>
+      </w:r>
+      <w:r>
+        <w:rPr>
+          <w:b/>
+        </w:rPr>
+        <w:t>Mid-cap VALUE is survivorship-inflated</w:t>
+      </w:r>
+      <w:r>
+        <w:rPr>
+          <w:b w:val="0"/>
+        </w:rPr>
+        <w:t xml:space="preserve"> — the "edge" (and the value+momentum combo</w:t>
+      </w:r>
+    </w:p>
+    <w:p>
+      <w:r>
+        <w:rPr>
+          <w:b w:val="0"/>
+        </w:rPr>
+        <w:t xml:space="preserve">  built on it, Case 42) is largely an artifact of excluding the bankrupt cheap names. **But mid-cap</w:t>
+      </w:r>
+    </w:p>
+    <w:p>
+      <w:r>
+        <w:rPr>
+          <w:b w:val="0"/>
+        </w:rPr>
+        <w:t xml:space="preserve">  MOMENTUM is survivorship-ROBUST and far stronger than the survivor-only backtest showed** (0.39 →</w:t>
+      </w:r>
+    </w:p>
+    <w:p>
+      <w:r>
+        <w:rPr>
+          <w:b w:val="0"/>
+        </w:rPr>
+        <w:t xml:space="preserve">  1.35), because the survivor universe had robbed it of shorting the names that went to zero. The real</w:t>
+      </w:r>
+    </w:p>
+    <w:p>
+      <w:r>
+        <w:rPr>
+          <w:b w:val="0"/>
+        </w:rPr>
+        <w:t xml:space="preserve">  edge here is </w:t>
+      </w:r>
+      <w:r>
+        <w:rPr>
+          <w:b/>
+        </w:rPr>
+        <w:t>momentum, not value.</w:t>
+      </w:r>
+      <w:r>
+        <w:rPr>
+          <w:b w:val="0"/>
+        </w:rPr>
+        <w:t xml:space="preserve"> *Two non-negotiable caveats before believing the 1.35:* (1) that</w:t>
+      </w:r>
+    </w:p>
+    <w:p>
+      <w:r>
+        <w:rPr>
+          <w:b w:val="0"/>
+        </w:rPr>
+        <w:t xml:space="preserve">  gain comes from </w:t>
+      </w:r>
+      <w:r>
+        <w:rPr>
+          <w:b/>
+        </w:rPr>
+        <w:t>shorting stocks going to zero — exactly the hardest-to-borrow / no-locate names</w:t>
+      </w:r>
+      <w:r>
+        <w:rPr>
+          <w:b w:val="0"/>
+        </w:rPr>
+        <w:t xml:space="preserve"> (the</w:t>
+      </w:r>
+    </w:p>
+    <w:p>
+      <w:r>
+        <w:rPr>
+          <w:b w:val="0"/>
+        </w:rPr>
+        <w:t xml:space="preserve">  same </w:t>
+      </w:r>
+      <w:r>
+        <w:rPr>
+          <w:b/>
+        </w:rPr>
+        <w:t>adverse-selection borrow wall</w:t>
+      </w:r>
+      <w:r>
+        <w:rPr>
+          <w:b w:val="0"/>
+        </w:rPr>
+        <w:t xml:space="preserve"> that killed PEAD, Case 14, and the SI-tilt, Case 21); the</w:t>
+      </w:r>
+    </w:p>
+    <w:p>
+      <w:r>
+        <w:rPr>
+          <w:b w:val="0"/>
+        </w:rPr>
+        <w:t xml:space="preserve">  realizable edge sits between 0.39 and 1.35 and **must be re-run with adverse-selection borrow on the</w:t>
+      </w:r>
+    </w:p>
+    <w:p>
+      <w:r>
+        <w:rPr>
+          <w:b w:val="0"/>
+        </w:rPr>
+        <w:t xml:space="preserve">  dying shorts.</w:t>
+      </w:r>
+      <w:r>
+        <w:rPr>
+          <w:b/>
+        </w:rPr>
+        <w:t xml:space="preserve"> (2) The survivorship-clean, borrow-free slice is the </w:t>
+      </w:r>
+      <w:r>
+        <w:rPr>
+          <w:b w:val="0"/>
+        </w:rPr>
+        <w:t>LONG** leg (winners don't</w:t>
+      </w:r>
+    </w:p>
+    <w:p>
+      <w:r>
+        <w:rPr>
+          <w:b w:val="0"/>
+        </w:rPr>
+        <w:t xml:space="preserve">  delist), which points to a </w:t>
+      </w:r>
+      <w:r>
+        <w:rPr>
+          <w:b/>
+        </w:rPr>
+        <w:t>long-momentum / index-hedged-short</w:t>
+      </w:r>
+      <w:r>
+        <w:rPr>
+          <w:b w:val="0"/>
+        </w:rPr>
+        <w:t xml:space="preserve"> construction (the EAR-PEAD pattern,</w:t>
+      </w:r>
+    </w:p>
+    <w:p>
+      <w:r>
+        <w:rPr>
+          <w:b w:val="0"/>
+        </w:rPr>
+        <w:t xml:space="preserve">  Case 18) as the honest deployable form. **The second-edge candidate is reframed: not value+momentum,</w:t>
+      </w:r>
+    </w:p>
+    <w:p>
+      <w:r>
+        <w:rPr>
+          <w:b w:val="0"/>
+        </w:rPr>
+        <w:t xml:space="preserve">  but mid-cap vol-managed MOMENTUM — pending the borrow model and a long/index-hedged build.** This is the</w:t>
+      </w:r>
+    </w:p>
+    <w:p>
+      <w:r>
+        <w:rPr>
+          <w:b w:val="0"/>
+        </w:rPr>
+        <w:t xml:space="preserve">  survivorship control doing exactly its job: it didn't just dock a Sharpe, it **changed which signal we</w:t>
+      </w:r>
+    </w:p>
+    <w:p>
+      <w:r>
+        <w:rPr>
+          <w:b w:val="0"/>
+        </w:rPr>
+        <w:t xml:space="preserve">  believe.**</w:t>
       </w:r>
     </w:p>
     <w:p>

--- a/docs/EDGE_CASE_STUDIES.docx
+++ b/docs/EDGE_CASE_STUDIES.docx
@@ -15996,6 +15996,425 @@
           <w:b w:val="0"/>
         </w:rPr>
         <w:t xml:space="preserve">  believe.**</w:t>
+      </w:r>
+    </w:p>
+    <w:p>
+      <w:pPr>
+        <w:pStyle w:val="Heading2"/>
+      </w:pPr>
+      <w:r>
+        <w:t>Case 44 — Mid-cap momentum under realistic borrow + the long/index-hedged form ⚠️ (real but short-side-only, borrow-gated, magnitude-bracketed)</w:t>
+      </w:r>
+    </w:p>
+    <w:p>
+      <w:pPr>
+        <w:pStyle w:val="ListBullet"/>
+      </w:pPr>
+      <w:r>
+        <w:rPr>
+          <w:b/>
+        </w:rPr>
+        <w:t>What.</w:t>
+      </w:r>
+      <w:r>
+        <w:rPr>
+          <w:b w:val="0"/>
+        </w:rPr>
+        <w:t xml:space="preserve"> Case 43 said mid-cap momentum is the real edge (0.39 → 1.35 with delisted names) but its</w:t>
+      </w:r>
+    </w:p>
+    <w:p>
+      <w:r>
+        <w:rPr>
+          <w:b w:val="0"/>
+        </w:rPr>
+        <w:t xml:space="preserve">  strength comes from shorting names going to zero — the borrow wall. This stress-tests it: vol-managed</w:t>
+      </w:r>
+    </w:p>
+    <w:p>
+      <w:r>
+        <w:rPr>
+          <w:b w:val="0"/>
+        </w:rPr>
+        <w:t xml:space="preserve">  momentum on survivor-only vs +delisted (point-in-time) universes, under three short-side regimes —</w:t>
+      </w:r>
+    </w:p>
+    <w:p>
+      <w:r>
+        <w:rPr>
+          <w:b w:val="0"/>
+        </w:rPr>
+        <w:t xml:space="preserve">  borrow-free L/S, </w:t>
+      </w:r>
+      <w:r>
+        <w:rPr>
+          <w:b/>
+        </w:rPr>
+        <w:t>adverse-selection borrow</w:t>
+      </w:r>
+      <w:r>
+        <w:rPr>
+          <w:b w:val="0"/>
+        </w:rPr>
+        <w:t xml:space="preserve"> (per-name fee ramping with the short's trailing decline +</w:t>
+      </w:r>
+    </w:p>
+    <w:p>
+      <w:r>
+        <w:rPr>
+          <w:b w:val="0"/>
+        </w:rPr>
+        <w:t xml:space="preserve">  low price; below a floor = </w:t>
+      </w:r>
+      <w:r>
+        <w:rPr>
+          <w:b/>
+        </w:rPr>
+        <w:t>no-locate</w:t>
+      </w:r>
+      <w:r>
+        <w:rPr>
+          <w:b w:val="0"/>
+        </w:rPr>
+        <w:t xml:space="preserve">, dropped), and a </w:t>
+      </w:r>
+      <w:r>
+        <w:rPr>
+          <w:b/>
+        </w:rPr>
+        <w:t>long-only + SPY-index-hedge</w:t>
+      </w:r>
+      <w:r>
+        <w:rPr>
+          <w:b w:val="0"/>
+        </w:rPr>
+        <w:t xml:space="preserve"> (borrow-free,</w:t>
+      </w:r>
+    </w:p>
+    <w:p>
+      <w:r>
+        <w:rPr>
+          <w:b w:val="0"/>
+        </w:rPr>
+        <w:t xml:space="preserve">  the candidate deployable form). Daily returns winsorized at ±50%/±30% because near-delisting microcaps</w:t>
+      </w:r>
+    </w:p>
+    <w:p>
+      <w:r>
+        <w:rPr>
+          <w:b w:val="0"/>
+        </w:rPr>
+        <w:t xml:space="preserve">  carry mis-adjusted reverse-split artifacts (WW showed a +152× day, PROK +5×) that corrupt both P&amp;L and</w:t>
+      </w:r>
+    </w:p>
+    <w:p>
+      <w:r>
+        <w:rPr>
+          <w:b w:val="0"/>
+        </w:rPr>
+        <w:t xml:space="preserve">  the momentum ranking.</w:t>
+      </w:r>
+    </w:p>
+    <w:p>
+      <w:pPr>
+        <w:pStyle w:val="ListBullet"/>
+      </w:pPr>
+      <w:r>
+        <w:rPr>
+          <w:b/>
+        </w:rPr>
+        <w:t>Results (winsorized, point-in-time universe):</w:t>
+      </w:r>
+    </w:p>
+    <w:p>
+      <w:pPr>
+        <w:pStyle w:val="ListBullet"/>
+      </w:pPr>
+      <w:r>
+        <w:rPr>
+          <w:b/>
+        </w:rPr>
+        <w:t>borrow-free L/S 1.7</w:t>
+      </w:r>
+      <w:r>
+        <w:rPr>
+          <w:b w:val="0"/>
+        </w:rPr>
+        <w:t xml:space="preserve"> → </w:t>
+      </w:r>
+      <w:r>
+        <w:rPr>
+          <w:b/>
+        </w:rPr>
+        <w:t>adverse-borrow, dollar-neutral-enforced 1.1</w:t>
+      </w:r>
+      <w:r>
+        <w:rPr>
+          <w:b w:val="0"/>
+        </w:rPr>
+        <w:t xml:space="preserve"> (5/6 yr, DSR ~0.95, ~300</w:t>
+      </w:r>
+    </w:p>
+    <w:p>
+      <w:r>
+        <w:rPr>
+          <w:b w:val="0"/>
+        </w:rPr>
+        <w:t xml:space="preserve">    no-locate drops). The edge </w:t>
+      </w:r>
+      <w:r>
+        <w:rPr>
+          <w:b/>
+        </w:rPr>
+        <w:t>survives</w:t>
+      </w:r>
+      <w:r>
+        <w:rPr>
+          <w:b w:val="0"/>
+        </w:rPr>
+        <w:t xml:space="preserve"> realistic borrow + dropping the un-borrowable names + holding</w:t>
+      </w:r>
+    </w:p>
+    <w:p>
+      <w:r>
+        <w:rPr>
+          <w:b w:val="0"/>
+        </w:rPr>
+        <w:t xml:space="preserve">    the book dollar-neutral (so it's alpha, not net-long beta — enforcing neutrality cost only ~0.05).</w:t>
+      </w:r>
+    </w:p>
+    <w:p>
+      <w:r>
+        <w:rPr>
+          <w:b w:val="0"/>
+        </w:rPr>
+        <w:t xml:space="preserve">    Winsorizing *raised* the Sharpe (artifacts were noise that hurt), killing the "it's a data-artifact"</w:t>
+      </w:r>
+    </w:p>
+    <w:p>
+      <w:r>
+        <w:rPr>
+          <w:b w:val="0"/>
+        </w:rPr>
+        <w:t xml:space="preserve">    hypothesis.</w:t>
+      </w:r>
+    </w:p>
+    <w:p>
+      <w:pPr>
+        <w:pStyle w:val="ListBullet"/>
+      </w:pPr>
+      <w:r>
+        <w:rPr>
+          <w:b/>
+        </w:rPr>
+        <w:t>long-only + SPY hedge (borrow-FREE): 0.08 survivor, −0.12 point-in-time.</w:t>
+      </w:r>
+      <w:r>
+        <w:rPr>
+          <w:b w:val="0"/>
+        </w:rPr>
+        <w:t xml:space="preserve"> The **long leg has no</w:t>
+      </w:r>
+    </w:p>
+    <w:p>
+      <w:r>
+        <w:rPr>
+          <w:b w:val="0"/>
+        </w:rPr>
+        <w:t xml:space="preserve">    alpha** — the momentum edge is *entirely* in the short leg. The clean, deployable, borrow-free form</w:t>
+      </w:r>
+    </w:p>
+    <w:p>
+      <w:r>
+        <w:rPr>
+          <w:b w:val="0"/>
+        </w:rPr>
+        <w:t xml:space="preserve">    I'd hoped for </w:t>
+      </w:r>
+      <w:r>
+        <w:rPr>
+          <w:b/>
+        </w:rPr>
+        <w:t>does not exist</w:t>
+      </w:r>
+      <w:r>
+        <w:rPr>
+          <w:b w:val="0"/>
+        </w:rPr>
+        <w:t xml:space="preserve"> here.</w:t>
+      </w:r>
+    </w:p>
+    <w:p>
+      <w:pPr>
+        <w:pStyle w:val="ListBullet"/>
+      </w:pPr>
+      <w:r>
+        <w:rPr>
+          <w:b/>
+        </w:rPr>
+        <w:t>Verdict.</w:t>
+      </w:r>
+      <w:r>
+        <w:rPr>
+          <w:b w:val="0"/>
+        </w:rPr>
+        <w:t xml:space="preserve"> ⚠️ </w:t>
+      </w:r>
+      <w:r>
+        <w:rPr>
+          <w:b/>
+        </w:rPr>
+        <w:t>Real, but not the clean second leg it looked like.</w:t>
+      </w:r>
+      <w:r>
+        <w:rPr>
+          <w:b w:val="0"/>
+        </w:rPr>
+        <w:t xml:space="preserve"> Three honest constraints:</w:t>
+      </w:r>
+    </w:p>
+    <w:p>
+      <w:r>
+        <w:rPr>
+          <w:b w:val="0"/>
+        </w:rPr>
+        <w:t xml:space="preserve">  (1) the alpha is </w:t>
+      </w:r>
+      <w:r>
+        <w:rPr>
+          <w:b/>
+        </w:rPr>
+        <w:t>short-side only</w:t>
+      </w:r>
+      <w:r>
+        <w:rPr>
+          <w:b w:val="0"/>
+        </w:rPr>
+        <w:t xml:space="preserve"> (long/index-hedge is dead), so it </w:t>
+      </w:r>
+      <w:r>
+        <w:rPr>
+          <w:b/>
+        </w:rPr>
+        <w:t>can't escape the borrow wall</w:t>
+      </w:r>
+      <w:r>
+        <w:rPr>
+          <w:b w:val="0"/>
+        </w:rPr>
+        <w:t>;</w:t>
+      </w:r>
+    </w:p>
+    <w:p>
+      <w:r>
+        <w:rPr>
+          <w:b w:val="0"/>
+        </w:rPr>
+        <w:t xml:space="preserve">  (2) even surviving adverse borrow, the deployable magnitude is </w:t>
+      </w:r>
+      <w:r>
+        <w:rPr>
+          <w:b/>
+        </w:rPr>
+        <w:t>bracketed</w:t>
+      </w:r>
+      <w:r>
+        <w:rPr>
+          <w:b w:val="0"/>
+        </w:rPr>
+        <w:t xml:space="preserve"> — survivor-only 0.3 (too</w:t>
+      </w:r>
+    </w:p>
+    <w:p>
+      <w:r>
+        <w:rPr>
+          <w:b w:val="0"/>
+        </w:rPr>
+        <w:t xml:space="preserve">  low, excludes real failures) to cherry-picked-+delisted 1.1 (too high: my +50 delistings are *famous*</w:t>
+      </w:r>
+    </w:p>
+    <w:p>
+      <w:r>
+        <w:rPr>
+          <w:b w:val="0"/>
+        </w:rPr>
+        <w:t xml:space="preserve">  failures, which </w:t>
+      </w:r>
+      <w:r>
+        <w:rPr>
+          <w:b/>
+        </w:rPr>
+        <w:t>over-feeds the short leg</w:t>
+      </w:r>
+      <w:r>
+        <w:rPr>
+          <w:b w:val="0"/>
+        </w:rPr>
+        <w:t xml:space="preserve"> vs a true ~5–10%/5yr delisting rate); (3) the true number</w:t>
+      </w:r>
+    </w:p>
+    <w:p>
+      <w:r>
+        <w:rPr>
+          <w:b w:val="0"/>
+        </w:rPr>
+        <w:t xml:space="preserve">  needs a </w:t>
+      </w:r>
+      <w:r>
+        <w:rPr>
+          <w:b/>
+        </w:rPr>
+        <w:t>representative</w:t>
+      </w:r>
+      <w:r>
+        <w:rPr>
+          <w:b w:val="0"/>
+        </w:rPr>
+        <w:t xml:space="preserve"> point-in-time universe (all delistings, not the dramatic ones) or, decisively,</w:t>
+      </w:r>
+    </w:p>
+    <w:p>
+      <w:r>
+        <w:rPr>
+          <w:b w:val="0"/>
+        </w:rPr>
+        <w:t xml:space="preserve">  a </w:t>
+      </w:r>
+      <w:r>
+        <w:rPr>
+          <w:b/>
+        </w:rPr>
+        <w:t>forward paper-track</w:t>
+      </w:r>
+      <w:r>
+        <w:rPr>
+          <w:b w:val="0"/>
+        </w:rPr>
+        <w:t xml:space="preserve"> — which has zero survivorship/borrow-estimation bias. **Status: a genuine but</w:t>
+      </w:r>
+    </w:p>
+    <w:p>
+      <w:r>
+        <w:rPr>
+          <w:b w:val="0"/>
+        </w:rPr>
+        <w:t xml:space="preserve">  messy short-side momentum anomaly, magnitude 0.3–1.1, borrow-gated — promising enough to forward-track,</w:t>
+      </w:r>
+    </w:p>
+    <w:p>
+      <w:r>
+        <w:rPr>
+          <w:b w:val="0"/>
+        </w:rPr>
+        <w:t xml:space="preserve">  not clean enough to deploy.** The honest second-leg search continues; the pairs basket remains the only</w:t>
+      </w:r>
+    </w:p>
+    <w:p>
+      <w:r>
+        <w:rPr>
+          <w:b w:val="0"/>
+        </w:rPr>
+        <w:t xml:space="preserve">  deployed edge.</w:t>
       </w:r>
     </w:p>
     <w:p>

--- a/docs/EDGE_CASE_STUDIES.docx
+++ b/docs/EDGE_CASE_STUDIES.docx
@@ -16415,6 +16415,554 @@
           <w:b w:val="0"/>
         </w:rPr>
         <w:t xml:space="preserve">  deployed edge.</w:t>
+      </w:r>
+    </w:p>
+    <w:p>
+      <w:pPr>
+        <w:pStyle w:val="Heading2"/>
+      </w:pPr>
+      <w:r>
+        <w:t>Case 45 — REPRESENTATIVE point-in-time universe: the 1.35 was a cherry-pick artifact ✅ (bracket collapses to ~0.4)</w:t>
+      </w:r>
+    </w:p>
+    <w:p>
+      <w:pPr>
+        <w:pStyle w:val="ListBullet"/>
+      </w:pPr>
+      <w:r>
+        <w:rPr>
+          <w:b/>
+        </w:rPr>
+        <w:t>What.</w:t>
+      </w:r>
+      <w:r>
+        <w:rPr>
+          <w:b w:val="0"/>
+        </w:rPr>
+        <w:t xml:space="preserve"> Case 44 left momentum's magnitude bracketed 0.3–1.1 because the +50 delistings were *famous</w:t>
+      </w:r>
+    </w:p>
+    <w:p>
+      <w:r>
+        <w:rPr>
+          <w:b w:val="0"/>
+        </w:rPr>
+        <w:t xml:space="preserve">  failures* (BBBY/ENDP/…) that over-feed the short leg. The fix: pull </w:t>
+      </w:r>
+      <w:r>
+        <w:rPr>
+          <w:b/>
+        </w:rPr>
+        <w:t>all 1,707 US-listed delistings</w:t>
+      </w:r>
+    </w:p>
+    <w:p>
+      <w:r>
+        <w:rPr>
+          <w:b w:val="0"/>
+        </w:rPr>
+        <w:t xml:space="preserve">  from Alpaca's inactive-assets API (no selection on outcome), and on the </w:t>
+      </w:r>
+      <w:r>
+        <w:rPr>
+          <w:b/>
+        </w:rPr>
+        <w:t>SIP feed</w:t>
+      </w:r>
+      <w:r>
+        <w:rPr>
+          <w:b w:val="0"/>
+        </w:rPr>
+        <w:t xml:space="preserve"> (the free IEX feed</w:t>
+      </w:r>
+    </w:p>
+    <w:p>
+      <w:r>
+        <w:rPr>
+          <w:b w:val="0"/>
+        </w:rPr>
+        <w:t xml:space="preserve">  has near-zero delisted coverage; SIP has it all). Filter to mid-cap-caliber </w:t>
+      </w:r>
+      <w:r>
+        <w:rPr>
+          <w:b/>
+        </w:rPr>
+        <w:t>in 2021</w:t>
+      </w:r>
+      <w:r>
+        <w:rPr>
+          <w:b w:val="0"/>
+        </w:rPr>
+        <w:t xml:space="preserve"> (median price</w:t>
+      </w:r>
+    </w:p>
+    <w:p>
+      <w:r>
+        <w:rPr>
+          <w:b w:val="0"/>
+        </w:rPr>
+        <w:t xml:space="preserve">  $5–500, &gt;$3M/day dollar-volume over the first 120 bars) — selected on *start-of-window* characteristics,</w:t>
+      </w:r>
+    </w:p>
+    <w:p>
+      <w:r>
+        <w:rPr>
+          <w:b w:val="0"/>
+        </w:rPr>
+        <w:t xml:space="preserve">  </w:t>
+      </w:r>
+      <w:r>
+        <w:rPr>
+          <w:b/>
+        </w:rPr>
+        <w:t>outcome-blind</w:t>
+      </w:r>
+      <w:r>
+        <w:rPr>
+          <w:b w:val="0"/>
+        </w:rPr>
+        <w:t>, so bankruptcies and acquisitions both qualify. Re-ran momentum on the survivor SIP</w:t>
+      </w:r>
+    </w:p>
+    <w:p>
+      <w:r>
+        <w:rPr>
+          <w:b w:val="0"/>
+        </w:rPr>
+        <w:t xml:space="preserve">  universe + this representative delisting set (feed-consistent).</w:t>
+      </w:r>
+    </w:p>
+    <w:p>
+      <w:pPr>
+        <w:pStyle w:val="ListBullet"/>
+      </w:pPr>
+      <w:r>
+        <w:rPr>
+          <w:b/>
+        </w:rPr>
+        <w:t>The representative delisting set is dominated by ACQUISITIONS, not failures.</w:t>
+      </w:r>
+      <w:r>
+        <w:rPr>
+          <w:b w:val="0"/>
+        </w:rPr>
+        <w:t xml:space="preserve"> Of the kept names,</w:t>
+      </w:r>
+    </w:p>
+    <w:p>
+      <w:r>
+        <w:rPr>
+          <w:b w:val="0"/>
+        </w:rPr>
+        <w:t xml:space="preserve">  ~all exited *flat/up* (DNB taken private, TPTX acquired by BMS, ACC/American Campus, MTOR/Meritor by</w:t>
+      </w:r>
+    </w:p>
+    <w:p>
+      <w:r>
+        <w:rPr>
+          <w:b w:val="0"/>
+        </w:rPr>
+        <w:t xml:space="preserve">  Cummins, MANT/ManTech…) — </w:t>
+      </w:r>
+      <w:r>
+        <w:rPr>
+          <w:b/>
+        </w:rPr>
+        <w:t>0 failure-like</w:t>
+      </w:r>
+      <w:r>
+        <w:rPr>
+          <w:b w:val="0"/>
+        </w:rPr>
+        <w:t>. Genuine mid-caps ($300M–$10B) rarely go bankrupt; they</w:t>
+      </w:r>
+    </w:p>
+    <w:p>
+      <w:r>
+        <w:rPr>
+          <w:b w:val="0"/>
+        </w:rPr>
+        <w:t xml:space="preserve">  get bought at a premium. The famous bankruptcies I'd cherry-picked had mostly *already* fallen out of</w:t>
+      </w:r>
+    </w:p>
+    <w:p>
+      <w:r>
+        <w:rPr>
+          <w:b w:val="0"/>
+        </w:rPr>
+        <w:t xml:space="preserve">  mid-cap by 2021, so an honest 2021-mid-cap filter excludes them — correctly.</w:t>
+      </w:r>
+    </w:p>
+    <w:p>
+      <w:pPr>
+        <w:pStyle w:val="ListBullet"/>
+      </w:pPr>
+      <w:r>
+        <w:rPr>
+          <w:b/>
+        </w:rPr>
+        <w:t>Result — the survivorship "boost" was the artifact:</w:t>
+      </w:r>
+    </w:p>
+    <w:tbl>
+      <w:tblPr>
+        <w:tblStyle w:val="LightGrid-Accent1"/>
+        <w:tblW w:type="auto" w:w="0"/>
+        <w:tblLook w:firstColumn="1" w:firstRow="1" w:lastColumn="0" w:lastRow="0" w:noHBand="0" w:noVBand="1" w:val="04A0"/>
+      </w:tblPr>
+      <w:tblGrid>
+        <w:gridCol w:w="2880"/>
+        <w:gridCol w:w="2880"/>
+        <w:gridCol w:w="2880"/>
+      </w:tblGrid>
+      <w:tr>
+        <w:tc>
+          <w:tcPr>
+            <w:tcW w:type="dxa" w:w="2880"/>
+          </w:tcPr>
+          <w:p>
+            <w:r>
+              <w:rPr>
+                <w:b/>
+              </w:rPr>
+              <w:t>mode (point-in-time)</w:t>
+            </w:r>
+          </w:p>
+        </w:tc>
+        <w:tc>
+          <w:tcPr>
+            <w:tcW w:type="dxa" w:w="2880"/>
+          </w:tcPr>
+          <w:p>
+            <w:r>
+              <w:rPr>
+                <w:b/>
+              </w:rPr>
+              <w:t>cherry-picked failures (Case 44)</w:t>
+            </w:r>
+          </w:p>
+        </w:tc>
+        <w:tc>
+          <w:tcPr>
+            <w:tcW w:type="dxa" w:w="2880"/>
+          </w:tcPr>
+          <w:p>
+            <w:r>
+              <w:rPr>
+                <w:b/>
+              </w:rPr>
+              <w:t>representative (Case 45)</w:t>
+            </w:r>
+          </w:p>
+        </w:tc>
+      </w:tr>
+      <w:tr>
+        <w:tc>
+          <w:tcPr>
+            <w:tcW w:type="dxa" w:w="2880"/>
+          </w:tcPr>
+          <w:p>
+            <w:r>
+              <w:rPr>
+                <w:b w:val="0"/>
+              </w:rPr>
+              <w:t>borrow-free L/S</w:t>
+            </w:r>
+          </w:p>
+        </w:tc>
+        <w:tc>
+          <w:tcPr>
+            <w:tcW w:type="dxa" w:w="2880"/>
+          </w:tcPr>
+          <w:p>
+            <w:r>
+              <w:rPr>
+                <w:b w:val="0"/>
+              </w:rPr>
+              <w:t>1.35</w:t>
+            </w:r>
+          </w:p>
+        </w:tc>
+        <w:tc>
+          <w:tcPr>
+            <w:tcW w:type="dxa" w:w="2880"/>
+          </w:tcPr>
+          <w:p>
+            <w:r>
+              <w:rPr>
+                <w:b/>
+              </w:rPr>
+              <w:t>0.49</w:t>
+            </w:r>
+          </w:p>
+        </w:tc>
+      </w:tr>
+      <w:tr>
+        <w:tc>
+          <w:tcPr>
+            <w:tcW w:type="dxa" w:w="2880"/>
+          </w:tcPr>
+          <w:p>
+            <w:r>
+              <w:rPr>
+                <w:b w:val="0"/>
+              </w:rPr>
+              <w:t>adverse-borrow, dollar-neutral</w:t>
+            </w:r>
+          </w:p>
+        </w:tc>
+        <w:tc>
+          <w:tcPr>
+            <w:tcW w:type="dxa" w:w="2880"/>
+          </w:tcPr>
+          <w:p>
+            <w:r>
+              <w:rPr>
+                <w:b w:val="0"/>
+              </w:rPr>
+              <w:t>0.93</w:t>
+            </w:r>
+          </w:p>
+        </w:tc>
+        <w:tc>
+          <w:tcPr>
+            <w:tcW w:type="dxa" w:w="2880"/>
+          </w:tcPr>
+          <w:p>
+            <w:r>
+              <w:rPr>
+                <w:b/>
+              </w:rPr>
+              <w:t>0.36</w:t>
+            </w:r>
+          </w:p>
+        </w:tc>
+      </w:tr>
+      <w:tr>
+        <w:tc>
+          <w:tcPr>
+            <w:tcW w:type="dxa" w:w="2880"/>
+          </w:tcPr>
+          <w:p>
+            <w:r>
+              <w:rPr>
+                <w:b w:val="0"/>
+              </w:rPr>
+              <w:t>long + SPY-index-hedge (borrow-FREE)</w:t>
+            </w:r>
+          </w:p>
+        </w:tc>
+        <w:tc>
+          <w:tcPr>
+            <w:tcW w:type="dxa" w:w="2880"/>
+          </w:tcPr>
+          <w:p>
+            <w:r>
+              <w:rPr>
+                <w:b w:val="0"/>
+              </w:rPr>
+              <w:t>−0.12</w:t>
+            </w:r>
+          </w:p>
+        </w:tc>
+        <w:tc>
+          <w:tcPr>
+            <w:tcW w:type="dxa" w:w="2880"/>
+          </w:tcPr>
+          <w:p>
+            <w:r>
+              <w:rPr>
+                <w:b/>
+              </w:rPr>
+              <w:t>+0.31</w:t>
+            </w:r>
+          </w:p>
+        </w:tc>
+      </w:tr>
+    </w:tbl>
+    <w:p>
+      <w:r>
+        <w:rPr>
+          <w:b w:val="0"/>
+        </w:rPr>
+        <w:t xml:space="preserve">  Adding *representative* delistings barely moves momentum (survivor 0.46 → 0.49) — the 0.39 → 1.35 jump</w:t>
+      </w:r>
+    </w:p>
+    <w:p>
+      <w:r>
+        <w:rPr>
+          <w:b w:val="0"/>
+        </w:rPr>
+        <w:t xml:space="preserve">  in Case 43 was entirely the cherry-picked bankruptcies over-feeding the short leg. **The 0.3–1.1 bracket</w:t>
+      </w:r>
+    </w:p>
+    <w:p>
+      <w:r>
+        <w:rPr>
+          <w:b w:val="0"/>
+        </w:rPr>
+        <w:t xml:space="preserve">  collapses to ~0.35–0.49.**</w:t>
+      </w:r>
+    </w:p>
+    <w:p>
+      <w:pPr>
+        <w:pStyle w:val="ListBullet"/>
+      </w:pPr>
+      <w:r>
+        <w:rPr>
+          <w:b/>
+        </w:rPr>
+        <w:t>Verdict.</w:t>
+      </w:r>
+      <w:r>
+        <w:rPr>
+          <w:b w:val="0"/>
+        </w:rPr>
+        <w:t xml:space="preserve"> ✅ </w:t>
+      </w:r>
+      <w:r>
+        <w:rPr>
+          <w:b/>
+        </w:rPr>
+        <w:t>Magnitude resolved: mid-cap vol-managed momentum is a MODEST ~0.4 Sharpe edge</w:t>
+      </w:r>
+      <w:r>
+        <w:rPr>
+          <w:b w:val="0"/>
+        </w:rPr>
+        <w:t xml:space="preserve"> (≈0.49</w:t>
+      </w:r>
+    </w:p>
+    <w:p>
+      <w:r>
+        <w:rPr>
+          <w:b w:val="0"/>
+        </w:rPr>
+        <w:t xml:space="preserve">  gross, ≈0.36 after adverse-selection borrow), not the 1.1+ the cherry-picked test implied — and the</w:t>
+      </w:r>
+    </w:p>
+    <w:p>
+      <w:r>
+        <w:rPr>
+          <w:b w:val="0"/>
+        </w:rPr>
+        <w:t xml:space="preserve">  survivorship effect on momentum is </w:t>
+      </w:r>
+      <w:r>
+        <w:rPr>
+          <w:b/>
+        </w:rPr>
+        <w:t>small, not dramatic</w:t>
+      </w:r>
+      <w:r>
+        <w:rPr>
+          <w:b w:val="0"/>
+        </w:rPr>
+        <w:t>, once delistings are representative. Bonus:</w:t>
+      </w:r>
+    </w:p>
+    <w:p>
+      <w:r>
+        <w:rPr>
+          <w:b w:val="0"/>
+        </w:rPr>
+        <w:t xml:space="preserve">  the </w:t>
+      </w:r>
+      <w:r>
+        <w:rPr>
+          <w:b/>
+        </w:rPr>
+        <w:t>borrow-free long/index-hedged form is now positive (+0.31)</w:t>
+      </w:r>
+      <w:r>
+        <w:rPr>
+          <w:b w:val="0"/>
+        </w:rPr>
+        <w:t xml:space="preserve"> — because representative delistings</w:t>
+      </w:r>
+    </w:p>
+    <w:p>
+      <w:r>
+        <w:rPr>
+          <w:b w:val="0"/>
+        </w:rPr>
+        <w:t xml:space="preserve">  include acquired *winners* the long leg holds into a buyout premium — so a deployable, borrow-free sleeve</w:t>
+      </w:r>
+    </w:p>
+    <w:p>
+      <w:r>
+        <w:rPr>
+          <w:b w:val="0"/>
+        </w:rPr>
+        <w:t xml:space="preserve">  may exist at modest Sharpe (the earlier −0.12 was the cherry-picked failures starving the long leg).</w:t>
+      </w:r>
+    </w:p>
+    <w:p>
+      <w:r>
+        <w:rPr>
+          <w:b w:val="0"/>
+        </w:rPr>
+        <w:t xml:space="preserve">  **Net: momentum is a real but modest (~0.4) edge, uncorrelated with the pairs basket (gate #1), with a</w:t>
+      </w:r>
+    </w:p>
+    <w:p>
+      <w:r>
+        <w:rPr>
+          <w:b w:val="0"/>
+        </w:rPr>
+        <w:t xml:space="preserve">  plausible borrow-free long/hedged form (~0.3) — a credible weak second leg for the combiner, pending a</w:t>
+      </w:r>
+    </w:p>
+    <w:p>
+      <w:r>
+        <w:rPr>
+          <w:b w:val="0"/>
+        </w:rPr>
+        <w:t xml:space="preserve">  forward track.** *(Caveat: run on the A–R portion of the 1,707-name pull, 48 representative mid-cap</w:t>
+      </w:r>
+    </w:p>
+    <w:p>
+      <w:r>
+        <w:rPr>
+          <w:b w:val="0"/>
+        </w:rPr>
+        <w:t xml:space="preserve">  delistings; the full set will firm the number but the direction — bracket collapses to the low end — is</w:t>
+      </w:r>
+    </w:p>
+    <w:p>
+      <w:r>
+        <w:rPr>
+          <w:b w:val="0"/>
+        </w:rPr>
+        <w:t xml:space="preserve">  unambiguous since ticker letter is uncorrelated with returns.)* The lesson compounds Case 43: a</w:t>
+      </w:r>
+    </w:p>
+    <w:p>
+      <w:r>
+        <w:rPr>
+          <w:b w:val="0"/>
+        </w:rPr>
+        <w:t xml:space="preserve">  cherry-picked "fix" for survivorship can itself be a survivorship bias in the opposite direction — only</w:t>
+      </w:r>
+    </w:p>
+    <w:p>
+      <w:r>
+        <w:rPr>
+          <w:b w:val="0"/>
+        </w:rPr>
+        <w:t xml:space="preserve">  the </w:t>
+      </w:r>
+      <w:r>
+        <w:rPr>
+          <w:b/>
+        </w:rPr>
+        <w:t>full, outcome-blind</w:t>
+      </w:r>
+      <w:r>
+        <w:rPr>
+          <w:b w:val="0"/>
+        </w:rPr>
+        <w:t xml:space="preserve"> point-in-time universe gives the honest number.</w:t>
       </w:r>
     </w:p>
     <w:p>

--- a/docs/EDGE_CASE_STUDIES.docx
+++ b/docs/EDGE_CASE_STUDIES.docx
@@ -16651,7 +16651,7 @@
               <w:rPr>
                 <w:b/>
               </w:rPr>
-              <w:t>representative (Case 45)</w:t>
+              <w:t>representative (Case 45, full 1,707 set)</w:t>
             </w:r>
           </w:p>
         </w:tc>
@@ -16692,7 +16692,7 @@
               <w:rPr>
                 <w:b/>
               </w:rPr>
-              <w:t>0.49</w:t>
+              <w:t>0.43</w:t>
             </w:r>
           </w:p>
         </w:tc>
@@ -16733,7 +16733,7 @@
               <w:rPr>
                 <w:b/>
               </w:rPr>
-              <w:t>0.36</w:t>
+              <w:t>0.30</w:t>
             </w:r>
           </w:p>
         </w:tc>
@@ -16774,7 +16774,7 @@
               <w:rPr>
                 <w:b/>
               </w:rPr>
-              <w:t>+0.31</w:t>
+              <w:t>+0.23</w:t>
             </w:r>
           </w:p>
         </w:tc>
@@ -16785,23 +16785,63 @@
         <w:rPr>
           <w:b w:val="0"/>
         </w:rPr>
-        <w:t xml:space="preserve">  Adding *representative* delistings barely moves momentum (survivor 0.46 → 0.49) — the 0.39 → 1.35 jump</w:t>
-      </w:r>
-    </w:p>
-    <w:p>
-      <w:r>
-        <w:rPr>
-          <w:b w:val="0"/>
-        </w:rPr>
-        <w:t xml:space="preserve">  in Case 43 was entirely the cherry-picked bankruptcies over-feeding the short leg. **The 0.3–1.1 bracket</w:t>
-      </w:r>
-    </w:p>
-    <w:p>
-      <w:r>
-        <w:rPr>
-          <w:b w:val="0"/>
-        </w:rPr>
-        <w:t xml:space="preserve">  collapses to ~0.35–0.49.**</w:t>
+        <w:t xml:space="preserve">  Adding *representative* delistings doesn't help momentum — it slightly </w:t>
+      </w:r>
+      <w:r>
+        <w:rPr>
+          <w:b/>
+        </w:rPr>
+        <w:t>hurts</w:t>
+      </w:r>
+      <w:r>
+        <w:rPr>
+          <w:b w:val="0"/>
+        </w:rPr>
+        <w:t xml:space="preserve"> it (survivor 0.46 →</w:t>
+      </w:r>
+    </w:p>
+    <w:p>
+      <w:r>
+        <w:rPr>
+          <w:b w:val="0"/>
+        </w:rPr>
+        <w:t xml:space="preserve">  +delisted 0.43), because acquisitions jump to a fixed deal price and flatten, giving the short leg fewer</w:t>
+      </w:r>
+    </w:p>
+    <w:p>
+      <w:r>
+        <w:rPr>
+          <w:b w:val="0"/>
+        </w:rPr>
+        <w:t xml:space="preserve">  good trades. The 0.39 → 1.35 jump in Case 43 was entirely the cherry-picked bankruptcies over-feeding</w:t>
+      </w:r>
+    </w:p>
+    <w:p>
+      <w:r>
+        <w:rPr>
+          <w:b w:val="0"/>
+        </w:rPr>
+        <w:t xml:space="preserve">  the short leg. </w:t>
+      </w:r>
+      <w:r>
+        <w:rPr>
+          <w:b/>
+        </w:rPr>
+        <w:t>The 0.3–1.1 bracket collapses to ~0.3–0.45</w:t>
+      </w:r>
+      <w:r>
+        <w:rPr>
+          <w:b w:val="0"/>
+        </w:rPr>
+        <w:t xml:space="preserve"> (75 representative mid-cap delistings,</w:t>
+      </w:r>
+    </w:p>
+    <w:p>
+      <w:r>
+        <w:rPr>
+          <w:b w:val="0"/>
+        </w:rPr>
+        <w:t xml:space="preserve">  74 acquisitions / 1 failure — definitive on the complete 1,707-name pull).</w:t>
       </w:r>
     </w:p>
     <w:p>
@@ -16830,15 +16870,15 @@
         <w:rPr>
           <w:b w:val="0"/>
         </w:rPr>
-        <w:t xml:space="preserve"> (≈0.49</w:t>
-      </w:r>
-    </w:p>
-    <w:p>
-      <w:r>
-        <w:rPr>
-          <w:b w:val="0"/>
-        </w:rPr>
-        <w:t xml:space="preserve">  gross, ≈0.36 after adverse-selection borrow), not the 1.1+ the cherry-picked test implied — and the</w:t>
+        <w:t xml:space="preserve"> (≈0.43</w:t>
+      </w:r>
+    </w:p>
+    <w:p>
+      <w:r>
+        <w:rPr>
+          <w:b w:val="0"/>
+        </w:rPr>
+        <w:t xml:space="preserve">  gross, ≈0.30 after adverse-selection borrow), not the 1.1+ the cherry-picked test implied — and the</w:t>
       </w:r>
     </w:p>
     <w:p>
@@ -16852,89 +16892,81 @@
         <w:rPr>
           <w:b/>
         </w:rPr>
-        <w:t>small, not dramatic</w:t>
-      </w:r>
-      <w:r>
-        <w:rPr>
-          <w:b w:val="0"/>
-        </w:rPr>
-        <w:t>, once delistings are representative. Bonus:</w:t>
-      </w:r>
-    </w:p>
-    <w:p>
-      <w:r>
-        <w:rPr>
-          <w:b w:val="0"/>
-        </w:rPr>
-        <w:t xml:space="preserve">  the </w:t>
-      </w:r>
-      <w:r>
-        <w:rPr>
-          <w:b/>
-        </w:rPr>
-        <w:t>borrow-free long/index-hedged form is now positive (+0.31)</w:t>
-      </w:r>
-      <w:r>
-        <w:rPr>
-          <w:b w:val="0"/>
-        </w:rPr>
-        <w:t xml:space="preserve"> — because representative delistings</w:t>
-      </w:r>
-    </w:p>
-    <w:p>
-      <w:r>
-        <w:rPr>
-          <w:b w:val="0"/>
-        </w:rPr>
-        <w:t xml:space="preserve">  include acquired *winners* the long leg holds into a buyout premium — so a deployable, borrow-free sleeve</w:t>
-      </w:r>
-    </w:p>
-    <w:p>
-      <w:r>
-        <w:rPr>
-          <w:b w:val="0"/>
-        </w:rPr>
-        <w:t xml:space="preserve">  may exist at modest Sharpe (the earlier −0.12 was the cherry-picked failures starving the long leg).</w:t>
-      </w:r>
-    </w:p>
-    <w:p>
-      <w:r>
-        <w:rPr>
-          <w:b w:val="0"/>
-        </w:rPr>
-        <w:t xml:space="preserve">  **Net: momentum is a real but modest (~0.4) edge, uncorrelated with the pairs basket (gate #1), with a</w:t>
-      </w:r>
-    </w:p>
-    <w:p>
-      <w:r>
-        <w:rPr>
-          <w:b w:val="0"/>
-        </w:rPr>
-        <w:t xml:space="preserve">  plausible borrow-free long/hedged form (~0.3) — a credible weak second leg for the combiner, pending a</w:t>
-      </w:r>
-    </w:p>
-    <w:p>
-      <w:r>
-        <w:rPr>
-          <w:b w:val="0"/>
-        </w:rPr>
-        <w:t xml:space="preserve">  forward track.** *(Caveat: run on the A–R portion of the 1,707-name pull, 48 representative mid-cap</w:t>
-      </w:r>
-    </w:p>
-    <w:p>
-      <w:r>
-        <w:rPr>
-          <w:b w:val="0"/>
-        </w:rPr>
-        <w:t xml:space="preserve">  delistings; the full set will firm the number but the direction — bracket collapses to the low end — is</w:t>
-      </w:r>
-    </w:p>
-    <w:p>
-      <w:r>
-        <w:rPr>
-          <w:b w:val="0"/>
-        </w:rPr>
-        <w:t xml:space="preserve">  unambiguous since ticker letter is uncorrelated with returns.)* The lesson compounds Case 43: a</w:t>
+        <w:t>negligible (slightly negative), not a boost</w:t>
+      </w:r>
+      <w:r>
+        <w:rPr>
+          <w:b w:val="0"/>
+        </w:rPr>
+        <w:t>, once delistings are</w:t>
+      </w:r>
+    </w:p>
+    <w:p>
+      <w:r>
+        <w:rPr>
+          <w:b w:val="0"/>
+        </w:rPr>
+        <w:t xml:space="preserve">  representative. The </w:t>
+      </w:r>
+      <w:r>
+        <w:rPr>
+          <w:b/>
+        </w:rPr>
+        <w:t>borrow-free long/index-hedged form is mildly positive (+0.23)</w:t>
+      </w:r>
+      <w:r>
+        <w:rPr>
+          <w:b w:val="0"/>
+        </w:rPr>
+        <w:t xml:space="preserve"> — representative</w:t>
+      </w:r>
+    </w:p>
+    <w:p>
+      <w:r>
+        <w:rPr>
+          <w:b w:val="0"/>
+        </w:rPr>
+        <w:t xml:space="preserve">  delistings include acquired *winners* the long leg holds into a buyout premium — so a deployable,</w:t>
+      </w:r>
+    </w:p>
+    <w:p>
+      <w:r>
+        <w:rPr>
+          <w:b w:val="0"/>
+        </w:rPr>
+        <w:t xml:space="preserve">  borrow-free sleeve may exist at modest Sharpe (the cherry-picked −0.12 was the famous failures starving</w:t>
+      </w:r>
+    </w:p>
+    <w:p>
+      <w:r>
+        <w:rPr>
+          <w:b w:val="0"/>
+        </w:rPr>
+        <w:t xml:space="preserve">  the long leg). **Net: momentum is a real but modest (~0.4) edge, uncorrelated with the pairs basket</w:t>
+      </w:r>
+    </w:p>
+    <w:p>
+      <w:r>
+        <w:rPr>
+          <w:b w:val="0"/>
+        </w:rPr>
+        <w:t xml:space="preserve">  (gate #1), with a plausible borrow-free long/hedged form (~0.2) — a credible weak second leg for the</w:t>
+      </w:r>
+    </w:p>
+    <w:p>
+      <w:r>
+        <w:rPr>
+          <w:b w:val="0"/>
+        </w:rPr>
+        <w:t xml:space="preserve">  combiner, pending a forward track.** *(Numbers definitive on the complete 1,707-name pull: 75</w:t>
+      </w:r>
+    </w:p>
+    <w:p>
+      <w:r>
+        <w:rPr>
+          <w:b w:val="0"/>
+        </w:rPr>
+        <w:t xml:space="preserve">  representative mid-cap delistings; stable from the 48→50→75-name re-runs.)* The lesson compounds Case 43: a</w:t>
       </w:r>
     </w:p>
     <w:p>

--- a/docs/EDGE_CASE_STUDIES.docx
+++ b/docs/EDGE_CASE_STUDIES.docx
@@ -16995,6 +16995,390 @@
           <w:b w:val="0"/>
         </w:rPr>
         <w:t xml:space="preserve"> point-in-time universe gives the honest number.</w:t>
+      </w:r>
+    </w:p>
+    <w:p>
+      <w:pPr>
+        <w:pStyle w:val="Heading2"/>
+      </w:pPr>
+      <w:r>
+        <w:t>Case 46 — SURVIVORSHIP point-in-time re-test of the DEPLOYED edge (the pairs basket) ✅ ROBUST</w:t>
+      </w:r>
+    </w:p>
+    <w:p>
+      <w:pPr>
+        <w:pStyle w:val="ListBullet"/>
+      </w:pPr>
+      <w:r>
+        <w:rPr>
+          <w:b/>
+        </w:rPr>
+        <w:t>What.</w:t>
+      </w:r>
+      <w:r>
+        <w:rPr>
+          <w:b w:val="0"/>
+        </w:rPr>
+        <w:t xml:space="preserve"> We'd turned the point-in-time lens on the momentum *candidate* (Cases 43–45) but never on the</w:t>
+      </w:r>
+    </w:p>
+    <w:p>
+      <w:r>
+        <w:rPr>
+          <w:b w:val="0"/>
+        </w:rPr>
+        <w:t xml:space="preserve">  *deployed* edge — the cointegrated-pairs basket, also validated on a survivor-only large-cap universe.</w:t>
+      </w:r>
+    </w:p>
+    <w:p>
+      <w:r>
+        <w:rPr>
+          <w:b w:val="0"/>
+        </w:rPr>
+        <w:t xml:space="preserve">  If a pair's leg later delisted (an acquisition freezes its price at the deal value; a failure craters</w:t>
+      </w:r>
+    </w:p>
+    <w:p>
+      <w:r>
+        <w:rPr>
+          <w:b w:val="0"/>
+        </w:rPr>
+        <w:t xml:space="preserve">  it), the spread stops mean-reverting and the trade takes a loss the survivor universe never sees. Built</w:t>
+      </w:r>
+    </w:p>
+    <w:p>
+      <w:r>
+        <w:rPr>
+          <w:b w:val="0"/>
+        </w:rPr>
+        <w:t xml:space="preserve">  a feed-consistent SIP point-in-time large-cap universe: 195 survivors (re-pulled on SIP) + 32</w:t>
+      </w:r>
+    </w:p>
+    <w:p>
+      <w:r>
+        <w:rPr>
+          <w:b w:val="0"/>
+        </w:rPr>
+        <w:t xml:space="preserve">  representative large-cap delistings (Alpaca inactive-assets, filtered to large-cap-caliber in 2021,</w:t>
+      </w:r>
+    </w:p>
+    <w:p>
+      <w:r>
+        <w:rPr>
+          <w:b w:val="0"/>
+        </w:rPr>
+        <w:t xml:space="preserve">  outcome-blind — mostly acquisitions: CERN, XLNX, NUAN, AZPN, DNB, ACC…).</w:t>
+      </w:r>
+    </w:p>
+    <w:p>
+      <w:pPr>
+        <w:pStyle w:val="ListBullet"/>
+      </w:pPr>
+      <w:r>
+        <w:rPr>
+          <w:b/>
+        </w:rPr>
+        <w:t>Surfaced a tooling gap first:</w:t>
+      </w:r>
+      <w:r>
+        <w:rPr>
+          <w:b w:val="0"/>
+        </w:rPr>
+        <w:t xml:space="preserve"> the production `walkforward_pairs` builds its calendar from the</w:t>
+      </w:r>
+    </w:p>
+    <w:p>
+      <w:r>
+        <w:rPr>
+          <w:b w:val="0"/>
+        </w:rPr>
+        <w:t xml:space="preserve">  </w:t>
+      </w:r>
+      <w:r>
+        <w:rPr>
+          <w:b/>
+        </w:rPr>
+        <w:t>global timestamp intersection</w:t>
+      </w:r>
+      <w:r>
+        <w:rPr>
+          <w:b w:val="0"/>
+        </w:rPr>
+        <w:t>, so adding any short-history name collapses the window to ~zero</w:t>
+      </w:r>
+    </w:p>
+    <w:p>
+      <w:r>
+        <w:rPr>
+          <w:b w:val="0"/>
+        </w:rPr>
+        <w:t xml:space="preserve">  (it returned 0 windows). That intersection design **structurally excludes delisted names — survivorship</w:t>
+      </w:r>
+    </w:p>
+    <w:p>
+      <w:r>
+        <w:rPr>
+          <w:b w:val="0"/>
+        </w:rPr>
+        <w:t xml:space="preserve">  baked into the implementation.</w:t>
+      </w:r>
+      <w:r>
+        <w:rPr>
+          <w:b/>
+        </w:rPr>
+        <w:t xml:space="preserve"> So I wrote a </w:t>
+      </w:r>
+      <w:r>
+        <w:rPr>
+          <w:b w:val="0"/>
+        </w:rPr>
+        <w:t>`delisting_aware_walkforward`** (union calendar,</w:t>
+      </w:r>
+    </w:p>
+    <w:p>
+      <w:r>
+        <w:rPr>
+          <w:b w:val="0"/>
+        </w:rPr>
+        <w:t xml:space="preserve">  per-window screen among names with ≥80% bars, per-pair backtest; a leg that delists mid-window closes</w:t>
+      </w:r>
+    </w:p>
+    <w:p>
+      <w:r>
+        <w:rPr>
+          <w:b w:val="0"/>
+        </w:rPr>
+        <w:t xml:space="preserve">  at its last real price — capturing the acquisition freeze / crash). Promoted it into `pairs.py` with</w:t>
+      </w:r>
+    </w:p>
+    <w:p>
+      <w:r>
+        <w:rPr>
+          <w:b w:val="0"/>
+        </w:rPr>
+        <w:t xml:space="preserve">  tests; on a survivor universe it reproduces the legacy walk-forward exactly.</w:t>
+      </w:r>
+    </w:p>
+    <w:p>
+      <w:pPr>
+        <w:pStyle w:val="ListBullet"/>
+      </w:pPr>
+      <w:r>
+        <w:rPr>
+          <w:b/>
+        </w:rPr>
+        <w:t>Result.</w:t>
+      </w:r>
+    </w:p>
+    <w:p>
+      <w:pPr>
+        <w:pStyle w:val="ListBullet"/>
+      </w:pPr>
+      <w:r>
+        <w:rPr>
+          <w:b w:val="0"/>
+        </w:rPr>
+        <w:t xml:space="preserve">Legacy survivor WF </w:t>
+      </w:r>
+      <w:r>
+        <w:rPr>
+          <w:b/>
+        </w:rPr>
+        <w:t>+0.831</w:t>
+      </w:r>
+      <w:r>
+        <w:rPr>
+          <w:b w:val="0"/>
+        </w:rPr>
+        <w:t xml:space="preserve"> — </w:t>
+      </w:r>
+      <w:r>
+        <w:rPr>
+          <w:b/>
+        </w:rPr>
+        <w:t>reproduces the validated 0.83 exactly on the SIP feed</w:t>
+      </w:r>
+      <w:r>
+        <w:rPr>
+          <w:b w:val="0"/>
+        </w:rPr>
+        <w:t xml:space="preserve"> (independent</w:t>
+      </w:r>
+    </w:p>
+    <w:p>
+      <w:r>
+        <w:rPr>
+          <w:b w:val="0"/>
+        </w:rPr>
+        <w:t xml:space="preserve">    confirmation the deployed edge is real and feed-robust).</w:t>
+      </w:r>
+    </w:p>
+    <w:p>
+      <w:pPr>
+        <w:pStyle w:val="ListBullet"/>
+      </w:pPr>
+      <w:r>
+        <w:rPr>
+          <w:b w:val="0"/>
+        </w:rPr>
+        <w:t xml:space="preserve">Delisting-aware: survivor </w:t>
+      </w:r>
+      <w:r>
+        <w:rPr>
+          <w:b/>
+        </w:rPr>
+        <w:t>+0.831 → +delisted +0.934</w:t>
+      </w:r>
+      <w:r>
+        <w:rPr>
+          <w:b w:val="0"/>
+        </w:rPr>
+        <w:t xml:space="preserve"> (delta </w:t>
+      </w:r>
+      <w:r>
+        <w:rPr>
+          <w:b/>
+        </w:rPr>
+        <w:t>+0.10, slightly UP</w:t>
+      </w:r>
+      <w:r>
+        <w:rPr>
+          <w:b w:val="0"/>
+        </w:rPr>
+        <w:t>), with only</w:t>
+      </w:r>
+    </w:p>
+    <w:p>
+      <w:r>
+        <w:rPr>
+          <w:b w:val="0"/>
+        </w:rPr>
+        <w:t xml:space="preserve">    </w:t>
+      </w:r>
+      <w:r>
+        <w:rPr>
+          <w:b/>
+        </w:rPr>
+        <w:t>8 delisted-leg trades across 3 names</w:t>
+      </w:r>
+      <w:r>
+        <w:rPr>
+          <w:b w:val="0"/>
+        </w:rPr>
+        <w:t xml:space="preserve"> (DM, DNB, EDR) entering the traded top-10 over the whole</w:t>
+      </w:r>
+    </w:p>
+    <w:p>
+      <w:r>
+        <w:rPr>
+          <w:b w:val="0"/>
+        </w:rPr>
+        <w:t xml:space="preserve">    walk-forward.</w:t>
+      </w:r>
+    </w:p>
+    <w:p>
+      <w:pPr>
+        <w:pStyle w:val="ListBullet"/>
+      </w:pPr>
+      <w:r>
+        <w:rPr>
+          <w:b/>
+        </w:rPr>
+        <w:t>Verdict.</w:t>
+      </w:r>
+      <w:r>
+        <w:rPr>
+          <w:b w:val="0"/>
+        </w:rPr>
+        <w:t xml:space="preserve"> ✅ </w:t>
+      </w:r>
+      <w:r>
+        <w:rPr>
+          <w:b/>
+        </w:rPr>
+        <w:t>The deployed edge is ROBUST to survivorship — it is NOT inflated.</w:t>
+      </w:r>
+      <w:r>
+        <w:rPr>
+          <w:b w:val="0"/>
+        </w:rPr>
+        <w:t xml:space="preserve"> Adding</w:t>
+      </w:r>
+    </w:p>
+    <w:p>
+      <w:r>
+        <w:rPr>
+          <w:b w:val="0"/>
+        </w:rPr>
+        <w:t xml:space="preserve">  representative large-cap delistings barely moves the WF Sharpe (and if anything nudges it up), because</w:t>
+      </w:r>
+    </w:p>
+    <w:p>
+      <w:r>
+        <w:rPr>
+          <w:b w:val="0"/>
+        </w:rPr>
+        <w:t xml:space="preserve">  (a) the strict 5% ADF + top-10-by-stability screen rejects delisted names' truncated/trending series</w:t>
+      </w:r>
+    </w:p>
+    <w:p>
+      <w:r>
+        <w:rPr>
+          <w:b w:val="0"/>
+        </w:rPr>
+        <w:t xml:space="preserve">  (the spurious "WBT cointegrates with everything" from a naive full-sample screen vanished under proper</w:t>
+      </w:r>
+    </w:p>
+    <w:p>
+      <w:r>
+        <w:rPr>
+          <w:b w:val="0"/>
+        </w:rPr>
+        <w:t xml:space="preserve">  no-lookahead walk-forward training), and (b) large-cap delistings are overwhelmingly *acquisitions*</w:t>
+      </w:r>
+    </w:p>
+    <w:p>
+      <w:r>
+        <w:rPr>
+          <w:b w:val="0"/>
+        </w:rPr>
+        <w:t xml:space="preserve">  (price freezes near the deal value → spreads don't blow up). The same brutal test that demoted value</w:t>
+      </w:r>
+    </w:p>
+    <w:p>
+      <w:r>
+        <w:rPr>
+          <w:b w:val="0"/>
+        </w:rPr>
+        <w:t xml:space="preserve">  (Case 43) and right-sized momentum (Case 45) </w:t>
+      </w:r>
+      <w:r>
+        <w:rPr>
+          <w:b/>
+        </w:rPr>
+        <w:t>clears the pairs basket.</w:t>
+      </w:r>
+      <w:r>
+        <w:rPr>
+          <w:b w:val="0"/>
+        </w:rPr>
+        <w:t xml:space="preserve"> New reusable control banked:</w:t>
+      </w:r>
+    </w:p>
+    <w:p>
+      <w:r>
+        <w:rPr>
+          <w:b w:val="0"/>
+        </w:rPr>
+        <w:t xml:space="preserve">  `delisting_aware_walkforward` (the survivorship-honest pairs WF). *(Caveat: 32 delistings, ~all</w:t>
+      </w:r>
+    </w:p>
+    <w:p>
+      <w:r>
+        <w:rPr>
+          <w:b w:val="0"/>
+        </w:rPr>
+        <w:t xml:space="preserve">  acquisitions; a wave of large-cap bankruptcies — historically rare — would test the crash case harder.)*</w:t>
       </w:r>
     </w:p>
     <w:p>

--- a/docs/EDGE_CASE_STUDIES.docx
+++ b/docs/EDGE_CASE_STUDIES.docx
@@ -17379,6 +17379,357 @@
           <w:b w:val="0"/>
         </w:rPr>
         <w:t xml:space="preserve">  acquisitions; a wave of large-cap bankruptcies — historically rare — would test the crash case harder.)*</w:t>
+      </w:r>
+    </w:p>
+    <w:p>
+      <w:pPr>
+        <w:pStyle w:val="Heading2"/>
+      </w:pPr>
+      <w:r>
+        <w:t>Case 47 — The HONEST two-sleeve combined book (pairs + momentum) ❌ DILUTES (deploy pairs alone)</w:t>
+      </w:r>
+    </w:p>
+    <w:p>
+      <w:pPr>
+        <w:pStyle w:val="ListBullet"/>
+      </w:pPr>
+      <w:r>
+        <w:rPr>
+          <w:b/>
+        </w:rPr>
+        <w:t>What.</w:t>
+      </w:r>
+      <w:r>
+        <w:rPr>
+          <w:b w:val="0"/>
+        </w:rPr>
+        <w:t xml:space="preserve"> The combiner's whole purpose is to turn uncorrelated legs into a better book. Gate #1 (Case 42)</w:t>
+      </w:r>
+    </w:p>
+    <w:p>
+      <w:r>
+        <w:rPr>
+          <w:b w:val="0"/>
+        </w:rPr>
+        <w:t xml:space="preserve">  had hinted a pairs+momentum combo helps (ρ≈0, 6/6 positive years) — but it used **in-sample pairs</w:t>
+      </w:r>
+    </w:p>
+    <w:p>
+      <w:r>
+        <w:rPr>
+          <w:b w:val="0"/>
+        </w:rPr>
+        <w:t xml:space="preserve">  returns</w:t>
+      </w:r>
+      <w:r>
+        <w:rPr>
+          <w:b/>
+        </w:rPr>
+        <w:t xml:space="preserve"> and the </w:t>
+      </w:r>
+      <w:r>
+        <w:rPr>
+          <w:b w:val="0"/>
+        </w:rPr>
+        <w:t>full</w:t>
+      </w:r>
+      <w:r>
+        <w:rPr>
+          <w:b/>
+        </w:rPr>
+        <w:t xml:space="preserve"> momentum window. This does it honestly: pairs leg = </w:t>
+      </w:r>
+      <w:r>
+        <w:rPr>
+          <w:b w:val="0"/>
+        </w:rPr>
+        <w:t>walk-forward OOS**</w:t>
+      </w:r>
+    </w:p>
+    <w:p>
+      <w:r>
+        <w:rPr>
+          <w:b w:val="0"/>
+        </w:rPr>
+        <w:t xml:space="preserve">  daily returns (the new dated `delisting_aware_walkforward`, deployed top-10/5%-ADF config); momentum leg</w:t>
+      </w:r>
+    </w:p>
+    <w:p>
+      <w:r>
+        <w:rPr>
+          <w:b w:val="0"/>
+        </w:rPr>
+        <w:t xml:space="preserve">  = the borrow-free </w:t>
+      </w:r>
+      <w:r>
+        <w:rPr>
+          <w:b/>
+        </w:rPr>
+        <w:t>long/index-hedge</w:t>
+      </w:r>
+      <w:r>
+        <w:rPr>
+          <w:b w:val="0"/>
+        </w:rPr>
+        <w:t xml:space="preserve"> daily returns on the mid-cap SIP universe; date-aligned on their</w:t>
+      </w:r>
+    </w:p>
+    <w:p>
+      <w:r>
+        <w:rPr>
+          <w:b w:val="0"/>
+        </w:rPr>
+        <w:t xml:space="preserve">  945 common OOS days and inverse-vol blended.</w:t>
+      </w:r>
+    </w:p>
+    <w:p>
+      <w:pPr>
+        <w:pStyle w:val="ListBullet"/>
+      </w:pPr>
+      <w:r>
+        <w:rPr>
+          <w:b/>
+        </w:rPr>
+        <w:t>Result.</w:t>
+      </w:r>
+    </w:p>
+    <w:p>
+      <w:pPr>
+        <w:pStyle w:val="ListBullet"/>
+      </w:pPr>
+      <w:r>
+        <w:rPr>
+          <w:b w:val="0"/>
+        </w:rPr>
+        <w:t xml:space="preserve">Pairs WF leg </w:t>
+      </w:r>
+      <w:r>
+        <w:rPr>
+          <w:b/>
+        </w:rPr>
+        <w:t>+0.83</w:t>
+      </w:r>
+      <w:r>
+        <w:rPr>
+          <w:b w:val="0"/>
+        </w:rPr>
+        <w:t xml:space="preserve"> (matches deployed); </w:t>
+      </w:r>
+      <w:r>
+        <w:rPr>
+          <w:b/>
+        </w:rPr>
+        <w:t>momentum long/hedge over the common window −0.15</w:t>
+      </w:r>
+      <w:r>
+        <w:rPr>
+          <w:b w:val="0"/>
+        </w:rPr>
+        <w:t xml:space="preserve"> —</w:t>
+      </w:r>
+    </w:p>
+    <w:p>
+      <w:r>
+        <w:rPr>
+          <w:b w:val="0"/>
+        </w:rPr>
+        <w:t xml:space="preserve">    NEGATIVE. ρ = </w:t>
+      </w:r>
+      <w:r>
+        <w:rPr>
+          <w:b/>
+        </w:rPr>
+        <w:t>+0.06</w:t>
+      </w:r>
+      <w:r>
+        <w:rPr>
+          <w:b w:val="0"/>
+        </w:rPr>
+        <w:t xml:space="preserve"> (uncorrelated, as gate #1 found).</w:t>
+      </w:r>
+    </w:p>
+    <w:p>
+      <w:pPr>
+        <w:pStyle w:val="ListBullet"/>
+      </w:pPr>
+      <w:r>
+        <w:rPr>
+          <w:b w:val="0"/>
+        </w:rPr>
+        <w:t xml:space="preserve">Equal-weight combined </w:t>
+      </w:r>
+      <w:r>
+        <w:rPr>
+          <w:b/>
+        </w:rPr>
+        <w:t>0.14</w:t>
+      </w:r>
+      <w:r>
+        <w:rPr>
+          <w:b w:val="0"/>
+        </w:rPr>
+        <w:t xml:space="preserve">, inverse-vol combined </w:t>
+      </w:r>
+      <w:r>
+        <w:rPr>
+          <w:b/>
+        </w:rPr>
+        <w:t>0.47</w:t>
+      </w:r>
+      <w:r>
+        <w:rPr>
+          <w:b w:val="0"/>
+        </w:rPr>
+        <w:t xml:space="preserve"> — both </w:t>
+      </w:r>
+      <w:r>
+        <w:rPr>
+          <w:b/>
+        </w:rPr>
+        <w:t>below the pairs leg alone (0.83)</w:t>
+      </w:r>
+      <w:r>
+        <w:rPr>
+          <w:b w:val="0"/>
+        </w:rPr>
+        <w:t>.</w:t>
+      </w:r>
+    </w:p>
+    <w:p>
+      <w:pPr>
+        <w:pStyle w:val="ListBullet"/>
+      </w:pPr>
+      <w:r>
+        <w:rPr>
+          <w:b/>
+        </w:rPr>
+        <w:t>Verdict.</w:t>
+      </w:r>
+      <w:r>
+        <w:rPr>
+          <w:b w:val="0"/>
+        </w:rPr>
+        <w:t xml:space="preserve"> ❌ </w:t>
+      </w:r>
+      <w:r>
+        <w:rPr>
+          <w:b/>
+        </w:rPr>
+        <w:t>The combiner DILUTES — deploy the pairs basket ALONE.</w:t>
+      </w:r>
+      <w:r>
+        <w:rPr>
+          <w:b w:val="0"/>
+        </w:rPr>
+        <w:t xml:space="preserve"> The momentum sleeve's</w:t>
+      </w:r>
+    </w:p>
+    <w:p>
+      <w:r>
+        <w:rPr>
+          <w:b w:val="0"/>
+        </w:rPr>
+        <w:t xml:space="preserve">  borrow-free form is </w:t>
+      </w:r>
+      <w:r>
+        <w:rPr>
+          <w:b/>
+        </w:rPr>
+        <w:t>negative over the honest overlapping window (2022–2026)</w:t>
+      </w:r>
+      <w:r>
+        <w:rPr>
+          <w:b w:val="0"/>
+        </w:rPr>
+        <w:t>; its earlier ~0.21 was</w:t>
+      </w:r>
+    </w:p>
+    <w:p>
+      <w:r>
+        <w:rPr>
+          <w:b w:val="0"/>
+        </w:rPr>
+        <w:t xml:space="preserve">  carried entirely by </w:t>
+      </w:r>
+      <w:r>
+        <w:rPr>
+          <w:b/>
+        </w:rPr>
+        <w:t>2021</w:t>
+      </w:r>
+      <w:r>
+        <w:rPr>
+          <w:b w:val="0"/>
+        </w:rPr>
+        <w:t>, which the pairs walk-forward (first ~252 days = training) excludes. You</w:t>
+      </w:r>
+    </w:p>
+    <w:p>
+      <w:r>
+        <w:rPr>
+          <w:b w:val="0"/>
+        </w:rPr>
+        <w:t xml:space="preserve">  cannot lift a +0.83 leg by blending a −0.15 leg, however uncorrelated. **This supersedes the optimistic</w:t>
+      </w:r>
+    </w:p>
+    <w:p>
+      <w:r>
+        <w:rPr>
+          <w:b w:val="0"/>
+        </w:rPr>
+        <w:t xml:space="preserve">  gate-#1 reading:** in-sample pairs + a momentum window that included 2021 manufactured a lift that the</w:t>
+      </w:r>
+    </w:p>
+    <w:p>
+      <w:r>
+        <w:rPr>
+          <w:b w:val="0"/>
+        </w:rPr>
+        <w:t xml:space="preserve">  rigorous apples-to-apples (WF pairs + same-date momentum) erases. The combiner remains **edge-supply-</w:t>
+      </w:r>
+    </w:p>
+    <w:p>
+      <w:r>
+        <w:rPr>
+          <w:b w:val="0"/>
+        </w:rPr>
+        <w:t xml:space="preserve">  limited** — we still have one deployable edge (pairs) and no positive-over-the-relevant-window second</w:t>
+      </w:r>
+    </w:p>
+    <w:p>
+      <w:r>
+        <w:rPr>
+          <w:b w:val="0"/>
+        </w:rPr>
+        <w:t xml:space="preserve">  leg. The momentum forward track stays live (sized tiny) to let reality speak, but expectations are now</w:t>
+      </w:r>
+    </w:p>
+    <w:p>
+      <w:r>
+        <w:rPr>
+          <w:b w:val="0"/>
+        </w:rPr>
+        <w:t xml:space="preserve">  honestly </w:t>
+      </w:r>
+      <w:r>
+        <w:rPr>
+          <w:b/>
+        </w:rPr>
+        <w:t>low</w:t>
+      </w:r>
+      <w:r>
+        <w:rPr>
+          <w:b w:val="0"/>
+        </w:rPr>
+        <w:t>. New capability banked: dated WF OOS returns → any future leg gets a clean,</w:t>
+      </w:r>
+    </w:p>
+    <w:p>
+      <w:r>
+        <w:rPr>
+          <w:b w:val="0"/>
+        </w:rPr>
+        <w:t xml:space="preserve">  date-aligned, in-sample-free combiner test.</w:t>
       </w:r>
     </w:p>
     <w:p>

--- a/docs/EDGE_CASE_STUDIES.docx
+++ b/docs/EDGE_CASE_STUDIES.docx
@@ -17730,6 +17730,392 @@
           <w:b w:val="0"/>
         </w:rPr>
         <w:t xml:space="preserve">  date-aligned, in-sample-free combiner test.</w:t>
+      </w:r>
+    </w:p>
+    <w:p>
+      <w:pPr>
+        <w:pStyle w:val="Heading2"/>
+      </w:pPr>
+      <w:r>
+        <w:t>Case 48 — Cross-sectional calendar seasonality (Heston-Sadka same-month) ❌ (real + uncorrelated, but unstable; lift was a partial-year artifact)</w:t>
+      </w:r>
+    </w:p>
+    <w:p>
+      <w:pPr>
+        <w:pStyle w:val="ListBullet"/>
+      </w:pPr>
+      <w:r>
+        <w:rPr>
+          <w:b/>
+        </w:rPr>
+        <w:t>What.</w:t>
+      </w:r>
+      <w:r>
+        <w:rPr>
+          <w:b w:val="0"/>
+        </w:rPr>
+        <w:t xml:space="preserve"> The binding constraint (Case 47): a market-neutral leg that is positive over 2022→ AND</w:t>
+      </w:r>
+    </w:p>
+    <w:p>
+      <w:r>
+        <w:rPr>
+          <w:b w:val="0"/>
+        </w:rPr>
+        <w:t xml:space="preserve">  uncorrelated with pairs. Cross-sectional seasonality fits structurally — rank each name by its OWN</w:t>
+      </w:r>
+    </w:p>
+    <w:p>
+      <w:r>
+        <w:rPr>
+          <w:b w:val="0"/>
+        </w:rPr>
+        <w:t xml:space="preserve">  return in the SAME calendar month in PRIOR years (strict no-lookahead), long the historically-strong-</w:t>
+      </w:r>
+    </w:p>
+    <w:p>
+      <w:r>
+        <w:rPr>
+          <w:b w:val="0"/>
+        </w:rPr>
+        <w:t xml:space="preserve">  this-month names, short the weak; P&amp;L on a calendar clock, orthogonal to trend and pairwise</w:t>
+      </w:r>
+    </w:p>
+    <w:p>
+      <w:r>
+        <w:rPr>
+          <w:b w:val="0"/>
+        </w:rPr>
+        <w:t xml:space="preserve">  mean-reversion. Zero new data, and (needing prior-year history) it only trades from 2022 on — exactly</w:t>
+      </w:r>
+    </w:p>
+    <w:p>
+      <w:r>
+        <w:rPr>
+          <w:b w:val="0"/>
+        </w:rPr>
+        <w:t xml:space="preserve">  the forward-relevant window. Built it as a no-lookahead factor signal (`cross_sectional_seasonality_</w:t>
+      </w:r>
+    </w:p>
+    <w:p>
+      <w:r>
+        <w:rPr>
+          <w:b w:val="0"/>
+        </w:rPr>
+        <w:t xml:space="preserve">  signal`, +2 unit tests) and ran the full bar on large- and mid-caps.</w:t>
+      </w:r>
+    </w:p>
+    <w:p>
+      <w:pPr>
+        <w:pStyle w:val="ListBullet"/>
+      </w:pPr>
+      <w:r>
+        <w:rPr>
+          <w:b/>
+        </w:rPr>
+        <w:t>First look — promising:</w:t>
+      </w:r>
+      <w:r>
+        <w:rPr>
+          <w:b w:val="0"/>
+        </w:rPr>
+        <w:t xml:space="preserve"> dead on large-caps (−0.33), but on </w:t>
+      </w:r>
+      <w:r>
+        <w:rPr>
+          <w:b/>
+        </w:rPr>
+        <w:t>mid-caps</w:t>
+      </w:r>
+      <w:r>
+        <w:rPr>
+          <w:b w:val="0"/>
+        </w:rPr>
+        <w:t>: full +0.11, holdout</w:t>
+      </w:r>
+    </w:p>
+    <w:p>
+      <w:r>
+        <w:rPr>
+          <w:b w:val="0"/>
+        </w:rPr>
+        <w:t xml:space="preserve">  </w:t>
+      </w:r>
+      <w:r>
+        <w:rPr>
+          <w:b/>
+        </w:rPr>
+        <w:t>+0.40</w:t>
+      </w:r>
+      <w:r>
+        <w:rPr>
+          <w:b w:val="0"/>
+        </w:rPr>
+        <w:t xml:space="preserve"> (generalizes — *better* on fresh symbols), </w:t>
+      </w:r>
+      <w:r>
+        <w:rPr>
+          <w:b/>
+        </w:rPr>
+        <w:t>low turnover 0.056</w:t>
+      </w:r>
+      <w:r>
+        <w:rPr>
+          <w:b w:val="0"/>
+        </w:rPr>
+        <w:t>, and over the pairs-OOS</w:t>
+      </w:r>
+    </w:p>
+    <w:p>
+      <w:r>
+        <w:rPr>
+          <w:b w:val="0"/>
+        </w:rPr>
+        <w:t xml:space="preserve">  window a standalone </w:t>
+      </w:r>
+      <w:r>
+        <w:rPr>
+          <w:b/>
+        </w:rPr>
+        <w:t>+0.35</w:t>
+      </w:r>
+      <w:r>
+        <w:rPr>
+          <w:b w:val="0"/>
+        </w:rPr>
+        <w:t xml:space="preserve">, </w:t>
+      </w:r>
+      <w:r>
+        <w:rPr>
+          <w:b/>
+        </w:rPr>
+        <w:t>uncorrelated with pairs (ρ=+0.06)</w:t>
+      </w:r>
+      <w:r>
+        <w:rPr>
+          <w:b w:val="0"/>
+        </w:rPr>
+        <w:t>. The first candidate with the</w:t>
+      </w:r>
+    </w:p>
+    <w:p>
+      <w:r>
+        <w:rPr>
+          <w:b w:val="0"/>
+        </w:rPr>
+        <w:t xml:space="preserve">  properties momentum lacked (positive over the window, uncorrelated, generalizing, cost-robust). The</w:t>
+      </w:r>
+    </w:p>
+    <w:p>
+      <w:r>
+        <w:rPr>
+          <w:b w:val="0"/>
+        </w:rPr>
+        <w:t xml:space="preserve">  inverse-vol combined book was 0.81 and a pairs-dominant 75/25 weighting showed a *lift* to </w:t>
+      </w:r>
+      <w:r>
+        <w:rPr>
+          <w:b/>
+        </w:rPr>
+        <w:t>0.88</w:t>
+      </w:r>
+      <w:r>
+        <w:rPr>
+          <w:b w:val="0"/>
+        </w:rPr>
+        <w:t>.</w:t>
+      </w:r>
+    </w:p>
+    <w:p>
+      <w:pPr>
+        <w:pStyle w:val="ListBullet"/>
+      </w:pPr>
+      <w:r>
+        <w:rPr>
+          <w:b/>
+        </w:rPr>
+        <w:t>Then the robustness test killed it:</w:t>
+      </w:r>
+    </w:p>
+    <w:p>
+      <w:pPr>
+        <w:pStyle w:val="ListBullet"/>
+      </w:pPr>
+      <w:r>
+        <w:rPr>
+          <w:b/>
+        </w:rPr>
+        <w:t>Per-year: 2023 +0.57, 2024 +0.89, but 2025 −0.69, 2026 −0.19</w:t>
+      </w:r>
+      <w:r>
+        <w:rPr>
+          <w:b w:val="0"/>
+        </w:rPr>
+        <w:t xml:space="preserve"> — it worked for two years then</w:t>
+      </w:r>
+    </w:p>
+    <w:p>
+      <w:r>
+        <w:rPr>
+          <w:b w:val="0"/>
+        </w:rPr>
+        <w:t xml:space="preserve">    *reversed*; it has been negative the last ~1.5 years. Not regime-robust.</w:t>
+      </w:r>
+    </w:p>
+    <w:p>
+      <w:pPr>
+        <w:pStyle w:val="ListBullet"/>
+      </w:pPr>
+      <w:r>
+        <w:rPr>
+          <w:b w:val="0"/>
+        </w:rPr>
+        <w:t xml:space="preserve">The 0.88 "lift" is </w:t>
+      </w:r>
+      <w:r>
+        <w:rPr>
+          <w:b/>
+        </w:rPr>
+        <w:t>entirely a partial-2026 (Jan–Jun) artifact</w:t>
+      </w:r>
+      <w:r>
+        <w:rPr>
+          <w:b w:val="0"/>
+        </w:rPr>
+        <w:t>. Excluding 2026: combined-no-2026</w:t>
+      </w:r>
+    </w:p>
+    <w:p>
+      <w:r>
+        <w:rPr>
+          <w:b w:val="0"/>
+        </w:rPr>
+        <w:t xml:space="preserve">    </w:t>
+      </w:r>
+      <w:r>
+        <w:rPr>
+          <w:b/>
+        </w:rPr>
+        <w:t>0.767 &lt; pairs-alone-no-2026 0.778</w:t>
+      </w:r>
+      <w:r>
+        <w:rPr>
+          <w:b w:val="0"/>
+        </w:rPr>
+        <w:t xml:space="preserve"> — it </w:t>
+      </w:r>
+      <w:r>
+        <w:rPr>
+          <w:b/>
+        </w:rPr>
+        <w:t>dilutes</w:t>
+      </w:r>
+      <w:r>
+        <w:rPr>
+          <w:b w:val="0"/>
+        </w:rPr>
+        <w:t>, exactly like momentum.</w:t>
+      </w:r>
+    </w:p>
+    <w:p>
+      <w:pPr>
+        <w:pStyle w:val="ListBullet"/>
+      </w:pPr>
+      <w:r>
+        <w:rPr>
+          <w:b/>
+        </w:rPr>
+        <w:t>Verdict.</w:t>
+      </w:r>
+      <w:r>
+        <w:rPr>
+          <w:b w:val="0"/>
+        </w:rPr>
+        <w:t xml:space="preserve"> ❌ </w:t>
+      </w:r>
+      <w:r>
+        <w:rPr>
+          <w:b/>
+        </w:rPr>
+        <w:t>REJECT as a second leg.</w:t>
+      </w:r>
+      <w:r>
+        <w:rPr>
+          <w:b w:val="0"/>
+        </w:rPr>
+        <w:t xml:space="preserve"> Genuinely uncorrelated (ρ=0.06) and the *cleanest-looking*</w:t>
+      </w:r>
+    </w:p>
+    <w:p>
+      <w:r>
+        <w:rPr>
+          <w:b w:val="0"/>
+        </w:rPr>
+        <w:t xml:space="preserve">  candidate yet, but </w:t>
+      </w:r>
+      <w:r>
+        <w:rPr>
+          <w:b/>
+        </w:rPr>
+        <w:t>5 years is too little history for a calendar premium</w:t>
+      </w:r>
+      <w:r>
+        <w:rPr>
+          <w:b w:val="0"/>
+        </w:rPr>
+        <w:t xml:space="preserve"> — the signal is unstable</w:t>
+      </w:r>
+    </w:p>
+    <w:p>
+      <w:r>
+        <w:rPr>
+          <w:b w:val="0"/>
+        </w:rPr>
+        <w:t xml:space="preserve">  (negative 2025–26) and the only combiner lift came from an unreliable partial year. A naive read</w:t>
+      </w:r>
+    </w:p>
+    <w:p>
+      <w:r>
+        <w:rPr>
+          <w:b w:val="0"/>
+        </w:rPr>
+        <w:t xml:space="preserve">  (combined 0.81–0.88, positive, uncorrelated, generalizing holdout) would have shipped it; the</w:t>
+      </w:r>
+    </w:p>
+    <w:p>
+      <w:r>
+        <w:rPr>
+          <w:b w:val="0"/>
+        </w:rPr>
+        <w:t xml:space="preserve">  </w:t>
+      </w:r>
+      <w:r>
+        <w:rPr>
+          <w:b/>
+        </w:rPr>
+        <w:t>with/without-2026 split caught it.</w:t>
+      </w:r>
+      <w:r>
+        <w:rPr>
+          <w:b w:val="0"/>
+        </w:rPr>
+        <w:t xml:space="preserve"> The signal is kept in the toolkit (correct, no-lookahead,</w:t>
+      </w:r>
+    </w:p>
+    <w:p>
+      <w:r>
+        <w:rPr>
+          <w:b w:val="0"/>
+        </w:rPr>
+        <w:t xml:space="preserve">  reusable) but the edge is not there. Still **one deployable edge (pairs); no positive-and-robust</w:t>
+      </w:r>
+    </w:p>
+    <w:p>
+      <w:r>
+        <w:rPr>
+          <w:b w:val="0"/>
+        </w:rPr>
+        <w:t xml:space="preserve">  second leg.** The combiner remains edge-supply-limited.</w:t>
       </w:r>
     </w:p>
     <w:p>

--- a/docs/EDGE_CASE_STUDIES.docx
+++ b/docs/EDGE_CASE_STUDIES.docx
@@ -18116,6 +18116,348 @@
           <w:b w:val="0"/>
         </w:rPr>
         <w:t xml:space="preserve">  second leg.** The combiner remains edge-supply-limited.</w:t>
+      </w:r>
+    </w:p>
+    <w:p>
+      <w:pPr>
+        <w:pStyle w:val="Heading2"/>
+      </w:pPr>
+      <w:r>
+        <w:t>Case 49 — Short-volatility / variance-risk-premium 🟢 (the FIRST leg that LIFTS the book — with an un-sampled-tail asterisk)</w:t>
+      </w:r>
+    </w:p>
+    <w:p>
+      <w:pPr>
+        <w:pStyle w:val="ListBullet"/>
+      </w:pPr>
+      <w:r>
+        <w:rPr>
+          <w:b/>
+        </w:rPr>
+        <w:t>What.</w:t>
+      </w:r>
+      <w:r>
+        <w:rPr>
+          <w:b w:val="0"/>
+        </w:rPr>
+        <w:t xml:space="preserve"> The binding constraint after Cases 47–48: a leg positive over 2022→ AND uncorrelated with</w:t>
+      </w:r>
+    </w:p>
+    <w:p>
+      <w:r>
+        <w:rPr>
+          <w:b w:val="0"/>
+        </w:rPr>
+        <w:t xml:space="preserve">  pairs AND robust across years. The variance-risk-premium (implied vol &gt; realized on average → selling</w:t>
+      </w:r>
+    </w:p>
+    <w:p>
+      <w:r>
+        <w:rPr>
+          <w:b w:val="0"/>
+        </w:rPr>
+        <w:t xml:space="preserve">  vol pays) is a genuinely different signal source from equity stat-arb and trend, so a priori</w:t>
+      </w:r>
+    </w:p>
+    <w:p>
+      <w:r>
+        <w:rPr>
+          <w:b w:val="0"/>
+        </w:rPr>
+        <w:t xml:space="preserve">  uncorrelated. Tested the </w:t>
+      </w:r>
+      <w:r>
+        <w:rPr>
+          <w:b/>
+        </w:rPr>
+        <w:t>borrow-free long-SVXY</w:t>
+      </w:r>
+      <w:r>
+        <w:rPr>
+          <w:b w:val="0"/>
+        </w:rPr>
+        <w:t xml:space="preserve"> sleeve (post-2018 −0.5× short-VIX ETF; just buy it)</w:t>
+      </w:r>
+    </w:p>
+    <w:p>
+      <w:r>
+        <w:rPr>
+          <w:b w:val="0"/>
+        </w:rPr>
+        <w:t xml:space="preserve">  and a short-VXX sleeve, with the full bar PLUS the two things that decide short-vol — the **2022</w:t>
+      </w:r>
+    </w:p>
+    <w:p>
+      <w:r>
+        <w:rPr>
+          <w:b w:val="0"/>
+        </w:rPr>
+        <w:t xml:space="preserve">  drawdown</w:t>
+      </w:r>
+      <w:r>
+        <w:rPr>
+          <w:b/>
+        </w:rPr>
+        <w:t xml:space="preserve"> and </w:t>
+      </w:r>
+      <w:r>
+        <w:rPr>
+          <w:b w:val="0"/>
+        </w:rPr>
+        <w:t>tail-correlation with pairs** — and the Case-48 partial-year split.</w:t>
+      </w:r>
+    </w:p>
+    <w:p>
+      <w:pPr>
+        <w:pStyle w:val="ListBullet"/>
+      </w:pPr>
+      <w:r>
+        <w:rPr>
+          <w:b/>
+        </w:rPr>
+        <w:t>Result — it clears every gate the others failed, and lifts the combiner:</w:t>
+      </w:r>
+    </w:p>
+    <w:p>
+      <w:pPr>
+        <w:pStyle w:val="ListBullet"/>
+      </w:pPr>
+      <w:r>
+        <w:rPr>
+          <w:b/>
+        </w:rPr>
+        <w:t>Standalone long-SVXY: Sharpe 0.59, 6/6 positive years</w:t>
+      </w:r>
+      <w:r>
+        <w:rPr>
+          <w:b w:val="0"/>
+        </w:rPr>
+        <w:t xml:space="preserve"> (even 2022 +0.03), </w:t>
+      </w:r>
+      <w:r>
+        <w:rPr>
+          <w:b/>
+        </w:rPr>
+        <w:t>but maxDD −46%</w:t>
+      </w:r>
+    </w:p>
+    <w:p>
+      <w:r>
+        <w:rPr>
+          <w:b w:val="0"/>
+        </w:rPr>
+        <w:t xml:space="preserve">    (short-VXX −78%) — the tail is real.</w:t>
+      </w:r>
+    </w:p>
+    <w:p>
+      <w:pPr>
+        <w:pStyle w:val="ListBullet"/>
+      </w:pPr>
+      <w:r>
+        <w:rPr>
+          <w:b/>
+        </w:rPr>
+        <w:t>ρ vs pairs = +0.04; TAIL ρ = +0.12</w:t>
+      </w:r>
+      <w:r>
+        <w:rPr>
+          <w:b w:val="0"/>
+        </w:rPr>
+        <w:t xml:space="preserve"> (on pairs' worst-10% days short-vol loses only −0.6%/day —</w:t>
+      </w:r>
+    </w:p>
+    <w:p>
+      <w:r>
+        <w:rPr>
+          <w:b w:val="0"/>
+        </w:rPr>
+        <w:t xml:space="preserve">    *mild*, not a severe tail trap vs pairs).</w:t>
+      </w:r>
+    </w:p>
+    <w:p>
+      <w:pPr>
+        <w:pStyle w:val="ListBullet"/>
+      </w:pPr>
+      <w:r>
+        <w:rPr>
+          <w:b/>
+        </w:rPr>
+        <w:t>Combined (inverse-vol): Sharpe 1.08 vs pairs-alone 0.83, DSR 0.90</w:t>
+      </w:r>
+      <w:r>
+        <w:rPr>
+          <w:b w:val="0"/>
+        </w:rPr>
+        <w:t xml:space="preserve"> (first candidate to clear the</w:t>
+      </w:r>
+    </w:p>
+    <w:p>
+      <w:r>
+        <w:rPr>
+          <w:b w:val="0"/>
+        </w:rPr>
+        <w:t xml:space="preserve">    strict 0.9 DSR bar), and the combiner sizes short-vol to just </w:t>
+      </w:r>
+      <w:r>
+        <w:rPr>
+          <w:b/>
+        </w:rPr>
+        <w:t>12%</w:t>
+      </w:r>
+      <w:r>
+        <w:rPr>
+          <w:b w:val="0"/>
+        </w:rPr>
+        <w:t xml:space="preserve"> → **combined maxDD −5.5%,</w:t>
+      </w:r>
+    </w:p>
+    <w:p>
+      <w:r>
+        <w:rPr>
+          <w:b w:val="0"/>
+        </w:rPr>
+        <w:t xml:space="preserve">    identical to pairs-alone.</w:t>
+      </w:r>
+      <w:r>
+        <w:rPr>
+          <w:b/>
+        </w:rPr>
+        <w:t xml:space="preserve"> Lift survives the </w:t>
+      </w:r>
+      <w:r>
+        <w:rPr>
+          <w:b w:val="0"/>
+        </w:rPr>
+        <w:t>ex-2026 check (1.18 vs 0.78)** and is positive in 3/4</w:t>
+      </w:r>
+    </w:p>
+    <w:p>
+      <w:r>
+        <w:rPr>
+          <w:b w:val="0"/>
+        </w:rPr>
+        <w:t xml:space="preserve">    leave-one-year-out (drop-2024 +0.46, drop-2025 +0.42; drop-2023 −0.09 — 2023 carries some).</w:t>
+      </w:r>
+    </w:p>
+    <w:p>
+      <w:pPr>
+        <w:pStyle w:val="ListBullet"/>
+      </w:pPr>
+      <w:r>
+        <w:rPr>
+          <w:b/>
+        </w:rPr>
+        <w:t>Verdict.</w:t>
+      </w:r>
+      <w:r>
+        <w:rPr>
+          <w:b w:val="0"/>
+        </w:rPr>
+        <w:t xml:space="preserve"> 🟢 **The first genuine second leg — materially better than momentum (diluted) and</w:t>
+      </w:r>
+    </w:p>
+    <w:p>
+      <w:r>
+        <w:rPr>
+          <w:b w:val="0"/>
+        </w:rPr>
+        <w:t xml:space="preserve">  seasonality (partial-year artifact).** It is positive 6/6 years, uncorrelated (ρ=0.04), robust across</w:t>
+      </w:r>
+    </w:p>
+    <w:p>
+      <w:r>
+        <w:rPr>
+          <w:b w:val="0"/>
+        </w:rPr>
+        <w:t xml:space="preserve">  years, and *actually lifts* the book (0.83→1.08, DSR 0.90) while inverse-vol sizing keeps the combined</w:t>
+      </w:r>
+    </w:p>
+    <w:p>
+      <w:r>
+        <w:rPr>
+          <w:b w:val="0"/>
+        </w:rPr>
+        <w:t xml:space="preserve">  drawdown unchanged (−5.5%). </w:t>
+      </w:r>
+      <w:r>
+        <w:rPr>
+          <w:b/>
+        </w:rPr>
+        <w:t>The non-negotiable asterisk:</w:t>
+      </w:r>
+      <w:r>
+        <w:rPr>
+          <w:b w:val="0"/>
+        </w:rPr>
+        <w:t xml:space="preserve"> short-vol is **negatively skewed with an</w:t>
+      </w:r>
+    </w:p>
+    <w:p>
+      <w:r>
+        <w:rPr>
+          <w:b w:val="0"/>
+        </w:rPr>
+        <w:t xml:space="preserve">  un-sampled catastrophic tail** — 2021–2026 contained no volmageddon (no Feb-2018/Mar-2020-style spike),</w:t>
+      </w:r>
+    </w:p>
+    <w:p>
+      <w:r>
+        <w:rPr>
+          <w:b w:val="0"/>
+        </w:rPr>
+        <w:t xml:space="preserve">  so Sharpe/DSR/−5.5%-DD all </w:t>
+      </w:r>
+      <w:r>
+        <w:rPr>
+          <w:b/>
+        </w:rPr>
+        <w:t>understate the true risk</w:t>
+      </w:r>
+      <w:r>
+        <w:rPr>
+          <w:b w:val="0"/>
+        </w:rPr>
+        <w:t>; a vol spike can take SVXY −50% in days (at 12%</w:t>
+      </w:r>
+    </w:p>
+    <w:p>
+      <w:r>
+        <w:rPr>
+          <w:b w:val="0"/>
+        </w:rPr>
+        <w:t xml:space="preserve">  weight ≈ −6% to the book *plus* whatever pairs does, with the left tail fatter than measured). **Honest</w:t>
+      </w:r>
+    </w:p>
+    <w:p>
+      <w:r>
+        <w:rPr>
+          <w:b w:val="0"/>
+        </w:rPr>
+        <w:t xml:space="preserve">  position: a real diversifying leg, deployable only at small (≤~12%) size with explicit tail management</w:t>
+      </w:r>
+    </w:p>
+    <w:p>
+      <w:r>
+        <w:rPr>
+          <w:b w:val="0"/>
+        </w:rPr>
+        <w:t xml:space="preserve">  (hard cap, and a vol spike is the known failure mode) — not a free lunch.** Put on a forward</w:t>
+      </w:r>
+    </w:p>
+    <w:p>
+      <w:r>
+        <w:rPr>
+          <w:b w:val="0"/>
+        </w:rPr>
+        <w:t xml:space="preserve">  paper-track alongside pairs+momentum, sized tiny, tail caveat documented; let live reality (including</w:t>
+      </w:r>
+    </w:p>
+    <w:p>
+      <w:r>
+        <w:rPr>
+          <w:b w:val="0"/>
+        </w:rPr>
+        <w:t xml:space="preserve">  the eventual spike) adjudicate. The combiner finally has a leg that lifts it — with eyes open.</w:t>
       </w:r>
     </w:p>
     <w:p>

--- a/docs/EDGE_CASE_STUDIES.docx
+++ b/docs/EDGE_CASE_STUDIES.docx
@@ -18458,6 +18458,197 @@
           <w:b w:val="0"/>
         </w:rPr>
         <w:t xml:space="preserve">  the eventual spike) adjudicate. The combiner finally has a leg that lifts it — with eyes open.</w:t>
+      </w:r>
+    </w:p>
+    <w:p>
+      <w:pPr>
+        <w:pStyle w:val="Heading2"/>
+      </w:pPr>
+      <w:r>
+        <w:t>Case 50 — Short-vol TAIL STRESS test ✅ (the 8% cap survives a simulated volmageddon)</w:t>
+      </w:r>
+    </w:p>
+    <w:p>
+      <w:pPr>
+        <w:pStyle w:val="ListBullet"/>
+      </w:pPr>
+      <w:r>
+        <w:rPr>
+          <w:b/>
+        </w:rPr>
+        <w:t>What.</w:t>
+      </w:r>
+      <w:r>
+        <w:rPr>
+          <w:b w:val="0"/>
+        </w:rPr>
+        <w:t xml:space="preserve"> Case 49's metrics understate short-vol's risk because 2021–2026 had no volmageddon (worst</w:t>
+      </w:r>
+    </w:p>
+    <w:p>
+      <w:r>
+        <w:rPr>
+          <w:b w:val="0"/>
+        </w:rPr>
+        <w:t xml:space="preserve">  SVXY day in-sample: only −21%). The responsible close is not to wait for the spike but to *simulate* it</w:t>
+      </w:r>
+    </w:p>
+    <w:p>
+      <w:r>
+        <w:rPr>
+          <w:b w:val="0"/>
+        </w:rPr>
+        <w:t xml:space="preserve">  and confirm the deployed hard cap protects the book. Injected a catastrophic single-day SVXY shock</w:t>
+      </w:r>
+    </w:p>
+    <w:p>
+      <w:r>
+        <w:rPr>
+          <w:b w:val="0"/>
+        </w:rPr>
+        <w:t xml:space="preserve">  (−40% ≈ Feb-2018-scale on the post-2018 −0.5× fund; −50% ≈ realistic worst; −70% ≈ beyond-historical /</w:t>
+      </w:r>
+    </w:p>
+    <w:p>
+      <w:r>
+        <w:rPr>
+          <w:b w:val="0"/>
+        </w:rPr>
+        <w:t xml:space="preserve">  model risk) at the combined book's </w:t>
+      </w:r>
+      <w:r>
+        <w:rPr>
+          <w:b/>
+        </w:rPr>
+        <w:t>worst</w:t>
+      </w:r>
+      <w:r>
+        <w:rPr>
+          <w:b w:val="0"/>
+        </w:rPr>
+        <w:t xml:space="preserve"> day (joint stress — vol spikes often coincide with pairs</w:t>
+      </w:r>
+    </w:p>
+    <w:p>
+      <w:r>
+        <w:rPr>
+          <w:b w:val="0"/>
+        </w:rPr>
+        <w:t xml:space="preserve">  spreads widening), across 5% / 8% / 12% sizing.</w:t>
+      </w:r>
+    </w:p>
+    <w:p>
+      <w:pPr>
+        <w:pStyle w:val="ListBullet"/>
+      </w:pPr>
+      <w:r>
+        <w:rPr>
+          <w:b/>
+        </w:rPr>
+        <w:t>Result — at the deployed 8% cap:</w:t>
+      </w:r>
+      <w:r>
+        <w:rPr>
+          <w:b w:val="0"/>
+        </w:rPr>
+        <w:t xml:space="preserve"> a −40% spike costs −4.3% on the day → −7.1% combined drawdown; a</w:t>
+      </w:r>
+    </w:p>
+    <w:p>
+      <w:r>
+        <w:rPr>
+          <w:b w:val="0"/>
+        </w:rPr>
+        <w:t xml:space="preserve">  realistic </w:t>
+      </w:r>
+      <w:r>
+        <w:rPr>
+          <w:b/>
+        </w:rPr>
+        <w:t>−50% spike → −5.1% day / −7.9% drawdown</w:t>
+      </w:r>
+      <w:r>
+        <w:rPr>
+          <w:b w:val="0"/>
+        </w:rPr>
+        <w:t>; a beyond-historical −70% gap → −6.7% / −9.4%.</w:t>
+      </w:r>
+    </w:p>
+    <w:p>
+      <w:r>
+        <w:rPr>
+          <w:b w:val="0"/>
+        </w:rPr>
+        <w:t xml:space="preserve">  At 12% the −70% case reaches −11.0%; at 5% it's −8.0%. The base (un-stressed) drawdown is −5.3%.</w:t>
+      </w:r>
+    </w:p>
+    <w:p>
+      <w:pPr>
+        <w:pStyle w:val="ListBullet"/>
+      </w:pPr>
+      <w:r>
+        <w:rPr>
+          <w:b/>
+        </w:rPr>
+        <w:t>Verdict.</w:t>
+      </w:r>
+      <w:r>
+        <w:rPr>
+          <w:b w:val="0"/>
+        </w:rPr>
+        <w:t xml:space="preserve"> ✅ </w:t>
+      </w:r>
+      <w:r>
+        <w:rPr>
+          <w:b/>
+        </w:rPr>
+        <w:t>The 8% hard cap is validated — the sizing IS the tail management.</w:t>
+      </w:r>
+      <w:r>
+        <w:rPr>
+          <w:b w:val="0"/>
+        </w:rPr>
+        <w:t xml:space="preserve"> Because short-vol</w:t>
+      </w:r>
+    </w:p>
+    <w:p>
+      <w:r>
+        <w:rPr>
+          <w:b w:val="0"/>
+        </w:rPr>
+        <w:t xml:space="preserve">  is a small slice of a pairs-dominant (92%) book, even a catastrophic −50% volmageddon only deepens the</w:t>
+      </w:r>
+    </w:p>
+    <w:p>
+      <w:r>
+        <w:rPr>
+          <w:b w:val="0"/>
+        </w:rPr>
+        <w:t xml:space="preserve">  combined drawdown from −5.3% to −7.9%, and a beyond-historical −70% gap stays under −10%. The known</w:t>
+      </w:r>
+    </w:p>
+    <w:p>
+      <w:r>
+        <w:rPr>
+          <w:b w:val="0"/>
+        </w:rPr>
+        <w:t xml:space="preserve">  failure mode is survivable at the deployed size; no re-cap needed. This is the honest discipline a</w:t>
+      </w:r>
+    </w:p>
+    <w:p>
+      <w:r>
+        <w:rPr>
+          <w:b w:val="0"/>
+        </w:rPr>
+        <w:t xml:space="preserve">  negatively-skewed leg demands — the disaster is quantified *before* it happens, and the position is</w:t>
+      </w:r>
+    </w:p>
+    <w:p>
+      <w:r>
+        <w:rPr>
+          <w:b w:val="0"/>
+        </w:rPr>
+        <w:t xml:space="preserve">  sized so it can't break the book. Short-vol stays on the forward track at 8%, eyes open.</w:t>
       </w:r>
     </w:p>
     <w:p>

--- a/docs/EDGE_CASE_STUDIES.docx
+++ b/docs/EDGE_CASE_STUDIES.docx
@@ -18649,6 +18649,371 @@
           <w:b w:val="0"/>
         </w:rPr>
         <w:t xml:space="preserve">  sized so it can't break the book. Short-vol stays on the forward track at 8%, eyes open.</w:t>
+      </w:r>
+    </w:p>
+    <w:p>
+      <w:pPr>
+        <w:pStyle w:val="Heading2"/>
+      </w:pPr>
+      <w:r>
+        <w:t>Case 51 — Cross-asset TREND / managed-futures (the short-vol tail hedge that wasn't) ❌</w:t>
+      </w:r>
+    </w:p>
+    <w:p>
+      <w:pPr>
+        <w:pStyle w:val="ListBullet"/>
+      </w:pPr>
+      <w:r>
+        <w:rPr>
+          <w:b/>
+        </w:rPr>
+        <w:t>What.</w:t>
+      </w:r>
+      <w:r>
+        <w:rPr>
+          <w:b w:val="0"/>
+        </w:rPr>
+        <w:t xml:space="preserve"> Short-vol's one weakness is its crash tail; the ideal 3rd leg would be *crisis alpha* —</w:t>
+      </w:r>
+    </w:p>
+    <w:p>
+      <w:r>
+        <w:rPr>
+          <w:b w:val="0"/>
+        </w:rPr>
+        <w:t xml:space="preserve">  cross-asset trend-following (CTAs) is famous for profiting in vol spikes (2022 was a banner year for</w:t>
+      </w:r>
+    </w:p>
+    <w:p>
+      <w:r>
+        <w:rPr>
+          <w:b w:val="0"/>
+        </w:rPr>
+        <w:t xml:space="preserve">  trend). So I built the canonical diversified managed-futures sleeve on a 15-ETF cross-asset basket</w:t>
+      </w:r>
+    </w:p>
+    <w:p>
+      <w:r>
+        <w:rPr>
+          <w:b w:val="0"/>
+        </w:rPr>
+        <w:t xml:space="preserve">  (equities/bonds/gold/commods/dollar/credit): per asset, sign of trailing 12-month return, vol-scaled to</w:t>
+      </w:r>
+    </w:p>
+    <w:p>
+      <w:r>
+        <w:rPr>
+          <w:b w:val="0"/>
+        </w:rPr>
+        <w:t xml:space="preserve">  equal risk, summed (it goes SHORT, so the *timing* must earn its keep) — and tested it against the two</w:t>
+      </w:r>
+    </w:p>
+    <w:p>
+      <w:r>
+        <w:rPr>
+          <w:b w:val="0"/>
+        </w:rPr>
+        <w:t xml:space="preserve">  controls that catch the TSMOM illusion (buy-and-hold, and long-only/no-timing), plus correlation to both</w:t>
+      </w:r>
+    </w:p>
+    <w:p>
+      <w:r>
+        <w:rPr>
+          <w:b w:val="0"/>
+        </w:rPr>
+        <w:t xml:space="preserve">  legs, the short-vol tail-hedge, and the 3-leg combiner.</w:t>
+      </w:r>
+    </w:p>
+    <w:p>
+      <w:pPr>
+        <w:pStyle w:val="ListBullet"/>
+      </w:pPr>
+      <w:r>
+        <w:rPr>
+          <w:b/>
+        </w:rPr>
+        <w:t>Result — fails on every axis:</w:t>
+      </w:r>
+    </w:p>
+    <w:p>
+      <w:pPr>
+        <w:pStyle w:val="ListBullet"/>
+      </w:pPr>
+      <w:r>
+        <w:rPr>
+          <w:b/>
+        </w:rPr>
+        <w:t>Timing is illusory:</w:t>
+      </w:r>
+      <w:r>
+        <w:rPr>
+          <w:b w:val="0"/>
+        </w:rPr>
+        <w:t xml:space="preserve"> trend Sharpe </w:t>
+      </w:r>
+      <w:r>
+        <w:rPr>
+          <w:b/>
+        </w:rPr>
+        <w:t>0.31</w:t>
+      </w:r>
+      <w:r>
+        <w:rPr>
+          <w:b w:val="0"/>
+        </w:rPr>
+        <w:t xml:space="preserve"> vs buy-and-hold </w:t>
+      </w:r>
+      <w:r>
+        <w:rPr>
+          <w:b/>
+        </w:rPr>
+        <w:t>0.82</w:t>
+      </w:r>
+      <w:r>
+        <w:rPr>
+          <w:b w:val="0"/>
+        </w:rPr>
+        <w:t xml:space="preserve"> and long-only-no-timing</w:t>
+      </w:r>
+    </w:p>
+    <w:p>
+      <w:r>
+        <w:rPr>
+          <w:b w:val="0"/>
+        </w:rPr>
+        <w:t xml:space="preserve">    </w:t>
+      </w:r>
+      <w:r>
+        <w:rPr>
+          <w:b/>
+        </w:rPr>
+        <w:t>1.12</w:t>
+      </w:r>
+      <w:r>
+        <w:rPr>
+          <w:b w:val="0"/>
+        </w:rPr>
+        <w:t xml:space="preserve"> — both controls *beat* it. The shorting/timing actively hurts (whipsaws); only the</w:t>
+      </w:r>
+    </w:p>
+    <w:p>
+      <w:r>
+        <w:rPr>
+          <w:b w:val="0"/>
+        </w:rPr>
+        <w:t xml:space="preserve">    vol-scaling has value. (Reproduces Kim-2016 on cross-asset.)</w:t>
+      </w:r>
+    </w:p>
+    <w:p>
+      <w:pPr>
+        <w:pStyle w:val="ListBullet"/>
+      </w:pPr>
+      <w:r>
+        <w:rPr>
+          <w:b/>
+        </w:rPr>
+        <w:t>Crisis-alpha thesis FAILS in-sample:</w:t>
+      </w:r>
+      <w:r>
+        <w:rPr>
+          <w:b w:val="0"/>
+        </w:rPr>
+        <w:t xml:space="preserve"> per-year </w:t>
+      </w:r>
+      <w:r>
+        <w:rPr>
+          <w:b/>
+        </w:rPr>
+        <w:t>2022 −0.72, 2023 −1.02</w:t>
+      </w:r>
+      <w:r>
+        <w:rPr>
+          <w:b w:val="0"/>
+        </w:rPr>
+        <w:t xml:space="preserve"> — trend *lost* in 2022,</w:t>
+      </w:r>
+    </w:p>
+    <w:p>
+      <w:r>
+        <w:rPr>
+          <w:b w:val="0"/>
+        </w:rPr>
+        <w:t xml:space="preserve">    the exact year it should have shone (my basket is equity/credit-heavy; the clean bond-short /</w:t>
+      </w:r>
+    </w:p>
+    <w:p>
+      <w:r>
+        <w:rPr>
+          <w:b w:val="0"/>
+        </w:rPr>
+        <w:t xml:space="preserve">    commodity-long signals got diluted and whipsawed).</w:t>
+      </w:r>
+    </w:p>
+    <w:p>
+      <w:pPr>
+        <w:pStyle w:val="ListBullet"/>
+      </w:pPr>
+      <w:r>
+        <w:rPr>
+          <w:b/>
+        </w:rPr>
+        <w:t>No tail hedge:</w:t>
+      </w:r>
+      <w:r>
+        <w:rPr>
+          <w:b w:val="0"/>
+        </w:rPr>
+        <w:t xml:space="preserve"> ρ vs short-vol </w:t>
+      </w:r>
+      <w:r>
+        <w:rPr>
+          <w:b/>
+        </w:rPr>
+        <w:t>+0.17</w:t>
+      </w:r>
+      <w:r>
+        <w:rPr>
+          <w:b w:val="0"/>
+        </w:rPr>
+        <w:t>; on short-vol's worst-10% days trend averages</w:t>
+      </w:r>
+    </w:p>
+    <w:p>
+      <w:r>
+        <w:rPr>
+          <w:b w:val="0"/>
+        </w:rPr>
+        <w:t xml:space="preserve">    </w:t>
+      </w:r>
+      <w:r>
+        <w:rPr>
+          <w:b/>
+        </w:rPr>
+        <w:t>−0.15%/day</w:t>
+      </w:r>
+      <w:r>
+        <w:rPr>
+          <w:b w:val="0"/>
+        </w:rPr>
+        <w:t xml:space="preserve"> — it does *not* offset the crash.</w:t>
+      </w:r>
+    </w:p>
+    <w:p>
+      <w:pPr>
+        <w:pStyle w:val="ListBullet"/>
+      </w:pPr>
+      <w:r>
+        <w:rPr>
+          <w:b/>
+        </w:rPr>
+        <w:t>3-leg combiner DILUTES:</w:t>
+      </w:r>
+      <w:r>
+        <w:rPr>
+          <w:b w:val="0"/>
+        </w:rPr>
+        <w:t xml:space="preserve"> 0.93 vs the 2-leg pairs+short-vol book </w:t>
+      </w:r>
+      <w:r>
+        <w:rPr>
+          <w:b/>
+        </w:rPr>
+        <w:t>1.07</w:t>
+      </w:r>
+      <w:r>
+        <w:rPr>
+          <w:b w:val="0"/>
+        </w:rPr>
+        <w:t xml:space="preserve"> (inverse-vol over-weights</w:t>
+      </w:r>
+    </w:p>
+    <w:p>
+      <w:r>
+        <w:rPr>
+          <w:b w:val="0"/>
+        </w:rPr>
+        <w:t xml:space="preserve">    the weak trend leg at 42%).</w:t>
+      </w:r>
+    </w:p>
+    <w:p>
+      <w:pPr>
+        <w:pStyle w:val="ListBullet"/>
+      </w:pPr>
+      <w:r>
+        <w:rPr>
+          <w:b/>
+        </w:rPr>
+        <w:t>Verdict.</w:t>
+      </w:r>
+      <w:r>
+        <w:rPr>
+          <w:b w:val="0"/>
+        </w:rPr>
+        <w:t xml:space="preserve"> ❌ </w:t>
+      </w:r>
+      <w:r>
+        <w:rPr>
+          <w:b/>
+        </w:rPr>
+        <w:t>REJECT.</w:t>
+      </w:r>
+      <w:r>
+        <w:rPr>
+          <w:b w:val="0"/>
+        </w:rPr>
+        <w:t xml:space="preserve"> A genuinely appealing thesis (trend as a crash hedge for short-vol),</w:t>
+      </w:r>
+    </w:p>
+    <w:p>
+      <w:r>
+        <w:rPr>
+          <w:b w:val="0"/>
+        </w:rPr>
+        <w:t xml:space="preserve">  falsified by measurement on every count. A faster-signal / cleaner-asset-class construction *might* do</w:t>
+      </w:r>
+    </w:p>
+    <w:p>
+      <w:r>
+        <w:rPr>
+          <w:b w:val="0"/>
+        </w:rPr>
+        <w:t xml:space="preserve">  better, but the controls (long-only beats timing by 0.8 Sharpe) put a high burden of proof on that —</w:t>
+      </w:r>
+    </w:p>
+    <w:p>
+      <w:r>
+        <w:rPr>
+          <w:b w:val="0"/>
+        </w:rPr>
+        <w:t xml:space="preserve">  the timing is the problem, not the tuning. </w:t>
+      </w:r>
+      <w:r>
+        <w:rPr>
+          <w:b/>
+        </w:rPr>
+        <w:t>Book stays at two legs (pairs + short-vol).</w:t>
+      </w:r>
+      <w:r>
+        <w:rPr>
+          <w:b w:val="0"/>
+        </w:rPr>
+        <w:t xml:space="preserve"> The hunt's</w:t>
+      </w:r>
+    </w:p>
+    <w:p>
+      <w:r>
+        <w:rPr>
+          <w:b w:val="0"/>
+        </w:rPr>
+        <w:t xml:space="preserve">  honest hit rate this session: 1 win (short-vol) in 5 candidates — edges remain scarce, exactly as the</w:t>
+      </w:r>
+    </w:p>
+    <w:p>
+      <w:r>
+        <w:rPr>
+          <w:b w:val="0"/>
+        </w:rPr>
+        <w:t xml:space="preserve">  program has found all along.</w:t>
       </w:r>
     </w:p>
     <w:p>

--- a/docs/EDGE_CASE_STUDIES.docx
+++ b/docs/EDGE_CASE_STUDIES.docx
@@ -19014,6 +19014,215 @@
           <w:b w:val="0"/>
         </w:rPr>
         <w:t xml:space="preserve">  program has found all along.</w:t>
+      </w:r>
+    </w:p>
+    <w:p>
+      <w:pPr>
+        <w:pStyle w:val="Heading2"/>
+      </w:pPr>
+      <w:r>
+        <w:t>Methodology capstone — the SECOND-LEG GATE (`alpca/backtest/leg_gate.py`)</w:t>
+      </w:r>
+    </w:p>
+    <w:p>
+      <w:r>
+        <w:rPr>
+          <w:b w:val="0"/>
+        </w:rPr>
+        <w:t>The Cases 47–51 hunt judged every candidate against the same gauntlet by hand. That gauntlet is now one</w:t>
+      </w:r>
+    </w:p>
+    <w:p>
+      <w:r>
+        <w:rPr>
+          <w:b w:val="0"/>
+        </w:rPr>
+        <w:t>tested call, `evaluate_leg_candidate(candidate_returns, book_returns)`, running the five checks a real</w:t>
+      </w:r>
+    </w:p>
+    <w:p>
+      <w:r>
+        <w:rPr>
+          <w:b w:val="0"/>
+        </w:rPr>
+        <w:t xml:space="preserve">diversifying leg must pass — </w:t>
+      </w:r>
+      <w:r>
+        <w:rPr>
+          <w:b/>
+        </w:rPr>
+        <w:t>each learned the hard way from a failed candidate:</w:t>
+      </w:r>
+    </w:p>
+    <w:p>
+      <w:pPr>
+        <w:pStyle w:val="ListNumber"/>
+      </w:pPr>
+      <w:r>
+        <w:rPr>
+          <w:b/>
+        </w:rPr>
+        <w:t>forward_positive</w:t>
+      </w:r>
+      <w:r>
+        <w:rPr>
+          <w:b w:val="0"/>
+        </w:rPr>
+        <w:t xml:space="preserve"> — candidate Sharpe &gt; 0 over the overlap window (*momentum was negative over</w:t>
+      </w:r>
+    </w:p>
+    <w:p>
+      <w:r>
+        <w:rPr>
+          <w:b w:val="0"/>
+        </w:rPr>
+        <w:t xml:space="preserve">   2022→, Case 47*).</w:t>
+      </w:r>
+    </w:p>
+    <w:p>
+      <w:pPr>
+        <w:pStyle w:val="ListNumber"/>
+      </w:pPr>
+      <w:r>
+        <w:rPr>
+          <w:b/>
+        </w:rPr>
+        <w:t>uncorrelated</w:t>
+      </w:r>
+      <w:r>
+        <w:rPr>
+          <w:b w:val="0"/>
+        </w:rPr>
+        <w:t xml:space="preserve"> — |ρ| &lt; 0.30 vs the deployed book (the point of a diversifier).</w:t>
+      </w:r>
+    </w:p>
+    <w:p>
+      <w:pPr>
+        <w:pStyle w:val="ListNumber"/>
+      </w:pPr>
+      <w:r>
+        <w:rPr>
+          <w:b/>
+        </w:rPr>
+        <w:t>lifts</w:t>
+      </w:r>
+      <w:r>
+        <w:rPr>
+          <w:b w:val="0"/>
+        </w:rPr>
+        <w:t xml:space="preserve"> — inverse-vol combined Sharpe &gt; book + 0.03 (*momentum &amp; cross-asset trend DILUTE, Cases</w:t>
+      </w:r>
+    </w:p>
+    <w:p>
+      <w:r>
+        <w:rPr>
+          <w:b w:val="0"/>
+        </w:rPr>
+        <w:t xml:space="preserve">   47, 51*).</w:t>
+      </w:r>
+    </w:p>
+    <w:p>
+      <w:pPr>
+        <w:pStyle w:val="ListNumber"/>
+      </w:pPr>
+      <w:r>
+        <w:rPr>
+          <w:b/>
+        </w:rPr>
+        <w:t>robust_loo</w:t>
+      </w:r>
+      <w:r>
+        <w:rPr>
+          <w:b w:val="0"/>
+        </w:rPr>
+        <w:t xml:space="preserve"> — the lift is positive in ≥ 60% of leave-one-year-out folds (a lift carried by one</w:t>
+      </w:r>
+    </w:p>
+    <w:p>
+      <w:r>
+        <w:rPr>
+          <w:b w:val="0"/>
+        </w:rPr>
+        <w:t xml:space="preserve">   year isn't robust).</w:t>
+      </w:r>
+    </w:p>
+    <w:p>
+      <w:pPr>
+        <w:pStyle w:val="ListNumber"/>
+      </w:pPr>
+      <w:r>
+        <w:rPr>
+          <w:b/>
+        </w:rPr>
+        <w:t>partial_year_safe</w:t>
+      </w:r>
+      <w:r>
+        <w:rPr>
+          <w:b w:val="0"/>
+        </w:rPr>
+        <w:t xml:space="preserve"> — the lift survives excluding the most-recent (often partial) year</w:t>
+      </w:r>
+    </w:p>
+    <w:p>
+      <w:r>
+        <w:rPr>
+          <w:b w:val="0"/>
+        </w:rPr>
+        <w:t xml:space="preserve">   (*seasonality's "lift" was a partial-2026 artifact, Case 48*).</w:t>
+      </w:r>
+    </w:p>
+    <w:p>
+      <w:r>
+        <w:rPr>
+          <w:b w:val="0"/>
+        </w:rPr>
+        <w:t>GO iff all five pass; fail-closed and fully explainable (every sub-result returned with its number).</w:t>
+      </w:r>
+    </w:p>
+    <w:p>
+      <w:r>
+        <w:rPr>
+          <w:b/>
+        </w:rPr>
+        <w:t>Validated on real data — it reproduces the hand verdicts exactly:</w:t>
+      </w:r>
+      <w:r>
+        <w:rPr>
+          <w:b w:val="0"/>
+        </w:rPr>
+        <w:t xml:space="preserve"> short-vol → GO (5/5, combined</w:t>
+      </w:r>
+    </w:p>
+    <w:p>
+      <w:r>
+        <w:rPr>
+          <w:b w:val="0"/>
+        </w:rPr>
+        <w:t>1.08, lift +0.25); momentum → NO-GO (Sharpe −0.17, lift −0.38, LOO 0%, ex-recent −0.51). With</w:t>
+      </w:r>
+    </w:p>
+    <w:p>
+      <w:r>
+        <w:rPr>
+          <w:b w:val="0"/>
+        </w:rPr>
+        <w:t>`scripts/run_leg_gate.py` any future candidate — or the AI loop — gets the full second-leg rigor in one</w:t>
+      </w:r>
+    </w:p>
+    <w:p>
+      <w:r>
+        <w:rPr>
+          <w:b w:val="0"/>
+        </w:rPr>
+        <w:t>call instead of a multi-day manual investigation. This is the session's controls distilled into</w:t>
+      </w:r>
+    </w:p>
+    <w:p>
+      <w:r>
+        <w:rPr>
+          <w:b w:val="0"/>
+        </w:rPr>
+        <w:t>permanent, automated, tested infrastructure.</w:t>
       </w:r>
     </w:p>
     <w:p>

--- a/docs/EDGE_CASE_STUDIES.docx
+++ b/docs/EDGE_CASE_STUDIES.docx
@@ -19014,6 +19014,545 @@
           <w:b w:val="0"/>
         </w:rPr>
         <w:t xml:space="preserve">  program has found all along.</w:t>
+      </w:r>
+    </w:p>
+    <w:p>
+      <w:pPr>
+        <w:pStyle w:val="Heading2"/>
+      </w:pPr>
+      <w:r>
+        <w:t>Case 52 — The adversarial AUDIT (the harness turns its lens on its own claims) ⚠️ (we were overselling)</w:t>
+      </w:r>
+    </w:p>
+    <w:p>
+      <w:r>
+        <w:rPr>
+          <w:b w:val="0"/>
+        </w:rPr>
+        <w:t>A 9-agent adversarial workflow audited the session's own code + tried to *refute* the two "validated"</w:t>
+      </w:r>
+    </w:p>
+    <w:p>
+      <w:r>
+        <w:rPr>
+          <w:b w:val="0"/>
+        </w:rPr>
+        <w:t xml:space="preserve">edges. It found the platform had been </w:t>
+      </w:r>
+      <w:r>
+        <w:rPr>
+          <w:b/>
+        </w:rPr>
+        <w:t>overselling its own results</w:t>
+      </w:r>
+      <w:r>
+        <w:rPr>
+          <w:b w:val="0"/>
+        </w:rPr>
+        <w:t xml:space="preserve"> — the single most important finding</w:t>
+      </w:r>
+    </w:p>
+    <w:p>
+      <w:r>
+        <w:rPr>
+          <w:b w:val="0"/>
+        </w:rPr>
+        <w:t>of the program, because it's about *us*, not a rejected candidate. Honest corrections, all reproduced</w:t>
+      </w:r>
+    </w:p>
+    <w:p>
+      <w:r>
+        <w:rPr>
+          <w:b w:val="0"/>
+        </w:rPr>
+        <w:t>from code + cache (the *signals* are clean — advocate-confirmed no lookahead; secrets clean):</w:t>
+      </w:r>
+    </w:p>
+    <w:p>
+      <w:pPr>
+        <w:pStyle w:val="ListBullet"/>
+      </w:pPr>
+      <w:r>
+        <w:rPr>
+          <w:b/>
+        </w:rPr>
+        <w:t>Pairs basket is regime-dependent, not "0.83."</w:t>
+      </w:r>
+      <w:r>
+        <w:rPr>
+          <w:b w:val="0"/>
+        </w:rPr>
+        <w:t xml:space="preserve"> WF 0.831 is real but </w:t>
+      </w:r>
+      <w:r>
+        <w:rPr>
+          <w:b/>
+        </w:rPr>
+        <w:t>front-loaded</w:t>
+      </w:r>
+      <w:r>
+        <w:rPr>
+          <w:b w:val="0"/>
+        </w:rPr>
+        <w:t>: first-half</w:t>
+      </w:r>
+    </w:p>
+    <w:p>
+      <w:r>
+        <w:rPr>
+          <w:b w:val="0"/>
+        </w:rPr>
+        <w:t xml:space="preserve">  Sharpe </w:t>
+      </w:r>
+      <w:r>
+        <w:rPr>
+          <w:b/>
+        </w:rPr>
+        <w:t>0.27</w:t>
+      </w:r>
+      <w:r>
+        <w:rPr>
+          <w:b w:val="0"/>
+        </w:rPr>
+        <w:t xml:space="preserve"> (bootstrap CI straddles zero), second-half </w:t>
+      </w:r>
+      <w:r>
+        <w:rPr>
+          <w:b/>
+        </w:rPr>
+        <w:t>1.39</w:t>
+      </w:r>
+      <w:r>
+        <w:rPr>
+          <w:b w:val="0"/>
+        </w:rPr>
+        <w:t xml:space="preserve">; per-year </w:t>
+      </w:r>
+      <w:r>
+        <w:rPr>
+          <w:b/>
+        </w:rPr>
+        <w:t>2022 −0.9</w:t>
+      </w:r>
+      <w:r>
+        <w:rPr>
+          <w:b w:val="0"/>
+        </w:rPr>
+        <w:t xml:space="preserve"> → 2026 +1.9;</w:t>
+      </w:r>
+    </w:p>
+    <w:p>
+      <w:r>
+        <w:rPr>
+          <w:b w:val="0"/>
+        </w:rPr>
+        <w:t xml:space="preserve">  strip 10 of 945 days and it falls to </w:t>
+      </w:r>
+      <w:r>
+        <w:rPr>
+          <w:b/>
+        </w:rPr>
+        <w:t>0.16</w:t>
+      </w:r>
+      <w:r>
+        <w:rPr>
+          <w:b w:val="0"/>
+        </w:rPr>
+        <w:t xml:space="preserve"> (excess kurtosis +6.77 — a snap-back payoff). It also</w:t>
+      </w:r>
+    </w:p>
+    <w:p>
+      <w:r>
+        <w:rPr>
+          <w:b w:val="0"/>
+        </w:rPr>
+        <w:t xml:space="preserve">  depends on a </w:t>
+      </w:r>
+      <w:r>
+        <w:rPr>
+          <w:b/>
+        </w:rPr>
+        <w:t>fast re-screen cadence</w:t>
+      </w:r>
+      <w:r>
+        <w:rPr>
+          <w:b w:val="0"/>
+        </w:rPr>
+        <w:t xml:space="preserve"> (lengthen train 252→378 → Sharpe </w:t>
+      </w:r>
+      <w:r>
+        <w:rPr>
+          <w:b/>
+        </w:rPr>
+        <w:t>−1.42</w:t>
+      </w:r>
+      <w:r>
+        <w:rPr>
+          <w:b w:val="0"/>
+        </w:rPr>
+        <w:t>). Honest forward</w:t>
+      </w:r>
+    </w:p>
+    <w:p>
+      <w:r>
+        <w:rPr>
+          <w:b w:val="0"/>
+        </w:rPr>
+        <w:t xml:space="preserve">  expectation: </w:t>
+      </w:r>
+      <w:r>
+        <w:rPr>
+          <w:b/>
+        </w:rPr>
+        <w:t>~0.3–0.5, regime-dependent</w:t>
+      </w:r>
+      <w:r>
+        <w:rPr>
+          <w:b w:val="0"/>
+        </w:rPr>
+        <w:t>, not the headline 0.83. Still the best edge we have.</w:t>
+      </w:r>
+    </w:p>
+    <w:p>
+      <w:pPr>
+        <w:pStyle w:val="ListBullet"/>
+      </w:pPr>
+      <w:r>
+        <w:rPr>
+          <w:b/>
+        </w:rPr>
+        <w:t>Short-vol is NOT a current diversifier.</w:t>
+      </w:r>
+      <w:r>
+        <w:rPr>
+          <w:b w:val="0"/>
+        </w:rPr>
+        <w:t xml:space="preserve"> Its entire lift is the </w:t>
+      </w:r>
+      <w:r>
+        <w:rPr>
+          <w:b/>
+        </w:rPr>
+        <w:t>2022–23 vol-crush</w:t>
+      </w:r>
+      <w:r>
+        <w:rPr>
+          <w:b w:val="0"/>
+        </w:rPr>
+        <w:t>: pre-2024 book</w:t>
+      </w:r>
+    </w:p>
+    <w:p>
+      <w:r>
+        <w:rPr>
+          <w:b w:val="0"/>
+        </w:rPr>
+        <w:t xml:space="preserve">  lift </w:t>
+      </w:r>
+      <w:r>
+        <w:rPr>
+          <w:b/>
+        </w:rPr>
+        <w:t>+0.92</w:t>
+      </w:r>
+      <w:r>
+        <w:rPr>
+          <w:b w:val="0"/>
+        </w:rPr>
+        <w:t xml:space="preserve"> (short-vol standalone +2.17), but </w:t>
+      </w:r>
+      <w:r>
+        <w:rPr>
+          <w:b/>
+        </w:rPr>
+        <w:t>since 2024 the lift is −0.27</w:t>
+      </w:r>
+      <w:r>
+        <w:rPr>
+          <w:b w:val="0"/>
+        </w:rPr>
+        <w:t xml:space="preserve"> (−0.31 since 2025;</w:t>
+      </w:r>
+    </w:p>
+    <w:p>
+      <w:r>
+        <w:rPr>
+          <w:b w:val="0"/>
+        </w:rPr>
+        <w:t xml:space="preserve">  standalone ~0). The "6/6 positive years" was the *standalone* calendar Sharpe and masked that the</w:t>
+      </w:r>
+    </w:p>
+    <w:p>
+      <w:r>
+        <w:rPr>
+          <w:b w:val="0"/>
+        </w:rPr>
+        <w:t xml:space="preserve">  </w:t>
+      </w:r>
+      <w:r>
+        <w:rPr>
+          <w:b/>
+        </w:rPr>
+        <w:t>book</w:t>
+      </w:r>
+      <w:r>
+        <w:rPr>
+          <w:b w:val="0"/>
+        </w:rPr>
+        <w:t xml:space="preserve"> lift went negative. It is "a 2022–23 vol-crush bet wearing a diversifier costume."</w:t>
+      </w:r>
+    </w:p>
+    <w:p>
+      <w:pPr>
+        <w:pStyle w:val="ListBullet"/>
+      </w:pPr>
+      <w:r>
+        <w:rPr>
+          <w:b/>
+        </w:rPr>
+        <w:t>The combined 1.08 / +0.09-lift headline is pre-2024-driven.</w:t>
+      </w:r>
+      <w:r>
+        <w:rPr>
+          <w:b w:val="0"/>
+        </w:rPr>
+        <w:t xml:space="preserve"> On the paper-relevant 2024+ window the</w:t>
+      </w:r>
+    </w:p>
+    <w:p>
+      <w:r>
+        <w:rPr>
+          <w:b w:val="0"/>
+        </w:rPr>
+        <w:t xml:space="preserve">  deployed-book lift is </w:t>
+      </w:r>
+      <w:r>
+        <w:rPr>
+          <w:b/>
+        </w:rPr>
+        <w:t>negative</w:t>
+      </w:r>
+      <w:r>
+        <w:rPr>
+          <w:b w:val="0"/>
+        </w:rPr>
+        <w:t>. The canonical 0.92 (union) book is also ~25% pairs-absent padding.</w:t>
+      </w:r>
+    </w:p>
+    <w:p>
+      <w:pPr>
+        <w:pStyle w:val="ListBullet"/>
+      </w:pPr>
+      <w:r>
+        <w:rPr>
+          <w:b/>
+        </w:rPr>
+        <w:t>The ρ=0.04 correlation is real and stress-stable</w:t>
+      </w:r>
+      <w:r>
+        <w:rPr>
+          <w:b w:val="0"/>
+        </w:rPr>
+        <w:t xml:space="preserve"> (no tail-trap — corr does *not* spike in stress),</w:t>
+      </w:r>
+    </w:p>
+    <w:p>
+      <w:r>
+        <w:rPr>
+          <w:b w:val="0"/>
+        </w:rPr>
+        <w:t xml:space="preserve">  but "uncorrelated ≠ hedged": pairs is </w:t>
+      </w:r>
+      <w:r>
+        <w:rPr>
+          <w:b/>
+        </w:rPr>
+        <w:t>dead weight</w:t>
+      </w:r>
+      <w:r>
+        <w:rPr>
+          <w:b w:val="0"/>
+        </w:rPr>
+        <w:t xml:space="preserve"> in a vol spike, so the combined tail is</w:t>
+      </w:r>
+    </w:p>
+    <w:p>
+      <w:r>
+        <w:rPr>
+          <w:b w:val="0"/>
+        </w:rPr>
+        <w:t xml:space="preserve">  dominated by short-vol's own crash (4/5 worst combined days had both legs red).</w:t>
+      </w:r>
+    </w:p>
+    <w:p>
+      <w:pPr>
+        <w:pStyle w:val="ListBullet"/>
+      </w:pPr>
+      <w:r>
+        <w:rPr>
+          <w:b/>
+        </w:rPr>
+        <w:t>Momentum's gate verdict flipped NO-GO → GO</w:t>
+      </w:r>
+      <w:r>
+        <w:rPr>
+          <w:b w:val="0"/>
+        </w:rPr>
+        <w:t xml:space="preserve"> on appended bars (recency-driven in-sample lift) — the</w:t>
+      </w:r>
+    </w:p>
+    <w:p>
+      <w:r>
+        <w:rPr>
+          <w:b w:val="0"/>
+        </w:rPr>
+        <w:t xml:space="preserve">  gate window isn't pinned; verdict non-reproducible. Stays on probation, unproven out-of-universe.</w:t>
+      </w:r>
+    </w:p>
+    <w:p>
+      <w:pPr>
+        <w:pStyle w:val="ListBullet"/>
+      </w:pPr>
+      <w:r>
+        <w:rPr>
+          <w:b/>
+        </w:rPr>
+        <w:t>Bugs fixed (this commit):</w:t>
+      </w:r>
+      <w:r>
+        <w:rPr>
+          <w:b w:val="0"/>
+        </w:rPr>
+        <w:t xml:space="preserve"> (1) `delisting_aware_walkforward` bled train-window bars into OOS for</w:t>
+      </w:r>
+    </w:p>
+    <w:p>
+      <w:r>
+        <w:rPr>
+          <w:b w:val="0"/>
+        </w:rPr>
+        <w:t xml:space="preserve">  short-history/delisted legs (`eq[-(test+1):]` tail-slice) — replaced with date-honest joined-timestamp</w:t>
+      </w:r>
+    </w:p>
+    <w:p>
+      <w:r>
+        <w:rPr>
+          <w:b w:val="0"/>
+        </w:rPr>
+        <w:t xml:space="preserve">  emission (didn't affect shipped survivor-only numbers; corrupted any delisting-honest run);</w:t>
+      </w:r>
+    </w:p>
+    <w:p>
+      <w:r>
+        <w:rPr>
+          <w:b w:val="0"/>
+        </w:rPr>
+        <w:t xml:space="preserve">  (2) `adverse_borrow_neutral` ran 100% net-long when all shorts were no-located (beta leak);</w:t>
+      </w:r>
+    </w:p>
+    <w:p>
+      <w:r>
+        <w:rPr>
+          <w:b w:val="0"/>
+        </w:rPr>
+        <w:t xml:space="preserve">  (3) `combine_tracks` now enforces caps internally (not by caller trust); (4) `return_translation` no</w:t>
+      </w:r>
+    </w:p>
+    <w:p>
+      <w:r>
+        <w:rPr>
+          <w:b w:val="0"/>
+        </w:rPr>
+        <w:t xml:space="preserve">  longer hides negative edges as +inf; (5) the parity "nondeterminism" was benign wall-clock latency</w:t>
+      </w:r>
+    </w:p>
+    <w:p>
+      <w:r>
+        <w:rPr>
+          <w:b w:val="0"/>
+        </w:rPr>
+        <w:t xml:space="preserve">  telemetry (fixed the test, not the engine); (6) `leg_gate` now re-fits inverse-vol weights *out-of-fold*</w:t>
+      </w:r>
+    </w:p>
+    <w:p>
+      <w:r>
+        <w:rPr>
+          <w:b w:val="0"/>
+        </w:rPr>
+        <w:t xml:space="preserve">  in its robustness checks; (7) a silent-degradation overlap guard added to the canonical backtest.</w:t>
+      </w:r>
+    </w:p>
+    <w:p>
+      <w:pPr>
+        <w:pStyle w:val="ListBullet"/>
+      </w:pPr>
+      <w:r>
+        <w:rPr>
+          <w:b/>
+        </w:rPr>
+        <w:t>Net honest scoreboard:</w:t>
+      </w:r>
+      <w:r>
+        <w:rPr>
+          <w:b w:val="0"/>
+        </w:rPr>
+        <w:t xml:space="preserve"> </w:t>
+      </w:r>
+      <w:r>
+        <w:rPr>
+          <w:b/>
+        </w:rPr>
+        <w:t>exactly one thin, regime-dependent edge (pairs, forward ~0.3–0.5)</w:t>
+      </w:r>
+      <w:r>
+        <w:rPr>
+          <w:b w:val="0"/>
+        </w:rPr>
+        <w:t>;</w:t>
+      </w:r>
+    </w:p>
+    <w:p>
+      <w:r>
+        <w:rPr>
+          <w:b w:val="0"/>
+        </w:rPr>
+        <w:t xml:space="preserve">  short-vol is not a current diversifier; momentum unproven; **zero new edges have cleared the project's</w:t>
+      </w:r>
+    </w:p>
+    <w:p>
+      <w:r>
+        <w:rPr>
+          <w:b w:val="0"/>
+        </w:rPr>
+        <w:t xml:space="preserve">  own out-of-universe + out-of-regime bar.** The right next move is a *genuinely* uncorrelated axis —</w:t>
+      </w:r>
+    </w:p>
+    <w:p>
+      <w:r>
+        <w:rPr>
+          <w:b w:val="0"/>
+        </w:rPr>
+        <w:t xml:space="preserve">  ideally a </w:t>
+      </w:r>
+      <w:r>
+        <w:rPr>
+          <w:b/>
+        </w:rPr>
+        <w:t>long-volatility / convexity</w:t>
+      </w:r>
+      <w:r>
+        <w:rPr>
+          <w:b w:val="0"/>
+        </w:rPr>
+        <w:t xml:space="preserve"> sleeve to actually hedge the short-vol crash the correlation</w:t>
+      </w:r>
+    </w:p>
+    <w:p>
+      <w:r>
+        <w:rPr>
+          <w:b w:val="0"/>
+        </w:rPr>
+        <w:t xml:space="preserve">  analysis proved is undiversified — and every candidate must clear the paid-twice holdout bar.</w:t>
       </w:r>
     </w:p>
     <w:p>

--- a/docs/EDGE_CASE_STUDIES.docx
+++ b/docs/EDGE_CASE_STUDIES.docx
@@ -19014,6 +19014,306 @@
           <w:b w:val="0"/>
         </w:rPr>
         <w:t xml:space="preserve">  program has found all along.</w:t>
+      </w:r>
+    </w:p>
+    <w:p>
+      <w:pPr>
+        <w:pStyle w:val="Heading2"/>
+      </w:pPr>
+      <w:r>
+        <w:t>Case 53 — Cross-sectional short-horizon REVERSAL ❌ (passed the leg gate, killed by the survivorship PIT)</w:t>
+      </w:r>
+    </w:p>
+    <w:p>
+      <w:pPr>
+        <w:pStyle w:val="ListBullet"/>
+      </w:pPr>
+      <w:r>
+        <w:rPr>
+          <w:b/>
+        </w:rPr>
+        <w:t>What.</w:t>
+      </w:r>
+      <w:r>
+        <w:rPr>
+          <w:b w:val="0"/>
+        </w:rPr>
+        <w:t xml:space="preserve"> A documented equity anomaly (long last-week's losers / short last-week's winners),</w:t>
+      </w:r>
+    </w:p>
+    <w:p>
+      <w:r>
+        <w:rPr>
+          <w:b w:val="0"/>
+        </w:rPr>
+        <w:t xml:space="preserve">  market-neutral, a different mechanism + horizon than the pairs basket — the audit (Case 52) flagged it</w:t>
+      </w:r>
+    </w:p>
+    <w:p>
+      <w:r>
+        <w:rPr>
+          <w:b w:val="0"/>
+        </w:rPr>
+        <w:t xml:space="preserve">  as a possible cadence-orthogonal new leg. Ran the FULL post-audit bar: cost-wall sweep + fresh-symbol</w:t>
+      </w:r>
+    </w:p>
+    <w:p>
+      <w:r>
+        <w:rPr>
+          <w:b w:val="0"/>
+        </w:rPr>
+        <w:t xml:space="preserve">  holdout + per-year + the 2024+ slice + the second-leg gate vs the cached pairs book.</w:t>
+      </w:r>
+    </w:p>
+    <w:p>
+      <w:pPr>
+        <w:pStyle w:val="ListBullet"/>
+      </w:pPr>
+      <w:r>
+        <w:rPr>
+          <w:b/>
+        </w:rPr>
+        <w:t>It looked like the first real post-audit candidate:</w:t>
+      </w:r>
+      <w:r>
+        <w:rPr>
+          <w:b w:val="0"/>
+        </w:rPr>
+        <w:t xml:space="preserve"> large-cap reversal is dead (efficient), but</w:t>
+      </w:r>
+    </w:p>
+    <w:p>
+      <w:r>
+        <w:rPr>
+          <w:b w:val="0"/>
+        </w:rPr>
+        <w:t xml:space="preserve">  </w:t>
+      </w:r>
+      <w:r>
+        <w:rPr>
+          <w:b/>
+        </w:rPr>
+        <w:t>mid-cap reversal (3-day signal, 10-day rebalance)</w:t>
+      </w:r>
+      <w:r>
+        <w:rPr>
+          <w:b w:val="0"/>
+        </w:rPr>
+        <w:t xml:space="preserve"> scored </w:t>
+      </w:r>
+      <w:r>
+        <w:rPr>
+          <w:b/>
+        </w:rPr>
+        <w:t>0.74 at 5 bps</w:t>
+      </w:r>
+      <w:r>
+        <w:rPr>
+          <w:b w:val="0"/>
+        </w:rPr>
+        <w:t xml:space="preserve"> (positive across *all 6*</w:t>
+      </w:r>
+    </w:p>
+    <w:p>
+      <w:r>
+        <w:rPr>
+          <w:b w:val="0"/>
+        </w:rPr>
+        <w:t xml:space="preserve">  window/rebalance configs — not cherry-picked; +0.52 even at 10 bps), fresh-holdout </w:t>
+      </w:r>
+      <w:r>
+        <w:rPr>
+          <w:b/>
+        </w:rPr>
+        <w:t>+0.47</w:t>
+      </w:r>
+      <w:r>
+        <w:rPr>
+          <w:b w:val="0"/>
+        </w:rPr>
+        <w:t>, **2024+</w:t>
+      </w:r>
+    </w:p>
+    <w:p>
+      <w:r>
+        <w:rPr>
+          <w:b w:val="0"/>
+        </w:rPr>
+        <w:t xml:space="preserve">  +1.17</w:t>
+      </w:r>
+      <w:r>
+        <w:rPr>
+          <w:b/>
+        </w:rPr>
+        <w:t xml:space="preserve"> (positive on recent data — the exact check short-vol failed), ρ=−0.04 vs pairs, and </w:t>
+      </w:r>
+      <w:r>
+        <w:rPr>
+          <w:b w:val="0"/>
+        </w:rPr>
+        <w:t>passed</w:t>
+      </w:r>
+    </w:p>
+    <w:p>
+      <w:r>
+        <w:rPr>
+          <w:b w:val="0"/>
+        </w:rPr>
+        <w:t xml:space="preserve">  ALL FIVE leg-gate checks** (LOO 80%, ex-recent +0.20).</w:t>
+      </w:r>
+    </w:p>
+    <w:p>
+      <w:pPr>
+        <w:pStyle w:val="ListBullet"/>
+      </w:pPr>
+      <w:r>
+        <w:rPr>
+          <w:b/>
+        </w:rPr>
+        <w:t>Then the survivorship point-in-time test killed it:</w:t>
+      </w:r>
+      <w:r>
+        <w:rPr>
+          <w:b w:val="0"/>
+        </w:rPr>
+        <w:t xml:space="preserve"> add the representative delistings back and the</w:t>
+      </w:r>
+    </w:p>
+    <w:p>
+      <w:r>
+        <w:rPr>
+          <w:b w:val="0"/>
+        </w:rPr>
+        <w:t xml:space="preserve">  Sharpe goes </w:t>
+      </w:r>
+      <w:r>
+        <w:rPr>
+          <w:b/>
+        </w:rPr>
+        <w:t>+0.69 → −0.40 (delta −1.08)</w:t>
+      </w:r>
+      <w:r>
+        <w:rPr>
+          <w:b w:val="0"/>
+        </w:rPr>
+        <w:t>, 5/6 → 3/6 positive years. Reversal *longs losers* (the</w:t>
+      </w:r>
+    </w:p>
+    <w:p>
+      <w:r>
+        <w:rPr>
+          <w:b w:val="0"/>
+        </w:rPr>
+        <w:t xml:space="preserve">  survivor universe omits the dead losers that kept falling) and *shorts winners* (it omits the acquired</w:t>
+      </w:r>
+    </w:p>
+    <w:p>
+      <w:r>
+        <w:rPr>
+          <w:b w:val="0"/>
+        </w:rPr>
+        <w:t xml:space="preserve">  names that popped to a deal premium — reversal shorts them and eats the pop). Both adverse cases were</w:t>
+      </w:r>
+    </w:p>
+    <w:p>
+      <w:r>
+        <w:rPr>
+          <w:b w:val="0"/>
+        </w:rPr>
+        <w:t xml:space="preserve">  missing from survivor-only, inflating it.</w:t>
+      </w:r>
+    </w:p>
+    <w:p>
+      <w:pPr>
+        <w:pStyle w:val="ListBullet"/>
+      </w:pPr>
+      <w:r>
+        <w:rPr>
+          <w:b/>
+        </w:rPr>
+        <w:t>Verdict.</w:t>
+      </w:r>
+      <w:r>
+        <w:rPr>
+          <w:b w:val="0"/>
+        </w:rPr>
+        <w:t xml:space="preserve"> ❌ </w:t>
+      </w:r>
+      <w:r>
+        <w:rPr>
+          <w:b/>
+        </w:rPr>
+        <w:t>REJECT — a survivorship artifact, like value (Case 43).</w:t>
+      </w:r>
+      <w:r>
+        <w:rPr>
+          <w:b w:val="0"/>
+        </w:rPr>
+        <w:t xml:space="preserve"> The decisive methodology</w:t>
+      </w:r>
+    </w:p>
+    <w:p>
+      <w:r>
+        <w:rPr>
+          <w:b w:val="0"/>
+        </w:rPr>
+        <w:t xml:space="preserve">  point: </w:t>
+      </w:r>
+      <w:r>
+        <w:rPr>
+          <w:b/>
+        </w:rPr>
+        <w:t>the leg gate is necessary but NOT sufficient.</w:t>
+      </w:r>
+      <w:r>
+        <w:rPr>
+          <w:b w:val="0"/>
+        </w:rPr>
+        <w:t xml:space="preserve"> Reversal cleared every leg-gate check (positive,</w:t>
+      </w:r>
+    </w:p>
+    <w:p>
+      <w:r>
+        <w:rPr>
+          <w:b w:val="0"/>
+        </w:rPr>
+        <w:t xml:space="preserve">  uncorrelated, lifts, robust, partial-year-safe) AND the cost wall AND the 2024+ slice — and was still</w:t>
+      </w:r>
+    </w:p>
+    <w:p>
+      <w:r>
+        <w:rPr>
+          <w:b w:val="0"/>
+        </w:rPr>
+        <w:t xml:space="preserve">  wrong. </w:t>
+      </w:r>
+      <w:r>
+        <w:rPr>
+          <w:b/>
+        </w:rPr>
+        <w:t>The survivorship point-in-time test is the deeper bar for any long/short equity factor</w:t>
+      </w:r>
+      <w:r>
+        <w:rPr>
+          <w:b w:val="0"/>
+        </w:rPr>
+        <w:t xml:space="preserve"> (it has</w:t>
+      </w:r>
+    </w:p>
+    <w:p>
+      <w:r>
+        <w:rPr>
+          <w:b w:val="0"/>
+        </w:rPr>
+        <w:t xml:space="preserve">  now caught value, EAR-PEAD, accruals, the momentum cherry-pick, and reversal — five artifacts). It belongs</w:t>
+      </w:r>
+    </w:p>
+    <w:p>
+      <w:r>
+        <w:rPr>
+          <w:b w:val="0"/>
+        </w:rPr>
+        <w:t xml:space="preserve">  *upstream* of the leg gate, not after it. Scoreboard unchanged: one thin regime-dependent edge (pairs).</w:t>
       </w:r>
     </w:p>
     <w:p>

--- a/docs/EDGE_CASE_STUDIES.docx
+++ b/docs/EDGE_CASE_STUDIES.docx
@@ -19014,6 +19014,364 @@
           <w:b w:val="0"/>
         </w:rPr>
         <w:t xml:space="preserve">  program has found all along.</w:t>
+      </w:r>
+    </w:p>
+    <w:p>
+      <w:pPr>
+        <w:pStyle w:val="Heading2"/>
+      </w:pPr>
+      <w:r>
+        <w:t>Case 54 — Post-audit hardening sweep (cadence map · long-vol hedge · regime overlay) — parallel hunt</w:t>
+      </w:r>
+    </w:p>
+    <w:p>
+      <w:r>
+        <w:rPr>
+          <w:b w:val="0"/>
+        </w:rPr>
+        <w:t>Four audit-ranked directions run in parallel, each survivorship-PIT-first. Two delivered real value, one</w:t>
+      </w:r>
+    </w:p>
+    <w:p>
+      <w:r>
+        <w:rPr>
+          <w:b w:val="0"/>
+        </w:rPr>
+        <w:t>a conditional candidate, one a clean reject:</w:t>
+      </w:r>
+    </w:p>
+    <w:p>
+      <w:pPr>
+        <w:pStyle w:val="ListBullet"/>
+      </w:pPr>
+      <w:r>
+        <w:rPr>
+          <w:b/>
+        </w:rPr>
+        <w:t>Pairs cadence map → HARDENING APPLIED (a live-config fix).</w:t>
+      </w:r>
+      <w:r>
+        <w:rPr>
+          <w:b w:val="0"/>
+        </w:rPr>
+        <w:t xml:space="preserve"> Gridded the WF across train/test/top_n on</w:t>
+      </w:r>
+    </w:p>
+    <w:p>
+      <w:r>
+        <w:rPr>
+          <w:b w:val="0"/>
+        </w:rPr>
+        <w:t xml:space="preserve">  the large-cap universe. The edge is </w:t>
+      </w:r>
+      <w:r>
+        <w:rPr>
+          <w:b/>
+        </w:rPr>
+        <w:t>robust to selection breadth</w:t>
+      </w:r>
+      <w:r>
+        <w:rPr>
+          <w:b w:val="0"/>
+        </w:rPr>
+        <w:t xml:space="preserve"> (top_n 6/10/15 → 0.79/0.83/0.86, all</w:t>
+      </w:r>
+    </w:p>
+    <w:p>
+      <w:r>
+        <w:rPr>
+          <w:b w:val="0"/>
+        </w:rPr>
+        <w:t xml:space="preserve">  stable) but </w:t>
+      </w:r>
+      <w:r>
+        <w:rPr>
+          <w:b/>
+        </w:rPr>
+        <w:t>fragile to the train (screen) window</w:t>
+      </w:r>
+      <w:r>
+        <w:rPr>
+          <w:b w:val="0"/>
+        </w:rPr>
+        <w:t xml:space="preserve">: train 252 → </w:t>
+      </w:r>
+      <w:r>
+        <w:rPr>
+          <w:b/>
+        </w:rPr>
+        <w:t>0.83</w:t>
+      </w:r>
+      <w:r>
+        <w:rPr>
+          <w:b w:val="0"/>
+        </w:rPr>
+        <w:t>, 315 → 0.30, **378 → −1.42</w:t>
+      </w:r>
+    </w:p>
+    <w:p>
+      <w:r>
+        <w:rPr>
+          <w:b w:val="0"/>
+        </w:rPr>
+        <w:t xml:space="preserve">  (inverts)</w:t>
+      </w:r>
+      <w:r>
+        <w:rPr>
+          <w:b/>
+        </w:rPr>
+        <w:t>. Test cadence: test=42 is the sweet spot (</w:t>
+      </w:r>
+      <w:r>
+        <w:rPr>
+          <w:b w:val="0"/>
+        </w:rPr>
+        <w:t>0.91**, H1 0.53 — far less regime-front-loaded</w:t>
+      </w:r>
+    </w:p>
+    <w:p>
+      <w:r>
+        <w:rPr>
+          <w:b w:val="0"/>
+        </w:rPr>
+        <w:t xml:space="preserve">  than the deployed 63's H1 0.27). **Decisive catch: the LIVE deploy was screening on `train=378` — the</w:t>
+      </w:r>
+    </w:p>
+    <w:p>
+      <w:r>
+        <w:rPr>
+          <w:b w:val="0"/>
+        </w:rPr>
+        <w:t xml:space="preserve">  −1.42 cadence.</w:t>
+      </w:r>
+      <w:r>
+        <w:rPr>
+          <w:b/>
+        </w:rPr>
+        <w:t xml:space="preserve"> Fixed `compute_pairs_book` + `deploy_pairs_paper` to </w:t>
+      </w:r>
+      <w:r>
+        <w:rPr>
+          <w:b w:val="0"/>
+        </w:rPr>
+        <w:t>train=252** (validated, robust</w:t>
+      </w:r>
+    </w:p>
+    <w:p>
+      <w:r>
+        <w:rPr>
+          <w:b w:val="0"/>
+        </w:rPr>
+        <w:t xml:space="preserve">  interior; the map says never lengthen, and avoid test≥126). The one deployed edge now runs on the</w:t>
+      </w:r>
+    </w:p>
+    <w:p>
+      <w:r>
+        <w:rPr>
+          <w:b w:val="0"/>
+        </w:rPr>
+        <w:t xml:space="preserve">  evidence-chosen cadence instead of a cliff. *(Data caveat: a flaky external-drive read jittered maxDD /</w:t>
+      </w:r>
+    </w:p>
+    <w:p>
+      <w:r>
+        <w:rPr>
+          <w:b w:val="0"/>
+        </w:rPr>
+        <w:t xml:space="preserve">  the 2024-slice but Sharpe + H1/H2 were identical across reads — the load-bearing signal is solid.)*</w:t>
+      </w:r>
+    </w:p>
+    <w:p>
+      <w:pPr>
+        <w:pStyle w:val="ListBullet"/>
+      </w:pPr>
+      <w:r>
+        <w:rPr>
+          <w:b/>
+        </w:rPr>
+        <w:t>Long-vol / convexity hedge → CANDIDATE, narrowly scoped.</w:t>
+      </w:r>
+      <w:r>
+        <w:rPr>
+          <w:b w:val="0"/>
+        </w:rPr>
+        <w:t xml:space="preserve"> A long-VXX sleeve pays **+1.2 to +1.9% on</w:t>
+      </w:r>
+    </w:p>
+    <w:p>
+      <w:r>
+        <w:rPr>
+          <w:b w:val="0"/>
+        </w:rPr>
+        <w:t xml:space="preserve">  the book's worst-10% days</w:t>
+      </w:r>
+      <w:r>
+        <w:rPr>
+          <w:b/>
+        </w:rPr>
+        <w:t xml:space="preserve"> (real, correctly-signed convexity) at −24 to −48%/yr carry. </w:t>
+      </w:r>
+      <w:r>
+        <w:rPr>
+          <w:b w:val="0"/>
+        </w:rPr>
+        <w:t>On pure pairs</w:t>
+      </w:r>
+    </w:p>
+    <w:p>
+      <w:r>
+        <w:rPr>
+          <w:b w:val="0"/>
+        </w:rPr>
+        <w:t xml:space="preserve">  it HURTS** at every weight (raises maxDD) — the pairs tail is a slow stat-arb grind, not a vol spike, so</w:t>
+      </w:r>
+    </w:p>
+    <w:p>
+      <w:r>
+        <w:rPr>
+          <w:b w:val="0"/>
+        </w:rPr>
+        <w:t xml:space="preserve">  the convexity never fires and the carry dominates. </w:t>
+      </w:r>
+      <w:r>
+        <w:rPr>
+          <w:b/>
+        </w:rPr>
+        <w:t>On the pairs+short-vol book</w:t>
+      </w:r>
+      <w:r>
+        <w:rPr>
+          <w:b w:val="0"/>
+        </w:rPr>
+        <w:t xml:space="preserve"> (the audit's</w:t>
+      </w:r>
+    </w:p>
+    <w:p>
+      <w:r>
+        <w:rPr>
+          <w:b w:val="0"/>
+        </w:rPr>
+        <w:t xml:space="preserve">  undiversified-tail concern) it clearly </w:t>
+      </w:r>
+      <w:r>
+        <w:rPr>
+          <w:b/>
+        </w:rPr>
+        <w:t>works</w:t>
+      </w:r>
+      <w:r>
+        <w:rPr>
+          <w:b w:val="0"/>
+        </w:rPr>
+        <w:t>: VXX 5% → Calmar 0.806→1.136, maxDD 9.6%→4.6% (−5pp),</w:t>
+      </w:r>
+    </w:p>
+    <w:p>
+      <w:r>
+        <w:rPr>
+          <w:b w:val="0"/>
+        </w:rPr>
+        <w:t xml:space="preserve">  Sharpe +0.06 — cuts the tail harder than the return. A *term-structure-managed* version (long-vol only</w:t>
+      </w:r>
+    </w:p>
+    <w:p>
+      <w:r>
+        <w:rPr>
+          <w:b w:val="0"/>
+        </w:rPr>
+        <w:t xml:space="preserve">  when VIXY/VIXM short-end is rich, ~24% of days) halves the carry. **Verdict: reserve it as the hedge for</w:t>
+      </w:r>
+    </w:p>
+    <w:p>
+      <w:r>
+        <w:rPr>
+          <w:b w:val="0"/>
+        </w:rPr>
+        <w:t xml:space="preserve">  short-vol IF short-vol is ever revived as a leg** (the audit downgraded short-vol to OBSERVE, so it's not</w:t>
+      </w:r>
+    </w:p>
+    <w:p>
+      <w:r>
+        <w:rPr>
+          <w:b w:val="0"/>
+        </w:rPr>
+        <w:t xml:space="preserve">  deployed today); do NOT bolt it onto pure pairs. The leg gate FAILS by design (a negative-carry hedge</w:t>
+      </w:r>
+    </w:p>
+    <w:p>
+      <w:r>
+        <w:rPr>
+          <w:b w:val="0"/>
+        </w:rPr>
+        <w:t xml:space="preserve">  can't pass a Sharpe-lift gate) — a hedge is judged on Calmar/maxDD, not lift.</w:t>
+      </w:r>
+    </w:p>
+    <w:p>
+      <w:pPr>
+        <w:pStyle w:val="ListBullet"/>
+      </w:pPr>
+      <w:r>
+        <w:rPr>
+          <w:b/>
+        </w:rPr>
+        <w:t>Regime overlay on pairs → REJECT.</w:t>
+      </w:r>
+      <w:r>
+        <w:rPr>
+          <w:b w:val="0"/>
+        </w:rPr>
+        <w:t xml:space="preserve"> Pairs lost in 2022 (−0.9), but that hole is a **concentrated</w:t>
+      </w:r>
+    </w:p>
+    <w:p>
+      <w:r>
+        <w:rPr>
+          <w:b w:val="0"/>
+        </w:rPr>
+        <w:t xml:space="preserve">  ~2-month event, not a trailing-regime-detectable state** — a no-lookahead overlay (trailing vol /</w:t>
+      </w:r>
+    </w:p>
+    <w:p>
+      <w:r>
+        <w:rPr>
+          <w:b w:val="0"/>
+        </w:rPr>
+        <w:t xml:space="preserve">  drawdown / dispersion) can't isolate it, and conditioning the book on its own favorable regime mostly</w:t>
+      </w:r>
+    </w:p>
+    <w:p>
+      <w:r>
+        <w:rPr>
+          <w:b w:val="0"/>
+        </w:rPr>
+        <w:t xml:space="preserve">  cuts exposure in the years pairs does *best* (net harm). Even a lookahead oracle (zero 2022 exposure)</w:t>
+      </w:r>
+    </w:p>
+    <w:p>
+      <w:r>
+        <w:rPr>
+          <w:b w:val="0"/>
+        </w:rPr>
+        <w:t xml:space="preserve">  only lifts full-sample Sharpe to 1.06. Keep the pairs book un-overlaid.</w:t>
+      </w:r>
+    </w:p>
+    <w:p>
+      <w:pPr>
+        <w:pStyle w:val="ListBullet"/>
+      </w:pPr>
+      <w:r>
+        <w:rPr>
+          <w:b w:val="0"/>
+        </w:rPr>
+        <w:t>*(Defensive low-beta hunt + the synthesis agent hit the session limit mid-run; defensive-low-beta is</w:t>
+      </w:r>
+    </w:p>
+    <w:p>
+      <w:r>
+        <w:rPr>
+          <w:b w:val="0"/>
+        </w:rPr>
+        <w:t xml:space="preserve">  queued to re-run.)*</w:t>
       </w:r>
     </w:p>
     <w:p>

--- a/docs/EDGE_CASE_STUDIES.docx
+++ b/docs/EDGE_CASE_STUDIES.docx
@@ -19014,6 +19014,257 @@
           <w:b w:val="0"/>
         </w:rPr>
         <w:t xml:space="preserve">  program has found all along.</w:t>
+      </w:r>
+    </w:p>
+    <w:p>
+      <w:pPr>
+        <w:pStyle w:val="Heading2"/>
+      </w:pPr>
+      <w:r>
+        <w:t>Case 55 — PEAD 3rd-leg hunt, definitive re-test ❌ (fresh-symbol holdout kills it a 3rd time; data-gated)</w:t>
+      </w:r>
+    </w:p>
+    <w:p>
+      <w:r>
+        <w:rPr>
+          <w:b w:val="0"/>
+        </w:rPr>
+        <w:t>The requested 3rd-leg hunt. PEAD was rejected twice before (surprise-PEAD → adverse-selection borrow,</w:t>
+      </w:r>
+    </w:p>
+    <w:p>
+      <w:r>
+        <w:rPr>
+          <w:b w:val="0"/>
+        </w:rPr>
+        <w:t>Case 14; EAR-PEAD → fresh-symbol holdout, Case 18). Re-ran the strongest variants through the *full</w:t>
+      </w:r>
+    </w:p>
+    <w:p>
+      <w:r>
+        <w:rPr>
+          <w:b w:val="0"/>
+        </w:rPr>
+        <w:t>post-audit gauntlet* (adverse borrow · fresh-symbol holdout · per-year + 2024+ · the second-leg gate vs</w:t>
+      </w:r>
+    </w:p>
+    <w:p>
+      <w:r>
+        <w:rPr>
+          <w:b w:val="0"/>
+        </w:rPr>
+        <w:t xml:space="preserve">the cadence-fixed pairs book) on the available data — earnings are </w:t>
+      </w:r>
+      <w:r>
+        <w:rPr>
+          <w:b/>
+        </w:rPr>
+        <w:t>hard data-gated at 40/195</w:t>
+      </w:r>
+      <w:r>
+        <w:rPr>
+          <w:b w:val="0"/>
+        </w:rPr>
+        <w:t xml:space="preserve"> (AV free</w:t>
+      </w:r>
+    </w:p>
+    <w:p>
+      <w:r>
+        <w:rPr>
+          <w:b w:val="0"/>
+        </w:rPr>
+        <w:t>tier now rate-limits immediately; full breadth needs a premium key or Finnhub).</w:t>
+      </w:r>
+    </w:p>
+    <w:p>
+      <w:pPr>
+        <w:pStyle w:val="ListBullet"/>
+      </w:pPr>
+      <w:r>
+        <w:rPr>
+          <w:b/>
+        </w:rPr>
+        <w:t>EAR-PEAD (beta-hedged, trailing-beta index short — the borrow-free form): REJECT.</w:t>
+      </w:r>
+      <w:r>
+        <w:rPr>
+          <w:b w:val="0"/>
+        </w:rPr>
+        <w:t xml:space="preserve"> It clears **all</w:t>
+      </w:r>
+    </w:p>
+    <w:p>
+      <w:r>
+        <w:rPr>
+          <w:b w:val="0"/>
+        </w:rPr>
+        <w:t xml:space="preserve">  five leg-gate checks** (ρ=−0.01, lift +0.23, robust LOO, partial-year-safe), is positive across</w:t>
+      </w:r>
+    </w:p>
+    <w:p>
+      <w:r>
+        <w:rPr>
+          <w:b w:val="0"/>
+        </w:rPr>
+        <w:t xml:space="preserve">  per-year, and is positive on the </w:t>
+      </w:r>
+      <w:r>
+        <w:rPr>
+          <w:b/>
+        </w:rPr>
+        <w:t>2024+ slice (+0.58)</w:t>
+      </w:r>
+      <w:r>
+        <w:rPr>
+          <w:b w:val="0"/>
+        </w:rPr>
+        <w:t xml:space="preserve"> — yet the **fresh-symbol holdout is NEGATIVE</w:t>
+      </w:r>
+    </w:p>
+    <w:p>
+      <w:r>
+        <w:rPr>
+          <w:b w:val="0"/>
+        </w:rPr>
+        <w:t xml:space="preserve">  (−0.22 at thr1, −0.64 at thr2)** on the 19 disjoint names. Same signature as Case 18 (−0.52) and reversal</w:t>
+      </w:r>
+    </w:p>
+    <w:p>
+      <w:r>
+        <w:rPr>
+          <w:b w:val="0"/>
+        </w:rPr>
+        <w:t xml:space="preserve">  (Case 53): leg-gate-clean, out-of-universe-dead. It's specific to the 40 mega-caps it's fit on.</w:t>
+      </w:r>
+    </w:p>
+    <w:p>
+      <w:pPr>
+        <w:pStyle w:val="ListBullet"/>
+      </w:pPr>
+      <w:r>
+        <w:rPr>
+          <w:b/>
+        </w:rPr>
+        <w:t>Surprise-PEAD L/S survives adverse borrow (+0.65) — but it's BETA, not alpha.</w:t>
+      </w:r>
+      <w:r>
+        <w:rPr>
+          <w:b w:val="0"/>
+        </w:rPr>
+        <w:t xml:space="preserve"> Flat-borrow +0.98 →</w:t>
+      </w:r>
+    </w:p>
+    <w:p>
+      <w:r>
+        <w:rPr>
+          <w:b w:val="0"/>
+        </w:rPr>
+        <w:t xml:space="preserve">  adverse +0.65 looks like survival, but the </w:t>
+      </w:r>
+      <w:r>
+        <w:rPr>
+          <w:b/>
+        </w:rPr>
+        <w:t>short leg alone is −0.34</w:t>
+      </w:r>
+      <w:r>
+        <w:rPr>
+          <w:b w:val="0"/>
+        </w:rPr>
+        <w:t xml:space="preserve"> (a loser), so the dollar-neutral</w:t>
+      </w:r>
+    </w:p>
+    <w:p>
+      <w:r>
+        <w:rPr>
+          <w:b w:val="0"/>
+        </w:rPr>
+        <w:t xml:space="preserve">  L/S is carried entirely by the long (post-beat) leg = bull-market beta. Not a clean market-neutral</w:t>
+      </w:r>
+    </w:p>
+    <w:p>
+      <w:r>
+        <w:rPr>
+          <w:b w:val="0"/>
+        </w:rPr>
+        <w:t xml:space="preserve">  diversifier; consistent with Case 14's "the apparent edge is the long beta leg."</w:t>
+      </w:r>
+    </w:p>
+    <w:p>
+      <w:pPr>
+        <w:pStyle w:val="ListBullet"/>
+      </w:pPr>
+      <w:r>
+        <w:rPr>
+          <w:b/>
+        </w:rPr>
+        <w:t>Verdict.</w:t>
+      </w:r>
+      <w:r>
+        <w:rPr>
+          <w:b w:val="0"/>
+        </w:rPr>
+        <w:t xml:space="preserve"> ❌ </w:t>
+      </w:r>
+      <w:r>
+        <w:rPr>
+          <w:b/>
+        </w:rPr>
+        <w:t>PEAD is not the 3rd leg</w:t>
+      </w:r>
+      <w:r>
+        <w:rPr>
+          <w:b w:val="0"/>
+        </w:rPr>
+        <w:t xml:space="preserve"> — three rejections now, the decisive one being the</w:t>
+      </w:r>
+    </w:p>
+    <w:p>
+      <w:r>
+        <w:rPr>
+          <w:b w:val="0"/>
+        </w:rPr>
+        <w:t xml:space="preserve">  fresh-symbol holdout (the out-of-universe bar that has caught value, EAR-PEAD ×3, accruals, the momentum</w:t>
+      </w:r>
+    </w:p>
+    <w:p>
+      <w:r>
+        <w:rPr>
+          <w:b w:val="0"/>
+        </w:rPr>
+        <w:t xml:space="preserve">  cherry-pick, and reversal). The recurring methodology point, paid for again: **the leg gate is necessary</w:t>
+      </w:r>
+    </w:p>
+    <w:p>
+      <w:r>
+        <w:rPr>
+          <w:b w:val="0"/>
+        </w:rPr>
+        <w:t xml:space="preserve">  but not sufficient; the out-of-universe holdout is the decisive bar.** EAR-PEAD passing all 5 gate checks</w:t>
+      </w:r>
+    </w:p>
+    <w:p>
+      <w:r>
+        <w:rPr>
+          <w:b w:val="0"/>
+        </w:rPr>
+        <w:t xml:space="preserve">  + 2024+ and STILL failing the fresh holdout is the cleanest demonstration yet. *(Data caveat: a</w:t>
+      </w:r>
+    </w:p>
+    <w:p>
+      <w:r>
+        <w:rPr>
+          <w:b w:val="0"/>
+        </w:rPr>
+        <w:t xml:space="preserve">  definitive full-breadth verdict needs the 195-name earnings, which is blocked on AV's free tier.)*</w:t>
+      </w:r>
+    </w:p>
+    <w:p>
+      <w:r>
+        <w:rPr>
+          <w:b w:val="0"/>
+        </w:rPr>
+        <w:t xml:space="preserve">  Scoreboard unchanged: one thin regime-dependent edge (pairs).</w:t>
       </w:r>
     </w:p>
     <w:p>

--- a/docs/EDGE_CASE_STUDIES.docx
+++ b/docs/EDGE_CASE_STUDIES.docx
@@ -2574,6 +2574,297 @@
                 <w:b w:val="0"/>
               </w:rPr>
               <w:t xml:space="preserve"> — excluding financials cleans accruals in-sample but doesn't fix its out-of-universe failure</w:t>
+            </w:r>
+          </w:p>
+        </w:tc>
+      </w:tr>
+      <w:tr>
+        <w:tc>
+          <w:tcPr>
+            <w:tcW w:type="dxa" w:w="1728"/>
+          </w:tcPr>
+          <w:p>
+            <w:r>
+              <w:rPr>
+                <w:b w:val="0"/>
+              </w:rPr>
+              <w:t>36</w:t>
+            </w:r>
+          </w:p>
+        </w:tc>
+        <w:tc>
+          <w:tcPr>
+            <w:tcW w:type="dxa" w:w="1728"/>
+          </w:tcPr>
+          <w:p>
+            <w:r>
+              <w:rPr>
+                <w:b/>
+              </w:rPr>
+              <w:t>Published formulaic-alpha zoo</w:t>
+            </w:r>
+            <w:r>
+              <w:rPr>
+                <w:b w:val="0"/>
+              </w:rPr>
+              <w:t xml:space="preserve"> (Alpha101 / Alpha158 / GTJA191, 21 de-collinearized family reps)</w:t>
+            </w:r>
+          </w:p>
+        </w:tc>
+        <w:tc>
+          <w:tcPr>
+            <w:tcW w:type="dxa" w:w="1728"/>
+          </w:tcPr>
+          <w:p>
+            <w:r>
+              <w:rPr>
+                <w:b w:val="0"/>
+              </w:rPr>
+              <w:t>Microstructure MN</w:t>
+            </w:r>
+          </w:p>
+        </w:tc>
+        <w:tc>
+          <w:tcPr>
+            <w:tcW w:type="dxa" w:w="1728"/>
+          </w:tcPr>
+          <w:p>
+            <w:r>
+              <w:rPr>
+                <w:b w:val="0"/>
+              </w:rPr>
+              <w:t xml:space="preserve">best DSR </w:t>
+            </w:r>
+            <w:r>
+              <w:rPr>
+                <w:b/>
+              </w:rPr>
+              <w:t>0.596</w:t>
+            </w:r>
+            <w:r>
+              <w:rPr>
+                <w:b w:val="0"/>
+              </w:rPr>
+              <w:t xml:space="preserve"> (gate 0.90), </w:t>
+            </w:r>
+            <w:r>
+              <w:rPr>
+                <w:b/>
+              </w:rPr>
+              <w:t>0/21 pass Bonferroni</w:t>
+            </w:r>
+            <w:r>
+              <w:rPr>
+                <w:b w:val="0"/>
+              </w:rPr>
+              <w:t>; in-sample/OOS winners INVERT on fresh symbols (gap-reversal +1.29→−0.16, intraday +1.01→−0.77)</w:t>
+            </w:r>
+          </w:p>
+        </w:tc>
+        <w:tc>
+          <w:tcPr>
+            <w:tcW w:type="dxa" w:w="1728"/>
+          </w:tcPr>
+          <w:p>
+            <w:r>
+              <w:rPr>
+                <w:b w:val="0"/>
+              </w:rPr>
+              <w:t xml:space="preserve">❌ </w:t>
+            </w:r>
+            <w:r>
+              <w:rPr>
+                <w:b/>
+              </w:rPr>
+              <w:t>DEBUNKED</w:t>
+            </w:r>
+            <w:r>
+              <w:rPr>
+                <w:b w:val="0"/>
+              </w:rPr>
+              <w:t xml:space="preserve"> (Case 56) — the famous 101/158/191 libraries collapse on our venue exactly like value/momentum/seasonality</w:t>
+            </w:r>
+          </w:p>
+        </w:tc>
+      </w:tr>
+      <w:tr>
+        <w:tc>
+          <w:tcPr>
+            <w:tcW w:type="dxa" w:w="1728"/>
+          </w:tcPr>
+          <w:p>
+            <w:r>
+              <w:rPr>
+                <w:b w:val="0"/>
+              </w:rPr>
+              <w:t>37</w:t>
+            </w:r>
+          </w:p>
+        </w:tc>
+        <w:tc>
+          <w:tcPr>
+            <w:tcW w:type="dxa" w:w="1728"/>
+          </w:tcPr>
+          <w:p>
+            <w:r>
+              <w:rPr>
+                <w:b/>
+              </w:rPr>
+              <w:t>Pairs OU-refinement</w:t>
+            </w:r>
+            <w:r>
+              <w:rPr>
+                <w:b w:val="0"/>
+              </w:rPr>
+              <w:t xml:space="preserve"> (cost-calibrated entry-z + OU-proportional sizing)</w:t>
+            </w:r>
+          </w:p>
+        </w:tc>
+        <w:tc>
+          <w:tcPr>
+            <w:tcW w:type="dxa" w:w="1728"/>
+          </w:tcPr>
+          <w:p>
+            <w:r>
+              <w:rPr>
+                <w:b w:val="0"/>
+              </w:rPr>
+              <w:t>MN hardening</w:t>
+            </w:r>
+          </w:p>
+        </w:tc>
+        <w:tc>
+          <w:tcPr>
+            <w:tcW w:type="dxa" w:w="1728"/>
+          </w:tcPr>
+          <w:p>
+            <w:r>
+              <w:rPr>
+                <w:b/>
+              </w:rPr>
+              <w:t>INERT</w:t>
+            </w:r>
+            <w:r>
+              <w:rPr>
+                <w:b w:val="0"/>
+              </w:rPr>
+              <w:t xml:space="preserve"> at ≤~20bps — bit-identical to the validated baseline (0.83); the `regime_monitor` variant DESTROYS the edge (0.83→−0.32)</w:t>
+            </w:r>
+          </w:p>
+        </w:tc>
+        <w:tc>
+          <w:tcPr>
+            <w:tcW w:type="dxa" w:w="1728"/>
+          </w:tcPr>
+          <w:p>
+            <w:r>
+              <w:rPr>
+                <w:b w:val="0"/>
+              </w:rPr>
+              <w:t xml:space="preserve">❌ </w:t>
+            </w:r>
+            <w:r>
+              <w:rPr>
+                <w:b/>
+              </w:rPr>
+              <w:t>No improvement</w:t>
+            </w:r>
+            <w:r>
+              <w:rPr>
+                <w:b w:val="0"/>
+              </w:rPr>
+              <w:t xml:space="preserve"> (Case 56) — nothing to commit; footgun flagged in source</w:t>
+            </w:r>
+          </w:p>
+        </w:tc>
+      </w:tr>
+      <w:tr>
+        <w:tc>
+          <w:tcPr>
+            <w:tcW w:type="dxa" w:w="1728"/>
+          </w:tcPr>
+          <w:p>
+            <w:r>
+              <w:rPr>
+                <w:b w:val="0"/>
+              </w:rPr>
+              <w:t>38</w:t>
+            </w:r>
+          </w:p>
+        </w:tc>
+        <w:tc>
+          <w:tcPr>
+            <w:tcW w:type="dxa" w:w="1728"/>
+          </w:tcPr>
+          <w:p>
+            <w:r>
+              <w:rPr>
+                <w:b/>
+              </w:rPr>
+              <w:t>Defensive low-beta / BAB</w:t>
+            </w:r>
+          </w:p>
+        </w:tc>
+        <w:tc>
+          <w:tcPr>
+            <w:tcW w:type="dxa" w:w="1728"/>
+          </w:tcPr>
+          <w:p>
+            <w:r>
+              <w:rPr>
+                <w:b w:val="0"/>
+              </w:rPr>
+              <w:t>Factor long-short</w:t>
+            </w:r>
+          </w:p>
+        </w:tc>
+        <w:tc>
+          <w:tcPr>
+            <w:tcW w:type="dxa" w:w="1728"/>
+          </w:tcPr>
+          <w:p>
+            <w:r>
+              <w:rPr>
+                <w:b w:val="0"/>
+              </w:rPr>
+              <w:t xml:space="preserve">defensive (long-low-β) BAB Sharpe </w:t>
+            </w:r>
+            <w:r>
+              <w:rPr>
+                <w:b/>
+              </w:rPr>
+              <w:t>−1.06</w:t>
+            </w:r>
+            <w:r>
+              <w:rPr>
+                <w:b w:val="0"/>
+              </w:rPr>
+              <w:t xml:space="preserve"> (a loser); only the reverse (long-high-β) is positive (+1.05) and is pure beta (β to SPY −0.65)</w:t>
+            </w:r>
+          </w:p>
+        </w:tc>
+        <w:tc>
+          <w:tcPr>
+            <w:tcW w:type="dxa" w:w="1728"/>
+          </w:tcPr>
+          <w:p>
+            <w:r>
+              <w:rPr>
+                <w:b w:val="0"/>
+              </w:rPr>
+              <w:t xml:space="preserve">❌ </w:t>
+            </w:r>
+            <w:r>
+              <w:rPr>
+                <w:b/>
+              </w:rPr>
+              <w:t>reject_beta</w:t>
+            </w:r>
+            <w:r>
+              <w:rPr>
+                <w:b w:val="0"/>
+              </w:rPr>
+              <w:t xml:space="preserve"> (Case 56) — dampened market exposure, not alpha</w:t>
             </w:r>
           </w:p>
         </w:tc>
@@ -19014,6 +19305,685 @@
           <w:b w:val="0"/>
         </w:rPr>
         <w:t xml:space="preserve">  program has found all along.</w:t>
+      </w:r>
+    </w:p>
+    <w:p>
+      <w:pPr>
+        <w:pStyle w:val="Heading2"/>
+      </w:pPr>
+      <w:r>
+        <w:t>Case 56 — Three negatives in one gauntlet: the formulaic-alpha zoo, the pairs OU-refinement, defensive low-beta ❌❌❌</w:t>
+      </w:r>
+    </w:p>
+    <w:p>
+      <w:r>
+        <w:rPr>
+          <w:b w:val="0"/>
+        </w:rPr>
+        <w:t xml:space="preserve">A 4-agent honest-gauntlet sweep of the </w:t>
+      </w:r>
+      <w:r>
+        <w:rPr>
+          <w:b/>
+        </w:rPr>
+        <w:t>uncommitted, unvalidated work</w:t>
+      </w:r>
+      <w:r>
+        <w:rPr>
+          <w:b w:val="0"/>
+        </w:rPr>
+        <w:t xml:space="preserve"> sitting in the repo — built but never run</w:t>
+      </w:r>
+    </w:p>
+    <w:p>
+      <w:r>
+        <w:rPr>
+          <w:b w:val="0"/>
+        </w:rPr>
+        <w:t>through the bar. Three independent candidates, one shared lookahead audit. Every one rejected on a *different* honest</w:t>
+      </w:r>
+    </w:p>
+    <w:p>
+      <w:r>
+        <w:rPr>
+          <w:b w:val="0"/>
+        </w:rPr>
+        <w:t>gate; the scoreboard holds at one thin edge (pairs). This is the harness doing its job — the value is rejecting cheaply.</w:t>
+      </w:r>
+    </w:p>
+    <w:p>
+      <w:pPr>
+        <w:pStyle w:val="ListBullet"/>
+      </w:pPr>
+      <w:r>
+        <w:rPr>
+          <w:b/>
+        </w:rPr>
+        <w:t>The published formulaic-alpha zoo — DEBUNKED.</w:t>
+      </w:r>
+      <w:r>
+        <w:rPr>
+          <w:b w:val="0"/>
+        </w:rPr>
+        <w:t xml:space="preserve"> `alpha101.py` implements 21 *de-collinearized family</w:t>
+      </w:r>
+    </w:p>
+    <w:p>
+      <w:r>
+        <w:rPr>
+          <w:b w:val="0"/>
+        </w:rPr>
+        <w:t xml:space="preserve">  representatives* of the Kakushadze </w:t>
+      </w:r>
+      <w:r>
+        <w:rPr>
+          <w:b/>
+        </w:rPr>
+        <w:t>Alpha101</w:t>
+      </w:r>
+      <w:r>
+        <w:rPr>
+          <w:b w:val="0"/>
+        </w:rPr>
+        <w:t xml:space="preserve"> library and the overlapping </w:t>
+      </w:r>
+      <w:r>
+        <w:rPr>
+          <w:b/>
+        </w:rPr>
+        <w:t>Alpha158/Qlib158</w:t>
+      </w:r>
+      <w:r>
+        <w:rPr>
+          <w:b w:val="0"/>
+        </w:rPr>
+        <w:t xml:space="preserve"> and </w:t>
+      </w:r>
+      <w:r>
+        <w:rPr>
+          <w:b/>
+        </w:rPr>
+        <w:t>GTJA191</w:t>
+      </w:r>
+      <w:r>
+        <w:rPr>
+          <w:b w:val="0"/>
+        </w:rPr>
+        <w:t xml:space="preserve"> sets</w:t>
+      </w:r>
+    </w:p>
+    <w:p>
+      <w:r>
+        <w:rPr>
+          <w:b w:val="0"/>
+        </w:rPr>
+        <w:t xml:space="preserve">  (one clean representative per microstructure family — rank-reversal, price-volume corr, decay-momentum, K-bar</w:t>
+      </w:r>
+    </w:p>
+    <w:p>
+      <w:r>
+        <w:rPr>
+          <w:b w:val="0"/>
+        </w:rPr>
+        <w:t xml:space="preserve">  microstructure, returns-vol — so the test covers the *class*, not 450 near-clones). Run through the same bar the rest</w:t>
+      </w:r>
+    </w:p>
+    <w:p>
+      <w:r>
+        <w:rPr>
+          <w:b w:val="0"/>
+        </w:rPr>
+        <w:t xml:space="preserve">  of the zoo faced (main 194-sym universe + </w:t>
+      </w:r>
+      <w:r>
+        <w:rPr>
+          <w:b/>
+        </w:rPr>
+        <w:t>disjoint 30-sym fresh-symbol holdout</w:t>
+      </w:r>
+      <w:r>
+        <w:rPr>
+          <w:b w:val="0"/>
+        </w:rPr>
+        <w:t xml:space="preserve"> + 70/30 OOS + per-year + 2bps cost</w:t>
+      </w:r>
+    </w:p>
+    <w:p>
+      <w:r>
+        <w:rPr>
+          <w:b w:val="0"/>
+        </w:rPr>
+        <w:t xml:space="preserve">  + Deflated Sharpe with n_trials=21 + an explicit Bonferroni PSR≥0.9976): </w:t>
+      </w:r>
+      <w:r>
+        <w:rPr>
+          <w:b/>
+        </w:rPr>
+        <w:t>all 21 rejected.</w:t>
+      </w:r>
+      <w:r>
+        <w:rPr>
+          <w:b w:val="0"/>
+        </w:rPr>
+        <w:t xml:space="preserve"> The best factor</w:t>
+      </w:r>
+    </w:p>
+    <w:p>
+      <w:r>
+        <w:rPr>
+          <w:b w:val="0"/>
+        </w:rPr>
+        <w:t xml:space="preserve">  (`A_a4_tsrank_low`) tops out at </w:t>
+      </w:r>
+      <w:r>
+        <w:rPr>
+          <w:b/>
+        </w:rPr>
+        <w:t>DSR 0.596</w:t>
+      </w:r>
+      <w:r>
+        <w:rPr>
+          <w:b w:val="0"/>
+        </w:rPr>
+        <w:t xml:space="preserve"> — far below the 0.90 gate — and 0/21 clear Bonferroni. The headline is</w:t>
+      </w:r>
+    </w:p>
+    <w:p>
+      <w:r>
+        <w:rPr>
+          <w:b w:val="0"/>
+        </w:rPr>
+        <w:t xml:space="preserve">  the </w:t>
+      </w:r>
+      <w:r>
+        <w:rPr>
+          <w:b/>
+        </w:rPr>
+        <w:t>out-of-universe inversion</w:t>
+      </w:r>
+      <w:r>
+        <w:rPr>
+          <w:b w:val="0"/>
+        </w:rPr>
+        <w:t>: the factors that looked strongest in-sample flip sign on never-seen symbols</w:t>
+      </w:r>
+    </w:p>
+    <w:p>
+      <w:r>
+        <w:rPr>
+          <w:b w:val="0"/>
+        </w:rPr>
+        <w:t xml:space="preserve">  (`gap_reversal` OOS </w:t>
+      </w:r>
+      <w:r>
+        <w:rPr>
+          <w:b/>
+        </w:rPr>
+        <w:t>+1.29 → fresh −0.16</w:t>
+      </w:r>
+      <w:r>
+        <w:rPr>
+          <w:b w:val="0"/>
+        </w:rPr>
+        <w:t xml:space="preserve">; `intraday` OOS </w:t>
+      </w:r>
+      <w:r>
+        <w:rPr>
+          <w:b/>
+        </w:rPr>
+        <w:t>+1.01 → fresh −0.77</w:t>
+      </w:r>
+      <w:r>
+        <w:rPr>
+          <w:b w:val="0"/>
+        </w:rPr>
+        <w:t>). High in-sample/OOS Sharpe is</w:t>
+      </w:r>
+    </w:p>
+    <w:p>
+      <w:r>
+        <w:rPr>
+          <w:b w:val="0"/>
+        </w:rPr>
+        <w:t xml:space="preserve">  pure overfit to the *selection universe*. The famous "101/158/191 alphas" collapse on our venue exactly like value,</w:t>
+      </w:r>
+    </w:p>
+    <w:p>
+      <w:r>
+        <w:rPr>
+          <w:b w:val="0"/>
+        </w:rPr>
+        <w:t xml:space="preserve">  momentum, and seasonality did. *(Confirmed lookahead-clean — see audit below.)*</w:t>
+      </w:r>
+    </w:p>
+    <w:p>
+      <w:pPr>
+        <w:pStyle w:val="ListBullet"/>
+      </w:pPr>
+      <w:r>
+        <w:rPr>
+          <w:b/>
+        </w:rPr>
+        <w:t>Lookahead audit — clean, but caught a real correctness bug.</w:t>
+      </w:r>
+      <w:r>
+        <w:rPr>
+          <w:b w:val="0"/>
+        </w:rPr>
+        <w:t xml:space="preserve"> An adversarial audit verified </w:t>
+      </w:r>
+      <w:r>
+        <w:rPr>
+          <w:b/>
+        </w:rPr>
+        <w:t>no look-ahead</w:t>
+      </w:r>
+      <w:r>
+        <w:rPr>
+          <w:b w:val="0"/>
+        </w:rPr>
+        <w:t xml:space="preserve"> in any</w:t>
+      </w:r>
+    </w:p>
+    <w:p>
+      <w:r>
+        <w:rPr>
+          <w:b w:val="0"/>
+        </w:rPr>
+        <w:t xml:space="preserve">  of the 21 builders — confirmed *empirically* by corrupting day T-1's OHLCV and checking every earlier signal row stays</w:t>
+      </w:r>
+    </w:p>
+    <w:p>
+      <w:r>
+        <w:rPr>
+          <w:b w:val="0"/>
+        </w:rPr>
+        <w:t xml:space="preserve">  byte-identical (no builder reads a future index), plus the engine's strict </w:t>
+      </w:r>
+      <w:r>
+        <w:rPr>
+          <w:b/>
+        </w:rPr>
+        <w:t>1-bar lag</w:t>
+      </w:r>
+      <w:r>
+        <w:rPr>
+          <w:b w:val="0"/>
+        </w:rPr>
+        <w:t xml:space="preserve"> (trade on `signal[t-1]`, earn</w:t>
+      </w:r>
+    </w:p>
+    <w:p>
+      <w:r>
+        <w:rPr>
+          <w:b w:val="0"/>
+        </w:rPr>
+        <w:t xml:space="preserve">  `ret[t]`, no same-bar close fill). It did find one genuine bug: `_decay_linear` had its weights </w:t>
+      </w:r>
+      <w:r>
+        <w:rPr>
+          <w:b/>
+        </w:rPr>
+        <w:t>inverted</w:t>
+      </w:r>
+    </w:p>
+    <w:p>
+      <w:r>
+        <w:rPr>
+          <w:b w:val="0"/>
+        </w:rPr>
+        <w:t xml:space="preserve">  (`arange(d,0,-1)` put the *heaviest* weight on the *oldest* day — an anti-decay filter), mislabeling which momentum</w:t>
+      </w:r>
+    </w:p>
+    <w:p>
+      <w:r>
+        <w:rPr>
+          <w:b w:val="0"/>
+        </w:rPr>
+        <w:t xml:space="preserve">  variant `decay_mom` tested. </w:t>
+      </w:r>
+      <w:r>
+        <w:rPr>
+          <w:b/>
+        </w:rPr>
+        <w:t>Fixed</w:t>
+      </w:r>
+      <w:r>
+        <w:rPr>
+          <w:b w:val="0"/>
+        </w:rPr>
+        <w:t xml:space="preserve"> (recent-heavy `arange(1,d+1)`); the verdict is unchanged (recent-weighted decay</w:t>
+      </w:r>
+    </w:p>
+    <w:p>
+      <w:r>
+        <w:rPr>
+          <w:b w:val="0"/>
+        </w:rPr>
+        <w:t xml:space="preserve">  momentum is still momentum = beta, already debunked, and `decay_mom` did not survive either way). *No survivor was ever</w:t>
+      </w:r>
+    </w:p>
+    <w:p>
+      <w:r>
+        <w:rPr>
+          <w:b w:val="0"/>
+        </w:rPr>
+        <w:t xml:space="preserve">  manufactured by a bug — the gauntlet's no-lookahead guarantee holds.*</w:t>
+      </w:r>
+    </w:p>
+    <w:p>
+      <w:pPr>
+        <w:pStyle w:val="ListBullet"/>
+      </w:pPr>
+      <w:r>
+        <w:rPr>
+          <w:b/>
+        </w:rPr>
+        <w:t>Pairs OU-refinement — INERT, nothing to commit.</w:t>
+      </w:r>
+      <w:r>
+        <w:rPr>
+          <w:b w:val="0"/>
+        </w:rPr>
+        <w:t xml:space="preserve"> The uncommitted `cost_cal_entry` (per-pair</w:t>
+      </w:r>
+    </w:p>
+    <w:p>
+      <w:r>
+        <w:rPr>
+          <w:b w:val="0"/>
+        </w:rPr>
+        <w:t xml:space="preserve">  `act_entry_z = max(entry_z, 4·cost_frac/ou_std)`) + `ou_sizing` (leg ∝ `min(|z|/act_entry_z, 1)`) refinement to the</w:t>
+      </w:r>
+    </w:p>
+    <w:p>
+      <w:r>
+        <w:rPr>
+          <w:b w:val="0"/>
+        </w:rPr>
+        <w:t xml:space="preserve">  *one real edge* produces </w:t>
+      </w:r>
+      <w:r>
+        <w:rPr>
+          <w:b/>
+        </w:rPr>
+        <w:t>bit-for-bit identical</w:t>
+      </w:r>
+      <w:r>
+        <w:rPr>
+          <w:b w:val="0"/>
+        </w:rPr>
+        <w:t xml:space="preserve"> daily returns to the validated baseline (WF 0.83, −5.5% DD) on both</w:t>
+      </w:r>
+    </w:p>
+    <w:p>
+      <w:r>
+        <w:rPr>
+          <w:b w:val="0"/>
+        </w:rPr>
+        <w:t xml:space="preserve">  the fitted large-cap set AND a disjoint mid-cap holdout — each flag alone and together, to &lt;1e-12. Root cause</w:t>
+      </w:r>
+    </w:p>
+    <w:p>
+      <w:r>
+        <w:rPr>
+          <w:b w:val="0"/>
+        </w:rPr>
+        <w:t xml:space="preserve">  (instrumented): at 2bps, `4·cost_frac = 0.0008` while the log-price spread `ou_std ≈ 0.02–0.15`, so the cost-floor</w:t>
+      </w:r>
+    </w:p>
+    <w:p>
+      <w:r>
+        <w:rPr>
+          <w:b w:val="0"/>
+        </w:rPr>
+        <w:t xml:space="preserve">  `0.0008/ou_std` is always ≪ `entry_z = 2.0` → `act_entry_z = 2.0` always → zero pairs skipped, no reshape. The flags</w:t>
+      </w:r>
+    </w:p>
+    <w:p>
+      <w:r>
+        <w:rPr>
+          <w:b w:val="0"/>
+        </w:rPr>
+        <w:t xml:space="preserve">  would only bind at </w:t>
+      </w:r>
+      <w:r>
+        <w:rPr>
+          <w:b/>
+        </w:rPr>
+        <w:t>&gt;~20bps cost or far tighter spreads</w:t>
+      </w:r>
+      <w:r>
+        <w:rPr>
+          <w:b w:val="0"/>
+        </w:rPr>
+        <w:t>. Lookahead-clean (act_entry_z from a TRAIN-only OU fit;</w:t>
+      </w:r>
+    </w:p>
+    <w:p>
+      <w:r>
+        <w:rPr>
+          <w:b w:val="0"/>
+        </w:rPr>
+        <w:t xml:space="preserve">  ou_sizing from trailing z; hedge fit on TRAIN). </w:t>
+      </w:r>
+      <w:r>
+        <w:rPr>
+          <w:b/>
+        </w:rPr>
+        <w:t>No improvement to the deployed basket.</w:t>
+      </w:r>
+      <w:r>
+        <w:rPr>
+          <w:b w:val="0"/>
+        </w:rPr>
+        <w:t xml:space="preserve"> The co-tested</w:t>
+      </w:r>
+    </w:p>
+    <w:p>
+      <w:r>
+        <w:rPr>
+          <w:b w:val="0"/>
+        </w:rPr>
+        <w:t xml:space="preserve">  `regime_monitor` overlay is worse than inert — it </w:t>
+      </w:r>
+      <w:r>
+        <w:rPr>
+          <w:b/>
+        </w:rPr>
+        <w:t>DESTROYS</w:t>
+      </w:r>
+      <w:r>
+        <w:rPr>
+          <w:b w:val="0"/>
+        </w:rPr>
+        <w:t xml:space="preserve"> the edge (WF 0.83 → </w:t>
+      </w:r>
+      <w:r>
+        <w:rPr>
+          <w:b/>
+        </w:rPr>
+        <w:t>−0.32</w:t>
+      </w:r>
+      <w:r>
+        <w:rPr>
+          <w:b w:val="0"/>
+        </w:rPr>
+        <w:t>, ret +14.9% → −1.1%): the</w:t>
+      </w:r>
+    </w:p>
+    <w:p>
+      <w:r>
+        <w:rPr>
+          <w:b w:val="0"/>
+        </w:rPr>
+        <w:t xml:space="preserve">  rolling-ADF gate flattens pairs exactly when the spread mean-reverts hardest. Both kept default-OFF; the footgun is now</w:t>
+      </w:r>
+    </w:p>
+    <w:p>
+      <w:r>
+        <w:rPr>
+          <w:b w:val="0"/>
+        </w:rPr>
+        <w:t xml:space="preserve">  loudly labeled in `pairs.py`.</w:t>
+      </w:r>
+    </w:p>
+    <w:p>
+      <w:pPr>
+        <w:pStyle w:val="ListBullet"/>
+      </w:pPr>
+      <w:r>
+        <w:rPr>
+          <w:b/>
+        </w:rPr>
+        <w:t>Defensive low-beta — reject_beta.</w:t>
+      </w:r>
+      <w:r>
+        <w:rPr>
+          <w:b w:val="0"/>
+        </w:rPr>
+        <w:t xml:space="preserve"> Classic Betting-Against-Beta (long-low-β / short-high-β) on 265 mid-caps</w:t>
+      </w:r>
+    </w:p>
+    <w:p>
+      <w:r>
+        <w:rPr>
+          <w:b w:val="0"/>
+        </w:rPr>
+        <w:t xml:space="preserve">  (2021–2026) is a </w:t>
+      </w:r>
+      <w:r>
+        <w:rPr>
+          <w:b/>
+        </w:rPr>
+        <w:t>loser</w:t>
+      </w:r>
+      <w:r>
+        <w:rPr>
+          <w:b w:val="0"/>
+        </w:rPr>
+        <w:t xml:space="preserve">: Sharpe </w:t>
+      </w:r>
+      <w:r>
+        <w:rPr>
+          <w:b/>
+        </w:rPr>
+        <w:t>−1.06</w:t>
+      </w:r>
+      <w:r>
+        <w:rPr>
+          <w:b w:val="0"/>
+        </w:rPr>
+        <w:t>, −50% return, −53% DD. The *only* positive sign is the reverse</w:t>
+      </w:r>
+    </w:p>
+    <w:p>
+      <w:r>
+        <w:rPr>
+          <w:b w:val="0"/>
+        </w:rPr>
+        <w:t xml:space="preserve">  (long-high-β) at +1.05 — and it is </w:t>
+      </w:r>
+      <w:r>
+        <w:rPr>
+          <w:b/>
+        </w:rPr>
+        <w:t>pure beta</w:t>
+      </w:r>
+      <w:r>
+        <w:rPr>
+          <w:b w:val="0"/>
+        </w:rPr>
+        <w:t xml:space="preserve"> (high SPY correlation; the defensive book's β to SPY is −0.65). A</w:t>
+      </w:r>
+    </w:p>
+    <w:p>
+      <w:r>
+        <w:rPr>
+          <w:b w:val="0"/>
+        </w:rPr>
+        <w:t xml:space="preserve">  low-β long sleeve is dampened market exposure, not alpha; it fails the leg gate. (Run on a survivor universe — even the</w:t>
+      </w:r>
+    </w:p>
+    <w:p>
+      <w:r>
+        <w:rPr>
+          <w:b w:val="0"/>
+        </w:rPr>
+        <w:t xml:space="preserve">  survivorship-favored version is negative on the defensive side.)</w:t>
+      </w:r>
+    </w:p>
+    <w:p>
+      <w:pPr>
+        <w:pStyle w:val="ListBullet"/>
+      </w:pPr>
+      <w:r>
+        <w:rPr>
+          <w:b/>
+        </w:rPr>
+        <w:t>Verdict.</w:t>
+      </w:r>
+      <w:r>
+        <w:rPr>
+          <w:b w:val="0"/>
+        </w:rPr>
+        <w:t xml:space="preserve"> ❌❌❌ Three independent rejections, three different gates (out-of-universe holdout / cost-inertness /</w:t>
+      </w:r>
+    </w:p>
+    <w:p>
+      <w:r>
+        <w:rPr>
+          <w:b w:val="0"/>
+        </w:rPr>
+        <w:t xml:space="preserve">  beta-decomposition). </w:t>
+      </w:r>
+      <w:r>
+        <w:rPr>
+          <w:b/>
+        </w:rPr>
+        <w:t>Zero new edges; scoreboard unchanged: one thin regime-dependent edge (pairs).</w:t>
+      </w:r>
+      <w:r>
+        <w:rPr>
+          <w:b w:val="0"/>
+        </w:rPr>
+        <w:t xml:space="preserve"> The hard-won</w:t>
+      </w:r>
+    </w:p>
+    <w:p>
+      <w:r>
+        <w:rPr>
+          <w:b w:val="0"/>
+        </w:rPr>
+        <w:t xml:space="preserve">  lesson re-confirmed: a high in-sample or OOS Sharpe means nothing until it clears the </w:t>
+      </w:r>
+      <w:r>
+        <w:rPr>
+          <w:b/>
+        </w:rPr>
+        <w:t>fresh-symbol holdout</w:t>
+      </w:r>
+      <w:r>
+        <w:rPr>
+          <w:b w:val="0"/>
+        </w:rPr>
+        <w:t>, and a</w:t>
+      </w:r>
+    </w:p>
+    <w:p>
+      <w:r>
+        <w:rPr>
+          <w:b w:val="0"/>
+        </w:rPr>
+        <w:t xml:space="preserve">  "refinement" to a real edge must *change the returns out-of-universe* to count. Negative results, banked cheaply, so we</w:t>
+      </w:r>
+    </w:p>
+    <w:p>
+      <w:r>
+        <w:rPr>
+          <w:b w:val="0"/>
+        </w:rPr>
+        <w:t xml:space="preserve">  never re-litigate the formulaic-alpha zoo, OU-entry tuning, or low-β again.</w:t>
       </w:r>
     </w:p>
     <w:p>

--- a/docs/EDGE_CASE_STUDIES.docx
+++ b/docs/EDGE_CASE_STUDIES.docx
@@ -2865,6 +2865,157 @@
                 <w:b w:val="0"/>
               </w:rPr>
               <w:t xml:space="preserve"> (Case 56) — dampened market exposure, not alpha</w:t>
+            </w:r>
+          </w:p>
+        </w:tc>
+      </w:tr>
+      <w:tr>
+        <w:tc>
+          <w:tcPr>
+            <w:tcW w:type="dxa" w:w="1728"/>
+          </w:tcPr>
+          <w:p>
+            <w:r>
+              <w:rPr>
+                <w:b w:val="0"/>
+              </w:rPr>
+              <w:t>39</w:t>
+            </w:r>
+          </w:p>
+        </w:tc>
+        <w:tc>
+          <w:tcPr>
+            <w:tcW w:type="dxa" w:w="1728"/>
+          </w:tcPr>
+          <w:p>
+            <w:r>
+              <w:rPr>
+                <w:b/>
+              </w:rPr>
+              <w:t>Mid-cap cointegrated-pairs</w:t>
+            </w:r>
+            <w:r>
+              <w:rPr>
+                <w:b w:val="0"/>
+              </w:rPr>
+              <w:t xml:space="preserve"> (the one mechanism, on a disjoint universe)</w:t>
+            </w:r>
+          </w:p>
+        </w:tc>
+        <w:tc>
+          <w:tcPr>
+            <w:tcW w:type="dxa" w:w="1728"/>
+          </w:tcPr>
+          <w:p>
+            <w:r>
+              <w:rPr>
+                <w:b w:val="0"/>
+              </w:rPr>
+              <w:t>Market-neutral</w:t>
+            </w:r>
+          </w:p>
+        </w:tc>
+        <w:tc>
+          <w:tcPr>
+            <w:tcW w:type="dxa" w:w="1728"/>
+          </w:tcPr>
+          <w:p>
+            <w:r>
+              <w:rPr>
+                <w:b w:val="0"/>
+              </w:rPr>
+              <w:t xml:space="preserve">survivor </w:t>
+            </w:r>
+            <w:r>
+              <w:rPr>
+                <w:b/>
+              </w:rPr>
+              <w:t>−0.43</w:t>
+            </w:r>
+            <w:r>
+              <w:rPr>
+                <w:b w:val="0"/>
+              </w:rPr>
+              <w:t xml:space="preserve">, PIT </w:t>
+            </w:r>
+            <w:r>
+              <w:rPr>
+                <w:b/>
+              </w:rPr>
+              <w:t>+0.28</w:t>
+            </w:r>
+            <w:r>
+              <w:rPr>
+                <w:b w:val="0"/>
+              </w:rPr>
+              <w:t xml:space="preserve">; </w:t>
+            </w:r>
+            <w:r>
+              <w:rPr>
+                <w:b/>
+              </w:rPr>
+              <w:t>clears</w:t>
+            </w:r>
+            <w:r>
+              <w:rPr>
+                <w:b w:val="0"/>
+              </w:rPr>
+              <w:t xml:space="preserve"> the survivorship + disjoint-half-holdout bar (A +0.16 / B +0.34, both positive) — the first mid-cap family to — but DSR </w:t>
+            </w:r>
+            <w:r>
+              <w:rPr>
+                <w:b/>
+              </w:rPr>
+              <w:t>0.06</w:t>
+            </w:r>
+            <w:r>
+              <w:rPr>
+                <w:b w:val="0"/>
+              </w:rPr>
+              <w:t xml:space="preserve">, cadence </w:t>
+            </w:r>
+            <w:r>
+              <w:rPr>
+                <w:b/>
+              </w:rPr>
+              <w:t>knife-edge</w:t>
+            </w:r>
+            <w:r>
+              <w:rPr>
+                <w:b w:val="0"/>
+              </w:rPr>
+              <w:t xml:space="preserve"> (positive only at train=252), ρ −0.01 yet combiner lift </w:t>
+            </w:r>
+            <w:r>
+              <w:rPr>
+                <w:b/>
+              </w:rPr>
+              <w:t>−0.04</w:t>
+            </w:r>
+          </w:p>
+        </w:tc>
+        <w:tc>
+          <w:tcPr>
+            <w:tcW w:type="dxa" w:w="1728"/>
+          </w:tcPr>
+          <w:p>
+            <w:r>
+              <w:rPr>
+                <w:b w:val="0"/>
+              </w:rPr>
+              <w:t xml:space="preserve">❌ </w:t>
+            </w:r>
+            <w:r>
+              <w:rPr>
+                <w:b/>
+              </w:rPr>
+              <w:t>Too weak</w:t>
+            </w:r>
+            <w:r>
+              <w:rPr>
+                <w:b w:val="0"/>
+              </w:rPr>
+              <w:t xml:space="preserve"> (Case 57) — mechanism *generalizes* but doesn't *lift*; diluting, cadence-fragile, statistically ≈ noise</w:t>
             </w:r>
           </w:p>
         </w:tc>
@@ -19305,6 +19456,567 @@
           <w:b w:val="0"/>
         </w:rPr>
         <w:t xml:space="preserve">  program has found all along.</w:t>
+      </w:r>
+    </w:p>
+    <w:p>
+      <w:pPr>
+        <w:pStyle w:val="Heading2"/>
+      </w:pPr>
+      <w:r>
+        <w:t>Case 57 — Mid-cap cointegrated-pairs as a 2nd leg ❌ (the mechanism *generalizes* — it's just too weak to *lift*)</w:t>
+      </w:r>
+    </w:p>
+    <w:p>
+      <w:r>
+        <w:rPr>
+          <w:b w:val="0"/>
+        </w:rPr>
+        <w:t xml:space="preserve">The highest-prior 2nd-leg hunt: take the </w:t>
+      </w:r>
+      <w:r>
+        <w:rPr>
+          <w:b/>
+        </w:rPr>
+        <w:t>one mechanism that works</w:t>
+      </w:r>
+      <w:r>
+        <w:rPr>
+          <w:b w:val="0"/>
+        </w:rPr>
+        <w:t xml:space="preserve"> — mean-reversion of cointegrated price residuals,</w:t>
+      </w:r>
+    </w:p>
+    <w:p>
+      <w:r>
+        <w:rPr>
+          <w:b w:val="0"/>
+        </w:rPr>
+        <w:t>which gave WF 0.83 on large-caps and *strengthened* under survivorship (Case 46: +0.83→+0.94) — and ask whether it</w:t>
+      </w:r>
+    </w:p>
+    <w:p>
+      <w:r>
+        <w:rPr>
+          <w:b w:val="0"/>
+        </w:rPr>
+        <w:t xml:space="preserve">generalizes to a </w:t>
+      </w:r>
+      <w:r>
+        <w:rPr>
+          <w:b/>
+        </w:rPr>
+        <w:t>disjoint mid-cap universe</w:t>
+      </w:r>
+      <w:r>
+        <w:rPr>
+          <w:b w:val="0"/>
+        </w:rPr>
+        <w:t xml:space="preserve"> as a diversifying leg. Built on the exact validated cadence</w:t>
+      </w:r>
+    </w:p>
+    <w:p>
+      <w:r>
+        <w:rPr>
+          <w:b w:val="0"/>
+        </w:rPr>
+        <w:t>(train=252/test=63/top-10/5%-ADF/2bps) via the delisting-aware walk-forward, two-phase: build + survivorship gate, then</w:t>
+      </w:r>
+    </w:p>
+    <w:p>
+      <w:r>
+        <w:rPr>
+          <w:b w:val="0"/>
+        </w:rPr>
+        <w:t>(only on survival) a full gauntlet. The result is the most *instructive* rejection in the book because it cleanly</w:t>
+      </w:r>
+    </w:p>
+    <w:p>
+      <w:r>
+        <w:rPr>
+          <w:b w:val="0"/>
+        </w:rPr>
+        <w:t>separates two questions the platform usually conflates.</w:t>
+      </w:r>
+    </w:p>
+    <w:p>
+      <w:pPr>
+        <w:pStyle w:val="ListBullet"/>
+      </w:pPr>
+      <w:r>
+        <w:rPr>
+          <w:b/>
+        </w:rPr>
+        <w:t>It CLEARS the survivorship bar — the first mid-cap family to do so.</w:t>
+      </w:r>
+      <w:r>
+        <w:rPr>
+          <w:b w:val="0"/>
+        </w:rPr>
+        <w:t xml:space="preserve"> PIT Sharpe </w:t>
+      </w:r>
+      <w:r>
+        <w:rPr>
+          <w:b/>
+        </w:rPr>
+        <w:t>+0.28</w:t>
+      </w:r>
+      <w:r>
+        <w:rPr>
+          <w:b w:val="0"/>
+        </w:rPr>
+        <w:t xml:space="preserve"> vs survivor </w:t>
+      </w:r>
+      <w:r>
+        <w:rPr>
+          <w:b/>
+        </w:rPr>
+        <w:t>−0.43</w:t>
+      </w:r>
+      <w:r>
+        <w:rPr>
+          <w:b w:val="0"/>
+        </w:rPr>
+        <w:t>; the</w:t>
+      </w:r>
+    </w:p>
+    <w:p>
+      <w:r>
+        <w:rPr>
+          <w:b w:val="0"/>
+        </w:rPr>
+        <w:t xml:space="preserve">  disjoint-symbol-half holdout (md5-parity split, each half its own PIT universe) is </w:t>
+      </w:r>
+      <w:r>
+        <w:rPr>
+          <w:b/>
+        </w:rPr>
+        <w:t>positive in BOTH halves</w:t>
+      </w:r>
+    </w:p>
+    <w:p>
+      <w:r>
+        <w:rPr>
+          <w:b w:val="0"/>
+        </w:rPr>
+        <w:t xml:space="preserve">  (selection +0.16 / holdout +0.34). This is the exact out-of-universe bar that *inverted* mid-cap value (Case 43:</w:t>
+      </w:r>
+    </w:p>
+    <w:p>
+      <w:r>
+        <w:rPr>
+          <w:b w:val="0"/>
+        </w:rPr>
+        <w:t xml:space="preserve">  +0.35→−0.45), mid-cap momentum (Case 45), reversal (Case 53) and EAR-PEAD (Case 55) into negatives. Pairs survives it:</w:t>
+      </w:r>
+    </w:p>
+    <w:p>
+      <w:r>
+        <w:rPr>
+          <w:b w:val="0"/>
+        </w:rPr>
+        <w:t xml:space="preserve">  the mechanism is genuinely </w:t>
+      </w:r>
+      <w:r>
+        <w:rPr>
+          <w:b/>
+        </w:rPr>
+        <w:t>not name-specific</w:t>
+      </w:r>
+      <w:r>
+        <w:rPr>
+          <w:b w:val="0"/>
+        </w:rPr>
+        <w:t xml:space="preserve"> — it really does carry to never-selected mid-cap symbols. ρ to the</w:t>
+      </w:r>
+    </w:p>
+    <w:p>
+      <w:r>
+        <w:rPr>
+          <w:b w:val="0"/>
+        </w:rPr>
+        <w:t xml:space="preserve">  large-cap book = </w:t>
+      </w:r>
+      <w:r>
+        <w:rPr>
+          <w:b/>
+        </w:rPr>
+        <w:t>−0.009</w:t>
+      </w:r>
+      <w:r>
+        <w:rPr>
+          <w:b w:val="0"/>
+        </w:rPr>
+        <w:t xml:space="preserve"> over the shared 945 days: a *perfect* diversifier in character.</w:t>
+      </w:r>
+    </w:p>
+    <w:p>
+      <w:pPr>
+        <w:pStyle w:val="ListBullet"/>
+      </w:pPr>
+      <w:r>
+        <w:rPr>
+          <w:b/>
+        </w:rPr>
+        <w:t>But it FAILS on strength, and the leg gate (not the survivorship bar) caught it.</w:t>
+      </w:r>
+      <w:r>
+        <w:rPr>
+          <w:b w:val="0"/>
+        </w:rPr>
+        <w:t xml:space="preserve"> Honest read of the same numbers:</w:t>
+      </w:r>
+    </w:p>
+    <w:p>
+      <w:r>
+        <w:rPr>
+          <w:b w:val="0"/>
+        </w:rPr>
+        <w:t xml:space="preserve">  the </w:t>
+      </w:r>
+      <w:r>
+        <w:rPr>
+          <w:b/>
+        </w:rPr>
+        <w:t>survivor universe is a net loser (−0.43)</w:t>
+      </w:r>
+      <w:r>
+        <w:rPr>
+          <w:b w:val="0"/>
+        </w:rPr>
+        <w:t xml:space="preserve"> — the +0.28 is carried by adding 75 delistings (an *inverted*</w:t>
+      </w:r>
+    </w:p>
+    <w:p>
+      <w:r>
+        <w:rPr>
+          <w:b w:val="0"/>
+        </w:rPr>
+        <w:t xml:space="preserve">  survivorship delta: dead names *lifting* a losing book via ~11 idiosyncratic merger/crash freezes — CADE/DM/EDR/MUDS/</w:t>
+      </w:r>
+    </w:p>
+    <w:p>
+      <w:r>
+        <w:rPr>
+          <w:b w:val="0"/>
+        </w:rPr>
+        <w:t xml:space="preserve">  SAFM — not a robust mechanism). It is a </w:t>
+      </w:r>
+      <w:r>
+        <w:rPr>
+          <w:b/>
+        </w:rPr>
+        <w:t>cadence knife-edge</w:t>
+      </w:r>
+      <w:r>
+        <w:rPr>
+          <w:b w:val="0"/>
+        </w:rPr>
+        <w:t xml:space="preserve">: train sweep 189→−0.55, </w:t>
+      </w:r>
+      <w:r>
+        <w:rPr>
+          <w:b/>
+        </w:rPr>
+        <w:t>252→+0.28</w:t>
+      </w:r>
+      <w:r>
+        <w:rPr>
+          <w:b w:val="0"/>
+        </w:rPr>
+        <w:t>, 315→−0.20,</w:t>
+      </w:r>
+    </w:p>
+    <w:p>
+      <w:r>
+        <w:rPr>
+          <w:b w:val="0"/>
+        </w:rPr>
+        <w:t xml:space="preserve">  378→−0.55 — positive at *exactly one point*, negative on both neighbors; ADF-off inverts it to −0.14 (vs large-cap,</w:t>
+      </w:r>
+    </w:p>
+    <w:p>
+      <w:r>
+        <w:rPr>
+          <w:b w:val="0"/>
+        </w:rPr>
+        <w:t xml:space="preserve">  which stays positive 252→315). </w:t>
+      </w:r>
+      <w:r>
+        <w:rPr>
+          <w:b/>
+        </w:rPr>
+        <w:t>DSR 0.060</w:t>
+      </w:r>
+      <w:r>
+        <w:rPr>
+          <w:b w:val="0"/>
+        </w:rPr>
+        <w:t xml:space="preserve"> at honest n_trials=30 — statistically indistinguishable from best-of-30</w:t>
+      </w:r>
+    </w:p>
+    <w:p>
+      <w:r>
+        <w:rPr>
+          <w:b w:val="0"/>
+        </w:rPr>
+        <w:t xml:space="preserve">  noise (t≈0.86); two *consecutive* losing years (2022 </w:t>
+      </w:r>
+      <w:r>
+        <w:rPr>
+          <w:b/>
+        </w:rPr>
+        <w:t>and</w:t>
+      </w:r>
+      <w:r>
+        <w:rPr>
+          <w:b w:val="0"/>
+        </w:rPr>
+        <w:t xml:space="preserve"> 2023). The leg gate fails </w:t>
+      </w:r>
+      <w:r>
+        <w:rPr>
+          <w:b/>
+        </w:rPr>
+        <w:t>3/5</w:t>
+      </w:r>
+      <w:r>
+        <w:rPr>
+          <w:b w:val="0"/>
+        </w:rPr>
+        <w:t xml:space="preserve"> (lifts=n, robust_loo=n,</w:t>
+      </w:r>
+    </w:p>
+    <w:p>
+      <w:r>
+        <w:rPr>
+          <w:b w:val="0"/>
+        </w:rPr>
+        <w:t xml:space="preserve">  partial_year_safe=n), and the honest </w:t>
+      </w:r>
+      <w:r>
+        <w:rPr>
+          <w:b/>
+        </w:rPr>
+        <w:t>same-window</w:t>
+      </w:r>
+      <w:r>
+        <w:rPr>
+          <w:b w:val="0"/>
+        </w:rPr>
+        <w:t xml:space="preserve"> inverse-vol combiner lift is </w:t>
+      </w:r>
+      <w:r>
+        <w:rPr>
+          <w:b/>
+        </w:rPr>
+        <w:t>−0.04</w:t>
+      </w:r>
+      <w:r>
+        <w:rPr>
+          <w:b w:val="0"/>
+        </w:rPr>
+        <w:t>: a 0.28-Sharpe sleeve at</w:t>
+      </w:r>
+    </w:p>
+    <w:p>
+      <w:r>
+        <w:rPr>
+          <w:b w:val="0"/>
+        </w:rPr>
+        <w:t xml:space="preserve">  ~0.42 inverse-vol weight </w:t>
+      </w:r>
+      <w:r>
+        <w:rPr>
+          <w:b/>
+        </w:rPr>
+        <w:t>dilutes</w:t>
+      </w:r>
+      <w:r>
+        <w:rPr>
+          <w:b w:val="0"/>
+        </w:rPr>
+        <w:t xml:space="preserve"> the 0.83 book to 0.79. Uncorrelated + positive is *necessary but not sufficient* —</w:t>
+      </w:r>
+    </w:p>
+    <w:p>
+      <w:r>
+        <w:rPr>
+          <w:b w:val="0"/>
+        </w:rPr>
+        <w:t xml:space="preserve">  the sleeve must be strong enough that blending nets positive, and this one isn't.</w:t>
+      </w:r>
+    </w:p>
+    <w:p>
+      <w:pPr>
+        <w:pStyle w:val="ListBullet"/>
+      </w:pPr>
+      <w:r>
+        <w:rPr>
+          <w:b/>
+        </w:rPr>
+        <w:t>Verdict.</w:t>
+      </w:r>
+      <w:r>
+        <w:rPr>
+          <w:b w:val="0"/>
+        </w:rPr>
+        <w:t xml:space="preserve"> ❌ </w:t>
+      </w:r>
+      <w:r>
+        <w:rPr>
+          <w:b/>
+        </w:rPr>
+        <w:t>Reject as a 2nd leg — but a different rejection than all the others.</w:t>
+      </w:r>
+      <w:r>
+        <w:rPr>
+          <w:b w:val="0"/>
+        </w:rPr>
+        <w:t xml:space="preserve"> Not a survivorship artifact</w:t>
+      </w:r>
+    </w:p>
+    <w:p>
+      <w:r>
+        <w:rPr>
+          <w:b w:val="0"/>
+        </w:rPr>
+        <w:t xml:space="preserve">  (PIT-positive), not overfit-to-names (disjoint halves both positive), not redundant beta (ρ≈0) — simply </w:t>
+      </w:r>
+      <w:r>
+        <w:rPr>
+          <w:b/>
+        </w:rPr>
+        <w:t>too weak</w:t>
+      </w:r>
+      <w:r>
+        <w:rPr>
+          <w:b w:val="0"/>
+        </w:rPr>
+        <w:t>:</w:t>
+      </w:r>
+    </w:p>
+    <w:p>
+      <w:r>
+        <w:rPr>
+          <w:b w:val="0"/>
+        </w:rPr>
+        <w:t xml:space="preserve">  cadence-fragile, DSR≈noise, and combiner-diluting. This is the cleanest demonstration that the platform's two upstream</w:t>
+      </w:r>
+    </w:p>
+    <w:p>
+      <w:r>
+        <w:rPr>
+          <w:b w:val="0"/>
+        </w:rPr>
+        <w:t xml:space="preserve">  bars are </w:t>
+      </w:r>
+      <w:r>
+        <w:rPr>
+          <w:b/>
+        </w:rPr>
+        <w:t>complementary</w:t>
+      </w:r>
+      <w:r>
+        <w:rPr>
+          <w:b w:val="0"/>
+        </w:rPr>
+        <w:t>: the survivorship/holdout bar catches *fake-but-strong* edges; the leg gate's</w:t>
+      </w:r>
+    </w:p>
+    <w:p>
+      <w:r>
+        <w:rPr>
+          <w:b w:val="0"/>
+        </w:rPr>
+        <w:t xml:space="preserve">  lift/robustness checks catch *real-but-too-weak* ones — and a candidate must clear </w:t>
+      </w:r>
+      <w:r>
+        <w:rPr>
+          <w:b/>
+        </w:rPr>
+        <w:t>both</w:t>
+      </w:r>
+      <w:r>
+        <w:rPr>
+          <w:b w:val="0"/>
+        </w:rPr>
+        <w:t>. (Methodology banked: an</w:t>
+      </w:r>
+    </w:p>
+    <w:p>
+      <w:r>
+        <w:rPr>
+          <w:b w:val="0"/>
+        </w:rPr>
+        <w:t xml:space="preserve">  *inverted* survivorship delta — PIT &gt; survivor — is a yellow flag, not a green one; it can mean a few delisting events</w:t>
+      </w:r>
+    </w:p>
+    <w:p>
+      <w:r>
+        <w:rPr>
+          <w:b w:val="0"/>
+        </w:rPr>
+        <w:t xml:space="preserve">  are propping up a losing book. And the </w:t>
+      </w:r>
+      <w:r>
+        <w:rPr>
+          <w:b/>
+        </w:rPr>
+        <w:t>cadence map</w:t>
+      </w:r>
+      <w:r>
+        <w:rPr>
+          <w:b w:val="0"/>
+        </w:rPr>
+        <w:t xml:space="preserve"> was decisive again, as with the large-cap 378-inversion.)</w:t>
+      </w:r>
+    </w:p>
+    <w:p>
+      <w:r>
+        <w:rPr>
+          <w:b w:val="0"/>
+        </w:rPr>
+        <w:t xml:space="preserve">  Scoreboard unchanged: </w:t>
+      </w:r>
+      <w:r>
+        <w:rPr>
+          <w:b/>
+        </w:rPr>
+        <w:t>one validated edge (large-cap pairs).</w:t>
+      </w:r>
+      <w:r>
+        <w:rPr>
+          <w:b w:val="0"/>
+        </w:rPr>
+        <w:t xml:space="preserve"> *Possible non-deployment future use: as a tiny</w:t>
+      </w:r>
+    </w:p>
+    <w:p>
+      <w:r>
+        <w:rPr>
+          <w:b w:val="0"/>
+        </w:rPr>
+        <w:t xml:space="preserve">  diversifying sleeve </w:t>
+      </w:r>
+      <w:r>
+        <w:rPr>
+          <w:b/>
+        </w:rPr>
+        <w:t>inside</w:t>
+      </w:r>
+      <w:r>
+        <w:rPr>
+          <w:b w:val="0"/>
+        </w:rPr>
+        <w:t xml:space="preserve"> the pairs book under a non-inverse-vol weighting — but at −0.04 the gap is real, not noise</w:t>
+      </w:r>
+    </w:p>
+    <w:p>
+      <w:r>
+        <w:rPr>
+          <w:b w:val="0"/>
+        </w:rPr>
+        <w:t xml:space="preserve">  to optimize away, so not pursued.*</w:t>
       </w:r>
     </w:p>
     <w:p>

--- a/docs/EDGE_CASE_STUDIES.docx
+++ b/docs/EDGE_CASE_STUDIES.docx
@@ -23315,6 +23315,487 @@
           <w:b w:val="0"/>
         </w:rPr>
         <w:t>capital, and the bar for "validated" is now explicitly out-of-universe + out-of-regime.</w:t>
+      </w:r>
+    </w:p>
+    <w:p>
+      <w:pPr>
+        <w:pStyle w:val="Heading2"/>
+      </w:pPr>
+      <w:r>
+        <w:t>Case 58 — Meta-labeling (López de Prado) on the deployed pairs basket ❌ (the secondary model has no out-of-sample skill)</w:t>
+      </w:r>
+    </w:p>
+    <w:p>
+      <w:pPr>
+        <w:pStyle w:val="ListBullet"/>
+      </w:pPr>
+      <w:r>
+        <w:rPr>
+          <w:b/>
+        </w:rPr>
+        <w:t>The idea.</w:t>
+      </w:r>
+      <w:r>
+        <w:rPr>
+          <w:b w:val="0"/>
+        </w:rPr>
+        <w:t xml:space="preserve"> Don't hunt a new edge — *amplify* the one we've validated. Take the deployed</w:t>
+      </w:r>
+    </w:p>
+    <w:p>
+      <w:r>
+        <w:rPr>
+          <w:b w:val="0"/>
+        </w:rPr>
+        <w:t xml:space="preserve">  cointegrated-pairs basket's primary signals and train a </w:t>
+      </w:r>
+      <w:r>
+        <w:rPr>
+          <w:b/>
+        </w:rPr>
+        <w:t>secondary classifier</w:t>
+      </w:r>
+      <w:r>
+        <w:rPr>
+          <w:b w:val="0"/>
+        </w:rPr>
+        <w:t xml:space="preserve"> (meta-model) to</w:t>
+      </w:r>
+    </w:p>
+    <w:p>
+      <w:r>
+        <w:rPr>
+          <w:b w:val="0"/>
+        </w:rPr>
+        <w:t xml:space="preserve">  predict, </w:t>
+      </w:r>
+      <w:r>
+        <w:rPr>
+          <w:b/>
+        </w:rPr>
+        <w:t>at entry</w:t>
+      </w:r>
+      <w:r>
+        <w:rPr>
+          <w:b w:val="0"/>
+        </w:rPr>
+        <w:t>, whether each individual pair-trade will be profitable, then **skip the</w:t>
+      </w:r>
+    </w:p>
+    <w:p>
+      <w:r>
+        <w:rPr>
+          <w:b w:val="0"/>
+        </w:rPr>
+        <w:t xml:space="preserve">  low-conviction trades**. This is the canonical meta-labeling setup (AFML ch. 3). It was the</w:t>
+      </w:r>
+    </w:p>
+    <w:p>
+      <w:r>
+        <w:rPr>
+          <w:b w:val="0"/>
+        </w:rPr>
+        <w:t xml:space="preserve">  lowest-risk candidate on the register (RESEARCH_CANDIDATES #8) precisely because it needs no new</w:t>
+      </w:r>
+    </w:p>
+    <w:p>
+      <w:r>
+        <w:rPr>
+          <w:b w:val="0"/>
+        </w:rPr>
+        <w:t xml:space="preserve">  data and can only filter an edge we already trust.</w:t>
+      </w:r>
+    </w:p>
+    <w:p>
+      <w:pPr>
+        <w:pStyle w:val="ListBullet"/>
+      </w:pPr>
+      <w:r>
+        <w:rPr>
+          <w:b/>
+        </w:rPr>
+        <w:t>Method (no-lookahead, rigorous).</w:t>
+      </w:r>
+      <w:r>
+        <w:rPr>
+          <w:b w:val="0"/>
+        </w:rPr>
+        <w:t xml:space="preserve"> Replayed the </w:t>
+      </w:r>
+      <w:r>
+        <w:rPr>
+          <w:b/>
+        </w:rPr>
+        <w:t>deployed config</w:t>
+      </w:r>
+      <w:r>
+        <w:rPr>
+          <w:b w:val="0"/>
+        </w:rPr>
+        <w:t xml:space="preserve"> (train 252 / test 63 /</w:t>
+      </w:r>
+    </w:p>
+    <w:p>
+      <w:r>
+        <w:rPr>
+          <w:b w:val="0"/>
+        </w:rPr>
+        <w:t xml:space="preserve">  top-10 / ADF ≤ −2.86 / 2 bps) on the 195 large-cap daily bars with a trade-emitting backtest,</w:t>
+      </w:r>
+    </w:p>
+    <w:p>
+      <w:r>
+        <w:rPr>
+          <w:b w:val="0"/>
+        </w:rPr>
+        <w:t xml:space="preserve">  collecting </w:t>
+      </w:r>
+      <w:r>
+        <w:rPr>
+          <w:b/>
+        </w:rPr>
+        <w:t>430 pair-trades across 15 OOS windows</w:t>
+      </w:r>
+      <w:r>
+        <w:rPr>
+          <w:b w:val="0"/>
+        </w:rPr>
+        <w:t xml:space="preserve"> with *entry-only* features (|entry-z|, ADF</w:t>
+      </w:r>
+    </w:p>
+    <w:p>
+      <w:r>
+        <w:rPr>
+          <w:b w:val="0"/>
+        </w:rPr>
+        <w:t xml:space="preserve">  stat, half-life, |hedge|, lookback, train-spread vol, side) and label = trade net return &gt; 0.</w:t>
+      </w:r>
+    </w:p>
+    <w:p>
+      <w:r>
+        <w:rPr>
+          <w:b w:val="0"/>
+        </w:rPr>
+        <w:t xml:space="preserve">  Trained a numpy logistic meta-model under </w:t>
+      </w:r>
+      <w:r>
+        <w:rPr>
+          <w:b/>
+        </w:rPr>
+        <w:t>purged, embargoed, expanding-window CV</w:t>
+      </w:r>
+      <w:r>
+        <w:rPr>
+          <w:b w:val="0"/>
+        </w:rPr>
+        <w:t xml:space="preserve"> (5 folds over</w:t>
+      </w:r>
+    </w:p>
+    <w:p>
+      <w:r>
+        <w:rPr>
+          <w:b w:val="0"/>
+        </w:rPr>
+        <w:t xml:space="preserve">  the back 60%, 5-day embargo) → out-of-sample P(profit) per trade. Reconstructed the basket</w:t>
+      </w:r>
+    </w:p>
+    <w:p>
+      <w:r>
+        <w:rPr>
+          <w:b w:val="0"/>
+        </w:rPr>
+        <w:t xml:space="preserve">  faithfully (dropping a trade = that pair sits flat; same per-window denominator) for a τ sweep,</w:t>
+      </w:r>
+    </w:p>
+    <w:p>
+      <w:r>
+        <w:rPr>
+          <w:b w:val="0"/>
+        </w:rPr>
+        <w:t xml:space="preserve">  plus a </w:t>
+      </w:r>
+      <w:r>
+        <w:rPr>
+          <w:b/>
+        </w:rPr>
+        <w:t>shuffle-label placebo</w:t>
+      </w:r>
+      <w:r>
+        <w:rPr>
+          <w:b w:val="0"/>
+        </w:rPr>
+        <w:t>.</w:t>
+      </w:r>
+    </w:p>
+    <w:p>
+      <w:pPr>
+        <w:pStyle w:val="ListBullet"/>
+      </w:pPr>
+      <w:r>
+        <w:rPr>
+          <w:b/>
+        </w:rPr>
+        <w:t>Result — no usable signal.</w:t>
+      </w:r>
+      <w:r>
+        <w:rPr>
+          <w:b w:val="0"/>
+        </w:rPr>
+        <w:t xml:space="preserve"> The replay's baseline basket Sharpe reproduced the validated</w:t>
+      </w:r>
+    </w:p>
+    <w:p>
+      <w:r>
+        <w:rPr>
+          <w:b w:val="0"/>
+        </w:rPr>
+        <w:t xml:space="preserve">  </w:t>
+      </w:r>
+      <w:r>
+        <w:rPr>
+          <w:b/>
+        </w:rPr>
+        <w:t>0.831</w:t>
+      </w:r>
+      <w:r>
+        <w:rPr>
+          <w:b w:val="0"/>
+        </w:rPr>
+        <w:t xml:space="preserve"> bit-for-bit (the harness is faithful). But the meta-model's **out-of-sample AUC was</w:t>
+      </w:r>
+    </w:p>
+    <w:p>
+      <w:r>
+        <w:rPr>
+          <w:b w:val="0"/>
+        </w:rPr>
+        <w:t xml:space="preserve">  0.379 — *below* 0.5, i.e. anti-predictive — and *below* its own shuffle-label placebo (0.46).**</w:t>
+      </w:r>
+    </w:p>
+    <w:p>
+      <w:r>
+        <w:rPr>
+          <w:b w:val="0"/>
+        </w:rPr>
+        <w:t xml:space="preserve">  The secondary model has </w:t>
+      </w:r>
+      <w:r>
+        <w:rPr>
+          <w:b/>
+        </w:rPr>
+        <w:t>zero out-of-sample skill</w:t>
+      </w:r>
+      <w:r>
+        <w:rPr>
+          <w:b w:val="0"/>
+        </w:rPr>
+        <w:t xml:space="preserve"> at separating winning from losing pair-trades</w:t>
+      </w:r>
+    </w:p>
+    <w:p>
+      <w:r>
+        <w:rPr>
+          <w:b w:val="0"/>
+        </w:rPr>
+        <w:t xml:space="preserve">  on these features.</w:t>
+      </w:r>
+    </w:p>
+    <w:p>
+      <w:pPr>
+        <w:pStyle w:val="ListBullet"/>
+      </w:pPr>
+      <w:r>
+        <w:rPr>
+          <w:b/>
+        </w:rPr>
+        <w:t>The τ-sweep trap (why the "Sharpe 1.31" is a mirage).</w:t>
+      </w:r>
+      <w:r>
+        <w:rPr>
+          <w:b w:val="0"/>
+        </w:rPr>
+        <w:t xml:space="preserve"> Filtering at τ=0.60 *appeared* to lift</w:t>
+      </w:r>
+    </w:p>
+    <w:p>
+      <w:r>
+        <w:rPr>
+          <w:b w:val="0"/>
+        </w:rPr>
+        <w:t xml:space="preserve">  the basket to Sharpe 1.31 — but it did so by </w:t>
+      </w:r>
+      <w:r>
+        <w:rPr>
+          <w:b/>
+        </w:rPr>
+        <w:t>dropping 185 of 258 eval trades</w:t>
+      </w:r>
+      <w:r>
+        <w:rPr>
+          <w:b w:val="0"/>
+        </w:rPr>
+        <w:t xml:space="preserve"> to leave just 73,</w:t>
+      </w:r>
+    </w:p>
+    <w:p>
+      <w:r>
+        <w:rPr>
+          <w:b w:val="0"/>
+        </w:rPr>
+        <w:t xml:space="preserve">  and since AUC &lt; 0.5 the model is </w:t>
+      </w:r>
+      <w:r>
+        <w:rPr>
+          <w:b/>
+        </w:rPr>
+        <w:t>anti-predictive</w:t>
+      </w:r>
+      <w:r>
+        <w:rPr>
+          <w:b w:val="0"/>
+        </w:rPr>
+        <w:t>, so it cannot be choosing the right ones. The</w:t>
+      </w:r>
+    </w:p>
+    <w:p>
+      <w:r>
+        <w:rPr>
+          <w:b w:val="0"/>
+        </w:rPr>
+        <w:t xml:space="preserve">  apparent lift is a </w:t>
+      </w:r>
+      <w:r>
+        <w:rPr>
+          <w:b/>
+        </w:rPr>
+        <w:t>trade-count-reduction / luck artifact</w:t>
+      </w:r>
+      <w:r>
+        <w:rPr>
+          <w:b w:val="0"/>
+        </w:rPr>
+        <w:t>, not skill: with a model worse than a</w:t>
+      </w:r>
+    </w:p>
+    <w:p>
+      <w:r>
+        <w:rPr>
+          <w:b w:val="0"/>
+        </w:rPr>
+        <w:t xml:space="preserve">  coin, any Sharpe change is noise from slashing exposure. The verdict gate (AUC &gt; 0.55 </w:t>
+      </w:r>
+      <w:r>
+        <w:rPr>
+          <w:b/>
+        </w:rPr>
+        <w:t>and</w:t>
+      </w:r>
+      <w:r>
+        <w:rPr>
+          <w:b w:val="0"/>
+        </w:rPr>
+        <w:t xml:space="preserve"> beats</w:t>
+      </w:r>
+    </w:p>
+    <w:p>
+      <w:r>
+        <w:rPr>
+          <w:b w:val="0"/>
+        </w:rPr>
+        <w:t xml:space="preserve">  placebo </w:t>
+      </w:r>
+      <w:r>
+        <w:rPr>
+          <w:b/>
+        </w:rPr>
+        <w:t>and</w:t>
+      </w:r>
+      <w:r>
+        <w:rPr>
+          <w:b w:val="0"/>
+        </w:rPr>
+        <w:t xml:space="preserve"> retains ≥40% of trades) correctly rejects it.</w:t>
+      </w:r>
+    </w:p>
+    <w:p>
+      <w:pPr>
+        <w:pStyle w:val="ListBullet"/>
+      </w:pPr>
+      <w:r>
+        <w:rPr>
+          <w:b/>
+        </w:rPr>
+        <w:t>Verdict.</w:t>
+      </w:r>
+      <w:r>
+        <w:rPr>
+          <w:b w:val="0"/>
+        </w:rPr>
+        <w:t xml:space="preserve"> ❌ </w:t>
+      </w:r>
+      <w:r>
+        <w:rPr>
+          <w:b/>
+        </w:rPr>
+        <w:t>REJECT — honest null confirmed.</w:t>
+      </w:r>
+      <w:r>
+        <w:rPr>
+          <w:b w:val="0"/>
+        </w:rPr>
+        <w:t xml:space="preserve"> Meta-labeling adds no out-of-sample</w:t>
+      </w:r>
+    </w:p>
+    <w:p>
+      <w:r>
+        <w:rPr>
+          <w:b w:val="0"/>
+        </w:rPr>
+        <w:t xml:space="preserve">  information here; the deployed basket is already near the information content its own signals carry.</w:t>
+      </w:r>
+    </w:p>
+    <w:p>
+      <w:r>
+        <w:rPr>
+          <w:b w:val="0"/>
+        </w:rPr>
+        <w:t xml:space="preserve">  This is a *clean* negative: the baseline matched 0.831 exactly, the placebo bracketed the result,</w:t>
+      </w:r>
+    </w:p>
+    <w:p>
+      <w:r>
+        <w:rPr>
+          <w:b w:val="0"/>
+        </w:rPr>
+        <w:t xml:space="preserve">  and the one number that looked good (τ=0.60) was unmasked as a count-reduction artifact by the</w:t>
+      </w:r>
+    </w:p>
+    <w:p>
+      <w:r>
+        <w:rPr>
+          <w:b w:val="0"/>
+        </w:rPr>
+        <w:t xml:space="preserve">  AUC. The pairs basket stays deployed </w:t>
+      </w:r>
+      <w:r>
+        <w:rPr>
+          <w:b/>
+        </w:rPr>
+        <w:t>as-is</w:t>
+      </w:r>
+      <w:r>
+        <w:rPr>
+          <w:b w:val="0"/>
+        </w:rPr>
+        <w:t xml:space="preserve"> — there is no conviction-filter to bolt on.</w:t>
+      </w:r>
+    </w:p>
+    <w:p>
+      <w:r>
+        <w:rPr>
+          <w:b w:val="0"/>
+        </w:rPr>
+        <w:t xml:space="preserve">  (`scripts/test_meta_labeling.py` → `data/meta_labeling_results.json`.)</w:t>
       </w:r>
     </w:p>
     <w:sectPr>

--- a/docs/EDGE_CASE_STUDIES.docx
+++ b/docs/EDGE_CASE_STUDIES.docx
@@ -23796,6 +23796,467 @@
           <w:b w:val="0"/>
         </w:rPr>
         <w:t xml:space="preserve">  (`scripts/test_meta_labeling.py` → `data/meta_labeling_results.json`.)</w:t>
+      </w:r>
+    </w:p>
+    <w:p>
+      <w:pPr>
+        <w:pStyle w:val="Heading2"/>
+      </w:pPr>
+      <w:r>
+        <w:t>Case 59 — PEAD with REAL SUE (standardized unexpected earnings) ❌ (SUE *is* the better signal — and PEAD still fails the fresh-symbol holdout a 4th time)</w:t>
+      </w:r>
+    </w:p>
+    <w:p>
+      <w:pPr>
+        <w:pStyle w:val="ListBullet"/>
+      </w:pPr>
+      <w:r>
+        <w:rPr>
+          <w:b/>
+        </w:rPr>
+        <w:t>The standing question (from Cases 14/18).</w:t>
+      </w:r>
+      <w:r>
+        <w:rPr>
+          <w:b w:val="0"/>
+        </w:rPr>
+        <w:t xml:space="preserve"> PEAD's long leg is beta and its single-name short</w:t>
+      </w:r>
+    </w:p>
+    <w:p>
+      <w:r>
+        <w:rPr>
+          <w:b w:val="0"/>
+        </w:rPr>
+        <w:t xml:space="preserve">  leg dies to adverse-selection borrow; it was held open on one explicit lever: *try </w:t>
+      </w:r>
+      <w:r>
+        <w:rPr>
+          <w:b/>
+        </w:rPr>
+        <w:t>real SUE</w:t>
+      </w:r>
+    </w:p>
+    <w:p>
+      <w:r>
+        <w:rPr>
+          <w:b w:val="0"/>
+        </w:rPr>
+        <w:t xml:space="preserve">  vs raw `surprise_pct` at full breadth.* Raw surprise_pct = (eps−consensus)/|consensus| is wildly</w:t>
+      </w:r>
+    </w:p>
+    <w:p>
+      <w:r>
+        <w:rPr>
+          <w:b w:val="0"/>
+        </w:rPr>
+        <w:t xml:space="preserve">  fat-tailed (a near-zero consensus explodes it); the academically-correct PEAD signal is</w:t>
+      </w:r>
+    </w:p>
+    <w:p>
+      <w:r>
+        <w:rPr>
+          <w:b w:val="0"/>
+        </w:rPr>
+        <w:t xml:space="preserve">  </w:t>
+      </w:r>
+      <w:r>
+        <w:rPr>
+          <w:b/>
+        </w:rPr>
+        <w:t>SUE = (eps − consensus) / std(the firm's own past unexpected earnings)</w:t>
+      </w:r>
+      <w:r>
+        <w:rPr>
+          <w:b w:val="0"/>
+        </w:rPr>
+        <w:t xml:space="preserve"> — a clean, comparable</w:t>
+      </w:r>
+    </w:p>
+    <w:p>
+      <w:r>
+        <w:rPr>
+          <w:b w:val="0"/>
+        </w:rPr>
+        <w:t xml:space="preserve">  z-score. The AlphaVantage earnings cache has since grown to **63 symbols × ~30 years (6,604 events</w:t>
+      </w:r>
+    </w:p>
+    <w:p>
+      <w:r>
+        <w:rPr>
+          <w:b w:val="0"/>
+        </w:rPr>
+        <w:t xml:space="preserve">  with computable SUE)**, broad enough to test it.</w:t>
+      </w:r>
+    </w:p>
+    <w:p>
+      <w:pPr>
+        <w:pStyle w:val="ListBullet"/>
+      </w:pPr>
+      <w:r>
+        <w:rPr>
+          <w:b/>
+        </w:rPr>
+        <w:t>Method.</w:t>
+      </w:r>
+      <w:r>
+        <w:rPr>
+          <w:b w:val="0"/>
+        </w:rPr>
+        <w:t xml:space="preserve"> Added an additive `signal_field`/`borrow_field` switch to `backtest_pead` (default</w:t>
+      </w:r>
+    </w:p>
+    <w:p>
+      <w:r>
+        <w:rPr>
+          <w:b w:val="0"/>
+        </w:rPr>
+        <w:t xml:space="preserve">  behaviour bit-identical — verified the prior surprise_pct numbers reproduce exactly). Computed SUE</w:t>
+      </w:r>
+    </w:p>
+    <w:p>
+      <w:r>
+        <w:rPr>
+          <w:b w:val="0"/>
+        </w:rPr>
+        <w:t xml:space="preserve">  per event with a </w:t>
+      </w:r>
+      <w:r>
+        <w:rPr>
+          <w:b/>
+        </w:rPr>
+        <w:t>no-lookahead expanding std</w:t>
+      </w:r>
+      <w:r>
+        <w:rPr>
+          <w:b w:val="0"/>
+        </w:rPr>
+        <w:t xml:space="preserve"> (≥4 priors). Ran long/short/dollar-neutral under</w:t>
+      </w:r>
+    </w:p>
+    <w:p>
+      <w:r>
+        <w:rPr>
+          <w:b w:val="0"/>
+        </w:rPr>
+        <w:t xml:space="preserve">  </w:t>
+      </w:r>
+      <w:r>
+        <w:rPr>
+          <w:b/>
+        </w:rPr>
+        <w:t>flat and adverse-selection borrow</w:t>
+      </w:r>
+      <w:r>
+        <w:rPr>
+          <w:b w:val="0"/>
+        </w:rPr>
+        <w:t xml:space="preserve">, IS/OOS split, and — decisively — the </w:t>
+      </w:r>
+      <w:r>
+        <w:rPr>
+          <w:b/>
+        </w:rPr>
+        <w:t>fresh-symbol holdout</w:t>
+      </w:r>
+    </w:p>
+    <w:p>
+      <w:r>
+        <w:rPr>
+          <w:b w:val="0"/>
+        </w:rPr>
+        <w:t xml:space="preserve">  on the </w:t>
+      </w:r>
+      <w:r>
+        <w:rPr>
+          <w:b/>
+        </w:rPr>
+        <w:t>19 disjoint names</w:t>
+      </w:r>
+      <w:r>
+        <w:rPr>
+          <w:b w:val="0"/>
+        </w:rPr>
+        <w:t xml:space="preserve"> that killed EAR-PEAD in Case 18.</w:t>
+      </w:r>
+    </w:p>
+    <w:p>
+      <w:pPr>
+        <w:pStyle w:val="ListBullet"/>
+      </w:pPr>
+      <w:r>
+        <w:rPr>
+          <w:b/>
+        </w:rPr>
+        <w:t>Result — SUE genuinely beats raw, but it isn't enough.</w:t>
+      </w:r>
+    </w:p>
+    <w:p>
+      <w:pPr>
+        <w:pStyle w:val="ListBullet"/>
+      </w:pPr>
+      <w:r>
+        <w:rPr>
+          <w:b/>
+        </w:rPr>
+        <w:t>SUE is the better signal (question answered).</w:t>
+      </w:r>
+      <w:r>
+        <w:rPr>
+          <w:b w:val="0"/>
+        </w:rPr>
+        <w:t xml:space="preserve"> Dollar-neutral, flat-borrow: raw OOS </w:t>
+      </w:r>
+      <w:r>
+        <w:rPr>
+          <w:b/>
+        </w:rPr>
+        <w:t>−0.17</w:t>
+      </w:r>
+    </w:p>
+    <w:p>
+      <w:r>
+        <w:rPr>
+          <w:b w:val="0"/>
+        </w:rPr>
+        <w:t xml:space="preserve">    → </w:t>
+      </w:r>
+      <w:r>
+        <w:rPr>
+          <w:b/>
+        </w:rPr>
+        <w:t>SUE OOS +0.28</w:t>
+      </w:r>
+      <w:r>
+        <w:rPr>
+          <w:b w:val="0"/>
+        </w:rPr>
+        <w:t xml:space="preserve">. Under adverse borrow: raw both </w:t>
+      </w:r>
+      <w:r>
+        <w:rPr>
+          <w:b/>
+        </w:rPr>
+        <w:t>0.22 / OOS −0.59</w:t>
+      </w:r>
+      <w:r>
+        <w:rPr>
+          <w:b w:val="0"/>
+        </w:rPr>
+        <w:t xml:space="preserve"> → SUE both **0.28 /</w:t>
+      </w:r>
+    </w:p>
+    <w:p>
+      <w:r>
+        <w:rPr>
+          <w:b w:val="0"/>
+        </w:rPr>
+        <w:t xml:space="preserve">    OOS +0.03**. Standardizing the surprise cleans up the fat tails and modestly survives borrow</w:t>
+      </w:r>
+    </w:p>
+    <w:p>
+      <w:r>
+        <w:rPr>
+          <w:b w:val="0"/>
+        </w:rPr>
+        <w:t xml:space="preserve">    where raw collapses. This closes the open lever: </w:t>
+      </w:r>
+      <w:r>
+        <w:rPr>
+          <w:b/>
+        </w:rPr>
+        <w:t>use SUE, not raw surprise_pct.</w:t>
+      </w:r>
+    </w:p>
+    <w:p>
+      <w:pPr>
+        <w:pStyle w:val="ListBullet"/>
+      </w:pPr>
+      <w:r>
+        <w:rPr>
+          <w:b/>
+        </w:rPr>
+        <w:t>But the short leg is still a standalone loser</w:t>
+      </w:r>
+      <w:r>
+        <w:rPr>
+          <w:b w:val="0"/>
+        </w:rPr>
+        <w:t xml:space="preserve"> (−0.24 under adverse borrow, 28 no-locate</w:t>
+      </w:r>
+    </w:p>
+    <w:p>
+      <w:r>
+        <w:rPr>
+          <w:b w:val="0"/>
+        </w:rPr>
+        <w:t xml:space="preserve">    drops) and the dollar-neutral "both" leg is carried by the </w:t>
+      </w:r>
+      <w:r>
+        <w:rPr>
+          <w:b/>
+        </w:rPr>
+        <w:t>long (beta)</w:t>
+      </w:r>
+      <w:r>
+        <w:rPr>
+          <w:b w:val="0"/>
+        </w:rPr>
+        <w:t xml:space="preserve"> leg (long 0.60–1.03).</w:t>
+      </w:r>
+    </w:p>
+    <w:p>
+      <w:r>
+        <w:rPr>
+          <w:b w:val="0"/>
+        </w:rPr>
+        <w:t xml:space="preserve">    The SUE-adverse headline </w:t>
+      </w:r>
+      <w:r>
+        <w:rPr>
+          <w:b/>
+        </w:rPr>
+        <w:t>DSR deflates to 0.0</w:t>
+      </w:r>
+      <w:r>
+        <w:rPr>
+          <w:b w:val="0"/>
+        </w:rPr>
+        <w:t xml:space="preserve"> once you account for the threshold search.</w:t>
+      </w:r>
+    </w:p>
+    <w:p>
+      <w:pPr>
+        <w:pStyle w:val="ListBullet"/>
+      </w:pPr>
+      <w:r>
+        <w:rPr>
+          <w:b/>
+        </w:rPr>
+        <w:t>The fresh-symbol holdout kills it.</w:t>
+      </w:r>
+      <w:r>
+        <w:rPr>
+          <w:b w:val="0"/>
+        </w:rPr>
+        <w:t xml:space="preserve"> Same fixed SUE rule, adverse borrow: **TRAIN-63 both 0.28</w:t>
+      </w:r>
+    </w:p>
+    <w:p>
+      <w:r>
+        <w:rPr>
+          <w:b w:val="0"/>
+        </w:rPr>
+        <w:t xml:space="preserve">    / OOS +0.03 → HOLDOUT-19 both 0.19 / OOS −0.71</w:t>
+      </w:r>
+      <w:r>
+        <w:rPr>
+          <w:b/>
+        </w:rPr>
+        <w:t xml:space="preserve">, short −0.71. The edge </w:t>
+      </w:r>
+      <w:r>
+        <w:rPr>
+          <w:b w:val="0"/>
+        </w:rPr>
+        <w:t>does not generalize to</w:t>
+      </w:r>
+    </w:p>
+    <w:p>
+      <w:r>
+        <w:rPr>
+          <w:b w:val="0"/>
+        </w:rPr>
+        <w:t xml:space="preserve">    disjoint symbols** — the identical failure mode as EAR-PEAD (Case 18) and accruals (Case 23).</w:t>
+      </w:r>
+    </w:p>
+    <w:p>
+      <w:pPr>
+        <w:pStyle w:val="ListBullet"/>
+      </w:pPr>
+      <w:r>
+        <w:rPr>
+          <w:b/>
+        </w:rPr>
+        <w:t>Verdict.</w:t>
+      </w:r>
+      <w:r>
+        <w:rPr>
+          <w:b w:val="0"/>
+        </w:rPr>
+        <w:t xml:space="preserve"> ❌ </w:t>
+      </w:r>
+      <w:r>
+        <w:rPr>
+          <w:b/>
+        </w:rPr>
+        <w:t>REJECT — the SUE lever is now closed.</w:t>
+      </w:r>
+      <w:r>
+        <w:rPr>
+          <w:b w:val="0"/>
+        </w:rPr>
+        <w:t xml:space="preserve"> Real SUE is a real improvement over raw</w:t>
+      </w:r>
+    </w:p>
+    <w:p>
+      <w:r>
+        <w:rPr>
+          <w:b w:val="0"/>
+        </w:rPr>
+        <w:t xml:space="preserve">  surprise_pct (worth keeping in the code), but PEAD's dollar-neutral edge remains **thin,</w:t>
+      </w:r>
+    </w:p>
+    <w:p>
+      <w:r>
+        <w:rPr>
+          <w:b w:val="0"/>
+        </w:rPr>
+        <w:t xml:space="preserve">  long-beta-carried, short-leg-fragile under adverse borrow, and non-generalizing across symbols.**</w:t>
+      </w:r>
+    </w:p>
+    <w:p>
+      <w:r>
+        <w:rPr>
+          <w:b w:val="0"/>
+        </w:rPr>
+        <w:t xml:space="preserve">  This is the </w:t>
+      </w:r>
+      <w:r>
+        <w:rPr>
+          <w:b/>
+        </w:rPr>
+        <w:t>4th independent rejection</w:t>
+      </w:r>
+      <w:r>
+        <w:rPr>
+          <w:b w:val="0"/>
+        </w:rPr>
+        <w:t xml:space="preserve"> of the PEAD family (raw Case 14, EAR-hedged Case 18,</w:t>
+      </w:r>
+    </w:p>
+    <w:p>
+      <w:r>
+        <w:rPr>
+          <w:b w:val="0"/>
+        </w:rPr>
+        <w:t xml:space="preserve">  3rd-leg re-test Case 55, SUE Case 59). PEAD is not the uncorrelated third leg; the deployed book</w:t>
+      </w:r>
+    </w:p>
+    <w:p>
+      <w:r>
+        <w:rPr>
+          <w:b w:val="0"/>
+        </w:rPr>
+        <w:t xml:space="preserve">  (pairs + short-vol) stands. (`scripts/test_pead_sue.py` → `data/pead_sue_results.json`; additive</w:t>
+      </w:r>
+    </w:p>
+    <w:p>
+      <w:r>
+        <w:rPr>
+          <w:b w:val="0"/>
+        </w:rPr>
+        <w:t xml:space="preserve">  `signal_field`/`borrow_field` in `alpca/backtest/pead.py`.)</w:t>
       </w:r>
     </w:p>
     <w:sectPr>

--- a/docs/EDGE_CASE_STUDIES.docx
+++ b/docs/EDGE_CASE_STUDIES.docx
@@ -24257,6 +24257,514 @@
           <w:b w:val="0"/>
         </w:rPr>
         <w:t xml:space="preserve">  `signal_field`/`borrow_field` in `alpca/backtest/pead.py`.)</w:t>
+      </w:r>
+    </w:p>
+    <w:p>
+      <w:pPr>
+        <w:pStyle w:val="Heading2"/>
+      </w:pPr>
+      <w:r>
+        <w:t>Case 60 — Out-of-regime test of the deployed pairs basket on 10.5 years ✅ (the edge HOLDS on never-seen 2016-2020 — the session's strongest validation)</w:t>
+      </w:r>
+    </w:p>
+    <w:p>
+      <w:pPr>
+        <w:pStyle w:val="ListBullet"/>
+      </w:pPr>
+      <w:r>
+        <w:rPr>
+          <w:b/>
+        </w:rPr>
+        <w:t>The unlock (a data source we already had).</w:t>
+      </w:r>
+      <w:r>
+        <w:rPr>
+          <w:b w:val="0"/>
+        </w:rPr>
+        <w:t xml:space="preserve"> Everything in the program had been tuned and</w:t>
+      </w:r>
+    </w:p>
+    <w:p>
+      <w:r>
+        <w:rPr>
+          <w:b w:val="0"/>
+        </w:rPr>
+        <w:t xml:space="preserve">  measured on a single 5-year window (2021-06 → 2026-06) — the standing weakness was that we'd never</w:t>
+      </w:r>
+    </w:p>
+    <w:p>
+      <w:r>
+        <w:rPr>
+          <w:b w:val="0"/>
+        </w:rPr>
+        <w:t xml:space="preserve">  seen the deployed edge *out of regime*. The fix wasn't a new provider: the Alpaca account **already</w:t>
+      </w:r>
+    </w:p>
+    <w:p>
+      <w:r>
+        <w:rPr>
+          <w:b w:val="0"/>
+        </w:rPr>
+        <w:t xml:space="preserve">  has SIP historical access** (the config merely defaulted to the conservative `iex` feed, which has</w:t>
+      </w:r>
+    </w:p>
+    <w:p>
+      <w:r>
+        <w:rPr>
+          <w:b w:val="0"/>
+        </w:rPr>
+        <w:t xml:space="preserve">  no deep daily history). The SIP feed serves </w:t>
+      </w:r>
+      <w:r>
+        <w:rPr>
+          <w:b/>
+        </w:rPr>
+        <w:t>full daily history back to 2016</w:t>
+      </w:r>
+      <w:r>
+        <w:rPr>
+          <w:b w:val="0"/>
+        </w:rPr>
+        <w:t xml:space="preserve"> (the free tier only</w:t>
+      </w:r>
+    </w:p>
+    <w:p>
+      <w:r>
+        <w:rPr>
+          <w:b w:val="0"/>
+        </w:rPr>
+        <w:t xml:space="preserve">  blocks the most recent ~15 minutes). Re-pulling the 195-symbol large-cap universe at SIP depth gave</w:t>
+      </w:r>
+    </w:p>
+    <w:p>
+      <w:r>
+        <w:rPr>
+          <w:b w:val="0"/>
+        </w:rPr>
+        <w:t xml:space="preserve">  </w:t>
+      </w:r>
+      <w:r>
+        <w:rPr>
+          <w:b/>
+        </w:rPr>
+        <w:t>10.5 years</w:t>
+      </w:r>
+      <w:r>
+        <w:rPr>
+          <w:b w:val="0"/>
+        </w:rPr>
+        <w:t xml:space="preserve"> (≈2,630 daily bars/name) — doubling the history and exposing the </w:t>
+      </w:r>
+      <w:r>
+        <w:rPr>
+          <w:b/>
+        </w:rPr>
+        <w:t>2018 vol-spike</w:t>
+      </w:r>
+    </w:p>
+    <w:p>
+      <w:r>
+        <w:rPr>
+          <w:b w:val="0"/>
+        </w:rPr>
+        <w:t xml:space="preserve">  and </w:t>
+      </w:r>
+      <w:r>
+        <w:rPr>
+          <w:b/>
+        </w:rPr>
+        <w:t>2020 COVID crash</w:t>
+      </w:r>
+      <w:r>
+        <w:rPr>
+          <w:b w:val="0"/>
+        </w:rPr>
+        <w:t>, neither of which was in any prior window.</w:t>
+      </w:r>
+    </w:p>
+    <w:p>
+      <w:pPr>
+        <w:pStyle w:val="ListBullet"/>
+      </w:pPr>
+      <w:r>
+        <w:rPr>
+          <w:b/>
+        </w:rPr>
+        <w:t>Method.</w:t>
+      </w:r>
+      <w:r>
+        <w:rPr>
+          <w:b w:val="0"/>
+        </w:rPr>
+        <w:t xml:space="preserve"> Ran the </w:t>
+      </w:r>
+      <w:r>
+        <w:rPr>
+          <w:b/>
+        </w:rPr>
+        <w:t>exact deployed config</w:t>
+      </w:r>
+      <w:r>
+        <w:rPr>
+          <w:b w:val="0"/>
+        </w:rPr>
+        <w:t xml:space="preserve"> (`delisting_aware_walkforward`, train 252 / test 63 /</w:t>
+      </w:r>
+    </w:p>
+    <w:p>
+      <w:r>
+        <w:rPr>
+          <w:b w:val="0"/>
+        </w:rPr>
+        <w:t xml:space="preserve">  top-10 / ADF ≤ −2.86 / 2 bps) on the 10.5yr panel and split the OOS daily returns into</w:t>
+      </w:r>
+    </w:p>
+    <w:p>
+      <w:r>
+        <w:rPr>
+          <w:b w:val="0"/>
+        </w:rPr>
+        <w:t xml:space="preserve">  </w:t>
+      </w:r>
+      <w:r>
+        <w:rPr>
+          <w:b/>
+        </w:rPr>
+        <w:t>OUT-OF-REGIME 2016-2020</w:t>
+      </w:r>
+      <w:r>
+        <w:rPr>
+          <w:b w:val="0"/>
+        </w:rPr>
+        <w:t xml:space="preserve"> (never in any tuning window) vs </w:t>
+      </w:r>
+      <w:r>
+        <w:rPr>
+          <w:b/>
+        </w:rPr>
+        <w:t>IN-REGIME 2021-2026</w:t>
+      </w:r>
+      <w:r>
+        <w:rPr>
+          <w:b w:val="0"/>
+        </w:rPr>
+        <w:t>. (Note: the</w:t>
+      </w:r>
+    </w:p>
+    <w:p>
+      <w:r>
+        <w:rPr>
+          <w:b w:val="0"/>
+        </w:rPr>
+        <w:t xml:space="preserve">  ragged 10yr panel — recent IPOs have no 2016 bars — breaks `walkforward_pairs`' strict timestamp</w:t>
+      </w:r>
+    </w:p>
+    <w:p>
+      <w:r>
+        <w:rPr>
+          <w:b w:val="0"/>
+        </w:rPr>
+        <w:t xml:space="preserve">  intersection; `delisting_aware_walkforward` uses the union calendar + per-window 80%-availability</w:t>
+      </w:r>
+    </w:p>
+    <w:p>
+      <w:r>
+        <w:rPr>
+          <w:b w:val="0"/>
+        </w:rPr>
+        <w:t xml:space="preserve">  screening and is the correct, validated tool.)</w:t>
+      </w:r>
+    </w:p>
+    <w:p>
+      <w:pPr>
+        <w:pStyle w:val="ListBullet"/>
+      </w:pPr>
+      <w:r>
+        <w:rPr>
+          <w:b/>
+        </w:rPr>
+        <w:t>Result — the edge holds out-of-regime.</w:t>
+      </w:r>
+    </w:p>
+    <w:p>
+      <w:pPr>
+        <w:pStyle w:val="ListBullet"/>
+      </w:pPr>
+      <w:r>
+        <w:rPr>
+          <w:b/>
+        </w:rPr>
+        <w:t>OUT-OF-REGIME 2016-2020: Sharpe 0.554</w:t>
+      </w:r>
+      <w:r>
+        <w:rPr>
+          <w:b w:val="0"/>
+        </w:rPr>
+        <w:t xml:space="preserve"> (1,007 OOS days), </w:t>
+      </w:r>
+      <w:r>
+        <w:rPr>
+          <w:b/>
+        </w:rPr>
+        <w:t>positive in all four years</w:t>
+      </w:r>
+    </w:p>
+    <w:p>
+      <w:r>
+        <w:rPr>
+          <w:b w:val="0"/>
+        </w:rPr>
+        <w:t xml:space="preserve">    (2017 +0.08, 2018 +0.02, 2019 +0.98, 2020 +0.87) — it survives both the 2018 vol-spike and the</w:t>
+      </w:r>
+    </w:p>
+    <w:p>
+      <w:r>
+        <w:rPr>
+          <w:b w:val="0"/>
+        </w:rPr>
+        <w:t xml:space="preserve">    2020 COVID crash.</w:t>
+      </w:r>
+    </w:p>
+    <w:p>
+      <w:pPr>
+        <w:pStyle w:val="ListBullet"/>
+      </w:pPr>
+      <w:r>
+        <w:rPr>
+          <w:b w:val="0"/>
+        </w:rPr>
+        <w:t xml:space="preserve">IN-REGIME 2021-2026: Sharpe </w:t>
+      </w:r>
+      <w:r>
+        <w:rPr>
+          <w:b/>
+        </w:rPr>
+        <w:t>0.505</w:t>
+      </w:r>
+      <w:r>
+        <w:rPr>
+          <w:b w:val="0"/>
+        </w:rPr>
+        <w:t xml:space="preserve">. The out-of-regime number is </w:t>
+      </w:r>
+      <w:r>
+        <w:rPr>
+          <w:b/>
+        </w:rPr>
+        <w:t>slightly higher</w:t>
+      </w:r>
+      <w:r>
+        <w:rPr>
+          <w:b w:val="0"/>
+        </w:rPr>
+        <w:t xml:space="preserve"> than the</w:t>
+      </w:r>
+    </w:p>
+    <w:p>
+      <w:r>
+        <w:rPr>
+          <w:b w:val="0"/>
+        </w:rPr>
+        <w:t xml:space="preserve">    in-regime one — the clearest possible evidence that the pairs edge is </w:t>
+      </w:r>
+      <w:r>
+        <w:rPr>
+          <w:b/>
+        </w:rPr>
+        <w:t>not a 2021-2026 artifact</w:t>
+      </w:r>
+      <w:r>
+        <w:rPr>
+          <w:b w:val="0"/>
+        </w:rPr>
+        <w:t>.</w:t>
+      </w:r>
+    </w:p>
+    <w:p>
+      <w:pPr>
+        <w:pStyle w:val="ListBullet"/>
+      </w:pPr>
+      <w:r>
+        <w:rPr>
+          <w:b w:val="0"/>
+        </w:rPr>
+        <w:t xml:space="preserve">Full 10.5yr: Sharpe </w:t>
+      </w:r>
+      <w:r>
+        <w:rPr>
+          <w:b/>
+        </w:rPr>
+        <w:t>0.514</w:t>
+      </w:r>
+      <w:r>
+        <w:rPr>
+          <w:b w:val="0"/>
+        </w:rPr>
+        <w:t>, 37 windows, 2,331 OOS days.</w:t>
+      </w:r>
+    </w:p>
+    <w:p>
+      <w:pPr>
+        <w:pStyle w:val="ListBullet"/>
+      </w:pPr>
+      <w:r>
+        <w:rPr>
+          <w:b/>
+        </w:rPr>
+        <w:t>Honest caveats (recorded, not buried).</w:t>
+      </w:r>
+      <w:r>
+        <w:rPr>
+          <w:b w:val="0"/>
+        </w:rPr>
+        <w:t xml:space="preserve"> (1) The full-period **0.51 sits below the 0.83</w:t>
+      </w:r>
+    </w:p>
+    <w:p>
+      <w:r>
+        <w:rPr>
+          <w:b w:val="0"/>
+        </w:rPr>
+        <w:t xml:space="preserve">  concentrated-5yr headline</w:t>
+      </w:r>
+      <w:r>
+        <w:rPr>
+          <w:b/>
+        </w:rPr>
+        <w:t xml:space="preserve"> — the true Sharpe looks like a </w:t>
+      </w:r>
+      <w:r>
+        <w:rPr>
+          <w:b w:val="0"/>
+        </w:rPr>
+        <w:t>modest ~0.5**, regime-robust but</w:t>
+      </w:r>
+    </w:p>
+    <w:p>
+      <w:r>
+        <w:rPr>
+          <w:b w:val="0"/>
+        </w:rPr>
+        <w:t xml:space="preserve">  smaller than the favourable window suggested; we revise the honest expectation *down on magnitude,</w:t>
+      </w:r>
+    </w:p>
+    <w:p>
+      <w:r>
+        <w:rPr>
+          <w:b w:val="0"/>
+        </w:rPr>
+        <w:t xml:space="preserve">  up on confidence*. (2) </w:t>
+      </w:r>
+      <w:r>
+        <w:rPr>
+          <w:b/>
+        </w:rPr>
+        <w:t>2026 reads −2.00</w:t>
+      </w:r>
+      <w:r>
+        <w:rPr>
+          <w:b w:val="0"/>
+        </w:rPr>
+        <w:t>, but it is a ~half-year small sample (and this fresh</w:t>
+      </w:r>
+    </w:p>
+    <w:p>
+      <w:r>
+        <w:rPr>
+          <w:b w:val="0"/>
+        </w:rPr>
+        <w:t xml:space="preserve">  SIP pull runs through 2026-06-18, later than the deployed June-16 snapshot's +1.06) — a noisy</w:t>
+      </w:r>
+    </w:p>
+    <w:p>
+      <w:r>
+        <w:rPr>
+          <w:b w:val="0"/>
+        </w:rPr>
+        <w:t xml:space="preserve">  partial year, not a regime verdict.</w:t>
+      </w:r>
+    </w:p>
+    <w:p>
+      <w:pPr>
+        <w:pStyle w:val="ListBullet"/>
+      </w:pPr>
+      <w:r>
+        <w:rPr>
+          <w:b/>
+        </w:rPr>
+        <w:t>Verdict.</w:t>
+      </w:r>
+      <w:r>
+        <w:rPr>
+          <w:b w:val="0"/>
+        </w:rPr>
+        <w:t xml:space="preserve"> ✅ </w:t>
+      </w:r>
+      <w:r>
+        <w:rPr>
+          <w:b/>
+        </w:rPr>
+        <w:t>HOLDS OUT-OF-REGIME — the deployed pairs edge is real and regime-robust.</w:t>
+      </w:r>
+      <w:r>
+        <w:rPr>
+          <w:b w:val="0"/>
+        </w:rPr>
+        <w:t xml:space="preserve"> This</w:t>
+      </w:r>
+    </w:p>
+    <w:p>
+      <w:r>
+        <w:rPr>
+          <w:b w:val="0"/>
+        </w:rPr>
+        <w:t xml:space="preserve">  is the session's first *confirmation* rather than rejection: the one deployed equity edge clears a</w:t>
+      </w:r>
+    </w:p>
+    <w:p>
+      <w:r>
+        <w:rPr>
+          <w:b w:val="0"/>
+        </w:rPr>
+        <w:t xml:space="preserve">  genuine out-of-regime holdout (2016-2020, including two stress regimes) at a Sharpe (~0.55) on par</w:t>
+      </w:r>
+    </w:p>
+    <w:p>
+      <w:r>
+        <w:rPr>
+          <w:b w:val="0"/>
+        </w:rPr>
+        <w:t xml:space="preserve">  with its in-regime number. The magnitude is modest (~0.5, below the 0.83 headline), which is the</w:t>
+      </w:r>
+    </w:p>
+    <w:p>
+      <w:r>
+        <w:rPr>
+          <w:b w:val="0"/>
+        </w:rPr>
+        <w:t xml:space="preserve">  honest read. </w:t>
+      </w:r>
+      <w:r>
+        <w:rPr>
+          <w:b/>
+        </w:rPr>
+        <w:t>Going forward, research downloads should use `--feed sip` for the full 10.5yr depth</w:t>
+      </w:r>
+    </w:p>
+    <w:p>
+      <w:r>
+        <w:rPr>
+          <w:b w:val="0"/>
+        </w:rPr>
+        <w:t xml:space="preserve">  so every prior 5yr-window result can be re-tested out-of-regime. (`scripts/test_pairs_out_of_regime.py`</w:t>
+      </w:r>
+    </w:p>
+    <w:p>
+      <w:r>
+        <w:rPr>
+          <w:b w:val="0"/>
+        </w:rPr>
+        <w:t xml:space="preserve">  → `data/pairs_out_of_regime.json`; `scripts/download_data.py --feed sip`.)</w:t>
       </w:r>
     </w:p>
     <w:sectPr>

--- a/docs/EDGE_CASE_STUDIES.docx
+++ b/docs/EDGE_CASE_STUDIES.docx
@@ -24765,6 +24765,328 @@
           <w:b w:val="0"/>
         </w:rPr>
         <w:t xml:space="preserve">  → `data/pairs_out_of_regime.json`; `scripts/download_data.py --feed sip`.)</w:t>
+      </w:r>
+    </w:p>
+    <w:p>
+      <w:pPr>
+        <w:pStyle w:val="Heading2"/>
+      </w:pPr>
+      <w:r>
+        <w:t>Case 61 — Conference-driven return drift, MINED by the research pipeline ❌ (beta dressed as alpha; the harness caught what the source headline hid)</w:t>
+      </w:r>
+    </w:p>
+    <w:p>
+      <w:pPr>
+        <w:pStyle w:val="ListBullet"/>
+      </w:pPr>
+      <w:r>
+        <w:rPr>
+          <w:b/>
+        </w:rPr>
+        <w:t>First edge from the new research pipeline.</w:t>
+      </w:r>
+      <w:r>
+        <w:rPr>
+          <w:b w:val="0"/>
+        </w:rPr>
+        <w:t xml:space="preserve"> Built `alpca/research/` — a harvester + LLM</w:t>
+      </w:r>
+    </w:p>
+    <w:p>
+      <w:r>
+        <w:rPr>
+          <w:b w:val="0"/>
+        </w:rPr>
+        <w:t xml:space="preserve">  strategy-extractor that pulls articles from every provider we have (AlphaVantage NEWS_SENTIMENT,</w:t>
+      </w:r>
+    </w:p>
+    <w:p>
+      <w:r>
+        <w:rPr>
+          <w:b w:val="0"/>
+        </w:rPr>
+        <w:t xml:space="preserve">  Alpaca/Benzinga news, and quant-research publishers via web/Reddit/Perplexity), normalizes them</w:t>
+      </w:r>
+    </w:p>
+    <w:p>
+      <w:r>
+        <w:rPr>
+          <w:b w:val="0"/>
+        </w:rPr>
+        <w:t xml:space="preserve">  into one corpus, extracts </w:t>
+      </w:r>
+      <w:r>
+        <w:rPr>
+          <w:b/>
+        </w:rPr>
+        <w:t>structured testable specs</w:t>
+      </w:r>
+      <w:r>
+        <w:rPr>
+          <w:b w:val="0"/>
+        </w:rPr>
+        <w:t>, dedups against our 60 prior cases, and</w:t>
+      </w:r>
+    </w:p>
+    <w:p>
+      <w:r>
+        <w:rPr>
+          <w:b w:val="0"/>
+        </w:rPr>
+        <w:t xml:space="preserve">  queues the </w:t>
+      </w:r>
+      <w:r>
+        <w:rPr>
+          <w:b/>
+        </w:rPr>
+        <w:t>novel + venue-feasible</w:t>
+      </w:r>
+      <w:r>
+        <w:rPr>
+          <w:b w:val="0"/>
+        </w:rPr>
+        <w:t xml:space="preserve"> ones for validation. The first surfaced candidate:</w:t>
+      </w:r>
+    </w:p>
+    <w:p>
+      <w:r>
+        <w:rPr>
+          <w:b w:val="0"/>
+        </w:rPr>
+        <w:t xml:space="preserve">  </w:t>
+      </w:r>
+      <w:r>
+        <w:rPr>
+          <w:b/>
+        </w:rPr>
+        <w:t>conference-driven return drift</w:t>
+      </w:r>
+      <w:r>
+        <w:rPr>
+          <w:b w:val="0"/>
+        </w:rPr>
+        <w:t xml:space="preserve"> (Quantpedia) — *long AAPL/GOOGL/MSFT from D-2 before to D+2</w:t>
+      </w:r>
+    </w:p>
+    <w:p>
+      <w:r>
+        <w:rPr>
+          <w:b w:val="0"/>
+        </w:rPr>
+        <w:t xml:space="preserve">  after their flagship conferences (WWDC / Google I/O / MS Build); claimed Sharpe 0.97, 2011-2025.*</w:t>
+      </w:r>
+    </w:p>
+    <w:p>
+      <w:pPr>
+        <w:pStyle w:val="ListBullet"/>
+      </w:pPr>
+      <w:r>
+        <w:rPr>
+          <w:b/>
+        </w:rPr>
+        <w:t>Validated on 2016-2026 SIP data</w:t>
+      </w:r>
+      <w:r>
+        <w:rPr>
+          <w:b w:val="0"/>
+        </w:rPr>
+        <w:t xml:space="preserve"> (4 tickers pulled fresh from Alpaca SIP — no external drive</w:t>
+      </w:r>
+    </w:p>
+    <w:p>
+      <w:r>
+        <w:rPr>
+          <w:b w:val="0"/>
+        </w:rPr>
+        <w:t xml:space="preserve">  needed; conference dates are publicly scheduled → no lookahead), long-only and beta-hedged, with</w:t>
+      </w:r>
+    </w:p>
+    <w:p>
+      <w:r>
+        <w:rPr>
+          <w:b w:val="0"/>
+        </w:rPr>
+        <w:t xml:space="preserve">  the decisive </w:t>
+      </w:r>
+      <w:r>
+        <w:rPr>
+          <w:b/>
+        </w:rPr>
+        <w:t>is-it-beta?</w:t>
+      </w:r>
+      <w:r>
+        <w:rPr>
+          <w:b w:val="0"/>
+        </w:rPr>
+        <w:t xml:space="preserve"> control.</w:t>
+      </w:r>
+    </w:p>
+    <w:p>
+      <w:pPr>
+        <w:pStyle w:val="ListBullet"/>
+      </w:pPr>
+      <w:r>
+        <w:rPr>
+          <w:b/>
+        </w:rPr>
+        <w:t>Result — beta, not alpha.</w:t>
+      </w:r>
+    </w:p>
+    <w:p>
+      <w:pPr>
+        <w:pStyle w:val="ListBullet"/>
+      </w:pPr>
+      <w:r>
+        <w:rPr>
+          <w:b/>
+        </w:rPr>
+        <w:t>Long-only: Sharpe 0.63</w:t>
+      </w:r>
+      <w:r>
+        <w:rPr>
+          <w:b w:val="0"/>
+        </w:rPr>
+        <w:t xml:space="preserve"> (below the claimed 0.97 on our window) — but **buy-and-hold the 3</w:t>
+      </w:r>
+    </w:p>
+    <w:p>
+      <w:r>
+        <w:rPr>
+          <w:b w:val="0"/>
+        </w:rPr>
+        <w:t xml:space="preserve">    names *always* = Sharpe 1.06.** The conference timing is *worse than just owning the stocks*:</w:t>
+      </w:r>
+    </w:p>
+    <w:p>
+      <w:r>
+        <w:rPr>
+          <w:b w:val="0"/>
+        </w:rPr>
+        <w:t xml:space="preserve">    it's compressed mega-cap tech beta, parked in cash 93% of the time (7% exposure).</w:t>
+      </w:r>
+    </w:p>
+    <w:p>
+      <w:pPr>
+        <w:pStyle w:val="ListBullet"/>
+      </w:pPr>
+      <w:r>
+        <w:rPr>
+          <w:b w:val="0"/>
+        </w:rPr>
+        <w:t>**Beta-hedged (long stock − short SPY) = the alpha test: 0.54 full-period — but</w:t>
+      </w:r>
+    </w:p>
+    <w:p>
+      <w:r>
+        <w:rPr>
+          <w:b w:val="0"/>
+        </w:rPr>
+        <w:t xml:space="preserve">    recency-concentrated**: negative in 2016/2017/2018/2020, positive only 2019 + 2021-2024. Not</w:t>
+      </w:r>
+    </w:p>
+    <w:p>
+      <w:r>
+        <w:rPr>
+          <w:b w:val="0"/>
+        </w:rPr>
+        <w:t xml:space="preserve">    regime-stable, and the whole thing rests on </w:t>
+      </w:r>
+      <w:r>
+        <w:rPr>
+          <w:b/>
+        </w:rPr>
+        <w:t>29 events</w:t>
+      </w:r>
+      <w:r>
+        <w:rPr>
+          <w:b w:val="0"/>
+        </w:rPr>
+        <w:t xml:space="preserve"> (≈3/yr × 3 names) — far too few</w:t>
+      </w:r>
+    </w:p>
+    <w:p>
+      <w:r>
+        <w:rPr>
+          <w:b w:val="0"/>
+        </w:rPr>
+        <w:t xml:space="preserve">    independent bets to trust.</w:t>
+      </w:r>
+    </w:p>
+    <w:p>
+      <w:pPr>
+        <w:pStyle w:val="ListBullet"/>
+      </w:pPr>
+      <w:r>
+        <w:rPr>
+          <w:b/>
+        </w:rPr>
+        <w:t>Verdict.</w:t>
+      </w:r>
+      <w:r>
+        <w:rPr>
+          <w:b w:val="0"/>
+        </w:rPr>
+        <w:t xml:space="preserve"> ❌ </w:t>
+      </w:r>
+      <w:r>
+        <w:rPr>
+          <w:b/>
+        </w:rPr>
+        <w:t>REJECT — beta dressed as alpha.</w:t>
+      </w:r>
+      <w:r>
+        <w:rPr>
+          <w:b w:val="0"/>
+        </w:rPr>
+        <w:t xml:space="preserve"> The long-only "edge" underperforms simply</w:t>
+      </w:r>
+    </w:p>
+    <w:p>
+      <w:r>
+        <w:rPr>
+          <w:b w:val="0"/>
+        </w:rPr>
+        <w:t xml:space="preserve">  holding the three stocks; the hedged alpha is a small-sample recency artifact (the mega-cap</w:t>
+      </w:r>
+    </w:p>
+    <w:p>
+      <w:r>
+        <w:rPr>
+          <w:b w:val="0"/>
+        </w:rPr>
+        <w:t xml:space="preserve">  dominance window), exactly what the source's headline Sharpe (0.97, long-only, 2011-2025) obscured.</w:t>
+      </w:r>
+    </w:p>
+    <w:p>
+      <w:r>
+        <w:rPr>
+          <w:b w:val="0"/>
+        </w:rPr>
+        <w:t xml:space="preserve">  *The value here is the pipeline:* it took a published strategy from harvest → spec → venue-feasible</w:t>
+      </w:r>
+    </w:p>
+    <w:p>
+      <w:r>
+        <w:rPr>
+          <w:b w:val="0"/>
+        </w:rPr>
+        <w:t xml:space="preserve">  triage → honest battery → beta/regime decomposition automatically. (`alpca/research/`,</w:t>
+      </w:r>
+    </w:p>
+    <w:p>
+      <w:r>
+        <w:rPr>
+          <w:b w:val="0"/>
+        </w:rPr>
+        <w:t xml:space="preserve">  `scripts/harvest_news.py`, `scripts/mine_strategies.py`, `scripts/validate_conference_drift.py`</w:t>
+      </w:r>
+    </w:p>
+    <w:p>
+      <w:r>
+        <w:rPr>
+          <w:b w:val="0"/>
+        </w:rPr>
+        <w:t xml:space="preserve">  → `data/conference_drift_results.json`. Pipeline doc: `docs/RESEARCH_PIPELINE.md`.)</w:t>
       </w:r>
     </w:p>
     <w:sectPr>

--- a/docs/EDGE_CASE_STUDIES.docx
+++ b/docs/EDGE_CASE_STUDIES.docx
@@ -25087,6 +25087,511 @@
           <w:b w:val="0"/>
         </w:rPr>
         <w:t xml:space="preserve">  → `data/conference_drift_results.json`. Pipeline doc: `docs/RESEARCH_PIPELINE.md`.)</w:t>
+      </w:r>
+    </w:p>
+    <w:p>
+      <w:pPr>
+        <w:pStyle w:val="Heading2"/>
+      </w:pPr>
+      <w:r>
+        <w:t>Case 62 — The harvest at scale: 176 published strategies → 3 validated overlays ❌❌⚠️</w:t>
+      </w:r>
+    </w:p>
+    <w:p>
+      <w:pPr>
+        <w:pStyle w:val="ListBullet"/>
+      </w:pPr>
+      <w:r>
+        <w:rPr>
+          <w:b/>
+        </w:rPr>
+        <w:t>The exhaustive sweep.</w:t>
+      </w:r>
+      <w:r>
+        <w:rPr>
+          <w:b w:val="0"/>
+        </w:rPr>
+        <w:t xml:space="preserve"> A 16-agent fan-out (146 sub-agents, ~6.7M tokens) harvested **176</w:t>
+      </w:r>
+    </w:p>
+    <w:p>
+      <w:r>
+        <w:rPr>
+          <w:b w:val="0"/>
+        </w:rPr>
+        <w:t xml:space="preserve">  published strategies** across every provider — Quantpedia, Alpha Architect, arXiv q-fin, SSRN,</w:t>
+      </w:r>
+    </w:p>
+    <w:p>
+      <w:r>
+        <w:rPr>
+          <w:b w:val="0"/>
+        </w:rPr>
+        <w:t xml:space="preserve">  QuantConnect, Reddit r/algotrading + r/quant, Perplexity, plus targeted families (volatility, ETF</w:t>
+      </w:r>
+    </w:p>
+    <w:p>
+      <w:r>
+        <w:rPr>
+          <w:b w:val="0"/>
+        </w:rPr>
+        <w:t xml:space="preserve">  RV, seasonality, earnings, positioning, sentiment, cross-asset, microstructure). After deduping</w:t>
+      </w:r>
+    </w:p>
+    <w:p>
+      <w:r>
+        <w:rPr>
+          <w:b w:val="0"/>
+        </w:rPr>
+        <w:t xml:space="preserve">  against our 61 prior cases: </w:t>
+      </w:r>
+      <w:r>
+        <w:rPr>
+          <w:b/>
+        </w:rPr>
+        <w:t>65 novel + venue-feasible</w:t>
+      </w:r>
+      <w:r>
+        <w:rPr>
+          <w:b w:val="0"/>
+        </w:rPr>
+        <w:t>, of which an adversarial pre-validation</w:t>
+      </w:r>
+    </w:p>
+    <w:p>
+      <w:r>
+        <w:rPr>
+          <w:b w:val="0"/>
+        </w:rPr>
+        <w:t xml:space="preserve">  pass flagged </w:t>
+      </w:r>
+      <w:r>
+        <w:rPr>
+          <w:b/>
+        </w:rPr>
+        <w:t>7 test-now, 11 queued (data-gated), 47 dropped</w:t>
+      </w:r>
+      <w:r>
+        <w:rPr>
+          <w:b w:val="0"/>
+        </w:rPr>
+        <w:t xml:space="preserve"> (beta/infeasible/already-implied).</w:t>
+      </w:r>
+    </w:p>
+    <w:p>
+      <w:r>
+        <w:rPr>
+          <w:b w:val="0"/>
+        </w:rPr>
+        <w:t xml:space="preserve">  Full catalog: `data/research/harvest_catalog.json`. Three of the test-now set need no new data and</w:t>
+      </w:r>
+    </w:p>
+    <w:p>
+      <w:r>
+        <w:rPr>
+          <w:b w:val="0"/>
+        </w:rPr>
+        <w:t xml:space="preserve">  were validated immediately, each against the exact control its adversary predicted would kill it:</w:t>
+      </w:r>
+    </w:p>
+    <w:p>
+      <w:pPr>
+        <w:pStyle w:val="ListBullet"/>
+      </w:pPr>
+      <w:r>
+        <w:rPr>
+          <w:b/>
+        </w:rPr>
+        <w:t>A · Option-Expiration-Week SPY</w:t>
+      </w:r>
+      <w:r>
+        <w:rPr>
+          <w:b w:val="0"/>
+        </w:rPr>
+        <w:t xml:space="preserve"> (long SPY only during the 3rd-Friday week). ❌ **REJECT —</w:t>
+      </w:r>
+    </w:p>
+    <w:p>
+      <w:r>
+        <w:rPr>
+          <w:b w:val="0"/>
+        </w:rPr>
+        <w:t xml:space="preserve">  decisive.</w:t>
+      </w:r>
+      <w:r>
+        <w:rPr>
+          <w:b/>
+        </w:rPr>
+        <w:t xml:space="preserve"> On 2016-2026 the opex week actually returned *less* than other days (</w:t>
+      </w:r>
+      <w:r>
+        <w:rPr>
+          <w:b w:val="0"/>
+        </w:rPr>
+        <w:t>+1.6 vs +7.6</w:t>
+      </w:r>
+    </w:p>
+    <w:p>
+      <w:r>
+        <w:rPr>
+          <w:b w:val="0"/>
+        </w:rPr>
+        <w:t xml:space="preserve">  bps/day</w:t>
+      </w:r>
+      <w:r>
+        <w:rPr>
+          <w:b/>
+        </w:rPr>
+        <w:t xml:space="preserve">, effect </w:t>
+      </w:r>
+      <w:r>
+        <w:rPr>
+          <w:b w:val="0"/>
+        </w:rPr>
+        <w:t>−6 bps/day**), and the strategy's Sharpe sat below 93% of random-week SPY</w:t>
+      </w:r>
+    </w:p>
+    <w:p>
+      <w:r>
+        <w:rPr>
+          <w:b w:val="0"/>
+        </w:rPr>
+        <w:t xml:space="preserve">  overlays (placebo percentile 0.07). The anomaly is inverted on our window.</w:t>
+      </w:r>
+    </w:p>
+    <w:p>
+      <w:pPr>
+        <w:pStyle w:val="ListBullet"/>
+      </w:pPr>
+      <w:r>
+        <w:rPr>
+          <w:b/>
+        </w:rPr>
+        <w:t>B · Bond-ETF duration rotation</w:t>
+      </w:r>
+      <w:r>
+        <w:rPr>
+          <w:b w:val="0"/>
+        </w:rPr>
+        <w:t xml:space="preserve"> (hold the median-momentum tier of 5 duration-laddered Treasury/</w:t>
+      </w:r>
+    </w:p>
+    <w:p>
+      <w:r>
+        <w:rPr>
+          <w:b w:val="0"/>
+        </w:rPr>
+        <w:t xml:space="preserve">  agg ETFs). ❌ </w:t>
+      </w:r>
+      <w:r>
+        <w:rPr>
+          <w:b/>
+        </w:rPr>
+        <w:t>REJECT — decisive.</w:t>
+      </w:r>
+      <w:r>
+        <w:rPr>
+          <w:b w:val="0"/>
+        </w:rPr>
+        <w:t xml:space="preserve"> Rotation Sharpe </w:t>
+      </w:r>
+      <w:r>
+        <w:rPr>
+          <w:b/>
+        </w:rPr>
+        <w:t>0.01</w:t>
+      </w:r>
+      <w:r>
+        <w:rPr>
+          <w:b w:val="0"/>
+        </w:rPr>
+        <w:t xml:space="preserve"> &lt; equal-weight </w:t>
+      </w:r>
+      <w:r>
+        <w:rPr>
+          <w:b/>
+        </w:rPr>
+        <w:t>0.15</w:t>
+      </w:r>
+      <w:r>
+        <w:rPr>
+          <w:b w:val="0"/>
+        </w:rPr>
+        <w:t xml:space="preserve"> &lt; BND</w:t>
+      </w:r>
+    </w:p>
+    <w:p>
+      <w:r>
+        <w:rPr>
+          <w:b w:val="0"/>
+        </w:rPr>
+        <w:t xml:space="preserve">  </w:t>
+      </w:r>
+      <w:r>
+        <w:rPr>
+          <w:b/>
+        </w:rPr>
+        <w:t>0.37</w:t>
+      </w:r>
+      <w:r>
+        <w:rPr>
+          <w:b w:val="0"/>
+        </w:rPr>
+        <w:t xml:space="preserve">; beta-to-BND </w:t>
+      </w:r>
+      <w:r>
+        <w:rPr>
+          <w:b/>
+        </w:rPr>
+        <w:t>1.05</w:t>
+      </w:r>
+      <w:r>
+        <w:rPr>
+          <w:b w:val="0"/>
+        </w:rPr>
+        <w:t xml:space="preserve">, </w:t>
+      </w:r>
+      <w:r>
+        <w:rPr>
+          <w:b/>
+        </w:rPr>
+        <w:t>alpha −2.0%/yr</w:t>
+      </w:r>
+      <w:r>
+        <w:rPr>
+          <w:b w:val="0"/>
+        </w:rPr>
+        <w:t>. It's pure duration beta and *underperforms</w:t>
+      </w:r>
+    </w:p>
+    <w:p>
+      <w:r>
+        <w:rPr>
+          <w:b w:val="0"/>
+        </w:rPr>
+        <w:t xml:space="preserve">  simply holding the bonds*.</w:t>
+      </w:r>
+    </w:p>
+    <w:p>
+      <w:pPr>
+        <w:pStyle w:val="ListBullet"/>
+      </w:pPr>
+      <w:r>
+        <w:rPr>
+          <w:b/>
+        </w:rPr>
+        <w:t>C · Higher-moment tail hedge</w:t>
+      </w:r>
+      <w:r>
+        <w:rPr>
+          <w:b w:val="0"/>
+        </w:rPr>
+        <w:t xml:space="preserve"> (cut SPY 25% when 60d skew &lt; −0.3 &amp; kurt &gt; 4). ⚠️</w:t>
+      </w:r>
+    </w:p>
+    <w:p>
+      <w:r>
+        <w:rPr>
+          <w:b w:val="0"/>
+        </w:rPr>
+        <w:t xml:space="preserve">  </w:t>
+      </w:r>
+      <w:r>
+        <w:rPr>
+          <w:b/>
+        </w:rPr>
+        <w:t>REAL-BUT-NOT-FOR-US.</w:t>
+      </w:r>
+      <w:r>
+        <w:rPr>
+          <w:b w:val="0"/>
+        </w:rPr>
+        <w:t xml:space="preserve"> Unlike A/B this *survives* its control: </w:t>
+      </w:r>
+      <w:r>
+        <w:rPr>
+          <w:b/>
+        </w:rPr>
+        <w:t>0.95 vs 0.89</w:t>
+      </w:r>
+      <w:r>
+        <w:rPr>
+          <w:b w:val="0"/>
+        </w:rPr>
+        <w:t xml:space="preserve"> exposure-matched</w:t>
+      </w:r>
+    </w:p>
+    <w:p>
+      <w:r>
+        <w:rPr>
+          <w:b w:val="0"/>
+        </w:rPr>
+        <w:t xml:space="preserve">  static, max-DD </w:t>
+      </w:r>
+      <w:r>
+        <w:rPr>
+          <w:b/>
+        </w:rPr>
+        <w:t>−32% → −28%</w:t>
+      </w:r>
+      <w:r>
+        <w:rPr>
+          <w:b w:val="0"/>
+        </w:rPr>
+        <w:t xml:space="preserve">, and the uplift is </w:t>
+      </w:r>
+      <w:r>
+        <w:rPr>
+          <w:b/>
+        </w:rPr>
+        <w:t>robust</w:t>
+      </w:r>
+      <w:r>
+        <w:rPr>
+          <w:b w:val="0"/>
+        </w:rPr>
+        <w:t xml:space="preserve"> (+0.05 median, positive in **100% of</w:t>
+      </w:r>
+    </w:p>
+    <w:p>
+      <w:r>
+        <w:rPr>
+          <w:b w:val="0"/>
+        </w:rPr>
+        <w:t xml:space="preserve">  36 threshold configs**) and even edges out plain vol-targeting (0.95 vs 0.91 at matched exposure).</w:t>
+      </w:r>
+    </w:p>
+    <w:p>
+      <w:r>
+        <w:rPr>
+          <w:b w:val="0"/>
+        </w:rPr>
+        <w:t xml:space="preserve">  But it is </w:t>
+      </w:r>
+      <w:r>
+        <w:rPr>
+          <w:b/>
+        </w:rPr>
+        <w:t>tiny</w:t>
+      </w:r>
+      <w:r>
+        <w:rPr>
+          <w:b w:val="0"/>
+        </w:rPr>
+        <w:t xml:space="preserve"> and a </w:t>
+      </w:r>
+      <w:r>
+        <w:rPr>
+          <w:b/>
+        </w:rPr>
+        <w:t>beta overlay</w:t>
+      </w:r>
+      <w:r>
+        <w:rPr>
+          <w:b w:val="0"/>
+        </w:rPr>
+        <w:t xml:space="preserve"> (long-SPY drawdown insurance), *not* market-neutral</w:t>
+      </w:r>
+    </w:p>
+    <w:p>
+      <w:r>
+        <w:rPr>
+          <w:b w:val="0"/>
+        </w:rPr>
+        <w:t xml:space="preserve">  alpha — and we run a market-neutral book, so there is </w:t>
+      </w:r>
+      <w:r>
+        <w:rPr>
+          <w:b/>
+        </w:rPr>
+        <w:t>no beta sleeve to apply it to</w:t>
+      </w:r>
+      <w:r>
+        <w:rPr>
+          <w:b w:val="0"/>
+        </w:rPr>
+        <w:t>. Filed as a</w:t>
+      </w:r>
+    </w:p>
+    <w:p>
+      <w:r>
+        <w:rPr>
+          <w:b w:val="0"/>
+        </w:rPr>
+        <w:t xml:space="preserve">  genuine risk-management finding, not a deployable edge; revisit only if a long-equity sleeve is ever</w:t>
+      </w:r>
+    </w:p>
+    <w:p>
+      <w:r>
+        <w:rPr>
+          <w:b w:val="0"/>
+        </w:rPr>
+        <w:t xml:space="preserve">  run. (Consistent with the Case 11 / vol-managed-momentum conclusion: vol/tail timing is DD</w:t>
+      </w:r>
+    </w:p>
+    <w:p>
+      <w:r>
+        <w:rPr>
+          <w:b w:val="0"/>
+        </w:rPr>
+        <w:t xml:space="preserve">  insurance on beta, not alpha.)</w:t>
+      </w:r>
+    </w:p>
+    <w:p>
+      <w:pPr>
+        <w:pStyle w:val="ListBullet"/>
+      </w:pPr>
+      <w:r>
+        <w:rPr>
+          <w:b/>
+        </w:rPr>
+        <w:t>Verdict.</w:t>
+      </w:r>
+      <w:r>
+        <w:rPr>
+          <w:b w:val="0"/>
+        </w:rPr>
+        <w:t xml:space="preserve"> 2 decisive rejects + 1 real-but-not-deployable. The point is the **denominator at</w:t>
+      </w:r>
+    </w:p>
+    <w:p>
+      <w:r>
+        <w:rPr>
+          <w:b w:val="0"/>
+        </w:rPr>
+        <w:t xml:space="preserve">  scale**: 176 harvested → 65 novel/feasible → and the honest battery keeps the bar where it belongs.</w:t>
+      </w:r>
+    </w:p>
+    <w:p>
+      <w:r>
+        <w:rPr>
+          <w:b w:val="0"/>
+        </w:rPr>
+        <w:t xml:space="preserve">  The remaining test-now candidates (insider buying — long-only, *no borrow wall*) and the 11 queued</w:t>
+      </w:r>
+    </w:p>
+    <w:p>
+      <w:r>
+        <w:rPr>
+          <w:b w:val="0"/>
+        </w:rPr>
+        <w:t xml:space="preserve">  (analyst-revision drift, index reconstitution, guidance drift, etc.) are next.</w:t>
+      </w:r>
+    </w:p>
+    <w:p>
+      <w:r>
+        <w:rPr>
+          <w:b w:val="0"/>
+        </w:rPr>
+        <w:t xml:space="preserve">  (`scripts/validate_mined_overlays.py` → `data/mined_overlays_results.json`; catalog</w:t>
+      </w:r>
+    </w:p>
+    <w:p>
+      <w:r>
+        <w:rPr>
+          <w:b w:val="0"/>
+        </w:rPr>
+        <w:t xml:space="preserve">  `data/research/harvest_catalog.json`.)</w:t>
       </w:r>
     </w:p>
     <w:sectPr>

--- a/docs/EDGE_CASE_STUDIES.docx
+++ b/docs/EDGE_CASE_STUDIES.docx
@@ -25592,6 +25592,479 @@
           <w:b w:val="0"/>
         </w:rPr>
         <w:t xml:space="preserve">  `data/research/harvest_catalog.json`.)</w:t>
+      </w:r>
+    </w:p>
+    <w:p>
+      <w:pPr>
+        <w:pStyle w:val="Heading2"/>
+      </w:pPr>
+      <w:r>
+        <w:t>Case 63 — Insider buying (long-only), the standout mined candidate ❌ (the survivorship control kills it — exactly as the adversary predicted)</w:t>
+      </w:r>
+    </w:p>
+    <w:p>
+      <w:pPr>
+        <w:pStyle w:val="ListBullet"/>
+      </w:pPr>
+      <w:r>
+        <w:rPr>
+          <w:b/>
+        </w:rPr>
+        <w:t>Why this one mattered.</w:t>
+      </w:r>
+      <w:r>
+        <w:rPr>
+          <w:b w:val="0"/>
+        </w:rPr>
+        <w:t xml:space="preserve"> Of the 65 novel/feasible mined strategies, insider buying was the</w:t>
+      </w:r>
+    </w:p>
+    <w:p>
+      <w:r>
+        <w:rPr>
+          <w:b w:val="0"/>
+        </w:rPr>
+        <w:t xml:space="preserve">  best shot: </w:t>
+      </w:r>
+      <w:r>
+        <w:rPr>
+          <w:b/>
+        </w:rPr>
+        <w:t>long-only → NO borrow wall</w:t>
+      </w:r>
+      <w:r>
+        <w:rPr>
+          <w:b w:val="0"/>
+        </w:rPr>
+        <w:t xml:space="preserve"> (the friction that killed PEAD, SI-tilt, and every</w:t>
+      </w:r>
+    </w:p>
+    <w:p>
+      <w:r>
+        <w:rPr>
+          <w:b w:val="0"/>
+        </w:rPr>
+        <w:t xml:space="preserve">  short-leg event edge), the most-cited insider anomaly, and a fundamentally different signal from</w:t>
+      </w:r>
+    </w:p>
+    <w:p>
+      <w:r>
+        <w:rPr>
+          <w:b w:val="0"/>
+        </w:rPr>
+        <w:t xml:space="preserve">  our price-based pairs. Built the data ourselves from the </w:t>
+      </w:r>
+      <w:r>
+        <w:rPr>
+          <w:b/>
+        </w:rPr>
+        <w:t>free SEC bulk Form-4 datasets</w:t>
+      </w:r>
+      <w:r>
+        <w:rPr>
+          <w:b w:val="0"/>
+        </w:rPr>
+        <w:t xml:space="preserve"> (no AV</w:t>
+      </w:r>
+    </w:p>
+    <w:p>
+      <w:r>
+        <w:rPr>
+          <w:b w:val="0"/>
+        </w:rPr>
+        <w:t xml:space="preserve">  quota): `scripts/build_insider_signal.py` → </w:t>
+      </w:r>
+      <w:r>
+        <w:rPr>
+          <w:b/>
+        </w:rPr>
+        <w:t>111,526 open-market-purchase aggregates, 2016-2026</w:t>
+      </w:r>
+      <w:r>
+        <w:rPr>
+          <w:b w:val="0"/>
+        </w:rPr>
+        <w:t>,</w:t>
+      </w:r>
+    </w:p>
+    <w:p>
+      <w:r>
+        <w:rPr>
+          <w:b w:val="0"/>
+        </w:rPr>
+        <w:t xml:space="preserve">  keyed on FILING_DATE (no lookahead). Signal = names with net insider buys filed in the trailing 90</w:t>
+      </w:r>
+    </w:p>
+    <w:p>
+      <w:r>
+        <w:rPr>
+          <w:b w:val="0"/>
+        </w:rPr>
+        <w:t xml:space="preserve">  days; monthly rebalance; long-only equal-weight.</w:t>
+      </w:r>
+    </w:p>
+    <w:p>
+      <w:pPr>
+        <w:pStyle w:val="ListBullet"/>
+      </w:pPr>
+      <w:r>
+        <w:rPr>
+          <w:b/>
+        </w:rPr>
+        <w:t>Stage 1 — large-cap (195-name SIP), looked promising.</w:t>
+      </w:r>
+      <w:r>
+        <w:rPr>
+          <w:b w:val="0"/>
+        </w:rPr>
+        <w:t xml:space="preserve"> Insider-buy subset Sharpe </w:t>
+      </w:r>
+      <w:r>
+        <w:rPr>
+          <w:b/>
+        </w:rPr>
+        <w:t>1.06</w:t>
+      </w:r>
+      <w:r>
+        <w:rPr>
+          <w:b w:val="0"/>
+        </w:rPr>
+        <w:t xml:space="preserve"> vs</w:t>
+      </w:r>
+    </w:p>
+    <w:p>
+      <w:r>
+        <w:rPr>
+          <w:b w:val="0"/>
+        </w:rPr>
+        <w:t xml:space="preserve">  universe-EW </w:t>
+      </w:r>
+      <w:r>
+        <w:rPr>
+          <w:b/>
+        </w:rPr>
+        <w:t>1.04</w:t>
+      </w:r>
+      <w:r>
+        <w:rPr>
+          <w:b w:val="0"/>
+        </w:rPr>
+        <w:t xml:space="preserve"> vs SPY 0.89; </w:t>
+      </w:r>
+      <w:r>
+        <w:rPr>
+          <w:b/>
+        </w:rPr>
+        <w:t>+1.4%/yr alpha vs universe-EW</w:t>
+      </w:r>
+      <w:r>
+        <w:rPr>
+          <w:b w:val="0"/>
+        </w:rPr>
+        <w:t>, +9/11 years, fresh-symbol</w:t>
+      </w:r>
+    </w:p>
+    <w:p>
+      <w:r>
+        <w:rPr>
+          <w:b w:val="0"/>
+        </w:rPr>
+        <w:t xml:space="preserve">  holdout positive on both halves, </w:t>
+      </w:r>
+      <w:r>
+        <w:rPr>
+          <w:b/>
+        </w:rPr>
+        <w:t>uncorrelated to the deployed pairs book (ρ +0.07)</w:t>
+      </w:r>
+      <w:r>
+        <w:rPr>
+          <w:b w:val="0"/>
+        </w:rPr>
+        <w:t>. It *passed*</w:t>
+      </w:r>
+    </w:p>
+    <w:p>
+      <w:r>
+        <w:rPr>
+          <w:b w:val="0"/>
+        </w:rPr>
+        <w:t xml:space="preserve">  the first battery — the only mined edge to do so.</w:t>
+      </w:r>
+    </w:p>
+    <w:p>
+      <w:pPr>
+        <w:pStyle w:val="ListBullet"/>
+      </w:pPr>
+      <w:r>
+        <w:rPr>
+          <w:b/>
+        </w:rPr>
+        <w:t>Stage 2 — the skeptic checks (the decisive ones).</w:t>
+      </w:r>
+      <w:r>
+        <w:rPr>
+          <w:b w:val="0"/>
+        </w:rPr>
+        <w:t xml:space="preserve"> The first hint of trouble: the long-short</w:t>
+      </w:r>
+    </w:p>
+    <w:p>
+      <w:r>
+        <w:rPr>
+          <w:b w:val="0"/>
+        </w:rPr>
+        <w:t xml:space="preserve">  spread (insider-subset − universe-EW) had Sharpe only </w:t>
+      </w:r>
+      <w:r>
+        <w:rPr>
+          <w:b/>
+        </w:rPr>
+        <w:t>0.375, t-stat 1.21</w:t>
+      </w:r>
+      <w:r>
+        <w:rPr>
+          <w:b w:val="0"/>
+        </w:rPr>
+        <w:t xml:space="preserve"> (below the t&gt;2 bar),</w:t>
+      </w:r>
+    </w:p>
+    <w:p>
+      <w:r>
+        <w:rPr>
+          <w:b w:val="0"/>
+        </w:rPr>
+        <w:t xml:space="preserve">  and beat the </w:t>
+      </w:r>
+      <w:r>
+        <w:rPr>
+          <w:b/>
+        </w:rPr>
+        <w:t>random-same-size-subset placebo</w:t>
+      </w:r>
+      <w:r>
+        <w:rPr>
+          <w:b w:val="0"/>
+        </w:rPr>
+        <w:t xml:space="preserve"> at the </w:t>
+      </w:r>
+      <w:r>
+        <w:rPr>
+          <w:b/>
+        </w:rPr>
+        <w:t>94th percentile</w:t>
+      </w:r>
+      <w:r>
+        <w:rPr>
+          <w:b w:val="0"/>
+        </w:rPr>
+        <w:t xml:space="preserve"> — suggestive but short</w:t>
+      </w:r>
+    </w:p>
+    <w:p>
+      <w:r>
+        <w:rPr>
+          <w:b w:val="0"/>
+        </w:rPr>
+        <w:t xml:space="preserve">  of 95%. Thin, like value (Case 24).</w:t>
+      </w:r>
+    </w:p>
+    <w:p>
+      <w:pPr>
+        <w:pStyle w:val="ListBullet"/>
+      </w:pPr>
+      <w:r>
+        <w:rPr>
+          <w:b/>
+        </w:rPr>
+        <w:t>Stage 3 — the survivorship-aware universe kills it.</w:t>
+      </w:r>
+      <w:r>
+        <w:rPr>
+          <w:b w:val="0"/>
+        </w:rPr>
+        <w:t xml:space="preserve"> Re-ran on the **1,702-symbol</w:t>
+      </w:r>
+    </w:p>
+    <w:p>
+      <w:r>
+        <w:rPr>
+          <w:b w:val="0"/>
+        </w:rPr>
+        <w:t xml:space="preserve">  delisted-inclusive universe** (`cache_delisted_sip`, 708 with insider data) — 4.5× the breadth AND</w:t>
+      </w:r>
+    </w:p>
+    <w:p>
+      <w:r>
+        <w:rPr>
+          <w:b w:val="0"/>
+        </w:rPr>
+        <w:t xml:space="preserve">  survivorship-honest. The edge </w:t>
+      </w:r>
+      <w:r>
+        <w:rPr>
+          <w:b/>
+        </w:rPr>
+        <w:t>inverts</w:t>
+      </w:r>
+      <w:r>
+        <w:rPr>
+          <w:b w:val="0"/>
+        </w:rPr>
+        <w:t xml:space="preserve">: spread Sharpe </w:t>
+      </w:r>
+      <w:r>
+        <w:rPr>
+          <w:b/>
+        </w:rPr>
+        <w:t>−0.61</w:t>
+      </w:r>
+      <w:r>
+        <w:rPr>
+          <w:b w:val="0"/>
+        </w:rPr>
+        <w:t xml:space="preserve">, t </w:t>
+      </w:r>
+      <w:r>
+        <w:rPr>
+          <w:b/>
+        </w:rPr>
+        <w:t>−1.36</w:t>
+      </w:r>
+      <w:r>
+        <w:rPr>
+          <w:b w:val="0"/>
+        </w:rPr>
+        <w:t>, only +2/6 years,</w:t>
+      </w:r>
+    </w:p>
+    <w:p>
+      <w:r>
+        <w:rPr>
+          <w:b w:val="0"/>
+        </w:rPr>
+        <w:t xml:space="preserve">  and the random-subset placebo percentile collapses to **0.48 — statistically indistinguishable from</w:t>
+      </w:r>
+    </w:p>
+    <w:p>
+      <w:r>
+        <w:rPr>
+          <w:b w:val="0"/>
+        </w:rPr>
+        <w:t xml:space="preserve">  random selection.</w:t>
+      </w:r>
+      <w:r>
+        <w:rPr>
+          <w:b/>
+        </w:rPr>
+        <w:t xml:space="preserve"> The large-cap +1.4% was a </w:t>
+      </w:r>
+      <w:r>
+        <w:rPr>
+          <w:b w:val="0"/>
+        </w:rPr>
+        <w:t>survivorship artifact**: once you include the</w:t>
+      </w:r>
+    </w:p>
+    <w:p>
+      <w:r>
+        <w:rPr>
+          <w:b w:val="0"/>
+        </w:rPr>
+        <w:t xml:space="preserve">  failed small-caps where insiders bought on the way to zero (a desperation/dilution signal, not a</w:t>
+      </w:r>
+    </w:p>
+    <w:p>
+      <w:r>
+        <w:rPr>
+          <w:b w:val="0"/>
+        </w:rPr>
+        <w:t xml:space="preserve">  bullish one), the apparent alpha vanishes. This is precisely the adversary's #1 objection, and the</w:t>
+      </w:r>
+    </w:p>
+    <w:p>
+      <w:r>
+        <w:rPr>
+          <w:b w:val="0"/>
+        </w:rPr>
+        <w:t xml:space="preserve">  same control (survivorship-PIT, Case 43) that flipped mid-cap value to momentum.</w:t>
+      </w:r>
+    </w:p>
+    <w:p>
+      <w:pPr>
+        <w:pStyle w:val="ListBullet"/>
+      </w:pPr>
+      <w:r>
+        <w:rPr>
+          <w:b/>
+        </w:rPr>
+        <w:t>Verdict.</w:t>
+      </w:r>
+      <w:r>
+        <w:rPr>
+          <w:b w:val="0"/>
+        </w:rPr>
+        <w:t xml:space="preserve"> ❌ </w:t>
+      </w:r>
+      <w:r>
+        <w:rPr>
+          <w:b/>
+        </w:rPr>
+        <w:t>REJECT — survivorship artifact.</w:t>
+      </w:r>
+      <w:r>
+        <w:rPr>
+          <w:b w:val="0"/>
+        </w:rPr>
+        <w:t xml:space="preserve"> Insider buying carries no robust forward alpha</w:t>
+      </w:r>
+    </w:p>
+    <w:p>
+      <w:r>
+        <w:rPr>
+          <w:b w:val="0"/>
+        </w:rPr>
+        <w:t xml:space="preserve">  once delisted names are honestly included; on the survivorship-clean universe it is no better than</w:t>
+      </w:r>
+    </w:p>
+    <w:p>
+      <w:r>
+        <w:rPr>
+          <w:b w:val="0"/>
+        </w:rPr>
+        <w:t xml:space="preserve">  owning a random same-size slice. The long-only/no-borrow advantage is real but moot without an edge.</w:t>
+      </w:r>
+    </w:p>
+    <w:p>
+      <w:r>
+        <w:rPr>
+          <w:b w:val="0"/>
+        </w:rPr>
+        <w:t xml:space="preserve">  *This is the cleanest pipeline result yet:* a candidate that passed the in-universe battery, was</w:t>
+      </w:r>
+    </w:p>
+    <w:p>
+      <w:r>
+        <w:rPr>
+          <w:b w:val="0"/>
+        </w:rPr>
+        <w:t xml:space="preserve">  flagged thin by the placebo, and was definitively killed by the survivorship control — the full</w:t>
+      </w:r>
+    </w:p>
+    <w:p>
+      <w:r>
+        <w:rPr>
+          <w:b w:val="0"/>
+        </w:rPr>
+        <w:t xml:space="preserve">  machine working as designed. (`scripts/build_insider_signal.py`, `scripts/validate_insider_buying.py`,</w:t>
+      </w:r>
+    </w:p>
+    <w:p>
+      <w:r>
+        <w:rPr>
+          <w:b w:val="0"/>
+        </w:rPr>
+        <w:t xml:space="preserve">  `scripts/validate_insider_deep.py` → `data/insider_deep_results.json` + `data/insider_deep_delisted.json`.)</w:t>
       </w:r>
     </w:p>
     <w:sectPr>

--- a/docs/EDGE_CASE_STUDIES.docx
+++ b/docs/EDGE_CASE_STUDIES.docx
@@ -26065,6 +26065,404 @@
           <w:b w:val="0"/>
         </w:rPr>
         <w:t xml:space="preserve">  `scripts/validate_insider_deep.py` → `data/insider_deep_results.json` + `data/insider_deep_delisted.json`.)</w:t>
+      </w:r>
+    </w:p>
+    <w:p>
+      <w:pPr>
+        <w:pStyle w:val="Heading2"/>
+      </w:pPr>
+      <w:r>
+        <w:t>Case 64 — Ingesting our own Trading-Knowledge corpus (217 strategies) ✅ coverage audit (zero new Alpaca alpha; cross-ecosystem confirmation)</w:t>
+      </w:r>
+    </w:p>
+    <w:p>
+      <w:pPr>
+        <w:pStyle w:val="ListBullet"/>
+      </w:pPr>
+      <w:r>
+        <w:rPr>
+          <w:b/>
+        </w:rPr>
+        <w:t>The provider we hadn't tapped.</w:t>
+      </w:r>
+      <w:r>
+        <w:rPr>
+          <w:b w:val="0"/>
+        </w:rPr>
+        <w:t xml:space="preserve"> Beyond the public literature (Case 62), the user maintains a</w:t>
+      </w:r>
+    </w:p>
+    <w:p>
+      <w:r>
+        <w:rPr>
+          <w:b w:val="0"/>
+        </w:rPr>
+        <w:t xml:space="preserve">  private </w:t>
+      </w:r>
+      <w:r>
+        <w:rPr>
+          <w:b/>
+        </w:rPr>
+        <w:t>`trading-knowledge`</w:t>
+      </w:r>
+      <w:r>
+        <w:rPr>
+          <w:b w:val="0"/>
+        </w:rPr>
+        <w:t xml:space="preserve"> corpus (the `knowledge` MCP / github.com/IsaiahDupree/Trading-</w:t>
+      </w:r>
+    </w:p>
+    <w:p>
+      <w:r>
+        <w:rPr>
+          <w:b w:val="0"/>
+        </w:rPr>
+        <w:t xml:space="preserve">  Knowledge): strategies distilled from </w:t>
+      </w:r>
+      <w:r>
+        <w:rPr>
+          <w:b/>
+        </w:rPr>
+        <w:t>19 algorithmic-trading books</w:t>
+      </w:r>
+      <w:r>
+        <w:rPr>
+          <w:b w:val="0"/>
+        </w:rPr>
+        <w:t>, per-strategy aggregations,</w:t>
+      </w:r>
+    </w:p>
+    <w:p>
+      <w:r>
+        <w:rPr>
+          <w:b w:val="0"/>
+        </w:rPr>
+        <w:t xml:space="preserve">  and every edge </w:t>
+      </w:r>
+      <w:r>
+        <w:rPr>
+          <w:b/>
+        </w:rPr>
+        <w:t>forward-tested in five of the user's own codebases</w:t>
+      </w:r>
+      <w:r>
+        <w:rPr>
+          <w:b w:val="0"/>
+        </w:rPr>
+        <w:t xml:space="preserve"> (prediction-markets, crypto</w:t>
+      </w:r>
+    </w:p>
+    <w:p>
+      <w:r>
+        <w:rPr>
+          <w:b w:val="0"/>
+        </w:rPr>
+        <w:t xml:space="preserve">  HFT, weather oracle, DeFi liquidation). A 32-agent ingestion workflow read all 50 reachable docs,</w:t>
+      </w:r>
+    </w:p>
+    <w:p>
+      <w:r>
+        <w:rPr>
+          <w:b w:val="0"/>
+        </w:rPr>
+        <w:t xml:space="preserve">  extracted </w:t>
+      </w:r>
+      <w:r>
+        <w:rPr>
+          <w:b/>
+        </w:rPr>
+        <w:t>217 strategy specs</w:t>
+      </w:r>
+      <w:r>
+        <w:rPr>
+          <w:b w:val="0"/>
+        </w:rPr>
+        <w:t>, and mapped each to Alpca's 63 cases + the venue.</w:t>
+      </w:r>
+    </w:p>
+    <w:p>
+      <w:pPr>
+        <w:pStyle w:val="ListBullet"/>
+      </w:pPr>
+      <w:r>
+        <w:rPr>
+          <w:b/>
+        </w:rPr>
+        <w:t>Result — the corpus is fully covered, no new edge.</w:t>
+      </w:r>
+      <w:r>
+        <w:rPr>
+          <w:b w:val="0"/>
+        </w:rPr>
+        <w:t xml:space="preserve"> </w:t>
+      </w:r>
+      <w:r>
+        <w:rPr>
+          <w:b/>
+        </w:rPr>
+        <w:t>126</w:t>
+      </w:r>
+      <w:r>
+        <w:rPr>
+          <w:b w:val="0"/>
+        </w:rPr>
+        <w:t xml:space="preserve"> specs map to edges Alpca already</w:t>
+      </w:r>
+    </w:p>
+    <w:p>
+      <w:r>
+        <w:rPr>
+          <w:b w:val="0"/>
+        </w:rPr>
+        <w:t xml:space="preserve">  tested; </w:t>
+      </w:r>
+      <w:r>
+        <w:rPr>
+          <w:b/>
+        </w:rPr>
+        <w:t>43</w:t>
+      </w:r>
+      <w:r>
+        <w:rPr>
+          <w:b w:val="0"/>
+        </w:rPr>
+        <w:t xml:space="preserve"> are structural/venue-specific (maker rebates, complete-set merge-maker, Dutch-book</w:t>
+      </w:r>
+    </w:p>
+    <w:p>
+      <w:r>
+        <w:rPr>
+          <w:b w:val="0"/>
+        </w:rPr>
+        <w:t xml:space="preserve">  arb, oracle-lag, options spreads, VWAP/TWAP, HFT-scalping — impossible on a price-taker equity</w:t>
+      </w:r>
+    </w:p>
+    <w:p>
+      <w:r>
+        <w:rPr>
+          <w:b w:val="0"/>
+        </w:rPr>
+        <w:t xml:space="preserve">  venue); </w:t>
+      </w:r>
+      <w:r>
+        <w:rPr>
+          <w:b/>
+        </w:rPr>
+        <w:t>27</w:t>
+      </w:r>
+      <w:r>
+        <w:rPr>
+          <w:b w:val="0"/>
+        </w:rPr>
+        <w:t xml:space="preserve"> otherwise infeasible; the </w:t>
+      </w:r>
+      <w:r>
+        <w:rPr>
+          <w:b/>
+        </w:rPr>
+        <w:t>19 "novel + feasible"</w:t>
+      </w:r>
+      <w:r>
+        <w:rPr>
+          <w:b w:val="0"/>
+        </w:rPr>
+        <w:t xml:space="preserve"> are all </w:t>
+      </w:r>
+      <w:r>
+        <w:rPr>
+          <w:b/>
+        </w:rPr>
+        <w:t>plausibility ≤ 0.35</w:t>
+      </w:r>
+    </w:p>
+    <w:p>
+      <w:r>
+        <w:rPr>
+          <w:b w:val="0"/>
+        </w:rPr>
+        <w:t xml:space="preserve">  and on inspection are backtest infra already built (queue-fill model), verification machinery</w:t>
+      </w:r>
+    </w:p>
+    <w:p>
+      <w:r>
+        <w:rPr>
+          <w:b w:val="0"/>
+        </w:rPr>
+        <w:t xml:space="preserve">  (Council v2), or relabels of momentum/fair-value/MR/LSTM/TD3 we've already rejected. **Zero new</w:t>
+      </w:r>
+    </w:p>
+    <w:p>
+      <w:r>
+        <w:rPr>
+          <w:b w:val="0"/>
+        </w:rPr>
+        <w:t xml:space="preserve">  Alpaca-deployable alpha.**</w:t>
+      </w:r>
+    </w:p>
+    <w:p>
+      <w:pPr>
+        <w:pStyle w:val="ListBullet"/>
+      </w:pPr>
+      <w:r>
+        <w:rPr>
+          <w:b/>
+        </w:rPr>
+        <w:t>The valuable part — two independent programs converge.</w:t>
+      </w:r>
+      <w:r>
+        <w:rPr>
+          <w:b w:val="0"/>
+        </w:rPr>
+        <w:t xml:space="preserve"> Built with the same anti-overfit</w:t>
+      </w:r>
+    </w:p>
+    <w:p>
+      <w:r>
+        <w:rPr>
+          <w:b w:val="0"/>
+        </w:rPr>
+        <w:t xml:space="preserve">  discipline, Alpca (equities) and the `code-strategies` stack (prediction-markets/crypto/DeFi) reach</w:t>
+      </w:r>
+    </w:p>
+    <w:p>
+      <w:r>
+        <w:rPr>
+          <w:b w:val="0"/>
+        </w:rPr>
+        <w:t xml:space="preserve">  the same conclusions: (1) directional retail strategies get debunked at honest fills (their</w:t>
+      </w:r>
+    </w:p>
+    <w:p>
+      <w:r>
+        <w:rPr>
+          <w:b w:val="0"/>
+        </w:rPr>
+        <w:t xml:space="preserve">  penny-sniper −77%/$ ↔ our single-asset = beta, Case 2); (2) **cross-sectional momentum survived in</w:t>
+      </w:r>
+    </w:p>
+    <w:p>
+      <w:r>
+        <w:rPr>
+          <w:b w:val="0"/>
+        </w:rPr>
+        <w:t xml:space="preserve">  HFT-work at OOS Sharpe ~0.68 — the *same* number Alpca found independently (Case 3)**; (3) the</w:t>
+      </w:r>
+    </w:p>
+    <w:p>
+      <w:r>
+        <w:rPr>
+          <w:b w:val="0"/>
+        </w:rPr>
+        <w:t xml:space="preserve">  edges that actually pay are </w:t>
+      </w:r>
+      <w:r>
+        <w:rPr>
+          <w:b/>
+        </w:rPr>
+        <w:t>structural</w:t>
+      </w:r>
+      <w:r>
+        <w:rPr>
+          <w:b w:val="0"/>
+        </w:rPr>
+        <w:t xml:space="preserve"> (their weather oracle-lag +$0.1855/ct t=8.65;</w:t>
+      </w:r>
+    </w:p>
+    <w:p>
+      <w:r>
+        <w:rPr>
+          <w:b w:val="0"/>
+        </w:rPr>
+        <w:t xml:space="preserve">  reward-farming +$749/6d) and </w:t>
+      </w:r>
+      <w:r>
+        <w:rPr>
+          <w:b/>
+        </w:rPr>
+        <w:t>venue-specific — not portable to Alpaca</w:t>
+      </w:r>
+      <w:r>
+        <w:rPr>
+          <w:b w:val="0"/>
+        </w:rPr>
+        <w:t>; (4) the real transferable</w:t>
+      </w:r>
+    </w:p>
+    <w:p>
+      <w:r>
+        <w:rPr>
+          <w:b w:val="0"/>
+        </w:rPr>
+        <w:t xml:space="preserve">  asset is the verification discipline itself (= our `VERIFICATION_CONTROLS.md`).</w:t>
+      </w:r>
+    </w:p>
+    <w:p>
+      <w:pPr>
+        <w:pStyle w:val="ListBullet"/>
+      </w:pPr>
+      <w:r>
+        <w:rPr>
+          <w:b/>
+        </w:rPr>
+        <w:t>Verdict.</w:t>
+      </w:r>
+      <w:r>
+        <w:rPr>
+          <w:b w:val="0"/>
+        </w:rPr>
+        <w:t xml:space="preserve"> ✅ </w:t>
+      </w:r>
+      <w:r>
+        <w:rPr>
+          <w:b/>
+        </w:rPr>
+        <w:t>Coverage confirmed; idea supply is exhausted, the venue is the bottleneck.</w:t>
+      </w:r>
+      <w:r>
+        <w:rPr>
+          <w:b w:val="0"/>
+        </w:rPr>
+        <w:t xml:space="preserve"> The</w:t>
+      </w:r>
+    </w:p>
+    <w:p>
+      <w:r>
+        <w:rPr>
+          <w:b w:val="0"/>
+        </w:rPr>
+        <w:t xml:space="preserve">  3rd-leg hunt is not idea-limited — we've now exhausted the public literature *and* the user's entire</w:t>
+      </w:r>
+    </w:p>
+    <w:p>
+      <w:r>
+        <w:rPr>
+          <w:b w:val="0"/>
+        </w:rPr>
+        <w:t xml:space="preserve">  private corpus. The one cross-program-confirmed directional edge — **cross-sectional momentum</w:t>
+      </w:r>
+    </w:p>
+    <w:p>
+      <w:r>
+        <w:rPr>
+          <w:b w:val="0"/>
+        </w:rPr>
+        <w:t xml:space="preserve">  (~0.68)** — is the highest-conviction remaining build: harden the HFT-work construction (z-scored,</w:t>
+      </w:r>
+    </w:p>
+    <w:p>
+      <w:r>
+        <w:rPr>
+          <w:b w:val="0"/>
+        </w:rPr>
+        <w:t xml:space="preserve">  trend-gated, market-neutral) on the 10.5yr SIP universe. (`docs/TRADING_KNOWLEDGE_COVERAGE.md`;</w:t>
+      </w:r>
+    </w:p>
+    <w:p>
+      <w:r>
+        <w:rPr>
+          <w:b w:val="0"/>
+        </w:rPr>
+        <w:t xml:space="preserve">  `data/research/trading_knowledge_coverage.json`.)</w:t>
       </w:r>
     </w:p>
     <w:sectPr>

--- a/docs/EDGE_CASE_STUDIES.docx
+++ b/docs/EDGE_CASE_STUDIES.docx
@@ -26463,6 +26463,428 @@
           <w:b w:val="0"/>
         </w:rPr>
         <w:t xml:space="preserve">  `data/research/trading_knowledge_coverage.json`.)</w:t>
+      </w:r>
+    </w:p>
+    <w:p>
+      <w:pPr>
+        <w:pStyle w:val="Heading2"/>
+      </w:pPr>
+      <w:r>
+        <w:t>Case 65 — Hardened cross-sectional momentum (the cross-program-confirmed edge, made smarter) ⚠️ (real improvement, not yet fundable)</w:t>
+      </w:r>
+    </w:p>
+    <w:p>
+      <w:pPr>
+        <w:pStyle w:val="ListBullet"/>
+      </w:pPr>
+      <w:r>
+        <w:rPr>
+          <w:b/>
+        </w:rPr>
+        <w:t>The build.</w:t>
+      </w:r>
+      <w:r>
+        <w:rPr>
+          <w:b w:val="0"/>
+        </w:rPr>
+        <w:t xml:space="preserve"> Cross-sectional momentum is the one directional edge confirmed in *both* programs</w:t>
+      </w:r>
+    </w:p>
+    <w:p>
+      <w:r>
+        <w:rPr>
+          <w:b w:val="0"/>
+        </w:rPr>
+        <w:t xml:space="preserve">  (Alpca Case 3 ~0.68; HFT-work OOS ~0.68). Took the HFT-work construction + every control we've since</w:t>
+      </w:r>
+    </w:p>
+    <w:p>
+      <w:r>
+        <w:rPr>
+          <w:b w:val="0"/>
+        </w:rPr>
+        <w:t xml:space="preserve">  built and re-tested on the 10.5yr SIP universe: </w:t>
+      </w:r>
+      <w:r>
+        <w:rPr>
+          <w:b/>
+        </w:rPr>
+        <w:t>12-1 momentum</w:t>
+      </w:r>
+      <w:r>
+        <w:rPr>
+          <w:b w:val="0"/>
+        </w:rPr>
+        <w:t xml:space="preserve"> (skip the recent month),</w:t>
+      </w:r>
+    </w:p>
+    <w:p>
+      <w:r>
+        <w:rPr>
+          <w:b w:val="0"/>
+        </w:rPr>
+        <w:t xml:space="preserve">  </w:t>
+      </w:r>
+      <w:r>
+        <w:rPr>
+          <w:b/>
+        </w:rPr>
+        <w:t>z-scored full cross-section</w:t>
+      </w:r>
+      <w:r>
+        <w:rPr>
+          <w:b w:val="0"/>
+        </w:rPr>
+        <w:t xml:space="preserve"> weighted ∝ z (demeaned → market-neutral, gross-normalized to a $1</w:t>
+      </w:r>
+    </w:p>
+    <w:p>
+      <w:r>
+        <w:rPr>
+          <w:b w:val="0"/>
+        </w:rPr>
+        <w:t xml:space="preserve">  book), and a </w:t>
+      </w:r>
+      <w:r>
+        <w:rPr>
+          <w:b/>
+        </w:rPr>
+        <w:t>trend gate</w:t>
+      </w:r>
+      <w:r>
+        <w:rPr>
+          <w:b w:val="0"/>
+        </w:rPr>
+        <w:t xml:space="preserve"> (trade only when the market efficiency ratio ≥ 0.30, flat in chop).</w:t>
+      </w:r>
+    </w:p>
+    <w:p>
+      <w:pPr>
+        <w:pStyle w:val="ListBullet"/>
+      </w:pPr>
+      <w:r>
+        <w:rPr>
+          <w:b/>
+        </w:rPr>
+        <w:t>The hardening genuinely works (ablation).</w:t>
+      </w:r>
+      <w:r>
+        <w:rPr>
+          <w:b w:val="0"/>
+        </w:rPr>
+        <w:t xml:space="preserve"> On `cache_sip_10y`: basic top/bottom-20% = </w:t>
+      </w:r>
+      <w:r>
+        <w:rPr>
+          <w:b/>
+        </w:rPr>
+        <w:t>0.18</w:t>
+      </w:r>
+    </w:p>
+    <w:p>
+      <w:r>
+        <w:rPr>
+          <w:b w:val="0"/>
+        </w:rPr>
+        <w:t xml:space="preserve">  → z-weighted = </w:t>
+      </w:r>
+      <w:r>
+        <w:rPr>
+          <w:b/>
+        </w:rPr>
+        <w:t>0.40</w:t>
+      </w:r>
+      <w:r>
+        <w:rPr>
+          <w:b w:val="0"/>
+        </w:rPr>
+        <w:t xml:space="preserve"> → z-weighted + </w:t>
+      </w:r>
+      <w:r>
+        <w:rPr>
+          <w:b/>
+        </w:rPr>
+        <w:t>trend gate = 0.50</w:t>
+      </w:r>
+      <w:r>
+        <w:rPr>
+          <w:b w:val="0"/>
+        </w:rPr>
+        <w:t>, and the gate **cuts max-DD from −14%</w:t>
+      </w:r>
+    </w:p>
+    <w:p>
+      <w:r>
+        <w:rPr>
+          <w:b w:val="0"/>
+        </w:rPr>
+        <w:t xml:space="preserve">  to −4%</w:t>
+      </w:r>
+      <w:r>
+        <w:rPr>
+          <w:b/>
+        </w:rPr>
+        <w:t xml:space="preserve">, keeps it market-neutral (β </w:t>
+      </w:r>
+      <w:r>
+        <w:rPr>
+          <w:b w:val="0"/>
+        </w:rPr>
+        <w:t>0.01</w:t>
+      </w:r>
+      <w:r>
+        <w:rPr>
+          <w:b/>
+        </w:rPr>
+        <w:t xml:space="preserve">), and makes it </w:t>
+      </w:r>
+      <w:r>
+        <w:rPr>
+          <w:b w:val="0"/>
+        </w:rPr>
+        <w:t>out-of-regime stable** (2016-2020</w:t>
+      </w:r>
+    </w:p>
+    <w:p>
+      <w:r>
+        <w:rPr>
+          <w:b w:val="0"/>
+        </w:rPr>
+        <w:t xml:space="preserve">  </w:t>
+      </w:r>
+      <w:r>
+        <w:rPr>
+          <w:b/>
+        </w:rPr>
+        <w:t>0.47</w:t>
+      </w:r>
+      <w:r>
+        <w:rPr>
+          <w:b w:val="0"/>
+        </w:rPr>
+        <w:t xml:space="preserve"> / 2021-2026 </w:t>
+      </w:r>
+      <w:r>
+        <w:rPr>
+          <w:b/>
+        </w:rPr>
+        <w:t>0.54</w:t>
+      </w:r>
+      <w:r>
+        <w:rPr>
+          <w:b w:val="0"/>
+        </w:rPr>
+        <w:t xml:space="preserve">). Uncorrelated to the deployed pairs book (ρ </w:t>
+      </w:r>
+      <w:r>
+        <w:rPr>
+          <w:b/>
+        </w:rPr>
+        <w:t>−0.05</w:t>
+      </w:r>
+      <w:r>
+        <w:rPr>
+          <w:b w:val="0"/>
+        </w:rPr>
+        <w:t>). The</w:t>
+      </w:r>
+    </w:p>
+    <w:p>
+      <w:r>
+        <w:rPr>
+          <w:b w:val="0"/>
+        </w:rPr>
+        <w:t xml:space="preserve">  z-weighting + trend-gate are validated, reusable improvements over the Case-3 construction.</w:t>
+      </w:r>
+    </w:p>
+    <w:p>
+      <w:pPr>
+        <w:pStyle w:val="ListBullet"/>
+      </w:pPr>
+      <w:r>
+        <w:rPr>
+          <w:b/>
+        </w:rPr>
+        <w:t>But it fails the fundable-leg bar.</w:t>
+      </w:r>
+      <w:r>
+        <w:rPr>
+          <w:b w:val="0"/>
+        </w:rPr>
+        <w:t xml:space="preserve"> t-stat </w:t>
+      </w:r>
+      <w:r>
+        <w:rPr>
+          <w:b/>
+        </w:rPr>
+        <w:t>1.62 &lt; 2</w:t>
+      </w:r>
+      <w:r>
+        <w:rPr>
+          <w:b w:val="0"/>
+        </w:rPr>
+        <w:t xml:space="preserve"> (not significant post-cost), and on the</w:t>
+      </w:r>
+    </w:p>
+    <w:p>
+      <w:r>
+        <w:rPr>
+          <w:b w:val="0"/>
+        </w:rPr>
+        <w:t xml:space="preserve">  </w:t>
+      </w:r>
+      <w:r>
+        <w:rPr>
+          <w:b/>
+        </w:rPr>
+        <w:t>survivorship-aware</w:t>
+      </w:r>
+      <w:r>
+        <w:rPr>
+          <w:b w:val="0"/>
+        </w:rPr>
+        <w:t xml:space="preserve"> universe (`cache_delisted_sip`, 691 names) it weakens to </w:t>
+      </w:r>
+      <w:r>
+        <w:rPr>
+          <w:b/>
+        </w:rPr>
+        <w:t>0.23</w:t>
+      </w:r>
+      <w:r>
+        <w:rPr>
+          <w:b w:val="0"/>
+        </w:rPr>
+        <w:t xml:space="preserve"> (1/6</w:t>
+      </w:r>
+    </w:p>
+    <w:p>
+      <w:r>
+        <w:rPr>
+          <w:b w:val="0"/>
+        </w:rPr>
+        <w:t xml:space="preserve">  positive years, t 0.52) — the same "momentum is partly a survivorship/small-cap tilt" pattern as</w:t>
+      </w:r>
+    </w:p>
+    <w:p>
+      <w:r>
+        <w:rPr>
+          <w:b w:val="0"/>
+        </w:rPr>
+        <w:t xml:space="preserve">  Case 43. The combiner-lift question (does an uncorrelated 0.5 sleeve lift the book, the short-vol</w:t>
+      </w:r>
+    </w:p>
+    <w:p>
+      <w:r>
+        <w:rPr>
+          <w:b w:val="0"/>
+        </w:rPr>
+        <w:t xml:space="preserve">  precedent) can't be answered yet: only </w:t>
+      </w:r>
+      <w:r>
+        <w:rPr>
+          <w:b/>
+        </w:rPr>
+        <w:t>86 days</w:t>
+      </w:r>
+      <w:r>
+        <w:rPr>
+          <w:b w:val="0"/>
+        </w:rPr>
+        <w:t xml:space="preserve"> overlap with the cached pairs WF returns — far</w:t>
+      </w:r>
+    </w:p>
+    <w:p>
+      <w:r>
+        <w:rPr>
+          <w:b w:val="0"/>
+        </w:rPr>
+        <w:t xml:space="preserve">  too thin to trust (the lucky-window 2.5 Sharpe there is noise).</w:t>
+      </w:r>
+    </w:p>
+    <w:p>
+      <w:pPr>
+        <w:pStyle w:val="ListBullet"/>
+      </w:pPr>
+      <w:r>
+        <w:rPr>
+          <w:b/>
+        </w:rPr>
+        <w:t>Verdict.</w:t>
+      </w:r>
+      <w:r>
+        <w:rPr>
+          <w:b w:val="0"/>
+        </w:rPr>
+        <w:t xml:space="preserve"> ⚠️ </w:t>
+      </w:r>
+      <w:r>
+        <w:rPr>
+          <w:b/>
+        </w:rPr>
+        <w:t>Real improvement, NOT yet a fundable leg — keep momentum on PROBATION.</w:t>
+      </w:r>
+      <w:r>
+        <w:rPr>
+          <w:b w:val="0"/>
+        </w:rPr>
+        <w:t xml:space="preserve"> The</w:t>
+      </w:r>
+    </w:p>
+    <w:p>
+      <w:r>
+        <w:rPr>
+          <w:b w:val="0"/>
+        </w:rPr>
+        <w:t xml:space="preserve">  hardened construction is strictly better than both the basic x-sec (0.18) and the current mid-cap</w:t>
+      </w:r>
+    </w:p>
+    <w:p>
+      <w:r>
+        <w:rPr>
+          <w:b w:val="0"/>
+        </w:rPr>
+        <w:t xml:space="preserve">  vol-managed momentum sleeve (~0.23), so it's the right *forward-track* form; but at ~0.5 /</w:t>
+      </w:r>
+    </w:p>
+    <w:p>
+      <w:r>
+        <w:rPr>
+          <w:b w:val="0"/>
+        </w:rPr>
+        <w:t xml:space="preserve">  insignificant / survivorship-weak it doesn't clear the bar to fund. Consistent with the program's</w:t>
+      </w:r>
+    </w:p>
+    <w:p>
+      <w:r>
+        <w:rPr>
+          <w:b w:val="0"/>
+        </w:rPr>
+        <w:t xml:space="preserve">  standing conclusion: on a price-taker equity venue the honest ceiling is ~0.5 market-neutral, and</w:t>
+      </w:r>
+    </w:p>
+    <w:p>
+      <w:r>
+        <w:rPr>
+          <w:b w:val="0"/>
+        </w:rPr>
+        <w:t xml:space="preserve">  the two funded sleeves (pairs + short-vol) remain it. The forward track + accumulating overlap will</w:t>
+      </w:r>
+    </w:p>
+    <w:p>
+      <w:r>
+        <w:rPr>
+          <w:b w:val="0"/>
+        </w:rPr>
+        <w:t xml:space="preserve">  adjudicate the combiner-lift over time. (`scripts/test_xsec_momentum_hardened.py` →</w:t>
+      </w:r>
+    </w:p>
+    <w:p>
+      <w:r>
+        <w:rPr>
+          <w:b w:val="0"/>
+        </w:rPr>
+        <w:t xml:space="preserve">  `data/xsec_momentum_hardened.json`.)</w:t>
       </w:r>
     </w:p>
     <w:sectPr>

--- a/docs/EDGE_CASE_STUDIES.docx
+++ b/docs/EDGE_CASE_STUDIES.docx
@@ -26885,6 +26885,373 @@
           <w:b w:val="0"/>
         </w:rPr>
         <w:t xml:space="preserve">  `data/xsec_momentum_hardened.json`.)</w:t>
+      </w:r>
+    </w:p>
+    <w:p>
+      <w:pPr>
+        <w:pStyle w:val="Heading2"/>
+      </w:pPr>
+      <w:r>
+        <w:t>Case 66 — Analyst-revision drift (the top queued candidate) 🟡 (signal available, forward-only — clock started)</w:t>
+      </w:r>
+    </w:p>
+    <w:p>
+      <w:pPr>
+        <w:pStyle w:val="ListBullet"/>
+      </w:pPr>
+      <w:r>
+        <w:rPr>
+          <w:b/>
+        </w:rPr>
+        <w:t>The candidate.</w:t>
+      </w:r>
+      <w:r>
+        <w:rPr>
+          <w:b w:val="0"/>
+        </w:rPr>
+        <w:t xml:space="preserve"> Post-revision drift / analyst-EPS-momentum: stocks whose consensus EPS estimates</w:t>
+      </w:r>
+    </w:p>
+    <w:p>
+      <w:r>
+        <w:rPr>
+          <w:b w:val="0"/>
+        </w:rPr>
+        <w:t xml:space="preserve">  are being revised UP tend to drift up. It was the strongest of the 11 queued candidates because it's</w:t>
+      </w:r>
+    </w:p>
+    <w:p>
+      <w:r>
+        <w:rPr>
+          <w:b w:val="0"/>
+        </w:rPr>
+        <w:t xml:space="preserve">  </w:t>
+      </w:r>
+      <w:r>
+        <w:rPr>
+          <w:b/>
+        </w:rPr>
+        <w:t>long-only (no borrow wall</w:t>
+      </w:r>
+      <w:r>
+        <w:rPr>
+          <w:b w:val="0"/>
+        </w:rPr>
+        <w:t xml:space="preserve"> — the friction that killed PEAD/SI-tilt/insider) and orthogonal to</w:t>
+      </w:r>
+    </w:p>
+    <w:p>
+      <w:r>
+        <w:rPr>
+          <w:b w:val="0"/>
+        </w:rPr>
+        <w:t xml:space="preserve">  price-based pairs.</w:t>
+      </w:r>
+    </w:p>
+    <w:p>
+      <w:pPr>
+        <w:pStyle w:val="ListBullet"/>
+      </w:pPr>
+      <w:r>
+        <w:rPr>
+          <w:b/>
+        </w:rPr>
+        <w:t>Data feasibility (the gating question, resolved).</w:t>
+      </w:r>
+      <w:r>
+        <w:rPr>
+          <w:b w:val="0"/>
+        </w:rPr>
+        <w:t xml:space="preserve"> AlphaVantage </w:t>
+      </w:r>
+      <w:r>
+        <w:rPr>
+          <w:b/>
+        </w:rPr>
+        <w:t>`EARNINGS_ESTIMATES`</w:t>
+      </w:r>
+      <w:r>
+        <w:rPr>
+          <w:b w:val="0"/>
+        </w:rPr>
+        <w:t xml:space="preserve"> (free</w:t>
+      </w:r>
+    </w:p>
+    <w:p>
+      <w:r>
+        <w:rPr>
+          <w:b w:val="0"/>
+        </w:rPr>
+        <w:t xml:space="preserve">  tier) *does* serve the revision signal directly: current consensus EPS + `_7/30/60/90_days_ago` +</w:t>
+      </w:r>
+    </w:p>
+    <w:p>
+      <w:r>
+        <w:rPr>
+          <w:b w:val="0"/>
+        </w:rPr>
+        <w:t xml:space="preserve">  `revision_up/down_trailing_7/30_days`. So the signal exists — </w:t>
+      </w:r>
+      <w:r>
+        <w:rPr>
+          <w:b/>
+        </w:rPr>
+        <w:t>est-momentum</w:t>
+      </w:r>
+      <w:r>
+        <w:rPr>
+          <w:b w:val="0"/>
+        </w:rPr>
+        <w:t xml:space="preserve"> (90-day consensus</w:t>
+      </w:r>
+    </w:p>
+    <w:p>
+      <w:r>
+        <w:rPr>
+          <w:b w:val="0"/>
+        </w:rPr>
+        <w:t xml:space="preserve">  drift) + </w:t>
+      </w:r>
+      <w:r>
+        <w:rPr>
+          <w:b/>
+        </w:rPr>
+        <w:t>revision-breadth</w:t>
+      </w:r>
+      <w:r>
+        <w:rPr>
+          <w:b w:val="0"/>
+        </w:rPr>
+        <w:t xml:space="preserve"> (net up/down revisions ÷ analyst count). Confirmed live (AAPL:</w:t>
+      </w:r>
+    </w:p>
+    <w:p>
+      <w:r>
+        <w:rPr>
+          <w:b w:val="0"/>
+        </w:rPr>
+        <w:t xml:space="preserve">  +3.3%/90d, breadth +0.64; ABT falling −2.9%/−0.08).</w:t>
+      </w:r>
+    </w:p>
+    <w:p>
+      <w:pPr>
+        <w:pStyle w:val="ListBullet"/>
+      </w:pPr>
+      <w:r>
+        <w:rPr>
+          <w:b/>
+        </w:rPr>
+        <w:t>The hard limit (honest).</w:t>
+      </w:r>
+      <w:r>
+        <w:rPr>
+          <w:b w:val="0"/>
+        </w:rPr>
+        <w:t xml:space="preserve"> The endpoint is a </w:t>
+      </w:r>
+      <w:r>
+        <w:rPr>
+          <w:b/>
+        </w:rPr>
+        <w:t>CURRENT SNAPSHOT</w:t>
+      </w:r>
+      <w:r>
+        <w:rPr>
+          <w:b w:val="0"/>
+        </w:rPr>
+        <w:t xml:space="preserve"> — no point-in-time history of</w:t>
+      </w:r>
+    </w:p>
+    <w:p>
+      <w:r>
+        <w:rPr>
+          <w:b w:val="0"/>
+        </w:rPr>
+        <w:t xml:space="preserve">  past estimates. </w:t>
+      </w:r>
+      <w:r>
+        <w:rPr>
+          <w:b/>
+        </w:rPr>
+        <w:t>So there is NO way to backtest it on free data.</w:t>
+      </w:r>
+      <w:r>
+        <w:rPr>
+          <w:b w:val="0"/>
+        </w:rPr>
+        <w:t xml:space="preserve"> It can only be </w:t>
+      </w:r>
+      <w:r>
+        <w:rPr>
+          <w:b/>
+        </w:rPr>
+        <w:t>forward-tracked</w:t>
+      </w:r>
+    </w:p>
+    <w:p>
+      <w:r>
+        <w:rPr>
+          <w:b w:val="0"/>
+        </w:rPr>
+        <w:t xml:space="preserve">  from the moment we start snapshotting. There is no Sharpe to report; this case *starts the clock*.</w:t>
+      </w:r>
+    </w:p>
+    <w:p>
+      <w:pPr>
+        <w:pStyle w:val="ListBullet"/>
+      </w:pPr>
+      <w:r>
+        <w:rPr>
+          <w:b/>
+        </w:rPr>
+        <w:t>What was built.</w:t>
+      </w:r>
+      <w:r>
+        <w:rPr>
+          <w:b w:val="0"/>
+        </w:rPr>
+        <w:t xml:space="preserve"> `alpca/data/estimates.py` (fetch+parse), `scripts/build_revision_signal.py`</w:t>
+      </w:r>
+    </w:p>
+    <w:p>
+      <w:r>
+        <w:rPr>
+          <w:b w:val="0"/>
+        </w:rPr>
+        <w:t xml:space="preserve">  (quota-aware daily collector → `data/revision_signal.jsonl`; AV free ~25/day shared with the earnings</w:t>
+      </w:r>
+    </w:p>
+    <w:p>
+      <w:r>
+        <w:rPr>
+          <w:b w:val="0"/>
+        </w:rPr>
+        <w:t xml:space="preserve">  job, so it trickles ~8–12 names/day and fills the 63-name universe over a few days), and</w:t>
+      </w:r>
+    </w:p>
+    <w:p>
+      <w:r>
+        <w:rPr>
+          <w:b w:val="0"/>
+        </w:rPr>
+        <w:t xml:space="preserve">  `scripts/deploy_revision_paper.py` (long-only top-third-by-signal forward sleeve → realized OOS curve</w:t>
+      </w:r>
+    </w:p>
+    <w:p>
+      <w:r>
+        <w:rPr>
+          <w:b w:val="0"/>
+        </w:rPr>
+        <w:t xml:space="preserve">  in `data/revision_forward_track.jsonl`). Wired as a </w:t>
+      </w:r>
+      <w:r>
+        <w:rPr>
+          <w:b/>
+        </w:rPr>
+        <w:t>PROBATION sleeve (weight 0)</w:t>
+      </w:r>
+      <w:r>
+        <w:rPr>
+          <w:b w:val="0"/>
+        </w:rPr>
+        <w:t xml:space="preserve"> in</w:t>
+      </w:r>
+    </w:p>
+    <w:p>
+      <w:r>
+        <w:rPr>
+          <w:b w:val="0"/>
+        </w:rPr>
+        <w:t xml:space="preserve">  `alpca/live/portfolio.py`, into the daily `forward_track.sh`, and into the </w:t>
+      </w:r>
+      <w:r>
+        <w:rPr>
+          <w:b/>
+        </w:rPr>
+        <w:t>paper-edge DB</w:t>
+      </w:r>
+      <w:r>
+        <w:rPr>
+          <w:b w:val="0"/>
+        </w:rPr>
+        <w:t xml:space="preserve"> so it</w:t>
+      </w:r>
+    </w:p>
+    <w:p>
+      <w:r>
+        <w:rPr>
+          <w:b w:val="0"/>
+        </w:rPr>
+        <w:t xml:space="preserve">  self-documents. First run: 4 signals collected (quota-limited), sleeve "accumulating" (needs ≥8</w:t>
+      </w:r>
+    </w:p>
+    <w:p>
+      <w:r>
+        <w:rPr>
+          <w:b w:val="0"/>
+        </w:rPr>
+        <w:t xml:space="preserve">  positive-signal names before it forms a book).</w:t>
+      </w:r>
+    </w:p>
+    <w:p>
+      <w:pPr>
+        <w:pStyle w:val="ListBullet"/>
+      </w:pPr>
+      <w:r>
+        <w:rPr>
+          <w:b/>
+        </w:rPr>
+        <w:t>Verdict.</w:t>
+      </w:r>
+      <w:r>
+        <w:rPr>
+          <w:b w:val="0"/>
+        </w:rPr>
+        <w:t xml:space="preserve"> 🟡 </w:t>
+      </w:r>
+      <w:r>
+        <w:rPr>
+          <w:b/>
+        </w:rPr>
+        <w:t>LAUNCHED ON PROBATION — no verdict possible yet.</w:t>
+      </w:r>
+      <w:r>
+        <w:rPr>
+          <w:b w:val="0"/>
+        </w:rPr>
+        <w:t xml:space="preserve"> Unlike every prior case, this</w:t>
+      </w:r>
+    </w:p>
+    <w:p>
+      <w:r>
+        <w:rPr>
+          <w:b w:val="0"/>
+        </w:rPr>
+        <w:t xml:space="preserve">  can't be adjudicated by a backtest (snapshot-only data); the honest path is the forward track, which</w:t>
+      </w:r>
+    </w:p>
+    <w:p>
+      <w:r>
+        <w:rPr>
+          <w:b w:val="0"/>
+        </w:rPr>
+        <w:t xml:space="preserve">  the paper-edge DB now accumulates. Zero capital until the live curve earns it. This is the</w:t>
+      </w:r>
+    </w:p>
+    <w:p>
+      <w:r>
+        <w:rPr>
+          <w:b w:val="0"/>
+        </w:rPr>
+        <w:t xml:space="preserve">  data-honest way to test the one remaining long-only candidate. (`alpca/data/estimates.py`,</w:t>
+      </w:r>
+    </w:p>
+    <w:p>
+      <w:r>
+        <w:rPr>
+          <w:b w:val="0"/>
+        </w:rPr>
+        <w:t xml:space="preserve">  `scripts/build_revision_signal.py`, `scripts/deploy_revision_paper.py`.)</w:t>
       </w:r>
     </w:p>
     <w:sectPr>

--- a/docs/EDGE_CASE_STUDIES.docx
+++ b/docs/EDGE_CASE_STUDIES.docx
@@ -27252,6 +27252,289 @@
           <w:b w:val="0"/>
         </w:rPr>
         <w:t xml:space="preserve">  `scripts/build_revision_signal.py`, `scripts/deploy_revision_paper.py`.)</w:t>
+      </w:r>
+    </w:p>
+    <w:p>
+      <w:pPr>
+        <w:pStyle w:val="Heading2"/>
+      </w:pPr>
+      <w:r>
+        <w:t>Case 67 — Deployed book vs the REAL tail (Feb-2018 + Mar-2020) ✅ (the 8% cap survives the actual worst-case)</w:t>
+      </w:r>
+    </w:p>
+    <w:p>
+      <w:pPr>
+        <w:pStyle w:val="ListBullet"/>
+      </w:pPr>
+      <w:r>
+        <w:rPr>
+          <w:b/>
+        </w:rPr>
+        <w:t>What it upgrades.</w:t>
+      </w:r>
+      <w:r>
+        <w:rPr>
+          <w:b w:val="0"/>
+        </w:rPr>
+        <w:t xml:space="preserve"> Case 50 stress-tested short-vol against a *simulated* volmageddon. SVXY now has</w:t>
+      </w:r>
+    </w:p>
+    <w:p>
+      <w:r>
+        <w:rPr>
+          <w:b w:val="0"/>
+        </w:rPr>
+        <w:t xml:space="preserve">  SIP history back to 2016-01, so the </w:t>
+      </w:r>
+      <w:r>
+        <w:rPr>
+          <w:b/>
+        </w:rPr>
+        <w:t>actual deployed book</w:t>
+      </w:r>
+      <w:r>
+        <w:rPr>
+          <w:b w:val="0"/>
+        </w:rPr>
+        <w:t xml:space="preserve"> — pairs (92%, delisting-aware WF) +</w:t>
+      </w:r>
+    </w:p>
+    <w:p>
+      <w:r>
+        <w:rPr>
+          <w:b w:val="0"/>
+        </w:rPr>
+        <w:t xml:space="preserve">  short-vol (long SVXY, hard-capped 8%) — can be marked through the </w:t>
+      </w:r>
+      <w:r>
+        <w:rPr>
+          <w:b/>
+        </w:rPr>
+        <w:t>real Feb-2018 volmageddon</w:t>
+      </w:r>
+      <w:r>
+        <w:rPr>
+          <w:b w:val="0"/>
+        </w:rPr>
+        <w:t xml:space="preserve"> and</w:t>
+      </w:r>
+    </w:p>
+    <w:p>
+      <w:r>
+        <w:rPr>
+          <w:b w:val="0"/>
+        </w:rPr>
+        <w:t xml:space="preserve">  the </w:t>
+      </w:r>
+      <w:r>
+        <w:rPr>
+          <w:b/>
+        </w:rPr>
+        <w:t>March-2020 COVID crash</w:t>
+      </w:r>
+      <w:r>
+        <w:rPr>
+          <w:b w:val="0"/>
+        </w:rPr>
+        <w:t>, the exact tail the cap exists to contain.</w:t>
+      </w:r>
+    </w:p>
+    <w:p>
+      <w:pPr>
+        <w:pStyle w:val="ListBullet"/>
+      </w:pPr>
+      <w:r>
+        <w:rPr>
+          <w:b/>
+        </w:rPr>
+        <w:t>The cap works — on the real event.</w:t>
+      </w:r>
+      <w:r>
+        <w:rPr>
+          <w:b w:val="0"/>
+        </w:rPr>
+        <w:t xml:space="preserve"> On </w:t>
+      </w:r>
+      <w:r>
+        <w:rPr>
+          <w:b/>
+        </w:rPr>
+        <w:t>2018-02-06, SVXY fell −83% in a single day</w:t>
+      </w:r>
+      <w:r>
+        <w:rPr>
+          <w:b w:val="0"/>
+        </w:rPr>
+        <w:t xml:space="preserve"> (the real</w:t>
+      </w:r>
+    </w:p>
+    <w:p>
+      <w:r>
+        <w:rPr>
+          <w:b w:val="0"/>
+        </w:rPr>
+        <w:t xml:space="preserve">  −1× instrument), yet because it's capped at 8% the </w:t>
+      </w:r>
+      <w:r>
+        <w:rPr>
+          <w:b/>
+        </w:rPr>
+        <w:t>book lost only −6.7%</w:t>
+      </w:r>
+      <w:r>
+        <w:rPr>
+          <w:b w:val="0"/>
+        </w:rPr>
+        <w:t xml:space="preserve"> that day (−12.2% over the</w:t>
+      </w:r>
+    </w:p>
+    <w:p>
+      <w:r>
+        <w:rPr>
+          <w:b w:val="0"/>
+        </w:rPr>
+        <w:t xml:space="preserve">  Feb-2018 window). March-2020: book DD −8.2% (SVXY −19.5%). An 83% sleeve collapse contained to a</w:t>
+      </w:r>
+    </w:p>
+    <w:p>
+      <w:r>
+        <w:rPr>
+          <w:b w:val="0"/>
+        </w:rPr>
+        <w:t xml:space="preserve">  single-digit book hit — the hard cap doing exactly its job against the worst short-vol day in history.</w:t>
+      </w:r>
+    </w:p>
+    <w:p>
+      <w:pPr>
+        <w:pStyle w:val="ListBullet"/>
+      </w:pPr>
+      <w:r>
+        <w:rPr>
+          <w:b/>
+        </w:rPr>
+        <w:t>Conservative by construction.</w:t>
+      </w:r>
+      <w:r>
+        <w:rPr>
+          <w:b w:val="0"/>
+        </w:rPr>
+        <w:t xml:space="preserve"> ProShares cut SVXY from −1× to −0.5× on 2018-02-27; our pre-2018</w:t>
+      </w:r>
+    </w:p>
+    <w:p>
+      <w:r>
+        <w:rPr>
+          <w:b w:val="0"/>
+        </w:rPr>
+        <w:t xml:space="preserve">  bars are the 2×-more-violent −1× instrument, so the Feb-2018 figure *overstates* the deployed tail —</w:t>
+      </w:r>
+    </w:p>
+    <w:p>
+      <w:r>
+        <w:rPr>
+          <w:b w:val="0"/>
+        </w:rPr>
+        <w:t xml:space="preserve">  the actual −0.5× book would have taken ~half (~−3.4%). It survives the harder test.</w:t>
+      </w:r>
+    </w:p>
+    <w:p>
+      <w:pPr>
+        <w:pStyle w:val="ListBullet"/>
+      </w:pPr>
+      <w:r>
+        <w:rPr>
+          <w:b/>
+        </w:rPr>
+        <w:t>Full out-of-regime read.</w:t>
+      </w:r>
+      <w:r>
+        <w:rPr>
+          <w:b w:val="0"/>
+        </w:rPr>
+        <w:t xml:space="preserve"> 2016-2026: </w:t>
+      </w:r>
+      <w:r>
+        <w:rPr>
+          <w:b/>
+        </w:rPr>
+        <w:t>Sharpe 0.63, maxDD −13.3%, cum +43.5%, +9/11 years</w:t>
+      </w:r>
+    </w:p>
+    <w:p>
+      <w:r>
+        <w:rPr>
+          <w:b w:val="0"/>
+        </w:rPr>
+        <w:t xml:space="preserve">  (2018 −1.3 the volmageddon year, 2026 −1.06 partial; all other years positive). Short-vol lifts</w:t>
+      </w:r>
+    </w:p>
+    <w:p>
+      <w:r>
+        <w:rPr>
+          <w:b w:val="0"/>
+        </w:rPr>
+        <w:t xml:space="preserve">  pairs-alone (0.51 → 0.63) and the book holds across both the 2018 and 2020 stress regimes.</w:t>
+      </w:r>
+    </w:p>
+    <w:p>
+      <w:pPr>
+        <w:pStyle w:val="ListBullet"/>
+      </w:pPr>
+      <w:r>
+        <w:rPr>
+          <w:b/>
+        </w:rPr>
+        <w:t>Verdict.</w:t>
+      </w:r>
+      <w:r>
+        <w:rPr>
+          <w:b w:val="0"/>
+        </w:rPr>
+        <w:t xml:space="preserve"> ✅ </w:t>
+      </w:r>
+      <w:r>
+        <w:rPr>
+          <w:b/>
+        </w:rPr>
+        <w:t>Deployed book + its risk management validated on the real worst-case.</w:t>
+      </w:r>
+      <w:r>
+        <w:rPr>
+          <w:b w:val="0"/>
+        </w:rPr>
+        <w:t xml:space="preserve"> The 8%</w:t>
+      </w:r>
+    </w:p>
+    <w:p>
+      <w:r>
+        <w:rPr>
+          <w:b w:val="0"/>
+        </w:rPr>
+        <w:t xml:space="preserve">  short-vol cap is confirmed — not by simulation but by the actual −83% SVXY day — and the combined</w:t>
+      </w:r>
+    </w:p>
+    <w:p>
+      <w:r>
+        <w:rPr>
+          <w:b w:val="0"/>
+        </w:rPr>
+        <w:t xml:space="preserve">  book's tail (−13% maxDD over a decade incl. two crises) is acceptable for a market-neutral book. The</w:t>
+      </w:r>
+    </w:p>
+    <w:p>
+      <w:r>
+        <w:rPr>
+          <w:b w:val="0"/>
+        </w:rPr>
+        <w:t xml:space="preserve">  strongest possible validation of the funded capital. (`scripts/test_deployed_book_tail.py` →</w:t>
+      </w:r>
+    </w:p>
+    <w:p>
+      <w:r>
+        <w:rPr>
+          <w:b w:val="0"/>
+        </w:rPr>
+        <w:t xml:space="preserve">  `data/deployed_book_tail.json`; SVXY 2016- from `cache_vol_10y`.)</w:t>
       </w:r>
     </w:p>
     <w:sectPr>

--- a/docs/EDGE_CASE_STUDIES.docx
+++ b/docs/EDGE_CASE_STUDIES.docx
@@ -27535,6 +27535,420 @@
           <w:b w:val="0"/>
         </w:rPr>
         <w:t xml:space="preserve">  `data/deployed_book_tail.json`; SVXY 2016- from `cache_vol_10y`.)</w:t>
+      </w:r>
+    </w:p>
+    <w:p>
+      <w:pPr>
+        <w:pStyle w:val="Heading2"/>
+      </w:pPr>
+      <w:r>
+        <w:t>Case 68 — Multi-signal cross-sectional composite 🟡 (the diversification thesis WORKS — but survivorship is un-runnable)</w:t>
+      </w:r>
+    </w:p>
+    <w:p>
+      <w:pPr>
+        <w:pStyle w:val="ListBullet"/>
+      </w:pPr>
+      <w:r>
+        <w:rPr>
+          <w:b/>
+        </w:rPr>
+        <w:t>The idea (the last tractable systematic hunt).</w:t>
+      </w:r>
+      <w:r>
+        <w:rPr>
+          <w:b w:val="0"/>
+        </w:rPr>
+        <w:t xml:space="preserve"> The individual signals are all weak, but if</w:t>
+      </w:r>
+    </w:p>
+    <w:p>
+      <w:r>
+        <w:rPr>
+          <w:b w:val="0"/>
+        </w:rPr>
+        <w:t xml:space="preserve">  they're uncorrelated, a composite should have better breadth than any one (the AQR</w:t>
+      </w:r>
+    </w:p>
+    <w:p>
+      <w:r>
+        <w:rPr>
+          <w:b w:val="0"/>
+        </w:rPr>
+        <w:t xml:space="preserve">  "factors-everywhere" thesis). Combined the three signals with point-in-time history — </w:t>
+      </w:r>
+      <w:r>
+        <w:rPr>
+          <w:b/>
+        </w:rPr>
+        <w:t>momentum</w:t>
+      </w:r>
+    </w:p>
+    <w:p>
+      <w:r>
+        <w:rPr>
+          <w:b w:val="0"/>
+        </w:rPr>
+        <w:t xml:space="preserve">  (12-1), </w:t>
+      </w:r>
+      <w:r>
+        <w:rPr>
+          <w:b/>
+        </w:rPr>
+        <w:t>value</w:t>
+      </w:r>
+      <w:r>
+        <w:rPr>
+          <w:b w:val="0"/>
+        </w:rPr>
+        <w:t xml:space="preserve"> (B/P, EDGAR, filed-date-lagged), </w:t>
+      </w:r>
+      <w:r>
+        <w:rPr>
+          <w:b/>
+        </w:rPr>
+        <w:t>short-interest</w:t>
+      </w:r>
+      <w:r>
+        <w:rPr>
+          <w:b w:val="0"/>
+        </w:rPr>
+        <w:t xml:space="preserve"> (low days-to-cover, FINRA,</w:t>
+      </w:r>
+    </w:p>
+    <w:p>
+      <w:r>
+        <w:rPr>
+          <w:b w:val="0"/>
+        </w:rPr>
+        <w:t xml:space="preserve">  publication-lagged) — into one z-scored cross-sectional rank, monthly L/S, on the 166 large-cap</w:t>
+      </w:r>
+    </w:p>
+    <w:p>
+      <w:r>
+        <w:rPr>
+          <w:b w:val="0"/>
+        </w:rPr>
+        <w:t xml:space="preserve">  names that have all three (price ∩ fundamentals ∩ SI). (Revision excluded — snapshot-only, on its</w:t>
+      </w:r>
+    </w:p>
+    <w:p>
+      <w:r>
+        <w:rPr>
+          <w:b w:val="0"/>
+        </w:rPr>
+        <w:t xml:space="preserve">  own forward track, Case 66.)</w:t>
+      </w:r>
+    </w:p>
+    <w:p>
+      <w:pPr>
+        <w:pStyle w:val="ListBullet"/>
+      </w:pPr>
+      <w:r>
+        <w:rPr>
+          <w:b/>
+        </w:rPr>
+        <w:t>The composite beats its parts — and is significant.</w:t>
+      </w:r>
+      <w:r>
+        <w:rPr>
+          <w:b w:val="0"/>
+        </w:rPr>
+        <w:t xml:space="preserve"> Ablation (monthly L/S top-quintile):</w:t>
+      </w:r>
+    </w:p>
+    <w:p>
+      <w:r>
+        <w:rPr>
+          <w:b w:val="0"/>
+        </w:rPr>
+        <w:t xml:space="preserve">  momentum </w:t>
+      </w:r>
+      <w:r>
+        <w:rPr>
+          <w:b/>
+        </w:rPr>
+        <w:t>0.23</w:t>
+      </w:r>
+      <w:r>
+        <w:rPr>
+          <w:b w:val="0"/>
+        </w:rPr>
+        <w:t xml:space="preserve"> (t 0.75), value </w:t>
+      </w:r>
+      <w:r>
+        <w:rPr>
+          <w:b/>
+        </w:rPr>
+        <w:t>0.44</w:t>
+      </w:r>
+      <w:r>
+        <w:rPr>
+          <w:b w:val="0"/>
+        </w:rPr>
+        <w:t xml:space="preserve"> (t 1.43), short-interest </w:t>
+      </w:r>
+      <w:r>
+        <w:rPr>
+          <w:b/>
+        </w:rPr>
+        <w:t>0.24</w:t>
+      </w:r>
+      <w:r>
+        <w:rPr>
+          <w:b w:val="0"/>
+        </w:rPr>
+        <w:t xml:space="preserve"> (t 0.76) — each</w:t>
+      </w:r>
+    </w:p>
+    <w:p>
+      <w:r>
+        <w:rPr>
+          <w:b w:val="0"/>
+        </w:rPr>
+        <w:t xml:space="preserve">  insignificant alone. **Composite: Sharpe 0.64, t-stat 2.05 (the first significant cross-sectional</w:t>
+      </w:r>
+    </w:p>
+    <w:p>
+      <w:r>
+        <w:rPr>
+          <w:b w:val="0"/>
+        </w:rPr>
+        <w:t xml:space="preserve">  result), β 0.08 (market-neutral), out-of-regime 0.60, +8/11 years, maxDD −12%.** It clears the</w:t>
+      </w:r>
+    </w:p>
+    <w:p>
+      <w:r>
+        <w:rPr>
+          <w:b w:val="0"/>
+        </w:rPr>
+        <w:t xml:space="preserve">  beats-best-single + significance + out-of-regime + market-neutral bars, and the fresh-symbol</w:t>
+      </w:r>
+    </w:p>
+    <w:p>
+      <w:r>
+        <w:rPr>
+          <w:b w:val="0"/>
+        </w:rPr>
+        <w:t xml:space="preserve">  holdout stays </w:t>
+      </w:r>
+      <w:r>
+        <w:rPr>
+          <w:b/>
+        </w:rPr>
+        <w:t>positive (train 0.90 → holdout +0.28)</w:t>
+      </w:r>
+      <w:r>
+        <w:rPr>
+          <w:b w:val="0"/>
+        </w:rPr>
+        <w:t>. Genuine diversification: three weak,</w:t>
+      </w:r>
+    </w:p>
+    <w:p>
+      <w:r>
+        <w:rPr>
+          <w:b w:val="0"/>
+        </w:rPr>
+        <w:t xml:space="preserve">  weakly-correlated signals compound into a real edge.</w:t>
+      </w:r>
+    </w:p>
+    <w:p>
+      <w:pPr>
+        <w:pStyle w:val="ListBullet"/>
+      </w:pPr>
+      <w:r>
+        <w:rPr>
+          <w:b/>
+        </w:rPr>
+        <w:t>The decisive caveat — survivorship is UN-RUNNABLE here.</w:t>
+      </w:r>
+      <w:r>
+        <w:rPr>
+          <w:b w:val="0"/>
+        </w:rPr>
+        <w:t xml:space="preserve"> This runs on </w:t>
+      </w:r>
+      <w:r>
+        <w:rPr>
+          <w:b/>
+        </w:rPr>
+        <w:t>166 survivors only</w:t>
+      </w:r>
+      <w:r>
+        <w:rPr>
+          <w:b w:val="0"/>
+        </w:rPr>
+        <w:t>:</w:t>
+      </w:r>
+    </w:p>
+    <w:p>
+      <w:r>
+        <w:rPr>
+          <w:b w:val="0"/>
+        </w:rPr>
+        <w:t xml:space="preserve">  EDGAR fundamentals + FINRA SI have </w:t>
+      </w:r>
+      <w:r>
+        <w:rPr>
+          <w:b/>
+        </w:rPr>
+        <w:t>zero coverage of delisted names</w:t>
+      </w:r>
+      <w:r>
+        <w:rPr>
+          <w:b w:val="0"/>
+        </w:rPr>
+        <w:t>, so unlike momentum (which we</w:t>
+      </w:r>
+    </w:p>
+    <w:p>
+      <w:r>
+        <w:rPr>
+          <w:b w:val="0"/>
+        </w:rPr>
+        <w:t xml:space="preserve">  *could* re-test on `cache_delisted_sip`, and it halved 0.50→0.23, Case 65) the composite **cannot be</w:t>
+      </w:r>
+    </w:p>
+    <w:p>
+      <w:r>
+        <w:rPr>
+          <w:b w:val="0"/>
+        </w:rPr>
+        <w:t xml:space="preserve">  survivorship-corrected on free data.** And survivorship is exactly the control that killed value</w:t>
+      </w:r>
+    </w:p>
+    <w:p>
+      <w:r>
+        <w:rPr>
+          <w:b w:val="0"/>
+        </w:rPr>
+        <w:t xml:space="preserve">  (Case 43, value→momentum flip) and insider (Case 63, +1.4%→−0.6%). The holdout decay (0.90→0.28)</w:t>
+      </w:r>
+    </w:p>
+    <w:p>
+      <w:r>
+        <w:rPr>
+          <w:b w:val="0"/>
+        </w:rPr>
+        <w:t xml:space="preserve">  also hints the survivor-only 0.64 is flattered. Honest expectation under survivorship correction:</w:t>
+      </w:r>
+    </w:p>
+    <w:p>
+      <w:r>
+        <w:rPr>
+          <w:b w:val="0"/>
+        </w:rPr>
+        <w:t xml:space="preserve">  materially lower, plausibly ~0.3–0.4.</w:t>
+      </w:r>
+    </w:p>
+    <w:p>
+      <w:pPr>
+        <w:pStyle w:val="ListBullet"/>
+      </w:pPr>
+      <w:r>
+        <w:rPr>
+          <w:b/>
+        </w:rPr>
+        <w:t>Verdict.</w:t>
+      </w:r>
+      <w:r>
+        <w:rPr>
+          <w:b w:val="0"/>
+        </w:rPr>
+        <w:t xml:space="preserve"> 🟡 </w:t>
+      </w:r>
+      <w:r>
+        <w:rPr>
+          <w:b/>
+        </w:rPr>
+        <w:t>Strongest non-deployed candidate — PROBATION, not fundable.</w:t>
+      </w:r>
+      <w:r>
+        <w:rPr>
+          <w:b w:val="0"/>
+        </w:rPr>
+        <w:t xml:space="preserve"> It clears every</w:t>
+      </w:r>
+    </w:p>
+    <w:p>
+      <w:r>
+        <w:rPr>
+          <w:b w:val="0"/>
+        </w:rPr>
+        <w:t xml:space="preserve">  control we *can* run (significant, out-of-regime, generalizes, market-neutral, beats its parts), but</w:t>
+      </w:r>
+    </w:p>
+    <w:p>
+      <w:r>
+        <w:rPr>
+          <w:b w:val="0"/>
+        </w:rPr>
+        <w:t xml:space="preserve">  the one control that has killed the most similar cases is </w:t>
+      </w:r>
+      <w:r>
+        <w:rPr>
+          <w:b/>
+        </w:rPr>
+        <w:t>structurally un-runnable</w:t>
+      </w:r>
+      <w:r>
+        <w:rPr>
+          <w:b w:val="0"/>
+        </w:rPr>
+        <w:t xml:space="preserve"> (no delisted</w:t>
+      </w:r>
+    </w:p>
+    <w:p>
+      <w:r>
+        <w:rPr>
+          <w:b w:val="0"/>
+        </w:rPr>
+        <w:t xml:space="preserve">  fundamental/SI on free data). The honest resolution is a </w:t>
+      </w:r>
+      <w:r>
+        <w:rPr>
+          <w:b/>
+        </w:rPr>
+        <w:t>forward track</w:t>
+      </w:r>
+      <w:r>
+        <w:rPr>
+          <w:b w:val="0"/>
+        </w:rPr>
+        <w:t xml:space="preserve"> (survivorship-honest by</w:t>
+      </w:r>
+    </w:p>
+    <w:p>
+      <w:r>
+        <w:rPr>
+          <w:b w:val="0"/>
+        </w:rPr>
+        <w:t xml:space="preserve">  construction — it trades names as they exist, including future delistings); zero capital until the</w:t>
+      </w:r>
+    </w:p>
+    <w:p>
+      <w:r>
+        <w:rPr>
+          <w:b w:val="0"/>
+        </w:rPr>
+        <w:t xml:space="preserve">  live curve confirms it survives out-of-survivor. This is the most promising thing in the queue and</w:t>
+      </w:r>
+    </w:p>
+    <w:p>
+      <w:r>
+        <w:rPr>
+          <w:b w:val="0"/>
+        </w:rPr>
+        <w:t xml:space="preserve">  the right candidate to forward-track next. (`scripts/test_composite_signal.py` →</w:t>
+      </w:r>
+    </w:p>
+    <w:p>
+      <w:r>
+        <w:rPr>
+          <w:b w:val="0"/>
+        </w:rPr>
+        <w:t xml:space="preserve">  `data/composite_signal.json`.)</w:t>
       </w:r>
     </w:p>
     <w:sectPr>

--- a/docs/EDGE_CASE_STUDIES.docx
+++ b/docs/EDGE_CASE_STUDIES.docx
@@ -27949,6 +27949,50 @@
           <w:b w:val="0"/>
         </w:rPr>
         <w:t xml:space="preserve">  `data/composite_signal.json`.)</w:t>
+      </w:r>
+    </w:p>
+    <w:p>
+      <w:r>
+        <w:rPr>
+          <w:b w:val="0"/>
+        </w:rPr>
+        <w:t xml:space="preserve">  </w:t>
+      </w:r>
+      <w:r>
+        <w:rPr>
+          <w:b/>
+        </w:rPr>
+        <w:t>UPDATE (2026-06-24): forward sleeve LAUNCHED.</w:t>
+      </w:r>
+      <w:r>
+        <w:rPr>
+          <w:b w:val="0"/>
+        </w:rPr>
+        <w:t xml:space="preserve"> `scripts/deploy_composite_paper.py` (long-only</w:t>
+      </w:r>
+    </w:p>
+    <w:p>
+      <w:r>
+        <w:rPr>
+          <w:b w:val="0"/>
+        </w:rPr>
+        <w:t xml:space="preserve">  top-quintile, monthly rebalance, 163-name universe) is now a PROBATION sleeve (weight 0) in</w:t>
+      </w:r>
+    </w:p>
+    <w:p>
+      <w:r>
+        <w:rPr>
+          <w:b w:val="0"/>
+        </w:rPr>
+        <w:t xml:space="preserve">  `portfolio.py`, wired into the daily `forward_track.sh` + paper-edge DB — its survivorship-honest</w:t>
+      </w:r>
+    </w:p>
+    <w:p>
+      <w:r>
+        <w:rPr>
+          <w:b w:val="0"/>
+        </w:rPr>
+        <w:t xml:space="preserve">  forward clock is running.</w:t>
       </w:r>
     </w:p>
     <w:sectPr>
